--- a/answers-of-three-digit_number_divided_by_one-digit_number.docx
+++ b/answers-of-three-digit_number_divided_by_one-digit_number.docx
@@ -40,7 +40,7 @@
                 <w:rFonts w:ascii="TimeNewRoman" w:hAnsi="TimeNewRoman"/>
                 <w:sz w:val="30"/>
               </w:rPr>
-              <w:t>140÷8=17, 4</w:t>
+              <w:t>735÷4=183, 3</w:t>
             </w:r>
           </w:p>
         </w:tc>
@@ -57,7 +57,7 @@
                 <w:rFonts w:ascii="TimeNewRoman" w:hAnsi="TimeNewRoman"/>
                 <w:sz w:val="30"/>
               </w:rPr>
-              <w:t>814÷6=135, 4</w:t>
+              <w:t>768÷2=384, 0</w:t>
             </w:r>
           </w:p>
         </w:tc>
@@ -74,7 +74,7 @@
                 <w:rFonts w:ascii="TimeNewRoman" w:hAnsi="TimeNewRoman"/>
                 <w:sz w:val="30"/>
               </w:rPr>
-              <w:t>682÷7=97, 3</w:t>
+              <w:t>186÷8=23, 2</w:t>
             </w:r>
           </w:p>
         </w:tc>
@@ -91,7 +91,7 @@
                 <w:rFonts w:ascii="TimeNewRoman" w:hAnsi="TimeNewRoman"/>
                 <w:sz w:val="30"/>
               </w:rPr>
-              <w:t>231÷4=57, 3</w:t>
+              <w:t>822÷7=117, 3</w:t>
             </w:r>
           </w:p>
         </w:tc>
@@ -108,7 +108,7 @@
                 <w:rFonts w:ascii="TimeNewRoman" w:hAnsi="TimeNewRoman"/>
                 <w:sz w:val="30"/>
               </w:rPr>
-              <w:t>620÷8=77, 4</w:t>
+              <w:t>500÷5=100, 0</w:t>
             </w:r>
           </w:p>
         </w:tc>
@@ -223,7 +223,7 @@
                 <w:rFonts w:ascii="TimeNewRoman" w:hAnsi="TimeNewRoman"/>
                 <w:sz w:val="30"/>
               </w:rPr>
-              <w:t>611÷6=101, 5</w:t>
+              <w:t>648÷4=162, 0</w:t>
             </w:r>
           </w:p>
         </w:tc>
@@ -240,7 +240,7 @@
                 <w:rFonts w:ascii="TimeNewRoman" w:hAnsi="TimeNewRoman"/>
                 <w:sz w:val="30"/>
               </w:rPr>
-              <w:t>759÷3=253, 0</w:t>
+              <w:t>171÷8=21, 3</w:t>
             </w:r>
           </w:p>
         </w:tc>
@@ -257,7 +257,7 @@
                 <w:rFonts w:ascii="TimeNewRoman" w:hAnsi="TimeNewRoman"/>
                 <w:sz w:val="30"/>
               </w:rPr>
-              <w:t>926÷5=185, 1</w:t>
+              <w:t>385÷5=77, 0</w:t>
             </w:r>
           </w:p>
         </w:tc>
@@ -274,7 +274,7 @@
                 <w:rFonts w:ascii="TimeNewRoman" w:hAnsi="TimeNewRoman"/>
                 <w:sz w:val="30"/>
               </w:rPr>
-              <w:t>642÷3=214, 0</w:t>
+              <w:t>544÷9=60, 4</w:t>
             </w:r>
           </w:p>
         </w:tc>
@@ -291,7 +291,7 @@
                 <w:rFonts w:ascii="TimeNewRoman" w:hAnsi="TimeNewRoman"/>
                 <w:sz w:val="30"/>
               </w:rPr>
-              <w:t>933÷8=116, 5</w:t>
+              <w:t>632÷2=316, 0</w:t>
             </w:r>
           </w:p>
         </w:tc>
@@ -406,7 +406,7 @@
                 <w:rFonts w:ascii="TimeNewRoman" w:hAnsi="TimeNewRoman"/>
                 <w:sz w:val="30"/>
               </w:rPr>
-              <w:t>202÷4=50, 2</w:t>
+              <w:t>258÷8=32, 2</w:t>
             </w:r>
           </w:p>
         </w:tc>
@@ -423,7 +423,7 @@
                 <w:rFonts w:ascii="TimeNewRoman" w:hAnsi="TimeNewRoman"/>
                 <w:sz w:val="30"/>
               </w:rPr>
-              <w:t>859÷3=286, 1</w:t>
+              <w:t>692÷6=115, 2</w:t>
             </w:r>
           </w:p>
         </w:tc>
@@ -440,7 +440,7 @@
                 <w:rFonts w:ascii="TimeNewRoman" w:hAnsi="TimeNewRoman"/>
                 <w:sz w:val="30"/>
               </w:rPr>
-              <w:t>130÷5=26, 0</w:t>
+              <w:t>837÷9=93, 0</w:t>
             </w:r>
           </w:p>
         </w:tc>
@@ -457,7 +457,7 @@
                 <w:rFonts w:ascii="TimeNewRoman" w:hAnsi="TimeNewRoman"/>
                 <w:sz w:val="30"/>
               </w:rPr>
-              <w:t>718÷3=239, 1</w:t>
+              <w:t>669÷5=133, 4</w:t>
             </w:r>
           </w:p>
         </w:tc>
@@ -474,7 +474,7 @@
                 <w:rFonts w:ascii="TimeNewRoman" w:hAnsi="TimeNewRoman"/>
                 <w:sz w:val="30"/>
               </w:rPr>
-              <w:t>886÷4=221, 2</w:t>
+              <w:t>369÷3=123, 0</w:t>
             </w:r>
           </w:p>
         </w:tc>
@@ -589,7 +589,7 @@
                 <w:rFonts w:ascii="TimeNewRoman" w:hAnsi="TimeNewRoman"/>
                 <w:sz w:val="30"/>
               </w:rPr>
-              <w:t>151÷5=30, 1</w:t>
+              <w:t>907÷5=181, 2</w:t>
             </w:r>
           </w:p>
         </w:tc>
@@ -606,7 +606,7 @@
                 <w:rFonts w:ascii="TimeNewRoman" w:hAnsi="TimeNewRoman"/>
                 <w:sz w:val="30"/>
               </w:rPr>
-              <w:t>664÷9=73, 7</w:t>
+              <w:t>548÷4=137, 0</w:t>
             </w:r>
           </w:p>
         </w:tc>
@@ -623,7 +623,7 @@
                 <w:rFonts w:ascii="TimeNewRoman" w:hAnsi="TimeNewRoman"/>
                 <w:sz w:val="30"/>
               </w:rPr>
-              <w:t>761÷6=126, 5</w:t>
+              <w:t>805÷5=161, 0</w:t>
             </w:r>
           </w:p>
         </w:tc>
@@ -640,7 +640,7 @@
                 <w:rFonts w:ascii="TimeNewRoman" w:hAnsi="TimeNewRoman"/>
                 <w:sz w:val="30"/>
               </w:rPr>
-              <w:t>629÷7=89, 6</w:t>
+              <w:t>371÷6=61, 5</w:t>
             </w:r>
           </w:p>
         </w:tc>
@@ -657,7 +657,7 @@
                 <w:rFonts w:ascii="TimeNewRoman" w:hAnsi="TimeNewRoman"/>
                 <w:sz w:val="30"/>
               </w:rPr>
-              <w:t>951÷2=475, 1</w:t>
+              <w:t>846÷4=211, 2</w:t>
             </w:r>
           </w:p>
         </w:tc>
@@ -772,7 +772,7 @@
                 <w:rFonts w:ascii="TimeNewRoman" w:hAnsi="TimeNewRoman"/>
                 <w:sz w:val="30"/>
               </w:rPr>
-              <w:t>259÷9=28, 7</w:t>
+              <w:t>968÷7=138, 2</w:t>
             </w:r>
           </w:p>
         </w:tc>
@@ -789,7 +789,7 @@
                 <w:rFonts w:ascii="TimeNewRoman" w:hAnsi="TimeNewRoman"/>
                 <w:sz w:val="30"/>
               </w:rPr>
-              <w:t>168÷5=33, 3</w:t>
+              <w:t>225÷8=28, 1</w:t>
             </w:r>
           </w:p>
         </w:tc>
@@ -806,7 +806,7 @@
                 <w:rFonts w:ascii="TimeNewRoman" w:hAnsi="TimeNewRoman"/>
                 <w:sz w:val="30"/>
               </w:rPr>
-              <w:t>476÷2=238, 0</w:t>
+              <w:t>435÷4=108, 3</w:t>
             </w:r>
           </w:p>
         </w:tc>
@@ -823,7 +823,7 @@
                 <w:rFonts w:ascii="TimeNewRoman" w:hAnsi="TimeNewRoman"/>
                 <w:sz w:val="30"/>
               </w:rPr>
-              <w:t>758÷8=94, 6</w:t>
+              <w:t>365÷3=121, 2</w:t>
             </w:r>
           </w:p>
         </w:tc>
@@ -840,7 +840,7 @@
                 <w:rFonts w:ascii="TimeNewRoman" w:hAnsi="TimeNewRoman"/>
                 <w:sz w:val="30"/>
               </w:rPr>
-              <w:t>508÷7=72, 4</w:t>
+              <w:t>481÷2=240, 1</w:t>
             </w:r>
           </w:p>
         </w:tc>

--- a/answers-of-three-digit_number_divided_by_one-digit_number.docx
+++ b/answers-of-three-digit_number_divided_by_one-digit_number.docx
@@ -11,7 +11,7 @@
           <w:rFonts w:ascii="Arial" w:hAnsi="Arial"/>
           <w:sz w:val="30"/>
         </w:rPr>
-        <w:t>2026-09-12 Saturday</w:t>
+        <w:t>2026-09-13 Sunday</w:t>
       </w:r>
     </w:p>
     <w:tbl>
@@ -40,7 +40,7 @@
                 <w:rFonts w:ascii="TimeNewRoman" w:hAnsi="TimeNewRoman"/>
                 <w:sz w:val="30"/>
               </w:rPr>
-              <w:t>735÷4=183, 3</w:t>
+              <w:t>599÷7=85, 4</w:t>
             </w:r>
           </w:p>
         </w:tc>
@@ -57,7 +57,7 @@
                 <w:rFonts w:ascii="TimeNewRoman" w:hAnsi="TimeNewRoman"/>
                 <w:sz w:val="30"/>
               </w:rPr>
-              <w:t>768÷2=384, 0</w:t>
+              <w:t>939÷3=313, 0</w:t>
             </w:r>
           </w:p>
         </w:tc>
@@ -74,7 +74,7 @@
                 <w:rFonts w:ascii="TimeNewRoman" w:hAnsi="TimeNewRoman"/>
                 <w:sz w:val="30"/>
               </w:rPr>
-              <w:t>186÷8=23, 2</w:t>
+              <w:t>681÷3=227, 0</w:t>
             </w:r>
           </w:p>
         </w:tc>
@@ -91,7 +91,7 @@
                 <w:rFonts w:ascii="TimeNewRoman" w:hAnsi="TimeNewRoman"/>
                 <w:sz w:val="30"/>
               </w:rPr>
-              <w:t>822÷7=117, 3</w:t>
+              <w:t>290÷9=32, 2</w:t>
             </w:r>
           </w:p>
         </w:tc>
@@ -108,7 +108,7 @@
                 <w:rFonts w:ascii="TimeNewRoman" w:hAnsi="TimeNewRoman"/>
                 <w:sz w:val="30"/>
               </w:rPr>
-              <w:t>500÷5=100, 0</w:t>
+              <w:t>138÷2=69, 0</w:t>
             </w:r>
           </w:p>
         </w:tc>
@@ -223,7 +223,7 @@
                 <w:rFonts w:ascii="TimeNewRoman" w:hAnsi="TimeNewRoman"/>
                 <w:sz w:val="30"/>
               </w:rPr>
-              <w:t>648÷4=162, 0</w:t>
+              <w:t>863÷5=172, 3</w:t>
             </w:r>
           </w:p>
         </w:tc>
@@ -240,7 +240,7 @@
                 <w:rFonts w:ascii="TimeNewRoman" w:hAnsi="TimeNewRoman"/>
                 <w:sz w:val="30"/>
               </w:rPr>
-              <w:t>171÷8=21, 3</w:t>
+              <w:t>461÷7=65, 6</w:t>
             </w:r>
           </w:p>
         </w:tc>
@@ -257,7 +257,7 @@
                 <w:rFonts w:ascii="TimeNewRoman" w:hAnsi="TimeNewRoman"/>
                 <w:sz w:val="30"/>
               </w:rPr>
-              <w:t>385÷5=77, 0</w:t>
+              <w:t>303÷9=33, 6</w:t>
             </w:r>
           </w:p>
         </w:tc>
@@ -274,7 +274,7 @@
                 <w:rFonts w:ascii="TimeNewRoman" w:hAnsi="TimeNewRoman"/>
                 <w:sz w:val="30"/>
               </w:rPr>
-              <w:t>544÷9=60, 4</w:t>
+              <w:t>166÷9=18, 4</w:t>
             </w:r>
           </w:p>
         </w:tc>
@@ -291,7 +291,7 @@
                 <w:rFonts w:ascii="TimeNewRoman" w:hAnsi="TimeNewRoman"/>
                 <w:sz w:val="30"/>
               </w:rPr>
-              <w:t>632÷2=316, 0</w:t>
+              <w:t>768÷2=384, 0</w:t>
             </w:r>
           </w:p>
         </w:tc>
@@ -406,7 +406,7 @@
                 <w:rFonts w:ascii="TimeNewRoman" w:hAnsi="TimeNewRoman"/>
                 <w:sz w:val="30"/>
               </w:rPr>
-              <w:t>258÷8=32, 2</w:t>
+              <w:t>525÷7=75, 0</w:t>
             </w:r>
           </w:p>
         </w:tc>
@@ -423,7 +423,7 @@
                 <w:rFonts w:ascii="TimeNewRoman" w:hAnsi="TimeNewRoman"/>
                 <w:sz w:val="30"/>
               </w:rPr>
-              <w:t>692÷6=115, 2</w:t>
+              <w:t>975÷6=162, 3</w:t>
             </w:r>
           </w:p>
         </w:tc>
@@ -440,7 +440,7 @@
                 <w:rFonts w:ascii="TimeNewRoman" w:hAnsi="TimeNewRoman"/>
                 <w:sz w:val="30"/>
               </w:rPr>
-              <w:t>837÷9=93, 0</w:t>
+              <w:t>200÷4=50, 0</w:t>
             </w:r>
           </w:p>
         </w:tc>
@@ -457,7 +457,7 @@
                 <w:rFonts w:ascii="TimeNewRoman" w:hAnsi="TimeNewRoman"/>
                 <w:sz w:val="30"/>
               </w:rPr>
-              <w:t>669÷5=133, 4</w:t>
+              <w:t>613÷7=87, 4</w:t>
             </w:r>
           </w:p>
         </w:tc>
@@ -474,7 +474,7 @@
                 <w:rFonts w:ascii="TimeNewRoman" w:hAnsi="TimeNewRoman"/>
                 <w:sz w:val="30"/>
               </w:rPr>
-              <w:t>369÷3=123, 0</w:t>
+              <w:t>268÷9=29, 7</w:t>
             </w:r>
           </w:p>
         </w:tc>
@@ -589,7 +589,7 @@
                 <w:rFonts w:ascii="TimeNewRoman" w:hAnsi="TimeNewRoman"/>
                 <w:sz w:val="30"/>
               </w:rPr>
-              <w:t>907÷5=181, 2</w:t>
+              <w:t>873÷6=145, 3</w:t>
             </w:r>
           </w:p>
         </w:tc>
@@ -606,7 +606,7 @@
                 <w:rFonts w:ascii="TimeNewRoman" w:hAnsi="TimeNewRoman"/>
                 <w:sz w:val="30"/>
               </w:rPr>
-              <w:t>548÷4=137, 0</w:t>
+              <w:t>881÷8=110, 1</w:t>
             </w:r>
           </w:p>
         </w:tc>
@@ -623,7 +623,7 @@
                 <w:rFonts w:ascii="TimeNewRoman" w:hAnsi="TimeNewRoman"/>
                 <w:sz w:val="30"/>
               </w:rPr>
-              <w:t>805÷5=161, 0</w:t>
+              <w:t>535÷3=178, 1</w:t>
             </w:r>
           </w:p>
         </w:tc>
@@ -640,7 +640,7 @@
                 <w:rFonts w:ascii="TimeNewRoman" w:hAnsi="TimeNewRoman"/>
                 <w:sz w:val="30"/>
               </w:rPr>
-              <w:t>371÷6=61, 5</w:t>
+              <w:t>953÷2=476, 1</w:t>
             </w:r>
           </w:p>
         </w:tc>
@@ -657,7 +657,7 @@
                 <w:rFonts w:ascii="TimeNewRoman" w:hAnsi="TimeNewRoman"/>
                 <w:sz w:val="30"/>
               </w:rPr>
-              <w:t>846÷4=211, 2</w:t>
+              <w:t>787÷4=196, 3</w:t>
             </w:r>
           </w:p>
         </w:tc>
@@ -772,7 +772,7 @@
                 <w:rFonts w:ascii="TimeNewRoman" w:hAnsi="TimeNewRoman"/>
                 <w:sz w:val="30"/>
               </w:rPr>
-              <w:t>968÷7=138, 2</w:t>
+              <w:t>453÷2=226, 1</w:t>
             </w:r>
           </w:p>
         </w:tc>
@@ -789,7 +789,7 @@
                 <w:rFonts w:ascii="TimeNewRoman" w:hAnsi="TimeNewRoman"/>
                 <w:sz w:val="30"/>
               </w:rPr>
-              <w:t>225÷8=28, 1</w:t>
+              <w:t>982÷2=491, 0</w:t>
             </w:r>
           </w:p>
         </w:tc>
@@ -806,7 +806,7 @@
                 <w:rFonts w:ascii="TimeNewRoman" w:hAnsi="TimeNewRoman"/>
                 <w:sz w:val="30"/>
               </w:rPr>
-              <w:t>435÷4=108, 3</w:t>
+              <w:t>464÷3=154, 2</w:t>
             </w:r>
           </w:p>
         </w:tc>
@@ -823,7 +823,7 @@
                 <w:rFonts w:ascii="TimeNewRoman" w:hAnsi="TimeNewRoman"/>
                 <w:sz w:val="30"/>
               </w:rPr>
-              <w:t>365÷3=121, 2</w:t>
+              <w:t>839÷6=139, 5</w:t>
             </w:r>
           </w:p>
         </w:tc>
@@ -840,7 +840,7 @@
                 <w:rFonts w:ascii="TimeNewRoman" w:hAnsi="TimeNewRoman"/>
                 <w:sz w:val="30"/>
               </w:rPr>
-              <w:t>481÷2=240, 1</w:t>
+              <w:t>253÷9=28, 1</w:t>
             </w:r>
           </w:p>
         </w:tc>

--- a/answers-of-three-digit_number_divided_by_one-digit_number.docx
+++ b/answers-of-three-digit_number_divided_by_one-digit_number.docx
@@ -40,7 +40,7 @@
                 <w:rFonts w:ascii="TimeNewRoman" w:hAnsi="TimeNewRoman"/>
                 <w:sz w:val="30"/>
               </w:rPr>
-              <w:t>599÷7=85, 4</w:t>
+              <w:t>998÷5=199, 3</w:t>
             </w:r>
           </w:p>
         </w:tc>
@@ -57,7 +57,7 @@
                 <w:rFonts w:ascii="TimeNewRoman" w:hAnsi="TimeNewRoman"/>
                 <w:sz w:val="30"/>
               </w:rPr>
-              <w:t>939÷3=313, 0</w:t>
+              <w:t>743÷7=106, 1</w:t>
             </w:r>
           </w:p>
         </w:tc>
@@ -74,7 +74,7 @@
                 <w:rFonts w:ascii="TimeNewRoman" w:hAnsi="TimeNewRoman"/>
                 <w:sz w:val="30"/>
               </w:rPr>
-              <w:t>681÷3=227, 0</w:t>
+              <w:t>146÷6=24, 2</w:t>
             </w:r>
           </w:p>
         </w:tc>
@@ -91,7 +91,7 @@
                 <w:rFonts w:ascii="TimeNewRoman" w:hAnsi="TimeNewRoman"/>
                 <w:sz w:val="30"/>
               </w:rPr>
-              <w:t>290÷9=32, 2</w:t>
+              <w:t>549÷8=68, 5</w:t>
             </w:r>
           </w:p>
         </w:tc>
@@ -108,7 +108,7 @@
                 <w:rFonts w:ascii="TimeNewRoman" w:hAnsi="TimeNewRoman"/>
                 <w:sz w:val="30"/>
               </w:rPr>
-              <w:t>138÷2=69, 0</w:t>
+              <w:t>266÷5=53, 1</w:t>
             </w:r>
           </w:p>
         </w:tc>
@@ -223,7 +223,7 @@
                 <w:rFonts w:ascii="TimeNewRoman" w:hAnsi="TimeNewRoman"/>
                 <w:sz w:val="30"/>
               </w:rPr>
-              <w:t>863÷5=172, 3</w:t>
+              <w:t>263÷9=29, 2</w:t>
             </w:r>
           </w:p>
         </w:tc>
@@ -240,7 +240,7 @@
                 <w:rFonts w:ascii="TimeNewRoman" w:hAnsi="TimeNewRoman"/>
                 <w:sz w:val="30"/>
               </w:rPr>
-              <w:t>461÷7=65, 6</w:t>
+              <w:t>896÷8=112, 0</w:t>
             </w:r>
           </w:p>
         </w:tc>
@@ -257,7 +257,7 @@
                 <w:rFonts w:ascii="TimeNewRoman" w:hAnsi="TimeNewRoman"/>
                 <w:sz w:val="30"/>
               </w:rPr>
-              <w:t>303÷9=33, 6</w:t>
+              <w:t>664÷2=332, 0</w:t>
             </w:r>
           </w:p>
         </w:tc>
@@ -274,7 +274,7 @@
                 <w:rFonts w:ascii="TimeNewRoman" w:hAnsi="TimeNewRoman"/>
                 <w:sz w:val="30"/>
               </w:rPr>
-              <w:t>166÷9=18, 4</w:t>
+              <w:t>892÷4=223, 0</w:t>
             </w:r>
           </w:p>
         </w:tc>
@@ -291,7 +291,7 @@
                 <w:rFonts w:ascii="TimeNewRoman" w:hAnsi="TimeNewRoman"/>
                 <w:sz w:val="30"/>
               </w:rPr>
-              <w:t>768÷2=384, 0</w:t>
+              <w:t>683÷2=341, 1</w:t>
             </w:r>
           </w:p>
         </w:tc>
@@ -406,7 +406,7 @@
                 <w:rFonts w:ascii="TimeNewRoman" w:hAnsi="TimeNewRoman"/>
                 <w:sz w:val="30"/>
               </w:rPr>
-              <w:t>525÷7=75, 0</w:t>
+              <w:t>757÷5=151, 2</w:t>
             </w:r>
           </w:p>
         </w:tc>
@@ -423,7 +423,7 @@
                 <w:rFonts w:ascii="TimeNewRoman" w:hAnsi="TimeNewRoman"/>
                 <w:sz w:val="30"/>
               </w:rPr>
-              <w:t>975÷6=162, 3</w:t>
+              <w:t>731÷4=182, 3</w:t>
             </w:r>
           </w:p>
         </w:tc>
@@ -440,7 +440,7 @@
                 <w:rFonts w:ascii="TimeNewRoman" w:hAnsi="TimeNewRoman"/>
                 <w:sz w:val="30"/>
               </w:rPr>
-              <w:t>200÷4=50, 0</w:t>
+              <w:t>666÷8=83, 2</w:t>
             </w:r>
           </w:p>
         </w:tc>
@@ -457,7 +457,7 @@
                 <w:rFonts w:ascii="TimeNewRoman" w:hAnsi="TimeNewRoman"/>
                 <w:sz w:val="30"/>
               </w:rPr>
-              <w:t>613÷7=87, 4</w:t>
+              <w:t>944÷9=104, 8</w:t>
             </w:r>
           </w:p>
         </w:tc>
@@ -474,7 +474,7 @@
                 <w:rFonts w:ascii="TimeNewRoman" w:hAnsi="TimeNewRoman"/>
                 <w:sz w:val="30"/>
               </w:rPr>
-              <w:t>268÷9=29, 7</w:t>
+              <w:t>812÷8=101, 4</w:t>
             </w:r>
           </w:p>
         </w:tc>
@@ -589,7 +589,7 @@
                 <w:rFonts w:ascii="TimeNewRoman" w:hAnsi="TimeNewRoman"/>
                 <w:sz w:val="30"/>
               </w:rPr>
-              <w:t>873÷6=145, 3</w:t>
+              <w:t>319÷7=45, 4</w:t>
             </w:r>
           </w:p>
         </w:tc>
@@ -606,7 +606,7 @@
                 <w:rFonts w:ascii="TimeNewRoman" w:hAnsi="TimeNewRoman"/>
                 <w:sz w:val="30"/>
               </w:rPr>
-              <w:t>881÷8=110, 1</w:t>
+              <w:t>278÷9=30, 8</w:t>
             </w:r>
           </w:p>
         </w:tc>
@@ -623,7 +623,7 @@
                 <w:rFonts w:ascii="TimeNewRoman" w:hAnsi="TimeNewRoman"/>
                 <w:sz w:val="30"/>
               </w:rPr>
-              <w:t>535÷3=178, 1</w:t>
+              <w:t>302÷2=151, 0</w:t>
             </w:r>
           </w:p>
         </w:tc>
@@ -640,7 +640,7 @@
                 <w:rFonts w:ascii="TimeNewRoman" w:hAnsi="TimeNewRoman"/>
                 <w:sz w:val="30"/>
               </w:rPr>
-              <w:t>953÷2=476, 1</w:t>
+              <w:t>737÷3=245, 2</w:t>
             </w:r>
           </w:p>
         </w:tc>
@@ -657,7 +657,7 @@
                 <w:rFonts w:ascii="TimeNewRoman" w:hAnsi="TimeNewRoman"/>
                 <w:sz w:val="30"/>
               </w:rPr>
-              <w:t>787÷4=196, 3</w:t>
+              <w:t>553÷2=276, 1</w:t>
             </w:r>
           </w:p>
         </w:tc>
@@ -772,7 +772,7 @@
                 <w:rFonts w:ascii="TimeNewRoman" w:hAnsi="TimeNewRoman"/>
                 <w:sz w:val="30"/>
               </w:rPr>
-              <w:t>453÷2=226, 1</w:t>
+              <w:t>122÷3=40, 2</w:t>
             </w:r>
           </w:p>
         </w:tc>
@@ -789,7 +789,7 @@
                 <w:rFonts w:ascii="TimeNewRoman" w:hAnsi="TimeNewRoman"/>
                 <w:sz w:val="30"/>
               </w:rPr>
-              <w:t>982÷2=491, 0</w:t>
+              <w:t>869÷2=434, 1</w:t>
             </w:r>
           </w:p>
         </w:tc>
@@ -806,7 +806,7 @@
                 <w:rFonts w:ascii="TimeNewRoman" w:hAnsi="TimeNewRoman"/>
                 <w:sz w:val="30"/>
               </w:rPr>
-              <w:t>464÷3=154, 2</w:t>
+              <w:t>592÷4=148, 0</w:t>
             </w:r>
           </w:p>
         </w:tc>
@@ -823,7 +823,7 @@
                 <w:rFonts w:ascii="TimeNewRoman" w:hAnsi="TimeNewRoman"/>
                 <w:sz w:val="30"/>
               </w:rPr>
-              <w:t>839÷6=139, 5</w:t>
+              <w:t>830÷2=415, 0</w:t>
             </w:r>
           </w:p>
         </w:tc>
@@ -840,7 +840,7 @@
                 <w:rFonts w:ascii="TimeNewRoman" w:hAnsi="TimeNewRoman"/>
                 <w:sz w:val="30"/>
               </w:rPr>
-              <w:t>253÷9=28, 1</w:t>
+              <w:t>719÷8=89, 7</w:t>
             </w:r>
           </w:p>
         </w:tc>

--- a/answers-of-three-digit_number_divided_by_one-digit_number.docx
+++ b/answers-of-three-digit_number_divided_by_one-digit_number.docx
@@ -11,7 +11,7 @@
           <w:rFonts w:ascii="Arial" w:hAnsi="Arial"/>
           <w:sz w:val="30"/>
         </w:rPr>
-        <w:t>2026-09-13 Sunday</w:t>
+        <w:t>2026-09-14 Monday</w:t>
       </w:r>
     </w:p>
     <w:tbl>
@@ -40,7 +40,7 @@
                 <w:rFonts w:ascii="TimeNewRoman" w:hAnsi="TimeNewRoman"/>
                 <w:sz w:val="30"/>
               </w:rPr>
-              <w:t>998÷5=199, 3</w:t>
+              <w:t>841÷5=168, 1</w:t>
             </w:r>
           </w:p>
         </w:tc>
@@ -57,7 +57,7 @@
                 <w:rFonts w:ascii="TimeNewRoman" w:hAnsi="TimeNewRoman"/>
                 <w:sz w:val="30"/>
               </w:rPr>
-              <w:t>743÷7=106, 1</w:t>
+              <w:t>409÷9=45, 4</w:t>
             </w:r>
           </w:p>
         </w:tc>
@@ -74,7 +74,7 @@
                 <w:rFonts w:ascii="TimeNewRoman" w:hAnsi="TimeNewRoman"/>
                 <w:sz w:val="30"/>
               </w:rPr>
-              <w:t>146÷6=24, 2</w:t>
+              <w:t>745÷2=372, 1</w:t>
             </w:r>
           </w:p>
         </w:tc>
@@ -91,7 +91,7 @@
                 <w:rFonts w:ascii="TimeNewRoman" w:hAnsi="TimeNewRoman"/>
                 <w:sz w:val="30"/>
               </w:rPr>
-              <w:t>549÷8=68, 5</w:t>
+              <w:t>121÷7=17, 2</w:t>
             </w:r>
           </w:p>
         </w:tc>
@@ -108,7 +108,7 @@
                 <w:rFonts w:ascii="TimeNewRoman" w:hAnsi="TimeNewRoman"/>
                 <w:sz w:val="30"/>
               </w:rPr>
-              <w:t>266÷5=53, 1</w:t>
+              <w:t>703÷4=175, 3</w:t>
             </w:r>
           </w:p>
         </w:tc>
@@ -223,7 +223,7 @@
                 <w:rFonts w:ascii="TimeNewRoman" w:hAnsi="TimeNewRoman"/>
                 <w:sz w:val="30"/>
               </w:rPr>
-              <w:t>263÷9=29, 2</w:t>
+              <w:t>961÷6=160, 1</w:t>
             </w:r>
           </w:p>
         </w:tc>
@@ -240,7 +240,7 @@
                 <w:rFonts w:ascii="TimeNewRoman" w:hAnsi="TimeNewRoman"/>
                 <w:sz w:val="30"/>
               </w:rPr>
-              <w:t>896÷8=112, 0</w:t>
+              <w:t>809÷4=202, 1</w:t>
             </w:r>
           </w:p>
         </w:tc>
@@ -257,7 +257,7 @@
                 <w:rFonts w:ascii="TimeNewRoman" w:hAnsi="TimeNewRoman"/>
                 <w:sz w:val="30"/>
               </w:rPr>
-              <w:t>664÷2=332, 0</w:t>
+              <w:t>154÷9=17, 1</w:t>
             </w:r>
           </w:p>
         </w:tc>
@@ -274,7 +274,7 @@
                 <w:rFonts w:ascii="TimeNewRoman" w:hAnsi="TimeNewRoman"/>
                 <w:sz w:val="30"/>
               </w:rPr>
-              <w:t>892÷4=223, 0</w:t>
+              <w:t>259÷9=28, 7</w:t>
             </w:r>
           </w:p>
         </w:tc>
@@ -291,7 +291,7 @@
                 <w:rFonts w:ascii="TimeNewRoman" w:hAnsi="TimeNewRoman"/>
                 <w:sz w:val="30"/>
               </w:rPr>
-              <w:t>683÷2=341, 1</w:t>
+              <w:t>779÷9=86, 5</w:t>
             </w:r>
           </w:p>
         </w:tc>
@@ -406,7 +406,7 @@
                 <w:rFonts w:ascii="TimeNewRoman" w:hAnsi="TimeNewRoman"/>
                 <w:sz w:val="30"/>
               </w:rPr>
-              <w:t>757÷5=151, 2</w:t>
+              <w:t>501÷8=62, 5</w:t>
             </w:r>
           </w:p>
         </w:tc>
@@ -423,7 +423,7 @@
                 <w:rFonts w:ascii="TimeNewRoman" w:hAnsi="TimeNewRoman"/>
                 <w:sz w:val="30"/>
               </w:rPr>
-              <w:t>731÷4=182, 3</w:t>
+              <w:t>115÷8=14, 3</w:t>
             </w:r>
           </w:p>
         </w:tc>
@@ -440,7 +440,7 @@
                 <w:rFonts w:ascii="TimeNewRoman" w:hAnsi="TimeNewRoman"/>
                 <w:sz w:val="30"/>
               </w:rPr>
-              <w:t>666÷8=83, 2</w:t>
+              <w:t>687÷6=114, 3</w:t>
             </w:r>
           </w:p>
         </w:tc>
@@ -457,7 +457,7 @@
                 <w:rFonts w:ascii="TimeNewRoman" w:hAnsi="TimeNewRoman"/>
                 <w:sz w:val="30"/>
               </w:rPr>
-              <w:t>944÷9=104, 8</w:t>
+              <w:t>862÷9=95, 7</w:t>
             </w:r>
           </w:p>
         </w:tc>
@@ -474,7 +474,7 @@
                 <w:rFonts w:ascii="TimeNewRoman" w:hAnsi="TimeNewRoman"/>
                 <w:sz w:val="30"/>
               </w:rPr>
-              <w:t>812÷8=101, 4</w:t>
+              <w:t>418÷9=46, 4</w:t>
             </w:r>
           </w:p>
         </w:tc>
@@ -589,7 +589,7 @@
                 <w:rFonts w:ascii="TimeNewRoman" w:hAnsi="TimeNewRoman"/>
                 <w:sz w:val="30"/>
               </w:rPr>
-              <w:t>319÷7=45, 4</w:t>
+              <w:t>103÷3=34, 1</w:t>
             </w:r>
           </w:p>
         </w:tc>
@@ -606,7 +606,7 @@
                 <w:rFonts w:ascii="TimeNewRoman" w:hAnsi="TimeNewRoman"/>
                 <w:sz w:val="30"/>
               </w:rPr>
-              <w:t>278÷9=30, 8</w:t>
+              <w:t>701÷7=100, 1</w:t>
             </w:r>
           </w:p>
         </w:tc>
@@ -623,7 +623,7 @@
                 <w:rFonts w:ascii="TimeNewRoman" w:hAnsi="TimeNewRoman"/>
                 <w:sz w:val="30"/>
               </w:rPr>
-              <w:t>302÷2=151, 0</w:t>
+              <w:t>565÷7=80, 5</w:t>
             </w:r>
           </w:p>
         </w:tc>
@@ -640,7 +640,7 @@
                 <w:rFonts w:ascii="TimeNewRoman" w:hAnsi="TimeNewRoman"/>
                 <w:sz w:val="30"/>
               </w:rPr>
-              <w:t>737÷3=245, 2</w:t>
+              <w:t>581÷7=83, 0</w:t>
             </w:r>
           </w:p>
         </w:tc>
@@ -657,7 +657,7 @@
                 <w:rFonts w:ascii="TimeNewRoman" w:hAnsi="TimeNewRoman"/>
                 <w:sz w:val="30"/>
               </w:rPr>
-              <w:t>553÷2=276, 1</w:t>
+              <w:t>698÷2=349, 0</w:t>
             </w:r>
           </w:p>
         </w:tc>
@@ -772,7 +772,7 @@
                 <w:rFonts w:ascii="TimeNewRoman" w:hAnsi="TimeNewRoman"/>
                 <w:sz w:val="30"/>
               </w:rPr>
-              <w:t>122÷3=40, 2</w:t>
+              <w:t>782÷3=260, 2</w:t>
             </w:r>
           </w:p>
         </w:tc>
@@ -789,7 +789,7 @@
                 <w:rFonts w:ascii="TimeNewRoman" w:hAnsi="TimeNewRoman"/>
                 <w:sz w:val="30"/>
               </w:rPr>
-              <w:t>869÷2=434, 1</w:t>
+              <w:t>567÷9=63, 0</w:t>
             </w:r>
           </w:p>
         </w:tc>
@@ -806,7 +806,7 @@
                 <w:rFonts w:ascii="TimeNewRoman" w:hAnsi="TimeNewRoman"/>
                 <w:sz w:val="30"/>
               </w:rPr>
-              <w:t>592÷4=148, 0</w:t>
+              <w:t>558÷6=93, 0</w:t>
             </w:r>
           </w:p>
         </w:tc>
@@ -823,7 +823,7 @@
                 <w:rFonts w:ascii="TimeNewRoman" w:hAnsi="TimeNewRoman"/>
                 <w:sz w:val="30"/>
               </w:rPr>
-              <w:t>830÷2=415, 0</w:t>
+              <w:t>149÷4=37, 1</w:t>
             </w:r>
           </w:p>
         </w:tc>
@@ -840,7 +840,7 @@
                 <w:rFonts w:ascii="TimeNewRoman" w:hAnsi="TimeNewRoman"/>
                 <w:sz w:val="30"/>
               </w:rPr>
-              <w:t>719÷8=89, 7</w:t>
+              <w:t>632÷2=316, 0</w:t>
             </w:r>
           </w:p>
         </w:tc>

--- a/answers-of-three-digit_number_divided_by_one-digit_number.docx
+++ b/answers-of-three-digit_number_divided_by_one-digit_number.docx
@@ -40,7 +40,7 @@
                 <w:rFonts w:ascii="TimeNewRoman" w:hAnsi="TimeNewRoman"/>
                 <w:sz w:val="30"/>
               </w:rPr>
-              <w:t>841÷5=168, 1</w:t>
+              <w:t>360÷3=120, 0</w:t>
             </w:r>
           </w:p>
         </w:tc>
@@ -57,7 +57,7 @@
                 <w:rFonts w:ascii="TimeNewRoman" w:hAnsi="TimeNewRoman"/>
                 <w:sz w:val="30"/>
               </w:rPr>
-              <w:t>409÷9=45, 4</w:t>
+              <w:t>877÷3=292, 1</w:t>
             </w:r>
           </w:p>
         </w:tc>
@@ -74,7 +74,7 @@
                 <w:rFonts w:ascii="TimeNewRoman" w:hAnsi="TimeNewRoman"/>
                 <w:sz w:val="30"/>
               </w:rPr>
-              <w:t>745÷2=372, 1</w:t>
+              <w:t>471÷2=235, 1</w:t>
             </w:r>
           </w:p>
         </w:tc>
@@ -91,7 +91,7 @@
                 <w:rFonts w:ascii="TimeNewRoman" w:hAnsi="TimeNewRoman"/>
                 <w:sz w:val="30"/>
               </w:rPr>
-              <w:t>121÷7=17, 2</w:t>
+              <w:t>555÷7=79, 2</w:t>
             </w:r>
           </w:p>
         </w:tc>
@@ -108,7 +108,7 @@
                 <w:rFonts w:ascii="TimeNewRoman" w:hAnsi="TimeNewRoman"/>
                 <w:sz w:val="30"/>
               </w:rPr>
-              <w:t>703÷4=175, 3</w:t>
+              <w:t>243÷2=121, 1</w:t>
             </w:r>
           </w:p>
         </w:tc>
@@ -223,7 +223,7 @@
                 <w:rFonts w:ascii="TimeNewRoman" w:hAnsi="TimeNewRoman"/>
                 <w:sz w:val="30"/>
               </w:rPr>
-              <w:t>961÷6=160, 1</w:t>
+              <w:t>509÷7=72, 5</w:t>
             </w:r>
           </w:p>
         </w:tc>
@@ -240,7 +240,7 @@
                 <w:rFonts w:ascii="TimeNewRoman" w:hAnsi="TimeNewRoman"/>
                 <w:sz w:val="30"/>
               </w:rPr>
-              <w:t>809÷4=202, 1</w:t>
+              <w:t>462÷7=66, 0</w:t>
             </w:r>
           </w:p>
         </w:tc>
@@ -257,7 +257,7 @@
                 <w:rFonts w:ascii="TimeNewRoman" w:hAnsi="TimeNewRoman"/>
                 <w:sz w:val="30"/>
               </w:rPr>
-              <w:t>154÷9=17, 1</w:t>
+              <w:t>159÷4=39, 3</w:t>
             </w:r>
           </w:p>
         </w:tc>
@@ -274,7 +274,7 @@
                 <w:rFonts w:ascii="TimeNewRoman" w:hAnsi="TimeNewRoman"/>
                 <w:sz w:val="30"/>
               </w:rPr>
-              <w:t>259÷9=28, 7</w:t>
+              <w:t>672÷9=74, 6</w:t>
             </w:r>
           </w:p>
         </w:tc>
@@ -291,7 +291,7 @@
                 <w:rFonts w:ascii="TimeNewRoman" w:hAnsi="TimeNewRoman"/>
                 <w:sz w:val="30"/>
               </w:rPr>
-              <w:t>779÷9=86, 5</w:t>
+              <w:t>943÷9=104, 7</w:t>
             </w:r>
           </w:p>
         </w:tc>
@@ -406,7 +406,7 @@
                 <w:rFonts w:ascii="TimeNewRoman" w:hAnsi="TimeNewRoman"/>
                 <w:sz w:val="30"/>
               </w:rPr>
-              <w:t>501÷8=62, 5</w:t>
+              <w:t>332÷2=166, 0</w:t>
             </w:r>
           </w:p>
         </w:tc>
@@ -423,7 +423,7 @@
                 <w:rFonts w:ascii="TimeNewRoman" w:hAnsi="TimeNewRoman"/>
                 <w:sz w:val="30"/>
               </w:rPr>
-              <w:t>115÷8=14, 3</w:t>
+              <w:t>569÷8=71, 1</w:t>
             </w:r>
           </w:p>
         </w:tc>
@@ -440,7 +440,7 @@
                 <w:rFonts w:ascii="TimeNewRoman" w:hAnsi="TimeNewRoman"/>
                 <w:sz w:val="30"/>
               </w:rPr>
-              <w:t>687÷6=114, 3</w:t>
+              <w:t>266÷7=38, 0</w:t>
             </w:r>
           </w:p>
         </w:tc>
@@ -457,7 +457,7 @@
                 <w:rFonts w:ascii="TimeNewRoman" w:hAnsi="TimeNewRoman"/>
                 <w:sz w:val="30"/>
               </w:rPr>
-              <w:t>862÷9=95, 7</w:t>
+              <w:t>188÷5=37, 3</w:t>
             </w:r>
           </w:p>
         </w:tc>
@@ -474,7 +474,7 @@
                 <w:rFonts w:ascii="TimeNewRoman" w:hAnsi="TimeNewRoman"/>
                 <w:sz w:val="30"/>
               </w:rPr>
-              <w:t>418÷9=46, 4</w:t>
+              <w:t>400÷2=200, 0</w:t>
             </w:r>
           </w:p>
         </w:tc>
@@ -589,7 +589,7 @@
                 <w:rFonts w:ascii="TimeNewRoman" w:hAnsi="TimeNewRoman"/>
                 <w:sz w:val="30"/>
               </w:rPr>
-              <w:t>103÷3=34, 1</w:t>
+              <w:t>171÷7=24, 3</w:t>
             </w:r>
           </w:p>
         </w:tc>
@@ -606,7 +606,7 @@
                 <w:rFonts w:ascii="TimeNewRoman" w:hAnsi="TimeNewRoman"/>
                 <w:sz w:val="30"/>
               </w:rPr>
-              <w:t>701÷7=100, 1</w:t>
+              <w:t>677÷9=75, 2</w:t>
             </w:r>
           </w:p>
         </w:tc>
@@ -623,7 +623,7 @@
                 <w:rFonts w:ascii="TimeNewRoman" w:hAnsi="TimeNewRoman"/>
                 <w:sz w:val="30"/>
               </w:rPr>
-              <w:t>565÷7=80, 5</w:t>
+              <w:t>263÷9=29, 2</w:t>
             </w:r>
           </w:p>
         </w:tc>
@@ -640,7 +640,7 @@
                 <w:rFonts w:ascii="TimeNewRoman" w:hAnsi="TimeNewRoman"/>
                 <w:sz w:val="30"/>
               </w:rPr>
-              <w:t>581÷7=83, 0</w:t>
+              <w:t>339÷9=37, 6</w:t>
             </w:r>
           </w:p>
         </w:tc>
@@ -657,7 +657,7 @@
                 <w:rFonts w:ascii="TimeNewRoman" w:hAnsi="TimeNewRoman"/>
                 <w:sz w:val="30"/>
               </w:rPr>
-              <w:t>698÷2=349, 0</w:t>
+              <w:t>296÷8=37, 0</w:t>
             </w:r>
           </w:p>
         </w:tc>
@@ -772,7 +772,7 @@
                 <w:rFonts w:ascii="TimeNewRoman" w:hAnsi="TimeNewRoman"/>
                 <w:sz w:val="30"/>
               </w:rPr>
-              <w:t>782÷3=260, 2</w:t>
+              <w:t>449÷8=56, 1</w:t>
             </w:r>
           </w:p>
         </w:tc>
@@ -789,7 +789,7 @@
                 <w:rFonts w:ascii="TimeNewRoman" w:hAnsi="TimeNewRoman"/>
                 <w:sz w:val="30"/>
               </w:rPr>
-              <w:t>567÷9=63, 0</w:t>
+              <w:t>518÷9=57, 5</w:t>
             </w:r>
           </w:p>
         </w:tc>
@@ -806,7 +806,7 @@
                 <w:rFonts w:ascii="TimeNewRoman" w:hAnsi="TimeNewRoman"/>
                 <w:sz w:val="30"/>
               </w:rPr>
-              <w:t>558÷6=93, 0</w:t>
+              <w:t>435÷5=87, 0</w:t>
             </w:r>
           </w:p>
         </w:tc>
@@ -823,7 +823,7 @@
                 <w:rFonts w:ascii="TimeNewRoman" w:hAnsi="TimeNewRoman"/>
                 <w:sz w:val="30"/>
               </w:rPr>
-              <w:t>149÷4=37, 1</w:t>
+              <w:t>698÷4=174, 2</w:t>
             </w:r>
           </w:p>
         </w:tc>
@@ -840,7 +840,7 @@
                 <w:rFonts w:ascii="TimeNewRoman" w:hAnsi="TimeNewRoman"/>
                 <w:sz w:val="30"/>
               </w:rPr>
-              <w:t>632÷2=316, 0</w:t>
+              <w:t>388÷7=55, 3</w:t>
             </w:r>
           </w:p>
         </w:tc>

--- a/answers-of-three-digit_number_divided_by_one-digit_number.docx
+++ b/answers-of-three-digit_number_divided_by_one-digit_number.docx
@@ -11,7 +11,7 @@
           <w:rFonts w:ascii="Arial" w:hAnsi="Arial"/>
           <w:sz w:val="30"/>
         </w:rPr>
-        <w:t>2026-09-14 Monday</w:t>
+        <w:t>2026-09-15 Tuesday</w:t>
       </w:r>
     </w:p>
     <w:tbl>
@@ -40,7 +40,7 @@
                 <w:rFonts w:ascii="TimeNewRoman" w:hAnsi="TimeNewRoman"/>
                 <w:sz w:val="30"/>
               </w:rPr>
-              <w:t>360÷3=120, 0</w:t>
+              <w:t>388÷6=64, 4</w:t>
             </w:r>
           </w:p>
         </w:tc>
@@ -57,7 +57,7 @@
                 <w:rFonts w:ascii="TimeNewRoman" w:hAnsi="TimeNewRoman"/>
                 <w:sz w:val="30"/>
               </w:rPr>
-              <w:t>877÷3=292, 1</w:t>
+              <w:t>272÷5=54, 2</w:t>
             </w:r>
           </w:p>
         </w:tc>
@@ -74,7 +74,7 @@
                 <w:rFonts w:ascii="TimeNewRoman" w:hAnsi="TimeNewRoman"/>
                 <w:sz w:val="30"/>
               </w:rPr>
-              <w:t>471÷2=235, 1</w:t>
+              <w:t>175÷5=35, 0</w:t>
             </w:r>
           </w:p>
         </w:tc>
@@ -91,7 +91,7 @@
                 <w:rFonts w:ascii="TimeNewRoman" w:hAnsi="TimeNewRoman"/>
                 <w:sz w:val="30"/>
               </w:rPr>
-              <w:t>555÷7=79, 2</w:t>
+              <w:t>732÷9=81, 3</w:t>
             </w:r>
           </w:p>
         </w:tc>
@@ -108,7 +108,7 @@
                 <w:rFonts w:ascii="TimeNewRoman" w:hAnsi="TimeNewRoman"/>
                 <w:sz w:val="30"/>
               </w:rPr>
-              <w:t>243÷2=121, 1</w:t>
+              <w:t>685÷5=137, 0</w:t>
             </w:r>
           </w:p>
         </w:tc>
@@ -223,7 +223,7 @@
                 <w:rFonts w:ascii="TimeNewRoman" w:hAnsi="TimeNewRoman"/>
                 <w:sz w:val="30"/>
               </w:rPr>
-              <w:t>509÷7=72, 5</w:t>
+              <w:t>327÷3=109, 0</w:t>
             </w:r>
           </w:p>
         </w:tc>
@@ -240,7 +240,7 @@
                 <w:rFonts w:ascii="TimeNewRoman" w:hAnsi="TimeNewRoman"/>
                 <w:sz w:val="30"/>
               </w:rPr>
-              <w:t>462÷7=66, 0</w:t>
+              <w:t>653÷4=163, 1</w:t>
             </w:r>
           </w:p>
         </w:tc>
@@ -257,7 +257,7 @@
                 <w:rFonts w:ascii="TimeNewRoman" w:hAnsi="TimeNewRoman"/>
                 <w:sz w:val="30"/>
               </w:rPr>
-              <w:t>159÷4=39, 3</w:t>
+              <w:t>543÷9=60, 3</w:t>
             </w:r>
           </w:p>
         </w:tc>
@@ -274,7 +274,7 @@
                 <w:rFonts w:ascii="TimeNewRoman" w:hAnsi="TimeNewRoman"/>
                 <w:sz w:val="30"/>
               </w:rPr>
-              <w:t>672÷9=74, 6</w:t>
+              <w:t>439÷8=54, 7</w:t>
             </w:r>
           </w:p>
         </w:tc>
@@ -291,7 +291,7 @@
                 <w:rFonts w:ascii="TimeNewRoman" w:hAnsi="TimeNewRoman"/>
                 <w:sz w:val="30"/>
               </w:rPr>
-              <w:t>943÷9=104, 7</w:t>
+              <w:t>779÷8=97, 3</w:t>
             </w:r>
           </w:p>
         </w:tc>
@@ -406,7 +406,7 @@
                 <w:rFonts w:ascii="TimeNewRoman" w:hAnsi="TimeNewRoman"/>
                 <w:sz w:val="30"/>
               </w:rPr>
-              <w:t>332÷2=166, 0</w:t>
+              <w:t>700÷6=116, 4</w:t>
             </w:r>
           </w:p>
         </w:tc>
@@ -423,7 +423,7 @@
                 <w:rFonts w:ascii="TimeNewRoman" w:hAnsi="TimeNewRoman"/>
                 <w:sz w:val="30"/>
               </w:rPr>
-              <w:t>569÷8=71, 1</w:t>
+              <w:t>551÷9=61, 2</w:t>
             </w:r>
           </w:p>
         </w:tc>
@@ -440,7 +440,7 @@
                 <w:rFonts w:ascii="TimeNewRoman" w:hAnsi="TimeNewRoman"/>
                 <w:sz w:val="30"/>
               </w:rPr>
-              <w:t>266÷7=38, 0</w:t>
+              <w:t>338÷6=56, 2</w:t>
             </w:r>
           </w:p>
         </w:tc>
@@ -457,7 +457,7 @@
                 <w:rFonts w:ascii="TimeNewRoman" w:hAnsi="TimeNewRoman"/>
                 <w:sz w:val="30"/>
               </w:rPr>
-              <w:t>188÷5=37, 3</w:t>
+              <w:t>312÷7=44, 4</w:t>
             </w:r>
           </w:p>
         </w:tc>
@@ -474,7 +474,7 @@
                 <w:rFonts w:ascii="TimeNewRoman" w:hAnsi="TimeNewRoman"/>
                 <w:sz w:val="30"/>
               </w:rPr>
-              <w:t>400÷2=200, 0</w:t>
+              <w:t>812÷6=135, 2</w:t>
             </w:r>
           </w:p>
         </w:tc>
@@ -589,7 +589,7 @@
                 <w:rFonts w:ascii="TimeNewRoman" w:hAnsi="TimeNewRoman"/>
                 <w:sz w:val="30"/>
               </w:rPr>
-              <w:t>171÷7=24, 3</w:t>
+              <w:t>515÷7=73, 4</w:t>
             </w:r>
           </w:p>
         </w:tc>
@@ -606,7 +606,7 @@
                 <w:rFonts w:ascii="TimeNewRoman" w:hAnsi="TimeNewRoman"/>
                 <w:sz w:val="30"/>
               </w:rPr>
-              <w:t>677÷9=75, 2</w:t>
+              <w:t>776÷9=86, 2</w:t>
             </w:r>
           </w:p>
         </w:tc>
@@ -623,7 +623,7 @@
                 <w:rFonts w:ascii="TimeNewRoman" w:hAnsi="TimeNewRoman"/>
                 <w:sz w:val="30"/>
               </w:rPr>
-              <w:t>263÷9=29, 2</w:t>
+              <w:t>461÷2=230, 1</w:t>
             </w:r>
           </w:p>
         </w:tc>
@@ -640,7 +640,7 @@
                 <w:rFonts w:ascii="TimeNewRoman" w:hAnsi="TimeNewRoman"/>
                 <w:sz w:val="30"/>
               </w:rPr>
-              <w:t>339÷9=37, 6</w:t>
+              <w:t>543÷3=181, 0</w:t>
             </w:r>
           </w:p>
         </w:tc>
@@ -657,7 +657,7 @@
                 <w:rFonts w:ascii="TimeNewRoman" w:hAnsi="TimeNewRoman"/>
                 <w:sz w:val="30"/>
               </w:rPr>
-              <w:t>296÷8=37, 0</w:t>
+              <w:t>312÷9=34, 6</w:t>
             </w:r>
           </w:p>
         </w:tc>
@@ -772,7 +772,7 @@
                 <w:rFonts w:ascii="TimeNewRoman" w:hAnsi="TimeNewRoman"/>
                 <w:sz w:val="30"/>
               </w:rPr>
-              <w:t>449÷8=56, 1</w:t>
+              <w:t>480÷5=96, 0</w:t>
             </w:r>
           </w:p>
         </w:tc>
@@ -789,7 +789,7 @@
                 <w:rFonts w:ascii="TimeNewRoman" w:hAnsi="TimeNewRoman"/>
                 <w:sz w:val="30"/>
               </w:rPr>
-              <w:t>518÷9=57, 5</w:t>
+              <w:t>527÷6=87, 5</w:t>
             </w:r>
           </w:p>
         </w:tc>
@@ -806,7 +806,7 @@
                 <w:rFonts w:ascii="TimeNewRoman" w:hAnsi="TimeNewRoman"/>
                 <w:sz w:val="30"/>
               </w:rPr>
-              <w:t>435÷5=87, 0</w:t>
+              <w:t>990÷5=198, 0</w:t>
             </w:r>
           </w:p>
         </w:tc>
@@ -823,7 +823,7 @@
                 <w:rFonts w:ascii="TimeNewRoman" w:hAnsi="TimeNewRoman"/>
                 <w:sz w:val="30"/>
               </w:rPr>
-              <w:t>698÷4=174, 2</w:t>
+              <w:t>972÷8=121, 4</w:t>
             </w:r>
           </w:p>
         </w:tc>
@@ -840,7 +840,7 @@
                 <w:rFonts w:ascii="TimeNewRoman" w:hAnsi="TimeNewRoman"/>
                 <w:sz w:val="30"/>
               </w:rPr>
-              <w:t>388÷7=55, 3</w:t>
+              <w:t>368÷9=40, 8</w:t>
             </w:r>
           </w:p>
         </w:tc>

--- a/answers-of-three-digit_number_divided_by_one-digit_number.docx
+++ b/answers-of-three-digit_number_divided_by_one-digit_number.docx
@@ -40,7 +40,7 @@
                 <w:rFonts w:ascii="TimeNewRoman" w:hAnsi="TimeNewRoman"/>
                 <w:sz w:val="30"/>
               </w:rPr>
-              <w:t>388÷6=64, 4</w:t>
+              <w:t>175÷4=43, 3</w:t>
             </w:r>
           </w:p>
         </w:tc>
@@ -57,7 +57,7 @@
                 <w:rFonts w:ascii="TimeNewRoman" w:hAnsi="TimeNewRoman"/>
                 <w:sz w:val="30"/>
               </w:rPr>
-              <w:t>272÷5=54, 2</w:t>
+              <w:t>839÷4=209, 3</w:t>
             </w:r>
           </w:p>
         </w:tc>
@@ -74,7 +74,7 @@
                 <w:rFonts w:ascii="TimeNewRoman" w:hAnsi="TimeNewRoman"/>
                 <w:sz w:val="30"/>
               </w:rPr>
-              <w:t>175÷5=35, 0</w:t>
+              <w:t>980÷2=490, 0</w:t>
             </w:r>
           </w:p>
         </w:tc>
@@ -91,7 +91,7 @@
                 <w:rFonts w:ascii="TimeNewRoman" w:hAnsi="TimeNewRoman"/>
                 <w:sz w:val="30"/>
               </w:rPr>
-              <w:t>732÷9=81, 3</w:t>
+              <w:t>474÷7=67, 5</w:t>
             </w:r>
           </w:p>
         </w:tc>
@@ -108,7 +108,7 @@
                 <w:rFonts w:ascii="TimeNewRoman" w:hAnsi="TimeNewRoman"/>
                 <w:sz w:val="30"/>
               </w:rPr>
-              <w:t>685÷5=137, 0</w:t>
+              <w:t>785÷6=130, 5</w:t>
             </w:r>
           </w:p>
         </w:tc>
@@ -223,7 +223,7 @@
                 <w:rFonts w:ascii="TimeNewRoman" w:hAnsi="TimeNewRoman"/>
                 <w:sz w:val="30"/>
               </w:rPr>
-              <w:t>327÷3=109, 0</w:t>
+              <w:t>878÷7=125, 3</w:t>
             </w:r>
           </w:p>
         </w:tc>
@@ -240,7 +240,7 @@
                 <w:rFonts w:ascii="TimeNewRoman" w:hAnsi="TimeNewRoman"/>
                 <w:sz w:val="30"/>
               </w:rPr>
-              <w:t>653÷4=163, 1</w:t>
+              <w:t>493÷6=82, 1</w:t>
             </w:r>
           </w:p>
         </w:tc>
@@ -257,7 +257,7 @@
                 <w:rFonts w:ascii="TimeNewRoman" w:hAnsi="TimeNewRoman"/>
                 <w:sz w:val="30"/>
               </w:rPr>
-              <w:t>543÷9=60, 3</w:t>
+              <w:t>773÷9=85, 8</w:t>
             </w:r>
           </w:p>
         </w:tc>
@@ -274,7 +274,7 @@
                 <w:rFonts w:ascii="TimeNewRoman" w:hAnsi="TimeNewRoman"/>
                 <w:sz w:val="30"/>
               </w:rPr>
-              <w:t>439÷8=54, 7</w:t>
+              <w:t>525÷3=175, 0</w:t>
             </w:r>
           </w:p>
         </w:tc>
@@ -291,7 +291,7 @@
                 <w:rFonts w:ascii="TimeNewRoman" w:hAnsi="TimeNewRoman"/>
                 <w:sz w:val="30"/>
               </w:rPr>
-              <w:t>779÷8=97, 3</w:t>
+              <w:t>201÷3=67, 0</w:t>
             </w:r>
           </w:p>
         </w:tc>
@@ -406,7 +406,7 @@
                 <w:rFonts w:ascii="TimeNewRoman" w:hAnsi="TimeNewRoman"/>
                 <w:sz w:val="30"/>
               </w:rPr>
-              <w:t>700÷6=116, 4</w:t>
+              <w:t>709÷4=177, 1</w:t>
             </w:r>
           </w:p>
         </w:tc>
@@ -423,7 +423,7 @@
                 <w:rFonts w:ascii="TimeNewRoman" w:hAnsi="TimeNewRoman"/>
                 <w:sz w:val="30"/>
               </w:rPr>
-              <w:t>551÷9=61, 2</w:t>
+              <w:t>207÷6=34, 3</w:t>
             </w:r>
           </w:p>
         </w:tc>
@@ -440,7 +440,7 @@
                 <w:rFonts w:ascii="TimeNewRoman" w:hAnsi="TimeNewRoman"/>
                 <w:sz w:val="30"/>
               </w:rPr>
-              <w:t>338÷6=56, 2</w:t>
+              <w:t>172÷3=57, 1</w:t>
             </w:r>
           </w:p>
         </w:tc>
@@ -457,7 +457,7 @@
                 <w:rFonts w:ascii="TimeNewRoman" w:hAnsi="TimeNewRoman"/>
                 <w:sz w:val="30"/>
               </w:rPr>
-              <w:t>312÷7=44, 4</w:t>
+              <w:t>158÷2=79, 0</w:t>
             </w:r>
           </w:p>
         </w:tc>
@@ -474,7 +474,7 @@
                 <w:rFonts w:ascii="TimeNewRoman" w:hAnsi="TimeNewRoman"/>
                 <w:sz w:val="30"/>
               </w:rPr>
-              <w:t>812÷6=135, 2</w:t>
+              <w:t>776÷6=129, 2</w:t>
             </w:r>
           </w:p>
         </w:tc>
@@ -589,7 +589,7 @@
                 <w:rFonts w:ascii="TimeNewRoman" w:hAnsi="TimeNewRoman"/>
                 <w:sz w:val="30"/>
               </w:rPr>
-              <w:t>515÷7=73, 4</w:t>
+              <w:t>159÷6=26, 3</w:t>
             </w:r>
           </w:p>
         </w:tc>
@@ -606,7 +606,7 @@
                 <w:rFonts w:ascii="TimeNewRoman" w:hAnsi="TimeNewRoman"/>
                 <w:sz w:val="30"/>
               </w:rPr>
-              <w:t>776÷9=86, 2</w:t>
+              <w:t>136÷3=45, 1</w:t>
             </w:r>
           </w:p>
         </w:tc>
@@ -623,7 +623,7 @@
                 <w:rFonts w:ascii="TimeNewRoman" w:hAnsi="TimeNewRoman"/>
                 <w:sz w:val="30"/>
               </w:rPr>
-              <w:t>461÷2=230, 1</w:t>
+              <w:t>648÷4=162, 0</w:t>
             </w:r>
           </w:p>
         </w:tc>
@@ -640,7 +640,7 @@
                 <w:rFonts w:ascii="TimeNewRoman" w:hAnsi="TimeNewRoman"/>
                 <w:sz w:val="30"/>
               </w:rPr>
-              <w:t>543÷3=181, 0</w:t>
+              <w:t>163÷6=27, 1</w:t>
             </w:r>
           </w:p>
         </w:tc>
@@ -657,7 +657,7 @@
                 <w:rFonts w:ascii="TimeNewRoman" w:hAnsi="TimeNewRoman"/>
                 <w:sz w:val="30"/>
               </w:rPr>
-              <w:t>312÷9=34, 6</w:t>
+              <w:t>195÷5=39, 0</w:t>
             </w:r>
           </w:p>
         </w:tc>
@@ -772,7 +772,7 @@
                 <w:rFonts w:ascii="TimeNewRoman" w:hAnsi="TimeNewRoman"/>
                 <w:sz w:val="30"/>
               </w:rPr>
-              <w:t>480÷5=96, 0</w:t>
+              <w:t>207÷6=34, 3</w:t>
             </w:r>
           </w:p>
         </w:tc>
@@ -789,7 +789,7 @@
                 <w:rFonts w:ascii="TimeNewRoman" w:hAnsi="TimeNewRoman"/>
                 <w:sz w:val="30"/>
               </w:rPr>
-              <w:t>527÷6=87, 5</w:t>
+              <w:t>325÷8=40, 5</w:t>
             </w:r>
           </w:p>
         </w:tc>
@@ -806,7 +806,7 @@
                 <w:rFonts w:ascii="TimeNewRoman" w:hAnsi="TimeNewRoman"/>
                 <w:sz w:val="30"/>
               </w:rPr>
-              <w:t>990÷5=198, 0</w:t>
+              <w:t>899÷8=112, 3</w:t>
             </w:r>
           </w:p>
         </w:tc>
@@ -823,7 +823,7 @@
                 <w:rFonts w:ascii="TimeNewRoman" w:hAnsi="TimeNewRoman"/>
                 <w:sz w:val="30"/>
               </w:rPr>
-              <w:t>972÷8=121, 4</w:t>
+              <w:t>115÷9=12, 7</w:t>
             </w:r>
           </w:p>
         </w:tc>
@@ -840,7 +840,7 @@
                 <w:rFonts w:ascii="TimeNewRoman" w:hAnsi="TimeNewRoman"/>
                 <w:sz w:val="30"/>
               </w:rPr>
-              <w:t>368÷9=40, 8</w:t>
+              <w:t>581÷4=145, 1</w:t>
             </w:r>
           </w:p>
         </w:tc>

--- a/answers-of-three-digit_number_divided_by_one-digit_number.docx
+++ b/answers-of-three-digit_number_divided_by_one-digit_number.docx
@@ -11,7 +11,7 @@
           <w:rFonts w:ascii="Arial" w:hAnsi="Arial"/>
           <w:sz w:val="30"/>
         </w:rPr>
-        <w:t>2026-09-15 Tuesday</w:t>
+        <w:t>2026-09-16 Wednesday</w:t>
       </w:r>
     </w:p>
     <w:tbl>
@@ -40,7 +40,7 @@
                 <w:rFonts w:ascii="TimeNewRoman" w:hAnsi="TimeNewRoman"/>
                 <w:sz w:val="30"/>
               </w:rPr>
-              <w:t>175÷4=43, 3</w:t>
+              <w:t>717÷2=358, 1</w:t>
             </w:r>
           </w:p>
         </w:tc>
@@ -57,7 +57,7 @@
                 <w:rFonts w:ascii="TimeNewRoman" w:hAnsi="TimeNewRoman"/>
                 <w:sz w:val="30"/>
               </w:rPr>
-              <w:t>839÷4=209, 3</w:t>
+              <w:t>266÷6=44, 2</w:t>
             </w:r>
           </w:p>
         </w:tc>
@@ -74,7 +74,7 @@
                 <w:rFonts w:ascii="TimeNewRoman" w:hAnsi="TimeNewRoman"/>
                 <w:sz w:val="30"/>
               </w:rPr>
-              <w:t>980÷2=490, 0</w:t>
+              <w:t>365÷4=91, 1</w:t>
             </w:r>
           </w:p>
         </w:tc>
@@ -91,7 +91,7 @@
                 <w:rFonts w:ascii="TimeNewRoman" w:hAnsi="TimeNewRoman"/>
                 <w:sz w:val="30"/>
               </w:rPr>
-              <w:t>474÷7=67, 5</w:t>
+              <w:t>368÷6=61, 2</w:t>
             </w:r>
           </w:p>
         </w:tc>
@@ -108,7 +108,7 @@
                 <w:rFonts w:ascii="TimeNewRoman" w:hAnsi="TimeNewRoman"/>
                 <w:sz w:val="30"/>
               </w:rPr>
-              <w:t>785÷6=130, 5</w:t>
+              <w:t>567÷9=63, 0</w:t>
             </w:r>
           </w:p>
         </w:tc>
@@ -223,7 +223,7 @@
                 <w:rFonts w:ascii="TimeNewRoman" w:hAnsi="TimeNewRoman"/>
                 <w:sz w:val="30"/>
               </w:rPr>
-              <w:t>878÷7=125, 3</w:t>
+              <w:t>673÷5=134, 3</w:t>
             </w:r>
           </w:p>
         </w:tc>
@@ -240,7 +240,7 @@
                 <w:rFonts w:ascii="TimeNewRoman" w:hAnsi="TimeNewRoman"/>
                 <w:sz w:val="30"/>
               </w:rPr>
-              <w:t>493÷6=82, 1</w:t>
+              <w:t>774÷6=129, 0</w:t>
             </w:r>
           </w:p>
         </w:tc>
@@ -257,7 +257,7 @@
                 <w:rFonts w:ascii="TimeNewRoman" w:hAnsi="TimeNewRoman"/>
                 <w:sz w:val="30"/>
               </w:rPr>
-              <w:t>773÷9=85, 8</w:t>
+              <w:t>497÷8=62, 1</w:t>
             </w:r>
           </w:p>
         </w:tc>
@@ -274,7 +274,7 @@
                 <w:rFonts w:ascii="TimeNewRoman" w:hAnsi="TimeNewRoman"/>
                 <w:sz w:val="30"/>
               </w:rPr>
-              <w:t>525÷3=175, 0</w:t>
+              <w:t>853÷3=284, 1</w:t>
             </w:r>
           </w:p>
         </w:tc>
@@ -291,7 +291,7 @@
                 <w:rFonts w:ascii="TimeNewRoman" w:hAnsi="TimeNewRoman"/>
                 <w:sz w:val="30"/>
               </w:rPr>
-              <w:t>201÷3=67, 0</w:t>
+              <w:t>242÷5=48, 2</w:t>
             </w:r>
           </w:p>
         </w:tc>
@@ -406,7 +406,7 @@
                 <w:rFonts w:ascii="TimeNewRoman" w:hAnsi="TimeNewRoman"/>
                 <w:sz w:val="30"/>
               </w:rPr>
-              <w:t>709÷4=177, 1</w:t>
+              <w:t>130÷9=14, 4</w:t>
             </w:r>
           </w:p>
         </w:tc>
@@ -423,7 +423,7 @@
                 <w:rFonts w:ascii="TimeNewRoman" w:hAnsi="TimeNewRoman"/>
                 <w:sz w:val="30"/>
               </w:rPr>
-              <w:t>207÷6=34, 3</w:t>
+              <w:t>542÷6=90, 2</w:t>
             </w:r>
           </w:p>
         </w:tc>
@@ -440,7 +440,7 @@
                 <w:rFonts w:ascii="TimeNewRoman" w:hAnsi="TimeNewRoman"/>
                 <w:sz w:val="30"/>
               </w:rPr>
-              <w:t>172÷3=57, 1</w:t>
+              <w:t>753÷8=94, 1</w:t>
             </w:r>
           </w:p>
         </w:tc>
@@ -457,7 +457,7 @@
                 <w:rFonts w:ascii="TimeNewRoman" w:hAnsi="TimeNewRoman"/>
                 <w:sz w:val="30"/>
               </w:rPr>
-              <w:t>158÷2=79, 0</w:t>
+              <w:t>468÷7=66, 6</w:t>
             </w:r>
           </w:p>
         </w:tc>
@@ -474,7 +474,7 @@
                 <w:rFonts w:ascii="TimeNewRoman" w:hAnsi="TimeNewRoman"/>
                 <w:sz w:val="30"/>
               </w:rPr>
-              <w:t>776÷6=129, 2</w:t>
+              <w:t>665÷4=166, 1</w:t>
             </w:r>
           </w:p>
         </w:tc>
@@ -589,7 +589,7 @@
                 <w:rFonts w:ascii="TimeNewRoman" w:hAnsi="TimeNewRoman"/>
                 <w:sz w:val="30"/>
               </w:rPr>
-              <w:t>159÷6=26, 3</w:t>
+              <w:t>694÷5=138, 4</w:t>
             </w:r>
           </w:p>
         </w:tc>
@@ -606,7 +606,7 @@
                 <w:rFonts w:ascii="TimeNewRoman" w:hAnsi="TimeNewRoman"/>
                 <w:sz w:val="30"/>
               </w:rPr>
-              <w:t>136÷3=45, 1</w:t>
+              <w:t>750÷4=187, 2</w:t>
             </w:r>
           </w:p>
         </w:tc>
@@ -623,7 +623,7 @@
                 <w:rFonts w:ascii="TimeNewRoman" w:hAnsi="TimeNewRoman"/>
                 <w:sz w:val="30"/>
               </w:rPr>
-              <w:t>648÷4=162, 0</w:t>
+              <w:t>970÷5=194, 0</w:t>
             </w:r>
           </w:p>
         </w:tc>
@@ -640,7 +640,7 @@
                 <w:rFonts w:ascii="TimeNewRoman" w:hAnsi="TimeNewRoman"/>
                 <w:sz w:val="30"/>
               </w:rPr>
-              <w:t>163÷6=27, 1</w:t>
+              <w:t>683÷4=170, 3</w:t>
             </w:r>
           </w:p>
         </w:tc>
@@ -657,7 +657,7 @@
                 <w:rFonts w:ascii="TimeNewRoman" w:hAnsi="TimeNewRoman"/>
                 <w:sz w:val="30"/>
               </w:rPr>
-              <w:t>195÷5=39, 0</w:t>
+              <w:t>707÷8=88, 3</w:t>
             </w:r>
           </w:p>
         </w:tc>
@@ -772,7 +772,7 @@
                 <w:rFonts w:ascii="TimeNewRoman" w:hAnsi="TimeNewRoman"/>
                 <w:sz w:val="30"/>
               </w:rPr>
-              <w:t>207÷6=34, 3</w:t>
+              <w:t>271÷2=135, 1</w:t>
             </w:r>
           </w:p>
         </w:tc>
@@ -789,7 +789,7 @@
                 <w:rFonts w:ascii="TimeNewRoman" w:hAnsi="TimeNewRoman"/>
                 <w:sz w:val="30"/>
               </w:rPr>
-              <w:t>325÷8=40, 5</w:t>
+              <w:t>512÷8=64, 0</w:t>
             </w:r>
           </w:p>
         </w:tc>
@@ -806,7 +806,7 @@
                 <w:rFonts w:ascii="TimeNewRoman" w:hAnsi="TimeNewRoman"/>
                 <w:sz w:val="30"/>
               </w:rPr>
-              <w:t>899÷8=112, 3</w:t>
+              <w:t>138÷5=27, 3</w:t>
             </w:r>
           </w:p>
         </w:tc>
@@ -823,7 +823,7 @@
                 <w:rFonts w:ascii="TimeNewRoman" w:hAnsi="TimeNewRoman"/>
                 <w:sz w:val="30"/>
               </w:rPr>
-              <w:t>115÷9=12, 7</w:t>
+              <w:t>914÷2=457, 0</w:t>
             </w:r>
           </w:p>
         </w:tc>
@@ -840,7 +840,7 @@
                 <w:rFonts w:ascii="TimeNewRoman" w:hAnsi="TimeNewRoman"/>
                 <w:sz w:val="30"/>
               </w:rPr>
-              <w:t>581÷4=145, 1</w:t>
+              <w:t>101÷4=25, 1</w:t>
             </w:r>
           </w:p>
         </w:tc>

--- a/answers-of-three-digit_number_divided_by_one-digit_number.docx
+++ b/answers-of-three-digit_number_divided_by_one-digit_number.docx
@@ -40,7 +40,7 @@
                 <w:rFonts w:ascii="TimeNewRoman" w:hAnsi="TimeNewRoman"/>
                 <w:sz w:val="30"/>
               </w:rPr>
-              <w:t>717÷2=358, 1</w:t>
+              <w:t>392÷5=78, 2</w:t>
             </w:r>
           </w:p>
         </w:tc>
@@ -57,7 +57,7 @@
                 <w:rFonts w:ascii="TimeNewRoman" w:hAnsi="TimeNewRoman"/>
                 <w:sz w:val="30"/>
               </w:rPr>
-              <w:t>266÷6=44, 2</w:t>
+              <w:t>557÷2=278, 1</w:t>
             </w:r>
           </w:p>
         </w:tc>
@@ -74,7 +74,7 @@
                 <w:rFonts w:ascii="TimeNewRoman" w:hAnsi="TimeNewRoman"/>
                 <w:sz w:val="30"/>
               </w:rPr>
-              <w:t>365÷4=91, 1</w:t>
+              <w:t>340÷5=68, 0</w:t>
             </w:r>
           </w:p>
         </w:tc>
@@ -91,7 +91,7 @@
                 <w:rFonts w:ascii="TimeNewRoman" w:hAnsi="TimeNewRoman"/>
                 <w:sz w:val="30"/>
               </w:rPr>
-              <w:t>368÷6=61, 2</w:t>
+              <w:t>873÷2=436, 1</w:t>
             </w:r>
           </w:p>
         </w:tc>
@@ -108,7 +108,7 @@
                 <w:rFonts w:ascii="TimeNewRoman" w:hAnsi="TimeNewRoman"/>
                 <w:sz w:val="30"/>
               </w:rPr>
-              <w:t>567÷9=63, 0</w:t>
+              <w:t>864÷9=96, 0</w:t>
             </w:r>
           </w:p>
         </w:tc>
@@ -223,7 +223,7 @@
                 <w:rFonts w:ascii="TimeNewRoman" w:hAnsi="TimeNewRoman"/>
                 <w:sz w:val="30"/>
               </w:rPr>
-              <w:t>673÷5=134, 3</w:t>
+              <w:t>310÷7=44, 2</w:t>
             </w:r>
           </w:p>
         </w:tc>
@@ -240,7 +240,7 @@
                 <w:rFonts w:ascii="TimeNewRoman" w:hAnsi="TimeNewRoman"/>
                 <w:sz w:val="30"/>
               </w:rPr>
-              <w:t>774÷6=129, 0</w:t>
+              <w:t>191÷2=95, 1</w:t>
             </w:r>
           </w:p>
         </w:tc>
@@ -257,7 +257,7 @@
                 <w:rFonts w:ascii="TimeNewRoman" w:hAnsi="TimeNewRoman"/>
                 <w:sz w:val="30"/>
               </w:rPr>
-              <w:t>497÷8=62, 1</w:t>
+              <w:t>508÷2=254, 0</w:t>
             </w:r>
           </w:p>
         </w:tc>
@@ -274,7 +274,7 @@
                 <w:rFonts w:ascii="TimeNewRoman" w:hAnsi="TimeNewRoman"/>
                 <w:sz w:val="30"/>
               </w:rPr>
-              <w:t>853÷3=284, 1</w:t>
+              <w:t>439÷8=54, 7</w:t>
             </w:r>
           </w:p>
         </w:tc>
@@ -291,7 +291,7 @@
                 <w:rFonts w:ascii="TimeNewRoman" w:hAnsi="TimeNewRoman"/>
                 <w:sz w:val="30"/>
               </w:rPr>
-              <w:t>242÷5=48, 2</w:t>
+              <w:t>902÷7=128, 6</w:t>
             </w:r>
           </w:p>
         </w:tc>
@@ -406,7 +406,7 @@
                 <w:rFonts w:ascii="TimeNewRoman" w:hAnsi="TimeNewRoman"/>
                 <w:sz w:val="30"/>
               </w:rPr>
-              <w:t>130÷9=14, 4</w:t>
+              <w:t>386÷9=42, 8</w:t>
             </w:r>
           </w:p>
         </w:tc>
@@ -423,7 +423,7 @@
                 <w:rFonts w:ascii="TimeNewRoman" w:hAnsi="TimeNewRoman"/>
                 <w:sz w:val="30"/>
               </w:rPr>
-              <w:t>542÷6=90, 2</w:t>
+              <w:t>788÷4=197, 0</w:t>
             </w:r>
           </w:p>
         </w:tc>
@@ -440,7 +440,7 @@
                 <w:rFonts w:ascii="TimeNewRoman" w:hAnsi="TimeNewRoman"/>
                 <w:sz w:val="30"/>
               </w:rPr>
-              <w:t>753÷8=94, 1</w:t>
+              <w:t>219÷3=73, 0</w:t>
             </w:r>
           </w:p>
         </w:tc>
@@ -457,7 +457,7 @@
                 <w:rFonts w:ascii="TimeNewRoman" w:hAnsi="TimeNewRoman"/>
                 <w:sz w:val="30"/>
               </w:rPr>
-              <w:t>468÷7=66, 6</w:t>
+              <w:t>922÷5=184, 2</w:t>
             </w:r>
           </w:p>
         </w:tc>
@@ -474,7 +474,7 @@
                 <w:rFonts w:ascii="TimeNewRoman" w:hAnsi="TimeNewRoman"/>
                 <w:sz w:val="30"/>
               </w:rPr>
-              <w:t>665÷4=166, 1</w:t>
+              <w:t>846÷8=105, 6</w:t>
             </w:r>
           </w:p>
         </w:tc>
@@ -589,7 +589,7 @@
                 <w:rFonts w:ascii="TimeNewRoman" w:hAnsi="TimeNewRoman"/>
                 <w:sz w:val="30"/>
               </w:rPr>
-              <w:t>694÷5=138, 4</w:t>
+              <w:t>253÷2=126, 1</w:t>
             </w:r>
           </w:p>
         </w:tc>
@@ -606,7 +606,7 @@
                 <w:rFonts w:ascii="TimeNewRoman" w:hAnsi="TimeNewRoman"/>
                 <w:sz w:val="30"/>
               </w:rPr>
-              <w:t>750÷4=187, 2</w:t>
+              <w:t>926÷8=115, 6</w:t>
             </w:r>
           </w:p>
         </w:tc>
@@ -623,7 +623,7 @@
                 <w:rFonts w:ascii="TimeNewRoman" w:hAnsi="TimeNewRoman"/>
                 <w:sz w:val="30"/>
               </w:rPr>
-              <w:t>970÷5=194, 0</w:t>
+              <w:t>972÷3=324, 0</w:t>
             </w:r>
           </w:p>
         </w:tc>
@@ -640,7 +640,7 @@
                 <w:rFonts w:ascii="TimeNewRoman" w:hAnsi="TimeNewRoman"/>
                 <w:sz w:val="30"/>
               </w:rPr>
-              <w:t>683÷4=170, 3</w:t>
+              <w:t>725÷7=103, 4</w:t>
             </w:r>
           </w:p>
         </w:tc>
@@ -657,7 +657,7 @@
                 <w:rFonts w:ascii="TimeNewRoman" w:hAnsi="TimeNewRoman"/>
                 <w:sz w:val="30"/>
               </w:rPr>
-              <w:t>707÷8=88, 3</w:t>
+              <w:t>496÷3=165, 1</w:t>
             </w:r>
           </w:p>
         </w:tc>
@@ -772,7 +772,7 @@
                 <w:rFonts w:ascii="TimeNewRoman" w:hAnsi="TimeNewRoman"/>
                 <w:sz w:val="30"/>
               </w:rPr>
-              <w:t>271÷2=135, 1</w:t>
+              <w:t>174÷4=43, 2</w:t>
             </w:r>
           </w:p>
         </w:tc>
@@ -789,7 +789,7 @@
                 <w:rFonts w:ascii="TimeNewRoman" w:hAnsi="TimeNewRoman"/>
                 <w:sz w:val="30"/>
               </w:rPr>
-              <w:t>512÷8=64, 0</w:t>
+              <w:t>553÷7=79, 0</w:t>
             </w:r>
           </w:p>
         </w:tc>
@@ -806,7 +806,7 @@
                 <w:rFonts w:ascii="TimeNewRoman" w:hAnsi="TimeNewRoman"/>
                 <w:sz w:val="30"/>
               </w:rPr>
-              <w:t>138÷5=27, 3</w:t>
+              <w:t>988÷7=141, 1</w:t>
             </w:r>
           </w:p>
         </w:tc>
@@ -823,7 +823,7 @@
                 <w:rFonts w:ascii="TimeNewRoman" w:hAnsi="TimeNewRoman"/>
                 <w:sz w:val="30"/>
               </w:rPr>
-              <w:t>914÷2=457, 0</w:t>
+              <w:t>761÷6=126, 5</w:t>
             </w:r>
           </w:p>
         </w:tc>
@@ -840,7 +840,7 @@
                 <w:rFonts w:ascii="TimeNewRoman" w:hAnsi="TimeNewRoman"/>
                 <w:sz w:val="30"/>
               </w:rPr>
-              <w:t>101÷4=25, 1</w:t>
+              <w:t>822÷3=274, 0</w:t>
             </w:r>
           </w:p>
         </w:tc>

--- a/answers-of-three-digit_number_divided_by_one-digit_number.docx
+++ b/answers-of-three-digit_number_divided_by_one-digit_number.docx
@@ -11,7 +11,7 @@
           <w:rFonts w:ascii="Arial" w:hAnsi="Arial"/>
           <w:sz w:val="30"/>
         </w:rPr>
-        <w:t>2026-09-16 Wednesday</w:t>
+        <w:t>2026-09-17 Thursday</w:t>
       </w:r>
     </w:p>
     <w:tbl>
@@ -40,7 +40,7 @@
                 <w:rFonts w:ascii="TimeNewRoman" w:hAnsi="TimeNewRoman"/>
                 <w:sz w:val="30"/>
               </w:rPr>
-              <w:t>392÷5=78, 2</w:t>
+              <w:t>518÷9=57, 5</w:t>
             </w:r>
           </w:p>
         </w:tc>
@@ -57,7 +57,7 @@
                 <w:rFonts w:ascii="TimeNewRoman" w:hAnsi="TimeNewRoman"/>
                 <w:sz w:val="30"/>
               </w:rPr>
-              <w:t>557÷2=278, 1</w:t>
+              <w:t>480÷9=53, 3</w:t>
             </w:r>
           </w:p>
         </w:tc>
@@ -74,7 +74,7 @@
                 <w:rFonts w:ascii="TimeNewRoman" w:hAnsi="TimeNewRoman"/>
                 <w:sz w:val="30"/>
               </w:rPr>
-              <w:t>340÷5=68, 0</w:t>
+              <w:t>885÷9=98, 3</w:t>
             </w:r>
           </w:p>
         </w:tc>
@@ -91,7 +91,7 @@
                 <w:rFonts w:ascii="TimeNewRoman" w:hAnsi="TimeNewRoman"/>
                 <w:sz w:val="30"/>
               </w:rPr>
-              <w:t>873÷2=436, 1</w:t>
+              <w:t>967÷6=161, 1</w:t>
             </w:r>
           </w:p>
         </w:tc>
@@ -108,7 +108,7 @@
                 <w:rFonts w:ascii="TimeNewRoman" w:hAnsi="TimeNewRoman"/>
                 <w:sz w:val="30"/>
               </w:rPr>
-              <w:t>864÷9=96, 0</w:t>
+              <w:t>660÷7=94, 2</w:t>
             </w:r>
           </w:p>
         </w:tc>
@@ -223,7 +223,7 @@
                 <w:rFonts w:ascii="TimeNewRoman" w:hAnsi="TimeNewRoman"/>
                 <w:sz w:val="30"/>
               </w:rPr>
-              <w:t>310÷7=44, 2</w:t>
+              <w:t>708÷5=141, 3</w:t>
             </w:r>
           </w:p>
         </w:tc>
@@ -240,7 +240,7 @@
                 <w:rFonts w:ascii="TimeNewRoman" w:hAnsi="TimeNewRoman"/>
                 <w:sz w:val="30"/>
               </w:rPr>
-              <w:t>191÷2=95, 1</w:t>
+              <w:t>518÷4=129, 2</w:t>
             </w:r>
           </w:p>
         </w:tc>
@@ -257,7 +257,7 @@
                 <w:rFonts w:ascii="TimeNewRoman" w:hAnsi="TimeNewRoman"/>
                 <w:sz w:val="30"/>
               </w:rPr>
-              <w:t>508÷2=254, 0</w:t>
+              <w:t>156÷8=19, 4</w:t>
             </w:r>
           </w:p>
         </w:tc>
@@ -274,7 +274,7 @@
                 <w:rFonts w:ascii="TimeNewRoman" w:hAnsi="TimeNewRoman"/>
                 <w:sz w:val="30"/>
               </w:rPr>
-              <w:t>439÷8=54, 7</w:t>
+              <w:t>208÷7=29, 5</w:t>
             </w:r>
           </w:p>
         </w:tc>
@@ -291,7 +291,7 @@
                 <w:rFonts w:ascii="TimeNewRoman" w:hAnsi="TimeNewRoman"/>
                 <w:sz w:val="30"/>
               </w:rPr>
-              <w:t>902÷7=128, 6</w:t>
+              <w:t>438÷6=73, 0</w:t>
             </w:r>
           </w:p>
         </w:tc>
@@ -406,7 +406,7 @@
                 <w:rFonts w:ascii="TimeNewRoman" w:hAnsi="TimeNewRoman"/>
                 <w:sz w:val="30"/>
               </w:rPr>
-              <w:t>386÷9=42, 8</w:t>
+              <w:t>132÷8=16, 4</w:t>
             </w:r>
           </w:p>
         </w:tc>
@@ -423,7 +423,7 @@
                 <w:rFonts w:ascii="TimeNewRoman" w:hAnsi="TimeNewRoman"/>
                 <w:sz w:val="30"/>
               </w:rPr>
-              <w:t>788÷4=197, 0</w:t>
+              <w:t>319÷5=63, 4</w:t>
             </w:r>
           </w:p>
         </w:tc>
@@ -440,7 +440,7 @@
                 <w:rFonts w:ascii="TimeNewRoman" w:hAnsi="TimeNewRoman"/>
                 <w:sz w:val="30"/>
               </w:rPr>
-              <w:t>219÷3=73, 0</w:t>
+              <w:t>897÷4=224, 1</w:t>
             </w:r>
           </w:p>
         </w:tc>
@@ -457,7 +457,7 @@
                 <w:rFonts w:ascii="TimeNewRoman" w:hAnsi="TimeNewRoman"/>
                 <w:sz w:val="30"/>
               </w:rPr>
-              <w:t>922÷5=184, 2</w:t>
+              <w:t>437÷4=109, 1</w:t>
             </w:r>
           </w:p>
         </w:tc>
@@ -474,7 +474,7 @@
                 <w:rFonts w:ascii="TimeNewRoman" w:hAnsi="TimeNewRoman"/>
                 <w:sz w:val="30"/>
               </w:rPr>
-              <w:t>846÷8=105, 6</w:t>
+              <w:t>709÷3=236, 1</w:t>
             </w:r>
           </w:p>
         </w:tc>
@@ -589,7 +589,7 @@
                 <w:rFonts w:ascii="TimeNewRoman" w:hAnsi="TimeNewRoman"/>
                 <w:sz w:val="30"/>
               </w:rPr>
-              <w:t>253÷2=126, 1</w:t>
+              <w:t>598÷4=149, 2</w:t>
             </w:r>
           </w:p>
         </w:tc>
@@ -606,7 +606,7 @@
                 <w:rFonts w:ascii="TimeNewRoman" w:hAnsi="TimeNewRoman"/>
                 <w:sz w:val="30"/>
               </w:rPr>
-              <w:t>926÷8=115, 6</w:t>
+              <w:t>896÷9=99, 5</w:t>
             </w:r>
           </w:p>
         </w:tc>
@@ -623,7 +623,7 @@
                 <w:rFonts w:ascii="TimeNewRoman" w:hAnsi="TimeNewRoman"/>
                 <w:sz w:val="30"/>
               </w:rPr>
-              <w:t>972÷3=324, 0</w:t>
+              <w:t>571÷6=95, 1</w:t>
             </w:r>
           </w:p>
         </w:tc>
@@ -640,7 +640,7 @@
                 <w:rFonts w:ascii="TimeNewRoman" w:hAnsi="TimeNewRoman"/>
                 <w:sz w:val="30"/>
               </w:rPr>
-              <w:t>725÷7=103, 4</w:t>
+              <w:t>518÷4=129, 2</w:t>
             </w:r>
           </w:p>
         </w:tc>
@@ -657,7 +657,7 @@
                 <w:rFonts w:ascii="TimeNewRoman" w:hAnsi="TimeNewRoman"/>
                 <w:sz w:val="30"/>
               </w:rPr>
-              <w:t>496÷3=165, 1</w:t>
+              <w:t>917÷6=152, 5</w:t>
             </w:r>
           </w:p>
         </w:tc>
@@ -772,7 +772,7 @@
                 <w:rFonts w:ascii="TimeNewRoman" w:hAnsi="TimeNewRoman"/>
                 <w:sz w:val="30"/>
               </w:rPr>
-              <w:t>174÷4=43, 2</w:t>
+              <w:t>682÷8=85, 2</w:t>
             </w:r>
           </w:p>
         </w:tc>
@@ -789,7 +789,7 @@
                 <w:rFonts w:ascii="TimeNewRoman" w:hAnsi="TimeNewRoman"/>
                 <w:sz w:val="30"/>
               </w:rPr>
-              <w:t>553÷7=79, 0</w:t>
+              <w:t>685÷3=228, 1</w:t>
             </w:r>
           </w:p>
         </w:tc>
@@ -806,7 +806,7 @@
                 <w:rFonts w:ascii="TimeNewRoman" w:hAnsi="TimeNewRoman"/>
                 <w:sz w:val="30"/>
               </w:rPr>
-              <w:t>988÷7=141, 1</w:t>
+              <w:t>282÷7=40, 2</w:t>
             </w:r>
           </w:p>
         </w:tc>
@@ -823,7 +823,7 @@
                 <w:rFonts w:ascii="TimeNewRoman" w:hAnsi="TimeNewRoman"/>
                 <w:sz w:val="30"/>
               </w:rPr>
-              <w:t>761÷6=126, 5</w:t>
+              <w:t>551÷7=78, 5</w:t>
             </w:r>
           </w:p>
         </w:tc>
@@ -840,7 +840,7 @@
                 <w:rFonts w:ascii="TimeNewRoman" w:hAnsi="TimeNewRoman"/>
                 <w:sz w:val="30"/>
               </w:rPr>
-              <w:t>822÷3=274, 0</w:t>
+              <w:t>655÷4=163, 3</w:t>
             </w:r>
           </w:p>
         </w:tc>

--- a/answers-of-three-digit_number_divided_by_one-digit_number.docx
+++ b/answers-of-three-digit_number_divided_by_one-digit_number.docx
@@ -40,7 +40,7 @@
                 <w:rFonts w:ascii="TimeNewRoman" w:hAnsi="TimeNewRoman"/>
                 <w:sz w:val="30"/>
               </w:rPr>
-              <w:t>518÷9=57, 5</w:t>
+              <w:t>347÷6=57, 5</w:t>
             </w:r>
           </w:p>
         </w:tc>
@@ -57,7 +57,7 @@
                 <w:rFonts w:ascii="TimeNewRoman" w:hAnsi="TimeNewRoman"/>
                 <w:sz w:val="30"/>
               </w:rPr>
-              <w:t>480÷9=53, 3</w:t>
+              <w:t>441÷6=73, 3</w:t>
             </w:r>
           </w:p>
         </w:tc>
@@ -74,7 +74,7 @@
                 <w:rFonts w:ascii="TimeNewRoman" w:hAnsi="TimeNewRoman"/>
                 <w:sz w:val="30"/>
               </w:rPr>
-              <w:t>885÷9=98, 3</w:t>
+              <w:t>609÷6=101, 3</w:t>
             </w:r>
           </w:p>
         </w:tc>
@@ -91,7 +91,7 @@
                 <w:rFonts w:ascii="TimeNewRoman" w:hAnsi="TimeNewRoman"/>
                 <w:sz w:val="30"/>
               </w:rPr>
-              <w:t>967÷6=161, 1</w:t>
+              <w:t>204÷3=68, 0</w:t>
             </w:r>
           </w:p>
         </w:tc>
@@ -108,7 +108,7 @@
                 <w:rFonts w:ascii="TimeNewRoman" w:hAnsi="TimeNewRoman"/>
                 <w:sz w:val="30"/>
               </w:rPr>
-              <w:t>660÷7=94, 2</w:t>
+              <w:t>418÷8=52, 2</w:t>
             </w:r>
           </w:p>
         </w:tc>
@@ -223,7 +223,7 @@
                 <w:rFonts w:ascii="TimeNewRoman" w:hAnsi="TimeNewRoman"/>
                 <w:sz w:val="30"/>
               </w:rPr>
-              <w:t>708÷5=141, 3</w:t>
+              <w:t>818÷9=90, 8</w:t>
             </w:r>
           </w:p>
         </w:tc>
@@ -240,7 +240,7 @@
                 <w:rFonts w:ascii="TimeNewRoman" w:hAnsi="TimeNewRoman"/>
                 <w:sz w:val="30"/>
               </w:rPr>
-              <w:t>518÷4=129, 2</w:t>
+              <w:t>296÷7=42, 2</w:t>
             </w:r>
           </w:p>
         </w:tc>
@@ -257,7 +257,7 @@
                 <w:rFonts w:ascii="TimeNewRoman" w:hAnsi="TimeNewRoman"/>
                 <w:sz w:val="30"/>
               </w:rPr>
-              <w:t>156÷8=19, 4</w:t>
+              <w:t>549÷4=137, 1</w:t>
             </w:r>
           </w:p>
         </w:tc>
@@ -274,7 +274,7 @@
                 <w:rFonts w:ascii="TimeNewRoman" w:hAnsi="TimeNewRoman"/>
                 <w:sz w:val="30"/>
               </w:rPr>
-              <w:t>208÷7=29, 5</w:t>
+              <w:t>889÷2=444, 1</w:t>
             </w:r>
           </w:p>
         </w:tc>
@@ -291,7 +291,7 @@
                 <w:rFonts w:ascii="TimeNewRoman" w:hAnsi="TimeNewRoman"/>
                 <w:sz w:val="30"/>
               </w:rPr>
-              <w:t>438÷6=73, 0</w:t>
+              <w:t>598÷4=149, 2</w:t>
             </w:r>
           </w:p>
         </w:tc>
@@ -406,7 +406,7 @@
                 <w:rFonts w:ascii="TimeNewRoman" w:hAnsi="TimeNewRoman"/>
                 <w:sz w:val="30"/>
               </w:rPr>
-              <w:t>132÷8=16, 4</w:t>
+              <w:t>332÷5=66, 2</w:t>
             </w:r>
           </w:p>
         </w:tc>
@@ -423,7 +423,7 @@
                 <w:rFonts w:ascii="TimeNewRoman" w:hAnsi="TimeNewRoman"/>
                 <w:sz w:val="30"/>
               </w:rPr>
-              <w:t>319÷5=63, 4</w:t>
+              <w:t>308÷5=61, 3</w:t>
             </w:r>
           </w:p>
         </w:tc>
@@ -440,7 +440,7 @@
                 <w:rFonts w:ascii="TimeNewRoman" w:hAnsi="TimeNewRoman"/>
                 <w:sz w:val="30"/>
               </w:rPr>
-              <w:t>897÷4=224, 1</w:t>
+              <w:t>996÷7=142, 2</w:t>
             </w:r>
           </w:p>
         </w:tc>
@@ -457,7 +457,7 @@
                 <w:rFonts w:ascii="TimeNewRoman" w:hAnsi="TimeNewRoman"/>
                 <w:sz w:val="30"/>
               </w:rPr>
-              <w:t>437÷4=109, 1</w:t>
+              <w:t>878÷3=292, 2</w:t>
             </w:r>
           </w:p>
         </w:tc>
@@ -474,7 +474,7 @@
                 <w:rFonts w:ascii="TimeNewRoman" w:hAnsi="TimeNewRoman"/>
                 <w:sz w:val="30"/>
               </w:rPr>
-              <w:t>709÷3=236, 1</w:t>
+              <w:t>897÷5=179, 2</w:t>
             </w:r>
           </w:p>
         </w:tc>
@@ -589,7 +589,7 @@
                 <w:rFonts w:ascii="TimeNewRoman" w:hAnsi="TimeNewRoman"/>
                 <w:sz w:val="30"/>
               </w:rPr>
-              <w:t>598÷4=149, 2</w:t>
+              <w:t>987÷6=164, 3</w:t>
             </w:r>
           </w:p>
         </w:tc>
@@ -606,7 +606,7 @@
                 <w:rFonts w:ascii="TimeNewRoman" w:hAnsi="TimeNewRoman"/>
                 <w:sz w:val="30"/>
               </w:rPr>
-              <w:t>896÷9=99, 5</w:t>
+              <w:t>893÷6=148, 5</w:t>
             </w:r>
           </w:p>
         </w:tc>
@@ -623,7 +623,7 @@
                 <w:rFonts w:ascii="TimeNewRoman" w:hAnsi="TimeNewRoman"/>
                 <w:sz w:val="30"/>
               </w:rPr>
-              <w:t>571÷6=95, 1</w:t>
+              <w:t>384÷7=54, 6</w:t>
             </w:r>
           </w:p>
         </w:tc>
@@ -640,7 +640,7 @@
                 <w:rFonts w:ascii="TimeNewRoman" w:hAnsi="TimeNewRoman"/>
                 <w:sz w:val="30"/>
               </w:rPr>
-              <w:t>518÷4=129, 2</w:t>
+              <w:t>725÷2=362, 1</w:t>
             </w:r>
           </w:p>
         </w:tc>
@@ -657,7 +657,7 @@
                 <w:rFonts w:ascii="TimeNewRoman" w:hAnsi="TimeNewRoman"/>
                 <w:sz w:val="30"/>
               </w:rPr>
-              <w:t>917÷6=152, 5</w:t>
+              <w:t>459÷4=114, 3</w:t>
             </w:r>
           </w:p>
         </w:tc>
@@ -772,7 +772,7 @@
                 <w:rFonts w:ascii="TimeNewRoman" w:hAnsi="TimeNewRoman"/>
                 <w:sz w:val="30"/>
               </w:rPr>
-              <w:t>682÷8=85, 2</w:t>
+              <w:t>958÷4=239, 2</w:t>
             </w:r>
           </w:p>
         </w:tc>
@@ -789,7 +789,7 @@
                 <w:rFonts w:ascii="TimeNewRoman" w:hAnsi="TimeNewRoman"/>
                 <w:sz w:val="30"/>
               </w:rPr>
-              <w:t>685÷3=228, 1</w:t>
+              <w:t>733÷2=366, 1</w:t>
             </w:r>
           </w:p>
         </w:tc>
@@ -806,7 +806,7 @@
                 <w:rFonts w:ascii="TimeNewRoman" w:hAnsi="TimeNewRoman"/>
                 <w:sz w:val="30"/>
               </w:rPr>
-              <w:t>282÷7=40, 2</w:t>
+              <w:t>602÷7=86, 0</w:t>
             </w:r>
           </w:p>
         </w:tc>
@@ -823,7 +823,7 @@
                 <w:rFonts w:ascii="TimeNewRoman" w:hAnsi="TimeNewRoman"/>
                 <w:sz w:val="30"/>
               </w:rPr>
-              <w:t>551÷7=78, 5</w:t>
+              <w:t>399÷4=99, 3</w:t>
             </w:r>
           </w:p>
         </w:tc>
@@ -840,7 +840,7 @@
                 <w:rFonts w:ascii="TimeNewRoman" w:hAnsi="TimeNewRoman"/>
                 <w:sz w:val="30"/>
               </w:rPr>
-              <w:t>655÷4=163, 3</w:t>
+              <w:t>584÷8=73, 0</w:t>
             </w:r>
           </w:p>
         </w:tc>

--- a/answers-of-three-digit_number_divided_by_one-digit_number.docx
+++ b/answers-of-three-digit_number_divided_by_one-digit_number.docx
@@ -11,7 +11,7 @@
           <w:rFonts w:ascii="Arial" w:hAnsi="Arial"/>
           <w:sz w:val="30"/>
         </w:rPr>
-        <w:t>2026-09-17 Thursday</w:t>
+        <w:t>2026-09-18 Friday</w:t>
       </w:r>
     </w:p>
     <w:tbl>
@@ -40,7 +40,7 @@
                 <w:rFonts w:ascii="TimeNewRoman" w:hAnsi="TimeNewRoman"/>
                 <w:sz w:val="30"/>
               </w:rPr>
-              <w:t>347÷6=57, 5</w:t>
+              <w:t>805÷3=268, 1</w:t>
             </w:r>
           </w:p>
         </w:tc>
@@ -57,7 +57,7 @@
                 <w:rFonts w:ascii="TimeNewRoman" w:hAnsi="TimeNewRoman"/>
                 <w:sz w:val="30"/>
               </w:rPr>
-              <w:t>441÷6=73, 3</w:t>
+              <w:t>169÷6=28, 1</w:t>
             </w:r>
           </w:p>
         </w:tc>
@@ -74,7 +74,7 @@
                 <w:rFonts w:ascii="TimeNewRoman" w:hAnsi="TimeNewRoman"/>
                 <w:sz w:val="30"/>
               </w:rPr>
-              <w:t>609÷6=101, 3</w:t>
+              <w:t>355÷3=118, 1</w:t>
             </w:r>
           </w:p>
         </w:tc>
@@ -91,7 +91,7 @@
                 <w:rFonts w:ascii="TimeNewRoman" w:hAnsi="TimeNewRoman"/>
                 <w:sz w:val="30"/>
               </w:rPr>
-              <w:t>204÷3=68, 0</w:t>
+              <w:t>276÷2=138, 0</w:t>
             </w:r>
           </w:p>
         </w:tc>
@@ -108,7 +108,7 @@
                 <w:rFonts w:ascii="TimeNewRoman" w:hAnsi="TimeNewRoman"/>
                 <w:sz w:val="30"/>
               </w:rPr>
-              <w:t>418÷8=52, 2</w:t>
+              <w:t>584÷7=83, 3</w:t>
             </w:r>
           </w:p>
         </w:tc>
@@ -223,7 +223,7 @@
                 <w:rFonts w:ascii="TimeNewRoman" w:hAnsi="TimeNewRoman"/>
                 <w:sz w:val="30"/>
               </w:rPr>
-              <w:t>818÷9=90, 8</w:t>
+              <w:t>384÷9=42, 6</w:t>
             </w:r>
           </w:p>
         </w:tc>
@@ -240,7 +240,7 @@
                 <w:rFonts w:ascii="TimeNewRoman" w:hAnsi="TimeNewRoman"/>
                 <w:sz w:val="30"/>
               </w:rPr>
-              <w:t>296÷7=42, 2</w:t>
+              <w:t>392÷9=43, 5</w:t>
             </w:r>
           </w:p>
         </w:tc>
@@ -257,7 +257,7 @@
                 <w:rFonts w:ascii="TimeNewRoman" w:hAnsi="TimeNewRoman"/>
                 <w:sz w:val="30"/>
               </w:rPr>
-              <w:t>549÷4=137, 1</w:t>
+              <w:t>198÷4=49, 2</w:t>
             </w:r>
           </w:p>
         </w:tc>
@@ -274,7 +274,7 @@
                 <w:rFonts w:ascii="TimeNewRoman" w:hAnsi="TimeNewRoman"/>
                 <w:sz w:val="30"/>
               </w:rPr>
-              <w:t>889÷2=444, 1</w:t>
+              <w:t>822÷3=274, 0</w:t>
             </w:r>
           </w:p>
         </w:tc>
@@ -291,7 +291,7 @@
                 <w:rFonts w:ascii="TimeNewRoman" w:hAnsi="TimeNewRoman"/>
                 <w:sz w:val="30"/>
               </w:rPr>
-              <w:t>598÷4=149, 2</w:t>
+              <w:t>954÷6=159, 0</w:t>
             </w:r>
           </w:p>
         </w:tc>
@@ -406,7 +406,7 @@
                 <w:rFonts w:ascii="TimeNewRoman" w:hAnsi="TimeNewRoman"/>
                 <w:sz w:val="30"/>
               </w:rPr>
-              <w:t>332÷5=66, 2</w:t>
+              <w:t>417÷4=104, 1</w:t>
             </w:r>
           </w:p>
         </w:tc>
@@ -423,7 +423,7 @@
                 <w:rFonts w:ascii="TimeNewRoman" w:hAnsi="TimeNewRoman"/>
                 <w:sz w:val="30"/>
               </w:rPr>
-              <w:t>308÷5=61, 3</w:t>
+              <w:t>438÷5=87, 3</w:t>
             </w:r>
           </w:p>
         </w:tc>
@@ -440,7 +440,7 @@
                 <w:rFonts w:ascii="TimeNewRoman" w:hAnsi="TimeNewRoman"/>
                 <w:sz w:val="30"/>
               </w:rPr>
-              <w:t>996÷7=142, 2</w:t>
+              <w:t>533÷7=76, 1</w:t>
             </w:r>
           </w:p>
         </w:tc>
@@ -457,7 +457,7 @@
                 <w:rFonts w:ascii="TimeNewRoman" w:hAnsi="TimeNewRoman"/>
                 <w:sz w:val="30"/>
               </w:rPr>
-              <w:t>878÷3=292, 2</w:t>
+              <w:t>733÷9=81, 4</w:t>
             </w:r>
           </w:p>
         </w:tc>
@@ -474,7 +474,7 @@
                 <w:rFonts w:ascii="TimeNewRoman" w:hAnsi="TimeNewRoman"/>
                 <w:sz w:val="30"/>
               </w:rPr>
-              <w:t>897÷5=179, 2</w:t>
+              <w:t>423÷7=60, 3</w:t>
             </w:r>
           </w:p>
         </w:tc>
@@ -589,7 +589,7 @@
                 <w:rFonts w:ascii="TimeNewRoman" w:hAnsi="TimeNewRoman"/>
                 <w:sz w:val="30"/>
               </w:rPr>
-              <w:t>987÷6=164, 3</w:t>
+              <w:t>645÷8=80, 5</w:t>
             </w:r>
           </w:p>
         </w:tc>
@@ -606,7 +606,7 @@
                 <w:rFonts w:ascii="TimeNewRoman" w:hAnsi="TimeNewRoman"/>
                 <w:sz w:val="30"/>
               </w:rPr>
-              <w:t>893÷6=148, 5</w:t>
+              <w:t>865÷9=96, 1</w:t>
             </w:r>
           </w:p>
         </w:tc>
@@ -623,7 +623,7 @@
                 <w:rFonts w:ascii="TimeNewRoman" w:hAnsi="TimeNewRoman"/>
                 <w:sz w:val="30"/>
               </w:rPr>
-              <w:t>384÷7=54, 6</w:t>
+              <w:t>125÷3=41, 2</w:t>
             </w:r>
           </w:p>
         </w:tc>
@@ -640,7 +640,7 @@
                 <w:rFonts w:ascii="TimeNewRoman" w:hAnsi="TimeNewRoman"/>
                 <w:sz w:val="30"/>
               </w:rPr>
-              <w:t>725÷2=362, 1</w:t>
+              <w:t>222÷4=55, 2</w:t>
             </w:r>
           </w:p>
         </w:tc>
@@ -657,7 +657,7 @@
                 <w:rFonts w:ascii="TimeNewRoman" w:hAnsi="TimeNewRoman"/>
                 <w:sz w:val="30"/>
               </w:rPr>
-              <w:t>459÷4=114, 3</w:t>
+              <w:t>638÷8=79, 6</w:t>
             </w:r>
           </w:p>
         </w:tc>
@@ -772,7 +772,7 @@
                 <w:rFonts w:ascii="TimeNewRoman" w:hAnsi="TimeNewRoman"/>
                 <w:sz w:val="30"/>
               </w:rPr>
-              <w:t>958÷4=239, 2</w:t>
+              <w:t>756÷9=84, 0</w:t>
             </w:r>
           </w:p>
         </w:tc>
@@ -789,7 +789,7 @@
                 <w:rFonts w:ascii="TimeNewRoman" w:hAnsi="TimeNewRoman"/>
                 <w:sz w:val="30"/>
               </w:rPr>
-              <w:t>733÷2=366, 1</w:t>
+              <w:t>164÷3=54, 2</w:t>
             </w:r>
           </w:p>
         </w:tc>
@@ -806,7 +806,7 @@
                 <w:rFonts w:ascii="TimeNewRoman" w:hAnsi="TimeNewRoman"/>
                 <w:sz w:val="30"/>
               </w:rPr>
-              <w:t>602÷7=86, 0</w:t>
+              <w:t>626÷6=104, 2</w:t>
             </w:r>
           </w:p>
         </w:tc>
@@ -823,7 +823,7 @@
                 <w:rFonts w:ascii="TimeNewRoman" w:hAnsi="TimeNewRoman"/>
                 <w:sz w:val="30"/>
               </w:rPr>
-              <w:t>399÷4=99, 3</w:t>
+              <w:t>773÷3=257, 2</w:t>
             </w:r>
           </w:p>
         </w:tc>
@@ -840,7 +840,7 @@
                 <w:rFonts w:ascii="TimeNewRoman" w:hAnsi="TimeNewRoman"/>
                 <w:sz w:val="30"/>
               </w:rPr>
-              <w:t>584÷8=73, 0</w:t>
+              <w:t>839÷7=119, 6</w:t>
             </w:r>
           </w:p>
         </w:tc>

--- a/answers-of-three-digit_number_divided_by_one-digit_number.docx
+++ b/answers-of-three-digit_number_divided_by_one-digit_number.docx
@@ -40,7 +40,7 @@
                 <w:rFonts w:ascii="TimeNewRoman" w:hAnsi="TimeNewRoman"/>
                 <w:sz w:val="30"/>
               </w:rPr>
-              <w:t>805÷3=268, 1</w:t>
+              <w:t>284÷6=47, 2</w:t>
             </w:r>
           </w:p>
         </w:tc>
@@ -57,7 +57,7 @@
                 <w:rFonts w:ascii="TimeNewRoman" w:hAnsi="TimeNewRoman"/>
                 <w:sz w:val="30"/>
               </w:rPr>
-              <w:t>169÷6=28, 1</w:t>
+              <w:t>447÷4=111, 3</w:t>
             </w:r>
           </w:p>
         </w:tc>
@@ -74,7 +74,7 @@
                 <w:rFonts w:ascii="TimeNewRoman" w:hAnsi="TimeNewRoman"/>
                 <w:sz w:val="30"/>
               </w:rPr>
-              <w:t>355÷3=118, 1</w:t>
+              <w:t>197÷9=21, 8</w:t>
             </w:r>
           </w:p>
         </w:tc>
@@ -91,7 +91,7 @@
                 <w:rFonts w:ascii="TimeNewRoman" w:hAnsi="TimeNewRoman"/>
                 <w:sz w:val="30"/>
               </w:rPr>
-              <w:t>276÷2=138, 0</w:t>
+              <w:t>380÷2=190, 0</w:t>
             </w:r>
           </w:p>
         </w:tc>
@@ -108,7 +108,7 @@
                 <w:rFonts w:ascii="TimeNewRoman" w:hAnsi="TimeNewRoman"/>
                 <w:sz w:val="30"/>
               </w:rPr>
-              <w:t>584÷7=83, 3</w:t>
+              <w:t>667÷2=333, 1</w:t>
             </w:r>
           </w:p>
         </w:tc>
@@ -223,7 +223,7 @@
                 <w:rFonts w:ascii="TimeNewRoman" w:hAnsi="TimeNewRoman"/>
                 <w:sz w:val="30"/>
               </w:rPr>
-              <w:t>384÷9=42, 6</w:t>
+              <w:t>666÷4=166, 2</w:t>
             </w:r>
           </w:p>
         </w:tc>
@@ -240,7 +240,7 @@
                 <w:rFonts w:ascii="TimeNewRoman" w:hAnsi="TimeNewRoman"/>
                 <w:sz w:val="30"/>
               </w:rPr>
-              <w:t>392÷9=43, 5</w:t>
+              <w:t>145÷7=20, 5</w:t>
             </w:r>
           </w:p>
         </w:tc>
@@ -257,7 +257,7 @@
                 <w:rFonts w:ascii="TimeNewRoman" w:hAnsi="TimeNewRoman"/>
                 <w:sz w:val="30"/>
               </w:rPr>
-              <w:t>198÷4=49, 2</w:t>
+              <w:t>942÷7=134, 4</w:t>
             </w:r>
           </w:p>
         </w:tc>
@@ -274,7 +274,7 @@
                 <w:rFonts w:ascii="TimeNewRoman" w:hAnsi="TimeNewRoman"/>
                 <w:sz w:val="30"/>
               </w:rPr>
-              <w:t>822÷3=274, 0</w:t>
+              <w:t>884÷4=221, 0</w:t>
             </w:r>
           </w:p>
         </w:tc>
@@ -291,7 +291,7 @@
                 <w:rFonts w:ascii="TimeNewRoman" w:hAnsi="TimeNewRoman"/>
                 <w:sz w:val="30"/>
               </w:rPr>
-              <w:t>954÷6=159, 0</w:t>
+              <w:t>449÷6=74, 5</w:t>
             </w:r>
           </w:p>
         </w:tc>
@@ -406,7 +406,7 @@
                 <w:rFonts w:ascii="TimeNewRoman" w:hAnsi="TimeNewRoman"/>
                 <w:sz w:val="30"/>
               </w:rPr>
-              <w:t>417÷4=104, 1</w:t>
+              <w:t>166÷5=33, 1</w:t>
             </w:r>
           </w:p>
         </w:tc>
@@ -423,7 +423,7 @@
                 <w:rFonts w:ascii="TimeNewRoman" w:hAnsi="TimeNewRoman"/>
                 <w:sz w:val="30"/>
               </w:rPr>
-              <w:t>438÷5=87, 3</w:t>
+              <w:t>619÷8=77, 3</w:t>
             </w:r>
           </w:p>
         </w:tc>
@@ -440,7 +440,7 @@
                 <w:rFonts w:ascii="TimeNewRoman" w:hAnsi="TimeNewRoman"/>
                 <w:sz w:val="30"/>
               </w:rPr>
-              <w:t>533÷7=76, 1</w:t>
+              <w:t>337÷4=84, 1</w:t>
             </w:r>
           </w:p>
         </w:tc>
@@ -457,7 +457,7 @@
                 <w:rFonts w:ascii="TimeNewRoman" w:hAnsi="TimeNewRoman"/>
                 <w:sz w:val="30"/>
               </w:rPr>
-              <w:t>733÷9=81, 4</w:t>
+              <w:t>946÷5=189, 1</w:t>
             </w:r>
           </w:p>
         </w:tc>
@@ -474,7 +474,7 @@
                 <w:rFonts w:ascii="TimeNewRoman" w:hAnsi="TimeNewRoman"/>
                 <w:sz w:val="30"/>
               </w:rPr>
-              <w:t>423÷7=60, 3</w:t>
+              <w:t>989÷9=109, 8</w:t>
             </w:r>
           </w:p>
         </w:tc>
@@ -589,7 +589,7 @@
                 <w:rFonts w:ascii="TimeNewRoman" w:hAnsi="TimeNewRoman"/>
                 <w:sz w:val="30"/>
               </w:rPr>
-              <w:t>645÷8=80, 5</w:t>
+              <w:t>264÷4=66, 0</w:t>
             </w:r>
           </w:p>
         </w:tc>
@@ -606,7 +606,7 @@
                 <w:rFonts w:ascii="TimeNewRoman" w:hAnsi="TimeNewRoman"/>
                 <w:sz w:val="30"/>
               </w:rPr>
-              <w:t>865÷9=96, 1</w:t>
+              <w:t>981÷5=196, 1</w:t>
             </w:r>
           </w:p>
         </w:tc>
@@ -623,7 +623,7 @@
                 <w:rFonts w:ascii="TimeNewRoman" w:hAnsi="TimeNewRoman"/>
                 <w:sz w:val="30"/>
               </w:rPr>
-              <w:t>125÷3=41, 2</w:t>
+              <w:t>659÷5=131, 4</w:t>
             </w:r>
           </w:p>
         </w:tc>
@@ -640,7 +640,7 @@
                 <w:rFonts w:ascii="TimeNewRoman" w:hAnsi="TimeNewRoman"/>
                 <w:sz w:val="30"/>
               </w:rPr>
-              <w:t>222÷4=55, 2</w:t>
+              <w:t>225÷5=45, 0</w:t>
             </w:r>
           </w:p>
         </w:tc>
@@ -657,7 +657,7 @@
                 <w:rFonts w:ascii="TimeNewRoman" w:hAnsi="TimeNewRoman"/>
                 <w:sz w:val="30"/>
               </w:rPr>
-              <w:t>638÷8=79, 6</w:t>
+              <w:t>795÷5=159, 0</w:t>
             </w:r>
           </w:p>
         </w:tc>
@@ -772,7 +772,7 @@
                 <w:rFonts w:ascii="TimeNewRoman" w:hAnsi="TimeNewRoman"/>
                 <w:sz w:val="30"/>
               </w:rPr>
-              <w:t>756÷9=84, 0</w:t>
+              <w:t>454÷8=56, 6</w:t>
             </w:r>
           </w:p>
         </w:tc>
@@ -789,7 +789,7 @@
                 <w:rFonts w:ascii="TimeNewRoman" w:hAnsi="TimeNewRoman"/>
                 <w:sz w:val="30"/>
               </w:rPr>
-              <w:t>164÷3=54, 2</w:t>
+              <w:t>676÷3=225, 1</w:t>
             </w:r>
           </w:p>
         </w:tc>
@@ -806,7 +806,7 @@
                 <w:rFonts w:ascii="TimeNewRoman" w:hAnsi="TimeNewRoman"/>
                 <w:sz w:val="30"/>
               </w:rPr>
-              <w:t>626÷6=104, 2</w:t>
+              <w:t>839÷5=167, 4</w:t>
             </w:r>
           </w:p>
         </w:tc>
@@ -823,7 +823,7 @@
                 <w:rFonts w:ascii="TimeNewRoman" w:hAnsi="TimeNewRoman"/>
                 <w:sz w:val="30"/>
               </w:rPr>
-              <w:t>773÷3=257, 2</w:t>
+              <w:t>575÷5=115, 0</w:t>
             </w:r>
           </w:p>
         </w:tc>
@@ -840,7 +840,7 @@
                 <w:rFonts w:ascii="TimeNewRoman" w:hAnsi="TimeNewRoman"/>
                 <w:sz w:val="30"/>
               </w:rPr>
-              <w:t>839÷7=119, 6</w:t>
+              <w:t>715÷8=89, 3</w:t>
             </w:r>
           </w:p>
         </w:tc>

--- a/answers-of-three-digit_number_divided_by_one-digit_number.docx
+++ b/answers-of-three-digit_number_divided_by_one-digit_number.docx
@@ -11,7 +11,7 @@
           <w:rFonts w:ascii="Arial" w:hAnsi="Arial"/>
           <w:sz w:val="30"/>
         </w:rPr>
-        <w:t>2026-09-18 Friday</w:t>
+        <w:t>2026-09-19 Saturday</w:t>
       </w:r>
     </w:p>
     <w:tbl>
@@ -40,7 +40,7 @@
                 <w:rFonts w:ascii="TimeNewRoman" w:hAnsi="TimeNewRoman"/>
                 <w:sz w:val="30"/>
               </w:rPr>
-              <w:t>284÷6=47, 2</w:t>
+              <w:t>148÷7=21, 1</w:t>
             </w:r>
           </w:p>
         </w:tc>
@@ -57,7 +57,7 @@
                 <w:rFonts w:ascii="TimeNewRoman" w:hAnsi="TimeNewRoman"/>
                 <w:sz w:val="30"/>
               </w:rPr>
-              <w:t>447÷4=111, 3</w:t>
+              <w:t>270÷4=67, 2</w:t>
             </w:r>
           </w:p>
         </w:tc>
@@ -74,7 +74,7 @@
                 <w:rFonts w:ascii="TimeNewRoman" w:hAnsi="TimeNewRoman"/>
                 <w:sz w:val="30"/>
               </w:rPr>
-              <w:t>197÷9=21, 8</w:t>
+              <w:t>890÷2=445, 0</w:t>
             </w:r>
           </w:p>
         </w:tc>
@@ -91,7 +91,7 @@
                 <w:rFonts w:ascii="TimeNewRoman" w:hAnsi="TimeNewRoman"/>
                 <w:sz w:val="30"/>
               </w:rPr>
-              <w:t>380÷2=190, 0</w:t>
+              <w:t>528÷9=58, 6</w:t>
             </w:r>
           </w:p>
         </w:tc>
@@ -108,7 +108,7 @@
                 <w:rFonts w:ascii="TimeNewRoman" w:hAnsi="TimeNewRoman"/>
                 <w:sz w:val="30"/>
               </w:rPr>
-              <w:t>667÷2=333, 1</w:t>
+              <w:t>384÷7=54, 6</w:t>
             </w:r>
           </w:p>
         </w:tc>
@@ -223,7 +223,7 @@
                 <w:rFonts w:ascii="TimeNewRoman" w:hAnsi="TimeNewRoman"/>
                 <w:sz w:val="30"/>
               </w:rPr>
-              <w:t>666÷4=166, 2</w:t>
+              <w:t>903÷8=112, 7</w:t>
             </w:r>
           </w:p>
         </w:tc>
@@ -240,7 +240,7 @@
                 <w:rFonts w:ascii="TimeNewRoman" w:hAnsi="TimeNewRoman"/>
                 <w:sz w:val="30"/>
               </w:rPr>
-              <w:t>145÷7=20, 5</w:t>
+              <w:t>313÷8=39, 1</w:t>
             </w:r>
           </w:p>
         </w:tc>
@@ -257,7 +257,7 @@
                 <w:rFonts w:ascii="TimeNewRoman" w:hAnsi="TimeNewRoman"/>
                 <w:sz w:val="30"/>
               </w:rPr>
-              <w:t>942÷7=134, 4</w:t>
+              <w:t>865÷9=96, 1</w:t>
             </w:r>
           </w:p>
         </w:tc>
@@ -274,7 +274,7 @@
                 <w:rFonts w:ascii="TimeNewRoman" w:hAnsi="TimeNewRoman"/>
                 <w:sz w:val="30"/>
               </w:rPr>
-              <w:t>884÷4=221, 0</w:t>
+              <w:t>778÷4=194, 2</w:t>
             </w:r>
           </w:p>
         </w:tc>
@@ -291,7 +291,7 @@
                 <w:rFonts w:ascii="TimeNewRoman" w:hAnsi="TimeNewRoman"/>
                 <w:sz w:val="30"/>
               </w:rPr>
-              <w:t>449÷6=74, 5</w:t>
+              <w:t>921÷3=307, 0</w:t>
             </w:r>
           </w:p>
         </w:tc>
@@ -406,7 +406,7 @@
                 <w:rFonts w:ascii="TimeNewRoman" w:hAnsi="TimeNewRoman"/>
                 <w:sz w:val="30"/>
               </w:rPr>
-              <w:t>166÷5=33, 1</w:t>
+              <w:t>647÷4=161, 3</w:t>
             </w:r>
           </w:p>
         </w:tc>
@@ -423,7 +423,7 @@
                 <w:rFonts w:ascii="TimeNewRoman" w:hAnsi="TimeNewRoman"/>
                 <w:sz w:val="30"/>
               </w:rPr>
-              <w:t>619÷8=77, 3</w:t>
+              <w:t>657÷8=82, 1</w:t>
             </w:r>
           </w:p>
         </w:tc>
@@ -440,7 +440,7 @@
                 <w:rFonts w:ascii="TimeNewRoman" w:hAnsi="TimeNewRoman"/>
                 <w:sz w:val="30"/>
               </w:rPr>
-              <w:t>337÷4=84, 1</w:t>
+              <w:t>435÷7=62, 1</w:t>
             </w:r>
           </w:p>
         </w:tc>
@@ -457,7 +457,7 @@
                 <w:rFonts w:ascii="TimeNewRoman" w:hAnsi="TimeNewRoman"/>
                 <w:sz w:val="30"/>
               </w:rPr>
-              <w:t>946÷5=189, 1</w:t>
+              <w:t>552÷4=138, 0</w:t>
             </w:r>
           </w:p>
         </w:tc>
@@ -474,7 +474,7 @@
                 <w:rFonts w:ascii="TimeNewRoman" w:hAnsi="TimeNewRoman"/>
                 <w:sz w:val="30"/>
               </w:rPr>
-              <w:t>989÷9=109, 8</w:t>
+              <w:t>966÷6=161, 0</w:t>
             </w:r>
           </w:p>
         </w:tc>
@@ -589,7 +589,7 @@
                 <w:rFonts w:ascii="TimeNewRoman" w:hAnsi="TimeNewRoman"/>
                 <w:sz w:val="30"/>
               </w:rPr>
-              <w:t>264÷4=66, 0</w:t>
+              <w:t>888÷4=222, 0</w:t>
             </w:r>
           </w:p>
         </w:tc>
@@ -606,7 +606,7 @@
                 <w:rFonts w:ascii="TimeNewRoman" w:hAnsi="TimeNewRoman"/>
                 <w:sz w:val="30"/>
               </w:rPr>
-              <w:t>981÷5=196, 1</w:t>
+              <w:t>226÷5=45, 1</w:t>
             </w:r>
           </w:p>
         </w:tc>
@@ -623,7 +623,7 @@
                 <w:rFonts w:ascii="TimeNewRoman" w:hAnsi="TimeNewRoman"/>
                 <w:sz w:val="30"/>
               </w:rPr>
-              <w:t>659÷5=131, 4</w:t>
+              <w:t>461÷2=230, 1</w:t>
             </w:r>
           </w:p>
         </w:tc>
@@ -640,7 +640,7 @@
                 <w:rFonts w:ascii="TimeNewRoman" w:hAnsi="TimeNewRoman"/>
                 <w:sz w:val="30"/>
               </w:rPr>
-              <w:t>225÷5=45, 0</w:t>
+              <w:t>778÷6=129, 4</w:t>
             </w:r>
           </w:p>
         </w:tc>
@@ -657,7 +657,7 @@
                 <w:rFonts w:ascii="TimeNewRoman" w:hAnsi="TimeNewRoman"/>
                 <w:sz w:val="30"/>
               </w:rPr>
-              <w:t>795÷5=159, 0</w:t>
+              <w:t>592÷7=84, 4</w:t>
             </w:r>
           </w:p>
         </w:tc>
@@ -772,7 +772,7 @@
                 <w:rFonts w:ascii="TimeNewRoman" w:hAnsi="TimeNewRoman"/>
                 <w:sz w:val="30"/>
               </w:rPr>
-              <w:t>454÷8=56, 6</w:t>
+              <w:t>892÷7=127, 3</w:t>
             </w:r>
           </w:p>
         </w:tc>
@@ -789,7 +789,7 @@
                 <w:rFonts w:ascii="TimeNewRoman" w:hAnsi="TimeNewRoman"/>
                 <w:sz w:val="30"/>
               </w:rPr>
-              <w:t>676÷3=225, 1</w:t>
+              <w:t>666÷4=166, 2</w:t>
             </w:r>
           </w:p>
         </w:tc>
@@ -806,7 +806,7 @@
                 <w:rFonts w:ascii="TimeNewRoman" w:hAnsi="TimeNewRoman"/>
                 <w:sz w:val="30"/>
               </w:rPr>
-              <w:t>839÷5=167, 4</w:t>
+              <w:t>461÷6=76, 5</w:t>
             </w:r>
           </w:p>
         </w:tc>
@@ -823,7 +823,7 @@
                 <w:rFonts w:ascii="TimeNewRoman" w:hAnsi="TimeNewRoman"/>
                 <w:sz w:val="30"/>
               </w:rPr>
-              <w:t>575÷5=115, 0</w:t>
+              <w:t>475÷5=95, 0</w:t>
             </w:r>
           </w:p>
         </w:tc>
@@ -840,7 +840,7 @@
                 <w:rFonts w:ascii="TimeNewRoman" w:hAnsi="TimeNewRoman"/>
                 <w:sz w:val="30"/>
               </w:rPr>
-              <w:t>715÷8=89, 3</w:t>
+              <w:t>650÷2=325, 0</w:t>
             </w:r>
           </w:p>
         </w:tc>

--- a/answers-of-three-digit_number_divided_by_one-digit_number.docx
+++ b/answers-of-three-digit_number_divided_by_one-digit_number.docx
@@ -40,7 +40,7 @@
                 <w:rFonts w:ascii="TimeNewRoman" w:hAnsi="TimeNewRoman"/>
                 <w:sz w:val="30"/>
               </w:rPr>
-              <w:t>148÷7=21, 1</w:t>
+              <w:t>426÷2=213, 0</w:t>
             </w:r>
           </w:p>
         </w:tc>
@@ -57,7 +57,7 @@
                 <w:rFonts w:ascii="TimeNewRoman" w:hAnsi="TimeNewRoman"/>
                 <w:sz w:val="30"/>
               </w:rPr>
-              <w:t>270÷4=67, 2</w:t>
+              <w:t>281÷5=56, 1</w:t>
             </w:r>
           </w:p>
         </w:tc>
@@ -74,7 +74,7 @@
                 <w:rFonts w:ascii="TimeNewRoman" w:hAnsi="TimeNewRoman"/>
                 <w:sz w:val="30"/>
               </w:rPr>
-              <w:t>890÷2=445, 0</w:t>
+              <w:t>194÷6=32, 2</w:t>
             </w:r>
           </w:p>
         </w:tc>
@@ -91,7 +91,7 @@
                 <w:rFonts w:ascii="TimeNewRoman" w:hAnsi="TimeNewRoman"/>
                 <w:sz w:val="30"/>
               </w:rPr>
-              <w:t>528÷9=58, 6</w:t>
+              <w:t>740÷8=92, 4</w:t>
             </w:r>
           </w:p>
         </w:tc>
@@ -108,7 +108,7 @@
                 <w:rFonts w:ascii="TimeNewRoman" w:hAnsi="TimeNewRoman"/>
                 <w:sz w:val="30"/>
               </w:rPr>
-              <w:t>384÷7=54, 6</w:t>
+              <w:t>386÷2=193, 0</w:t>
             </w:r>
           </w:p>
         </w:tc>
@@ -223,7 +223,7 @@
                 <w:rFonts w:ascii="TimeNewRoman" w:hAnsi="TimeNewRoman"/>
                 <w:sz w:val="30"/>
               </w:rPr>
-              <w:t>903÷8=112, 7</w:t>
+              <w:t>967÷2=483, 1</w:t>
             </w:r>
           </w:p>
         </w:tc>
@@ -240,7 +240,7 @@
                 <w:rFonts w:ascii="TimeNewRoman" w:hAnsi="TimeNewRoman"/>
                 <w:sz w:val="30"/>
               </w:rPr>
-              <w:t>313÷8=39, 1</w:t>
+              <w:t>844÷3=281, 1</w:t>
             </w:r>
           </w:p>
         </w:tc>
@@ -257,7 +257,7 @@
                 <w:rFonts w:ascii="TimeNewRoman" w:hAnsi="TimeNewRoman"/>
                 <w:sz w:val="30"/>
               </w:rPr>
-              <w:t>865÷9=96, 1</w:t>
+              <w:t>763÷7=109, 0</w:t>
             </w:r>
           </w:p>
         </w:tc>
@@ -274,7 +274,7 @@
                 <w:rFonts w:ascii="TimeNewRoman" w:hAnsi="TimeNewRoman"/>
                 <w:sz w:val="30"/>
               </w:rPr>
-              <w:t>778÷4=194, 2</w:t>
+              <w:t>214÷5=42, 4</w:t>
             </w:r>
           </w:p>
         </w:tc>
@@ -291,7 +291,7 @@
                 <w:rFonts w:ascii="TimeNewRoman" w:hAnsi="TimeNewRoman"/>
                 <w:sz w:val="30"/>
               </w:rPr>
-              <w:t>921÷3=307, 0</w:t>
+              <w:t>322÷2=161, 0</w:t>
             </w:r>
           </w:p>
         </w:tc>
@@ -406,7 +406,7 @@
                 <w:rFonts w:ascii="TimeNewRoman" w:hAnsi="TimeNewRoman"/>
                 <w:sz w:val="30"/>
               </w:rPr>
-              <w:t>647÷4=161, 3</w:t>
+              <w:t>472÷8=59, 0</w:t>
             </w:r>
           </w:p>
         </w:tc>
@@ -423,7 +423,7 @@
                 <w:rFonts w:ascii="TimeNewRoman" w:hAnsi="TimeNewRoman"/>
                 <w:sz w:val="30"/>
               </w:rPr>
-              <w:t>657÷8=82, 1</w:t>
+              <w:t>402÷5=80, 2</w:t>
             </w:r>
           </w:p>
         </w:tc>
@@ -440,7 +440,7 @@
                 <w:rFonts w:ascii="TimeNewRoman" w:hAnsi="TimeNewRoman"/>
                 <w:sz w:val="30"/>
               </w:rPr>
-              <w:t>435÷7=62, 1</w:t>
+              <w:t>674÷9=74, 8</w:t>
             </w:r>
           </w:p>
         </w:tc>
@@ -457,7 +457,7 @@
                 <w:rFonts w:ascii="TimeNewRoman" w:hAnsi="TimeNewRoman"/>
                 <w:sz w:val="30"/>
               </w:rPr>
-              <w:t>552÷4=138, 0</w:t>
+              <w:t>297÷5=59, 2</w:t>
             </w:r>
           </w:p>
         </w:tc>
@@ -474,7 +474,7 @@
                 <w:rFonts w:ascii="TimeNewRoman" w:hAnsi="TimeNewRoman"/>
                 <w:sz w:val="30"/>
               </w:rPr>
-              <w:t>966÷6=161, 0</w:t>
+              <w:t>968÷8=121, 0</w:t>
             </w:r>
           </w:p>
         </w:tc>
@@ -589,7 +589,7 @@
                 <w:rFonts w:ascii="TimeNewRoman" w:hAnsi="TimeNewRoman"/>
                 <w:sz w:val="30"/>
               </w:rPr>
-              <w:t>888÷4=222, 0</w:t>
+              <w:t>482÷5=96, 2</w:t>
             </w:r>
           </w:p>
         </w:tc>
@@ -606,7 +606,7 @@
                 <w:rFonts w:ascii="TimeNewRoman" w:hAnsi="TimeNewRoman"/>
                 <w:sz w:val="30"/>
               </w:rPr>
-              <w:t>226÷5=45, 1</w:t>
+              <w:t>813÷5=162, 3</w:t>
             </w:r>
           </w:p>
         </w:tc>
@@ -623,7 +623,7 @@
                 <w:rFonts w:ascii="TimeNewRoman" w:hAnsi="TimeNewRoman"/>
                 <w:sz w:val="30"/>
               </w:rPr>
-              <w:t>461÷2=230, 1</w:t>
+              <w:t>858÷6=143, 0</w:t>
             </w:r>
           </w:p>
         </w:tc>
@@ -640,7 +640,7 @@
                 <w:rFonts w:ascii="TimeNewRoman" w:hAnsi="TimeNewRoman"/>
                 <w:sz w:val="30"/>
               </w:rPr>
-              <w:t>778÷6=129, 4</w:t>
+              <w:t>157÷6=26, 1</w:t>
             </w:r>
           </w:p>
         </w:tc>
@@ -657,7 +657,7 @@
                 <w:rFonts w:ascii="TimeNewRoman" w:hAnsi="TimeNewRoman"/>
                 <w:sz w:val="30"/>
               </w:rPr>
-              <w:t>592÷7=84, 4</w:t>
+              <w:t>830÷9=92, 2</w:t>
             </w:r>
           </w:p>
         </w:tc>
@@ -772,7 +772,7 @@
                 <w:rFonts w:ascii="TimeNewRoman" w:hAnsi="TimeNewRoman"/>
                 <w:sz w:val="30"/>
               </w:rPr>
-              <w:t>892÷7=127, 3</w:t>
+              <w:t>698÷3=232, 2</w:t>
             </w:r>
           </w:p>
         </w:tc>
@@ -789,7 +789,7 @@
                 <w:rFonts w:ascii="TimeNewRoman" w:hAnsi="TimeNewRoman"/>
                 <w:sz w:val="30"/>
               </w:rPr>
-              <w:t>666÷4=166, 2</w:t>
+              <w:t>636÷5=127, 1</w:t>
             </w:r>
           </w:p>
         </w:tc>
@@ -806,7 +806,7 @@
                 <w:rFonts w:ascii="TimeNewRoman" w:hAnsi="TimeNewRoman"/>
                 <w:sz w:val="30"/>
               </w:rPr>
-              <w:t>461÷6=76, 5</w:t>
+              <w:t>420÷7=60, 0</w:t>
             </w:r>
           </w:p>
         </w:tc>
@@ -823,7 +823,7 @@
                 <w:rFonts w:ascii="TimeNewRoman" w:hAnsi="TimeNewRoman"/>
                 <w:sz w:val="30"/>
               </w:rPr>
-              <w:t>475÷5=95, 0</w:t>
+              <w:t>804÷8=100, 4</w:t>
             </w:r>
           </w:p>
         </w:tc>
@@ -840,7 +840,7 @@
                 <w:rFonts w:ascii="TimeNewRoman" w:hAnsi="TimeNewRoman"/>
                 <w:sz w:val="30"/>
               </w:rPr>
-              <w:t>650÷2=325, 0</w:t>
+              <w:t>448÷2=224, 0</w:t>
             </w:r>
           </w:p>
         </w:tc>

--- a/answers-of-three-digit_number_divided_by_one-digit_number.docx
+++ b/answers-of-three-digit_number_divided_by_one-digit_number.docx
@@ -11,7 +11,7 @@
           <w:rFonts w:ascii="Arial" w:hAnsi="Arial"/>
           <w:sz w:val="30"/>
         </w:rPr>
-        <w:t>2026-09-19 Saturday</w:t>
+        <w:t>2026-09-20 Sunday</w:t>
       </w:r>
     </w:p>
     <w:tbl>
@@ -40,7 +40,7 @@
                 <w:rFonts w:ascii="TimeNewRoman" w:hAnsi="TimeNewRoman"/>
                 <w:sz w:val="30"/>
               </w:rPr>
-              <w:t>426÷2=213, 0</w:t>
+              <w:t>153÷6=25, 3</w:t>
             </w:r>
           </w:p>
         </w:tc>
@@ -57,7 +57,7 @@
                 <w:rFonts w:ascii="TimeNewRoman" w:hAnsi="TimeNewRoman"/>
                 <w:sz w:val="30"/>
               </w:rPr>
-              <w:t>281÷5=56, 1</w:t>
+              <w:t>200÷9=22, 2</w:t>
             </w:r>
           </w:p>
         </w:tc>
@@ -74,7 +74,7 @@
                 <w:rFonts w:ascii="TimeNewRoman" w:hAnsi="TimeNewRoman"/>
                 <w:sz w:val="30"/>
               </w:rPr>
-              <w:t>194÷6=32, 2</w:t>
+              <w:t>586÷3=195, 1</w:t>
             </w:r>
           </w:p>
         </w:tc>
@@ -91,7 +91,7 @@
                 <w:rFonts w:ascii="TimeNewRoman" w:hAnsi="TimeNewRoman"/>
                 <w:sz w:val="30"/>
               </w:rPr>
-              <w:t>740÷8=92, 4</w:t>
+              <w:t>679÷5=135, 4</w:t>
             </w:r>
           </w:p>
         </w:tc>
@@ -108,7 +108,7 @@
                 <w:rFonts w:ascii="TimeNewRoman" w:hAnsi="TimeNewRoman"/>
                 <w:sz w:val="30"/>
               </w:rPr>
-              <w:t>386÷2=193, 0</w:t>
+              <w:t>195÷7=27, 6</w:t>
             </w:r>
           </w:p>
         </w:tc>
@@ -223,7 +223,7 @@
                 <w:rFonts w:ascii="TimeNewRoman" w:hAnsi="TimeNewRoman"/>
                 <w:sz w:val="30"/>
               </w:rPr>
-              <w:t>967÷2=483, 1</w:t>
+              <w:t>375÷6=62, 3</w:t>
             </w:r>
           </w:p>
         </w:tc>
@@ -240,7 +240,7 @@
                 <w:rFonts w:ascii="TimeNewRoman" w:hAnsi="TimeNewRoman"/>
                 <w:sz w:val="30"/>
               </w:rPr>
-              <w:t>844÷3=281, 1</w:t>
+              <w:t>453÷2=226, 1</w:t>
             </w:r>
           </w:p>
         </w:tc>
@@ -257,7 +257,7 @@
                 <w:rFonts w:ascii="TimeNewRoman" w:hAnsi="TimeNewRoman"/>
                 <w:sz w:val="30"/>
               </w:rPr>
-              <w:t>763÷7=109, 0</w:t>
+              <w:t>978÷6=163, 0</w:t>
             </w:r>
           </w:p>
         </w:tc>
@@ -274,7 +274,7 @@
                 <w:rFonts w:ascii="TimeNewRoman" w:hAnsi="TimeNewRoman"/>
                 <w:sz w:val="30"/>
               </w:rPr>
-              <w:t>214÷5=42, 4</w:t>
+              <w:t>990÷7=141, 3</w:t>
             </w:r>
           </w:p>
         </w:tc>
@@ -291,7 +291,7 @@
                 <w:rFonts w:ascii="TimeNewRoman" w:hAnsi="TimeNewRoman"/>
                 <w:sz w:val="30"/>
               </w:rPr>
-              <w:t>322÷2=161, 0</w:t>
+              <w:t>808÷3=269, 1</w:t>
             </w:r>
           </w:p>
         </w:tc>
@@ -406,7 +406,7 @@
                 <w:rFonts w:ascii="TimeNewRoman" w:hAnsi="TimeNewRoman"/>
                 <w:sz w:val="30"/>
               </w:rPr>
-              <w:t>472÷8=59, 0</w:t>
+              <w:t>216÷4=54, 0</w:t>
             </w:r>
           </w:p>
         </w:tc>
@@ -423,7 +423,7 @@
                 <w:rFonts w:ascii="TimeNewRoman" w:hAnsi="TimeNewRoman"/>
                 <w:sz w:val="30"/>
               </w:rPr>
-              <w:t>402÷5=80, 2</w:t>
+              <w:t>724÷8=90, 4</w:t>
             </w:r>
           </w:p>
         </w:tc>
@@ -440,7 +440,7 @@
                 <w:rFonts w:ascii="TimeNewRoman" w:hAnsi="TimeNewRoman"/>
                 <w:sz w:val="30"/>
               </w:rPr>
-              <w:t>674÷9=74, 8</w:t>
+              <w:t>529÷5=105, 4</w:t>
             </w:r>
           </w:p>
         </w:tc>
@@ -457,7 +457,7 @@
                 <w:rFonts w:ascii="TimeNewRoman" w:hAnsi="TimeNewRoman"/>
                 <w:sz w:val="30"/>
               </w:rPr>
-              <w:t>297÷5=59, 2</w:t>
+              <w:t>165÷8=20, 5</w:t>
             </w:r>
           </w:p>
         </w:tc>
@@ -474,7 +474,7 @@
                 <w:rFonts w:ascii="TimeNewRoman" w:hAnsi="TimeNewRoman"/>
                 <w:sz w:val="30"/>
               </w:rPr>
-              <w:t>968÷8=121, 0</w:t>
+              <w:t>680÷8=85, 0</w:t>
             </w:r>
           </w:p>
         </w:tc>
@@ -589,7 +589,7 @@
                 <w:rFonts w:ascii="TimeNewRoman" w:hAnsi="TimeNewRoman"/>
                 <w:sz w:val="30"/>
               </w:rPr>
-              <w:t>482÷5=96, 2</w:t>
+              <w:t>757÷3=252, 1</w:t>
             </w:r>
           </w:p>
         </w:tc>
@@ -606,7 +606,7 @@
                 <w:rFonts w:ascii="TimeNewRoman" w:hAnsi="TimeNewRoman"/>
                 <w:sz w:val="30"/>
               </w:rPr>
-              <w:t>813÷5=162, 3</w:t>
+              <w:t>143÷5=28, 3</w:t>
             </w:r>
           </w:p>
         </w:tc>
@@ -623,7 +623,7 @@
                 <w:rFonts w:ascii="TimeNewRoman" w:hAnsi="TimeNewRoman"/>
                 <w:sz w:val="30"/>
               </w:rPr>
-              <w:t>858÷6=143, 0</w:t>
+              <w:t>624÷4=156, 0</w:t>
             </w:r>
           </w:p>
         </w:tc>
@@ -640,7 +640,7 @@
                 <w:rFonts w:ascii="TimeNewRoman" w:hAnsi="TimeNewRoman"/>
                 <w:sz w:val="30"/>
               </w:rPr>
-              <w:t>157÷6=26, 1</w:t>
+              <w:t>989÷3=329, 2</w:t>
             </w:r>
           </w:p>
         </w:tc>
@@ -657,7 +657,7 @@
                 <w:rFonts w:ascii="TimeNewRoman" w:hAnsi="TimeNewRoman"/>
                 <w:sz w:val="30"/>
               </w:rPr>
-              <w:t>830÷9=92, 2</w:t>
+              <w:t>420÷5=84, 0</w:t>
             </w:r>
           </w:p>
         </w:tc>
@@ -772,7 +772,7 @@
                 <w:rFonts w:ascii="TimeNewRoman" w:hAnsi="TimeNewRoman"/>
                 <w:sz w:val="30"/>
               </w:rPr>
-              <w:t>698÷3=232, 2</w:t>
+              <w:t>988÷5=197, 3</w:t>
             </w:r>
           </w:p>
         </w:tc>
@@ -789,7 +789,7 @@
                 <w:rFonts w:ascii="TimeNewRoman" w:hAnsi="TimeNewRoman"/>
                 <w:sz w:val="30"/>
               </w:rPr>
-              <w:t>636÷5=127, 1</w:t>
+              <w:t>724÷2=362, 0</w:t>
             </w:r>
           </w:p>
         </w:tc>
@@ -806,7 +806,7 @@
                 <w:rFonts w:ascii="TimeNewRoman" w:hAnsi="TimeNewRoman"/>
                 <w:sz w:val="30"/>
               </w:rPr>
-              <w:t>420÷7=60, 0</w:t>
+              <w:t>205÷7=29, 2</w:t>
             </w:r>
           </w:p>
         </w:tc>
@@ -823,7 +823,7 @@
                 <w:rFonts w:ascii="TimeNewRoman" w:hAnsi="TimeNewRoman"/>
                 <w:sz w:val="30"/>
               </w:rPr>
-              <w:t>804÷8=100, 4</w:t>
+              <w:t>880÷2=440, 0</w:t>
             </w:r>
           </w:p>
         </w:tc>
@@ -840,7 +840,7 @@
                 <w:rFonts w:ascii="TimeNewRoman" w:hAnsi="TimeNewRoman"/>
                 <w:sz w:val="30"/>
               </w:rPr>
-              <w:t>448÷2=224, 0</w:t>
+              <w:t>116÷4=29, 0</w:t>
             </w:r>
           </w:p>
         </w:tc>

--- a/answers-of-three-digit_number_divided_by_one-digit_number.docx
+++ b/answers-of-three-digit_number_divided_by_one-digit_number.docx
@@ -40,7 +40,7 @@
                 <w:rFonts w:ascii="TimeNewRoman" w:hAnsi="TimeNewRoman"/>
                 <w:sz w:val="30"/>
               </w:rPr>
-              <w:t>153÷6=25, 3</w:t>
+              <w:t>233÷6=38, 5</w:t>
             </w:r>
           </w:p>
         </w:tc>
@@ -57,7 +57,7 @@
                 <w:rFonts w:ascii="TimeNewRoman" w:hAnsi="TimeNewRoman"/>
                 <w:sz w:val="30"/>
               </w:rPr>
-              <w:t>200÷9=22, 2</w:t>
+              <w:t>895÷7=127, 6</w:t>
             </w:r>
           </w:p>
         </w:tc>
@@ -74,7 +74,7 @@
                 <w:rFonts w:ascii="TimeNewRoman" w:hAnsi="TimeNewRoman"/>
                 <w:sz w:val="30"/>
               </w:rPr>
-              <w:t>586÷3=195, 1</w:t>
+              <w:t>122÷2=61, 0</w:t>
             </w:r>
           </w:p>
         </w:tc>
@@ -91,7 +91,7 @@
                 <w:rFonts w:ascii="TimeNewRoman" w:hAnsi="TimeNewRoman"/>
                 <w:sz w:val="30"/>
               </w:rPr>
-              <w:t>679÷5=135, 4</w:t>
+              <w:t>863÷7=123, 2</w:t>
             </w:r>
           </w:p>
         </w:tc>
@@ -108,7 +108,7 @@
                 <w:rFonts w:ascii="TimeNewRoman" w:hAnsi="TimeNewRoman"/>
                 <w:sz w:val="30"/>
               </w:rPr>
-              <w:t>195÷7=27, 6</w:t>
+              <w:t>220÷6=36, 4</w:t>
             </w:r>
           </w:p>
         </w:tc>
@@ -223,7 +223,7 @@
                 <w:rFonts w:ascii="TimeNewRoman" w:hAnsi="TimeNewRoman"/>
                 <w:sz w:val="30"/>
               </w:rPr>
-              <w:t>375÷6=62, 3</w:t>
+              <w:t>129÷5=25, 4</w:t>
             </w:r>
           </w:p>
         </w:tc>
@@ -240,7 +240,7 @@
                 <w:rFonts w:ascii="TimeNewRoman" w:hAnsi="TimeNewRoman"/>
                 <w:sz w:val="30"/>
               </w:rPr>
-              <w:t>453÷2=226, 1</w:t>
+              <w:t>341÷5=68, 1</w:t>
             </w:r>
           </w:p>
         </w:tc>
@@ -257,7 +257,7 @@
                 <w:rFonts w:ascii="TimeNewRoman" w:hAnsi="TimeNewRoman"/>
                 <w:sz w:val="30"/>
               </w:rPr>
-              <w:t>978÷6=163, 0</w:t>
+              <w:t>627÷2=313, 1</w:t>
             </w:r>
           </w:p>
         </w:tc>
@@ -274,7 +274,7 @@
                 <w:rFonts w:ascii="TimeNewRoman" w:hAnsi="TimeNewRoman"/>
                 <w:sz w:val="30"/>
               </w:rPr>
-              <w:t>990÷7=141, 3</w:t>
+              <w:t>451÷9=50, 1</w:t>
             </w:r>
           </w:p>
         </w:tc>
@@ -291,7 +291,7 @@
                 <w:rFonts w:ascii="TimeNewRoman" w:hAnsi="TimeNewRoman"/>
                 <w:sz w:val="30"/>
               </w:rPr>
-              <w:t>808÷3=269, 1</w:t>
+              <w:t>197÷8=24, 5</w:t>
             </w:r>
           </w:p>
         </w:tc>
@@ -406,7 +406,7 @@
                 <w:rFonts w:ascii="TimeNewRoman" w:hAnsi="TimeNewRoman"/>
                 <w:sz w:val="30"/>
               </w:rPr>
-              <w:t>216÷4=54, 0</w:t>
+              <w:t>716÷4=179, 0</w:t>
             </w:r>
           </w:p>
         </w:tc>
@@ -423,7 +423,7 @@
                 <w:rFonts w:ascii="TimeNewRoman" w:hAnsi="TimeNewRoman"/>
                 <w:sz w:val="30"/>
               </w:rPr>
-              <w:t>724÷8=90, 4</w:t>
+              <w:t>235÷6=39, 1</w:t>
             </w:r>
           </w:p>
         </w:tc>
@@ -440,7 +440,7 @@
                 <w:rFonts w:ascii="TimeNewRoman" w:hAnsi="TimeNewRoman"/>
                 <w:sz w:val="30"/>
               </w:rPr>
-              <w:t>529÷5=105, 4</w:t>
+              <w:t>771÷2=385, 1</w:t>
             </w:r>
           </w:p>
         </w:tc>
@@ -457,7 +457,7 @@
                 <w:rFonts w:ascii="TimeNewRoman" w:hAnsi="TimeNewRoman"/>
                 <w:sz w:val="30"/>
               </w:rPr>
-              <w:t>165÷8=20, 5</w:t>
+              <w:t>422÷2=211, 0</w:t>
             </w:r>
           </w:p>
         </w:tc>
@@ -474,7 +474,7 @@
                 <w:rFonts w:ascii="TimeNewRoman" w:hAnsi="TimeNewRoman"/>
                 <w:sz w:val="30"/>
               </w:rPr>
-              <w:t>680÷8=85, 0</w:t>
+              <w:t>698÷3=232, 2</w:t>
             </w:r>
           </w:p>
         </w:tc>
@@ -589,7 +589,7 @@
                 <w:rFonts w:ascii="TimeNewRoman" w:hAnsi="TimeNewRoman"/>
                 <w:sz w:val="30"/>
               </w:rPr>
-              <w:t>757÷3=252, 1</w:t>
+              <w:t>238÷5=47, 3</w:t>
             </w:r>
           </w:p>
         </w:tc>
@@ -606,7 +606,7 @@
                 <w:rFonts w:ascii="TimeNewRoman" w:hAnsi="TimeNewRoman"/>
                 <w:sz w:val="30"/>
               </w:rPr>
-              <w:t>143÷5=28, 3</w:t>
+              <w:t>175÷7=25, 0</w:t>
             </w:r>
           </w:p>
         </w:tc>
@@ -623,7 +623,7 @@
                 <w:rFonts w:ascii="TimeNewRoman" w:hAnsi="TimeNewRoman"/>
                 <w:sz w:val="30"/>
               </w:rPr>
-              <w:t>624÷4=156, 0</w:t>
+              <w:t>847÷8=105, 7</w:t>
             </w:r>
           </w:p>
         </w:tc>
@@ -640,7 +640,7 @@
                 <w:rFonts w:ascii="TimeNewRoman" w:hAnsi="TimeNewRoman"/>
                 <w:sz w:val="30"/>
               </w:rPr>
-              <w:t>989÷3=329, 2</w:t>
+              <w:t>318÷4=79, 2</w:t>
             </w:r>
           </w:p>
         </w:tc>
@@ -657,7 +657,7 @@
                 <w:rFonts w:ascii="TimeNewRoman" w:hAnsi="TimeNewRoman"/>
                 <w:sz w:val="30"/>
               </w:rPr>
-              <w:t>420÷5=84, 0</w:t>
+              <w:t>999÷3=333, 0</w:t>
             </w:r>
           </w:p>
         </w:tc>
@@ -772,7 +772,7 @@
                 <w:rFonts w:ascii="TimeNewRoman" w:hAnsi="TimeNewRoman"/>
                 <w:sz w:val="30"/>
               </w:rPr>
-              <w:t>988÷5=197, 3</w:t>
+              <w:t>190÷2=95, 0</w:t>
             </w:r>
           </w:p>
         </w:tc>
@@ -789,7 +789,7 @@
                 <w:rFonts w:ascii="TimeNewRoman" w:hAnsi="TimeNewRoman"/>
                 <w:sz w:val="30"/>
               </w:rPr>
-              <w:t>724÷2=362, 0</w:t>
+              <w:t>185÷3=61, 2</w:t>
             </w:r>
           </w:p>
         </w:tc>
@@ -806,7 +806,7 @@
                 <w:rFonts w:ascii="TimeNewRoman" w:hAnsi="TimeNewRoman"/>
                 <w:sz w:val="30"/>
               </w:rPr>
-              <w:t>205÷7=29, 2</w:t>
+              <w:t>363÷8=45, 3</w:t>
             </w:r>
           </w:p>
         </w:tc>
@@ -823,7 +823,7 @@
                 <w:rFonts w:ascii="TimeNewRoman" w:hAnsi="TimeNewRoman"/>
                 <w:sz w:val="30"/>
               </w:rPr>
-              <w:t>880÷2=440, 0</w:t>
+              <w:t>273÷9=30, 3</w:t>
             </w:r>
           </w:p>
         </w:tc>
@@ -840,7 +840,7 @@
                 <w:rFonts w:ascii="TimeNewRoman" w:hAnsi="TimeNewRoman"/>
                 <w:sz w:val="30"/>
               </w:rPr>
-              <w:t>116÷4=29, 0</w:t>
+              <w:t>766÷6=127, 4</w:t>
             </w:r>
           </w:p>
         </w:tc>

--- a/answers-of-three-digit_number_divided_by_one-digit_number.docx
+++ b/answers-of-three-digit_number_divided_by_one-digit_number.docx
@@ -11,7 +11,7 @@
           <w:rFonts w:ascii="Arial" w:hAnsi="Arial"/>
           <w:sz w:val="30"/>
         </w:rPr>
-        <w:t>2026-09-20 Sunday</w:t>
+        <w:t>2026-09-21 Monday</w:t>
       </w:r>
     </w:p>
     <w:tbl>
@@ -40,7 +40,7 @@
                 <w:rFonts w:ascii="TimeNewRoman" w:hAnsi="TimeNewRoman"/>
                 <w:sz w:val="30"/>
               </w:rPr>
-              <w:t>233÷6=38, 5</w:t>
+              <w:t>897÷3=299, 0</w:t>
             </w:r>
           </w:p>
         </w:tc>
@@ -57,7 +57,7 @@
                 <w:rFonts w:ascii="TimeNewRoman" w:hAnsi="TimeNewRoman"/>
                 <w:sz w:val="30"/>
               </w:rPr>
-              <w:t>895÷7=127, 6</w:t>
+              <w:t>984÷7=140, 4</w:t>
             </w:r>
           </w:p>
         </w:tc>
@@ -74,7 +74,7 @@
                 <w:rFonts w:ascii="TimeNewRoman" w:hAnsi="TimeNewRoman"/>
                 <w:sz w:val="30"/>
               </w:rPr>
-              <w:t>122÷2=61, 0</w:t>
+              <w:t>809÷7=115, 4</w:t>
             </w:r>
           </w:p>
         </w:tc>
@@ -91,7 +91,7 @@
                 <w:rFonts w:ascii="TimeNewRoman" w:hAnsi="TimeNewRoman"/>
                 <w:sz w:val="30"/>
               </w:rPr>
-              <w:t>863÷7=123, 2</w:t>
+              <w:t>984÷5=196, 4</w:t>
             </w:r>
           </w:p>
         </w:tc>
@@ -108,7 +108,7 @@
                 <w:rFonts w:ascii="TimeNewRoman" w:hAnsi="TimeNewRoman"/>
                 <w:sz w:val="30"/>
               </w:rPr>
-              <w:t>220÷6=36, 4</w:t>
+              <w:t>735÷6=122, 3</w:t>
             </w:r>
           </w:p>
         </w:tc>
@@ -223,7 +223,7 @@
                 <w:rFonts w:ascii="TimeNewRoman" w:hAnsi="TimeNewRoman"/>
                 <w:sz w:val="30"/>
               </w:rPr>
-              <w:t>129÷5=25, 4</w:t>
+              <w:t>662÷2=331, 0</w:t>
             </w:r>
           </w:p>
         </w:tc>
@@ -240,7 +240,7 @@
                 <w:rFonts w:ascii="TimeNewRoman" w:hAnsi="TimeNewRoman"/>
                 <w:sz w:val="30"/>
               </w:rPr>
-              <w:t>341÷5=68, 1</w:t>
+              <w:t>107÷4=26, 3</w:t>
             </w:r>
           </w:p>
         </w:tc>
@@ -257,7 +257,7 @@
                 <w:rFonts w:ascii="TimeNewRoman" w:hAnsi="TimeNewRoman"/>
                 <w:sz w:val="30"/>
               </w:rPr>
-              <w:t>627÷2=313, 1</w:t>
+              <w:t>581÷6=96, 5</w:t>
             </w:r>
           </w:p>
         </w:tc>
@@ -274,7 +274,7 @@
                 <w:rFonts w:ascii="TimeNewRoman" w:hAnsi="TimeNewRoman"/>
                 <w:sz w:val="30"/>
               </w:rPr>
-              <w:t>451÷9=50, 1</w:t>
+              <w:t>816÷3=272, 0</w:t>
             </w:r>
           </w:p>
         </w:tc>
@@ -291,7 +291,7 @@
                 <w:rFonts w:ascii="TimeNewRoman" w:hAnsi="TimeNewRoman"/>
                 <w:sz w:val="30"/>
               </w:rPr>
-              <w:t>197÷8=24, 5</w:t>
+              <w:t>571÷9=63, 4</w:t>
             </w:r>
           </w:p>
         </w:tc>
@@ -406,7 +406,7 @@
                 <w:rFonts w:ascii="TimeNewRoman" w:hAnsi="TimeNewRoman"/>
                 <w:sz w:val="30"/>
               </w:rPr>
-              <w:t>716÷4=179, 0</w:t>
+              <w:t>256÷2=128, 0</w:t>
             </w:r>
           </w:p>
         </w:tc>
@@ -423,7 +423,7 @@
                 <w:rFonts w:ascii="TimeNewRoman" w:hAnsi="TimeNewRoman"/>
                 <w:sz w:val="30"/>
               </w:rPr>
-              <w:t>235÷6=39, 1</w:t>
+              <w:t>681÷6=113, 3</w:t>
             </w:r>
           </w:p>
         </w:tc>
@@ -440,7 +440,7 @@
                 <w:rFonts w:ascii="TimeNewRoman" w:hAnsi="TimeNewRoman"/>
                 <w:sz w:val="30"/>
               </w:rPr>
-              <w:t>771÷2=385, 1</w:t>
+              <w:t>291÷4=72, 3</w:t>
             </w:r>
           </w:p>
         </w:tc>
@@ -457,7 +457,7 @@
                 <w:rFonts w:ascii="TimeNewRoman" w:hAnsi="TimeNewRoman"/>
                 <w:sz w:val="30"/>
               </w:rPr>
-              <w:t>422÷2=211, 0</w:t>
+              <w:t>315÷2=157, 1</w:t>
             </w:r>
           </w:p>
         </w:tc>
@@ -474,7 +474,7 @@
                 <w:rFonts w:ascii="TimeNewRoman" w:hAnsi="TimeNewRoman"/>
                 <w:sz w:val="30"/>
               </w:rPr>
-              <w:t>698÷3=232, 2</w:t>
+              <w:t>924÷5=184, 4</w:t>
             </w:r>
           </w:p>
         </w:tc>
@@ -589,7 +589,7 @@
                 <w:rFonts w:ascii="TimeNewRoman" w:hAnsi="TimeNewRoman"/>
                 <w:sz w:val="30"/>
               </w:rPr>
-              <w:t>238÷5=47, 3</w:t>
+              <w:t>138÷9=15, 3</w:t>
             </w:r>
           </w:p>
         </w:tc>
@@ -606,7 +606,7 @@
                 <w:rFonts w:ascii="TimeNewRoman" w:hAnsi="TimeNewRoman"/>
                 <w:sz w:val="30"/>
               </w:rPr>
-              <w:t>175÷7=25, 0</w:t>
+              <w:t>980÷8=122, 4</w:t>
             </w:r>
           </w:p>
         </w:tc>
@@ -623,7 +623,7 @@
                 <w:rFonts w:ascii="TimeNewRoman" w:hAnsi="TimeNewRoman"/>
                 <w:sz w:val="30"/>
               </w:rPr>
-              <w:t>847÷8=105, 7</w:t>
+              <w:t>131÷9=14, 5</w:t>
             </w:r>
           </w:p>
         </w:tc>
@@ -640,7 +640,7 @@
                 <w:rFonts w:ascii="TimeNewRoman" w:hAnsi="TimeNewRoman"/>
                 <w:sz w:val="30"/>
               </w:rPr>
-              <w:t>318÷4=79, 2</w:t>
+              <w:t>628÷3=209, 1</w:t>
             </w:r>
           </w:p>
         </w:tc>
@@ -657,7 +657,7 @@
                 <w:rFonts w:ascii="TimeNewRoman" w:hAnsi="TimeNewRoman"/>
                 <w:sz w:val="30"/>
               </w:rPr>
-              <w:t>999÷3=333, 0</w:t>
+              <w:t>343÷2=171, 1</w:t>
             </w:r>
           </w:p>
         </w:tc>
@@ -772,7 +772,7 @@
                 <w:rFonts w:ascii="TimeNewRoman" w:hAnsi="TimeNewRoman"/>
                 <w:sz w:val="30"/>
               </w:rPr>
-              <w:t>190÷2=95, 0</w:t>
+              <w:t>352÷9=39, 1</w:t>
             </w:r>
           </w:p>
         </w:tc>
@@ -789,7 +789,7 @@
                 <w:rFonts w:ascii="TimeNewRoman" w:hAnsi="TimeNewRoman"/>
                 <w:sz w:val="30"/>
               </w:rPr>
-              <w:t>185÷3=61, 2</w:t>
+              <w:t>633÷7=90, 3</w:t>
             </w:r>
           </w:p>
         </w:tc>
@@ -806,7 +806,7 @@
                 <w:rFonts w:ascii="TimeNewRoman" w:hAnsi="TimeNewRoman"/>
                 <w:sz w:val="30"/>
               </w:rPr>
-              <w:t>363÷8=45, 3</w:t>
+              <w:t>674÷3=224, 2</w:t>
             </w:r>
           </w:p>
         </w:tc>
@@ -823,7 +823,7 @@
                 <w:rFonts w:ascii="TimeNewRoman" w:hAnsi="TimeNewRoman"/>
                 <w:sz w:val="30"/>
               </w:rPr>
-              <w:t>273÷9=30, 3</w:t>
+              <w:t>551÷5=110, 1</w:t>
             </w:r>
           </w:p>
         </w:tc>
@@ -840,7 +840,7 @@
                 <w:rFonts w:ascii="TimeNewRoman" w:hAnsi="TimeNewRoman"/>
                 <w:sz w:val="30"/>
               </w:rPr>
-              <w:t>766÷6=127, 4</w:t>
+              <w:t>270÷8=33, 6</w:t>
             </w:r>
           </w:p>
         </w:tc>

--- a/answers-of-three-digit_number_divided_by_one-digit_number.docx
+++ b/answers-of-three-digit_number_divided_by_one-digit_number.docx
@@ -40,7 +40,7 @@
                 <w:rFonts w:ascii="TimeNewRoman" w:hAnsi="TimeNewRoman"/>
                 <w:sz w:val="30"/>
               </w:rPr>
-              <w:t>897÷3=299, 0</w:t>
+              <w:t>666÷9=74, 0</w:t>
             </w:r>
           </w:p>
         </w:tc>
@@ -57,7 +57,7 @@
                 <w:rFonts w:ascii="TimeNewRoman" w:hAnsi="TimeNewRoman"/>
                 <w:sz w:val="30"/>
               </w:rPr>
-              <w:t>984÷7=140, 4</w:t>
+              <w:t>281÷6=46, 5</w:t>
             </w:r>
           </w:p>
         </w:tc>
@@ -74,7 +74,7 @@
                 <w:rFonts w:ascii="TimeNewRoman" w:hAnsi="TimeNewRoman"/>
                 <w:sz w:val="30"/>
               </w:rPr>
-              <w:t>809÷7=115, 4</w:t>
+              <w:t>799÷5=159, 4</w:t>
             </w:r>
           </w:p>
         </w:tc>
@@ -91,7 +91,7 @@
                 <w:rFonts w:ascii="TimeNewRoman" w:hAnsi="TimeNewRoman"/>
                 <w:sz w:val="30"/>
               </w:rPr>
-              <w:t>984÷5=196, 4</w:t>
+              <w:t>709÷3=236, 1</w:t>
             </w:r>
           </w:p>
         </w:tc>
@@ -108,7 +108,7 @@
                 <w:rFonts w:ascii="TimeNewRoman" w:hAnsi="TimeNewRoman"/>
                 <w:sz w:val="30"/>
               </w:rPr>
-              <w:t>735÷6=122, 3</w:t>
+              <w:t>468÷9=52, 0</w:t>
             </w:r>
           </w:p>
         </w:tc>
@@ -223,7 +223,7 @@
                 <w:rFonts w:ascii="TimeNewRoman" w:hAnsi="TimeNewRoman"/>
                 <w:sz w:val="30"/>
               </w:rPr>
-              <w:t>662÷2=331, 0</w:t>
+              <w:t>217÷2=108, 1</w:t>
             </w:r>
           </w:p>
         </w:tc>
@@ -240,7 +240,7 @@
                 <w:rFonts w:ascii="TimeNewRoman" w:hAnsi="TimeNewRoman"/>
                 <w:sz w:val="30"/>
               </w:rPr>
-              <w:t>107÷4=26, 3</w:t>
+              <w:t>849÷6=141, 3</w:t>
             </w:r>
           </w:p>
         </w:tc>
@@ -257,7 +257,7 @@
                 <w:rFonts w:ascii="TimeNewRoman" w:hAnsi="TimeNewRoman"/>
                 <w:sz w:val="30"/>
               </w:rPr>
-              <w:t>581÷6=96, 5</w:t>
+              <w:t>122÷6=20, 2</w:t>
             </w:r>
           </w:p>
         </w:tc>
@@ -274,7 +274,7 @@
                 <w:rFonts w:ascii="TimeNewRoman" w:hAnsi="TimeNewRoman"/>
                 <w:sz w:val="30"/>
               </w:rPr>
-              <w:t>816÷3=272, 0</w:t>
+              <w:t>679÷4=169, 3</w:t>
             </w:r>
           </w:p>
         </w:tc>
@@ -291,7 +291,7 @@
                 <w:rFonts w:ascii="TimeNewRoman" w:hAnsi="TimeNewRoman"/>
                 <w:sz w:val="30"/>
               </w:rPr>
-              <w:t>571÷9=63, 4</w:t>
+              <w:t>840÷4=210, 0</w:t>
             </w:r>
           </w:p>
         </w:tc>
@@ -406,7 +406,7 @@
                 <w:rFonts w:ascii="TimeNewRoman" w:hAnsi="TimeNewRoman"/>
                 <w:sz w:val="30"/>
               </w:rPr>
-              <w:t>256÷2=128, 0</w:t>
+              <w:t>402÷5=80, 2</w:t>
             </w:r>
           </w:p>
         </w:tc>
@@ -423,7 +423,7 @@
                 <w:rFonts w:ascii="TimeNewRoman" w:hAnsi="TimeNewRoman"/>
                 <w:sz w:val="30"/>
               </w:rPr>
-              <w:t>681÷6=113, 3</w:t>
+              <w:t>168÷3=56, 0</w:t>
             </w:r>
           </w:p>
         </w:tc>
@@ -440,7 +440,7 @@
                 <w:rFonts w:ascii="TimeNewRoman" w:hAnsi="TimeNewRoman"/>
                 <w:sz w:val="30"/>
               </w:rPr>
-              <w:t>291÷4=72, 3</w:t>
+              <w:t>709÷2=354, 1</w:t>
             </w:r>
           </w:p>
         </w:tc>
@@ -457,7 +457,7 @@
                 <w:rFonts w:ascii="TimeNewRoman" w:hAnsi="TimeNewRoman"/>
                 <w:sz w:val="30"/>
               </w:rPr>
-              <w:t>315÷2=157, 1</w:t>
+              <w:t>867÷5=173, 2</w:t>
             </w:r>
           </w:p>
         </w:tc>
@@ -474,7 +474,7 @@
                 <w:rFonts w:ascii="TimeNewRoman" w:hAnsi="TimeNewRoman"/>
                 <w:sz w:val="30"/>
               </w:rPr>
-              <w:t>924÷5=184, 4</w:t>
+              <w:t>990÷2=495, 0</w:t>
             </w:r>
           </w:p>
         </w:tc>
@@ -589,7 +589,7 @@
                 <w:rFonts w:ascii="TimeNewRoman" w:hAnsi="TimeNewRoman"/>
                 <w:sz w:val="30"/>
               </w:rPr>
-              <w:t>138÷9=15, 3</w:t>
+              <w:t>441÷7=63, 0</w:t>
             </w:r>
           </w:p>
         </w:tc>
@@ -606,7 +606,7 @@
                 <w:rFonts w:ascii="TimeNewRoman" w:hAnsi="TimeNewRoman"/>
                 <w:sz w:val="30"/>
               </w:rPr>
-              <w:t>980÷8=122, 4</w:t>
+              <w:t>276÷5=55, 1</w:t>
             </w:r>
           </w:p>
         </w:tc>
@@ -623,7 +623,7 @@
                 <w:rFonts w:ascii="TimeNewRoman" w:hAnsi="TimeNewRoman"/>
                 <w:sz w:val="30"/>
               </w:rPr>
-              <w:t>131÷9=14, 5</w:t>
+              <w:t>311÷3=103, 2</w:t>
             </w:r>
           </w:p>
         </w:tc>
@@ -640,7 +640,7 @@
                 <w:rFonts w:ascii="TimeNewRoman" w:hAnsi="TimeNewRoman"/>
                 <w:sz w:val="30"/>
               </w:rPr>
-              <w:t>628÷3=209, 1</w:t>
+              <w:t>983÷3=327, 2</w:t>
             </w:r>
           </w:p>
         </w:tc>
@@ -657,7 +657,7 @@
                 <w:rFonts w:ascii="TimeNewRoman" w:hAnsi="TimeNewRoman"/>
                 <w:sz w:val="30"/>
               </w:rPr>
-              <w:t>343÷2=171, 1</w:t>
+              <w:t>939÷3=313, 0</w:t>
             </w:r>
           </w:p>
         </w:tc>
@@ -772,7 +772,7 @@
                 <w:rFonts w:ascii="TimeNewRoman" w:hAnsi="TimeNewRoman"/>
                 <w:sz w:val="30"/>
               </w:rPr>
-              <w:t>352÷9=39, 1</w:t>
+              <w:t>771÷7=110, 1</w:t>
             </w:r>
           </w:p>
         </w:tc>
@@ -789,7 +789,7 @@
                 <w:rFonts w:ascii="TimeNewRoman" w:hAnsi="TimeNewRoman"/>
                 <w:sz w:val="30"/>
               </w:rPr>
-              <w:t>633÷7=90, 3</w:t>
+              <w:t>945÷3=315, 0</w:t>
             </w:r>
           </w:p>
         </w:tc>
@@ -806,7 +806,7 @@
                 <w:rFonts w:ascii="TimeNewRoman" w:hAnsi="TimeNewRoman"/>
                 <w:sz w:val="30"/>
               </w:rPr>
-              <w:t>674÷3=224, 2</w:t>
+              <w:t>419÷8=52, 3</w:t>
             </w:r>
           </w:p>
         </w:tc>
@@ -823,7 +823,7 @@
                 <w:rFonts w:ascii="TimeNewRoman" w:hAnsi="TimeNewRoman"/>
                 <w:sz w:val="30"/>
               </w:rPr>
-              <w:t>551÷5=110, 1</w:t>
+              <w:t>955÷2=477, 1</w:t>
             </w:r>
           </w:p>
         </w:tc>
@@ -840,7 +840,7 @@
                 <w:rFonts w:ascii="TimeNewRoman" w:hAnsi="TimeNewRoman"/>
                 <w:sz w:val="30"/>
               </w:rPr>
-              <w:t>270÷8=33, 6</w:t>
+              <w:t>258÷6=43, 0</w:t>
             </w:r>
           </w:p>
         </w:tc>

--- a/answers-of-three-digit_number_divided_by_one-digit_number.docx
+++ b/answers-of-three-digit_number_divided_by_one-digit_number.docx
@@ -11,7 +11,7 @@
           <w:rFonts w:ascii="Arial" w:hAnsi="Arial"/>
           <w:sz w:val="30"/>
         </w:rPr>
-        <w:t>2026-09-21 Monday</w:t>
+        <w:t>2026-09-22 Tuesday</w:t>
       </w:r>
     </w:p>
     <w:tbl>
@@ -40,7 +40,7 @@
                 <w:rFonts w:ascii="TimeNewRoman" w:hAnsi="TimeNewRoman"/>
                 <w:sz w:val="30"/>
               </w:rPr>
-              <w:t>666÷9=74, 0</w:t>
+              <w:t>139÷2=69, 1</w:t>
             </w:r>
           </w:p>
         </w:tc>
@@ -57,7 +57,7 @@
                 <w:rFonts w:ascii="TimeNewRoman" w:hAnsi="TimeNewRoman"/>
                 <w:sz w:val="30"/>
               </w:rPr>
-              <w:t>281÷6=46, 5</w:t>
+              <w:t>343÷3=114, 1</w:t>
             </w:r>
           </w:p>
         </w:tc>
@@ -74,7 +74,7 @@
                 <w:rFonts w:ascii="TimeNewRoman" w:hAnsi="TimeNewRoman"/>
                 <w:sz w:val="30"/>
               </w:rPr>
-              <w:t>799÷5=159, 4</w:t>
+              <w:t>589÷5=117, 4</w:t>
             </w:r>
           </w:p>
         </w:tc>
@@ -91,7 +91,7 @@
                 <w:rFonts w:ascii="TimeNewRoman" w:hAnsi="TimeNewRoman"/>
                 <w:sz w:val="30"/>
               </w:rPr>
-              <w:t>709÷3=236, 1</w:t>
+              <w:t>227÷8=28, 3</w:t>
             </w:r>
           </w:p>
         </w:tc>
@@ -108,7 +108,7 @@
                 <w:rFonts w:ascii="TimeNewRoman" w:hAnsi="TimeNewRoman"/>
                 <w:sz w:val="30"/>
               </w:rPr>
-              <w:t>468÷9=52, 0</w:t>
+              <w:t>988÷3=329, 1</w:t>
             </w:r>
           </w:p>
         </w:tc>
@@ -223,7 +223,7 @@
                 <w:rFonts w:ascii="TimeNewRoman" w:hAnsi="TimeNewRoman"/>
                 <w:sz w:val="30"/>
               </w:rPr>
-              <w:t>217÷2=108, 1</w:t>
+              <w:t>454÷3=151, 1</w:t>
             </w:r>
           </w:p>
         </w:tc>
@@ -240,7 +240,7 @@
                 <w:rFonts w:ascii="TimeNewRoman" w:hAnsi="TimeNewRoman"/>
                 <w:sz w:val="30"/>
               </w:rPr>
-              <w:t>849÷6=141, 3</w:t>
+              <w:t>776÷3=258, 2</w:t>
             </w:r>
           </w:p>
         </w:tc>
@@ -257,7 +257,7 @@
                 <w:rFonts w:ascii="TimeNewRoman" w:hAnsi="TimeNewRoman"/>
                 <w:sz w:val="30"/>
               </w:rPr>
-              <w:t>122÷6=20, 2</w:t>
+              <w:t>903÷8=112, 7</w:t>
             </w:r>
           </w:p>
         </w:tc>
@@ -274,7 +274,7 @@
                 <w:rFonts w:ascii="TimeNewRoman" w:hAnsi="TimeNewRoman"/>
                 <w:sz w:val="30"/>
               </w:rPr>
-              <w:t>679÷4=169, 3</w:t>
+              <w:t>277÷5=55, 2</w:t>
             </w:r>
           </w:p>
         </w:tc>
@@ -291,7 +291,7 @@
                 <w:rFonts w:ascii="TimeNewRoman" w:hAnsi="TimeNewRoman"/>
                 <w:sz w:val="30"/>
               </w:rPr>
-              <w:t>840÷4=210, 0</w:t>
+              <w:t>742÷9=82, 4</w:t>
             </w:r>
           </w:p>
         </w:tc>
@@ -406,7 +406,7 @@
                 <w:rFonts w:ascii="TimeNewRoman" w:hAnsi="TimeNewRoman"/>
                 <w:sz w:val="30"/>
               </w:rPr>
-              <w:t>402÷5=80, 2</w:t>
+              <w:t>820÷4=205, 0</w:t>
             </w:r>
           </w:p>
         </w:tc>
@@ -423,7 +423,7 @@
                 <w:rFonts w:ascii="TimeNewRoman" w:hAnsi="TimeNewRoman"/>
                 <w:sz w:val="30"/>
               </w:rPr>
-              <w:t>168÷3=56, 0</w:t>
+              <w:t>904÷2=452, 0</w:t>
             </w:r>
           </w:p>
         </w:tc>
@@ -440,7 +440,7 @@
                 <w:rFonts w:ascii="TimeNewRoman" w:hAnsi="TimeNewRoman"/>
                 <w:sz w:val="30"/>
               </w:rPr>
-              <w:t>709÷2=354, 1</w:t>
+              <w:t>652÷6=108, 4</w:t>
             </w:r>
           </w:p>
         </w:tc>
@@ -457,7 +457,7 @@
                 <w:rFonts w:ascii="TimeNewRoman" w:hAnsi="TimeNewRoman"/>
                 <w:sz w:val="30"/>
               </w:rPr>
-              <w:t>867÷5=173, 2</w:t>
+              <w:t>940÷3=313, 1</w:t>
             </w:r>
           </w:p>
         </w:tc>
@@ -474,7 +474,7 @@
                 <w:rFonts w:ascii="TimeNewRoman" w:hAnsi="TimeNewRoman"/>
                 <w:sz w:val="30"/>
               </w:rPr>
-              <w:t>990÷2=495, 0</w:t>
+              <w:t>820÷4=205, 0</w:t>
             </w:r>
           </w:p>
         </w:tc>
@@ -589,7 +589,7 @@
                 <w:rFonts w:ascii="TimeNewRoman" w:hAnsi="TimeNewRoman"/>
                 <w:sz w:val="30"/>
               </w:rPr>
-              <w:t>441÷7=63, 0</w:t>
+              <w:t>169÷9=18, 7</w:t>
             </w:r>
           </w:p>
         </w:tc>
@@ -606,7 +606,7 @@
                 <w:rFonts w:ascii="TimeNewRoman" w:hAnsi="TimeNewRoman"/>
                 <w:sz w:val="30"/>
               </w:rPr>
-              <w:t>276÷5=55, 1</w:t>
+              <w:t>457÷8=57, 1</w:t>
             </w:r>
           </w:p>
         </w:tc>
@@ -623,7 +623,7 @@
                 <w:rFonts w:ascii="TimeNewRoman" w:hAnsi="TimeNewRoman"/>
                 <w:sz w:val="30"/>
               </w:rPr>
-              <w:t>311÷3=103, 2</w:t>
+              <w:t>544÷4=136, 0</w:t>
             </w:r>
           </w:p>
         </w:tc>
@@ -640,7 +640,7 @@
                 <w:rFonts w:ascii="TimeNewRoman" w:hAnsi="TimeNewRoman"/>
                 <w:sz w:val="30"/>
               </w:rPr>
-              <w:t>983÷3=327, 2</w:t>
+              <w:t>990÷4=247, 2</w:t>
             </w:r>
           </w:p>
         </w:tc>
@@ -657,7 +657,7 @@
                 <w:rFonts w:ascii="TimeNewRoman" w:hAnsi="TimeNewRoman"/>
                 <w:sz w:val="30"/>
               </w:rPr>
-              <w:t>939÷3=313, 0</w:t>
+              <w:t>525÷3=175, 0</w:t>
             </w:r>
           </w:p>
         </w:tc>
@@ -772,7 +772,7 @@
                 <w:rFonts w:ascii="TimeNewRoman" w:hAnsi="TimeNewRoman"/>
                 <w:sz w:val="30"/>
               </w:rPr>
-              <w:t>771÷7=110, 1</w:t>
+              <w:t>911÷2=455, 1</w:t>
             </w:r>
           </w:p>
         </w:tc>
@@ -789,7 +789,7 @@
                 <w:rFonts w:ascii="TimeNewRoman" w:hAnsi="TimeNewRoman"/>
                 <w:sz w:val="30"/>
               </w:rPr>
-              <w:t>945÷3=315, 0</w:t>
+              <w:t>752÷6=125, 2</w:t>
             </w:r>
           </w:p>
         </w:tc>
@@ -806,7 +806,7 @@
                 <w:rFonts w:ascii="TimeNewRoman" w:hAnsi="TimeNewRoman"/>
                 <w:sz w:val="30"/>
               </w:rPr>
-              <w:t>419÷8=52, 3</w:t>
+              <w:t>527÷4=131, 3</w:t>
             </w:r>
           </w:p>
         </w:tc>
@@ -823,7 +823,7 @@
                 <w:rFonts w:ascii="TimeNewRoman" w:hAnsi="TimeNewRoman"/>
                 <w:sz w:val="30"/>
               </w:rPr>
-              <w:t>955÷2=477, 1</w:t>
+              <w:t>494÷3=164, 2</w:t>
             </w:r>
           </w:p>
         </w:tc>
@@ -840,7 +840,7 @@
                 <w:rFonts w:ascii="TimeNewRoman" w:hAnsi="TimeNewRoman"/>
                 <w:sz w:val="30"/>
               </w:rPr>
-              <w:t>258÷6=43, 0</w:t>
+              <w:t>136÷7=19, 3</w:t>
             </w:r>
           </w:p>
         </w:tc>

--- a/answers-of-three-digit_number_divided_by_one-digit_number.docx
+++ b/answers-of-three-digit_number_divided_by_one-digit_number.docx
@@ -40,7 +40,7 @@
                 <w:rFonts w:ascii="TimeNewRoman" w:hAnsi="TimeNewRoman"/>
                 <w:sz w:val="30"/>
               </w:rPr>
-              <w:t>139÷2=69, 1</w:t>
+              <w:t>597÷2=298, 1</w:t>
             </w:r>
           </w:p>
         </w:tc>
@@ -57,7 +57,7 @@
                 <w:rFonts w:ascii="TimeNewRoman" w:hAnsi="TimeNewRoman"/>
                 <w:sz w:val="30"/>
               </w:rPr>
-              <w:t>343÷3=114, 1</w:t>
+              <w:t>768÷4=192, 0</w:t>
             </w:r>
           </w:p>
         </w:tc>
@@ -74,7 +74,7 @@
                 <w:rFonts w:ascii="TimeNewRoman" w:hAnsi="TimeNewRoman"/>
                 <w:sz w:val="30"/>
               </w:rPr>
-              <w:t>589÷5=117, 4</w:t>
+              <w:t>495÷2=247, 1</w:t>
             </w:r>
           </w:p>
         </w:tc>
@@ -91,7 +91,7 @@
                 <w:rFonts w:ascii="TimeNewRoman" w:hAnsi="TimeNewRoman"/>
                 <w:sz w:val="30"/>
               </w:rPr>
-              <w:t>227÷8=28, 3</w:t>
+              <w:t>440÷8=55, 0</w:t>
             </w:r>
           </w:p>
         </w:tc>
@@ -108,7 +108,7 @@
                 <w:rFonts w:ascii="TimeNewRoman" w:hAnsi="TimeNewRoman"/>
                 <w:sz w:val="30"/>
               </w:rPr>
-              <w:t>988÷3=329, 1</w:t>
+              <w:t>356÷4=89, 0</w:t>
             </w:r>
           </w:p>
         </w:tc>
@@ -223,7 +223,7 @@
                 <w:rFonts w:ascii="TimeNewRoman" w:hAnsi="TimeNewRoman"/>
                 <w:sz w:val="30"/>
               </w:rPr>
-              <w:t>454÷3=151, 1</w:t>
+              <w:t>222÷6=37, 0</w:t>
             </w:r>
           </w:p>
         </w:tc>
@@ -240,7 +240,7 @@
                 <w:rFonts w:ascii="TimeNewRoman" w:hAnsi="TimeNewRoman"/>
                 <w:sz w:val="30"/>
               </w:rPr>
-              <w:t>776÷3=258, 2</w:t>
+              <w:t>826÷8=103, 2</w:t>
             </w:r>
           </w:p>
         </w:tc>
@@ -257,7 +257,7 @@
                 <w:rFonts w:ascii="TimeNewRoman" w:hAnsi="TimeNewRoman"/>
                 <w:sz w:val="30"/>
               </w:rPr>
-              <w:t>903÷8=112, 7</w:t>
+              <w:t>292÷9=32, 4</w:t>
             </w:r>
           </w:p>
         </w:tc>
@@ -274,7 +274,7 @@
                 <w:rFonts w:ascii="TimeNewRoman" w:hAnsi="TimeNewRoman"/>
                 <w:sz w:val="30"/>
               </w:rPr>
-              <w:t>277÷5=55, 2</w:t>
+              <w:t>719÷9=79, 8</w:t>
             </w:r>
           </w:p>
         </w:tc>
@@ -291,7 +291,7 @@
                 <w:rFonts w:ascii="TimeNewRoman" w:hAnsi="TimeNewRoman"/>
                 <w:sz w:val="30"/>
               </w:rPr>
-              <w:t>742÷9=82, 4</w:t>
+              <w:t>408÷4=102, 0</w:t>
             </w:r>
           </w:p>
         </w:tc>
@@ -406,7 +406,7 @@
                 <w:rFonts w:ascii="TimeNewRoman" w:hAnsi="TimeNewRoman"/>
                 <w:sz w:val="30"/>
               </w:rPr>
-              <w:t>820÷4=205, 0</w:t>
+              <w:t>294÷2=147, 0</w:t>
             </w:r>
           </w:p>
         </w:tc>
@@ -423,7 +423,7 @@
                 <w:rFonts w:ascii="TimeNewRoman" w:hAnsi="TimeNewRoman"/>
                 <w:sz w:val="30"/>
               </w:rPr>
-              <w:t>904÷2=452, 0</w:t>
+              <w:t>881÷3=293, 2</w:t>
             </w:r>
           </w:p>
         </w:tc>
@@ -440,7 +440,7 @@
                 <w:rFonts w:ascii="TimeNewRoman" w:hAnsi="TimeNewRoman"/>
                 <w:sz w:val="30"/>
               </w:rPr>
-              <w:t>652÷6=108, 4</w:t>
+              <w:t>104÷4=26, 0</w:t>
             </w:r>
           </w:p>
         </w:tc>
@@ -474,7 +474,7 @@
                 <w:rFonts w:ascii="TimeNewRoman" w:hAnsi="TimeNewRoman"/>
                 <w:sz w:val="30"/>
               </w:rPr>
-              <w:t>820÷4=205, 0</w:t>
+              <w:t>997÷2=498, 1</w:t>
             </w:r>
           </w:p>
         </w:tc>
@@ -589,7 +589,7 @@
                 <w:rFonts w:ascii="TimeNewRoman" w:hAnsi="TimeNewRoman"/>
                 <w:sz w:val="30"/>
               </w:rPr>
-              <w:t>169÷9=18, 7</w:t>
+              <w:t>118÷5=23, 3</w:t>
             </w:r>
           </w:p>
         </w:tc>
@@ -606,7 +606,7 @@
                 <w:rFonts w:ascii="TimeNewRoman" w:hAnsi="TimeNewRoman"/>
                 <w:sz w:val="30"/>
               </w:rPr>
-              <w:t>457÷8=57, 1</w:t>
+              <w:t>175÷3=58, 1</w:t>
             </w:r>
           </w:p>
         </w:tc>
@@ -623,7 +623,7 @@
                 <w:rFonts w:ascii="TimeNewRoman" w:hAnsi="TimeNewRoman"/>
                 <w:sz w:val="30"/>
               </w:rPr>
-              <w:t>544÷4=136, 0</w:t>
+              <w:t>355÷5=71, 0</w:t>
             </w:r>
           </w:p>
         </w:tc>
@@ -640,7 +640,7 @@
                 <w:rFonts w:ascii="TimeNewRoman" w:hAnsi="TimeNewRoman"/>
                 <w:sz w:val="30"/>
               </w:rPr>
-              <w:t>990÷4=247, 2</w:t>
+              <w:t>794÷6=132, 2</w:t>
             </w:r>
           </w:p>
         </w:tc>
@@ -657,7 +657,7 @@
                 <w:rFonts w:ascii="TimeNewRoman" w:hAnsi="TimeNewRoman"/>
                 <w:sz w:val="30"/>
               </w:rPr>
-              <w:t>525÷3=175, 0</w:t>
+              <w:t>601÷2=300, 1</w:t>
             </w:r>
           </w:p>
         </w:tc>
@@ -772,7 +772,7 @@
                 <w:rFonts w:ascii="TimeNewRoman" w:hAnsi="TimeNewRoman"/>
                 <w:sz w:val="30"/>
               </w:rPr>
-              <w:t>911÷2=455, 1</w:t>
+              <w:t>899÷9=99, 8</w:t>
             </w:r>
           </w:p>
         </w:tc>
@@ -789,7 +789,7 @@
                 <w:rFonts w:ascii="TimeNewRoman" w:hAnsi="TimeNewRoman"/>
                 <w:sz w:val="30"/>
               </w:rPr>
-              <w:t>752÷6=125, 2</w:t>
+              <w:t>869÷7=124, 1</w:t>
             </w:r>
           </w:p>
         </w:tc>
@@ -806,7 +806,7 @@
                 <w:rFonts w:ascii="TimeNewRoman" w:hAnsi="TimeNewRoman"/>
                 <w:sz w:val="30"/>
               </w:rPr>
-              <w:t>527÷4=131, 3</w:t>
+              <w:t>919÷8=114, 7</w:t>
             </w:r>
           </w:p>
         </w:tc>
@@ -823,7 +823,7 @@
                 <w:rFonts w:ascii="TimeNewRoman" w:hAnsi="TimeNewRoman"/>
                 <w:sz w:val="30"/>
               </w:rPr>
-              <w:t>494÷3=164, 2</w:t>
+              <w:t>630÷9=70, 0</w:t>
             </w:r>
           </w:p>
         </w:tc>
@@ -840,7 +840,7 @@
                 <w:rFonts w:ascii="TimeNewRoman" w:hAnsi="TimeNewRoman"/>
                 <w:sz w:val="30"/>
               </w:rPr>
-              <w:t>136÷7=19, 3</w:t>
+              <w:t>463÷9=51, 4</w:t>
             </w:r>
           </w:p>
         </w:tc>

--- a/answers-of-three-digit_number_divided_by_one-digit_number.docx
+++ b/answers-of-three-digit_number_divided_by_one-digit_number.docx
@@ -11,7 +11,7 @@
           <w:rFonts w:ascii="Arial" w:hAnsi="Arial"/>
           <w:sz w:val="30"/>
         </w:rPr>
-        <w:t>2026-09-22 Tuesday</w:t>
+        <w:t>2026-09-23 Wednesday</w:t>
       </w:r>
     </w:p>
     <w:tbl>
@@ -40,7 +40,7 @@
                 <w:rFonts w:ascii="TimeNewRoman" w:hAnsi="TimeNewRoman"/>
                 <w:sz w:val="30"/>
               </w:rPr>
-              <w:t>597÷2=298, 1</w:t>
+              <w:t>726÷3=242, 0</w:t>
             </w:r>
           </w:p>
         </w:tc>
@@ -57,7 +57,7 @@
                 <w:rFonts w:ascii="TimeNewRoman" w:hAnsi="TimeNewRoman"/>
                 <w:sz w:val="30"/>
               </w:rPr>
-              <w:t>768÷4=192, 0</w:t>
+              <w:t>257÷6=42, 5</w:t>
             </w:r>
           </w:p>
         </w:tc>
@@ -74,7 +74,7 @@
                 <w:rFonts w:ascii="TimeNewRoman" w:hAnsi="TimeNewRoman"/>
                 <w:sz w:val="30"/>
               </w:rPr>
-              <w:t>495÷2=247, 1</w:t>
+              <w:t>776÷8=97, 0</w:t>
             </w:r>
           </w:p>
         </w:tc>
@@ -91,7 +91,7 @@
                 <w:rFonts w:ascii="TimeNewRoman" w:hAnsi="TimeNewRoman"/>
                 <w:sz w:val="30"/>
               </w:rPr>
-              <w:t>440÷8=55, 0</w:t>
+              <w:t>272÷6=45, 2</w:t>
             </w:r>
           </w:p>
         </w:tc>
@@ -108,7 +108,7 @@
                 <w:rFonts w:ascii="TimeNewRoman" w:hAnsi="TimeNewRoman"/>
                 <w:sz w:val="30"/>
               </w:rPr>
-              <w:t>356÷4=89, 0</w:t>
+              <w:t>504÷4=126, 0</w:t>
             </w:r>
           </w:p>
         </w:tc>
@@ -223,7 +223,7 @@
                 <w:rFonts w:ascii="TimeNewRoman" w:hAnsi="TimeNewRoman"/>
                 <w:sz w:val="30"/>
               </w:rPr>
-              <w:t>222÷6=37, 0</w:t>
+              <w:t>379÷3=126, 1</w:t>
             </w:r>
           </w:p>
         </w:tc>
@@ -240,7 +240,7 @@
                 <w:rFonts w:ascii="TimeNewRoman" w:hAnsi="TimeNewRoman"/>
                 <w:sz w:val="30"/>
               </w:rPr>
-              <w:t>826÷8=103, 2</w:t>
+              <w:t>256÷8=32, 0</w:t>
             </w:r>
           </w:p>
         </w:tc>
@@ -257,7 +257,7 @@
                 <w:rFonts w:ascii="TimeNewRoman" w:hAnsi="TimeNewRoman"/>
                 <w:sz w:val="30"/>
               </w:rPr>
-              <w:t>292÷9=32, 4</w:t>
+              <w:t>951÷6=158, 3</w:t>
             </w:r>
           </w:p>
         </w:tc>
@@ -274,7 +274,7 @@
                 <w:rFonts w:ascii="TimeNewRoman" w:hAnsi="TimeNewRoman"/>
                 <w:sz w:val="30"/>
               </w:rPr>
-              <w:t>719÷9=79, 8</w:t>
+              <w:t>718÷6=119, 4</w:t>
             </w:r>
           </w:p>
         </w:tc>
@@ -291,7 +291,7 @@
                 <w:rFonts w:ascii="TimeNewRoman" w:hAnsi="TimeNewRoman"/>
                 <w:sz w:val="30"/>
               </w:rPr>
-              <w:t>408÷4=102, 0</w:t>
+              <w:t>619÷5=123, 4</w:t>
             </w:r>
           </w:p>
         </w:tc>
@@ -406,7 +406,7 @@
                 <w:rFonts w:ascii="TimeNewRoman" w:hAnsi="TimeNewRoman"/>
                 <w:sz w:val="30"/>
               </w:rPr>
-              <w:t>294÷2=147, 0</w:t>
+              <w:t>199÷5=39, 4</w:t>
             </w:r>
           </w:p>
         </w:tc>
@@ -423,7 +423,7 @@
                 <w:rFonts w:ascii="TimeNewRoman" w:hAnsi="TimeNewRoman"/>
                 <w:sz w:val="30"/>
               </w:rPr>
-              <w:t>881÷3=293, 2</w:t>
+              <w:t>564÷7=80, 4</w:t>
             </w:r>
           </w:p>
         </w:tc>
@@ -440,7 +440,7 @@
                 <w:rFonts w:ascii="TimeNewRoman" w:hAnsi="TimeNewRoman"/>
                 <w:sz w:val="30"/>
               </w:rPr>
-              <w:t>104÷4=26, 0</w:t>
+              <w:t>501÷3=167, 0</w:t>
             </w:r>
           </w:p>
         </w:tc>
@@ -457,7 +457,7 @@
                 <w:rFonts w:ascii="TimeNewRoman" w:hAnsi="TimeNewRoman"/>
                 <w:sz w:val="30"/>
               </w:rPr>
-              <w:t>940÷3=313, 1</w:t>
+              <w:t>989÷8=123, 5</w:t>
             </w:r>
           </w:p>
         </w:tc>
@@ -474,7 +474,7 @@
                 <w:rFonts w:ascii="TimeNewRoman" w:hAnsi="TimeNewRoman"/>
                 <w:sz w:val="30"/>
               </w:rPr>
-              <w:t>997÷2=498, 1</w:t>
+              <w:t>591÷3=197, 0</w:t>
             </w:r>
           </w:p>
         </w:tc>
@@ -589,7 +589,7 @@
                 <w:rFonts w:ascii="TimeNewRoman" w:hAnsi="TimeNewRoman"/>
                 <w:sz w:val="30"/>
               </w:rPr>
-              <w:t>118÷5=23, 3</w:t>
+              <w:t>618÷8=77, 2</w:t>
             </w:r>
           </w:p>
         </w:tc>
@@ -606,7 +606,7 @@
                 <w:rFonts w:ascii="TimeNewRoman" w:hAnsi="TimeNewRoman"/>
                 <w:sz w:val="30"/>
               </w:rPr>
-              <w:t>175÷3=58, 1</w:t>
+              <w:t>722÷9=80, 2</w:t>
             </w:r>
           </w:p>
         </w:tc>
@@ -623,7 +623,7 @@
                 <w:rFonts w:ascii="TimeNewRoman" w:hAnsi="TimeNewRoman"/>
                 <w:sz w:val="30"/>
               </w:rPr>
-              <w:t>355÷5=71, 0</w:t>
+              <w:t>983÷7=140, 3</w:t>
             </w:r>
           </w:p>
         </w:tc>
@@ -640,7 +640,7 @@
                 <w:rFonts w:ascii="TimeNewRoman" w:hAnsi="TimeNewRoman"/>
                 <w:sz w:val="30"/>
               </w:rPr>
-              <w:t>794÷6=132, 2</w:t>
+              <w:t>548÷3=182, 2</w:t>
             </w:r>
           </w:p>
         </w:tc>
@@ -657,7 +657,7 @@
                 <w:rFonts w:ascii="TimeNewRoman" w:hAnsi="TimeNewRoman"/>
                 <w:sz w:val="30"/>
               </w:rPr>
-              <w:t>601÷2=300, 1</w:t>
+              <w:t>816÷3=272, 0</w:t>
             </w:r>
           </w:p>
         </w:tc>
@@ -772,7 +772,7 @@
                 <w:rFonts w:ascii="TimeNewRoman" w:hAnsi="TimeNewRoman"/>
                 <w:sz w:val="30"/>
               </w:rPr>
-              <w:t>899÷9=99, 8</w:t>
+              <w:t>216÷2=108, 0</w:t>
             </w:r>
           </w:p>
         </w:tc>
@@ -789,7 +789,7 @@
                 <w:rFonts w:ascii="TimeNewRoman" w:hAnsi="TimeNewRoman"/>
                 <w:sz w:val="30"/>
               </w:rPr>
-              <w:t>869÷7=124, 1</w:t>
+              <w:t>487÷5=97, 2</w:t>
             </w:r>
           </w:p>
         </w:tc>
@@ -806,7 +806,7 @@
                 <w:rFonts w:ascii="TimeNewRoman" w:hAnsi="TimeNewRoman"/>
                 <w:sz w:val="30"/>
               </w:rPr>
-              <w:t>919÷8=114, 7</w:t>
+              <w:t>540÷5=108, 0</w:t>
             </w:r>
           </w:p>
         </w:tc>
@@ -823,7 +823,7 @@
                 <w:rFonts w:ascii="TimeNewRoman" w:hAnsi="TimeNewRoman"/>
                 <w:sz w:val="30"/>
               </w:rPr>
-              <w:t>630÷9=70, 0</w:t>
+              <w:t>589÷7=84, 1</w:t>
             </w:r>
           </w:p>
         </w:tc>
@@ -840,7 +840,7 @@
                 <w:rFonts w:ascii="TimeNewRoman" w:hAnsi="TimeNewRoman"/>
                 <w:sz w:val="30"/>
               </w:rPr>
-              <w:t>463÷9=51, 4</w:t>
+              <w:t>538÷6=89, 4</w:t>
             </w:r>
           </w:p>
         </w:tc>

--- a/answers-of-three-digit_number_divided_by_one-digit_number.docx
+++ b/answers-of-three-digit_number_divided_by_one-digit_number.docx
@@ -40,7 +40,7 @@
                 <w:rFonts w:ascii="TimeNewRoman" w:hAnsi="TimeNewRoman"/>
                 <w:sz w:val="30"/>
               </w:rPr>
-              <w:t>726÷3=242, 0</w:t>
+              <w:t>128÷6=21, 2</w:t>
             </w:r>
           </w:p>
         </w:tc>
@@ -57,7 +57,7 @@
                 <w:rFonts w:ascii="TimeNewRoman" w:hAnsi="TimeNewRoman"/>
                 <w:sz w:val="30"/>
               </w:rPr>
-              <w:t>257÷6=42, 5</w:t>
+              <w:t>844÷9=93, 7</w:t>
             </w:r>
           </w:p>
         </w:tc>
@@ -74,7 +74,7 @@
                 <w:rFonts w:ascii="TimeNewRoman" w:hAnsi="TimeNewRoman"/>
                 <w:sz w:val="30"/>
               </w:rPr>
-              <w:t>776÷8=97, 0</w:t>
+              <w:t>332÷2=166, 0</w:t>
             </w:r>
           </w:p>
         </w:tc>
@@ -91,7 +91,7 @@
                 <w:rFonts w:ascii="TimeNewRoman" w:hAnsi="TimeNewRoman"/>
                 <w:sz w:val="30"/>
               </w:rPr>
-              <w:t>272÷6=45, 2</w:t>
+              <w:t>481÷4=120, 1</w:t>
             </w:r>
           </w:p>
         </w:tc>
@@ -108,7 +108,7 @@
                 <w:rFonts w:ascii="TimeNewRoman" w:hAnsi="TimeNewRoman"/>
                 <w:sz w:val="30"/>
               </w:rPr>
-              <w:t>504÷4=126, 0</w:t>
+              <w:t>807÷9=89, 6</w:t>
             </w:r>
           </w:p>
         </w:tc>
@@ -223,7 +223,7 @@
                 <w:rFonts w:ascii="TimeNewRoman" w:hAnsi="TimeNewRoman"/>
                 <w:sz w:val="30"/>
               </w:rPr>
-              <w:t>379÷3=126, 1</w:t>
+              <w:t>338÷5=67, 3</w:t>
             </w:r>
           </w:p>
         </w:tc>
@@ -240,7 +240,7 @@
                 <w:rFonts w:ascii="TimeNewRoman" w:hAnsi="TimeNewRoman"/>
                 <w:sz w:val="30"/>
               </w:rPr>
-              <w:t>256÷8=32, 0</w:t>
+              <w:t>838÷3=279, 1</w:t>
             </w:r>
           </w:p>
         </w:tc>
@@ -257,7 +257,7 @@
                 <w:rFonts w:ascii="TimeNewRoman" w:hAnsi="TimeNewRoman"/>
                 <w:sz w:val="30"/>
               </w:rPr>
-              <w:t>951÷6=158, 3</w:t>
+              <w:t>438÷2=219, 0</w:t>
             </w:r>
           </w:p>
         </w:tc>
@@ -274,7 +274,7 @@
                 <w:rFonts w:ascii="TimeNewRoman" w:hAnsi="TimeNewRoman"/>
                 <w:sz w:val="30"/>
               </w:rPr>
-              <w:t>718÷6=119, 4</w:t>
+              <w:t>856÷2=428, 0</w:t>
             </w:r>
           </w:p>
         </w:tc>
@@ -291,7 +291,7 @@
                 <w:rFonts w:ascii="TimeNewRoman" w:hAnsi="TimeNewRoman"/>
                 <w:sz w:val="30"/>
               </w:rPr>
-              <w:t>619÷5=123, 4</w:t>
+              <w:t>229÷4=57, 1</w:t>
             </w:r>
           </w:p>
         </w:tc>
@@ -406,7 +406,7 @@
                 <w:rFonts w:ascii="TimeNewRoman" w:hAnsi="TimeNewRoman"/>
                 <w:sz w:val="30"/>
               </w:rPr>
-              <w:t>199÷5=39, 4</w:t>
+              <w:t>946÷8=118, 2</w:t>
             </w:r>
           </w:p>
         </w:tc>
@@ -423,7 +423,7 @@
                 <w:rFonts w:ascii="TimeNewRoman" w:hAnsi="TimeNewRoman"/>
                 <w:sz w:val="30"/>
               </w:rPr>
-              <w:t>564÷7=80, 4</w:t>
+              <w:t>700÷7=100, 0</w:t>
             </w:r>
           </w:p>
         </w:tc>
@@ -440,7 +440,7 @@
                 <w:rFonts w:ascii="TimeNewRoman" w:hAnsi="TimeNewRoman"/>
                 <w:sz w:val="30"/>
               </w:rPr>
-              <w:t>501÷3=167, 0</w:t>
+              <w:t>301÷5=60, 1</w:t>
             </w:r>
           </w:p>
         </w:tc>
@@ -457,7 +457,7 @@
                 <w:rFonts w:ascii="TimeNewRoman" w:hAnsi="TimeNewRoman"/>
                 <w:sz w:val="30"/>
               </w:rPr>
-              <w:t>989÷8=123, 5</w:t>
+              <w:t>384÷8=48, 0</w:t>
             </w:r>
           </w:p>
         </w:tc>
@@ -474,7 +474,7 @@
                 <w:rFonts w:ascii="TimeNewRoman" w:hAnsi="TimeNewRoman"/>
                 <w:sz w:val="30"/>
               </w:rPr>
-              <w:t>591÷3=197, 0</w:t>
+              <w:t>337÷4=84, 1</w:t>
             </w:r>
           </w:p>
         </w:tc>
@@ -589,7 +589,7 @@
                 <w:rFonts w:ascii="TimeNewRoman" w:hAnsi="TimeNewRoman"/>
                 <w:sz w:val="30"/>
               </w:rPr>
-              <w:t>618÷8=77, 2</w:t>
+              <w:t>467÷3=155, 2</w:t>
             </w:r>
           </w:p>
         </w:tc>
@@ -606,7 +606,7 @@
                 <w:rFonts w:ascii="TimeNewRoman" w:hAnsi="TimeNewRoman"/>
                 <w:sz w:val="30"/>
               </w:rPr>
-              <w:t>722÷9=80, 2</w:t>
+              <w:t>143÷2=71, 1</w:t>
             </w:r>
           </w:p>
         </w:tc>
@@ -623,7 +623,7 @@
                 <w:rFonts w:ascii="TimeNewRoman" w:hAnsi="TimeNewRoman"/>
                 <w:sz w:val="30"/>
               </w:rPr>
-              <w:t>983÷7=140, 3</w:t>
+              <w:t>988÷2=494, 0</w:t>
             </w:r>
           </w:p>
         </w:tc>
@@ -640,7 +640,7 @@
                 <w:rFonts w:ascii="TimeNewRoman" w:hAnsi="TimeNewRoman"/>
                 <w:sz w:val="30"/>
               </w:rPr>
-              <w:t>548÷3=182, 2</w:t>
+              <w:t>852÷4=213, 0</w:t>
             </w:r>
           </w:p>
         </w:tc>
@@ -657,7 +657,7 @@
                 <w:rFonts w:ascii="TimeNewRoman" w:hAnsi="TimeNewRoman"/>
                 <w:sz w:val="30"/>
               </w:rPr>
-              <w:t>816÷3=272, 0</w:t>
+              <w:t>795÷3=265, 0</w:t>
             </w:r>
           </w:p>
         </w:tc>
@@ -772,7 +772,7 @@
                 <w:rFonts w:ascii="TimeNewRoman" w:hAnsi="TimeNewRoman"/>
                 <w:sz w:val="30"/>
               </w:rPr>
-              <w:t>216÷2=108, 0</w:t>
+              <w:t>688÷2=344, 0</w:t>
             </w:r>
           </w:p>
         </w:tc>
@@ -789,7 +789,7 @@
                 <w:rFonts w:ascii="TimeNewRoman" w:hAnsi="TimeNewRoman"/>
                 <w:sz w:val="30"/>
               </w:rPr>
-              <w:t>487÷5=97, 2</w:t>
+              <w:t>141÷6=23, 3</w:t>
             </w:r>
           </w:p>
         </w:tc>
@@ -806,7 +806,7 @@
                 <w:rFonts w:ascii="TimeNewRoman" w:hAnsi="TimeNewRoman"/>
                 <w:sz w:val="30"/>
               </w:rPr>
-              <w:t>540÷5=108, 0</w:t>
+              <w:t>496÷2=248, 0</w:t>
             </w:r>
           </w:p>
         </w:tc>
@@ -823,7 +823,7 @@
                 <w:rFonts w:ascii="TimeNewRoman" w:hAnsi="TimeNewRoman"/>
                 <w:sz w:val="30"/>
               </w:rPr>
-              <w:t>589÷7=84, 1</w:t>
+              <w:t>831÷4=207, 3</w:t>
             </w:r>
           </w:p>
         </w:tc>
@@ -840,7 +840,7 @@
                 <w:rFonts w:ascii="TimeNewRoman" w:hAnsi="TimeNewRoman"/>
                 <w:sz w:val="30"/>
               </w:rPr>
-              <w:t>538÷6=89, 4</w:t>
+              <w:t>460÷9=51, 1</w:t>
             </w:r>
           </w:p>
         </w:tc>

--- a/answers-of-three-digit_number_divided_by_one-digit_number.docx
+++ b/answers-of-three-digit_number_divided_by_one-digit_number.docx
@@ -11,7 +11,7 @@
           <w:rFonts w:ascii="Arial" w:hAnsi="Arial"/>
           <w:sz w:val="30"/>
         </w:rPr>
-        <w:t>2026-09-23 Wednesday</w:t>
+        <w:t>2026-09-24 Thursday</w:t>
       </w:r>
     </w:p>
     <w:tbl>
@@ -40,7 +40,7 @@
                 <w:rFonts w:ascii="TimeNewRoman" w:hAnsi="TimeNewRoman"/>
                 <w:sz w:val="30"/>
               </w:rPr>
-              <w:t>128÷6=21, 2</w:t>
+              <w:t>716÷3=238, 2</w:t>
             </w:r>
           </w:p>
         </w:tc>
@@ -57,7 +57,7 @@
                 <w:rFonts w:ascii="TimeNewRoman" w:hAnsi="TimeNewRoman"/>
                 <w:sz w:val="30"/>
               </w:rPr>
-              <w:t>844÷9=93, 7</w:t>
+              <w:t>244÷4=61, 0</w:t>
             </w:r>
           </w:p>
         </w:tc>
@@ -74,7 +74,7 @@
                 <w:rFonts w:ascii="TimeNewRoman" w:hAnsi="TimeNewRoman"/>
                 <w:sz w:val="30"/>
               </w:rPr>
-              <w:t>332÷2=166, 0</w:t>
+              <w:t>364÷8=45, 4</w:t>
             </w:r>
           </w:p>
         </w:tc>
@@ -91,7 +91,7 @@
                 <w:rFonts w:ascii="TimeNewRoman" w:hAnsi="TimeNewRoman"/>
                 <w:sz w:val="30"/>
               </w:rPr>
-              <w:t>481÷4=120, 1</w:t>
+              <w:t>963÷5=192, 3</w:t>
             </w:r>
           </w:p>
         </w:tc>
@@ -108,7 +108,7 @@
                 <w:rFonts w:ascii="TimeNewRoman" w:hAnsi="TimeNewRoman"/>
                 <w:sz w:val="30"/>
               </w:rPr>
-              <w:t>807÷9=89, 6</w:t>
+              <w:t>295÷8=36, 7</w:t>
             </w:r>
           </w:p>
         </w:tc>
@@ -223,7 +223,7 @@
                 <w:rFonts w:ascii="TimeNewRoman" w:hAnsi="TimeNewRoman"/>
                 <w:sz w:val="30"/>
               </w:rPr>
-              <w:t>338÷5=67, 3</w:t>
+              <w:t>705÷3=235, 0</w:t>
             </w:r>
           </w:p>
         </w:tc>
@@ -240,7 +240,7 @@
                 <w:rFonts w:ascii="TimeNewRoman" w:hAnsi="TimeNewRoman"/>
                 <w:sz w:val="30"/>
               </w:rPr>
-              <w:t>838÷3=279, 1</w:t>
+              <w:t>516÷4=129, 0</w:t>
             </w:r>
           </w:p>
         </w:tc>
@@ -257,7 +257,7 @@
                 <w:rFonts w:ascii="TimeNewRoman" w:hAnsi="TimeNewRoman"/>
                 <w:sz w:val="30"/>
               </w:rPr>
-              <w:t>438÷2=219, 0</w:t>
+              <w:t>256÷2=128, 0</w:t>
             </w:r>
           </w:p>
         </w:tc>
@@ -274,7 +274,7 @@
                 <w:rFonts w:ascii="TimeNewRoman" w:hAnsi="TimeNewRoman"/>
                 <w:sz w:val="30"/>
               </w:rPr>
-              <w:t>856÷2=428, 0</w:t>
+              <w:t>191÷4=47, 3</w:t>
             </w:r>
           </w:p>
         </w:tc>
@@ -291,7 +291,7 @@
                 <w:rFonts w:ascii="TimeNewRoman" w:hAnsi="TimeNewRoman"/>
                 <w:sz w:val="30"/>
               </w:rPr>
-              <w:t>229÷4=57, 1</w:t>
+              <w:t>448÷7=64, 0</w:t>
             </w:r>
           </w:p>
         </w:tc>
@@ -406,7 +406,7 @@
                 <w:rFonts w:ascii="TimeNewRoman" w:hAnsi="TimeNewRoman"/>
                 <w:sz w:val="30"/>
               </w:rPr>
-              <w:t>946÷8=118, 2</w:t>
+              <w:t>679÷9=75, 4</w:t>
             </w:r>
           </w:p>
         </w:tc>
@@ -423,7 +423,7 @@
                 <w:rFonts w:ascii="TimeNewRoman" w:hAnsi="TimeNewRoman"/>
                 <w:sz w:val="30"/>
               </w:rPr>
-              <w:t>700÷7=100, 0</w:t>
+              <w:t>354÷9=39, 3</w:t>
             </w:r>
           </w:p>
         </w:tc>
@@ -440,7 +440,7 @@
                 <w:rFonts w:ascii="TimeNewRoman" w:hAnsi="TimeNewRoman"/>
                 <w:sz w:val="30"/>
               </w:rPr>
-              <w:t>301÷5=60, 1</w:t>
+              <w:t>428÷7=61, 1</w:t>
             </w:r>
           </w:p>
         </w:tc>
@@ -457,7 +457,7 @@
                 <w:rFonts w:ascii="TimeNewRoman" w:hAnsi="TimeNewRoman"/>
                 <w:sz w:val="30"/>
               </w:rPr>
-              <w:t>384÷8=48, 0</w:t>
+              <w:t>121÷6=20, 1</w:t>
             </w:r>
           </w:p>
         </w:tc>
@@ -474,7 +474,7 @@
                 <w:rFonts w:ascii="TimeNewRoman" w:hAnsi="TimeNewRoman"/>
                 <w:sz w:val="30"/>
               </w:rPr>
-              <w:t>337÷4=84, 1</w:t>
+              <w:t>597÷6=99, 3</w:t>
             </w:r>
           </w:p>
         </w:tc>
@@ -589,7 +589,7 @@
                 <w:rFonts w:ascii="TimeNewRoman" w:hAnsi="TimeNewRoman"/>
                 <w:sz w:val="30"/>
               </w:rPr>
-              <w:t>467÷3=155, 2</w:t>
+              <w:t>449÷6=74, 5</w:t>
             </w:r>
           </w:p>
         </w:tc>
@@ -606,7 +606,7 @@
                 <w:rFonts w:ascii="TimeNewRoman" w:hAnsi="TimeNewRoman"/>
                 <w:sz w:val="30"/>
               </w:rPr>
-              <w:t>143÷2=71, 1</w:t>
+              <w:t>264÷4=66, 0</w:t>
             </w:r>
           </w:p>
         </w:tc>
@@ -623,7 +623,7 @@
                 <w:rFonts w:ascii="TimeNewRoman" w:hAnsi="TimeNewRoman"/>
                 <w:sz w:val="30"/>
               </w:rPr>
-              <w:t>988÷2=494, 0</w:t>
+              <w:t>835÷9=92, 7</w:t>
             </w:r>
           </w:p>
         </w:tc>
@@ -640,7 +640,7 @@
                 <w:rFonts w:ascii="TimeNewRoman" w:hAnsi="TimeNewRoman"/>
                 <w:sz w:val="30"/>
               </w:rPr>
-              <w:t>852÷4=213, 0</w:t>
+              <w:t>812÷8=101, 4</w:t>
             </w:r>
           </w:p>
         </w:tc>
@@ -657,7 +657,7 @@
                 <w:rFonts w:ascii="TimeNewRoman" w:hAnsi="TimeNewRoman"/>
                 <w:sz w:val="30"/>
               </w:rPr>
-              <w:t>795÷3=265, 0</w:t>
+              <w:t>804÷2=402, 0</w:t>
             </w:r>
           </w:p>
         </w:tc>
@@ -772,7 +772,7 @@
                 <w:rFonts w:ascii="TimeNewRoman" w:hAnsi="TimeNewRoman"/>
                 <w:sz w:val="30"/>
               </w:rPr>
-              <w:t>688÷2=344, 0</w:t>
+              <w:t>993÷5=198, 3</w:t>
             </w:r>
           </w:p>
         </w:tc>
@@ -789,7 +789,7 @@
                 <w:rFonts w:ascii="TimeNewRoman" w:hAnsi="TimeNewRoman"/>
                 <w:sz w:val="30"/>
               </w:rPr>
-              <w:t>141÷6=23, 3</w:t>
+              <w:t>481÷8=60, 1</w:t>
             </w:r>
           </w:p>
         </w:tc>
@@ -806,7 +806,7 @@
                 <w:rFonts w:ascii="TimeNewRoman" w:hAnsi="TimeNewRoman"/>
                 <w:sz w:val="30"/>
               </w:rPr>
-              <w:t>496÷2=248, 0</w:t>
+              <w:t>787÷8=98, 3</w:t>
             </w:r>
           </w:p>
         </w:tc>
@@ -823,7 +823,7 @@
                 <w:rFonts w:ascii="TimeNewRoman" w:hAnsi="TimeNewRoman"/>
                 <w:sz w:val="30"/>
               </w:rPr>
-              <w:t>831÷4=207, 3</w:t>
+              <w:t>379÷2=189, 1</w:t>
             </w:r>
           </w:p>
         </w:tc>
@@ -840,7 +840,7 @@
                 <w:rFonts w:ascii="TimeNewRoman" w:hAnsi="TimeNewRoman"/>
                 <w:sz w:val="30"/>
               </w:rPr>
-              <w:t>460÷9=51, 1</w:t>
+              <w:t>794÷5=158, 4</w:t>
             </w:r>
           </w:p>
         </w:tc>

--- a/answers-of-three-digit_number_divided_by_one-digit_number.docx
+++ b/answers-of-three-digit_number_divided_by_one-digit_number.docx
@@ -40,7 +40,7 @@
                 <w:rFonts w:ascii="TimeNewRoman" w:hAnsi="TimeNewRoman"/>
                 <w:sz w:val="30"/>
               </w:rPr>
-              <w:t>716÷3=238, 2</w:t>
+              <w:t>785÷4=196, 1</w:t>
             </w:r>
           </w:p>
         </w:tc>
@@ -57,7 +57,7 @@
                 <w:rFonts w:ascii="TimeNewRoman" w:hAnsi="TimeNewRoman"/>
                 <w:sz w:val="30"/>
               </w:rPr>
-              <w:t>244÷4=61, 0</w:t>
+              <w:t>130÷3=43, 1</w:t>
             </w:r>
           </w:p>
         </w:tc>
@@ -74,7 +74,7 @@
                 <w:rFonts w:ascii="TimeNewRoman" w:hAnsi="TimeNewRoman"/>
                 <w:sz w:val="30"/>
               </w:rPr>
-              <w:t>364÷8=45, 4</w:t>
+              <w:t>367÷8=45, 7</w:t>
             </w:r>
           </w:p>
         </w:tc>
@@ -91,7 +91,7 @@
                 <w:rFonts w:ascii="TimeNewRoman" w:hAnsi="TimeNewRoman"/>
                 <w:sz w:val="30"/>
               </w:rPr>
-              <w:t>963÷5=192, 3</w:t>
+              <w:t>101÷6=16, 5</w:t>
             </w:r>
           </w:p>
         </w:tc>
@@ -108,7 +108,7 @@
                 <w:rFonts w:ascii="TimeNewRoman" w:hAnsi="TimeNewRoman"/>
                 <w:sz w:val="30"/>
               </w:rPr>
-              <w:t>295÷8=36, 7</w:t>
+              <w:t>375÷7=53, 4</w:t>
             </w:r>
           </w:p>
         </w:tc>
@@ -223,7 +223,7 @@
                 <w:rFonts w:ascii="TimeNewRoman" w:hAnsi="TimeNewRoman"/>
                 <w:sz w:val="30"/>
               </w:rPr>
-              <w:t>705÷3=235, 0</w:t>
+              <w:t>622÷7=88, 6</w:t>
             </w:r>
           </w:p>
         </w:tc>
@@ -240,7 +240,7 @@
                 <w:rFonts w:ascii="TimeNewRoman" w:hAnsi="TimeNewRoman"/>
                 <w:sz w:val="30"/>
               </w:rPr>
-              <w:t>516÷4=129, 0</w:t>
+              <w:t>683÷2=341, 1</w:t>
             </w:r>
           </w:p>
         </w:tc>
@@ -257,7 +257,7 @@
                 <w:rFonts w:ascii="TimeNewRoman" w:hAnsi="TimeNewRoman"/>
                 <w:sz w:val="30"/>
               </w:rPr>
-              <w:t>256÷2=128, 0</w:t>
+              <w:t>140÷8=17, 4</w:t>
             </w:r>
           </w:p>
         </w:tc>
@@ -274,7 +274,7 @@
                 <w:rFonts w:ascii="TimeNewRoman" w:hAnsi="TimeNewRoman"/>
                 <w:sz w:val="30"/>
               </w:rPr>
-              <w:t>191÷4=47, 3</w:t>
+              <w:t>206÷6=34, 2</w:t>
             </w:r>
           </w:p>
         </w:tc>
@@ -291,7 +291,7 @@
                 <w:rFonts w:ascii="TimeNewRoman" w:hAnsi="TimeNewRoman"/>
                 <w:sz w:val="30"/>
               </w:rPr>
-              <w:t>448÷7=64, 0</w:t>
+              <w:t>198÷7=28, 2</w:t>
             </w:r>
           </w:p>
         </w:tc>
@@ -406,7 +406,7 @@
                 <w:rFonts w:ascii="TimeNewRoman" w:hAnsi="TimeNewRoman"/>
                 <w:sz w:val="30"/>
               </w:rPr>
-              <w:t>679÷9=75, 4</w:t>
+              <w:t>329÷9=36, 5</w:t>
             </w:r>
           </w:p>
         </w:tc>
@@ -423,7 +423,7 @@
                 <w:rFonts w:ascii="TimeNewRoman" w:hAnsi="TimeNewRoman"/>
                 <w:sz w:val="30"/>
               </w:rPr>
-              <w:t>354÷9=39, 3</w:t>
+              <w:t>923÷8=115, 3</w:t>
             </w:r>
           </w:p>
         </w:tc>
@@ -440,7 +440,7 @@
                 <w:rFonts w:ascii="TimeNewRoman" w:hAnsi="TimeNewRoman"/>
                 <w:sz w:val="30"/>
               </w:rPr>
-              <w:t>428÷7=61, 1</w:t>
+              <w:t>962÷2=481, 0</w:t>
             </w:r>
           </w:p>
         </w:tc>
@@ -457,7 +457,7 @@
                 <w:rFonts w:ascii="TimeNewRoman" w:hAnsi="TimeNewRoman"/>
                 <w:sz w:val="30"/>
               </w:rPr>
-              <w:t>121÷6=20, 1</w:t>
+              <w:t>205÷8=25, 5</w:t>
             </w:r>
           </w:p>
         </w:tc>
@@ -474,7 +474,7 @@
                 <w:rFonts w:ascii="TimeNewRoman" w:hAnsi="TimeNewRoman"/>
                 <w:sz w:val="30"/>
               </w:rPr>
-              <w:t>597÷6=99, 3</w:t>
+              <w:t>670÷7=95, 5</w:t>
             </w:r>
           </w:p>
         </w:tc>
@@ -589,7 +589,7 @@
                 <w:rFonts w:ascii="TimeNewRoman" w:hAnsi="TimeNewRoman"/>
                 <w:sz w:val="30"/>
               </w:rPr>
-              <w:t>449÷6=74, 5</w:t>
+              <w:t>867÷9=96, 3</w:t>
             </w:r>
           </w:p>
         </w:tc>
@@ -606,7 +606,7 @@
                 <w:rFonts w:ascii="TimeNewRoman" w:hAnsi="TimeNewRoman"/>
                 <w:sz w:val="30"/>
               </w:rPr>
-              <w:t>264÷4=66, 0</w:t>
+              <w:t>805÷9=89, 4</w:t>
             </w:r>
           </w:p>
         </w:tc>
@@ -623,7 +623,7 @@
                 <w:rFonts w:ascii="TimeNewRoman" w:hAnsi="TimeNewRoman"/>
                 <w:sz w:val="30"/>
               </w:rPr>
-              <w:t>835÷9=92, 7</w:t>
+              <w:t>603÷7=86, 1</w:t>
             </w:r>
           </w:p>
         </w:tc>
@@ -640,7 +640,7 @@
                 <w:rFonts w:ascii="TimeNewRoman" w:hAnsi="TimeNewRoman"/>
                 <w:sz w:val="30"/>
               </w:rPr>
-              <w:t>812÷8=101, 4</w:t>
+              <w:t>116÷2=58, 0</w:t>
             </w:r>
           </w:p>
         </w:tc>
@@ -657,7 +657,7 @@
                 <w:rFonts w:ascii="TimeNewRoman" w:hAnsi="TimeNewRoman"/>
                 <w:sz w:val="30"/>
               </w:rPr>
-              <w:t>804÷2=402, 0</w:t>
+              <w:t>850÷3=283, 1</w:t>
             </w:r>
           </w:p>
         </w:tc>
@@ -772,7 +772,7 @@
                 <w:rFonts w:ascii="TimeNewRoman" w:hAnsi="TimeNewRoman"/>
                 <w:sz w:val="30"/>
               </w:rPr>
-              <w:t>993÷5=198, 3</w:t>
+              <w:t>505÷4=126, 1</w:t>
             </w:r>
           </w:p>
         </w:tc>
@@ -789,7 +789,7 @@
                 <w:rFonts w:ascii="TimeNewRoman" w:hAnsi="TimeNewRoman"/>
                 <w:sz w:val="30"/>
               </w:rPr>
-              <w:t>481÷8=60, 1</w:t>
+              <w:t>488÷3=162, 2</w:t>
             </w:r>
           </w:p>
         </w:tc>
@@ -806,7 +806,7 @@
                 <w:rFonts w:ascii="TimeNewRoman" w:hAnsi="TimeNewRoman"/>
                 <w:sz w:val="30"/>
               </w:rPr>
-              <w:t>787÷8=98, 3</w:t>
+              <w:t>817÷3=272, 1</w:t>
             </w:r>
           </w:p>
         </w:tc>
@@ -823,7 +823,7 @@
                 <w:rFonts w:ascii="TimeNewRoman" w:hAnsi="TimeNewRoman"/>
                 <w:sz w:val="30"/>
               </w:rPr>
-              <w:t>379÷2=189, 1</w:t>
+              <w:t>598÷6=99, 4</w:t>
             </w:r>
           </w:p>
         </w:tc>
@@ -840,7 +840,7 @@
                 <w:rFonts w:ascii="TimeNewRoman" w:hAnsi="TimeNewRoman"/>
                 <w:sz w:val="30"/>
               </w:rPr>
-              <w:t>794÷5=158, 4</w:t>
+              <w:t>905÷5=181, 0</w:t>
             </w:r>
           </w:p>
         </w:tc>

--- a/answers-of-three-digit_number_divided_by_one-digit_number.docx
+++ b/answers-of-three-digit_number_divided_by_one-digit_number.docx
@@ -11,7 +11,7 @@
           <w:rFonts w:ascii="Arial" w:hAnsi="Arial"/>
           <w:sz w:val="30"/>
         </w:rPr>
-        <w:t>2026-09-24 Thursday</w:t>
+        <w:t>2026-09-25 Friday</w:t>
       </w:r>
     </w:p>
     <w:tbl>
@@ -40,7 +40,7 @@
                 <w:rFonts w:ascii="TimeNewRoman" w:hAnsi="TimeNewRoman"/>
                 <w:sz w:val="30"/>
               </w:rPr>
-              <w:t>785÷4=196, 1</w:t>
+              <w:t>584÷2=292, 0</w:t>
             </w:r>
           </w:p>
         </w:tc>
@@ -57,7 +57,7 @@
                 <w:rFonts w:ascii="TimeNewRoman" w:hAnsi="TimeNewRoman"/>
                 <w:sz w:val="30"/>
               </w:rPr>
-              <w:t>130÷3=43, 1</w:t>
+              <w:t>108÷7=15, 3</w:t>
             </w:r>
           </w:p>
         </w:tc>
@@ -74,7 +74,7 @@
                 <w:rFonts w:ascii="TimeNewRoman" w:hAnsi="TimeNewRoman"/>
                 <w:sz w:val="30"/>
               </w:rPr>
-              <w:t>367÷8=45, 7</w:t>
+              <w:t>976÷5=195, 1</w:t>
             </w:r>
           </w:p>
         </w:tc>
@@ -91,7 +91,7 @@
                 <w:rFonts w:ascii="TimeNewRoman" w:hAnsi="TimeNewRoman"/>
                 <w:sz w:val="30"/>
               </w:rPr>
-              <w:t>101÷6=16, 5</w:t>
+              <w:t>620÷4=155, 0</w:t>
             </w:r>
           </w:p>
         </w:tc>
@@ -108,7 +108,7 @@
                 <w:rFonts w:ascii="TimeNewRoman" w:hAnsi="TimeNewRoman"/>
                 <w:sz w:val="30"/>
               </w:rPr>
-              <w:t>375÷7=53, 4</w:t>
+              <w:t>329÷8=41, 1</w:t>
             </w:r>
           </w:p>
         </w:tc>
@@ -223,7 +223,7 @@
                 <w:rFonts w:ascii="TimeNewRoman" w:hAnsi="TimeNewRoman"/>
                 <w:sz w:val="30"/>
               </w:rPr>
-              <w:t>622÷7=88, 6</w:t>
+              <w:t>892÷4=223, 0</w:t>
             </w:r>
           </w:p>
         </w:tc>
@@ -240,7 +240,7 @@
                 <w:rFonts w:ascii="TimeNewRoman" w:hAnsi="TimeNewRoman"/>
                 <w:sz w:val="30"/>
               </w:rPr>
-              <w:t>683÷2=341, 1</w:t>
+              <w:t>345÷7=49, 2</w:t>
             </w:r>
           </w:p>
         </w:tc>
@@ -257,7 +257,7 @@
                 <w:rFonts w:ascii="TimeNewRoman" w:hAnsi="TimeNewRoman"/>
                 <w:sz w:val="30"/>
               </w:rPr>
-              <w:t>140÷8=17, 4</w:t>
+              <w:t>518÷6=86, 2</w:t>
             </w:r>
           </w:p>
         </w:tc>
@@ -274,7 +274,7 @@
                 <w:rFonts w:ascii="TimeNewRoman" w:hAnsi="TimeNewRoman"/>
                 <w:sz w:val="30"/>
               </w:rPr>
-              <w:t>206÷6=34, 2</w:t>
+              <w:t>368÷7=52, 4</w:t>
             </w:r>
           </w:p>
         </w:tc>
@@ -291,7 +291,7 @@
                 <w:rFonts w:ascii="TimeNewRoman" w:hAnsi="TimeNewRoman"/>
                 <w:sz w:val="30"/>
               </w:rPr>
-              <w:t>198÷7=28, 2</w:t>
+              <w:t>798÷2=399, 0</w:t>
             </w:r>
           </w:p>
         </w:tc>
@@ -406,7 +406,7 @@
                 <w:rFonts w:ascii="TimeNewRoman" w:hAnsi="TimeNewRoman"/>
                 <w:sz w:val="30"/>
               </w:rPr>
-              <w:t>329÷9=36, 5</w:t>
+              <w:t>312÷6=52, 0</w:t>
             </w:r>
           </w:p>
         </w:tc>
@@ -423,7 +423,7 @@
                 <w:rFonts w:ascii="TimeNewRoman" w:hAnsi="TimeNewRoman"/>
                 <w:sz w:val="30"/>
               </w:rPr>
-              <w:t>923÷8=115, 3</w:t>
+              <w:t>554÷8=69, 2</w:t>
             </w:r>
           </w:p>
         </w:tc>
@@ -440,7 +440,7 @@
                 <w:rFonts w:ascii="TimeNewRoman" w:hAnsi="TimeNewRoman"/>
                 <w:sz w:val="30"/>
               </w:rPr>
-              <w:t>962÷2=481, 0</w:t>
+              <w:t>872÷4=218, 0</w:t>
             </w:r>
           </w:p>
         </w:tc>
@@ -457,7 +457,7 @@
                 <w:rFonts w:ascii="TimeNewRoman" w:hAnsi="TimeNewRoman"/>
                 <w:sz w:val="30"/>
               </w:rPr>
-              <w:t>205÷8=25, 5</w:t>
+              <w:t>369÷4=92, 1</w:t>
             </w:r>
           </w:p>
         </w:tc>
@@ -474,7 +474,7 @@
                 <w:rFonts w:ascii="TimeNewRoman" w:hAnsi="TimeNewRoman"/>
                 <w:sz w:val="30"/>
               </w:rPr>
-              <w:t>670÷7=95, 5</w:t>
+              <w:t>706÷8=88, 2</w:t>
             </w:r>
           </w:p>
         </w:tc>
@@ -589,7 +589,7 @@
                 <w:rFonts w:ascii="TimeNewRoman" w:hAnsi="TimeNewRoman"/>
                 <w:sz w:val="30"/>
               </w:rPr>
-              <w:t>867÷9=96, 3</w:t>
+              <w:t>663÷9=73, 6</w:t>
             </w:r>
           </w:p>
         </w:tc>
@@ -606,7 +606,7 @@
                 <w:rFonts w:ascii="TimeNewRoman" w:hAnsi="TimeNewRoman"/>
                 <w:sz w:val="30"/>
               </w:rPr>
-              <w:t>805÷9=89, 4</w:t>
+              <w:t>292÷3=97, 1</w:t>
             </w:r>
           </w:p>
         </w:tc>
@@ -623,7 +623,7 @@
                 <w:rFonts w:ascii="TimeNewRoman" w:hAnsi="TimeNewRoman"/>
                 <w:sz w:val="30"/>
               </w:rPr>
-              <w:t>603÷7=86, 1</w:t>
+              <w:t>520÷5=104, 0</w:t>
             </w:r>
           </w:p>
         </w:tc>
@@ -640,7 +640,7 @@
                 <w:rFonts w:ascii="TimeNewRoman" w:hAnsi="TimeNewRoman"/>
                 <w:sz w:val="30"/>
               </w:rPr>
-              <w:t>116÷2=58, 0</w:t>
+              <w:t>498÷5=99, 3</w:t>
             </w:r>
           </w:p>
         </w:tc>
@@ -657,7 +657,7 @@
                 <w:rFonts w:ascii="TimeNewRoman" w:hAnsi="TimeNewRoman"/>
                 <w:sz w:val="30"/>
               </w:rPr>
-              <w:t>850÷3=283, 1</w:t>
+              <w:t>118÷3=39, 1</w:t>
             </w:r>
           </w:p>
         </w:tc>
@@ -772,7 +772,7 @@
                 <w:rFonts w:ascii="TimeNewRoman" w:hAnsi="TimeNewRoman"/>
                 <w:sz w:val="30"/>
               </w:rPr>
-              <w:t>505÷4=126, 1</w:t>
+              <w:t>176÷6=29, 2</w:t>
             </w:r>
           </w:p>
         </w:tc>
@@ -789,7 +789,7 @@
                 <w:rFonts w:ascii="TimeNewRoman" w:hAnsi="TimeNewRoman"/>
                 <w:sz w:val="30"/>
               </w:rPr>
-              <w:t>488÷3=162, 2</w:t>
+              <w:t>689÷7=98, 3</w:t>
             </w:r>
           </w:p>
         </w:tc>
@@ -806,7 +806,7 @@
                 <w:rFonts w:ascii="TimeNewRoman" w:hAnsi="TimeNewRoman"/>
                 <w:sz w:val="30"/>
               </w:rPr>
-              <w:t>817÷3=272, 1</w:t>
+              <w:t>713÷3=237, 2</w:t>
             </w:r>
           </w:p>
         </w:tc>
@@ -823,7 +823,7 @@
                 <w:rFonts w:ascii="TimeNewRoman" w:hAnsi="TimeNewRoman"/>
                 <w:sz w:val="30"/>
               </w:rPr>
-              <w:t>598÷6=99, 4</w:t>
+              <w:t>815÷4=203, 3</w:t>
             </w:r>
           </w:p>
         </w:tc>
@@ -840,7 +840,7 @@
                 <w:rFonts w:ascii="TimeNewRoman" w:hAnsi="TimeNewRoman"/>
                 <w:sz w:val="30"/>
               </w:rPr>
-              <w:t>905÷5=181, 0</w:t>
+              <w:t>552÷8=69, 0</w:t>
             </w:r>
           </w:p>
         </w:tc>

--- a/answers-of-three-digit_number_divided_by_one-digit_number.docx
+++ b/answers-of-three-digit_number_divided_by_one-digit_number.docx
@@ -40,7 +40,7 @@
                 <w:rFonts w:ascii="TimeNewRoman" w:hAnsi="TimeNewRoman"/>
                 <w:sz w:val="30"/>
               </w:rPr>
-              <w:t>584÷2=292, 0</w:t>
+              <w:t>623÷8=77, 7</w:t>
             </w:r>
           </w:p>
         </w:tc>
@@ -57,7 +57,7 @@
                 <w:rFonts w:ascii="TimeNewRoman" w:hAnsi="TimeNewRoman"/>
                 <w:sz w:val="30"/>
               </w:rPr>
-              <w:t>108÷7=15, 3</w:t>
+              <w:t>946÷8=118, 2</w:t>
             </w:r>
           </w:p>
         </w:tc>
@@ -74,7 +74,7 @@
                 <w:rFonts w:ascii="TimeNewRoman" w:hAnsi="TimeNewRoman"/>
                 <w:sz w:val="30"/>
               </w:rPr>
-              <w:t>976÷5=195, 1</w:t>
+              <w:t>198÷8=24, 6</w:t>
             </w:r>
           </w:p>
         </w:tc>
@@ -91,7 +91,7 @@
                 <w:rFonts w:ascii="TimeNewRoman" w:hAnsi="TimeNewRoman"/>
                 <w:sz w:val="30"/>
               </w:rPr>
-              <w:t>620÷4=155, 0</w:t>
+              <w:t>442÷3=147, 1</w:t>
             </w:r>
           </w:p>
         </w:tc>
@@ -108,7 +108,7 @@
                 <w:rFonts w:ascii="TimeNewRoman" w:hAnsi="TimeNewRoman"/>
                 <w:sz w:val="30"/>
               </w:rPr>
-              <w:t>329÷8=41, 1</w:t>
+              <w:t>234÷6=39, 0</w:t>
             </w:r>
           </w:p>
         </w:tc>
@@ -223,7 +223,7 @@
                 <w:rFonts w:ascii="TimeNewRoman" w:hAnsi="TimeNewRoman"/>
                 <w:sz w:val="30"/>
               </w:rPr>
-              <w:t>892÷4=223, 0</w:t>
+              <w:t>397÷8=49, 5</w:t>
             </w:r>
           </w:p>
         </w:tc>
@@ -240,7 +240,7 @@
                 <w:rFonts w:ascii="TimeNewRoman" w:hAnsi="TimeNewRoman"/>
                 <w:sz w:val="30"/>
               </w:rPr>
-              <w:t>345÷7=49, 2</w:t>
+              <w:t>459÷2=229, 1</w:t>
             </w:r>
           </w:p>
         </w:tc>
@@ -257,7 +257,7 @@
                 <w:rFonts w:ascii="TimeNewRoman" w:hAnsi="TimeNewRoman"/>
                 <w:sz w:val="30"/>
               </w:rPr>
-              <w:t>518÷6=86, 2</w:t>
+              <w:t>522÷5=104, 2</w:t>
             </w:r>
           </w:p>
         </w:tc>
@@ -274,7 +274,7 @@
                 <w:rFonts w:ascii="TimeNewRoman" w:hAnsi="TimeNewRoman"/>
                 <w:sz w:val="30"/>
               </w:rPr>
-              <w:t>368÷7=52, 4</w:t>
+              <w:t>711÷6=118, 3</w:t>
             </w:r>
           </w:p>
         </w:tc>
@@ -291,7 +291,7 @@
                 <w:rFonts w:ascii="TimeNewRoman" w:hAnsi="TimeNewRoman"/>
                 <w:sz w:val="30"/>
               </w:rPr>
-              <w:t>798÷2=399, 0</w:t>
+              <w:t>647÷9=71, 8</w:t>
             </w:r>
           </w:p>
         </w:tc>
@@ -406,7 +406,7 @@
                 <w:rFonts w:ascii="TimeNewRoman" w:hAnsi="TimeNewRoman"/>
                 <w:sz w:val="30"/>
               </w:rPr>
-              <w:t>312÷6=52, 0</w:t>
+              <w:t>175÷4=43, 3</w:t>
             </w:r>
           </w:p>
         </w:tc>
@@ -423,7 +423,7 @@
                 <w:rFonts w:ascii="TimeNewRoman" w:hAnsi="TimeNewRoman"/>
                 <w:sz w:val="30"/>
               </w:rPr>
-              <w:t>554÷8=69, 2</w:t>
+              <w:t>507÷6=84, 3</w:t>
             </w:r>
           </w:p>
         </w:tc>
@@ -440,7 +440,7 @@
                 <w:rFonts w:ascii="TimeNewRoman" w:hAnsi="TimeNewRoman"/>
                 <w:sz w:val="30"/>
               </w:rPr>
-              <w:t>872÷4=218, 0</w:t>
+              <w:t>777÷3=259, 0</w:t>
             </w:r>
           </w:p>
         </w:tc>
@@ -457,7 +457,7 @@
                 <w:rFonts w:ascii="TimeNewRoman" w:hAnsi="TimeNewRoman"/>
                 <w:sz w:val="30"/>
               </w:rPr>
-              <w:t>369÷4=92, 1</w:t>
+              <w:t>959÷3=319, 2</w:t>
             </w:r>
           </w:p>
         </w:tc>
@@ -474,7 +474,7 @@
                 <w:rFonts w:ascii="TimeNewRoman" w:hAnsi="TimeNewRoman"/>
                 <w:sz w:val="30"/>
               </w:rPr>
-              <w:t>706÷8=88, 2</w:t>
+              <w:t>873÷2=436, 1</w:t>
             </w:r>
           </w:p>
         </w:tc>
@@ -589,7 +589,7 @@
                 <w:rFonts w:ascii="TimeNewRoman" w:hAnsi="TimeNewRoman"/>
                 <w:sz w:val="30"/>
               </w:rPr>
-              <w:t>663÷9=73, 6</w:t>
+              <w:t>754÷4=188, 2</w:t>
             </w:r>
           </w:p>
         </w:tc>
@@ -606,7 +606,7 @@
                 <w:rFonts w:ascii="TimeNewRoman" w:hAnsi="TimeNewRoman"/>
                 <w:sz w:val="30"/>
               </w:rPr>
-              <w:t>292÷3=97, 1</w:t>
+              <w:t>591÷8=73, 7</w:t>
             </w:r>
           </w:p>
         </w:tc>
@@ -623,7 +623,7 @@
                 <w:rFonts w:ascii="TimeNewRoman" w:hAnsi="TimeNewRoman"/>
                 <w:sz w:val="30"/>
               </w:rPr>
-              <w:t>520÷5=104, 0</w:t>
+              <w:t>988÷7=141, 1</w:t>
             </w:r>
           </w:p>
         </w:tc>
@@ -640,7 +640,7 @@
                 <w:rFonts w:ascii="TimeNewRoman" w:hAnsi="TimeNewRoman"/>
                 <w:sz w:val="30"/>
               </w:rPr>
-              <w:t>498÷5=99, 3</w:t>
+              <w:t>962÷8=120, 2</w:t>
             </w:r>
           </w:p>
         </w:tc>
@@ -657,7 +657,7 @@
                 <w:rFonts w:ascii="TimeNewRoman" w:hAnsi="TimeNewRoman"/>
                 <w:sz w:val="30"/>
               </w:rPr>
-              <w:t>118÷3=39, 1</w:t>
+              <w:t>354÷5=70, 4</w:t>
             </w:r>
           </w:p>
         </w:tc>
@@ -772,7 +772,7 @@
                 <w:rFonts w:ascii="TimeNewRoman" w:hAnsi="TimeNewRoman"/>
                 <w:sz w:val="30"/>
               </w:rPr>
-              <w:t>176÷6=29, 2</w:t>
+              <w:t>655÷8=81, 7</w:t>
             </w:r>
           </w:p>
         </w:tc>
@@ -789,7 +789,7 @@
                 <w:rFonts w:ascii="TimeNewRoman" w:hAnsi="TimeNewRoman"/>
                 <w:sz w:val="30"/>
               </w:rPr>
-              <w:t>689÷7=98, 3</w:t>
+              <w:t>598÷2=299, 0</w:t>
             </w:r>
           </w:p>
         </w:tc>
@@ -806,7 +806,7 @@
                 <w:rFonts w:ascii="TimeNewRoman" w:hAnsi="TimeNewRoman"/>
                 <w:sz w:val="30"/>
               </w:rPr>
-              <w:t>713÷3=237, 2</w:t>
+              <w:t>653÷4=163, 1</w:t>
             </w:r>
           </w:p>
         </w:tc>
@@ -823,7 +823,7 @@
                 <w:rFonts w:ascii="TimeNewRoman" w:hAnsi="TimeNewRoman"/>
                 <w:sz w:val="30"/>
               </w:rPr>
-              <w:t>815÷4=203, 3</w:t>
+              <w:t>164÷4=41, 0</w:t>
             </w:r>
           </w:p>
         </w:tc>
@@ -840,7 +840,7 @@
                 <w:rFonts w:ascii="TimeNewRoman" w:hAnsi="TimeNewRoman"/>
                 <w:sz w:val="30"/>
               </w:rPr>
-              <w:t>552÷8=69, 0</w:t>
+              <w:t>549÷5=109, 4</w:t>
             </w:r>
           </w:p>
         </w:tc>

--- a/answers-of-three-digit_number_divided_by_one-digit_number.docx
+++ b/answers-of-three-digit_number_divided_by_one-digit_number.docx
@@ -11,7 +11,7 @@
           <w:rFonts w:ascii="Arial" w:hAnsi="Arial"/>
           <w:sz w:val="30"/>
         </w:rPr>
-        <w:t>2026-09-25 Friday</w:t>
+        <w:t>2026-09-26 Saturday</w:t>
       </w:r>
     </w:p>
     <w:tbl>
@@ -40,7 +40,7 @@
                 <w:rFonts w:ascii="TimeNewRoman" w:hAnsi="TimeNewRoman"/>
                 <w:sz w:val="30"/>
               </w:rPr>
-              <w:t>623÷8=77, 7</w:t>
+              <w:t>994÷2=497, 0</w:t>
             </w:r>
           </w:p>
         </w:tc>
@@ -57,7 +57,7 @@
                 <w:rFonts w:ascii="TimeNewRoman" w:hAnsi="TimeNewRoman"/>
                 <w:sz w:val="30"/>
               </w:rPr>
-              <w:t>946÷8=118, 2</w:t>
+              <w:t>470÷9=52, 2</w:t>
             </w:r>
           </w:p>
         </w:tc>
@@ -74,7 +74,7 @@
                 <w:rFonts w:ascii="TimeNewRoman" w:hAnsi="TimeNewRoman"/>
                 <w:sz w:val="30"/>
               </w:rPr>
-              <w:t>198÷8=24, 6</w:t>
+              <w:t>260÷2=130, 0</w:t>
             </w:r>
           </w:p>
         </w:tc>
@@ -91,7 +91,7 @@
                 <w:rFonts w:ascii="TimeNewRoman" w:hAnsi="TimeNewRoman"/>
                 <w:sz w:val="30"/>
               </w:rPr>
-              <w:t>442÷3=147, 1</w:t>
+              <w:t>859÷4=214, 3</w:t>
             </w:r>
           </w:p>
         </w:tc>
@@ -108,7 +108,7 @@
                 <w:rFonts w:ascii="TimeNewRoman" w:hAnsi="TimeNewRoman"/>
                 <w:sz w:val="30"/>
               </w:rPr>
-              <w:t>234÷6=39, 0</w:t>
+              <w:t>508÷9=56, 4</w:t>
             </w:r>
           </w:p>
         </w:tc>
@@ -223,7 +223,7 @@
                 <w:rFonts w:ascii="TimeNewRoman" w:hAnsi="TimeNewRoman"/>
                 <w:sz w:val="30"/>
               </w:rPr>
-              <w:t>397÷8=49, 5</w:t>
+              <w:t>494÷8=61, 6</w:t>
             </w:r>
           </w:p>
         </w:tc>
@@ -240,7 +240,7 @@
                 <w:rFonts w:ascii="TimeNewRoman" w:hAnsi="TimeNewRoman"/>
                 <w:sz w:val="30"/>
               </w:rPr>
-              <w:t>459÷2=229, 1</w:t>
+              <w:t>516÷6=86, 0</w:t>
             </w:r>
           </w:p>
         </w:tc>
@@ -257,7 +257,7 @@
                 <w:rFonts w:ascii="TimeNewRoman" w:hAnsi="TimeNewRoman"/>
                 <w:sz w:val="30"/>
               </w:rPr>
-              <w:t>522÷5=104, 2</w:t>
+              <w:t>271÷5=54, 1</w:t>
             </w:r>
           </w:p>
         </w:tc>
@@ -274,7 +274,7 @@
                 <w:rFonts w:ascii="TimeNewRoman" w:hAnsi="TimeNewRoman"/>
                 <w:sz w:val="30"/>
               </w:rPr>
-              <w:t>711÷6=118, 3</w:t>
+              <w:t>527÷4=131, 3</w:t>
             </w:r>
           </w:p>
         </w:tc>
@@ -291,7 +291,7 @@
                 <w:rFonts w:ascii="TimeNewRoman" w:hAnsi="TimeNewRoman"/>
                 <w:sz w:val="30"/>
               </w:rPr>
-              <w:t>647÷9=71, 8</w:t>
+              <w:t>451÷4=112, 3</w:t>
             </w:r>
           </w:p>
         </w:tc>
@@ -406,7 +406,7 @@
                 <w:rFonts w:ascii="TimeNewRoman" w:hAnsi="TimeNewRoman"/>
                 <w:sz w:val="30"/>
               </w:rPr>
-              <w:t>175÷4=43, 3</w:t>
+              <w:t>779÷7=111, 2</w:t>
             </w:r>
           </w:p>
         </w:tc>
@@ -423,7 +423,7 @@
                 <w:rFonts w:ascii="TimeNewRoman" w:hAnsi="TimeNewRoman"/>
                 <w:sz w:val="30"/>
               </w:rPr>
-              <w:t>507÷6=84, 3</w:t>
+              <w:t>716÷7=102, 2</w:t>
             </w:r>
           </w:p>
         </w:tc>
@@ -440,7 +440,7 @@
                 <w:rFonts w:ascii="TimeNewRoman" w:hAnsi="TimeNewRoman"/>
                 <w:sz w:val="30"/>
               </w:rPr>
-              <w:t>777÷3=259, 0</w:t>
+              <w:t>964÷9=107, 1</w:t>
             </w:r>
           </w:p>
         </w:tc>
@@ -457,7 +457,7 @@
                 <w:rFonts w:ascii="TimeNewRoman" w:hAnsi="TimeNewRoman"/>
                 <w:sz w:val="30"/>
               </w:rPr>
-              <w:t>959÷3=319, 2</w:t>
+              <w:t>778÷9=86, 4</w:t>
             </w:r>
           </w:p>
         </w:tc>
@@ -474,7 +474,7 @@
                 <w:rFonts w:ascii="TimeNewRoman" w:hAnsi="TimeNewRoman"/>
                 <w:sz w:val="30"/>
               </w:rPr>
-              <w:t>873÷2=436, 1</w:t>
+              <w:t>398÷7=56, 6</w:t>
             </w:r>
           </w:p>
         </w:tc>
@@ -589,7 +589,7 @@
                 <w:rFonts w:ascii="TimeNewRoman" w:hAnsi="TimeNewRoman"/>
                 <w:sz w:val="30"/>
               </w:rPr>
-              <w:t>754÷4=188, 2</w:t>
+              <w:t>189÷4=47, 1</w:t>
             </w:r>
           </w:p>
         </w:tc>
@@ -606,7 +606,7 @@
                 <w:rFonts w:ascii="TimeNewRoman" w:hAnsi="TimeNewRoman"/>
                 <w:sz w:val="30"/>
               </w:rPr>
-              <w:t>591÷8=73, 7</w:t>
+              <w:t>204÷6=34, 0</w:t>
             </w:r>
           </w:p>
         </w:tc>
@@ -623,7 +623,7 @@
                 <w:rFonts w:ascii="TimeNewRoman" w:hAnsi="TimeNewRoman"/>
                 <w:sz w:val="30"/>
               </w:rPr>
-              <w:t>988÷7=141, 1</w:t>
+              <w:t>525÷2=262, 1</w:t>
             </w:r>
           </w:p>
         </w:tc>
@@ -640,7 +640,7 @@
                 <w:rFonts w:ascii="TimeNewRoman" w:hAnsi="TimeNewRoman"/>
                 <w:sz w:val="30"/>
               </w:rPr>
-              <w:t>962÷8=120, 2</w:t>
+              <w:t>721÷5=144, 1</w:t>
             </w:r>
           </w:p>
         </w:tc>
@@ -657,7 +657,7 @@
                 <w:rFonts w:ascii="TimeNewRoman" w:hAnsi="TimeNewRoman"/>
                 <w:sz w:val="30"/>
               </w:rPr>
-              <w:t>354÷5=70, 4</w:t>
+              <w:t>720÷3=240, 0</w:t>
             </w:r>
           </w:p>
         </w:tc>
@@ -772,7 +772,7 @@
                 <w:rFonts w:ascii="TimeNewRoman" w:hAnsi="TimeNewRoman"/>
                 <w:sz w:val="30"/>
               </w:rPr>
-              <w:t>655÷8=81, 7</w:t>
+              <w:t>542÷7=77, 3</w:t>
             </w:r>
           </w:p>
         </w:tc>
@@ -789,7 +789,7 @@
                 <w:rFonts w:ascii="TimeNewRoman" w:hAnsi="TimeNewRoman"/>
                 <w:sz w:val="30"/>
               </w:rPr>
-              <w:t>598÷2=299, 0</w:t>
+              <w:t>693÷9=77, 0</w:t>
             </w:r>
           </w:p>
         </w:tc>
@@ -806,7 +806,7 @@
                 <w:rFonts w:ascii="TimeNewRoman" w:hAnsi="TimeNewRoman"/>
                 <w:sz w:val="30"/>
               </w:rPr>
-              <w:t>653÷4=163, 1</w:t>
+              <w:t>681÷8=85, 1</w:t>
             </w:r>
           </w:p>
         </w:tc>
@@ -823,7 +823,7 @@
                 <w:rFonts w:ascii="TimeNewRoman" w:hAnsi="TimeNewRoman"/>
                 <w:sz w:val="30"/>
               </w:rPr>
-              <w:t>164÷4=41, 0</w:t>
+              <w:t>128÷5=25, 3</w:t>
             </w:r>
           </w:p>
         </w:tc>
@@ -840,7 +840,7 @@
                 <w:rFonts w:ascii="TimeNewRoman" w:hAnsi="TimeNewRoman"/>
                 <w:sz w:val="30"/>
               </w:rPr>
-              <w:t>549÷5=109, 4</w:t>
+              <w:t>320÷7=45, 5</w:t>
             </w:r>
           </w:p>
         </w:tc>

--- a/answers-of-three-digit_number_divided_by_one-digit_number.docx
+++ b/answers-of-three-digit_number_divided_by_one-digit_number.docx
@@ -40,7 +40,7 @@
                 <w:rFonts w:ascii="TimeNewRoman" w:hAnsi="TimeNewRoman"/>
                 <w:sz w:val="30"/>
               </w:rPr>
-              <w:t>994÷2=497, 0</w:t>
+              <w:t>627÷8=78, 3</w:t>
             </w:r>
           </w:p>
         </w:tc>
@@ -57,7 +57,7 @@
                 <w:rFonts w:ascii="TimeNewRoman" w:hAnsi="TimeNewRoman"/>
                 <w:sz w:val="30"/>
               </w:rPr>
-              <w:t>470÷9=52, 2</w:t>
+              <w:t>871÷8=108, 7</w:t>
             </w:r>
           </w:p>
         </w:tc>
@@ -74,7 +74,7 @@
                 <w:rFonts w:ascii="TimeNewRoman" w:hAnsi="TimeNewRoman"/>
                 <w:sz w:val="30"/>
               </w:rPr>
-              <w:t>260÷2=130, 0</w:t>
+              <w:t>263÷4=65, 3</w:t>
             </w:r>
           </w:p>
         </w:tc>
@@ -91,7 +91,7 @@
                 <w:rFonts w:ascii="TimeNewRoman" w:hAnsi="TimeNewRoman"/>
                 <w:sz w:val="30"/>
               </w:rPr>
-              <w:t>859÷4=214, 3</w:t>
+              <w:t>610÷6=101, 4</w:t>
             </w:r>
           </w:p>
         </w:tc>
@@ -108,7 +108,7 @@
                 <w:rFonts w:ascii="TimeNewRoman" w:hAnsi="TimeNewRoman"/>
                 <w:sz w:val="30"/>
               </w:rPr>
-              <w:t>508÷9=56, 4</w:t>
+              <w:t>527÷9=58, 5</w:t>
             </w:r>
           </w:p>
         </w:tc>
@@ -223,7 +223,7 @@
                 <w:rFonts w:ascii="TimeNewRoman" w:hAnsi="TimeNewRoman"/>
                 <w:sz w:val="30"/>
               </w:rPr>
-              <w:t>494÷8=61, 6</w:t>
+              <w:t>797÷7=113, 6</w:t>
             </w:r>
           </w:p>
         </w:tc>
@@ -240,7 +240,7 @@
                 <w:rFonts w:ascii="TimeNewRoman" w:hAnsi="TimeNewRoman"/>
                 <w:sz w:val="30"/>
               </w:rPr>
-              <w:t>516÷6=86, 0</w:t>
+              <w:t>927÷5=185, 2</w:t>
             </w:r>
           </w:p>
         </w:tc>
@@ -257,7 +257,7 @@
                 <w:rFonts w:ascii="TimeNewRoman" w:hAnsi="TimeNewRoman"/>
                 <w:sz w:val="30"/>
               </w:rPr>
-              <w:t>271÷5=54, 1</w:t>
+              <w:t>537÷6=89, 3</w:t>
             </w:r>
           </w:p>
         </w:tc>
@@ -274,7 +274,7 @@
                 <w:rFonts w:ascii="TimeNewRoman" w:hAnsi="TimeNewRoman"/>
                 <w:sz w:val="30"/>
               </w:rPr>
-              <w:t>527÷4=131, 3</w:t>
+              <w:t>304÷7=43, 3</w:t>
             </w:r>
           </w:p>
         </w:tc>
@@ -291,7 +291,7 @@
                 <w:rFonts w:ascii="TimeNewRoman" w:hAnsi="TimeNewRoman"/>
                 <w:sz w:val="30"/>
               </w:rPr>
-              <w:t>451÷4=112, 3</w:t>
+              <w:t>447÷4=111, 3</w:t>
             </w:r>
           </w:p>
         </w:tc>
@@ -406,7 +406,7 @@
                 <w:rFonts w:ascii="TimeNewRoman" w:hAnsi="TimeNewRoman"/>
                 <w:sz w:val="30"/>
               </w:rPr>
-              <w:t>779÷7=111, 2</w:t>
+              <w:t>462÷9=51, 3</w:t>
             </w:r>
           </w:p>
         </w:tc>
@@ -423,7 +423,7 @@
                 <w:rFonts w:ascii="TimeNewRoman" w:hAnsi="TimeNewRoman"/>
                 <w:sz w:val="30"/>
               </w:rPr>
-              <w:t>716÷7=102, 2</w:t>
+              <w:t>832÷7=118, 6</w:t>
             </w:r>
           </w:p>
         </w:tc>
@@ -440,7 +440,7 @@
                 <w:rFonts w:ascii="TimeNewRoman" w:hAnsi="TimeNewRoman"/>
                 <w:sz w:val="30"/>
               </w:rPr>
-              <w:t>964÷9=107, 1</w:t>
+              <w:t>995÷3=331, 2</w:t>
             </w:r>
           </w:p>
         </w:tc>
@@ -457,7 +457,7 @@
                 <w:rFonts w:ascii="TimeNewRoman" w:hAnsi="TimeNewRoman"/>
                 <w:sz w:val="30"/>
               </w:rPr>
-              <w:t>778÷9=86, 4</w:t>
+              <w:t>867÷2=433, 1</w:t>
             </w:r>
           </w:p>
         </w:tc>
@@ -474,7 +474,7 @@
                 <w:rFonts w:ascii="TimeNewRoman" w:hAnsi="TimeNewRoman"/>
                 <w:sz w:val="30"/>
               </w:rPr>
-              <w:t>398÷7=56, 6</w:t>
+              <w:t>472÷8=59, 0</w:t>
             </w:r>
           </w:p>
         </w:tc>
@@ -589,7 +589,7 @@
                 <w:rFonts w:ascii="TimeNewRoman" w:hAnsi="TimeNewRoman"/>
                 <w:sz w:val="30"/>
               </w:rPr>
-              <w:t>189÷4=47, 1</w:t>
+              <w:t>794÷6=132, 2</w:t>
             </w:r>
           </w:p>
         </w:tc>
@@ -606,7 +606,7 @@
                 <w:rFonts w:ascii="TimeNewRoman" w:hAnsi="TimeNewRoman"/>
                 <w:sz w:val="30"/>
               </w:rPr>
-              <w:t>204÷6=34, 0</w:t>
+              <w:t>838÷8=104, 6</w:t>
             </w:r>
           </w:p>
         </w:tc>
@@ -623,7 +623,7 @@
                 <w:rFonts w:ascii="TimeNewRoman" w:hAnsi="TimeNewRoman"/>
                 <w:sz w:val="30"/>
               </w:rPr>
-              <w:t>525÷2=262, 1</w:t>
+              <w:t>642÷7=91, 5</w:t>
             </w:r>
           </w:p>
         </w:tc>
@@ -640,7 +640,7 @@
                 <w:rFonts w:ascii="TimeNewRoman" w:hAnsi="TimeNewRoman"/>
                 <w:sz w:val="30"/>
               </w:rPr>
-              <w:t>721÷5=144, 1</w:t>
+              <w:t>381÷3=127, 0</w:t>
             </w:r>
           </w:p>
         </w:tc>
@@ -657,7 +657,7 @@
                 <w:rFonts w:ascii="TimeNewRoman" w:hAnsi="TimeNewRoman"/>
                 <w:sz w:val="30"/>
               </w:rPr>
-              <w:t>720÷3=240, 0</w:t>
+              <w:t>154÷9=17, 1</w:t>
             </w:r>
           </w:p>
         </w:tc>
@@ -772,7 +772,7 @@
                 <w:rFonts w:ascii="TimeNewRoman" w:hAnsi="TimeNewRoman"/>
                 <w:sz w:val="30"/>
               </w:rPr>
-              <w:t>542÷7=77, 3</w:t>
+              <w:t>578÷3=192, 2</w:t>
             </w:r>
           </w:p>
         </w:tc>
@@ -789,7 +789,7 @@
                 <w:rFonts w:ascii="TimeNewRoman" w:hAnsi="TimeNewRoman"/>
                 <w:sz w:val="30"/>
               </w:rPr>
-              <w:t>693÷9=77, 0</w:t>
+              <w:t>713÷8=89, 1</w:t>
             </w:r>
           </w:p>
         </w:tc>
@@ -806,7 +806,7 @@
                 <w:rFonts w:ascii="TimeNewRoman" w:hAnsi="TimeNewRoman"/>
                 <w:sz w:val="30"/>
               </w:rPr>
-              <w:t>681÷8=85, 1</w:t>
+              <w:t>323÷6=53, 5</w:t>
             </w:r>
           </w:p>
         </w:tc>
@@ -823,7 +823,7 @@
                 <w:rFonts w:ascii="TimeNewRoman" w:hAnsi="TimeNewRoman"/>
                 <w:sz w:val="30"/>
               </w:rPr>
-              <w:t>128÷5=25, 3</w:t>
+              <w:t>178÷8=22, 2</w:t>
             </w:r>
           </w:p>
         </w:tc>
@@ -840,7 +840,7 @@
                 <w:rFonts w:ascii="TimeNewRoman" w:hAnsi="TimeNewRoman"/>
                 <w:sz w:val="30"/>
               </w:rPr>
-              <w:t>320÷7=45, 5</w:t>
+              <w:t>978÷3=326, 0</w:t>
             </w:r>
           </w:p>
         </w:tc>

--- a/answers-of-three-digit_number_divided_by_one-digit_number.docx
+++ b/answers-of-three-digit_number_divided_by_one-digit_number.docx
@@ -11,7 +11,7 @@
           <w:rFonts w:ascii="Arial" w:hAnsi="Arial"/>
           <w:sz w:val="30"/>
         </w:rPr>
-        <w:t>2026-09-26 Saturday</w:t>
+        <w:t>2026-09-27 Sunday</w:t>
       </w:r>
     </w:p>
     <w:tbl>
@@ -40,7 +40,7 @@
                 <w:rFonts w:ascii="TimeNewRoman" w:hAnsi="TimeNewRoman"/>
                 <w:sz w:val="30"/>
               </w:rPr>
-              <w:t>627÷8=78, 3</w:t>
+              <w:t>652÷8=81, 4</w:t>
             </w:r>
           </w:p>
         </w:tc>
@@ -57,7 +57,7 @@
                 <w:rFonts w:ascii="TimeNewRoman" w:hAnsi="TimeNewRoman"/>
                 <w:sz w:val="30"/>
               </w:rPr>
-              <w:t>871÷8=108, 7</w:t>
+              <w:t>309÷4=77, 1</w:t>
             </w:r>
           </w:p>
         </w:tc>
@@ -74,7 +74,7 @@
                 <w:rFonts w:ascii="TimeNewRoman" w:hAnsi="TimeNewRoman"/>
                 <w:sz w:val="30"/>
               </w:rPr>
-              <w:t>263÷4=65, 3</w:t>
+              <w:t>457÷9=50, 7</w:t>
             </w:r>
           </w:p>
         </w:tc>
@@ -91,7 +91,7 @@
                 <w:rFonts w:ascii="TimeNewRoman" w:hAnsi="TimeNewRoman"/>
                 <w:sz w:val="30"/>
               </w:rPr>
-              <w:t>610÷6=101, 4</w:t>
+              <w:t>677÷8=84, 5</w:t>
             </w:r>
           </w:p>
         </w:tc>
@@ -108,7 +108,7 @@
                 <w:rFonts w:ascii="TimeNewRoman" w:hAnsi="TimeNewRoman"/>
                 <w:sz w:val="30"/>
               </w:rPr>
-              <w:t>527÷9=58, 5</w:t>
+              <w:t>517÷2=258, 1</w:t>
             </w:r>
           </w:p>
         </w:tc>
@@ -223,7 +223,7 @@
                 <w:rFonts w:ascii="TimeNewRoman" w:hAnsi="TimeNewRoman"/>
                 <w:sz w:val="30"/>
               </w:rPr>
-              <w:t>797÷7=113, 6</w:t>
+              <w:t>398÷3=132, 2</w:t>
             </w:r>
           </w:p>
         </w:tc>
@@ -240,7 +240,7 @@
                 <w:rFonts w:ascii="TimeNewRoman" w:hAnsi="TimeNewRoman"/>
                 <w:sz w:val="30"/>
               </w:rPr>
-              <w:t>927÷5=185, 2</w:t>
+              <w:t>905÷8=113, 1</w:t>
             </w:r>
           </w:p>
         </w:tc>
@@ -257,7 +257,7 @@
                 <w:rFonts w:ascii="TimeNewRoman" w:hAnsi="TimeNewRoman"/>
                 <w:sz w:val="30"/>
               </w:rPr>
-              <w:t>537÷6=89, 3</w:t>
+              <w:t>220÷6=36, 4</w:t>
             </w:r>
           </w:p>
         </w:tc>
@@ -274,7 +274,7 @@
                 <w:rFonts w:ascii="TimeNewRoman" w:hAnsi="TimeNewRoman"/>
                 <w:sz w:val="30"/>
               </w:rPr>
-              <w:t>304÷7=43, 3</w:t>
+              <w:t>539÷8=67, 3</w:t>
             </w:r>
           </w:p>
         </w:tc>
@@ -291,7 +291,7 @@
                 <w:rFonts w:ascii="TimeNewRoman" w:hAnsi="TimeNewRoman"/>
                 <w:sz w:val="30"/>
               </w:rPr>
-              <w:t>447÷4=111, 3</w:t>
+              <w:t>858÷3=286, 0</w:t>
             </w:r>
           </w:p>
         </w:tc>
@@ -406,7 +406,7 @@
                 <w:rFonts w:ascii="TimeNewRoman" w:hAnsi="TimeNewRoman"/>
                 <w:sz w:val="30"/>
               </w:rPr>
-              <w:t>462÷9=51, 3</w:t>
+              <w:t>315÷2=157, 1</w:t>
             </w:r>
           </w:p>
         </w:tc>
@@ -423,7 +423,7 @@
                 <w:rFonts w:ascii="TimeNewRoman" w:hAnsi="TimeNewRoman"/>
                 <w:sz w:val="30"/>
               </w:rPr>
-              <w:t>832÷7=118, 6</w:t>
+              <w:t>815÷4=203, 3</w:t>
             </w:r>
           </w:p>
         </w:tc>
@@ -440,7 +440,7 @@
                 <w:rFonts w:ascii="TimeNewRoman" w:hAnsi="TimeNewRoman"/>
                 <w:sz w:val="30"/>
               </w:rPr>
-              <w:t>995÷3=331, 2</w:t>
+              <w:t>937÷8=117, 1</w:t>
             </w:r>
           </w:p>
         </w:tc>
@@ -457,7 +457,7 @@
                 <w:rFonts w:ascii="TimeNewRoman" w:hAnsi="TimeNewRoman"/>
                 <w:sz w:val="30"/>
               </w:rPr>
-              <w:t>867÷2=433, 1</w:t>
+              <w:t>605÷5=121, 0</w:t>
             </w:r>
           </w:p>
         </w:tc>
@@ -474,7 +474,7 @@
                 <w:rFonts w:ascii="TimeNewRoman" w:hAnsi="TimeNewRoman"/>
                 <w:sz w:val="30"/>
               </w:rPr>
-              <w:t>472÷8=59, 0</w:t>
+              <w:t>663÷4=165, 3</w:t>
             </w:r>
           </w:p>
         </w:tc>
@@ -589,7 +589,7 @@
                 <w:rFonts w:ascii="TimeNewRoman" w:hAnsi="TimeNewRoman"/>
                 <w:sz w:val="30"/>
               </w:rPr>
-              <w:t>794÷6=132, 2</w:t>
+              <w:t>805÷3=268, 1</w:t>
             </w:r>
           </w:p>
         </w:tc>
@@ -606,7 +606,7 @@
                 <w:rFonts w:ascii="TimeNewRoman" w:hAnsi="TimeNewRoman"/>
                 <w:sz w:val="30"/>
               </w:rPr>
-              <w:t>838÷8=104, 6</w:t>
+              <w:t>734÷8=91, 6</w:t>
             </w:r>
           </w:p>
         </w:tc>
@@ -623,7 +623,7 @@
                 <w:rFonts w:ascii="TimeNewRoman" w:hAnsi="TimeNewRoman"/>
                 <w:sz w:val="30"/>
               </w:rPr>
-              <w:t>642÷7=91, 5</w:t>
+              <w:t>738÷2=369, 0</w:t>
             </w:r>
           </w:p>
         </w:tc>
@@ -640,7 +640,7 @@
                 <w:rFonts w:ascii="TimeNewRoman" w:hAnsi="TimeNewRoman"/>
                 <w:sz w:val="30"/>
               </w:rPr>
-              <w:t>381÷3=127, 0</w:t>
+              <w:t>131÷9=14, 5</w:t>
             </w:r>
           </w:p>
         </w:tc>
@@ -657,7 +657,7 @@
                 <w:rFonts w:ascii="TimeNewRoman" w:hAnsi="TimeNewRoman"/>
                 <w:sz w:val="30"/>
               </w:rPr>
-              <w:t>154÷9=17, 1</w:t>
+              <w:t>871÷6=145, 1</w:t>
             </w:r>
           </w:p>
         </w:tc>
@@ -772,7 +772,7 @@
                 <w:rFonts w:ascii="TimeNewRoman" w:hAnsi="TimeNewRoman"/>
                 <w:sz w:val="30"/>
               </w:rPr>
-              <w:t>578÷3=192, 2</w:t>
+              <w:t>408÷2=204, 0</w:t>
             </w:r>
           </w:p>
         </w:tc>
@@ -789,7 +789,7 @@
                 <w:rFonts w:ascii="TimeNewRoman" w:hAnsi="TimeNewRoman"/>
                 <w:sz w:val="30"/>
               </w:rPr>
-              <w:t>713÷8=89, 1</w:t>
+              <w:t>561÷5=112, 1</w:t>
             </w:r>
           </w:p>
         </w:tc>
@@ -806,7 +806,7 @@
                 <w:rFonts w:ascii="TimeNewRoman" w:hAnsi="TimeNewRoman"/>
                 <w:sz w:val="30"/>
               </w:rPr>
-              <w:t>323÷6=53, 5</w:t>
+              <w:t>819÷6=136, 3</w:t>
             </w:r>
           </w:p>
         </w:tc>
@@ -823,7 +823,7 @@
                 <w:rFonts w:ascii="TimeNewRoman" w:hAnsi="TimeNewRoman"/>
                 <w:sz w:val="30"/>
               </w:rPr>
-              <w:t>178÷8=22, 2</w:t>
+              <w:t>806÷4=201, 2</w:t>
             </w:r>
           </w:p>
         </w:tc>
@@ -840,7 +840,7 @@
                 <w:rFonts w:ascii="TimeNewRoman" w:hAnsi="TimeNewRoman"/>
                 <w:sz w:val="30"/>
               </w:rPr>
-              <w:t>978÷3=326, 0</w:t>
+              <w:t>528÷2=264, 0</w:t>
             </w:r>
           </w:p>
         </w:tc>

--- a/answers-of-three-digit_number_divided_by_one-digit_number.docx
+++ b/answers-of-three-digit_number_divided_by_one-digit_number.docx
@@ -40,7 +40,7 @@
                 <w:rFonts w:ascii="TimeNewRoman" w:hAnsi="TimeNewRoman"/>
                 <w:sz w:val="30"/>
               </w:rPr>
-              <w:t>652÷8=81, 4</w:t>
+              <w:t>886÷3=295, 1</w:t>
             </w:r>
           </w:p>
         </w:tc>
@@ -57,7 +57,7 @@
                 <w:rFonts w:ascii="TimeNewRoman" w:hAnsi="TimeNewRoman"/>
                 <w:sz w:val="30"/>
               </w:rPr>
-              <w:t>309÷4=77, 1</w:t>
+              <w:t>957÷3=319, 0</w:t>
             </w:r>
           </w:p>
         </w:tc>
@@ -74,7 +74,7 @@
                 <w:rFonts w:ascii="TimeNewRoman" w:hAnsi="TimeNewRoman"/>
                 <w:sz w:val="30"/>
               </w:rPr>
-              <w:t>457÷9=50, 7</w:t>
+              <w:t>775÷6=129, 1</w:t>
             </w:r>
           </w:p>
         </w:tc>
@@ -91,7 +91,7 @@
                 <w:rFonts w:ascii="TimeNewRoman" w:hAnsi="TimeNewRoman"/>
                 <w:sz w:val="30"/>
               </w:rPr>
-              <w:t>677÷8=84, 5</w:t>
+              <w:t>435÷8=54, 3</w:t>
             </w:r>
           </w:p>
         </w:tc>
@@ -108,7 +108,7 @@
                 <w:rFonts w:ascii="TimeNewRoman" w:hAnsi="TimeNewRoman"/>
                 <w:sz w:val="30"/>
               </w:rPr>
-              <w:t>517÷2=258, 1</w:t>
+              <w:t>441÷2=220, 1</w:t>
             </w:r>
           </w:p>
         </w:tc>
@@ -223,7 +223,7 @@
                 <w:rFonts w:ascii="TimeNewRoman" w:hAnsi="TimeNewRoman"/>
                 <w:sz w:val="30"/>
               </w:rPr>
-              <w:t>398÷3=132, 2</w:t>
+              <w:t>158÷3=52, 2</w:t>
             </w:r>
           </w:p>
         </w:tc>
@@ -240,7 +240,7 @@
                 <w:rFonts w:ascii="TimeNewRoman" w:hAnsi="TimeNewRoman"/>
                 <w:sz w:val="30"/>
               </w:rPr>
-              <w:t>905÷8=113, 1</w:t>
+              <w:t>814÷6=135, 4</w:t>
             </w:r>
           </w:p>
         </w:tc>
@@ -257,7 +257,7 @@
                 <w:rFonts w:ascii="TimeNewRoman" w:hAnsi="TimeNewRoman"/>
                 <w:sz w:val="30"/>
               </w:rPr>
-              <w:t>220÷6=36, 4</w:t>
+              <w:t>571÷3=190, 1</w:t>
             </w:r>
           </w:p>
         </w:tc>
@@ -274,7 +274,7 @@
                 <w:rFonts w:ascii="TimeNewRoman" w:hAnsi="TimeNewRoman"/>
                 <w:sz w:val="30"/>
               </w:rPr>
-              <w:t>539÷8=67, 3</w:t>
+              <w:t>369÷2=184, 1</w:t>
             </w:r>
           </w:p>
         </w:tc>
@@ -291,7 +291,7 @@
                 <w:rFonts w:ascii="TimeNewRoman" w:hAnsi="TimeNewRoman"/>
                 <w:sz w:val="30"/>
               </w:rPr>
-              <w:t>858÷3=286, 0</w:t>
+              <w:t>729÷9=81, 0</w:t>
             </w:r>
           </w:p>
         </w:tc>
@@ -406,7 +406,7 @@
                 <w:rFonts w:ascii="TimeNewRoman" w:hAnsi="TimeNewRoman"/>
                 <w:sz w:val="30"/>
               </w:rPr>
-              <w:t>315÷2=157, 1</w:t>
+              <w:t>613÷8=76, 5</w:t>
             </w:r>
           </w:p>
         </w:tc>
@@ -423,7 +423,7 @@
                 <w:rFonts w:ascii="TimeNewRoman" w:hAnsi="TimeNewRoman"/>
                 <w:sz w:val="30"/>
               </w:rPr>
-              <w:t>815÷4=203, 3</w:t>
+              <w:t>534÷4=133, 2</w:t>
             </w:r>
           </w:p>
         </w:tc>
@@ -440,7 +440,7 @@
                 <w:rFonts w:ascii="TimeNewRoman" w:hAnsi="TimeNewRoman"/>
                 <w:sz w:val="30"/>
               </w:rPr>
-              <w:t>937÷8=117, 1</w:t>
+              <w:t>396÷9=44, 0</w:t>
             </w:r>
           </w:p>
         </w:tc>
@@ -457,7 +457,7 @@
                 <w:rFonts w:ascii="TimeNewRoman" w:hAnsi="TimeNewRoman"/>
                 <w:sz w:val="30"/>
               </w:rPr>
-              <w:t>605÷5=121, 0</w:t>
+              <w:t>490÷5=98, 0</w:t>
             </w:r>
           </w:p>
         </w:tc>
@@ -474,7 +474,7 @@
                 <w:rFonts w:ascii="TimeNewRoman" w:hAnsi="TimeNewRoman"/>
                 <w:sz w:val="30"/>
               </w:rPr>
-              <w:t>663÷4=165, 3</w:t>
+              <w:t>949÷2=474, 1</w:t>
             </w:r>
           </w:p>
         </w:tc>
@@ -589,7 +589,7 @@
                 <w:rFonts w:ascii="TimeNewRoman" w:hAnsi="TimeNewRoman"/>
                 <w:sz w:val="30"/>
               </w:rPr>
-              <w:t>805÷3=268, 1</w:t>
+              <w:t>199÷6=33, 1</w:t>
             </w:r>
           </w:p>
         </w:tc>
@@ -606,7 +606,7 @@
                 <w:rFonts w:ascii="TimeNewRoman" w:hAnsi="TimeNewRoman"/>
                 <w:sz w:val="30"/>
               </w:rPr>
-              <w:t>734÷8=91, 6</w:t>
+              <w:t>473÷5=94, 3</w:t>
             </w:r>
           </w:p>
         </w:tc>
@@ -623,7 +623,7 @@
                 <w:rFonts w:ascii="TimeNewRoman" w:hAnsi="TimeNewRoman"/>
                 <w:sz w:val="30"/>
               </w:rPr>
-              <w:t>738÷2=369, 0</w:t>
+              <w:t>948÷9=105, 3</w:t>
             </w:r>
           </w:p>
         </w:tc>
@@ -640,7 +640,7 @@
                 <w:rFonts w:ascii="TimeNewRoman" w:hAnsi="TimeNewRoman"/>
                 <w:sz w:val="30"/>
               </w:rPr>
-              <w:t>131÷9=14, 5</w:t>
+              <w:t>859÷7=122, 5</w:t>
             </w:r>
           </w:p>
         </w:tc>
@@ -657,7 +657,7 @@
                 <w:rFonts w:ascii="TimeNewRoman" w:hAnsi="TimeNewRoman"/>
                 <w:sz w:val="30"/>
               </w:rPr>
-              <w:t>871÷6=145, 1</w:t>
+              <w:t>377÷9=41, 8</w:t>
             </w:r>
           </w:p>
         </w:tc>
@@ -772,7 +772,7 @@
                 <w:rFonts w:ascii="TimeNewRoman" w:hAnsi="TimeNewRoman"/>
                 <w:sz w:val="30"/>
               </w:rPr>
-              <w:t>408÷2=204, 0</w:t>
+              <w:t>558÷2=279, 0</w:t>
             </w:r>
           </w:p>
         </w:tc>
@@ -789,7 +789,7 @@
                 <w:rFonts w:ascii="TimeNewRoman" w:hAnsi="TimeNewRoman"/>
                 <w:sz w:val="30"/>
               </w:rPr>
-              <w:t>561÷5=112, 1</w:t>
+              <w:t>581÷5=116, 1</w:t>
             </w:r>
           </w:p>
         </w:tc>
@@ -806,7 +806,7 @@
                 <w:rFonts w:ascii="TimeNewRoman" w:hAnsi="TimeNewRoman"/>
                 <w:sz w:val="30"/>
               </w:rPr>
-              <w:t>819÷6=136, 3</w:t>
+              <w:t>293÷8=36, 5</w:t>
             </w:r>
           </w:p>
         </w:tc>
@@ -823,7 +823,7 @@
                 <w:rFonts w:ascii="TimeNewRoman" w:hAnsi="TimeNewRoman"/>
                 <w:sz w:val="30"/>
               </w:rPr>
-              <w:t>806÷4=201, 2</w:t>
+              <w:t>856÷5=171, 1</w:t>
             </w:r>
           </w:p>
         </w:tc>
@@ -840,7 +840,7 @@
                 <w:rFonts w:ascii="TimeNewRoman" w:hAnsi="TimeNewRoman"/>
                 <w:sz w:val="30"/>
               </w:rPr>
-              <w:t>528÷2=264, 0</w:t>
+              <w:t>567÷7=81, 0</w:t>
             </w:r>
           </w:p>
         </w:tc>

--- a/answers-of-three-digit_number_divided_by_one-digit_number.docx
+++ b/answers-of-three-digit_number_divided_by_one-digit_number.docx
@@ -11,7 +11,7 @@
           <w:rFonts w:ascii="Arial" w:hAnsi="Arial"/>
           <w:sz w:val="30"/>
         </w:rPr>
-        <w:t>2026-09-27 Sunday</w:t>
+        <w:t>2026-09-28 Monday</w:t>
       </w:r>
     </w:p>
     <w:tbl>
@@ -40,7 +40,7 @@
                 <w:rFonts w:ascii="TimeNewRoman" w:hAnsi="TimeNewRoman"/>
                 <w:sz w:val="30"/>
               </w:rPr>
-              <w:t>886÷3=295, 1</w:t>
+              <w:t>199÷2=99, 1</w:t>
             </w:r>
           </w:p>
         </w:tc>
@@ -57,7 +57,7 @@
                 <w:rFonts w:ascii="TimeNewRoman" w:hAnsi="TimeNewRoman"/>
                 <w:sz w:val="30"/>
               </w:rPr>
-              <w:t>957÷3=319, 0</w:t>
+              <w:t>602÷4=150, 2</w:t>
             </w:r>
           </w:p>
         </w:tc>
@@ -74,7 +74,7 @@
                 <w:rFonts w:ascii="TimeNewRoman" w:hAnsi="TimeNewRoman"/>
                 <w:sz w:val="30"/>
               </w:rPr>
-              <w:t>775÷6=129, 1</w:t>
+              <w:t>384÷9=42, 6</w:t>
             </w:r>
           </w:p>
         </w:tc>
@@ -91,7 +91,7 @@
                 <w:rFonts w:ascii="TimeNewRoman" w:hAnsi="TimeNewRoman"/>
                 <w:sz w:val="30"/>
               </w:rPr>
-              <w:t>435÷8=54, 3</w:t>
+              <w:t>998÷8=124, 6</w:t>
             </w:r>
           </w:p>
         </w:tc>
@@ -108,7 +108,7 @@
                 <w:rFonts w:ascii="TimeNewRoman" w:hAnsi="TimeNewRoman"/>
                 <w:sz w:val="30"/>
               </w:rPr>
-              <w:t>441÷2=220, 1</w:t>
+              <w:t>101÷3=33, 2</w:t>
             </w:r>
           </w:p>
         </w:tc>
@@ -223,7 +223,7 @@
                 <w:rFonts w:ascii="TimeNewRoman" w:hAnsi="TimeNewRoman"/>
                 <w:sz w:val="30"/>
               </w:rPr>
-              <w:t>158÷3=52, 2</w:t>
+              <w:t>424÷7=60, 4</w:t>
             </w:r>
           </w:p>
         </w:tc>
@@ -240,7 +240,7 @@
                 <w:rFonts w:ascii="TimeNewRoman" w:hAnsi="TimeNewRoman"/>
                 <w:sz w:val="30"/>
               </w:rPr>
-              <w:t>814÷6=135, 4</w:t>
+              <w:t>508÷5=101, 3</w:t>
             </w:r>
           </w:p>
         </w:tc>
@@ -257,7 +257,7 @@
                 <w:rFonts w:ascii="TimeNewRoman" w:hAnsi="TimeNewRoman"/>
                 <w:sz w:val="30"/>
               </w:rPr>
-              <w:t>571÷3=190, 1</w:t>
+              <w:t>476÷3=158, 2</w:t>
             </w:r>
           </w:p>
         </w:tc>
@@ -274,7 +274,7 @@
                 <w:rFonts w:ascii="TimeNewRoman" w:hAnsi="TimeNewRoman"/>
                 <w:sz w:val="30"/>
               </w:rPr>
-              <w:t>369÷2=184, 1</w:t>
+              <w:t>851÷8=106, 3</w:t>
             </w:r>
           </w:p>
         </w:tc>
@@ -291,7 +291,7 @@
                 <w:rFonts w:ascii="TimeNewRoman" w:hAnsi="TimeNewRoman"/>
                 <w:sz w:val="30"/>
               </w:rPr>
-              <w:t>729÷9=81, 0</w:t>
+              <w:t>592÷3=197, 1</w:t>
             </w:r>
           </w:p>
         </w:tc>
@@ -406,7 +406,7 @@
                 <w:rFonts w:ascii="TimeNewRoman" w:hAnsi="TimeNewRoman"/>
                 <w:sz w:val="30"/>
               </w:rPr>
-              <w:t>613÷8=76, 5</w:t>
+              <w:t>316÷9=35, 1</w:t>
             </w:r>
           </w:p>
         </w:tc>
@@ -423,7 +423,7 @@
                 <w:rFonts w:ascii="TimeNewRoman" w:hAnsi="TimeNewRoman"/>
                 <w:sz w:val="30"/>
               </w:rPr>
-              <w:t>534÷4=133, 2</w:t>
+              <w:t>756÷8=94, 4</w:t>
             </w:r>
           </w:p>
         </w:tc>
@@ -440,7 +440,7 @@
                 <w:rFonts w:ascii="TimeNewRoman" w:hAnsi="TimeNewRoman"/>
                 <w:sz w:val="30"/>
               </w:rPr>
-              <w:t>396÷9=44, 0</w:t>
+              <w:t>180÷5=36, 0</w:t>
             </w:r>
           </w:p>
         </w:tc>
@@ -457,7 +457,7 @@
                 <w:rFonts w:ascii="TimeNewRoman" w:hAnsi="TimeNewRoman"/>
                 <w:sz w:val="30"/>
               </w:rPr>
-              <w:t>490÷5=98, 0</w:t>
+              <w:t>382÷8=47, 6</w:t>
             </w:r>
           </w:p>
         </w:tc>
@@ -474,7 +474,7 @@
                 <w:rFonts w:ascii="TimeNewRoman" w:hAnsi="TimeNewRoman"/>
                 <w:sz w:val="30"/>
               </w:rPr>
-              <w:t>949÷2=474, 1</w:t>
+              <w:t>258÷7=36, 6</w:t>
             </w:r>
           </w:p>
         </w:tc>
@@ -589,7 +589,7 @@
                 <w:rFonts w:ascii="TimeNewRoman" w:hAnsi="TimeNewRoman"/>
                 <w:sz w:val="30"/>
               </w:rPr>
-              <w:t>199÷6=33, 1</w:t>
+              <w:t>801÷7=114, 3</w:t>
             </w:r>
           </w:p>
         </w:tc>
@@ -606,7 +606,7 @@
                 <w:rFonts w:ascii="TimeNewRoman" w:hAnsi="TimeNewRoman"/>
                 <w:sz w:val="30"/>
               </w:rPr>
-              <w:t>473÷5=94, 3</w:t>
+              <w:t>788÷8=98, 4</w:t>
             </w:r>
           </w:p>
         </w:tc>
@@ -623,7 +623,7 @@
                 <w:rFonts w:ascii="TimeNewRoman" w:hAnsi="TimeNewRoman"/>
                 <w:sz w:val="30"/>
               </w:rPr>
-              <w:t>948÷9=105, 3</w:t>
+              <w:t>865÷5=173, 0</w:t>
             </w:r>
           </w:p>
         </w:tc>
@@ -640,7 +640,7 @@
                 <w:rFonts w:ascii="TimeNewRoman" w:hAnsi="TimeNewRoman"/>
                 <w:sz w:val="30"/>
               </w:rPr>
-              <w:t>859÷7=122, 5</w:t>
+              <w:t>389÷7=55, 4</w:t>
             </w:r>
           </w:p>
         </w:tc>
@@ -657,7 +657,7 @@
                 <w:rFonts w:ascii="TimeNewRoman" w:hAnsi="TimeNewRoman"/>
                 <w:sz w:val="30"/>
               </w:rPr>
-              <w:t>377÷9=41, 8</w:t>
+              <w:t>287÷4=71, 3</w:t>
             </w:r>
           </w:p>
         </w:tc>
@@ -772,7 +772,7 @@
                 <w:rFonts w:ascii="TimeNewRoman" w:hAnsi="TimeNewRoman"/>
                 <w:sz w:val="30"/>
               </w:rPr>
-              <w:t>558÷2=279, 0</w:t>
+              <w:t>495÷4=123, 3</w:t>
             </w:r>
           </w:p>
         </w:tc>
@@ -789,7 +789,7 @@
                 <w:rFonts w:ascii="TimeNewRoman" w:hAnsi="TimeNewRoman"/>
                 <w:sz w:val="30"/>
               </w:rPr>
-              <w:t>581÷5=116, 1</w:t>
+              <w:t>471÷7=67, 2</w:t>
             </w:r>
           </w:p>
         </w:tc>
@@ -806,7 +806,7 @@
                 <w:rFonts w:ascii="TimeNewRoman" w:hAnsi="TimeNewRoman"/>
                 <w:sz w:val="30"/>
               </w:rPr>
-              <w:t>293÷8=36, 5</w:t>
+              <w:t>144÷6=24, 0</w:t>
             </w:r>
           </w:p>
         </w:tc>
@@ -823,7 +823,7 @@
                 <w:rFonts w:ascii="TimeNewRoman" w:hAnsi="TimeNewRoman"/>
                 <w:sz w:val="30"/>
               </w:rPr>
-              <w:t>856÷5=171, 1</w:t>
+              <w:t>641÷8=80, 1</w:t>
             </w:r>
           </w:p>
         </w:tc>
@@ -840,7 +840,7 @@
                 <w:rFonts w:ascii="TimeNewRoman" w:hAnsi="TimeNewRoman"/>
                 <w:sz w:val="30"/>
               </w:rPr>
-              <w:t>567÷7=81, 0</w:t>
+              <w:t>724÷9=80, 4</w:t>
             </w:r>
           </w:p>
         </w:tc>

--- a/answers-of-three-digit_number_divided_by_one-digit_number.docx
+++ b/answers-of-three-digit_number_divided_by_one-digit_number.docx
@@ -40,7 +40,7 @@
                 <w:rFonts w:ascii="TimeNewRoman" w:hAnsi="TimeNewRoman"/>
                 <w:sz w:val="30"/>
               </w:rPr>
-              <w:t>199÷2=99, 1</w:t>
+              <w:t>426÷9=47, 3</w:t>
             </w:r>
           </w:p>
         </w:tc>
@@ -57,7 +57,7 @@
                 <w:rFonts w:ascii="TimeNewRoman" w:hAnsi="TimeNewRoman"/>
                 <w:sz w:val="30"/>
               </w:rPr>
-              <w:t>602÷4=150, 2</w:t>
+              <w:t>688÷2=344, 0</w:t>
             </w:r>
           </w:p>
         </w:tc>
@@ -74,7 +74,7 @@
                 <w:rFonts w:ascii="TimeNewRoman" w:hAnsi="TimeNewRoman"/>
                 <w:sz w:val="30"/>
               </w:rPr>
-              <w:t>384÷9=42, 6</w:t>
+              <w:t>782÷8=97, 6</w:t>
             </w:r>
           </w:p>
         </w:tc>
@@ -91,7 +91,7 @@
                 <w:rFonts w:ascii="TimeNewRoman" w:hAnsi="TimeNewRoman"/>
                 <w:sz w:val="30"/>
               </w:rPr>
-              <w:t>998÷8=124, 6</w:t>
+              <w:t>870÷6=145, 0</w:t>
             </w:r>
           </w:p>
         </w:tc>
@@ -108,7 +108,7 @@
                 <w:rFonts w:ascii="TimeNewRoman" w:hAnsi="TimeNewRoman"/>
                 <w:sz w:val="30"/>
               </w:rPr>
-              <w:t>101÷3=33, 2</w:t>
+              <w:t>371÷4=92, 3</w:t>
             </w:r>
           </w:p>
         </w:tc>
@@ -223,7 +223,7 @@
                 <w:rFonts w:ascii="TimeNewRoman" w:hAnsi="TimeNewRoman"/>
                 <w:sz w:val="30"/>
               </w:rPr>
-              <w:t>424÷7=60, 4</w:t>
+              <w:t>568÷7=81, 1</w:t>
             </w:r>
           </w:p>
         </w:tc>
@@ -240,7 +240,7 @@
                 <w:rFonts w:ascii="TimeNewRoman" w:hAnsi="TimeNewRoman"/>
                 <w:sz w:val="30"/>
               </w:rPr>
-              <w:t>508÷5=101, 3</w:t>
+              <w:t>714÷5=142, 4</w:t>
             </w:r>
           </w:p>
         </w:tc>
@@ -257,7 +257,7 @@
                 <w:rFonts w:ascii="TimeNewRoman" w:hAnsi="TimeNewRoman"/>
                 <w:sz w:val="30"/>
               </w:rPr>
-              <w:t>476÷3=158, 2</w:t>
+              <w:t>131÷7=18, 5</w:t>
             </w:r>
           </w:p>
         </w:tc>
@@ -274,7 +274,7 @@
                 <w:rFonts w:ascii="TimeNewRoman" w:hAnsi="TimeNewRoman"/>
                 <w:sz w:val="30"/>
               </w:rPr>
-              <w:t>851÷8=106, 3</w:t>
+              <w:t>524÷8=65, 4</w:t>
             </w:r>
           </w:p>
         </w:tc>
@@ -291,7 +291,7 @@
                 <w:rFonts w:ascii="TimeNewRoman" w:hAnsi="TimeNewRoman"/>
                 <w:sz w:val="30"/>
               </w:rPr>
-              <w:t>592÷3=197, 1</w:t>
+              <w:t>512÷7=73, 1</w:t>
             </w:r>
           </w:p>
         </w:tc>
@@ -406,7 +406,7 @@
                 <w:rFonts w:ascii="TimeNewRoman" w:hAnsi="TimeNewRoman"/>
                 <w:sz w:val="30"/>
               </w:rPr>
-              <w:t>316÷9=35, 1</w:t>
+              <w:t>629÷3=209, 2</w:t>
             </w:r>
           </w:p>
         </w:tc>
@@ -423,7 +423,7 @@
                 <w:rFonts w:ascii="TimeNewRoman" w:hAnsi="TimeNewRoman"/>
                 <w:sz w:val="30"/>
               </w:rPr>
-              <w:t>756÷8=94, 4</w:t>
+              <w:t>572÷3=190, 2</w:t>
             </w:r>
           </w:p>
         </w:tc>
@@ -440,7 +440,7 @@
                 <w:rFonts w:ascii="TimeNewRoman" w:hAnsi="TimeNewRoman"/>
                 <w:sz w:val="30"/>
               </w:rPr>
-              <w:t>180÷5=36, 0</w:t>
+              <w:t>393÷8=49, 1</w:t>
             </w:r>
           </w:p>
         </w:tc>
@@ -457,7 +457,7 @@
                 <w:rFonts w:ascii="TimeNewRoman" w:hAnsi="TimeNewRoman"/>
                 <w:sz w:val="30"/>
               </w:rPr>
-              <w:t>382÷8=47, 6</w:t>
+              <w:t>518÷2=259, 0</w:t>
             </w:r>
           </w:p>
         </w:tc>
@@ -474,7 +474,7 @@
                 <w:rFonts w:ascii="TimeNewRoman" w:hAnsi="TimeNewRoman"/>
                 <w:sz w:val="30"/>
               </w:rPr>
-              <w:t>258÷7=36, 6</w:t>
+              <w:t>659÷3=219, 2</w:t>
             </w:r>
           </w:p>
         </w:tc>
@@ -589,7 +589,7 @@
                 <w:rFonts w:ascii="TimeNewRoman" w:hAnsi="TimeNewRoman"/>
                 <w:sz w:val="30"/>
               </w:rPr>
-              <w:t>801÷7=114, 3</w:t>
+              <w:t>214÷7=30, 4</w:t>
             </w:r>
           </w:p>
         </w:tc>
@@ -606,7 +606,7 @@
                 <w:rFonts w:ascii="TimeNewRoman" w:hAnsi="TimeNewRoman"/>
                 <w:sz w:val="30"/>
               </w:rPr>
-              <w:t>788÷8=98, 4</w:t>
+              <w:t>294÷8=36, 6</w:t>
             </w:r>
           </w:p>
         </w:tc>
@@ -623,7 +623,7 @@
                 <w:rFonts w:ascii="TimeNewRoman" w:hAnsi="TimeNewRoman"/>
                 <w:sz w:val="30"/>
               </w:rPr>
-              <w:t>865÷5=173, 0</w:t>
+              <w:t>433÷5=86, 3</w:t>
             </w:r>
           </w:p>
         </w:tc>
@@ -640,7 +640,7 @@
                 <w:rFonts w:ascii="TimeNewRoman" w:hAnsi="TimeNewRoman"/>
                 <w:sz w:val="30"/>
               </w:rPr>
-              <w:t>389÷7=55, 4</w:t>
+              <w:t>311÷9=34, 5</w:t>
             </w:r>
           </w:p>
         </w:tc>
@@ -657,7 +657,7 @@
                 <w:rFonts w:ascii="TimeNewRoman" w:hAnsi="TimeNewRoman"/>
                 <w:sz w:val="30"/>
               </w:rPr>
-              <w:t>287÷4=71, 3</w:t>
+              <w:t>487÷8=60, 7</w:t>
             </w:r>
           </w:p>
         </w:tc>
@@ -772,7 +772,7 @@
                 <w:rFonts w:ascii="TimeNewRoman" w:hAnsi="TimeNewRoman"/>
                 <w:sz w:val="30"/>
               </w:rPr>
-              <w:t>495÷4=123, 3</w:t>
+              <w:t>368÷3=122, 2</w:t>
             </w:r>
           </w:p>
         </w:tc>
@@ -789,7 +789,7 @@
                 <w:rFonts w:ascii="TimeNewRoman" w:hAnsi="TimeNewRoman"/>
                 <w:sz w:val="30"/>
               </w:rPr>
-              <w:t>471÷7=67, 2</w:t>
+              <w:t>112÷9=12, 4</w:t>
             </w:r>
           </w:p>
         </w:tc>
@@ -806,7 +806,7 @@
                 <w:rFonts w:ascii="TimeNewRoman" w:hAnsi="TimeNewRoman"/>
                 <w:sz w:val="30"/>
               </w:rPr>
-              <w:t>144÷6=24, 0</w:t>
+              <w:t>931÷5=186, 1</w:t>
             </w:r>
           </w:p>
         </w:tc>
@@ -823,7 +823,7 @@
                 <w:rFonts w:ascii="TimeNewRoman" w:hAnsi="TimeNewRoman"/>
                 <w:sz w:val="30"/>
               </w:rPr>
-              <w:t>641÷8=80, 1</w:t>
+              <w:t>790÷4=197, 2</w:t>
             </w:r>
           </w:p>
         </w:tc>
@@ -840,7 +840,7 @@
                 <w:rFonts w:ascii="TimeNewRoman" w:hAnsi="TimeNewRoman"/>
                 <w:sz w:val="30"/>
               </w:rPr>
-              <w:t>724÷9=80, 4</w:t>
+              <w:t>446÷5=89, 1</w:t>
             </w:r>
           </w:p>
         </w:tc>

--- a/answers-of-three-digit_number_divided_by_one-digit_number.docx
+++ b/answers-of-three-digit_number_divided_by_one-digit_number.docx
@@ -11,7 +11,7 @@
           <w:rFonts w:ascii="Arial" w:hAnsi="Arial"/>
           <w:sz w:val="30"/>
         </w:rPr>
-        <w:t>2026-09-28 Monday</w:t>
+        <w:t>2026-09-29 Tuesday</w:t>
       </w:r>
     </w:p>
     <w:tbl>
@@ -40,7 +40,7 @@
                 <w:rFonts w:ascii="TimeNewRoman" w:hAnsi="TimeNewRoman"/>
                 <w:sz w:val="30"/>
               </w:rPr>
-              <w:t>426÷9=47, 3</w:t>
+              <w:t>514÷3=171, 1</w:t>
             </w:r>
           </w:p>
         </w:tc>
@@ -57,7 +57,7 @@
                 <w:rFonts w:ascii="TimeNewRoman" w:hAnsi="TimeNewRoman"/>
                 <w:sz w:val="30"/>
               </w:rPr>
-              <w:t>688÷2=344, 0</w:t>
+              <w:t>206÷4=51, 2</w:t>
             </w:r>
           </w:p>
         </w:tc>
@@ -74,7 +74,7 @@
                 <w:rFonts w:ascii="TimeNewRoman" w:hAnsi="TimeNewRoman"/>
                 <w:sz w:val="30"/>
               </w:rPr>
-              <w:t>782÷8=97, 6</w:t>
+              <w:t>373÷9=41, 4</w:t>
             </w:r>
           </w:p>
         </w:tc>
@@ -91,7 +91,7 @@
                 <w:rFonts w:ascii="TimeNewRoman" w:hAnsi="TimeNewRoman"/>
                 <w:sz w:val="30"/>
               </w:rPr>
-              <w:t>870÷6=145, 0</w:t>
+              <w:t>835÷2=417, 1</w:t>
             </w:r>
           </w:p>
         </w:tc>
@@ -108,7 +108,7 @@
                 <w:rFonts w:ascii="TimeNewRoman" w:hAnsi="TimeNewRoman"/>
                 <w:sz w:val="30"/>
               </w:rPr>
-              <w:t>371÷4=92, 3</w:t>
+              <w:t>721÷5=144, 1</w:t>
             </w:r>
           </w:p>
         </w:tc>
@@ -223,7 +223,7 @@
                 <w:rFonts w:ascii="TimeNewRoman" w:hAnsi="TimeNewRoman"/>
                 <w:sz w:val="30"/>
               </w:rPr>
-              <w:t>568÷7=81, 1</w:t>
+              <w:t>301÷5=60, 1</w:t>
             </w:r>
           </w:p>
         </w:tc>
@@ -240,7 +240,7 @@
                 <w:rFonts w:ascii="TimeNewRoman" w:hAnsi="TimeNewRoman"/>
                 <w:sz w:val="30"/>
               </w:rPr>
-              <w:t>714÷5=142, 4</w:t>
+              <w:t>100÷2=50, 0</w:t>
             </w:r>
           </w:p>
         </w:tc>
@@ -257,7 +257,7 @@
                 <w:rFonts w:ascii="TimeNewRoman" w:hAnsi="TimeNewRoman"/>
                 <w:sz w:val="30"/>
               </w:rPr>
-              <w:t>131÷7=18, 5</w:t>
+              <w:t>131÷6=21, 5</w:t>
             </w:r>
           </w:p>
         </w:tc>
@@ -274,7 +274,7 @@
                 <w:rFonts w:ascii="TimeNewRoman" w:hAnsi="TimeNewRoman"/>
                 <w:sz w:val="30"/>
               </w:rPr>
-              <w:t>524÷8=65, 4</w:t>
+              <w:t>451÷2=225, 1</w:t>
             </w:r>
           </w:p>
         </w:tc>
@@ -291,7 +291,7 @@
                 <w:rFonts w:ascii="TimeNewRoman" w:hAnsi="TimeNewRoman"/>
                 <w:sz w:val="30"/>
               </w:rPr>
-              <w:t>512÷7=73, 1</w:t>
+              <w:t>796÷5=159, 1</w:t>
             </w:r>
           </w:p>
         </w:tc>
@@ -406,7 +406,7 @@
                 <w:rFonts w:ascii="TimeNewRoman" w:hAnsi="TimeNewRoman"/>
                 <w:sz w:val="30"/>
               </w:rPr>
-              <w:t>629÷3=209, 2</w:t>
+              <w:t>285÷2=142, 1</w:t>
             </w:r>
           </w:p>
         </w:tc>
@@ -423,7 +423,7 @@
                 <w:rFonts w:ascii="TimeNewRoman" w:hAnsi="TimeNewRoman"/>
                 <w:sz w:val="30"/>
               </w:rPr>
-              <w:t>572÷3=190, 2</w:t>
+              <w:t>979÷3=326, 1</w:t>
             </w:r>
           </w:p>
         </w:tc>
@@ -440,7 +440,7 @@
                 <w:rFonts w:ascii="TimeNewRoman" w:hAnsi="TimeNewRoman"/>
                 <w:sz w:val="30"/>
               </w:rPr>
-              <w:t>393÷8=49, 1</w:t>
+              <w:t>414÷4=103, 2</w:t>
             </w:r>
           </w:p>
         </w:tc>
@@ -457,7 +457,7 @@
                 <w:rFonts w:ascii="TimeNewRoman" w:hAnsi="TimeNewRoman"/>
                 <w:sz w:val="30"/>
               </w:rPr>
-              <w:t>518÷2=259, 0</w:t>
+              <w:t>293÷9=32, 5</w:t>
             </w:r>
           </w:p>
         </w:tc>
@@ -474,7 +474,7 @@
                 <w:rFonts w:ascii="TimeNewRoman" w:hAnsi="TimeNewRoman"/>
                 <w:sz w:val="30"/>
               </w:rPr>
-              <w:t>659÷3=219, 2</w:t>
+              <w:t>158÷8=19, 6</w:t>
             </w:r>
           </w:p>
         </w:tc>
@@ -589,7 +589,7 @@
                 <w:rFonts w:ascii="TimeNewRoman" w:hAnsi="TimeNewRoman"/>
                 <w:sz w:val="30"/>
               </w:rPr>
-              <w:t>214÷7=30, 4</w:t>
+              <w:t>700÷8=87, 4</w:t>
             </w:r>
           </w:p>
         </w:tc>
@@ -606,7 +606,7 @@
                 <w:rFonts w:ascii="TimeNewRoman" w:hAnsi="TimeNewRoman"/>
                 <w:sz w:val="30"/>
               </w:rPr>
-              <w:t>294÷8=36, 6</w:t>
+              <w:t>563÷9=62, 5</w:t>
             </w:r>
           </w:p>
         </w:tc>
@@ -623,7 +623,7 @@
                 <w:rFonts w:ascii="TimeNewRoman" w:hAnsi="TimeNewRoman"/>
                 <w:sz w:val="30"/>
               </w:rPr>
-              <w:t>433÷5=86, 3</w:t>
+              <w:t>692÷3=230, 2</w:t>
             </w:r>
           </w:p>
         </w:tc>
@@ -640,7 +640,7 @@
                 <w:rFonts w:ascii="TimeNewRoman" w:hAnsi="TimeNewRoman"/>
                 <w:sz w:val="30"/>
               </w:rPr>
-              <w:t>311÷9=34, 5</w:t>
+              <w:t>588÷9=65, 3</w:t>
             </w:r>
           </w:p>
         </w:tc>
@@ -657,7 +657,7 @@
                 <w:rFonts w:ascii="TimeNewRoman" w:hAnsi="TimeNewRoman"/>
                 <w:sz w:val="30"/>
               </w:rPr>
-              <w:t>487÷8=60, 7</w:t>
+              <w:t>176÷8=22, 0</w:t>
             </w:r>
           </w:p>
         </w:tc>
@@ -772,7 +772,7 @@
                 <w:rFonts w:ascii="TimeNewRoman" w:hAnsi="TimeNewRoman"/>
                 <w:sz w:val="30"/>
               </w:rPr>
-              <w:t>368÷3=122, 2</w:t>
+              <w:t>885÷4=221, 1</w:t>
             </w:r>
           </w:p>
         </w:tc>
@@ -789,7 +789,7 @@
                 <w:rFonts w:ascii="TimeNewRoman" w:hAnsi="TimeNewRoman"/>
                 <w:sz w:val="30"/>
               </w:rPr>
-              <w:t>112÷9=12, 4</w:t>
+              <w:t>895÷6=149, 1</w:t>
             </w:r>
           </w:p>
         </w:tc>
@@ -806,7 +806,7 @@
                 <w:rFonts w:ascii="TimeNewRoman" w:hAnsi="TimeNewRoman"/>
                 <w:sz w:val="30"/>
               </w:rPr>
-              <w:t>931÷5=186, 1</w:t>
+              <w:t>778÷5=155, 3</w:t>
             </w:r>
           </w:p>
         </w:tc>
@@ -823,7 +823,7 @@
                 <w:rFonts w:ascii="TimeNewRoman" w:hAnsi="TimeNewRoman"/>
                 <w:sz w:val="30"/>
               </w:rPr>
-              <w:t>790÷4=197, 2</w:t>
+              <w:t>355÷8=44, 3</w:t>
             </w:r>
           </w:p>
         </w:tc>
@@ -840,7 +840,7 @@
                 <w:rFonts w:ascii="TimeNewRoman" w:hAnsi="TimeNewRoman"/>
                 <w:sz w:val="30"/>
               </w:rPr>
-              <w:t>446÷5=89, 1</w:t>
+              <w:t>363÷4=90, 3</w:t>
             </w:r>
           </w:p>
         </w:tc>

--- a/answers-of-three-digit_number_divided_by_one-digit_number.docx
+++ b/answers-of-three-digit_number_divided_by_one-digit_number.docx
@@ -40,7 +40,7 @@
                 <w:rFonts w:ascii="TimeNewRoman" w:hAnsi="TimeNewRoman"/>
                 <w:sz w:val="30"/>
               </w:rPr>
-              <w:t>514÷3=171, 1</w:t>
+              <w:t>599÷2=299, 1</w:t>
             </w:r>
           </w:p>
         </w:tc>
@@ -57,7 +57,7 @@
                 <w:rFonts w:ascii="TimeNewRoman" w:hAnsi="TimeNewRoman"/>
                 <w:sz w:val="30"/>
               </w:rPr>
-              <w:t>206÷4=51, 2</w:t>
+              <w:t>947÷9=105, 2</w:t>
             </w:r>
           </w:p>
         </w:tc>
@@ -74,7 +74,7 @@
                 <w:rFonts w:ascii="TimeNewRoman" w:hAnsi="TimeNewRoman"/>
                 <w:sz w:val="30"/>
               </w:rPr>
-              <w:t>373÷9=41, 4</w:t>
+              <w:t>608÷5=121, 3</w:t>
             </w:r>
           </w:p>
         </w:tc>
@@ -91,7 +91,7 @@
                 <w:rFonts w:ascii="TimeNewRoman" w:hAnsi="TimeNewRoman"/>
                 <w:sz w:val="30"/>
               </w:rPr>
-              <w:t>835÷2=417, 1</w:t>
+              <w:t>381÷3=127, 0</w:t>
             </w:r>
           </w:p>
         </w:tc>
@@ -108,7 +108,7 @@
                 <w:rFonts w:ascii="TimeNewRoman" w:hAnsi="TimeNewRoman"/>
                 <w:sz w:val="30"/>
               </w:rPr>
-              <w:t>721÷5=144, 1</w:t>
+              <w:t>889÷9=98, 7</w:t>
             </w:r>
           </w:p>
         </w:tc>
@@ -223,7 +223,7 @@
                 <w:rFonts w:ascii="TimeNewRoman" w:hAnsi="TimeNewRoman"/>
                 <w:sz w:val="30"/>
               </w:rPr>
-              <w:t>301÷5=60, 1</w:t>
+              <w:t>681÷4=170, 1</w:t>
             </w:r>
           </w:p>
         </w:tc>
@@ -240,7 +240,7 @@
                 <w:rFonts w:ascii="TimeNewRoman" w:hAnsi="TimeNewRoman"/>
                 <w:sz w:val="30"/>
               </w:rPr>
-              <w:t>100÷2=50, 0</w:t>
+              <w:t>169÷6=28, 1</w:t>
             </w:r>
           </w:p>
         </w:tc>
@@ -257,7 +257,7 @@
                 <w:rFonts w:ascii="TimeNewRoman" w:hAnsi="TimeNewRoman"/>
                 <w:sz w:val="30"/>
               </w:rPr>
-              <w:t>131÷6=21, 5</w:t>
+              <w:t>963÷8=120, 3</w:t>
             </w:r>
           </w:p>
         </w:tc>
@@ -274,7 +274,7 @@
                 <w:rFonts w:ascii="TimeNewRoman" w:hAnsi="TimeNewRoman"/>
                 <w:sz w:val="30"/>
               </w:rPr>
-              <w:t>451÷2=225, 1</w:t>
+              <w:t>326÷4=81, 2</w:t>
             </w:r>
           </w:p>
         </w:tc>
@@ -291,7 +291,7 @@
                 <w:rFonts w:ascii="TimeNewRoman" w:hAnsi="TimeNewRoman"/>
                 <w:sz w:val="30"/>
               </w:rPr>
-              <w:t>796÷5=159, 1</w:t>
+              <w:t>192÷5=38, 2</w:t>
             </w:r>
           </w:p>
         </w:tc>
@@ -406,7 +406,7 @@
                 <w:rFonts w:ascii="TimeNewRoman" w:hAnsi="TimeNewRoman"/>
                 <w:sz w:val="30"/>
               </w:rPr>
-              <w:t>285÷2=142, 1</w:t>
+              <w:t>441÷6=73, 3</w:t>
             </w:r>
           </w:p>
         </w:tc>
@@ -423,7 +423,7 @@
                 <w:rFonts w:ascii="TimeNewRoman" w:hAnsi="TimeNewRoman"/>
                 <w:sz w:val="30"/>
               </w:rPr>
-              <w:t>979÷3=326, 1</w:t>
+              <w:t>271÷4=67, 3</w:t>
             </w:r>
           </w:p>
         </w:tc>
@@ -440,7 +440,7 @@
                 <w:rFonts w:ascii="TimeNewRoman" w:hAnsi="TimeNewRoman"/>
                 <w:sz w:val="30"/>
               </w:rPr>
-              <w:t>414÷4=103, 2</w:t>
+              <w:t>421÷8=52, 5</w:t>
             </w:r>
           </w:p>
         </w:tc>
@@ -457,7 +457,7 @@
                 <w:rFonts w:ascii="TimeNewRoman" w:hAnsi="TimeNewRoman"/>
                 <w:sz w:val="30"/>
               </w:rPr>
-              <w:t>293÷9=32, 5</w:t>
+              <w:t>646÷6=107, 4</w:t>
             </w:r>
           </w:p>
         </w:tc>
@@ -474,7 +474,7 @@
                 <w:rFonts w:ascii="TimeNewRoman" w:hAnsi="TimeNewRoman"/>
                 <w:sz w:val="30"/>
               </w:rPr>
-              <w:t>158÷8=19, 6</w:t>
+              <w:t>415÷4=103, 3</w:t>
             </w:r>
           </w:p>
         </w:tc>
@@ -589,7 +589,7 @@
                 <w:rFonts w:ascii="TimeNewRoman" w:hAnsi="TimeNewRoman"/>
                 <w:sz w:val="30"/>
               </w:rPr>
-              <w:t>700÷8=87, 4</w:t>
+              <w:t>575÷8=71, 7</w:t>
             </w:r>
           </w:p>
         </w:tc>
@@ -606,7 +606,7 @@
                 <w:rFonts w:ascii="TimeNewRoman" w:hAnsi="TimeNewRoman"/>
                 <w:sz w:val="30"/>
               </w:rPr>
-              <w:t>563÷9=62, 5</w:t>
+              <w:t>810÷5=162, 0</w:t>
             </w:r>
           </w:p>
         </w:tc>
@@ -623,7 +623,7 @@
                 <w:rFonts w:ascii="TimeNewRoman" w:hAnsi="TimeNewRoman"/>
                 <w:sz w:val="30"/>
               </w:rPr>
-              <w:t>692÷3=230, 2</w:t>
+              <w:t>432÷3=144, 0</w:t>
             </w:r>
           </w:p>
         </w:tc>
@@ -640,7 +640,7 @@
                 <w:rFonts w:ascii="TimeNewRoman" w:hAnsi="TimeNewRoman"/>
                 <w:sz w:val="30"/>
               </w:rPr>
-              <w:t>588÷9=65, 3</w:t>
+              <w:t>673÷7=96, 1</w:t>
             </w:r>
           </w:p>
         </w:tc>
@@ -657,7 +657,7 @@
                 <w:rFonts w:ascii="TimeNewRoman" w:hAnsi="TimeNewRoman"/>
                 <w:sz w:val="30"/>
               </w:rPr>
-              <w:t>176÷8=22, 0</w:t>
+              <w:t>536÷4=134, 0</w:t>
             </w:r>
           </w:p>
         </w:tc>
@@ -772,7 +772,7 @@
                 <w:rFonts w:ascii="TimeNewRoman" w:hAnsi="TimeNewRoman"/>
                 <w:sz w:val="30"/>
               </w:rPr>
-              <w:t>885÷4=221, 1</w:t>
+              <w:t>938÷3=312, 2</w:t>
             </w:r>
           </w:p>
         </w:tc>
@@ -789,7 +789,7 @@
                 <w:rFonts w:ascii="TimeNewRoman" w:hAnsi="TimeNewRoman"/>
                 <w:sz w:val="30"/>
               </w:rPr>
-              <w:t>895÷6=149, 1</w:t>
+              <w:t>335÷5=67, 0</w:t>
             </w:r>
           </w:p>
         </w:tc>
@@ -806,7 +806,7 @@
                 <w:rFonts w:ascii="TimeNewRoman" w:hAnsi="TimeNewRoman"/>
                 <w:sz w:val="30"/>
               </w:rPr>
-              <w:t>778÷5=155, 3</w:t>
+              <w:t>753÷3=251, 0</w:t>
             </w:r>
           </w:p>
         </w:tc>
@@ -823,7 +823,7 @@
                 <w:rFonts w:ascii="TimeNewRoman" w:hAnsi="TimeNewRoman"/>
                 <w:sz w:val="30"/>
               </w:rPr>
-              <w:t>355÷8=44, 3</w:t>
+              <w:t>441÷8=55, 1</w:t>
             </w:r>
           </w:p>
         </w:tc>
@@ -840,7 +840,7 @@
                 <w:rFonts w:ascii="TimeNewRoman" w:hAnsi="TimeNewRoman"/>
                 <w:sz w:val="30"/>
               </w:rPr>
-              <w:t>363÷4=90, 3</w:t>
+              <w:t>908÷6=151, 2</w:t>
             </w:r>
           </w:p>
         </w:tc>

--- a/answers-of-three-digit_number_divided_by_one-digit_number.docx
+++ b/answers-of-three-digit_number_divided_by_one-digit_number.docx
@@ -11,7 +11,7 @@
           <w:rFonts w:ascii="Arial" w:hAnsi="Arial"/>
           <w:sz w:val="30"/>
         </w:rPr>
-        <w:t>2026-09-29 Tuesday</w:t>
+        <w:t>2026-09-30 Wednesday</w:t>
       </w:r>
     </w:p>
     <w:tbl>
@@ -40,7 +40,7 @@
                 <w:rFonts w:ascii="TimeNewRoman" w:hAnsi="TimeNewRoman"/>
                 <w:sz w:val="30"/>
               </w:rPr>
-              <w:t>599÷2=299, 1</w:t>
+              <w:t>171÷6=28, 3</w:t>
             </w:r>
           </w:p>
         </w:tc>
@@ -57,7 +57,7 @@
                 <w:rFonts w:ascii="TimeNewRoman" w:hAnsi="TimeNewRoman"/>
                 <w:sz w:val="30"/>
               </w:rPr>
-              <w:t>947÷9=105, 2</w:t>
+              <w:t>506÷2=253, 0</w:t>
             </w:r>
           </w:p>
         </w:tc>
@@ -74,7 +74,7 @@
                 <w:rFonts w:ascii="TimeNewRoman" w:hAnsi="TimeNewRoman"/>
                 <w:sz w:val="30"/>
               </w:rPr>
-              <w:t>608÷5=121, 3</w:t>
+              <w:t>169÷9=18, 7</w:t>
             </w:r>
           </w:p>
         </w:tc>
@@ -91,7 +91,7 @@
                 <w:rFonts w:ascii="TimeNewRoman" w:hAnsi="TimeNewRoman"/>
                 <w:sz w:val="30"/>
               </w:rPr>
-              <w:t>381÷3=127, 0</w:t>
+              <w:t>794÷9=88, 2</w:t>
             </w:r>
           </w:p>
         </w:tc>
@@ -108,7 +108,7 @@
                 <w:rFonts w:ascii="TimeNewRoman" w:hAnsi="TimeNewRoman"/>
                 <w:sz w:val="30"/>
               </w:rPr>
-              <w:t>889÷9=98, 7</w:t>
+              <w:t>717÷7=102, 3</w:t>
             </w:r>
           </w:p>
         </w:tc>
@@ -223,7 +223,7 @@
                 <w:rFonts w:ascii="TimeNewRoman" w:hAnsi="TimeNewRoman"/>
                 <w:sz w:val="30"/>
               </w:rPr>
-              <w:t>681÷4=170, 1</w:t>
+              <w:t>878÷4=219, 2</w:t>
             </w:r>
           </w:p>
         </w:tc>
@@ -240,7 +240,7 @@
                 <w:rFonts w:ascii="TimeNewRoman" w:hAnsi="TimeNewRoman"/>
                 <w:sz w:val="30"/>
               </w:rPr>
-              <w:t>169÷6=28, 1</w:t>
+              <w:t>104÷6=17, 2</w:t>
             </w:r>
           </w:p>
         </w:tc>
@@ -257,7 +257,7 @@
                 <w:rFonts w:ascii="TimeNewRoman" w:hAnsi="TimeNewRoman"/>
                 <w:sz w:val="30"/>
               </w:rPr>
-              <w:t>963÷8=120, 3</w:t>
+              <w:t>917÷7=131, 0</w:t>
             </w:r>
           </w:p>
         </w:tc>
@@ -274,7 +274,7 @@
                 <w:rFonts w:ascii="TimeNewRoman" w:hAnsi="TimeNewRoman"/>
                 <w:sz w:val="30"/>
               </w:rPr>
-              <w:t>326÷4=81, 2</w:t>
+              <w:t>951÷7=135, 6</w:t>
             </w:r>
           </w:p>
         </w:tc>
@@ -291,7 +291,7 @@
                 <w:rFonts w:ascii="TimeNewRoman" w:hAnsi="TimeNewRoman"/>
                 <w:sz w:val="30"/>
               </w:rPr>
-              <w:t>192÷5=38, 2</w:t>
+              <w:t>216÷3=72, 0</w:t>
             </w:r>
           </w:p>
         </w:tc>
@@ -406,7 +406,7 @@
                 <w:rFonts w:ascii="TimeNewRoman" w:hAnsi="TimeNewRoman"/>
                 <w:sz w:val="30"/>
               </w:rPr>
-              <w:t>441÷6=73, 3</w:t>
+              <w:t>593÷2=296, 1</w:t>
             </w:r>
           </w:p>
         </w:tc>
@@ -423,7 +423,7 @@
                 <w:rFonts w:ascii="TimeNewRoman" w:hAnsi="TimeNewRoman"/>
                 <w:sz w:val="30"/>
               </w:rPr>
-              <w:t>271÷4=67, 3</w:t>
+              <w:t>211÷4=52, 3</w:t>
             </w:r>
           </w:p>
         </w:tc>
@@ -440,7 +440,7 @@
                 <w:rFonts w:ascii="TimeNewRoman" w:hAnsi="TimeNewRoman"/>
                 <w:sz w:val="30"/>
               </w:rPr>
-              <w:t>421÷8=52, 5</w:t>
+              <w:t>808÷5=161, 3</w:t>
             </w:r>
           </w:p>
         </w:tc>
@@ -457,7 +457,7 @@
                 <w:rFonts w:ascii="TimeNewRoman" w:hAnsi="TimeNewRoman"/>
                 <w:sz w:val="30"/>
               </w:rPr>
-              <w:t>646÷6=107, 4</w:t>
+              <w:t>704÷6=117, 2</w:t>
             </w:r>
           </w:p>
         </w:tc>
@@ -474,7 +474,7 @@
                 <w:rFonts w:ascii="TimeNewRoman" w:hAnsi="TimeNewRoman"/>
                 <w:sz w:val="30"/>
               </w:rPr>
-              <w:t>415÷4=103, 3</w:t>
+              <w:t>526÷3=175, 1</w:t>
             </w:r>
           </w:p>
         </w:tc>
@@ -589,7 +589,7 @@
                 <w:rFonts w:ascii="TimeNewRoman" w:hAnsi="TimeNewRoman"/>
                 <w:sz w:val="30"/>
               </w:rPr>
-              <w:t>575÷8=71, 7</w:t>
+              <w:t>208÷9=23, 1</w:t>
             </w:r>
           </w:p>
         </w:tc>
@@ -606,7 +606,7 @@
                 <w:rFonts w:ascii="TimeNewRoman" w:hAnsi="TimeNewRoman"/>
                 <w:sz w:val="30"/>
               </w:rPr>
-              <w:t>810÷5=162, 0</w:t>
+              <w:t>818÷7=116, 6</w:t>
             </w:r>
           </w:p>
         </w:tc>
@@ -623,7 +623,7 @@
                 <w:rFonts w:ascii="TimeNewRoman" w:hAnsi="TimeNewRoman"/>
                 <w:sz w:val="30"/>
               </w:rPr>
-              <w:t>432÷3=144, 0</w:t>
+              <w:t>766÷2=383, 0</w:t>
             </w:r>
           </w:p>
         </w:tc>
@@ -640,7 +640,7 @@
                 <w:rFonts w:ascii="TimeNewRoman" w:hAnsi="TimeNewRoman"/>
                 <w:sz w:val="30"/>
               </w:rPr>
-              <w:t>673÷7=96, 1</w:t>
+              <w:t>688÷4=172, 0</w:t>
             </w:r>
           </w:p>
         </w:tc>
@@ -657,7 +657,7 @@
                 <w:rFonts w:ascii="TimeNewRoman" w:hAnsi="TimeNewRoman"/>
                 <w:sz w:val="30"/>
               </w:rPr>
-              <w:t>536÷4=134, 0</w:t>
+              <w:t>251÷4=62, 3</w:t>
             </w:r>
           </w:p>
         </w:tc>
@@ -772,7 +772,7 @@
                 <w:rFonts w:ascii="TimeNewRoman" w:hAnsi="TimeNewRoman"/>
                 <w:sz w:val="30"/>
               </w:rPr>
-              <w:t>938÷3=312, 2</w:t>
+              <w:t>888÷3=296, 0</w:t>
             </w:r>
           </w:p>
         </w:tc>
@@ -789,7 +789,7 @@
                 <w:rFonts w:ascii="TimeNewRoman" w:hAnsi="TimeNewRoman"/>
                 <w:sz w:val="30"/>
               </w:rPr>
-              <w:t>335÷5=67, 0</w:t>
+              <w:t>123÷8=15, 3</w:t>
             </w:r>
           </w:p>
         </w:tc>
@@ -806,7 +806,7 @@
                 <w:rFonts w:ascii="TimeNewRoman" w:hAnsi="TimeNewRoman"/>
                 <w:sz w:val="30"/>
               </w:rPr>
-              <w:t>753÷3=251, 0</w:t>
+              <w:t>707÷8=88, 3</w:t>
             </w:r>
           </w:p>
         </w:tc>
@@ -823,7 +823,7 @@
                 <w:rFonts w:ascii="TimeNewRoman" w:hAnsi="TimeNewRoman"/>
                 <w:sz w:val="30"/>
               </w:rPr>
-              <w:t>441÷8=55, 1</w:t>
+              <w:t>418÷5=83, 3</w:t>
             </w:r>
           </w:p>
         </w:tc>
@@ -840,7 +840,7 @@
                 <w:rFonts w:ascii="TimeNewRoman" w:hAnsi="TimeNewRoman"/>
                 <w:sz w:val="30"/>
               </w:rPr>
-              <w:t>908÷6=151, 2</w:t>
+              <w:t>834÷9=92, 6</w:t>
             </w:r>
           </w:p>
         </w:tc>

--- a/answers-of-three-digit_number_divided_by_one-digit_number.docx
+++ b/answers-of-three-digit_number_divided_by_one-digit_number.docx
@@ -40,7 +40,7 @@
                 <w:rFonts w:ascii="TimeNewRoman" w:hAnsi="TimeNewRoman"/>
                 <w:sz w:val="30"/>
               </w:rPr>
-              <w:t>171÷6=28, 3</w:t>
+              <w:t>294÷8=36, 6</w:t>
             </w:r>
           </w:p>
         </w:tc>
@@ -57,7 +57,7 @@
                 <w:rFonts w:ascii="TimeNewRoman" w:hAnsi="TimeNewRoman"/>
                 <w:sz w:val="30"/>
               </w:rPr>
-              <w:t>506÷2=253, 0</w:t>
+              <w:t>886÷4=221, 2</w:t>
             </w:r>
           </w:p>
         </w:tc>
@@ -74,7 +74,7 @@
                 <w:rFonts w:ascii="TimeNewRoman" w:hAnsi="TimeNewRoman"/>
                 <w:sz w:val="30"/>
               </w:rPr>
-              <w:t>169÷9=18, 7</w:t>
+              <w:t>188÷5=37, 3</w:t>
             </w:r>
           </w:p>
         </w:tc>
@@ -91,7 +91,7 @@
                 <w:rFonts w:ascii="TimeNewRoman" w:hAnsi="TimeNewRoman"/>
                 <w:sz w:val="30"/>
               </w:rPr>
-              <w:t>794÷9=88, 2</w:t>
+              <w:t>844÷4=211, 0</w:t>
             </w:r>
           </w:p>
         </w:tc>
@@ -108,7 +108,7 @@
                 <w:rFonts w:ascii="TimeNewRoman" w:hAnsi="TimeNewRoman"/>
                 <w:sz w:val="30"/>
               </w:rPr>
-              <w:t>717÷7=102, 3</w:t>
+              <w:t>563÷5=112, 3</w:t>
             </w:r>
           </w:p>
         </w:tc>
@@ -223,7 +223,7 @@
                 <w:rFonts w:ascii="TimeNewRoman" w:hAnsi="TimeNewRoman"/>
                 <w:sz w:val="30"/>
               </w:rPr>
-              <w:t>878÷4=219, 2</w:t>
+              <w:t>778÷4=194, 2</w:t>
             </w:r>
           </w:p>
         </w:tc>
@@ -240,7 +240,7 @@
                 <w:rFonts w:ascii="TimeNewRoman" w:hAnsi="TimeNewRoman"/>
                 <w:sz w:val="30"/>
               </w:rPr>
-              <w:t>104÷6=17, 2</w:t>
+              <w:t>127÷8=15, 7</w:t>
             </w:r>
           </w:p>
         </w:tc>
@@ -257,7 +257,7 @@
                 <w:rFonts w:ascii="TimeNewRoman" w:hAnsi="TimeNewRoman"/>
                 <w:sz w:val="30"/>
               </w:rPr>
-              <w:t>917÷7=131, 0</w:t>
+              <w:t>648÷8=81, 0</w:t>
             </w:r>
           </w:p>
         </w:tc>
@@ -274,7 +274,7 @@
                 <w:rFonts w:ascii="TimeNewRoman" w:hAnsi="TimeNewRoman"/>
                 <w:sz w:val="30"/>
               </w:rPr>
-              <w:t>951÷7=135, 6</w:t>
+              <w:t>528÷2=264, 0</w:t>
             </w:r>
           </w:p>
         </w:tc>
@@ -291,7 +291,7 @@
                 <w:rFonts w:ascii="TimeNewRoman" w:hAnsi="TimeNewRoman"/>
                 <w:sz w:val="30"/>
               </w:rPr>
-              <w:t>216÷3=72, 0</w:t>
+              <w:t>472÷3=157, 1</w:t>
             </w:r>
           </w:p>
         </w:tc>
@@ -406,7 +406,7 @@
                 <w:rFonts w:ascii="TimeNewRoman" w:hAnsi="TimeNewRoman"/>
                 <w:sz w:val="30"/>
               </w:rPr>
-              <w:t>593÷2=296, 1</w:t>
+              <w:t>589÷8=73, 5</w:t>
             </w:r>
           </w:p>
         </w:tc>
@@ -423,7 +423,7 @@
                 <w:rFonts w:ascii="TimeNewRoman" w:hAnsi="TimeNewRoman"/>
                 <w:sz w:val="30"/>
               </w:rPr>
-              <w:t>211÷4=52, 3</w:t>
+              <w:t>942÷2=471, 0</w:t>
             </w:r>
           </w:p>
         </w:tc>
@@ -440,7 +440,7 @@
                 <w:rFonts w:ascii="TimeNewRoman" w:hAnsi="TimeNewRoman"/>
                 <w:sz w:val="30"/>
               </w:rPr>
-              <w:t>808÷5=161, 3</w:t>
+              <w:t>956÷8=119, 4</w:t>
             </w:r>
           </w:p>
         </w:tc>
@@ -457,7 +457,7 @@
                 <w:rFonts w:ascii="TimeNewRoman" w:hAnsi="TimeNewRoman"/>
                 <w:sz w:val="30"/>
               </w:rPr>
-              <w:t>704÷6=117, 2</w:t>
+              <w:t>904÷2=452, 0</w:t>
             </w:r>
           </w:p>
         </w:tc>
@@ -474,7 +474,7 @@
                 <w:rFonts w:ascii="TimeNewRoman" w:hAnsi="TimeNewRoman"/>
                 <w:sz w:val="30"/>
               </w:rPr>
-              <w:t>526÷3=175, 1</w:t>
+              <w:t>965÷7=137, 6</w:t>
             </w:r>
           </w:p>
         </w:tc>
@@ -589,7 +589,7 @@
                 <w:rFonts w:ascii="TimeNewRoman" w:hAnsi="TimeNewRoman"/>
                 <w:sz w:val="30"/>
               </w:rPr>
-              <w:t>208÷9=23, 1</w:t>
+              <w:t>846÷5=169, 1</w:t>
             </w:r>
           </w:p>
         </w:tc>
@@ -606,7 +606,7 @@
                 <w:rFonts w:ascii="TimeNewRoman" w:hAnsi="TimeNewRoman"/>
                 <w:sz w:val="30"/>
               </w:rPr>
-              <w:t>818÷7=116, 6</w:t>
+              <w:t>885÷2=442, 1</w:t>
             </w:r>
           </w:p>
         </w:tc>
@@ -623,7 +623,7 @@
                 <w:rFonts w:ascii="TimeNewRoman" w:hAnsi="TimeNewRoman"/>
                 <w:sz w:val="30"/>
               </w:rPr>
-              <w:t>766÷2=383, 0</w:t>
+              <w:t>940÷8=117, 4</w:t>
             </w:r>
           </w:p>
         </w:tc>
@@ -640,7 +640,7 @@
                 <w:rFonts w:ascii="TimeNewRoman" w:hAnsi="TimeNewRoman"/>
                 <w:sz w:val="30"/>
               </w:rPr>
-              <w:t>688÷4=172, 0</w:t>
+              <w:t>799÷7=114, 1</w:t>
             </w:r>
           </w:p>
         </w:tc>
@@ -657,7 +657,7 @@
                 <w:rFonts w:ascii="TimeNewRoman" w:hAnsi="TimeNewRoman"/>
                 <w:sz w:val="30"/>
               </w:rPr>
-              <w:t>251÷4=62, 3</w:t>
+              <w:t>496÷9=55, 1</w:t>
             </w:r>
           </w:p>
         </w:tc>
@@ -772,7 +772,7 @@
                 <w:rFonts w:ascii="TimeNewRoman" w:hAnsi="TimeNewRoman"/>
                 <w:sz w:val="30"/>
               </w:rPr>
-              <w:t>888÷3=296, 0</w:t>
+              <w:t>545÷9=60, 5</w:t>
             </w:r>
           </w:p>
         </w:tc>
@@ -789,7 +789,7 @@
                 <w:rFonts w:ascii="TimeNewRoman" w:hAnsi="TimeNewRoman"/>
                 <w:sz w:val="30"/>
               </w:rPr>
-              <w:t>123÷8=15, 3</w:t>
+              <w:t>441÷8=55, 1</w:t>
             </w:r>
           </w:p>
         </w:tc>
@@ -806,7 +806,7 @@
                 <w:rFonts w:ascii="TimeNewRoman" w:hAnsi="TimeNewRoman"/>
                 <w:sz w:val="30"/>
               </w:rPr>
-              <w:t>707÷8=88, 3</w:t>
+              <w:t>174÷9=19, 3</w:t>
             </w:r>
           </w:p>
         </w:tc>
@@ -823,7 +823,7 @@
                 <w:rFonts w:ascii="TimeNewRoman" w:hAnsi="TimeNewRoman"/>
                 <w:sz w:val="30"/>
               </w:rPr>
-              <w:t>418÷5=83, 3</w:t>
+              <w:t>607÷2=303, 1</w:t>
             </w:r>
           </w:p>
         </w:tc>
@@ -840,7 +840,7 @@
                 <w:rFonts w:ascii="TimeNewRoman" w:hAnsi="TimeNewRoman"/>
                 <w:sz w:val="30"/>
               </w:rPr>
-              <w:t>834÷9=92, 6</w:t>
+              <w:t>636÷9=70, 6</w:t>
             </w:r>
           </w:p>
         </w:tc>

--- a/answers-of-three-digit_number_divided_by_one-digit_number.docx
+++ b/answers-of-three-digit_number_divided_by_one-digit_number.docx
@@ -11,7 +11,7 @@
           <w:rFonts w:ascii="Arial" w:hAnsi="Arial"/>
           <w:sz w:val="30"/>
         </w:rPr>
-        <w:t>2026-09-30 Wednesday</w:t>
+        <w:t>2026-10-01 Thursday</w:t>
       </w:r>
     </w:p>
     <w:tbl>
@@ -40,7 +40,7 @@
                 <w:rFonts w:ascii="TimeNewRoman" w:hAnsi="TimeNewRoman"/>
                 <w:sz w:val="30"/>
               </w:rPr>
-              <w:t>294÷8=36, 6</w:t>
+              <w:t>650÷5=130, 0</w:t>
             </w:r>
           </w:p>
         </w:tc>
@@ -57,7 +57,7 @@
                 <w:rFonts w:ascii="TimeNewRoman" w:hAnsi="TimeNewRoman"/>
                 <w:sz w:val="30"/>
               </w:rPr>
-              <w:t>886÷4=221, 2</w:t>
+              <w:t>514÷6=85, 4</w:t>
             </w:r>
           </w:p>
         </w:tc>
@@ -74,7 +74,7 @@
                 <w:rFonts w:ascii="TimeNewRoman" w:hAnsi="TimeNewRoman"/>
                 <w:sz w:val="30"/>
               </w:rPr>
-              <w:t>188÷5=37, 3</w:t>
+              <w:t>749÷7=107, 0</w:t>
             </w:r>
           </w:p>
         </w:tc>
@@ -91,7 +91,7 @@
                 <w:rFonts w:ascii="TimeNewRoman" w:hAnsi="TimeNewRoman"/>
                 <w:sz w:val="30"/>
               </w:rPr>
-              <w:t>844÷4=211, 0</w:t>
+              <w:t>433÷9=48, 1</w:t>
             </w:r>
           </w:p>
         </w:tc>
@@ -108,7 +108,7 @@
                 <w:rFonts w:ascii="TimeNewRoman" w:hAnsi="TimeNewRoman"/>
                 <w:sz w:val="30"/>
               </w:rPr>
-              <w:t>563÷5=112, 3</w:t>
+              <w:t>421÷9=46, 7</w:t>
             </w:r>
           </w:p>
         </w:tc>
@@ -223,7 +223,7 @@
                 <w:rFonts w:ascii="TimeNewRoman" w:hAnsi="TimeNewRoman"/>
                 <w:sz w:val="30"/>
               </w:rPr>
-              <w:t>778÷4=194, 2</w:t>
+              <w:t>991÷3=330, 1</w:t>
             </w:r>
           </w:p>
         </w:tc>
@@ -240,7 +240,7 @@
                 <w:rFonts w:ascii="TimeNewRoman" w:hAnsi="TimeNewRoman"/>
                 <w:sz w:val="30"/>
               </w:rPr>
-              <w:t>127÷8=15, 7</w:t>
+              <w:t>947÷6=157, 5</w:t>
             </w:r>
           </w:p>
         </w:tc>
@@ -257,7 +257,7 @@
                 <w:rFonts w:ascii="TimeNewRoman" w:hAnsi="TimeNewRoman"/>
                 <w:sz w:val="30"/>
               </w:rPr>
-              <w:t>648÷8=81, 0</w:t>
+              <w:t>567÷9=63, 0</w:t>
             </w:r>
           </w:p>
         </w:tc>
@@ -274,7 +274,7 @@
                 <w:rFonts w:ascii="TimeNewRoman" w:hAnsi="TimeNewRoman"/>
                 <w:sz w:val="30"/>
               </w:rPr>
-              <w:t>528÷2=264, 0</w:t>
+              <w:t>166÷6=27, 4</w:t>
             </w:r>
           </w:p>
         </w:tc>
@@ -291,7 +291,7 @@
                 <w:rFonts w:ascii="TimeNewRoman" w:hAnsi="TimeNewRoman"/>
                 <w:sz w:val="30"/>
               </w:rPr>
-              <w:t>472÷3=157, 1</w:t>
+              <w:t>530÷4=132, 2</w:t>
             </w:r>
           </w:p>
         </w:tc>
@@ -406,7 +406,7 @@
                 <w:rFonts w:ascii="TimeNewRoman" w:hAnsi="TimeNewRoman"/>
                 <w:sz w:val="30"/>
               </w:rPr>
-              <w:t>589÷8=73, 5</w:t>
+              <w:t>719÷6=119, 5</w:t>
             </w:r>
           </w:p>
         </w:tc>
@@ -423,7 +423,7 @@
                 <w:rFonts w:ascii="TimeNewRoman" w:hAnsi="TimeNewRoman"/>
                 <w:sz w:val="30"/>
               </w:rPr>
-              <w:t>942÷2=471, 0</w:t>
+              <w:t>564÷9=62, 6</w:t>
             </w:r>
           </w:p>
         </w:tc>
@@ -440,7 +440,7 @@
                 <w:rFonts w:ascii="TimeNewRoman" w:hAnsi="TimeNewRoman"/>
                 <w:sz w:val="30"/>
               </w:rPr>
-              <w:t>956÷8=119, 4</w:t>
+              <w:t>218÷2=109, 0</w:t>
             </w:r>
           </w:p>
         </w:tc>
@@ -457,7 +457,7 @@
                 <w:rFonts w:ascii="TimeNewRoman" w:hAnsi="TimeNewRoman"/>
                 <w:sz w:val="30"/>
               </w:rPr>
-              <w:t>904÷2=452, 0</w:t>
+              <w:t>461÷2=230, 1</w:t>
             </w:r>
           </w:p>
         </w:tc>
@@ -474,7 +474,7 @@
                 <w:rFonts w:ascii="TimeNewRoman" w:hAnsi="TimeNewRoman"/>
                 <w:sz w:val="30"/>
               </w:rPr>
-              <w:t>965÷7=137, 6</w:t>
+              <w:t>782÷7=111, 5</w:t>
             </w:r>
           </w:p>
         </w:tc>
@@ -589,7 +589,7 @@
                 <w:rFonts w:ascii="TimeNewRoman" w:hAnsi="TimeNewRoman"/>
                 <w:sz w:val="30"/>
               </w:rPr>
-              <w:t>846÷5=169, 1</w:t>
+              <w:t>785÷7=112, 1</w:t>
             </w:r>
           </w:p>
         </w:tc>
@@ -606,7 +606,7 @@
                 <w:rFonts w:ascii="TimeNewRoman" w:hAnsi="TimeNewRoman"/>
                 <w:sz w:val="30"/>
               </w:rPr>
-              <w:t>885÷2=442, 1</w:t>
+              <w:t>312÷6=52, 0</w:t>
             </w:r>
           </w:p>
         </w:tc>
@@ -623,7 +623,7 @@
                 <w:rFonts w:ascii="TimeNewRoman" w:hAnsi="TimeNewRoman"/>
                 <w:sz w:val="30"/>
               </w:rPr>
-              <w:t>940÷8=117, 4</w:t>
+              <w:t>862÷2=431, 0</w:t>
             </w:r>
           </w:p>
         </w:tc>
@@ -640,7 +640,7 @@
                 <w:rFonts w:ascii="TimeNewRoman" w:hAnsi="TimeNewRoman"/>
                 <w:sz w:val="30"/>
               </w:rPr>
-              <w:t>799÷7=114, 1</w:t>
+              <w:t>261÷7=37, 2</w:t>
             </w:r>
           </w:p>
         </w:tc>
@@ -657,7 +657,7 @@
                 <w:rFonts w:ascii="TimeNewRoman" w:hAnsi="TimeNewRoman"/>
                 <w:sz w:val="30"/>
               </w:rPr>
-              <w:t>496÷9=55, 1</w:t>
+              <w:t>789÷9=87, 6</w:t>
             </w:r>
           </w:p>
         </w:tc>
@@ -772,7 +772,7 @@
                 <w:rFonts w:ascii="TimeNewRoman" w:hAnsi="TimeNewRoman"/>
                 <w:sz w:val="30"/>
               </w:rPr>
-              <w:t>545÷9=60, 5</w:t>
+              <w:t>659÷2=329, 1</w:t>
             </w:r>
           </w:p>
         </w:tc>
@@ -789,7 +789,7 @@
                 <w:rFonts w:ascii="TimeNewRoman" w:hAnsi="TimeNewRoman"/>
                 <w:sz w:val="30"/>
               </w:rPr>
-              <w:t>441÷8=55, 1</w:t>
+              <w:t>902÷9=100, 2</w:t>
             </w:r>
           </w:p>
         </w:tc>
@@ -806,7 +806,7 @@
                 <w:rFonts w:ascii="TimeNewRoman" w:hAnsi="TimeNewRoman"/>
                 <w:sz w:val="30"/>
               </w:rPr>
-              <w:t>174÷9=19, 3</w:t>
+              <w:t>941÷7=134, 3</w:t>
             </w:r>
           </w:p>
         </w:tc>
@@ -823,7 +823,7 @@
                 <w:rFonts w:ascii="TimeNewRoman" w:hAnsi="TimeNewRoman"/>
                 <w:sz w:val="30"/>
               </w:rPr>
-              <w:t>607÷2=303, 1</w:t>
+              <w:t>814÷5=162, 4</w:t>
             </w:r>
           </w:p>
         </w:tc>
@@ -840,7 +840,7 @@
                 <w:rFonts w:ascii="TimeNewRoman" w:hAnsi="TimeNewRoman"/>
                 <w:sz w:val="30"/>
               </w:rPr>
-              <w:t>636÷9=70, 6</w:t>
+              <w:t>742÷5=148, 2</w:t>
             </w:r>
           </w:p>
         </w:tc>

--- a/answers-of-three-digit_number_divided_by_one-digit_number.docx
+++ b/answers-of-three-digit_number_divided_by_one-digit_number.docx
@@ -40,7 +40,7 @@
                 <w:rFonts w:ascii="TimeNewRoman" w:hAnsi="TimeNewRoman"/>
                 <w:sz w:val="30"/>
               </w:rPr>
-              <w:t>650÷5=130, 0</w:t>
+              <w:t>894÷5=178, 4</w:t>
             </w:r>
           </w:p>
         </w:tc>
@@ -57,7 +57,7 @@
                 <w:rFonts w:ascii="TimeNewRoman" w:hAnsi="TimeNewRoman"/>
                 <w:sz w:val="30"/>
               </w:rPr>
-              <w:t>514÷6=85, 4</w:t>
+              <w:t>961÷9=106, 7</w:t>
             </w:r>
           </w:p>
         </w:tc>
@@ -74,7 +74,7 @@
                 <w:rFonts w:ascii="TimeNewRoman" w:hAnsi="TimeNewRoman"/>
                 <w:sz w:val="30"/>
               </w:rPr>
-              <w:t>749÷7=107, 0</w:t>
+              <w:t>144÷7=20, 4</w:t>
             </w:r>
           </w:p>
         </w:tc>
@@ -91,7 +91,7 @@
                 <w:rFonts w:ascii="TimeNewRoman" w:hAnsi="TimeNewRoman"/>
                 <w:sz w:val="30"/>
               </w:rPr>
-              <w:t>433÷9=48, 1</w:t>
+              <w:t>704÷5=140, 4</w:t>
             </w:r>
           </w:p>
         </w:tc>
@@ -108,7 +108,7 @@
                 <w:rFonts w:ascii="TimeNewRoman" w:hAnsi="TimeNewRoman"/>
                 <w:sz w:val="30"/>
               </w:rPr>
-              <w:t>421÷9=46, 7</w:t>
+              <w:t>426÷3=142, 0</w:t>
             </w:r>
           </w:p>
         </w:tc>
@@ -223,7 +223,7 @@
                 <w:rFonts w:ascii="TimeNewRoman" w:hAnsi="TimeNewRoman"/>
                 <w:sz w:val="30"/>
               </w:rPr>
-              <w:t>991÷3=330, 1</w:t>
+              <w:t>624÷7=89, 1</w:t>
             </w:r>
           </w:p>
         </w:tc>
@@ -240,7 +240,7 @@
                 <w:rFonts w:ascii="TimeNewRoman" w:hAnsi="TimeNewRoman"/>
                 <w:sz w:val="30"/>
               </w:rPr>
-              <w:t>947÷6=157, 5</w:t>
+              <w:t>892÷9=99, 1</w:t>
             </w:r>
           </w:p>
         </w:tc>
@@ -257,7 +257,7 @@
                 <w:rFonts w:ascii="TimeNewRoman" w:hAnsi="TimeNewRoman"/>
                 <w:sz w:val="30"/>
               </w:rPr>
-              <w:t>567÷9=63, 0</w:t>
+              <w:t>720÷9=80, 0</w:t>
             </w:r>
           </w:p>
         </w:tc>
@@ -274,7 +274,7 @@
                 <w:rFonts w:ascii="TimeNewRoman" w:hAnsi="TimeNewRoman"/>
                 <w:sz w:val="30"/>
               </w:rPr>
-              <w:t>166÷6=27, 4</w:t>
+              <w:t>913÷4=228, 1</w:t>
             </w:r>
           </w:p>
         </w:tc>
@@ -291,7 +291,7 @@
                 <w:rFonts w:ascii="TimeNewRoman" w:hAnsi="TimeNewRoman"/>
                 <w:sz w:val="30"/>
               </w:rPr>
-              <w:t>530÷4=132, 2</w:t>
+              <w:t>467÷5=93, 2</w:t>
             </w:r>
           </w:p>
         </w:tc>
@@ -406,7 +406,7 @@
                 <w:rFonts w:ascii="TimeNewRoman" w:hAnsi="TimeNewRoman"/>
                 <w:sz w:val="30"/>
               </w:rPr>
-              <w:t>719÷6=119, 5</w:t>
+              <w:t>560÷3=186, 2</w:t>
             </w:r>
           </w:p>
         </w:tc>
@@ -423,7 +423,7 @@
                 <w:rFonts w:ascii="TimeNewRoman" w:hAnsi="TimeNewRoman"/>
                 <w:sz w:val="30"/>
               </w:rPr>
-              <w:t>564÷9=62, 6</w:t>
+              <w:t>226÷7=32, 2</w:t>
             </w:r>
           </w:p>
         </w:tc>
@@ -440,7 +440,7 @@
                 <w:rFonts w:ascii="TimeNewRoman" w:hAnsi="TimeNewRoman"/>
                 <w:sz w:val="30"/>
               </w:rPr>
-              <w:t>218÷2=109, 0</w:t>
+              <w:t>679÷8=84, 7</w:t>
             </w:r>
           </w:p>
         </w:tc>
@@ -457,7 +457,7 @@
                 <w:rFonts w:ascii="TimeNewRoman" w:hAnsi="TimeNewRoman"/>
                 <w:sz w:val="30"/>
               </w:rPr>
-              <w:t>461÷2=230, 1</w:t>
+              <w:t>653÷5=130, 3</w:t>
             </w:r>
           </w:p>
         </w:tc>
@@ -474,7 +474,7 @@
                 <w:rFonts w:ascii="TimeNewRoman" w:hAnsi="TimeNewRoman"/>
                 <w:sz w:val="30"/>
               </w:rPr>
-              <w:t>782÷7=111, 5</w:t>
+              <w:t>220÷7=31, 3</w:t>
             </w:r>
           </w:p>
         </w:tc>
@@ -589,7 +589,7 @@
                 <w:rFonts w:ascii="TimeNewRoman" w:hAnsi="TimeNewRoman"/>
                 <w:sz w:val="30"/>
               </w:rPr>
-              <w:t>785÷7=112, 1</w:t>
+              <w:t>733÷4=183, 1</w:t>
             </w:r>
           </w:p>
         </w:tc>
@@ -606,7 +606,7 @@
                 <w:rFonts w:ascii="TimeNewRoman" w:hAnsi="TimeNewRoman"/>
                 <w:sz w:val="30"/>
               </w:rPr>
-              <w:t>312÷6=52, 0</w:t>
+              <w:t>682÷3=227, 1</w:t>
             </w:r>
           </w:p>
         </w:tc>
@@ -623,7 +623,7 @@
                 <w:rFonts w:ascii="TimeNewRoman" w:hAnsi="TimeNewRoman"/>
                 <w:sz w:val="30"/>
               </w:rPr>
-              <w:t>862÷2=431, 0</w:t>
+              <w:t>152÷6=25, 2</w:t>
             </w:r>
           </w:p>
         </w:tc>
@@ -640,7 +640,7 @@
                 <w:rFonts w:ascii="TimeNewRoman" w:hAnsi="TimeNewRoman"/>
                 <w:sz w:val="30"/>
               </w:rPr>
-              <w:t>261÷7=37, 2</w:t>
+              <w:t>140÷2=70, 0</w:t>
             </w:r>
           </w:p>
         </w:tc>
@@ -657,7 +657,7 @@
                 <w:rFonts w:ascii="TimeNewRoman" w:hAnsi="TimeNewRoman"/>
                 <w:sz w:val="30"/>
               </w:rPr>
-              <w:t>789÷9=87, 6</w:t>
+              <w:t>254÷9=28, 2</w:t>
             </w:r>
           </w:p>
         </w:tc>
@@ -772,7 +772,7 @@
                 <w:rFonts w:ascii="TimeNewRoman" w:hAnsi="TimeNewRoman"/>
                 <w:sz w:val="30"/>
               </w:rPr>
-              <w:t>659÷2=329, 1</w:t>
+              <w:t>423÷9=47, 0</w:t>
             </w:r>
           </w:p>
         </w:tc>
@@ -789,7 +789,7 @@
                 <w:rFonts w:ascii="TimeNewRoman" w:hAnsi="TimeNewRoman"/>
                 <w:sz w:val="30"/>
               </w:rPr>
-              <w:t>902÷9=100, 2</w:t>
+              <w:t>825÷3=275, 0</w:t>
             </w:r>
           </w:p>
         </w:tc>
@@ -806,7 +806,7 @@
                 <w:rFonts w:ascii="TimeNewRoman" w:hAnsi="TimeNewRoman"/>
                 <w:sz w:val="30"/>
               </w:rPr>
-              <w:t>941÷7=134, 3</w:t>
+              <w:t>189÷7=27, 0</w:t>
             </w:r>
           </w:p>
         </w:tc>
@@ -823,7 +823,7 @@
                 <w:rFonts w:ascii="TimeNewRoman" w:hAnsi="TimeNewRoman"/>
                 <w:sz w:val="30"/>
               </w:rPr>
-              <w:t>814÷5=162, 4</w:t>
+              <w:t>473÷6=78, 5</w:t>
             </w:r>
           </w:p>
         </w:tc>
@@ -840,7 +840,7 @@
                 <w:rFonts w:ascii="TimeNewRoman" w:hAnsi="TimeNewRoman"/>
                 <w:sz w:val="30"/>
               </w:rPr>
-              <w:t>742÷5=148, 2</w:t>
+              <w:t>323÷6=53, 5</w:t>
             </w:r>
           </w:p>
         </w:tc>

--- a/answers-of-three-digit_number_divided_by_one-digit_number.docx
+++ b/answers-of-three-digit_number_divided_by_one-digit_number.docx
@@ -11,7 +11,7 @@
           <w:rFonts w:ascii="Arial" w:hAnsi="Arial"/>
           <w:sz w:val="30"/>
         </w:rPr>
-        <w:t>2026-10-01 Thursday</w:t>
+        <w:t>2026-10-02 Friday</w:t>
       </w:r>
     </w:p>
     <w:tbl>
@@ -40,7 +40,7 @@
                 <w:rFonts w:ascii="TimeNewRoman" w:hAnsi="TimeNewRoman"/>
                 <w:sz w:val="30"/>
               </w:rPr>
-              <w:t>894÷5=178, 4</w:t>
+              <w:t>557÷4=139, 1</w:t>
             </w:r>
           </w:p>
         </w:tc>
@@ -57,7 +57,7 @@
                 <w:rFonts w:ascii="TimeNewRoman" w:hAnsi="TimeNewRoman"/>
                 <w:sz w:val="30"/>
               </w:rPr>
-              <w:t>961÷9=106, 7</w:t>
+              <w:t>766÷9=85, 1</w:t>
             </w:r>
           </w:p>
         </w:tc>
@@ -74,7 +74,7 @@
                 <w:rFonts w:ascii="TimeNewRoman" w:hAnsi="TimeNewRoman"/>
                 <w:sz w:val="30"/>
               </w:rPr>
-              <w:t>144÷7=20, 4</w:t>
+              <w:t>943÷6=157, 1</w:t>
             </w:r>
           </w:p>
         </w:tc>
@@ -91,7 +91,7 @@
                 <w:rFonts w:ascii="TimeNewRoman" w:hAnsi="TimeNewRoman"/>
                 <w:sz w:val="30"/>
               </w:rPr>
-              <w:t>704÷5=140, 4</w:t>
+              <w:t>764÷2=382, 0</w:t>
             </w:r>
           </w:p>
         </w:tc>
@@ -108,7 +108,7 @@
                 <w:rFonts w:ascii="TimeNewRoman" w:hAnsi="TimeNewRoman"/>
                 <w:sz w:val="30"/>
               </w:rPr>
-              <w:t>426÷3=142, 0</w:t>
+              <w:t>769÷8=96, 1</w:t>
             </w:r>
           </w:p>
         </w:tc>
@@ -223,7 +223,7 @@
                 <w:rFonts w:ascii="TimeNewRoman" w:hAnsi="TimeNewRoman"/>
                 <w:sz w:val="30"/>
               </w:rPr>
-              <w:t>624÷7=89, 1</w:t>
+              <w:t>882÷6=147, 0</w:t>
             </w:r>
           </w:p>
         </w:tc>
@@ -240,7 +240,7 @@
                 <w:rFonts w:ascii="TimeNewRoman" w:hAnsi="TimeNewRoman"/>
                 <w:sz w:val="30"/>
               </w:rPr>
-              <w:t>892÷9=99, 1</w:t>
+              <w:t>523÷9=58, 1</w:t>
             </w:r>
           </w:p>
         </w:tc>
@@ -257,7 +257,7 @@
                 <w:rFonts w:ascii="TimeNewRoman" w:hAnsi="TimeNewRoman"/>
                 <w:sz w:val="30"/>
               </w:rPr>
-              <w:t>720÷9=80, 0</w:t>
+              <w:t>477÷5=95, 2</w:t>
             </w:r>
           </w:p>
         </w:tc>
@@ -274,7 +274,7 @@
                 <w:rFonts w:ascii="TimeNewRoman" w:hAnsi="TimeNewRoman"/>
                 <w:sz w:val="30"/>
               </w:rPr>
-              <w:t>913÷4=228, 1</w:t>
+              <w:t>739÷2=369, 1</w:t>
             </w:r>
           </w:p>
         </w:tc>
@@ -291,7 +291,7 @@
                 <w:rFonts w:ascii="TimeNewRoman" w:hAnsi="TimeNewRoman"/>
                 <w:sz w:val="30"/>
               </w:rPr>
-              <w:t>467÷5=93, 2</w:t>
+              <w:t>917÷4=229, 1</w:t>
             </w:r>
           </w:p>
         </w:tc>
@@ -406,7 +406,7 @@
                 <w:rFonts w:ascii="TimeNewRoman" w:hAnsi="TimeNewRoman"/>
                 <w:sz w:val="30"/>
               </w:rPr>
-              <w:t>560÷3=186, 2</w:t>
+              <w:t>825÷5=165, 0</w:t>
             </w:r>
           </w:p>
         </w:tc>
@@ -423,7 +423,7 @@
                 <w:rFonts w:ascii="TimeNewRoman" w:hAnsi="TimeNewRoman"/>
                 <w:sz w:val="30"/>
               </w:rPr>
-              <w:t>226÷7=32, 2</w:t>
+              <w:t>645÷9=71, 6</w:t>
             </w:r>
           </w:p>
         </w:tc>
@@ -440,7 +440,7 @@
                 <w:rFonts w:ascii="TimeNewRoman" w:hAnsi="TimeNewRoman"/>
                 <w:sz w:val="30"/>
               </w:rPr>
-              <w:t>679÷8=84, 7</w:t>
+              <w:t>572÷6=95, 2</w:t>
             </w:r>
           </w:p>
         </w:tc>
@@ -457,7 +457,7 @@
                 <w:rFonts w:ascii="TimeNewRoman" w:hAnsi="TimeNewRoman"/>
                 <w:sz w:val="30"/>
               </w:rPr>
-              <w:t>653÷5=130, 3</w:t>
+              <w:t>129÷8=16, 1</w:t>
             </w:r>
           </w:p>
         </w:tc>
@@ -474,7 +474,7 @@
                 <w:rFonts w:ascii="TimeNewRoman" w:hAnsi="TimeNewRoman"/>
                 <w:sz w:val="30"/>
               </w:rPr>
-              <w:t>220÷7=31, 3</w:t>
+              <w:t>178÷2=89, 0</w:t>
             </w:r>
           </w:p>
         </w:tc>
@@ -589,7 +589,7 @@
                 <w:rFonts w:ascii="TimeNewRoman" w:hAnsi="TimeNewRoman"/>
                 <w:sz w:val="30"/>
               </w:rPr>
-              <w:t>733÷4=183, 1</w:t>
+              <w:t>190÷4=47, 2</w:t>
             </w:r>
           </w:p>
         </w:tc>
@@ -606,7 +606,7 @@
                 <w:rFonts w:ascii="TimeNewRoman" w:hAnsi="TimeNewRoman"/>
                 <w:sz w:val="30"/>
               </w:rPr>
-              <w:t>682÷3=227, 1</w:t>
+              <w:t>279÷6=46, 3</w:t>
             </w:r>
           </w:p>
         </w:tc>
@@ -623,7 +623,7 @@
                 <w:rFonts w:ascii="TimeNewRoman" w:hAnsi="TimeNewRoman"/>
                 <w:sz w:val="30"/>
               </w:rPr>
-              <w:t>152÷6=25, 2</w:t>
+              <w:t>241÷4=60, 1</w:t>
             </w:r>
           </w:p>
         </w:tc>
@@ -640,7 +640,7 @@
                 <w:rFonts w:ascii="TimeNewRoman" w:hAnsi="TimeNewRoman"/>
                 <w:sz w:val="30"/>
               </w:rPr>
-              <w:t>140÷2=70, 0</w:t>
+              <w:t>767÷5=153, 2</w:t>
             </w:r>
           </w:p>
         </w:tc>
@@ -657,7 +657,7 @@
                 <w:rFonts w:ascii="TimeNewRoman" w:hAnsi="TimeNewRoman"/>
                 <w:sz w:val="30"/>
               </w:rPr>
-              <w:t>254÷9=28, 2</w:t>
+              <w:t>363÷7=51, 6</w:t>
             </w:r>
           </w:p>
         </w:tc>
@@ -772,7 +772,7 @@
                 <w:rFonts w:ascii="TimeNewRoman" w:hAnsi="TimeNewRoman"/>
                 <w:sz w:val="30"/>
               </w:rPr>
-              <w:t>423÷9=47, 0</w:t>
+              <w:t>301÷5=60, 1</w:t>
             </w:r>
           </w:p>
         </w:tc>
@@ -789,7 +789,7 @@
                 <w:rFonts w:ascii="TimeNewRoman" w:hAnsi="TimeNewRoman"/>
                 <w:sz w:val="30"/>
               </w:rPr>
-              <w:t>825÷3=275, 0</w:t>
+              <w:t>180÷5=36, 0</w:t>
             </w:r>
           </w:p>
         </w:tc>
@@ -806,7 +806,7 @@
                 <w:rFonts w:ascii="TimeNewRoman" w:hAnsi="TimeNewRoman"/>
                 <w:sz w:val="30"/>
               </w:rPr>
-              <w:t>189÷7=27, 0</w:t>
+              <w:t>444÷2=222, 0</w:t>
             </w:r>
           </w:p>
         </w:tc>
@@ -823,7 +823,7 @@
                 <w:rFonts w:ascii="TimeNewRoman" w:hAnsi="TimeNewRoman"/>
                 <w:sz w:val="30"/>
               </w:rPr>
-              <w:t>473÷6=78, 5</w:t>
+              <w:t>725÷5=145, 0</w:t>
             </w:r>
           </w:p>
         </w:tc>
@@ -840,7 +840,7 @@
                 <w:rFonts w:ascii="TimeNewRoman" w:hAnsi="TimeNewRoman"/>
                 <w:sz w:val="30"/>
               </w:rPr>
-              <w:t>323÷6=53, 5</w:t>
+              <w:t>830÷3=276, 2</w:t>
             </w:r>
           </w:p>
         </w:tc>

--- a/answers-of-three-digit_number_divided_by_one-digit_number.docx
+++ b/answers-of-three-digit_number_divided_by_one-digit_number.docx
@@ -40,7 +40,7 @@
                 <w:rFonts w:ascii="TimeNewRoman" w:hAnsi="TimeNewRoman"/>
                 <w:sz w:val="30"/>
               </w:rPr>
-              <w:t>557÷4=139, 1</w:t>
+              <w:t>504÷4=126, 0</w:t>
             </w:r>
           </w:p>
         </w:tc>
@@ -57,7 +57,7 @@
                 <w:rFonts w:ascii="TimeNewRoman" w:hAnsi="TimeNewRoman"/>
                 <w:sz w:val="30"/>
               </w:rPr>
-              <w:t>766÷9=85, 1</w:t>
+              <w:t>908÷5=181, 3</w:t>
             </w:r>
           </w:p>
         </w:tc>
@@ -74,7 +74,7 @@
                 <w:rFonts w:ascii="TimeNewRoman" w:hAnsi="TimeNewRoman"/>
                 <w:sz w:val="30"/>
               </w:rPr>
-              <w:t>943÷6=157, 1</w:t>
+              <w:t>489÷7=69, 6</w:t>
             </w:r>
           </w:p>
         </w:tc>
@@ -91,7 +91,7 @@
                 <w:rFonts w:ascii="TimeNewRoman" w:hAnsi="TimeNewRoman"/>
                 <w:sz w:val="30"/>
               </w:rPr>
-              <w:t>764÷2=382, 0</w:t>
+              <w:t>239÷4=59, 3</w:t>
             </w:r>
           </w:p>
         </w:tc>
@@ -108,7 +108,7 @@
                 <w:rFonts w:ascii="TimeNewRoman" w:hAnsi="TimeNewRoman"/>
                 <w:sz w:val="30"/>
               </w:rPr>
-              <w:t>769÷8=96, 1</w:t>
+              <w:t>269÷8=33, 5</w:t>
             </w:r>
           </w:p>
         </w:tc>
@@ -223,7 +223,7 @@
                 <w:rFonts w:ascii="TimeNewRoman" w:hAnsi="TimeNewRoman"/>
                 <w:sz w:val="30"/>
               </w:rPr>
-              <w:t>882÷6=147, 0</w:t>
+              <w:t>119÷2=59, 1</w:t>
             </w:r>
           </w:p>
         </w:tc>
@@ -240,7 +240,7 @@
                 <w:rFonts w:ascii="TimeNewRoman" w:hAnsi="TimeNewRoman"/>
                 <w:sz w:val="30"/>
               </w:rPr>
-              <w:t>523÷9=58, 1</w:t>
+              <w:t>298÷9=33, 1</w:t>
             </w:r>
           </w:p>
         </w:tc>
@@ -257,7 +257,7 @@
                 <w:rFonts w:ascii="TimeNewRoman" w:hAnsi="TimeNewRoman"/>
                 <w:sz w:val="30"/>
               </w:rPr>
-              <w:t>477÷5=95, 2</w:t>
+              <w:t>323÷8=40, 3</w:t>
             </w:r>
           </w:p>
         </w:tc>
@@ -274,7 +274,7 @@
                 <w:rFonts w:ascii="TimeNewRoman" w:hAnsi="TimeNewRoman"/>
                 <w:sz w:val="30"/>
               </w:rPr>
-              <w:t>739÷2=369, 1</w:t>
+              <w:t>316÷4=79, 0</w:t>
             </w:r>
           </w:p>
         </w:tc>
@@ -291,7 +291,7 @@
                 <w:rFonts w:ascii="TimeNewRoman" w:hAnsi="TimeNewRoman"/>
                 <w:sz w:val="30"/>
               </w:rPr>
-              <w:t>917÷4=229, 1</w:t>
+              <w:t>688÷7=98, 2</w:t>
             </w:r>
           </w:p>
         </w:tc>
@@ -406,7 +406,7 @@
                 <w:rFonts w:ascii="TimeNewRoman" w:hAnsi="TimeNewRoman"/>
                 <w:sz w:val="30"/>
               </w:rPr>
-              <w:t>825÷5=165, 0</w:t>
+              <w:t>393÷9=43, 6</w:t>
             </w:r>
           </w:p>
         </w:tc>
@@ -423,7 +423,7 @@
                 <w:rFonts w:ascii="TimeNewRoman" w:hAnsi="TimeNewRoman"/>
                 <w:sz w:val="30"/>
               </w:rPr>
-              <w:t>645÷9=71, 6</w:t>
+              <w:t>111÷2=55, 1</w:t>
             </w:r>
           </w:p>
         </w:tc>
@@ -440,7 +440,7 @@
                 <w:rFonts w:ascii="TimeNewRoman" w:hAnsi="TimeNewRoman"/>
                 <w:sz w:val="30"/>
               </w:rPr>
-              <w:t>572÷6=95, 2</w:t>
+              <w:t>951÷6=158, 3</w:t>
             </w:r>
           </w:p>
         </w:tc>
@@ -457,7 +457,7 @@
                 <w:rFonts w:ascii="TimeNewRoman" w:hAnsi="TimeNewRoman"/>
                 <w:sz w:val="30"/>
               </w:rPr>
-              <w:t>129÷8=16, 1</w:t>
+              <w:t>379÷5=75, 4</w:t>
             </w:r>
           </w:p>
         </w:tc>
@@ -474,7 +474,7 @@
                 <w:rFonts w:ascii="TimeNewRoman" w:hAnsi="TimeNewRoman"/>
                 <w:sz w:val="30"/>
               </w:rPr>
-              <w:t>178÷2=89, 0</w:t>
+              <w:t>949÷2=474, 1</w:t>
             </w:r>
           </w:p>
         </w:tc>
@@ -589,7 +589,7 @@
                 <w:rFonts w:ascii="TimeNewRoman" w:hAnsi="TimeNewRoman"/>
                 <w:sz w:val="30"/>
               </w:rPr>
-              <w:t>190÷4=47, 2</w:t>
+              <w:t>340÷4=85, 0</w:t>
             </w:r>
           </w:p>
         </w:tc>
@@ -606,7 +606,7 @@
                 <w:rFonts w:ascii="TimeNewRoman" w:hAnsi="TimeNewRoman"/>
                 <w:sz w:val="30"/>
               </w:rPr>
-              <w:t>279÷6=46, 3</w:t>
+              <w:t>838÷8=104, 6</w:t>
             </w:r>
           </w:p>
         </w:tc>
@@ -623,7 +623,7 @@
                 <w:rFonts w:ascii="TimeNewRoman" w:hAnsi="TimeNewRoman"/>
                 <w:sz w:val="30"/>
               </w:rPr>
-              <w:t>241÷4=60, 1</w:t>
+              <w:t>144÷4=36, 0</w:t>
             </w:r>
           </w:p>
         </w:tc>
@@ -640,7 +640,7 @@
                 <w:rFonts w:ascii="TimeNewRoman" w:hAnsi="TimeNewRoman"/>
                 <w:sz w:val="30"/>
               </w:rPr>
-              <w:t>767÷5=153, 2</w:t>
+              <w:t>317÷7=45, 2</w:t>
             </w:r>
           </w:p>
         </w:tc>
@@ -657,7 +657,7 @@
                 <w:rFonts w:ascii="TimeNewRoman" w:hAnsi="TimeNewRoman"/>
                 <w:sz w:val="30"/>
               </w:rPr>
-              <w:t>363÷7=51, 6</w:t>
+              <w:t>744÷6=124, 0</w:t>
             </w:r>
           </w:p>
         </w:tc>
@@ -772,7 +772,7 @@
                 <w:rFonts w:ascii="TimeNewRoman" w:hAnsi="TimeNewRoman"/>
                 <w:sz w:val="30"/>
               </w:rPr>
-              <w:t>301÷5=60, 1</w:t>
+              <w:t>447÷5=89, 2</w:t>
             </w:r>
           </w:p>
         </w:tc>
@@ -789,7 +789,7 @@
                 <w:rFonts w:ascii="TimeNewRoman" w:hAnsi="TimeNewRoman"/>
                 <w:sz w:val="30"/>
               </w:rPr>
-              <w:t>180÷5=36, 0</w:t>
+              <w:t>364÷4=91, 0</w:t>
             </w:r>
           </w:p>
         </w:tc>
@@ -806,7 +806,7 @@
                 <w:rFonts w:ascii="TimeNewRoman" w:hAnsi="TimeNewRoman"/>
                 <w:sz w:val="30"/>
               </w:rPr>
-              <w:t>444÷2=222, 0</w:t>
+              <w:t>589÷3=196, 1</w:t>
             </w:r>
           </w:p>
         </w:tc>
@@ -823,7 +823,7 @@
                 <w:rFonts w:ascii="TimeNewRoman" w:hAnsi="TimeNewRoman"/>
                 <w:sz w:val="30"/>
               </w:rPr>
-              <w:t>725÷5=145, 0</w:t>
+              <w:t>678÷5=135, 3</w:t>
             </w:r>
           </w:p>
         </w:tc>
@@ -840,7 +840,7 @@
                 <w:rFonts w:ascii="TimeNewRoman" w:hAnsi="TimeNewRoman"/>
                 <w:sz w:val="30"/>
               </w:rPr>
-              <w:t>830÷3=276, 2</w:t>
+              <w:t>796÷5=159, 1</w:t>
             </w:r>
           </w:p>
         </w:tc>

--- a/answers-of-three-digit_number_divided_by_one-digit_number.docx
+++ b/answers-of-three-digit_number_divided_by_one-digit_number.docx
@@ -11,7 +11,7 @@
           <w:rFonts w:ascii="Arial" w:hAnsi="Arial"/>
           <w:sz w:val="30"/>
         </w:rPr>
-        <w:t>2026-10-02 Friday</w:t>
+        <w:t>2026-10-03 Saturday</w:t>
       </w:r>
     </w:p>
     <w:tbl>
@@ -40,7 +40,7 @@
                 <w:rFonts w:ascii="TimeNewRoman" w:hAnsi="TimeNewRoman"/>
                 <w:sz w:val="30"/>
               </w:rPr>
-              <w:t>504÷4=126, 0</w:t>
+              <w:t>503÷4=125, 3</w:t>
             </w:r>
           </w:p>
         </w:tc>
@@ -57,7 +57,7 @@
                 <w:rFonts w:ascii="TimeNewRoman" w:hAnsi="TimeNewRoman"/>
                 <w:sz w:val="30"/>
               </w:rPr>
-              <w:t>908÷5=181, 3</w:t>
+              <w:t>513÷5=102, 3</w:t>
             </w:r>
           </w:p>
         </w:tc>
@@ -74,7 +74,7 @@
                 <w:rFonts w:ascii="TimeNewRoman" w:hAnsi="TimeNewRoman"/>
                 <w:sz w:val="30"/>
               </w:rPr>
-              <w:t>489÷7=69, 6</w:t>
+              <w:t>704÷8=88, 0</w:t>
             </w:r>
           </w:p>
         </w:tc>
@@ -91,7 +91,7 @@
                 <w:rFonts w:ascii="TimeNewRoman" w:hAnsi="TimeNewRoman"/>
                 <w:sz w:val="30"/>
               </w:rPr>
-              <w:t>239÷4=59, 3</w:t>
+              <w:t>886÷6=147, 4</w:t>
             </w:r>
           </w:p>
         </w:tc>
@@ -108,7 +108,7 @@
                 <w:rFonts w:ascii="TimeNewRoman" w:hAnsi="TimeNewRoman"/>
                 <w:sz w:val="30"/>
               </w:rPr>
-              <w:t>269÷8=33, 5</w:t>
+              <w:t>360÷5=72, 0</w:t>
             </w:r>
           </w:p>
         </w:tc>
@@ -223,7 +223,7 @@
                 <w:rFonts w:ascii="TimeNewRoman" w:hAnsi="TimeNewRoman"/>
                 <w:sz w:val="30"/>
               </w:rPr>
-              <w:t>119÷2=59, 1</w:t>
+              <w:t>604÷8=75, 4</w:t>
             </w:r>
           </w:p>
         </w:tc>
@@ -240,7 +240,7 @@
                 <w:rFonts w:ascii="TimeNewRoman" w:hAnsi="TimeNewRoman"/>
                 <w:sz w:val="30"/>
               </w:rPr>
-              <w:t>298÷9=33, 1</w:t>
+              <w:t>960÷9=106, 6</w:t>
             </w:r>
           </w:p>
         </w:tc>
@@ -257,7 +257,7 @@
                 <w:rFonts w:ascii="TimeNewRoman" w:hAnsi="TimeNewRoman"/>
                 <w:sz w:val="30"/>
               </w:rPr>
-              <w:t>323÷8=40, 3</w:t>
+              <w:t>841÷8=105, 1</w:t>
             </w:r>
           </w:p>
         </w:tc>
@@ -274,7 +274,7 @@
                 <w:rFonts w:ascii="TimeNewRoman" w:hAnsi="TimeNewRoman"/>
                 <w:sz w:val="30"/>
               </w:rPr>
-              <w:t>316÷4=79, 0</w:t>
+              <w:t>793÷9=88, 1</w:t>
             </w:r>
           </w:p>
         </w:tc>
@@ -291,7 +291,7 @@
                 <w:rFonts w:ascii="TimeNewRoman" w:hAnsi="TimeNewRoman"/>
                 <w:sz w:val="30"/>
               </w:rPr>
-              <w:t>688÷7=98, 2</w:t>
+              <w:t>261÷8=32, 5</w:t>
             </w:r>
           </w:p>
         </w:tc>
@@ -406,7 +406,7 @@
                 <w:rFonts w:ascii="TimeNewRoman" w:hAnsi="TimeNewRoman"/>
                 <w:sz w:val="30"/>
               </w:rPr>
-              <w:t>393÷9=43, 6</w:t>
+              <w:t>646÷4=161, 2</w:t>
             </w:r>
           </w:p>
         </w:tc>
@@ -423,7 +423,7 @@
                 <w:rFonts w:ascii="TimeNewRoman" w:hAnsi="TimeNewRoman"/>
                 <w:sz w:val="30"/>
               </w:rPr>
-              <w:t>111÷2=55, 1</w:t>
+              <w:t>276÷7=39, 3</w:t>
             </w:r>
           </w:p>
         </w:tc>
@@ -440,7 +440,7 @@
                 <w:rFonts w:ascii="TimeNewRoman" w:hAnsi="TimeNewRoman"/>
                 <w:sz w:val="30"/>
               </w:rPr>
-              <w:t>951÷6=158, 3</w:t>
+              <w:t>164÷5=32, 4</w:t>
             </w:r>
           </w:p>
         </w:tc>
@@ -457,7 +457,7 @@
                 <w:rFonts w:ascii="TimeNewRoman" w:hAnsi="TimeNewRoman"/>
                 <w:sz w:val="30"/>
               </w:rPr>
-              <w:t>379÷5=75, 4</w:t>
+              <w:t>824÷2=412, 0</w:t>
             </w:r>
           </w:p>
         </w:tc>
@@ -474,7 +474,7 @@
                 <w:rFonts w:ascii="TimeNewRoman" w:hAnsi="TimeNewRoman"/>
                 <w:sz w:val="30"/>
               </w:rPr>
-              <w:t>949÷2=474, 1</w:t>
+              <w:t>747÷3=249, 0</w:t>
             </w:r>
           </w:p>
         </w:tc>
@@ -589,7 +589,7 @@
                 <w:rFonts w:ascii="TimeNewRoman" w:hAnsi="TimeNewRoman"/>
                 <w:sz w:val="30"/>
               </w:rPr>
-              <w:t>340÷4=85, 0</w:t>
+              <w:t>161÷9=17, 8</w:t>
             </w:r>
           </w:p>
         </w:tc>
@@ -606,7 +606,7 @@
                 <w:rFonts w:ascii="TimeNewRoman" w:hAnsi="TimeNewRoman"/>
                 <w:sz w:val="30"/>
               </w:rPr>
-              <w:t>838÷8=104, 6</w:t>
+              <w:t>134÷6=22, 2</w:t>
             </w:r>
           </w:p>
         </w:tc>
@@ -623,7 +623,7 @@
                 <w:rFonts w:ascii="TimeNewRoman" w:hAnsi="TimeNewRoman"/>
                 <w:sz w:val="30"/>
               </w:rPr>
-              <w:t>144÷4=36, 0</w:t>
+              <w:t>483÷9=53, 6</w:t>
             </w:r>
           </w:p>
         </w:tc>
@@ -640,7 +640,7 @@
                 <w:rFonts w:ascii="TimeNewRoman" w:hAnsi="TimeNewRoman"/>
                 <w:sz w:val="30"/>
               </w:rPr>
-              <w:t>317÷7=45, 2</w:t>
+              <w:t>248÷8=31, 0</w:t>
             </w:r>
           </w:p>
         </w:tc>
@@ -657,7 +657,7 @@
                 <w:rFonts w:ascii="TimeNewRoman" w:hAnsi="TimeNewRoman"/>
                 <w:sz w:val="30"/>
               </w:rPr>
-              <w:t>744÷6=124, 0</w:t>
+              <w:t>803÷7=114, 5</w:t>
             </w:r>
           </w:p>
         </w:tc>
@@ -772,7 +772,7 @@
                 <w:rFonts w:ascii="TimeNewRoman" w:hAnsi="TimeNewRoman"/>
                 <w:sz w:val="30"/>
               </w:rPr>
-              <w:t>447÷5=89, 2</w:t>
+              <w:t>833÷4=208, 1</w:t>
             </w:r>
           </w:p>
         </w:tc>
@@ -789,7 +789,7 @@
                 <w:rFonts w:ascii="TimeNewRoman" w:hAnsi="TimeNewRoman"/>
                 <w:sz w:val="30"/>
               </w:rPr>
-              <w:t>364÷4=91, 0</w:t>
+              <w:t>404÷7=57, 5</w:t>
             </w:r>
           </w:p>
         </w:tc>
@@ -806,7 +806,7 @@
                 <w:rFonts w:ascii="TimeNewRoman" w:hAnsi="TimeNewRoman"/>
                 <w:sz w:val="30"/>
               </w:rPr>
-              <w:t>589÷3=196, 1</w:t>
+              <w:t>246÷5=49, 1</w:t>
             </w:r>
           </w:p>
         </w:tc>
@@ -823,7 +823,7 @@
                 <w:rFonts w:ascii="TimeNewRoman" w:hAnsi="TimeNewRoman"/>
                 <w:sz w:val="30"/>
               </w:rPr>
-              <w:t>678÷5=135, 3</w:t>
+              <w:t>173÷7=24, 5</w:t>
             </w:r>
           </w:p>
         </w:tc>
@@ -840,7 +840,7 @@
                 <w:rFonts w:ascii="TimeNewRoman" w:hAnsi="TimeNewRoman"/>
                 <w:sz w:val="30"/>
               </w:rPr>
-              <w:t>796÷5=159, 1</w:t>
+              <w:t>455÷3=151, 2</w:t>
             </w:r>
           </w:p>
         </w:tc>

--- a/answers-of-three-digit_number_divided_by_one-digit_number.docx
+++ b/answers-of-three-digit_number_divided_by_one-digit_number.docx
@@ -40,7 +40,7 @@
                 <w:rFonts w:ascii="TimeNewRoman" w:hAnsi="TimeNewRoman"/>
                 <w:sz w:val="30"/>
               </w:rPr>
-              <w:t>503÷4=125, 3</w:t>
+              <w:t>183÷2=91, 1</w:t>
             </w:r>
           </w:p>
         </w:tc>
@@ -57,7 +57,7 @@
                 <w:rFonts w:ascii="TimeNewRoman" w:hAnsi="TimeNewRoman"/>
                 <w:sz w:val="30"/>
               </w:rPr>
-              <w:t>513÷5=102, 3</w:t>
+              <w:t>761÷6=126, 5</w:t>
             </w:r>
           </w:p>
         </w:tc>
@@ -74,7 +74,7 @@
                 <w:rFonts w:ascii="TimeNewRoman" w:hAnsi="TimeNewRoman"/>
                 <w:sz w:val="30"/>
               </w:rPr>
-              <w:t>704÷8=88, 0</w:t>
+              <w:t>142÷3=47, 1</w:t>
             </w:r>
           </w:p>
         </w:tc>
@@ -91,7 +91,7 @@
                 <w:rFonts w:ascii="TimeNewRoman" w:hAnsi="TimeNewRoman"/>
                 <w:sz w:val="30"/>
               </w:rPr>
-              <w:t>886÷6=147, 4</w:t>
+              <w:t>737÷4=184, 1</w:t>
             </w:r>
           </w:p>
         </w:tc>
@@ -108,7 +108,7 @@
                 <w:rFonts w:ascii="TimeNewRoman" w:hAnsi="TimeNewRoman"/>
                 <w:sz w:val="30"/>
               </w:rPr>
-              <w:t>360÷5=72, 0</w:t>
+              <w:t>863÷8=107, 7</w:t>
             </w:r>
           </w:p>
         </w:tc>
@@ -223,7 +223,7 @@
                 <w:rFonts w:ascii="TimeNewRoman" w:hAnsi="TimeNewRoman"/>
                 <w:sz w:val="30"/>
               </w:rPr>
-              <w:t>604÷8=75, 4</w:t>
+              <w:t>940÷2=470, 0</w:t>
             </w:r>
           </w:p>
         </w:tc>
@@ -240,7 +240,7 @@
                 <w:rFonts w:ascii="TimeNewRoman" w:hAnsi="TimeNewRoman"/>
                 <w:sz w:val="30"/>
               </w:rPr>
-              <w:t>960÷9=106, 6</w:t>
+              <w:t>718÷9=79, 7</w:t>
             </w:r>
           </w:p>
         </w:tc>
@@ -257,7 +257,7 @@
                 <w:rFonts w:ascii="TimeNewRoman" w:hAnsi="TimeNewRoman"/>
                 <w:sz w:val="30"/>
               </w:rPr>
-              <w:t>841÷8=105, 1</w:t>
+              <w:t>958÷6=159, 4</w:t>
             </w:r>
           </w:p>
         </w:tc>
@@ -274,7 +274,7 @@
                 <w:rFonts w:ascii="TimeNewRoman" w:hAnsi="TimeNewRoman"/>
                 <w:sz w:val="30"/>
               </w:rPr>
-              <w:t>793÷9=88, 1</w:t>
+              <w:t>132÷6=22, 0</w:t>
             </w:r>
           </w:p>
         </w:tc>
@@ -291,7 +291,7 @@
                 <w:rFonts w:ascii="TimeNewRoman" w:hAnsi="TimeNewRoman"/>
                 <w:sz w:val="30"/>
               </w:rPr>
-              <w:t>261÷8=32, 5</w:t>
+              <w:t>101÷3=33, 2</w:t>
             </w:r>
           </w:p>
         </w:tc>
@@ -406,7 +406,7 @@
                 <w:rFonts w:ascii="TimeNewRoman" w:hAnsi="TimeNewRoman"/>
                 <w:sz w:val="30"/>
               </w:rPr>
-              <w:t>646÷4=161, 2</w:t>
+              <w:t>560÷9=62, 2</w:t>
             </w:r>
           </w:p>
         </w:tc>
@@ -423,7 +423,7 @@
                 <w:rFonts w:ascii="TimeNewRoman" w:hAnsi="TimeNewRoman"/>
                 <w:sz w:val="30"/>
               </w:rPr>
-              <w:t>276÷7=39, 3</w:t>
+              <w:t>441÷6=73, 3</w:t>
             </w:r>
           </w:p>
         </w:tc>
@@ -440,7 +440,7 @@
                 <w:rFonts w:ascii="TimeNewRoman" w:hAnsi="TimeNewRoman"/>
                 <w:sz w:val="30"/>
               </w:rPr>
-              <w:t>164÷5=32, 4</w:t>
+              <w:t>196÷9=21, 7</w:t>
             </w:r>
           </w:p>
         </w:tc>
@@ -457,7 +457,7 @@
                 <w:rFonts w:ascii="TimeNewRoman" w:hAnsi="TimeNewRoman"/>
                 <w:sz w:val="30"/>
               </w:rPr>
-              <w:t>824÷2=412, 0</w:t>
+              <w:t>864÷4=216, 0</w:t>
             </w:r>
           </w:p>
         </w:tc>
@@ -474,7 +474,7 @@
                 <w:rFonts w:ascii="TimeNewRoman" w:hAnsi="TimeNewRoman"/>
                 <w:sz w:val="30"/>
               </w:rPr>
-              <w:t>747÷3=249, 0</w:t>
+              <w:t>956÷7=136, 4</w:t>
             </w:r>
           </w:p>
         </w:tc>
@@ -589,7 +589,7 @@
                 <w:rFonts w:ascii="TimeNewRoman" w:hAnsi="TimeNewRoman"/>
                 <w:sz w:val="30"/>
               </w:rPr>
-              <w:t>161÷9=17, 8</w:t>
+              <w:t>859÷4=214, 3</w:t>
             </w:r>
           </w:p>
         </w:tc>
@@ -606,7 +606,7 @@
                 <w:rFonts w:ascii="TimeNewRoman" w:hAnsi="TimeNewRoman"/>
                 <w:sz w:val="30"/>
               </w:rPr>
-              <w:t>134÷6=22, 2</w:t>
+              <w:t>109÷9=12, 1</w:t>
             </w:r>
           </w:p>
         </w:tc>
@@ -623,7 +623,7 @@
                 <w:rFonts w:ascii="TimeNewRoman" w:hAnsi="TimeNewRoman"/>
                 <w:sz w:val="30"/>
               </w:rPr>
-              <w:t>483÷9=53, 6</w:t>
+              <w:t>774÷8=96, 6</w:t>
             </w:r>
           </w:p>
         </w:tc>
@@ -640,7 +640,7 @@
                 <w:rFonts w:ascii="TimeNewRoman" w:hAnsi="TimeNewRoman"/>
                 <w:sz w:val="30"/>
               </w:rPr>
-              <w:t>248÷8=31, 0</w:t>
+              <w:t>771÷5=154, 1</w:t>
             </w:r>
           </w:p>
         </w:tc>
@@ -657,7 +657,7 @@
                 <w:rFonts w:ascii="TimeNewRoman" w:hAnsi="TimeNewRoman"/>
                 <w:sz w:val="30"/>
               </w:rPr>
-              <w:t>803÷7=114, 5</w:t>
+              <w:t>866÷2=433, 0</w:t>
             </w:r>
           </w:p>
         </w:tc>
@@ -772,7 +772,7 @@
                 <w:rFonts w:ascii="TimeNewRoman" w:hAnsi="TimeNewRoman"/>
                 <w:sz w:val="30"/>
               </w:rPr>
-              <w:t>833÷4=208, 1</w:t>
+              <w:t>773÷4=193, 1</w:t>
             </w:r>
           </w:p>
         </w:tc>
@@ -789,7 +789,7 @@
                 <w:rFonts w:ascii="TimeNewRoman" w:hAnsi="TimeNewRoman"/>
                 <w:sz w:val="30"/>
               </w:rPr>
-              <w:t>404÷7=57, 5</w:t>
+              <w:t>795÷7=113, 4</w:t>
             </w:r>
           </w:p>
         </w:tc>
@@ -806,7 +806,7 @@
                 <w:rFonts w:ascii="TimeNewRoman" w:hAnsi="TimeNewRoman"/>
                 <w:sz w:val="30"/>
               </w:rPr>
-              <w:t>246÷5=49, 1</w:t>
+              <w:t>640÷2=320, 0</w:t>
             </w:r>
           </w:p>
         </w:tc>
@@ -823,7 +823,7 @@
                 <w:rFonts w:ascii="TimeNewRoman" w:hAnsi="TimeNewRoman"/>
                 <w:sz w:val="30"/>
               </w:rPr>
-              <w:t>173÷7=24, 5</w:t>
+              <w:t>358÷5=71, 3</w:t>
             </w:r>
           </w:p>
         </w:tc>
@@ -840,7 +840,7 @@
                 <w:rFonts w:ascii="TimeNewRoman" w:hAnsi="TimeNewRoman"/>
                 <w:sz w:val="30"/>
               </w:rPr>
-              <w:t>455÷3=151, 2</w:t>
+              <w:t>200÷6=33, 2</w:t>
             </w:r>
           </w:p>
         </w:tc>

--- a/answers-of-three-digit_number_divided_by_one-digit_number.docx
+++ b/answers-of-three-digit_number_divided_by_one-digit_number.docx
@@ -11,7 +11,7 @@
           <w:rFonts w:ascii="Arial" w:hAnsi="Arial"/>
           <w:sz w:val="30"/>
         </w:rPr>
-        <w:t>2026-10-03 Saturday</w:t>
+        <w:t>2026-10-04 Sunday</w:t>
       </w:r>
     </w:p>
     <w:tbl>
@@ -40,7 +40,7 @@
                 <w:rFonts w:ascii="TimeNewRoman" w:hAnsi="TimeNewRoman"/>
                 <w:sz w:val="30"/>
               </w:rPr>
-              <w:t>183÷2=91, 1</w:t>
+              <w:t>181÷4=45, 1</w:t>
             </w:r>
           </w:p>
         </w:tc>
@@ -57,7 +57,7 @@
                 <w:rFonts w:ascii="TimeNewRoman" w:hAnsi="TimeNewRoman"/>
                 <w:sz w:val="30"/>
               </w:rPr>
-              <w:t>761÷6=126, 5</w:t>
+              <w:t>202÷7=28, 6</w:t>
             </w:r>
           </w:p>
         </w:tc>
@@ -74,7 +74,7 @@
                 <w:rFonts w:ascii="TimeNewRoman" w:hAnsi="TimeNewRoman"/>
                 <w:sz w:val="30"/>
               </w:rPr>
-              <w:t>142÷3=47, 1</w:t>
+              <w:t>687÷6=114, 3</w:t>
             </w:r>
           </w:p>
         </w:tc>
@@ -91,7 +91,7 @@
                 <w:rFonts w:ascii="TimeNewRoman" w:hAnsi="TimeNewRoman"/>
                 <w:sz w:val="30"/>
               </w:rPr>
-              <w:t>737÷4=184, 1</w:t>
+              <w:t>689÷3=229, 2</w:t>
             </w:r>
           </w:p>
         </w:tc>
@@ -108,7 +108,7 @@
                 <w:rFonts w:ascii="TimeNewRoman" w:hAnsi="TimeNewRoman"/>
                 <w:sz w:val="30"/>
               </w:rPr>
-              <w:t>863÷8=107, 7</w:t>
+              <w:t>442÷6=73, 4</w:t>
             </w:r>
           </w:p>
         </w:tc>
@@ -223,7 +223,7 @@
                 <w:rFonts w:ascii="TimeNewRoman" w:hAnsi="TimeNewRoman"/>
                 <w:sz w:val="30"/>
               </w:rPr>
-              <w:t>940÷2=470, 0</w:t>
+              <w:t>572÷6=95, 2</w:t>
             </w:r>
           </w:p>
         </w:tc>
@@ -240,7 +240,7 @@
                 <w:rFonts w:ascii="TimeNewRoman" w:hAnsi="TimeNewRoman"/>
                 <w:sz w:val="30"/>
               </w:rPr>
-              <w:t>718÷9=79, 7</w:t>
+              <w:t>784÷8=98, 0</w:t>
             </w:r>
           </w:p>
         </w:tc>
@@ -257,7 +257,7 @@
                 <w:rFonts w:ascii="TimeNewRoman" w:hAnsi="TimeNewRoman"/>
                 <w:sz w:val="30"/>
               </w:rPr>
-              <w:t>958÷6=159, 4</w:t>
+              <w:t>190÷8=23, 6</w:t>
             </w:r>
           </w:p>
         </w:tc>
@@ -274,7 +274,7 @@
                 <w:rFonts w:ascii="TimeNewRoman" w:hAnsi="TimeNewRoman"/>
                 <w:sz w:val="30"/>
               </w:rPr>
-              <w:t>132÷6=22, 0</w:t>
+              <w:t>761÷5=152, 1</w:t>
             </w:r>
           </w:p>
         </w:tc>
@@ -291,7 +291,7 @@
                 <w:rFonts w:ascii="TimeNewRoman" w:hAnsi="TimeNewRoman"/>
                 <w:sz w:val="30"/>
               </w:rPr>
-              <w:t>101÷3=33, 2</w:t>
+              <w:t>398÷6=66, 2</w:t>
             </w:r>
           </w:p>
         </w:tc>
@@ -406,7 +406,7 @@
                 <w:rFonts w:ascii="TimeNewRoman" w:hAnsi="TimeNewRoman"/>
                 <w:sz w:val="30"/>
               </w:rPr>
-              <w:t>560÷9=62, 2</w:t>
+              <w:t>598÷2=299, 0</w:t>
             </w:r>
           </w:p>
         </w:tc>
@@ -423,7 +423,7 @@
                 <w:rFonts w:ascii="TimeNewRoman" w:hAnsi="TimeNewRoman"/>
                 <w:sz w:val="30"/>
               </w:rPr>
-              <w:t>441÷6=73, 3</w:t>
+              <w:t>353÷6=58, 5</w:t>
             </w:r>
           </w:p>
         </w:tc>
@@ -440,7 +440,7 @@
                 <w:rFonts w:ascii="TimeNewRoman" w:hAnsi="TimeNewRoman"/>
                 <w:sz w:val="30"/>
               </w:rPr>
-              <w:t>196÷9=21, 7</w:t>
+              <w:t>133÷2=66, 1</w:t>
             </w:r>
           </w:p>
         </w:tc>
@@ -457,7 +457,7 @@
                 <w:rFonts w:ascii="TimeNewRoman" w:hAnsi="TimeNewRoman"/>
                 <w:sz w:val="30"/>
               </w:rPr>
-              <w:t>864÷4=216, 0</w:t>
+              <w:t>261÷6=43, 3</w:t>
             </w:r>
           </w:p>
         </w:tc>
@@ -474,7 +474,7 @@
                 <w:rFonts w:ascii="TimeNewRoman" w:hAnsi="TimeNewRoman"/>
                 <w:sz w:val="30"/>
               </w:rPr>
-              <w:t>956÷7=136, 4</w:t>
+              <w:t>771÷4=192, 3</w:t>
             </w:r>
           </w:p>
         </w:tc>
@@ -589,7 +589,7 @@
                 <w:rFonts w:ascii="TimeNewRoman" w:hAnsi="TimeNewRoman"/>
                 <w:sz w:val="30"/>
               </w:rPr>
-              <w:t>859÷4=214, 3</w:t>
+              <w:t>654÷8=81, 6</w:t>
             </w:r>
           </w:p>
         </w:tc>
@@ -606,7 +606,7 @@
                 <w:rFonts w:ascii="TimeNewRoman" w:hAnsi="TimeNewRoman"/>
                 <w:sz w:val="30"/>
               </w:rPr>
-              <w:t>109÷9=12, 1</w:t>
+              <w:t>221÷4=55, 1</w:t>
             </w:r>
           </w:p>
         </w:tc>
@@ -623,7 +623,7 @@
                 <w:rFonts w:ascii="TimeNewRoman" w:hAnsi="TimeNewRoman"/>
                 <w:sz w:val="30"/>
               </w:rPr>
-              <w:t>774÷8=96, 6</w:t>
+              <w:t>567÷9=63, 0</w:t>
             </w:r>
           </w:p>
         </w:tc>
@@ -640,7 +640,7 @@
                 <w:rFonts w:ascii="TimeNewRoman" w:hAnsi="TimeNewRoman"/>
                 <w:sz w:val="30"/>
               </w:rPr>
-              <w:t>771÷5=154, 1</w:t>
+              <w:t>696÷7=99, 3</w:t>
             </w:r>
           </w:p>
         </w:tc>
@@ -657,7 +657,7 @@
                 <w:rFonts w:ascii="TimeNewRoman" w:hAnsi="TimeNewRoman"/>
                 <w:sz w:val="30"/>
               </w:rPr>
-              <w:t>866÷2=433, 0</w:t>
+              <w:t>876÷2=438, 0</w:t>
             </w:r>
           </w:p>
         </w:tc>
@@ -772,7 +772,7 @@
                 <w:rFonts w:ascii="TimeNewRoman" w:hAnsi="TimeNewRoman"/>
                 <w:sz w:val="30"/>
               </w:rPr>
-              <w:t>773÷4=193, 1</w:t>
+              <w:t>718÷6=119, 4</w:t>
             </w:r>
           </w:p>
         </w:tc>
@@ -789,7 +789,7 @@
                 <w:rFonts w:ascii="TimeNewRoman" w:hAnsi="TimeNewRoman"/>
                 <w:sz w:val="30"/>
               </w:rPr>
-              <w:t>795÷7=113, 4</w:t>
+              <w:t>340÷6=56, 4</w:t>
             </w:r>
           </w:p>
         </w:tc>
@@ -806,7 +806,7 @@
                 <w:rFonts w:ascii="TimeNewRoman" w:hAnsi="TimeNewRoman"/>
                 <w:sz w:val="30"/>
               </w:rPr>
-              <w:t>640÷2=320, 0</w:t>
+              <w:t>809÷9=89, 8</w:t>
             </w:r>
           </w:p>
         </w:tc>
@@ -823,7 +823,7 @@
                 <w:rFonts w:ascii="TimeNewRoman" w:hAnsi="TimeNewRoman"/>
                 <w:sz w:val="30"/>
               </w:rPr>
-              <w:t>358÷5=71, 3</w:t>
+              <w:t>851÷5=170, 1</w:t>
             </w:r>
           </w:p>
         </w:tc>
@@ -840,7 +840,7 @@
                 <w:rFonts w:ascii="TimeNewRoman" w:hAnsi="TimeNewRoman"/>
                 <w:sz w:val="30"/>
               </w:rPr>
-              <w:t>200÷6=33, 2</w:t>
+              <w:t>641÷5=128, 1</w:t>
             </w:r>
           </w:p>
         </w:tc>

--- a/answers-of-three-digit_number_divided_by_one-digit_number.docx
+++ b/answers-of-three-digit_number_divided_by_one-digit_number.docx
@@ -40,7 +40,7 @@
                 <w:rFonts w:ascii="TimeNewRoman" w:hAnsi="TimeNewRoman"/>
                 <w:sz w:val="30"/>
               </w:rPr>
-              <w:t>181÷4=45, 1</w:t>
+              <w:t>782÷6=130, 2</w:t>
             </w:r>
           </w:p>
         </w:tc>
@@ -57,7 +57,7 @@
                 <w:rFonts w:ascii="TimeNewRoman" w:hAnsi="TimeNewRoman"/>
                 <w:sz w:val="30"/>
               </w:rPr>
-              <w:t>202÷7=28, 6</w:t>
+              <w:t>491÷6=81, 5</w:t>
             </w:r>
           </w:p>
         </w:tc>
@@ -74,7 +74,7 @@
                 <w:rFonts w:ascii="TimeNewRoman" w:hAnsi="TimeNewRoman"/>
                 <w:sz w:val="30"/>
               </w:rPr>
-              <w:t>687÷6=114, 3</w:t>
+              <w:t>677÷4=169, 1</w:t>
             </w:r>
           </w:p>
         </w:tc>
@@ -91,7 +91,7 @@
                 <w:rFonts w:ascii="TimeNewRoman" w:hAnsi="TimeNewRoman"/>
                 <w:sz w:val="30"/>
               </w:rPr>
-              <w:t>689÷3=229, 2</w:t>
+              <w:t>862÷7=123, 1</w:t>
             </w:r>
           </w:p>
         </w:tc>
@@ -108,7 +108,7 @@
                 <w:rFonts w:ascii="TimeNewRoman" w:hAnsi="TimeNewRoman"/>
                 <w:sz w:val="30"/>
               </w:rPr>
-              <w:t>442÷6=73, 4</w:t>
+              <w:t>502÷6=83, 4</w:t>
             </w:r>
           </w:p>
         </w:tc>
@@ -223,7 +223,7 @@
                 <w:rFonts w:ascii="TimeNewRoman" w:hAnsi="TimeNewRoman"/>
                 <w:sz w:val="30"/>
               </w:rPr>
-              <w:t>572÷6=95, 2</w:t>
+              <w:t>480÷8=60, 0</w:t>
             </w:r>
           </w:p>
         </w:tc>
@@ -240,7 +240,7 @@
                 <w:rFonts w:ascii="TimeNewRoman" w:hAnsi="TimeNewRoman"/>
                 <w:sz w:val="30"/>
               </w:rPr>
-              <w:t>784÷8=98, 0</w:t>
+              <w:t>551÷6=91, 5</w:t>
             </w:r>
           </w:p>
         </w:tc>
@@ -257,7 +257,7 @@
                 <w:rFonts w:ascii="TimeNewRoman" w:hAnsi="TimeNewRoman"/>
                 <w:sz w:val="30"/>
               </w:rPr>
-              <w:t>190÷8=23, 6</w:t>
+              <w:t>126÷6=21, 0</w:t>
             </w:r>
           </w:p>
         </w:tc>
@@ -274,7 +274,7 @@
                 <w:rFonts w:ascii="TimeNewRoman" w:hAnsi="TimeNewRoman"/>
                 <w:sz w:val="30"/>
               </w:rPr>
-              <w:t>761÷5=152, 1</w:t>
+              <w:t>655÷9=72, 7</w:t>
             </w:r>
           </w:p>
         </w:tc>
@@ -291,7 +291,7 @@
                 <w:rFonts w:ascii="TimeNewRoman" w:hAnsi="TimeNewRoman"/>
                 <w:sz w:val="30"/>
               </w:rPr>
-              <w:t>398÷6=66, 2</w:t>
+              <w:t>409÷5=81, 4</w:t>
             </w:r>
           </w:p>
         </w:tc>
@@ -406,7 +406,7 @@
                 <w:rFonts w:ascii="TimeNewRoman" w:hAnsi="TimeNewRoman"/>
                 <w:sz w:val="30"/>
               </w:rPr>
-              <w:t>598÷2=299, 0</w:t>
+              <w:t>626÷8=78, 2</w:t>
             </w:r>
           </w:p>
         </w:tc>
@@ -423,7 +423,7 @@
                 <w:rFonts w:ascii="TimeNewRoman" w:hAnsi="TimeNewRoman"/>
                 <w:sz w:val="30"/>
               </w:rPr>
-              <w:t>353÷6=58, 5</w:t>
+              <w:t>464÷5=92, 4</w:t>
             </w:r>
           </w:p>
         </w:tc>
@@ -440,7 +440,7 @@
                 <w:rFonts w:ascii="TimeNewRoman" w:hAnsi="TimeNewRoman"/>
                 <w:sz w:val="30"/>
               </w:rPr>
-              <w:t>133÷2=66, 1</w:t>
+              <w:t>127÷5=25, 2</w:t>
             </w:r>
           </w:p>
         </w:tc>
@@ -457,7 +457,7 @@
                 <w:rFonts w:ascii="TimeNewRoman" w:hAnsi="TimeNewRoman"/>
                 <w:sz w:val="30"/>
               </w:rPr>
-              <w:t>261÷6=43, 3</w:t>
+              <w:t>294÷9=32, 6</w:t>
             </w:r>
           </w:p>
         </w:tc>
@@ -474,7 +474,7 @@
                 <w:rFonts w:ascii="TimeNewRoman" w:hAnsi="TimeNewRoman"/>
                 <w:sz w:val="30"/>
               </w:rPr>
-              <w:t>771÷4=192, 3</w:t>
+              <w:t>975÷4=243, 3</w:t>
             </w:r>
           </w:p>
         </w:tc>
@@ -589,7 +589,7 @@
                 <w:rFonts w:ascii="TimeNewRoman" w:hAnsi="TimeNewRoman"/>
                 <w:sz w:val="30"/>
               </w:rPr>
-              <w:t>654÷8=81, 6</w:t>
+              <w:t>229÷7=32, 5</w:t>
             </w:r>
           </w:p>
         </w:tc>
@@ -606,7 +606,7 @@
                 <w:rFonts w:ascii="TimeNewRoman" w:hAnsi="TimeNewRoman"/>
                 <w:sz w:val="30"/>
               </w:rPr>
-              <w:t>221÷4=55, 1</w:t>
+              <w:t>387÷6=64, 3</w:t>
             </w:r>
           </w:p>
         </w:tc>
@@ -623,7 +623,7 @@
                 <w:rFonts w:ascii="TimeNewRoman" w:hAnsi="TimeNewRoman"/>
                 <w:sz w:val="30"/>
               </w:rPr>
-              <w:t>567÷9=63, 0</w:t>
+              <w:t>839÷7=119, 6</w:t>
             </w:r>
           </w:p>
         </w:tc>
@@ -640,7 +640,7 @@
                 <w:rFonts w:ascii="TimeNewRoman" w:hAnsi="TimeNewRoman"/>
                 <w:sz w:val="30"/>
               </w:rPr>
-              <w:t>696÷7=99, 3</w:t>
+              <w:t>502÷3=167, 1</w:t>
             </w:r>
           </w:p>
         </w:tc>
@@ -657,7 +657,7 @@
                 <w:rFonts w:ascii="TimeNewRoman" w:hAnsi="TimeNewRoman"/>
                 <w:sz w:val="30"/>
               </w:rPr>
-              <w:t>876÷2=438, 0</w:t>
+              <w:t>632÷4=158, 0</w:t>
             </w:r>
           </w:p>
         </w:tc>
@@ -772,7 +772,7 @@
                 <w:rFonts w:ascii="TimeNewRoman" w:hAnsi="TimeNewRoman"/>
                 <w:sz w:val="30"/>
               </w:rPr>
-              <w:t>718÷6=119, 4</w:t>
+              <w:t>962÷8=120, 2</w:t>
             </w:r>
           </w:p>
         </w:tc>
@@ -789,7 +789,7 @@
                 <w:rFonts w:ascii="TimeNewRoman" w:hAnsi="TimeNewRoman"/>
                 <w:sz w:val="30"/>
               </w:rPr>
-              <w:t>340÷6=56, 4</w:t>
+              <w:t>500÷9=55, 5</w:t>
             </w:r>
           </w:p>
         </w:tc>
@@ -806,7 +806,7 @@
                 <w:rFonts w:ascii="TimeNewRoman" w:hAnsi="TimeNewRoman"/>
                 <w:sz w:val="30"/>
               </w:rPr>
-              <w:t>809÷9=89, 8</w:t>
+              <w:t>555÷3=185, 0</w:t>
             </w:r>
           </w:p>
         </w:tc>
@@ -823,7 +823,7 @@
                 <w:rFonts w:ascii="TimeNewRoman" w:hAnsi="TimeNewRoman"/>
                 <w:sz w:val="30"/>
               </w:rPr>
-              <w:t>851÷5=170, 1</w:t>
+              <w:t>864÷5=172, 4</w:t>
             </w:r>
           </w:p>
         </w:tc>
@@ -840,7 +840,7 @@
                 <w:rFonts w:ascii="TimeNewRoman" w:hAnsi="TimeNewRoman"/>
                 <w:sz w:val="30"/>
               </w:rPr>
-              <w:t>641÷5=128, 1</w:t>
+              <w:t>885÷9=98, 3</w:t>
             </w:r>
           </w:p>
         </w:tc>

--- a/answers-of-three-digit_number_divided_by_one-digit_number.docx
+++ b/answers-of-three-digit_number_divided_by_one-digit_number.docx
@@ -11,7 +11,7 @@
           <w:rFonts w:ascii="Arial" w:hAnsi="Arial"/>
           <w:sz w:val="30"/>
         </w:rPr>
-        <w:t>2026-10-04 Sunday</w:t>
+        <w:t>2026-10-05 Monday</w:t>
       </w:r>
     </w:p>
     <w:tbl>
@@ -40,7 +40,7 @@
                 <w:rFonts w:ascii="TimeNewRoman" w:hAnsi="TimeNewRoman"/>
                 <w:sz w:val="30"/>
               </w:rPr>
-              <w:t>782÷6=130, 2</w:t>
+              <w:t>592÷5=118, 2</w:t>
             </w:r>
           </w:p>
         </w:tc>
@@ -57,7 +57,7 @@
                 <w:rFonts w:ascii="TimeNewRoman" w:hAnsi="TimeNewRoman"/>
                 <w:sz w:val="30"/>
               </w:rPr>
-              <w:t>491÷6=81, 5</w:t>
+              <w:t>606÷4=151, 2</w:t>
             </w:r>
           </w:p>
         </w:tc>
@@ -74,7 +74,7 @@
                 <w:rFonts w:ascii="TimeNewRoman" w:hAnsi="TimeNewRoman"/>
                 <w:sz w:val="30"/>
               </w:rPr>
-              <w:t>677÷4=169, 1</w:t>
+              <w:t>510÷2=255, 0</w:t>
             </w:r>
           </w:p>
         </w:tc>
@@ -91,7 +91,7 @@
                 <w:rFonts w:ascii="TimeNewRoman" w:hAnsi="TimeNewRoman"/>
                 <w:sz w:val="30"/>
               </w:rPr>
-              <w:t>862÷7=123, 1</w:t>
+              <w:t>438÷5=87, 3</w:t>
             </w:r>
           </w:p>
         </w:tc>
@@ -108,7 +108,7 @@
                 <w:rFonts w:ascii="TimeNewRoman" w:hAnsi="TimeNewRoman"/>
                 <w:sz w:val="30"/>
               </w:rPr>
-              <w:t>502÷6=83, 4</w:t>
+              <w:t>139÷5=27, 4</w:t>
             </w:r>
           </w:p>
         </w:tc>
@@ -223,7 +223,7 @@
                 <w:rFonts w:ascii="TimeNewRoman" w:hAnsi="TimeNewRoman"/>
                 <w:sz w:val="30"/>
               </w:rPr>
-              <w:t>480÷8=60, 0</w:t>
+              <w:t>324÷7=46, 2</w:t>
             </w:r>
           </w:p>
         </w:tc>
@@ -240,7 +240,7 @@
                 <w:rFonts w:ascii="TimeNewRoman" w:hAnsi="TimeNewRoman"/>
                 <w:sz w:val="30"/>
               </w:rPr>
-              <w:t>551÷6=91, 5</w:t>
+              <w:t>328÷4=82, 0</w:t>
             </w:r>
           </w:p>
         </w:tc>
@@ -257,7 +257,7 @@
                 <w:rFonts w:ascii="TimeNewRoman" w:hAnsi="TimeNewRoman"/>
                 <w:sz w:val="30"/>
               </w:rPr>
-              <w:t>126÷6=21, 0</w:t>
+              <w:t>525÷3=175, 0</w:t>
             </w:r>
           </w:p>
         </w:tc>
@@ -274,7 +274,7 @@
                 <w:rFonts w:ascii="TimeNewRoman" w:hAnsi="TimeNewRoman"/>
                 <w:sz w:val="30"/>
               </w:rPr>
-              <w:t>655÷9=72, 7</w:t>
+              <w:t>645÷6=107, 3</w:t>
             </w:r>
           </w:p>
         </w:tc>
@@ -291,7 +291,7 @@
                 <w:rFonts w:ascii="TimeNewRoman" w:hAnsi="TimeNewRoman"/>
                 <w:sz w:val="30"/>
               </w:rPr>
-              <w:t>409÷5=81, 4</w:t>
+              <w:t>346÷7=49, 3</w:t>
             </w:r>
           </w:p>
         </w:tc>
@@ -406,7 +406,7 @@
                 <w:rFonts w:ascii="TimeNewRoman" w:hAnsi="TimeNewRoman"/>
                 <w:sz w:val="30"/>
               </w:rPr>
-              <w:t>626÷8=78, 2</w:t>
+              <w:t>226÷9=25, 1</w:t>
             </w:r>
           </w:p>
         </w:tc>
@@ -423,7 +423,7 @@
                 <w:rFonts w:ascii="TimeNewRoman" w:hAnsi="TimeNewRoman"/>
                 <w:sz w:val="30"/>
               </w:rPr>
-              <w:t>464÷5=92, 4</w:t>
+              <w:t>896÷6=149, 2</w:t>
             </w:r>
           </w:p>
         </w:tc>
@@ -440,7 +440,7 @@
                 <w:rFonts w:ascii="TimeNewRoman" w:hAnsi="TimeNewRoman"/>
                 <w:sz w:val="30"/>
               </w:rPr>
-              <w:t>127÷5=25, 2</w:t>
+              <w:t>477÷2=238, 1</w:t>
             </w:r>
           </w:p>
         </w:tc>
@@ -457,7 +457,7 @@
                 <w:rFonts w:ascii="TimeNewRoman" w:hAnsi="TimeNewRoman"/>
                 <w:sz w:val="30"/>
               </w:rPr>
-              <w:t>294÷9=32, 6</w:t>
+              <w:t>113÷4=28, 1</w:t>
             </w:r>
           </w:p>
         </w:tc>
@@ -474,7 +474,7 @@
                 <w:rFonts w:ascii="TimeNewRoman" w:hAnsi="TimeNewRoman"/>
                 <w:sz w:val="30"/>
               </w:rPr>
-              <w:t>975÷4=243, 3</w:t>
+              <w:t>979÷9=108, 7</w:t>
             </w:r>
           </w:p>
         </w:tc>
@@ -589,7 +589,7 @@
                 <w:rFonts w:ascii="TimeNewRoman" w:hAnsi="TimeNewRoman"/>
                 <w:sz w:val="30"/>
               </w:rPr>
-              <w:t>229÷7=32, 5</w:t>
+              <w:t>409÷8=51, 1</w:t>
             </w:r>
           </w:p>
         </w:tc>
@@ -606,7 +606,7 @@
                 <w:rFonts w:ascii="TimeNewRoman" w:hAnsi="TimeNewRoman"/>
                 <w:sz w:val="30"/>
               </w:rPr>
-              <w:t>387÷6=64, 3</w:t>
+              <w:t>127÷2=63, 1</w:t>
             </w:r>
           </w:p>
         </w:tc>
@@ -623,7 +623,7 @@
                 <w:rFonts w:ascii="TimeNewRoman" w:hAnsi="TimeNewRoman"/>
                 <w:sz w:val="30"/>
               </w:rPr>
-              <w:t>839÷7=119, 6</w:t>
+              <w:t>274÷6=45, 4</w:t>
             </w:r>
           </w:p>
         </w:tc>
@@ -640,7 +640,7 @@
                 <w:rFonts w:ascii="TimeNewRoman" w:hAnsi="TimeNewRoman"/>
                 <w:sz w:val="30"/>
               </w:rPr>
-              <w:t>502÷3=167, 1</w:t>
+              <w:t>658÷5=131, 3</w:t>
             </w:r>
           </w:p>
         </w:tc>
@@ -657,7 +657,7 @@
                 <w:rFonts w:ascii="TimeNewRoman" w:hAnsi="TimeNewRoman"/>
                 <w:sz w:val="30"/>
               </w:rPr>
-              <w:t>632÷4=158, 0</w:t>
+              <w:t>749÷2=374, 1</w:t>
             </w:r>
           </w:p>
         </w:tc>
@@ -772,7 +772,7 @@
                 <w:rFonts w:ascii="TimeNewRoman" w:hAnsi="TimeNewRoman"/>
                 <w:sz w:val="30"/>
               </w:rPr>
-              <w:t>962÷8=120, 2</w:t>
+              <w:t>267÷3=89, 0</w:t>
             </w:r>
           </w:p>
         </w:tc>
@@ -789,7 +789,7 @@
                 <w:rFonts w:ascii="TimeNewRoman" w:hAnsi="TimeNewRoman"/>
                 <w:sz w:val="30"/>
               </w:rPr>
-              <w:t>500÷9=55, 5</w:t>
+              <w:t>871÷6=145, 1</w:t>
             </w:r>
           </w:p>
         </w:tc>
@@ -806,7 +806,7 @@
                 <w:rFonts w:ascii="TimeNewRoman" w:hAnsi="TimeNewRoman"/>
                 <w:sz w:val="30"/>
               </w:rPr>
-              <w:t>555÷3=185, 0</w:t>
+              <w:t>585÷2=292, 1</w:t>
             </w:r>
           </w:p>
         </w:tc>
@@ -823,7 +823,7 @@
                 <w:rFonts w:ascii="TimeNewRoman" w:hAnsi="TimeNewRoman"/>
                 <w:sz w:val="30"/>
               </w:rPr>
-              <w:t>864÷5=172, 4</w:t>
+              <w:t>408÷9=45, 3</w:t>
             </w:r>
           </w:p>
         </w:tc>
@@ -840,7 +840,7 @@
                 <w:rFonts w:ascii="TimeNewRoman" w:hAnsi="TimeNewRoman"/>
                 <w:sz w:val="30"/>
               </w:rPr>
-              <w:t>885÷9=98, 3</w:t>
+              <w:t>357÷7=51, 0</w:t>
             </w:r>
           </w:p>
         </w:tc>

--- a/answers-of-three-digit_number_divided_by_one-digit_number.docx
+++ b/answers-of-three-digit_number_divided_by_one-digit_number.docx
@@ -40,7 +40,7 @@
                 <w:rFonts w:ascii="TimeNewRoman" w:hAnsi="TimeNewRoman"/>
                 <w:sz w:val="30"/>
               </w:rPr>
-              <w:t>592÷5=118, 2</w:t>
+              <w:t>387÷3=129, 0</w:t>
             </w:r>
           </w:p>
         </w:tc>
@@ -57,7 +57,7 @@
                 <w:rFonts w:ascii="TimeNewRoman" w:hAnsi="TimeNewRoman"/>
                 <w:sz w:val="30"/>
               </w:rPr>
-              <w:t>606÷4=151, 2</w:t>
+              <w:t>911÷3=303, 2</w:t>
             </w:r>
           </w:p>
         </w:tc>
@@ -74,7 +74,7 @@
                 <w:rFonts w:ascii="TimeNewRoman" w:hAnsi="TimeNewRoman"/>
                 <w:sz w:val="30"/>
               </w:rPr>
-              <w:t>510÷2=255, 0</w:t>
+              <w:t>295÷6=49, 1</w:t>
             </w:r>
           </w:p>
         </w:tc>
@@ -91,7 +91,7 @@
                 <w:rFonts w:ascii="TimeNewRoman" w:hAnsi="TimeNewRoman"/>
                 <w:sz w:val="30"/>
               </w:rPr>
-              <w:t>438÷5=87, 3</w:t>
+              <w:t>474÷9=52, 6</w:t>
             </w:r>
           </w:p>
         </w:tc>
@@ -108,7 +108,7 @@
                 <w:rFonts w:ascii="TimeNewRoman" w:hAnsi="TimeNewRoman"/>
                 <w:sz w:val="30"/>
               </w:rPr>
-              <w:t>139÷5=27, 4</w:t>
+              <w:t>534÷7=76, 2</w:t>
             </w:r>
           </w:p>
         </w:tc>
@@ -223,7 +223,7 @@
                 <w:rFonts w:ascii="TimeNewRoman" w:hAnsi="TimeNewRoman"/>
                 <w:sz w:val="30"/>
               </w:rPr>
-              <w:t>324÷7=46, 2</w:t>
+              <w:t>877÷2=438, 1</w:t>
             </w:r>
           </w:p>
         </w:tc>
@@ -240,7 +240,7 @@
                 <w:rFonts w:ascii="TimeNewRoman" w:hAnsi="TimeNewRoman"/>
                 <w:sz w:val="30"/>
               </w:rPr>
-              <w:t>328÷4=82, 0</w:t>
+              <w:t>960÷3=320, 0</w:t>
             </w:r>
           </w:p>
         </w:tc>
@@ -257,7 +257,7 @@
                 <w:rFonts w:ascii="TimeNewRoman" w:hAnsi="TimeNewRoman"/>
                 <w:sz w:val="30"/>
               </w:rPr>
-              <w:t>525÷3=175, 0</w:t>
+              <w:t>816÷6=136, 0</w:t>
             </w:r>
           </w:p>
         </w:tc>
@@ -274,7 +274,7 @@
                 <w:rFonts w:ascii="TimeNewRoman" w:hAnsi="TimeNewRoman"/>
                 <w:sz w:val="30"/>
               </w:rPr>
-              <w:t>645÷6=107, 3</w:t>
+              <w:t>570÷3=190, 0</w:t>
             </w:r>
           </w:p>
         </w:tc>
@@ -291,7 +291,7 @@
                 <w:rFonts w:ascii="TimeNewRoman" w:hAnsi="TimeNewRoman"/>
                 <w:sz w:val="30"/>
               </w:rPr>
-              <w:t>346÷7=49, 3</w:t>
+              <w:t>955÷9=106, 1</w:t>
             </w:r>
           </w:p>
         </w:tc>
@@ -406,7 +406,7 @@
                 <w:rFonts w:ascii="TimeNewRoman" w:hAnsi="TimeNewRoman"/>
                 <w:sz w:val="30"/>
               </w:rPr>
-              <w:t>226÷9=25, 1</w:t>
+              <w:t>863÷5=172, 3</w:t>
             </w:r>
           </w:p>
         </w:tc>
@@ -423,7 +423,7 @@
                 <w:rFonts w:ascii="TimeNewRoman" w:hAnsi="TimeNewRoman"/>
                 <w:sz w:val="30"/>
               </w:rPr>
-              <w:t>896÷6=149, 2</w:t>
+              <w:t>835÷8=104, 3</w:t>
             </w:r>
           </w:p>
         </w:tc>
@@ -440,7 +440,7 @@
                 <w:rFonts w:ascii="TimeNewRoman" w:hAnsi="TimeNewRoman"/>
                 <w:sz w:val="30"/>
               </w:rPr>
-              <w:t>477÷2=238, 1</w:t>
+              <w:t>897÷3=299, 0</w:t>
             </w:r>
           </w:p>
         </w:tc>
@@ -457,7 +457,7 @@
                 <w:rFonts w:ascii="TimeNewRoman" w:hAnsi="TimeNewRoman"/>
                 <w:sz w:val="30"/>
               </w:rPr>
-              <w:t>113÷4=28, 1</w:t>
+              <w:t>535÷8=66, 7</w:t>
             </w:r>
           </w:p>
         </w:tc>
@@ -474,7 +474,7 @@
                 <w:rFonts w:ascii="TimeNewRoman" w:hAnsi="TimeNewRoman"/>
                 <w:sz w:val="30"/>
               </w:rPr>
-              <w:t>979÷9=108, 7</w:t>
+              <w:t>831÷5=166, 1</w:t>
             </w:r>
           </w:p>
         </w:tc>
@@ -589,7 +589,7 @@
                 <w:rFonts w:ascii="TimeNewRoman" w:hAnsi="TimeNewRoman"/>
                 <w:sz w:val="30"/>
               </w:rPr>
-              <w:t>409÷8=51, 1</w:t>
+              <w:t>982÷6=163, 4</w:t>
             </w:r>
           </w:p>
         </w:tc>
@@ -606,7 +606,7 @@
                 <w:rFonts w:ascii="TimeNewRoman" w:hAnsi="TimeNewRoman"/>
                 <w:sz w:val="30"/>
               </w:rPr>
-              <w:t>127÷2=63, 1</w:t>
+              <w:t>437÷7=62, 3</w:t>
             </w:r>
           </w:p>
         </w:tc>
@@ -623,7 +623,7 @@
                 <w:rFonts w:ascii="TimeNewRoman" w:hAnsi="TimeNewRoman"/>
                 <w:sz w:val="30"/>
               </w:rPr>
-              <w:t>274÷6=45, 4</w:t>
+              <w:t>633÷6=105, 3</w:t>
             </w:r>
           </w:p>
         </w:tc>
@@ -640,7 +640,7 @@
                 <w:rFonts w:ascii="TimeNewRoman" w:hAnsi="TimeNewRoman"/>
                 <w:sz w:val="30"/>
               </w:rPr>
-              <w:t>658÷5=131, 3</w:t>
+              <w:t>875÷2=437, 1</w:t>
             </w:r>
           </w:p>
         </w:tc>
@@ -657,7 +657,7 @@
                 <w:rFonts w:ascii="TimeNewRoman" w:hAnsi="TimeNewRoman"/>
                 <w:sz w:val="30"/>
               </w:rPr>
-              <w:t>749÷2=374, 1</w:t>
+              <w:t>561÷3=187, 0</w:t>
             </w:r>
           </w:p>
         </w:tc>
@@ -772,7 +772,7 @@
                 <w:rFonts w:ascii="TimeNewRoman" w:hAnsi="TimeNewRoman"/>
                 <w:sz w:val="30"/>
               </w:rPr>
-              <w:t>267÷3=89, 0</w:t>
+              <w:t>387÷2=193, 1</w:t>
             </w:r>
           </w:p>
         </w:tc>
@@ -789,7 +789,7 @@
                 <w:rFonts w:ascii="TimeNewRoman" w:hAnsi="TimeNewRoman"/>
                 <w:sz w:val="30"/>
               </w:rPr>
-              <w:t>871÷6=145, 1</w:t>
+              <w:t>573÷8=71, 5</w:t>
             </w:r>
           </w:p>
         </w:tc>
@@ -806,7 +806,7 @@
                 <w:rFonts w:ascii="TimeNewRoman" w:hAnsi="TimeNewRoman"/>
                 <w:sz w:val="30"/>
               </w:rPr>
-              <w:t>585÷2=292, 1</w:t>
+              <w:t>126÷2=63, 0</w:t>
             </w:r>
           </w:p>
         </w:tc>
@@ -823,7 +823,7 @@
                 <w:rFonts w:ascii="TimeNewRoman" w:hAnsi="TimeNewRoman"/>
                 <w:sz w:val="30"/>
               </w:rPr>
-              <w:t>408÷9=45, 3</w:t>
+              <w:t>413÷7=59, 0</w:t>
             </w:r>
           </w:p>
         </w:tc>
@@ -840,7 +840,7 @@
                 <w:rFonts w:ascii="TimeNewRoman" w:hAnsi="TimeNewRoman"/>
                 <w:sz w:val="30"/>
               </w:rPr>
-              <w:t>357÷7=51, 0</w:t>
+              <w:t>133÷5=26, 3</w:t>
             </w:r>
           </w:p>
         </w:tc>

--- a/answers-of-three-digit_number_divided_by_one-digit_number.docx
+++ b/answers-of-three-digit_number_divided_by_one-digit_number.docx
@@ -11,7 +11,7 @@
           <w:rFonts w:ascii="Arial" w:hAnsi="Arial"/>
           <w:sz w:val="30"/>
         </w:rPr>
-        <w:t>2026-10-05 Monday</w:t>
+        <w:t>2026-10-06 Tuesday</w:t>
       </w:r>
     </w:p>
     <w:tbl>
@@ -40,7 +40,7 @@
                 <w:rFonts w:ascii="TimeNewRoman" w:hAnsi="TimeNewRoman"/>
                 <w:sz w:val="30"/>
               </w:rPr>
-              <w:t>387÷3=129, 0</w:t>
+              <w:t>374÷7=53, 3</w:t>
             </w:r>
           </w:p>
         </w:tc>
@@ -57,7 +57,7 @@
                 <w:rFonts w:ascii="TimeNewRoman" w:hAnsi="TimeNewRoman"/>
                 <w:sz w:val="30"/>
               </w:rPr>
-              <w:t>911÷3=303, 2</w:t>
+              <w:t>344÷4=86, 0</w:t>
             </w:r>
           </w:p>
         </w:tc>
@@ -74,7 +74,7 @@
                 <w:rFonts w:ascii="TimeNewRoman" w:hAnsi="TimeNewRoman"/>
                 <w:sz w:val="30"/>
               </w:rPr>
-              <w:t>295÷6=49, 1</w:t>
+              <w:t>190÷8=23, 6</w:t>
             </w:r>
           </w:p>
         </w:tc>
@@ -91,7 +91,7 @@
                 <w:rFonts w:ascii="TimeNewRoman" w:hAnsi="TimeNewRoman"/>
                 <w:sz w:val="30"/>
               </w:rPr>
-              <w:t>474÷9=52, 6</w:t>
+              <w:t>965÷4=241, 1</w:t>
             </w:r>
           </w:p>
         </w:tc>
@@ -108,7 +108,7 @@
                 <w:rFonts w:ascii="TimeNewRoman" w:hAnsi="TimeNewRoman"/>
                 <w:sz w:val="30"/>
               </w:rPr>
-              <w:t>534÷7=76, 2</w:t>
+              <w:t>612÷2=306, 0</w:t>
             </w:r>
           </w:p>
         </w:tc>
@@ -223,7 +223,7 @@
                 <w:rFonts w:ascii="TimeNewRoman" w:hAnsi="TimeNewRoman"/>
                 <w:sz w:val="30"/>
               </w:rPr>
-              <w:t>877÷2=438, 1</w:t>
+              <w:t>533÷3=177, 2</w:t>
             </w:r>
           </w:p>
         </w:tc>
@@ -240,7 +240,7 @@
                 <w:rFonts w:ascii="TimeNewRoman" w:hAnsi="TimeNewRoman"/>
                 <w:sz w:val="30"/>
               </w:rPr>
-              <w:t>960÷3=320, 0</w:t>
+              <w:t>206÷9=22, 8</w:t>
             </w:r>
           </w:p>
         </w:tc>
@@ -257,7 +257,7 @@
                 <w:rFonts w:ascii="TimeNewRoman" w:hAnsi="TimeNewRoman"/>
                 <w:sz w:val="30"/>
               </w:rPr>
-              <w:t>816÷6=136, 0</w:t>
+              <w:t>717÷8=89, 5</w:t>
             </w:r>
           </w:p>
         </w:tc>
@@ -274,7 +274,7 @@
                 <w:rFonts w:ascii="TimeNewRoman" w:hAnsi="TimeNewRoman"/>
                 <w:sz w:val="30"/>
               </w:rPr>
-              <w:t>570÷3=190, 0</w:t>
+              <w:t>903÷7=129, 0</w:t>
             </w:r>
           </w:p>
         </w:tc>
@@ -291,7 +291,7 @@
                 <w:rFonts w:ascii="TimeNewRoman" w:hAnsi="TimeNewRoman"/>
                 <w:sz w:val="30"/>
               </w:rPr>
-              <w:t>955÷9=106, 1</w:t>
+              <w:t>936÷6=156, 0</w:t>
             </w:r>
           </w:p>
         </w:tc>
@@ -406,7 +406,7 @@
                 <w:rFonts w:ascii="TimeNewRoman" w:hAnsi="TimeNewRoman"/>
                 <w:sz w:val="30"/>
               </w:rPr>
-              <w:t>863÷5=172, 3</w:t>
+              <w:t>599÷2=299, 1</w:t>
             </w:r>
           </w:p>
         </w:tc>
@@ -423,7 +423,7 @@
                 <w:rFonts w:ascii="TimeNewRoman" w:hAnsi="TimeNewRoman"/>
                 <w:sz w:val="30"/>
               </w:rPr>
-              <w:t>835÷8=104, 3</w:t>
+              <w:t>127÷8=15, 7</w:t>
             </w:r>
           </w:p>
         </w:tc>
@@ -440,7 +440,7 @@
                 <w:rFonts w:ascii="TimeNewRoman" w:hAnsi="TimeNewRoman"/>
                 <w:sz w:val="30"/>
               </w:rPr>
-              <w:t>897÷3=299, 0</w:t>
+              <w:t>673÷9=74, 7</w:t>
             </w:r>
           </w:p>
         </w:tc>
@@ -457,7 +457,7 @@
                 <w:rFonts w:ascii="TimeNewRoman" w:hAnsi="TimeNewRoman"/>
                 <w:sz w:val="30"/>
               </w:rPr>
-              <w:t>535÷8=66, 7</w:t>
+              <w:t>475÷4=118, 3</w:t>
             </w:r>
           </w:p>
         </w:tc>
@@ -474,7 +474,7 @@
                 <w:rFonts w:ascii="TimeNewRoman" w:hAnsi="TimeNewRoman"/>
                 <w:sz w:val="30"/>
               </w:rPr>
-              <w:t>831÷5=166, 1</w:t>
+              <w:t>556÷4=139, 0</w:t>
             </w:r>
           </w:p>
         </w:tc>
@@ -589,7 +589,7 @@
                 <w:rFonts w:ascii="TimeNewRoman" w:hAnsi="TimeNewRoman"/>
                 <w:sz w:val="30"/>
               </w:rPr>
-              <w:t>982÷6=163, 4</w:t>
+              <w:t>118÷4=29, 2</w:t>
             </w:r>
           </w:p>
         </w:tc>
@@ -606,7 +606,7 @@
                 <w:rFonts w:ascii="TimeNewRoman" w:hAnsi="TimeNewRoman"/>
                 <w:sz w:val="30"/>
               </w:rPr>
-              <w:t>437÷7=62, 3</w:t>
+              <w:t>717÷5=143, 2</w:t>
             </w:r>
           </w:p>
         </w:tc>
@@ -623,7 +623,7 @@
                 <w:rFonts w:ascii="TimeNewRoman" w:hAnsi="TimeNewRoman"/>
                 <w:sz w:val="30"/>
               </w:rPr>
-              <w:t>633÷6=105, 3</w:t>
+              <w:t>235÷4=58, 3</w:t>
             </w:r>
           </w:p>
         </w:tc>
@@ -640,7 +640,7 @@
                 <w:rFonts w:ascii="TimeNewRoman" w:hAnsi="TimeNewRoman"/>
                 <w:sz w:val="30"/>
               </w:rPr>
-              <w:t>875÷2=437, 1</w:t>
+              <w:t>964÷5=192, 4</w:t>
             </w:r>
           </w:p>
         </w:tc>
@@ -657,7 +657,7 @@
                 <w:rFonts w:ascii="TimeNewRoman" w:hAnsi="TimeNewRoman"/>
                 <w:sz w:val="30"/>
               </w:rPr>
-              <w:t>561÷3=187, 0</w:t>
+              <w:t>699÷9=77, 6</w:t>
             </w:r>
           </w:p>
         </w:tc>
@@ -772,7 +772,7 @@
                 <w:rFonts w:ascii="TimeNewRoman" w:hAnsi="TimeNewRoman"/>
                 <w:sz w:val="30"/>
               </w:rPr>
-              <w:t>387÷2=193, 1</w:t>
+              <w:t>578÷8=72, 2</w:t>
             </w:r>
           </w:p>
         </w:tc>
@@ -789,7 +789,7 @@
                 <w:rFonts w:ascii="TimeNewRoman" w:hAnsi="TimeNewRoman"/>
                 <w:sz w:val="30"/>
               </w:rPr>
-              <w:t>573÷8=71, 5</w:t>
+              <w:t>893÷6=148, 5</w:t>
             </w:r>
           </w:p>
         </w:tc>
@@ -806,7 +806,7 @@
                 <w:rFonts w:ascii="TimeNewRoman" w:hAnsi="TimeNewRoman"/>
                 <w:sz w:val="30"/>
               </w:rPr>
-              <w:t>126÷2=63, 0</w:t>
+              <w:t>167÷3=55, 2</w:t>
             </w:r>
           </w:p>
         </w:tc>
@@ -823,7 +823,7 @@
                 <w:rFonts w:ascii="TimeNewRoman" w:hAnsi="TimeNewRoman"/>
                 <w:sz w:val="30"/>
               </w:rPr>
-              <w:t>413÷7=59, 0</w:t>
+              <w:t>282÷9=31, 3</w:t>
             </w:r>
           </w:p>
         </w:tc>
@@ -840,7 +840,7 @@
                 <w:rFonts w:ascii="TimeNewRoman" w:hAnsi="TimeNewRoman"/>
                 <w:sz w:val="30"/>
               </w:rPr>
-              <w:t>133÷5=26, 3</w:t>
+              <w:t>394÷2=197, 0</w:t>
             </w:r>
           </w:p>
         </w:tc>

--- a/answers-of-three-digit_number_divided_by_one-digit_number.docx
+++ b/answers-of-three-digit_number_divided_by_one-digit_number.docx
@@ -40,7 +40,7 @@
                 <w:rFonts w:ascii="TimeNewRoman" w:hAnsi="TimeNewRoman"/>
                 <w:sz w:val="30"/>
               </w:rPr>
-              <w:t>374÷7=53, 3</w:t>
+              <w:t>784÷6=130, 4</w:t>
             </w:r>
           </w:p>
         </w:tc>
@@ -57,7 +57,7 @@
                 <w:rFonts w:ascii="TimeNewRoman" w:hAnsi="TimeNewRoman"/>
                 <w:sz w:val="30"/>
               </w:rPr>
-              <w:t>344÷4=86, 0</w:t>
+              <w:t>220÷8=27, 4</w:t>
             </w:r>
           </w:p>
         </w:tc>
@@ -74,7 +74,7 @@
                 <w:rFonts w:ascii="TimeNewRoman" w:hAnsi="TimeNewRoman"/>
                 <w:sz w:val="30"/>
               </w:rPr>
-              <w:t>190÷8=23, 6</w:t>
+              <w:t>705÷3=235, 0</w:t>
             </w:r>
           </w:p>
         </w:tc>
@@ -91,7 +91,7 @@
                 <w:rFonts w:ascii="TimeNewRoman" w:hAnsi="TimeNewRoman"/>
                 <w:sz w:val="30"/>
               </w:rPr>
-              <w:t>965÷4=241, 1</w:t>
+              <w:t>525÷7=75, 0</w:t>
             </w:r>
           </w:p>
         </w:tc>
@@ -108,7 +108,7 @@
                 <w:rFonts w:ascii="TimeNewRoman" w:hAnsi="TimeNewRoman"/>
                 <w:sz w:val="30"/>
               </w:rPr>
-              <w:t>612÷2=306, 0</w:t>
+              <w:t>257÷4=64, 1</w:t>
             </w:r>
           </w:p>
         </w:tc>
@@ -223,7 +223,7 @@
                 <w:rFonts w:ascii="TimeNewRoman" w:hAnsi="TimeNewRoman"/>
                 <w:sz w:val="30"/>
               </w:rPr>
-              <w:t>533÷3=177, 2</w:t>
+              <w:t>728÷6=121, 2</w:t>
             </w:r>
           </w:p>
         </w:tc>
@@ -240,7 +240,7 @@
                 <w:rFonts w:ascii="TimeNewRoman" w:hAnsi="TimeNewRoman"/>
                 <w:sz w:val="30"/>
               </w:rPr>
-              <w:t>206÷9=22, 8</w:t>
+              <w:t>312÷2=156, 0</w:t>
             </w:r>
           </w:p>
         </w:tc>
@@ -257,7 +257,7 @@
                 <w:rFonts w:ascii="TimeNewRoman" w:hAnsi="TimeNewRoman"/>
                 <w:sz w:val="30"/>
               </w:rPr>
-              <w:t>717÷8=89, 5</w:t>
+              <w:t>316÷5=63, 1</w:t>
             </w:r>
           </w:p>
         </w:tc>
@@ -274,7 +274,7 @@
                 <w:rFonts w:ascii="TimeNewRoman" w:hAnsi="TimeNewRoman"/>
                 <w:sz w:val="30"/>
               </w:rPr>
-              <w:t>903÷7=129, 0</w:t>
+              <w:t>845÷9=93, 8</w:t>
             </w:r>
           </w:p>
         </w:tc>
@@ -291,7 +291,7 @@
                 <w:rFonts w:ascii="TimeNewRoman" w:hAnsi="TimeNewRoman"/>
                 <w:sz w:val="30"/>
               </w:rPr>
-              <w:t>936÷6=156, 0</w:t>
+              <w:t>266÷4=66, 2</w:t>
             </w:r>
           </w:p>
         </w:tc>
@@ -406,7 +406,7 @@
                 <w:rFonts w:ascii="TimeNewRoman" w:hAnsi="TimeNewRoman"/>
                 <w:sz w:val="30"/>
               </w:rPr>
-              <w:t>599÷2=299, 1</w:t>
+              <w:t>185÷2=92, 1</w:t>
             </w:r>
           </w:p>
         </w:tc>
@@ -423,7 +423,7 @@
                 <w:rFonts w:ascii="TimeNewRoman" w:hAnsi="TimeNewRoman"/>
                 <w:sz w:val="30"/>
               </w:rPr>
-              <w:t>127÷8=15, 7</w:t>
+              <w:t>133÷7=19, 0</w:t>
             </w:r>
           </w:p>
         </w:tc>
@@ -440,7 +440,7 @@
                 <w:rFonts w:ascii="TimeNewRoman" w:hAnsi="TimeNewRoman"/>
                 <w:sz w:val="30"/>
               </w:rPr>
-              <w:t>673÷9=74, 7</w:t>
+              <w:t>377÷7=53, 6</w:t>
             </w:r>
           </w:p>
         </w:tc>
@@ -457,7 +457,7 @@
                 <w:rFonts w:ascii="TimeNewRoman" w:hAnsi="TimeNewRoman"/>
                 <w:sz w:val="30"/>
               </w:rPr>
-              <w:t>475÷4=118, 3</w:t>
+              <w:t>349÷5=69, 4</w:t>
             </w:r>
           </w:p>
         </w:tc>
@@ -474,7 +474,7 @@
                 <w:rFonts w:ascii="TimeNewRoman" w:hAnsi="TimeNewRoman"/>
                 <w:sz w:val="30"/>
               </w:rPr>
-              <w:t>556÷4=139, 0</w:t>
+              <w:t>761÷8=95, 1</w:t>
             </w:r>
           </w:p>
         </w:tc>
@@ -589,7 +589,7 @@
                 <w:rFonts w:ascii="TimeNewRoman" w:hAnsi="TimeNewRoman"/>
                 <w:sz w:val="30"/>
               </w:rPr>
-              <w:t>118÷4=29, 2</w:t>
+              <w:t>852÷5=170, 2</w:t>
             </w:r>
           </w:p>
         </w:tc>
@@ -606,7 +606,7 @@
                 <w:rFonts w:ascii="TimeNewRoman" w:hAnsi="TimeNewRoman"/>
                 <w:sz w:val="30"/>
               </w:rPr>
-              <w:t>717÷5=143, 2</w:t>
+              <w:t>264÷9=29, 3</w:t>
             </w:r>
           </w:p>
         </w:tc>
@@ -623,7 +623,7 @@
                 <w:rFonts w:ascii="TimeNewRoman" w:hAnsi="TimeNewRoman"/>
                 <w:sz w:val="30"/>
               </w:rPr>
-              <w:t>235÷4=58, 3</w:t>
+              <w:t>532÷5=106, 2</w:t>
             </w:r>
           </w:p>
         </w:tc>
@@ -640,7 +640,7 @@
                 <w:rFonts w:ascii="TimeNewRoman" w:hAnsi="TimeNewRoman"/>
                 <w:sz w:val="30"/>
               </w:rPr>
-              <w:t>964÷5=192, 4</w:t>
+              <w:t>411÷4=102, 3</w:t>
             </w:r>
           </w:p>
         </w:tc>
@@ -657,7 +657,7 @@
                 <w:rFonts w:ascii="TimeNewRoman" w:hAnsi="TimeNewRoman"/>
                 <w:sz w:val="30"/>
               </w:rPr>
-              <w:t>699÷9=77, 6</w:t>
+              <w:t>155÷7=22, 1</w:t>
             </w:r>
           </w:p>
         </w:tc>
@@ -772,7 +772,7 @@
                 <w:rFonts w:ascii="TimeNewRoman" w:hAnsi="TimeNewRoman"/>
                 <w:sz w:val="30"/>
               </w:rPr>
-              <w:t>578÷8=72, 2</w:t>
+              <w:t>880÷2=440, 0</w:t>
             </w:r>
           </w:p>
         </w:tc>
@@ -789,7 +789,7 @@
                 <w:rFonts w:ascii="TimeNewRoman" w:hAnsi="TimeNewRoman"/>
                 <w:sz w:val="30"/>
               </w:rPr>
-              <w:t>893÷6=148, 5</w:t>
+              <w:t>593÷3=197, 2</w:t>
             </w:r>
           </w:p>
         </w:tc>
@@ -806,7 +806,7 @@
                 <w:rFonts w:ascii="TimeNewRoman" w:hAnsi="TimeNewRoman"/>
                 <w:sz w:val="30"/>
               </w:rPr>
-              <w:t>167÷3=55, 2</w:t>
+              <w:t>527÷4=131, 3</w:t>
             </w:r>
           </w:p>
         </w:tc>
@@ -823,7 +823,7 @@
                 <w:rFonts w:ascii="TimeNewRoman" w:hAnsi="TimeNewRoman"/>
                 <w:sz w:val="30"/>
               </w:rPr>
-              <w:t>282÷9=31, 3</w:t>
+              <w:t>411÷5=82, 1</w:t>
             </w:r>
           </w:p>
         </w:tc>
@@ -840,7 +840,7 @@
                 <w:rFonts w:ascii="TimeNewRoman" w:hAnsi="TimeNewRoman"/>
                 <w:sz w:val="30"/>
               </w:rPr>
-              <w:t>394÷2=197, 0</w:t>
+              <w:t>301÷6=50, 1</w:t>
             </w:r>
           </w:p>
         </w:tc>

--- a/answers-of-three-digit_number_divided_by_one-digit_number.docx
+++ b/answers-of-three-digit_number_divided_by_one-digit_number.docx
@@ -11,7 +11,7 @@
           <w:rFonts w:ascii="Arial" w:hAnsi="Arial"/>
           <w:sz w:val="30"/>
         </w:rPr>
-        <w:t>2026-10-06 Tuesday</w:t>
+        <w:t>2026-10-07 Wednesday</w:t>
       </w:r>
     </w:p>
     <w:tbl>
@@ -40,7 +40,7 @@
                 <w:rFonts w:ascii="TimeNewRoman" w:hAnsi="TimeNewRoman"/>
                 <w:sz w:val="30"/>
               </w:rPr>
-              <w:t>784÷6=130, 4</w:t>
+              <w:t>473÷4=118, 1</w:t>
             </w:r>
           </w:p>
         </w:tc>
@@ -57,7 +57,7 @@
                 <w:rFonts w:ascii="TimeNewRoman" w:hAnsi="TimeNewRoman"/>
                 <w:sz w:val="30"/>
               </w:rPr>
-              <w:t>220÷8=27, 4</w:t>
+              <w:t>919÷5=183, 4</w:t>
             </w:r>
           </w:p>
         </w:tc>
@@ -74,7 +74,7 @@
                 <w:rFonts w:ascii="TimeNewRoman" w:hAnsi="TimeNewRoman"/>
                 <w:sz w:val="30"/>
               </w:rPr>
-              <w:t>705÷3=235, 0</w:t>
+              <w:t>283÷7=40, 3</w:t>
             </w:r>
           </w:p>
         </w:tc>
@@ -91,7 +91,7 @@
                 <w:rFonts w:ascii="TimeNewRoman" w:hAnsi="TimeNewRoman"/>
                 <w:sz w:val="30"/>
               </w:rPr>
-              <w:t>525÷7=75, 0</w:t>
+              <w:t>132÷3=44, 0</w:t>
             </w:r>
           </w:p>
         </w:tc>
@@ -108,7 +108,7 @@
                 <w:rFonts w:ascii="TimeNewRoman" w:hAnsi="TimeNewRoman"/>
                 <w:sz w:val="30"/>
               </w:rPr>
-              <w:t>257÷4=64, 1</w:t>
+              <w:t>714÷2=357, 0</w:t>
             </w:r>
           </w:p>
         </w:tc>
@@ -223,7 +223,7 @@
                 <w:rFonts w:ascii="TimeNewRoman" w:hAnsi="TimeNewRoman"/>
                 <w:sz w:val="30"/>
               </w:rPr>
-              <w:t>728÷6=121, 2</w:t>
+              <w:t>667÷3=222, 1</w:t>
             </w:r>
           </w:p>
         </w:tc>
@@ -240,7 +240,7 @@
                 <w:rFonts w:ascii="TimeNewRoman" w:hAnsi="TimeNewRoman"/>
                 <w:sz w:val="30"/>
               </w:rPr>
-              <w:t>312÷2=156, 0</w:t>
+              <w:t>820÷6=136, 4</w:t>
             </w:r>
           </w:p>
         </w:tc>
@@ -257,7 +257,7 @@
                 <w:rFonts w:ascii="TimeNewRoman" w:hAnsi="TimeNewRoman"/>
                 <w:sz w:val="30"/>
               </w:rPr>
-              <w:t>316÷5=63, 1</w:t>
+              <w:t>263÷9=29, 2</w:t>
             </w:r>
           </w:p>
         </w:tc>
@@ -274,7 +274,7 @@
                 <w:rFonts w:ascii="TimeNewRoman" w:hAnsi="TimeNewRoman"/>
                 <w:sz w:val="30"/>
               </w:rPr>
-              <w:t>845÷9=93, 8</w:t>
+              <w:t>219÷6=36, 3</w:t>
             </w:r>
           </w:p>
         </w:tc>
@@ -291,7 +291,7 @@
                 <w:rFonts w:ascii="TimeNewRoman" w:hAnsi="TimeNewRoman"/>
                 <w:sz w:val="30"/>
               </w:rPr>
-              <w:t>266÷4=66, 2</w:t>
+              <w:t>755÷6=125, 5</w:t>
             </w:r>
           </w:p>
         </w:tc>
@@ -406,7 +406,7 @@
                 <w:rFonts w:ascii="TimeNewRoman" w:hAnsi="TimeNewRoman"/>
                 <w:sz w:val="30"/>
               </w:rPr>
-              <w:t>185÷2=92, 1</w:t>
+              <w:t>849÷6=141, 3</w:t>
             </w:r>
           </w:p>
         </w:tc>
@@ -423,7 +423,7 @@
                 <w:rFonts w:ascii="TimeNewRoman" w:hAnsi="TimeNewRoman"/>
                 <w:sz w:val="30"/>
               </w:rPr>
-              <w:t>133÷7=19, 0</w:t>
+              <w:t>840÷7=120, 0</w:t>
             </w:r>
           </w:p>
         </w:tc>
@@ -440,7 +440,7 @@
                 <w:rFonts w:ascii="TimeNewRoman" w:hAnsi="TimeNewRoman"/>
                 <w:sz w:val="30"/>
               </w:rPr>
-              <w:t>377÷7=53, 6</w:t>
+              <w:t>623÷4=155, 3</w:t>
             </w:r>
           </w:p>
         </w:tc>
@@ -457,7 +457,7 @@
                 <w:rFonts w:ascii="TimeNewRoman" w:hAnsi="TimeNewRoman"/>
                 <w:sz w:val="30"/>
               </w:rPr>
-              <w:t>349÷5=69, 4</w:t>
+              <w:t>381÷9=42, 3</w:t>
             </w:r>
           </w:p>
         </w:tc>
@@ -474,7 +474,7 @@
                 <w:rFonts w:ascii="TimeNewRoman" w:hAnsi="TimeNewRoman"/>
                 <w:sz w:val="30"/>
               </w:rPr>
-              <w:t>761÷8=95, 1</w:t>
+              <w:t>192÷9=21, 3</w:t>
             </w:r>
           </w:p>
         </w:tc>
@@ -589,7 +589,7 @@
                 <w:rFonts w:ascii="TimeNewRoman" w:hAnsi="TimeNewRoman"/>
                 <w:sz w:val="30"/>
               </w:rPr>
-              <w:t>852÷5=170, 2</w:t>
+              <w:t>903÷8=112, 7</w:t>
             </w:r>
           </w:p>
         </w:tc>
@@ -606,7 +606,7 @@
                 <w:rFonts w:ascii="TimeNewRoman" w:hAnsi="TimeNewRoman"/>
                 <w:sz w:val="30"/>
               </w:rPr>
-              <w:t>264÷9=29, 3</w:t>
+              <w:t>959÷7=137, 0</w:t>
             </w:r>
           </w:p>
         </w:tc>
@@ -623,7 +623,7 @@
                 <w:rFonts w:ascii="TimeNewRoman" w:hAnsi="TimeNewRoman"/>
                 <w:sz w:val="30"/>
               </w:rPr>
-              <w:t>532÷5=106, 2</w:t>
+              <w:t>388÷4=97, 0</w:t>
             </w:r>
           </w:p>
         </w:tc>
@@ -640,7 +640,7 @@
                 <w:rFonts w:ascii="TimeNewRoman" w:hAnsi="TimeNewRoman"/>
                 <w:sz w:val="30"/>
               </w:rPr>
-              <w:t>411÷4=102, 3</w:t>
+              <w:t>515÷3=171, 2</w:t>
             </w:r>
           </w:p>
         </w:tc>
@@ -657,7 +657,7 @@
                 <w:rFonts w:ascii="TimeNewRoman" w:hAnsi="TimeNewRoman"/>
                 <w:sz w:val="30"/>
               </w:rPr>
-              <w:t>155÷7=22, 1</w:t>
+              <w:t>756÷7=108, 0</w:t>
             </w:r>
           </w:p>
         </w:tc>
@@ -772,7 +772,7 @@
                 <w:rFonts w:ascii="TimeNewRoman" w:hAnsi="TimeNewRoman"/>
                 <w:sz w:val="30"/>
               </w:rPr>
-              <w:t>880÷2=440, 0</w:t>
+              <w:t>463÷4=115, 3</w:t>
             </w:r>
           </w:p>
         </w:tc>
@@ -789,7 +789,7 @@
                 <w:rFonts w:ascii="TimeNewRoman" w:hAnsi="TimeNewRoman"/>
                 <w:sz w:val="30"/>
               </w:rPr>
-              <w:t>593÷3=197, 2</w:t>
+              <w:t>351÷6=58, 3</w:t>
             </w:r>
           </w:p>
         </w:tc>
@@ -806,7 +806,7 @@
                 <w:rFonts w:ascii="TimeNewRoman" w:hAnsi="TimeNewRoman"/>
                 <w:sz w:val="30"/>
               </w:rPr>
-              <w:t>527÷4=131, 3</w:t>
+              <w:t>785÷8=98, 1</w:t>
             </w:r>
           </w:p>
         </w:tc>
@@ -823,7 +823,7 @@
                 <w:rFonts w:ascii="TimeNewRoman" w:hAnsi="TimeNewRoman"/>
                 <w:sz w:val="30"/>
               </w:rPr>
-              <w:t>411÷5=82, 1</w:t>
+              <w:t>593÷5=118, 3</w:t>
             </w:r>
           </w:p>
         </w:tc>
@@ -840,7 +840,7 @@
                 <w:rFonts w:ascii="TimeNewRoman" w:hAnsi="TimeNewRoman"/>
                 <w:sz w:val="30"/>
               </w:rPr>
-              <w:t>301÷6=50, 1</w:t>
+              <w:t>452÷6=75, 2</w:t>
             </w:r>
           </w:p>
         </w:tc>

--- a/answers-of-three-digit_number_divided_by_one-digit_number.docx
+++ b/answers-of-three-digit_number_divided_by_one-digit_number.docx
@@ -40,7 +40,7 @@
                 <w:rFonts w:ascii="TimeNewRoman" w:hAnsi="TimeNewRoman"/>
                 <w:sz w:val="30"/>
               </w:rPr>
-              <w:t>473÷4=118, 1</w:t>
+              <w:t>939÷7=134, 1</w:t>
             </w:r>
           </w:p>
         </w:tc>
@@ -57,7 +57,7 @@
                 <w:rFonts w:ascii="TimeNewRoman" w:hAnsi="TimeNewRoman"/>
                 <w:sz w:val="30"/>
               </w:rPr>
-              <w:t>919÷5=183, 4</w:t>
+              <w:t>587÷3=195, 2</w:t>
             </w:r>
           </w:p>
         </w:tc>
@@ -74,7 +74,7 @@
                 <w:rFonts w:ascii="TimeNewRoman" w:hAnsi="TimeNewRoman"/>
                 <w:sz w:val="30"/>
               </w:rPr>
-              <w:t>283÷7=40, 3</w:t>
+              <w:t>582÷7=83, 1</w:t>
             </w:r>
           </w:p>
         </w:tc>
@@ -91,7 +91,7 @@
                 <w:rFonts w:ascii="TimeNewRoman" w:hAnsi="TimeNewRoman"/>
                 <w:sz w:val="30"/>
               </w:rPr>
-              <w:t>132÷3=44, 0</w:t>
+              <w:t>237÷4=59, 1</w:t>
             </w:r>
           </w:p>
         </w:tc>
@@ -108,7 +108,7 @@
                 <w:rFonts w:ascii="TimeNewRoman" w:hAnsi="TimeNewRoman"/>
                 <w:sz w:val="30"/>
               </w:rPr>
-              <w:t>714÷2=357, 0</w:t>
+              <w:t>250÷2=125, 0</w:t>
             </w:r>
           </w:p>
         </w:tc>
@@ -223,7 +223,7 @@
                 <w:rFonts w:ascii="TimeNewRoman" w:hAnsi="TimeNewRoman"/>
                 <w:sz w:val="30"/>
               </w:rPr>
-              <w:t>667÷3=222, 1</w:t>
+              <w:t>774÷7=110, 4</w:t>
             </w:r>
           </w:p>
         </w:tc>
@@ -240,7 +240,7 @@
                 <w:rFonts w:ascii="TimeNewRoman" w:hAnsi="TimeNewRoman"/>
                 <w:sz w:val="30"/>
               </w:rPr>
-              <w:t>820÷6=136, 4</w:t>
+              <w:t>971÷4=242, 3</w:t>
             </w:r>
           </w:p>
         </w:tc>
@@ -257,7 +257,7 @@
                 <w:rFonts w:ascii="TimeNewRoman" w:hAnsi="TimeNewRoman"/>
                 <w:sz w:val="30"/>
               </w:rPr>
-              <w:t>263÷9=29, 2</w:t>
+              <w:t>420÷7=60, 0</w:t>
             </w:r>
           </w:p>
         </w:tc>
@@ -274,7 +274,7 @@
                 <w:rFonts w:ascii="TimeNewRoman" w:hAnsi="TimeNewRoman"/>
                 <w:sz w:val="30"/>
               </w:rPr>
-              <w:t>219÷6=36, 3</w:t>
+              <w:t>392÷8=49, 0</w:t>
             </w:r>
           </w:p>
         </w:tc>
@@ -291,7 +291,7 @@
                 <w:rFonts w:ascii="TimeNewRoman" w:hAnsi="TimeNewRoman"/>
                 <w:sz w:val="30"/>
               </w:rPr>
-              <w:t>755÷6=125, 5</w:t>
+              <w:t>551÷6=91, 5</w:t>
             </w:r>
           </w:p>
         </w:tc>
@@ -406,7 +406,7 @@
                 <w:rFonts w:ascii="TimeNewRoman" w:hAnsi="TimeNewRoman"/>
                 <w:sz w:val="30"/>
               </w:rPr>
-              <w:t>849÷6=141, 3</w:t>
+              <w:t>232÷7=33, 1</w:t>
             </w:r>
           </w:p>
         </w:tc>
@@ -423,7 +423,7 @@
                 <w:rFonts w:ascii="TimeNewRoman" w:hAnsi="TimeNewRoman"/>
                 <w:sz w:val="30"/>
               </w:rPr>
-              <w:t>840÷7=120, 0</w:t>
+              <w:t>318÷8=39, 6</w:t>
             </w:r>
           </w:p>
         </w:tc>
@@ -440,7 +440,7 @@
                 <w:rFonts w:ascii="TimeNewRoman" w:hAnsi="TimeNewRoman"/>
                 <w:sz w:val="30"/>
               </w:rPr>
-              <w:t>623÷4=155, 3</w:t>
+              <w:t>513÷2=256, 1</w:t>
             </w:r>
           </w:p>
         </w:tc>
@@ -457,7 +457,7 @@
                 <w:rFonts w:ascii="TimeNewRoman" w:hAnsi="TimeNewRoman"/>
                 <w:sz w:val="30"/>
               </w:rPr>
-              <w:t>381÷9=42, 3</w:t>
+              <w:t>331÷2=165, 1</w:t>
             </w:r>
           </w:p>
         </w:tc>
@@ -474,7 +474,7 @@
                 <w:rFonts w:ascii="TimeNewRoman" w:hAnsi="TimeNewRoman"/>
                 <w:sz w:val="30"/>
               </w:rPr>
-              <w:t>192÷9=21, 3</w:t>
+              <w:t>788÷4=197, 0</w:t>
             </w:r>
           </w:p>
         </w:tc>
@@ -589,7 +589,7 @@
                 <w:rFonts w:ascii="TimeNewRoman" w:hAnsi="TimeNewRoman"/>
                 <w:sz w:val="30"/>
               </w:rPr>
-              <w:t>903÷8=112, 7</w:t>
+              <w:t>249÷3=83, 0</w:t>
             </w:r>
           </w:p>
         </w:tc>
@@ -623,7 +623,7 @@
                 <w:rFonts w:ascii="TimeNewRoman" w:hAnsi="TimeNewRoman"/>
                 <w:sz w:val="30"/>
               </w:rPr>
-              <w:t>388÷4=97, 0</w:t>
+              <w:t>694÷8=86, 6</w:t>
             </w:r>
           </w:p>
         </w:tc>
@@ -640,7 +640,7 @@
                 <w:rFonts w:ascii="TimeNewRoman" w:hAnsi="TimeNewRoman"/>
                 <w:sz w:val="30"/>
               </w:rPr>
-              <w:t>515÷3=171, 2</w:t>
+              <w:t>332÷5=66, 2</w:t>
             </w:r>
           </w:p>
         </w:tc>
@@ -657,7 +657,7 @@
                 <w:rFonts w:ascii="TimeNewRoman" w:hAnsi="TimeNewRoman"/>
                 <w:sz w:val="30"/>
               </w:rPr>
-              <w:t>756÷7=108, 0</w:t>
+              <w:t>148÷2=74, 0</w:t>
             </w:r>
           </w:p>
         </w:tc>
@@ -772,7 +772,7 @@
                 <w:rFonts w:ascii="TimeNewRoman" w:hAnsi="TimeNewRoman"/>
                 <w:sz w:val="30"/>
               </w:rPr>
-              <w:t>463÷4=115, 3</w:t>
+              <w:t>270÷2=135, 0</w:t>
             </w:r>
           </w:p>
         </w:tc>
@@ -789,7 +789,7 @@
                 <w:rFonts w:ascii="TimeNewRoman" w:hAnsi="TimeNewRoman"/>
                 <w:sz w:val="30"/>
               </w:rPr>
-              <w:t>351÷6=58, 3</w:t>
+              <w:t>176÷3=58, 2</w:t>
             </w:r>
           </w:p>
         </w:tc>
@@ -806,7 +806,7 @@
                 <w:rFonts w:ascii="TimeNewRoman" w:hAnsi="TimeNewRoman"/>
                 <w:sz w:val="30"/>
               </w:rPr>
-              <w:t>785÷8=98, 1</w:t>
+              <w:t>756÷8=94, 4</w:t>
             </w:r>
           </w:p>
         </w:tc>
@@ -823,7 +823,7 @@
                 <w:rFonts w:ascii="TimeNewRoman" w:hAnsi="TimeNewRoman"/>
                 <w:sz w:val="30"/>
               </w:rPr>
-              <w:t>593÷5=118, 3</w:t>
+              <w:t>400÷3=133, 1</w:t>
             </w:r>
           </w:p>
         </w:tc>
@@ -840,7 +840,7 @@
                 <w:rFonts w:ascii="TimeNewRoman" w:hAnsi="TimeNewRoman"/>
                 <w:sz w:val="30"/>
               </w:rPr>
-              <w:t>452÷6=75, 2</w:t>
+              <w:t>233÷2=116, 1</w:t>
             </w:r>
           </w:p>
         </w:tc>

--- a/answers-of-three-digit_number_divided_by_one-digit_number.docx
+++ b/answers-of-three-digit_number_divided_by_one-digit_number.docx
@@ -11,7 +11,7 @@
           <w:rFonts w:ascii="Arial" w:hAnsi="Arial"/>
           <w:sz w:val="30"/>
         </w:rPr>
-        <w:t>2026-10-07 Wednesday</w:t>
+        <w:t>2026-10-08 Thursday</w:t>
       </w:r>
     </w:p>
     <w:tbl>
@@ -40,7 +40,7 @@
                 <w:rFonts w:ascii="TimeNewRoman" w:hAnsi="TimeNewRoman"/>
                 <w:sz w:val="30"/>
               </w:rPr>
-              <w:t>939÷7=134, 1</w:t>
+              <w:t>796÷2=398, 0</w:t>
             </w:r>
           </w:p>
         </w:tc>
@@ -57,7 +57,7 @@
                 <w:rFonts w:ascii="TimeNewRoman" w:hAnsi="TimeNewRoman"/>
                 <w:sz w:val="30"/>
               </w:rPr>
-              <w:t>587÷3=195, 2</w:t>
+              <w:t>746÷4=186, 2</w:t>
             </w:r>
           </w:p>
         </w:tc>
@@ -74,7 +74,7 @@
                 <w:rFonts w:ascii="TimeNewRoman" w:hAnsi="TimeNewRoman"/>
                 <w:sz w:val="30"/>
               </w:rPr>
-              <w:t>582÷7=83, 1</w:t>
+              <w:t>550÷3=183, 1</w:t>
             </w:r>
           </w:p>
         </w:tc>
@@ -91,7 +91,7 @@
                 <w:rFonts w:ascii="TimeNewRoman" w:hAnsi="TimeNewRoman"/>
                 <w:sz w:val="30"/>
               </w:rPr>
-              <w:t>237÷4=59, 1</w:t>
+              <w:t>462÷9=51, 3</w:t>
             </w:r>
           </w:p>
         </w:tc>
@@ -108,7 +108,7 @@
                 <w:rFonts w:ascii="TimeNewRoman" w:hAnsi="TimeNewRoman"/>
                 <w:sz w:val="30"/>
               </w:rPr>
-              <w:t>250÷2=125, 0</w:t>
+              <w:t>430÷9=47, 7</w:t>
             </w:r>
           </w:p>
         </w:tc>
@@ -223,7 +223,7 @@
                 <w:rFonts w:ascii="TimeNewRoman" w:hAnsi="TimeNewRoman"/>
                 <w:sz w:val="30"/>
               </w:rPr>
-              <w:t>774÷7=110, 4</w:t>
+              <w:t>334÷5=66, 4</w:t>
             </w:r>
           </w:p>
         </w:tc>
@@ -240,7 +240,7 @@
                 <w:rFonts w:ascii="TimeNewRoman" w:hAnsi="TimeNewRoman"/>
                 <w:sz w:val="30"/>
               </w:rPr>
-              <w:t>971÷4=242, 3</w:t>
+              <w:t>321÷8=40, 1</w:t>
             </w:r>
           </w:p>
         </w:tc>
@@ -257,7 +257,7 @@
                 <w:rFonts w:ascii="TimeNewRoman" w:hAnsi="TimeNewRoman"/>
                 <w:sz w:val="30"/>
               </w:rPr>
-              <w:t>420÷7=60, 0</w:t>
+              <w:t>840÷9=93, 3</w:t>
             </w:r>
           </w:p>
         </w:tc>
@@ -274,7 +274,7 @@
                 <w:rFonts w:ascii="TimeNewRoman" w:hAnsi="TimeNewRoman"/>
                 <w:sz w:val="30"/>
               </w:rPr>
-              <w:t>392÷8=49, 0</w:t>
+              <w:t>303÷7=43, 2</w:t>
             </w:r>
           </w:p>
         </w:tc>
@@ -291,7 +291,7 @@
                 <w:rFonts w:ascii="TimeNewRoman" w:hAnsi="TimeNewRoman"/>
                 <w:sz w:val="30"/>
               </w:rPr>
-              <w:t>551÷6=91, 5</w:t>
+              <w:t>355÷5=71, 0</w:t>
             </w:r>
           </w:p>
         </w:tc>
@@ -406,7 +406,7 @@
                 <w:rFonts w:ascii="TimeNewRoman" w:hAnsi="TimeNewRoman"/>
                 <w:sz w:val="30"/>
               </w:rPr>
-              <w:t>232÷7=33, 1</w:t>
+              <w:t>412÷7=58, 6</w:t>
             </w:r>
           </w:p>
         </w:tc>
@@ -423,7 +423,7 @@
                 <w:rFonts w:ascii="TimeNewRoman" w:hAnsi="TimeNewRoman"/>
                 <w:sz w:val="30"/>
               </w:rPr>
-              <w:t>318÷8=39, 6</w:t>
+              <w:t>424÷3=141, 1</w:t>
             </w:r>
           </w:p>
         </w:tc>
@@ -440,7 +440,7 @@
                 <w:rFonts w:ascii="TimeNewRoman" w:hAnsi="TimeNewRoman"/>
                 <w:sz w:val="30"/>
               </w:rPr>
-              <w:t>513÷2=256, 1</w:t>
+              <w:t>475÷7=67, 6</w:t>
             </w:r>
           </w:p>
         </w:tc>
@@ -457,7 +457,7 @@
                 <w:rFonts w:ascii="TimeNewRoman" w:hAnsi="TimeNewRoman"/>
                 <w:sz w:val="30"/>
               </w:rPr>
-              <w:t>331÷2=165, 1</w:t>
+              <w:t>513÷6=85, 3</w:t>
             </w:r>
           </w:p>
         </w:tc>
@@ -474,7 +474,7 @@
                 <w:rFonts w:ascii="TimeNewRoman" w:hAnsi="TimeNewRoman"/>
                 <w:sz w:val="30"/>
               </w:rPr>
-              <w:t>788÷4=197, 0</w:t>
+              <w:t>220÷9=24, 4</w:t>
             </w:r>
           </w:p>
         </w:tc>
@@ -589,7 +589,7 @@
                 <w:rFonts w:ascii="TimeNewRoman" w:hAnsi="TimeNewRoman"/>
                 <w:sz w:val="30"/>
               </w:rPr>
-              <w:t>249÷3=83, 0</w:t>
+              <w:t>295÷3=98, 1</w:t>
             </w:r>
           </w:p>
         </w:tc>
@@ -606,7 +606,7 @@
                 <w:rFonts w:ascii="TimeNewRoman" w:hAnsi="TimeNewRoman"/>
                 <w:sz w:val="30"/>
               </w:rPr>
-              <w:t>959÷7=137, 0</w:t>
+              <w:t>502÷9=55, 7</w:t>
             </w:r>
           </w:p>
         </w:tc>
@@ -623,7 +623,7 @@
                 <w:rFonts w:ascii="TimeNewRoman" w:hAnsi="TimeNewRoman"/>
                 <w:sz w:val="30"/>
               </w:rPr>
-              <w:t>694÷8=86, 6</w:t>
+              <w:t>402÷9=44, 6</w:t>
             </w:r>
           </w:p>
         </w:tc>
@@ -640,7 +640,7 @@
                 <w:rFonts w:ascii="TimeNewRoman" w:hAnsi="TimeNewRoman"/>
                 <w:sz w:val="30"/>
               </w:rPr>
-              <w:t>332÷5=66, 2</w:t>
+              <w:t>301÷2=150, 1</w:t>
             </w:r>
           </w:p>
         </w:tc>
@@ -657,7 +657,7 @@
                 <w:rFonts w:ascii="TimeNewRoman" w:hAnsi="TimeNewRoman"/>
                 <w:sz w:val="30"/>
               </w:rPr>
-              <w:t>148÷2=74, 0</w:t>
+              <w:t>806÷7=115, 1</w:t>
             </w:r>
           </w:p>
         </w:tc>
@@ -772,7 +772,7 @@
                 <w:rFonts w:ascii="TimeNewRoman" w:hAnsi="TimeNewRoman"/>
                 <w:sz w:val="30"/>
               </w:rPr>
-              <w:t>270÷2=135, 0</w:t>
+              <w:t>415÷6=69, 1</w:t>
             </w:r>
           </w:p>
         </w:tc>
@@ -789,7 +789,7 @@
                 <w:rFonts w:ascii="TimeNewRoman" w:hAnsi="TimeNewRoman"/>
                 <w:sz w:val="30"/>
               </w:rPr>
-              <w:t>176÷3=58, 2</w:t>
+              <w:t>271÷6=45, 1</w:t>
             </w:r>
           </w:p>
         </w:tc>
@@ -806,7 +806,7 @@
                 <w:rFonts w:ascii="TimeNewRoman" w:hAnsi="TimeNewRoman"/>
                 <w:sz w:val="30"/>
               </w:rPr>
-              <w:t>756÷8=94, 4</w:t>
+              <w:t>627÷6=104, 3</w:t>
             </w:r>
           </w:p>
         </w:tc>
@@ -823,7 +823,7 @@
                 <w:rFonts w:ascii="TimeNewRoman" w:hAnsi="TimeNewRoman"/>
                 <w:sz w:val="30"/>
               </w:rPr>
-              <w:t>400÷3=133, 1</w:t>
+              <w:t>517÷7=73, 6</w:t>
             </w:r>
           </w:p>
         </w:tc>
@@ -840,7 +840,7 @@
                 <w:rFonts w:ascii="TimeNewRoman" w:hAnsi="TimeNewRoman"/>
                 <w:sz w:val="30"/>
               </w:rPr>
-              <w:t>233÷2=116, 1</w:t>
+              <w:t>835÷3=278, 1</w:t>
             </w:r>
           </w:p>
         </w:tc>

--- a/answers-of-three-digit_number_divided_by_one-digit_number.docx
+++ b/answers-of-three-digit_number_divided_by_one-digit_number.docx
@@ -40,7 +40,7 @@
                 <w:rFonts w:ascii="TimeNewRoman" w:hAnsi="TimeNewRoman"/>
                 <w:sz w:val="30"/>
               </w:rPr>
-              <w:t>796÷2=398, 0</w:t>
+              <w:t>562÷7=80, 2</w:t>
             </w:r>
           </w:p>
         </w:tc>
@@ -57,7 +57,7 @@
                 <w:rFonts w:ascii="TimeNewRoman" w:hAnsi="TimeNewRoman"/>
                 <w:sz w:val="30"/>
               </w:rPr>
-              <w:t>746÷4=186, 2</w:t>
+              <w:t>196÷3=65, 1</w:t>
             </w:r>
           </w:p>
         </w:tc>
@@ -74,7 +74,7 @@
                 <w:rFonts w:ascii="TimeNewRoman" w:hAnsi="TimeNewRoman"/>
                 <w:sz w:val="30"/>
               </w:rPr>
-              <w:t>550÷3=183, 1</w:t>
+              <w:t>108÷8=13, 4</w:t>
             </w:r>
           </w:p>
         </w:tc>
@@ -91,7 +91,7 @@
                 <w:rFonts w:ascii="TimeNewRoman" w:hAnsi="TimeNewRoman"/>
                 <w:sz w:val="30"/>
               </w:rPr>
-              <w:t>462÷9=51, 3</w:t>
+              <w:t>828÷7=118, 2</w:t>
             </w:r>
           </w:p>
         </w:tc>
@@ -108,7 +108,7 @@
                 <w:rFonts w:ascii="TimeNewRoman" w:hAnsi="TimeNewRoman"/>
                 <w:sz w:val="30"/>
               </w:rPr>
-              <w:t>430÷9=47, 7</w:t>
+              <w:t>482÷7=68, 6</w:t>
             </w:r>
           </w:p>
         </w:tc>
@@ -223,7 +223,7 @@
                 <w:rFonts w:ascii="TimeNewRoman" w:hAnsi="TimeNewRoman"/>
                 <w:sz w:val="30"/>
               </w:rPr>
-              <w:t>334÷5=66, 4</w:t>
+              <w:t>215÷2=107, 1</w:t>
             </w:r>
           </w:p>
         </w:tc>
@@ -240,7 +240,7 @@
                 <w:rFonts w:ascii="TimeNewRoman" w:hAnsi="TimeNewRoman"/>
                 <w:sz w:val="30"/>
               </w:rPr>
-              <w:t>321÷8=40, 1</w:t>
+              <w:t>356÷3=118, 2</w:t>
             </w:r>
           </w:p>
         </w:tc>
@@ -257,7 +257,7 @@
                 <w:rFonts w:ascii="TimeNewRoman" w:hAnsi="TimeNewRoman"/>
                 <w:sz w:val="30"/>
               </w:rPr>
-              <w:t>840÷9=93, 3</w:t>
+              <w:t>495÷4=123, 3</w:t>
             </w:r>
           </w:p>
         </w:tc>
@@ -274,7 +274,7 @@
                 <w:rFonts w:ascii="TimeNewRoman" w:hAnsi="TimeNewRoman"/>
                 <w:sz w:val="30"/>
               </w:rPr>
-              <w:t>303÷7=43, 2</w:t>
+              <w:t>392÷3=130, 2</w:t>
             </w:r>
           </w:p>
         </w:tc>
@@ -291,7 +291,7 @@
                 <w:rFonts w:ascii="TimeNewRoman" w:hAnsi="TimeNewRoman"/>
                 <w:sz w:val="30"/>
               </w:rPr>
-              <w:t>355÷5=71, 0</w:t>
+              <w:t>330÷9=36, 6</w:t>
             </w:r>
           </w:p>
         </w:tc>
@@ -406,7 +406,7 @@
                 <w:rFonts w:ascii="TimeNewRoman" w:hAnsi="TimeNewRoman"/>
                 <w:sz w:val="30"/>
               </w:rPr>
-              <w:t>412÷7=58, 6</w:t>
+              <w:t>638÷2=319, 0</w:t>
             </w:r>
           </w:p>
         </w:tc>
@@ -423,7 +423,7 @@
                 <w:rFonts w:ascii="TimeNewRoman" w:hAnsi="TimeNewRoman"/>
                 <w:sz w:val="30"/>
               </w:rPr>
-              <w:t>424÷3=141, 1</w:t>
+              <w:t>105÷9=11, 6</w:t>
             </w:r>
           </w:p>
         </w:tc>
@@ -440,7 +440,7 @@
                 <w:rFonts w:ascii="TimeNewRoman" w:hAnsi="TimeNewRoman"/>
                 <w:sz w:val="30"/>
               </w:rPr>
-              <w:t>475÷7=67, 6</w:t>
+              <w:t>900÷5=180, 0</w:t>
             </w:r>
           </w:p>
         </w:tc>
@@ -457,7 +457,7 @@
                 <w:rFonts w:ascii="TimeNewRoman" w:hAnsi="TimeNewRoman"/>
                 <w:sz w:val="30"/>
               </w:rPr>
-              <w:t>513÷6=85, 3</w:t>
+              <w:t>944÷8=118, 0</w:t>
             </w:r>
           </w:p>
         </w:tc>
@@ -474,7 +474,7 @@
                 <w:rFonts w:ascii="TimeNewRoman" w:hAnsi="TimeNewRoman"/>
                 <w:sz w:val="30"/>
               </w:rPr>
-              <w:t>220÷9=24, 4</w:t>
+              <w:t>954÷5=190, 4</w:t>
             </w:r>
           </w:p>
         </w:tc>
@@ -589,7 +589,7 @@
                 <w:rFonts w:ascii="TimeNewRoman" w:hAnsi="TimeNewRoman"/>
                 <w:sz w:val="30"/>
               </w:rPr>
-              <w:t>295÷3=98, 1</w:t>
+              <w:t>661÷5=132, 1</w:t>
             </w:r>
           </w:p>
         </w:tc>
@@ -606,7 +606,7 @@
                 <w:rFonts w:ascii="TimeNewRoman" w:hAnsi="TimeNewRoman"/>
                 <w:sz w:val="30"/>
               </w:rPr>
-              <w:t>502÷9=55, 7</w:t>
+              <w:t>628÷9=69, 7</w:t>
             </w:r>
           </w:p>
         </w:tc>
@@ -623,7 +623,7 @@
                 <w:rFonts w:ascii="TimeNewRoman" w:hAnsi="TimeNewRoman"/>
                 <w:sz w:val="30"/>
               </w:rPr>
-              <w:t>402÷9=44, 6</w:t>
+              <w:t>862÷9=95, 7</w:t>
             </w:r>
           </w:p>
         </w:tc>
@@ -640,7 +640,7 @@
                 <w:rFonts w:ascii="TimeNewRoman" w:hAnsi="TimeNewRoman"/>
                 <w:sz w:val="30"/>
               </w:rPr>
-              <w:t>301÷2=150, 1</w:t>
+              <w:t>127÷6=21, 1</w:t>
             </w:r>
           </w:p>
         </w:tc>
@@ -657,7 +657,7 @@
                 <w:rFonts w:ascii="TimeNewRoman" w:hAnsi="TimeNewRoman"/>
                 <w:sz w:val="30"/>
               </w:rPr>
-              <w:t>806÷7=115, 1</w:t>
+              <w:t>414÷3=138, 0</w:t>
             </w:r>
           </w:p>
         </w:tc>
@@ -772,7 +772,7 @@
                 <w:rFonts w:ascii="TimeNewRoman" w:hAnsi="TimeNewRoman"/>
                 <w:sz w:val="30"/>
               </w:rPr>
-              <w:t>415÷6=69, 1</w:t>
+              <w:t>533÷9=59, 2</w:t>
             </w:r>
           </w:p>
         </w:tc>
@@ -789,7 +789,7 @@
                 <w:rFonts w:ascii="TimeNewRoman" w:hAnsi="TimeNewRoman"/>
                 <w:sz w:val="30"/>
               </w:rPr>
-              <w:t>271÷6=45, 1</w:t>
+              <w:t>911÷9=101, 2</w:t>
             </w:r>
           </w:p>
         </w:tc>
@@ -806,7 +806,7 @@
                 <w:rFonts w:ascii="TimeNewRoman" w:hAnsi="TimeNewRoman"/>
                 <w:sz w:val="30"/>
               </w:rPr>
-              <w:t>627÷6=104, 3</w:t>
+              <w:t>537÷6=89, 3</w:t>
             </w:r>
           </w:p>
         </w:tc>
@@ -823,7 +823,7 @@
                 <w:rFonts w:ascii="TimeNewRoman" w:hAnsi="TimeNewRoman"/>
                 <w:sz w:val="30"/>
               </w:rPr>
-              <w:t>517÷7=73, 6</w:t>
+              <w:t>619÷9=68, 7</w:t>
             </w:r>
           </w:p>
         </w:tc>
@@ -840,7 +840,7 @@
                 <w:rFonts w:ascii="TimeNewRoman" w:hAnsi="TimeNewRoman"/>
                 <w:sz w:val="30"/>
               </w:rPr>
-              <w:t>835÷3=278, 1</w:t>
+              <w:t>717÷2=358, 1</w:t>
             </w:r>
           </w:p>
         </w:tc>

--- a/answers-of-three-digit_number_divided_by_one-digit_number.docx
+++ b/answers-of-three-digit_number_divided_by_one-digit_number.docx
@@ -11,7 +11,7 @@
           <w:rFonts w:ascii="Arial" w:hAnsi="Arial"/>
           <w:sz w:val="30"/>
         </w:rPr>
-        <w:t>2026-10-08 Thursday</w:t>
+        <w:t>2026-10-09 Friday</w:t>
       </w:r>
     </w:p>
     <w:tbl>
@@ -40,7 +40,7 @@
                 <w:rFonts w:ascii="TimeNewRoman" w:hAnsi="TimeNewRoman"/>
                 <w:sz w:val="30"/>
               </w:rPr>
-              <w:t>562÷7=80, 2</w:t>
+              <w:t>133÷2=66, 1</w:t>
             </w:r>
           </w:p>
         </w:tc>
@@ -57,7 +57,7 @@
                 <w:rFonts w:ascii="TimeNewRoman" w:hAnsi="TimeNewRoman"/>
                 <w:sz w:val="30"/>
               </w:rPr>
-              <w:t>196÷3=65, 1</w:t>
+              <w:t>917÷4=229, 1</w:t>
             </w:r>
           </w:p>
         </w:tc>
@@ -74,7 +74,7 @@
                 <w:rFonts w:ascii="TimeNewRoman" w:hAnsi="TimeNewRoman"/>
                 <w:sz w:val="30"/>
               </w:rPr>
-              <w:t>108÷8=13, 4</w:t>
+              <w:t>922÷4=230, 2</w:t>
             </w:r>
           </w:p>
         </w:tc>
@@ -91,7 +91,7 @@
                 <w:rFonts w:ascii="TimeNewRoman" w:hAnsi="TimeNewRoman"/>
                 <w:sz w:val="30"/>
               </w:rPr>
-              <w:t>828÷7=118, 2</w:t>
+              <w:t>254÷8=31, 6</w:t>
             </w:r>
           </w:p>
         </w:tc>
@@ -108,7 +108,7 @@
                 <w:rFonts w:ascii="TimeNewRoman" w:hAnsi="TimeNewRoman"/>
                 <w:sz w:val="30"/>
               </w:rPr>
-              <w:t>482÷7=68, 6</w:t>
+              <w:t>204÷8=25, 4</w:t>
             </w:r>
           </w:p>
         </w:tc>
@@ -223,7 +223,7 @@
                 <w:rFonts w:ascii="TimeNewRoman" w:hAnsi="TimeNewRoman"/>
                 <w:sz w:val="30"/>
               </w:rPr>
-              <w:t>215÷2=107, 1</w:t>
+              <w:t>510÷3=170, 0</w:t>
             </w:r>
           </w:p>
         </w:tc>
@@ -240,7 +240,7 @@
                 <w:rFonts w:ascii="TimeNewRoman" w:hAnsi="TimeNewRoman"/>
                 <w:sz w:val="30"/>
               </w:rPr>
-              <w:t>356÷3=118, 2</w:t>
+              <w:t>703÷9=78, 1</w:t>
             </w:r>
           </w:p>
         </w:tc>
@@ -257,7 +257,7 @@
                 <w:rFonts w:ascii="TimeNewRoman" w:hAnsi="TimeNewRoman"/>
                 <w:sz w:val="30"/>
               </w:rPr>
-              <w:t>495÷4=123, 3</w:t>
+              <w:t>855÷4=213, 3</w:t>
             </w:r>
           </w:p>
         </w:tc>
@@ -274,7 +274,7 @@
                 <w:rFonts w:ascii="TimeNewRoman" w:hAnsi="TimeNewRoman"/>
                 <w:sz w:val="30"/>
               </w:rPr>
-              <w:t>392÷3=130, 2</w:t>
+              <w:t>773÷7=110, 3</w:t>
             </w:r>
           </w:p>
         </w:tc>
@@ -291,7 +291,7 @@
                 <w:rFonts w:ascii="TimeNewRoman" w:hAnsi="TimeNewRoman"/>
                 <w:sz w:val="30"/>
               </w:rPr>
-              <w:t>330÷9=36, 6</w:t>
+              <w:t>448÷2=224, 0</w:t>
             </w:r>
           </w:p>
         </w:tc>
@@ -406,7 +406,7 @@
                 <w:rFonts w:ascii="TimeNewRoman" w:hAnsi="TimeNewRoman"/>
                 <w:sz w:val="30"/>
               </w:rPr>
-              <w:t>638÷2=319, 0</w:t>
+              <w:t>515÷2=257, 1</w:t>
             </w:r>
           </w:p>
         </w:tc>
@@ -423,7 +423,7 @@
                 <w:rFonts w:ascii="TimeNewRoman" w:hAnsi="TimeNewRoman"/>
                 <w:sz w:val="30"/>
               </w:rPr>
-              <w:t>105÷9=11, 6</w:t>
+              <w:t>833÷9=92, 5</w:t>
             </w:r>
           </w:p>
         </w:tc>
@@ -440,7 +440,7 @@
                 <w:rFonts w:ascii="TimeNewRoman" w:hAnsi="TimeNewRoman"/>
                 <w:sz w:val="30"/>
               </w:rPr>
-              <w:t>900÷5=180, 0</w:t>
+              <w:t>166÷2=83, 0</w:t>
             </w:r>
           </w:p>
         </w:tc>
@@ -457,7 +457,7 @@
                 <w:rFonts w:ascii="TimeNewRoman" w:hAnsi="TimeNewRoman"/>
                 <w:sz w:val="30"/>
               </w:rPr>
-              <w:t>944÷8=118, 0</w:t>
+              <w:t>528÷9=58, 6</w:t>
             </w:r>
           </w:p>
         </w:tc>
@@ -474,7 +474,7 @@
                 <w:rFonts w:ascii="TimeNewRoman" w:hAnsi="TimeNewRoman"/>
                 <w:sz w:val="30"/>
               </w:rPr>
-              <w:t>954÷5=190, 4</w:t>
+              <w:t>560÷7=80, 0</w:t>
             </w:r>
           </w:p>
         </w:tc>
@@ -589,7 +589,7 @@
                 <w:rFonts w:ascii="TimeNewRoman" w:hAnsi="TimeNewRoman"/>
                 <w:sz w:val="30"/>
               </w:rPr>
-              <w:t>661÷5=132, 1</w:t>
+              <w:t>578÷9=64, 2</w:t>
             </w:r>
           </w:p>
         </w:tc>
@@ -606,7 +606,7 @@
                 <w:rFonts w:ascii="TimeNewRoman" w:hAnsi="TimeNewRoman"/>
                 <w:sz w:val="30"/>
               </w:rPr>
-              <w:t>628÷9=69, 7</w:t>
+              <w:t>711÷2=355, 1</w:t>
             </w:r>
           </w:p>
         </w:tc>
@@ -623,7 +623,7 @@
                 <w:rFonts w:ascii="TimeNewRoman" w:hAnsi="TimeNewRoman"/>
                 <w:sz w:val="30"/>
               </w:rPr>
-              <w:t>862÷9=95, 7</w:t>
+              <w:t>827÷6=137, 5</w:t>
             </w:r>
           </w:p>
         </w:tc>
@@ -640,7 +640,7 @@
                 <w:rFonts w:ascii="TimeNewRoman" w:hAnsi="TimeNewRoman"/>
                 <w:sz w:val="30"/>
               </w:rPr>
-              <w:t>127÷6=21, 1</w:t>
+              <w:t>226÷4=56, 2</w:t>
             </w:r>
           </w:p>
         </w:tc>
@@ -657,7 +657,7 @@
                 <w:rFonts w:ascii="TimeNewRoman" w:hAnsi="TimeNewRoman"/>
                 <w:sz w:val="30"/>
               </w:rPr>
-              <w:t>414÷3=138, 0</w:t>
+              <w:t>604÷9=67, 1</w:t>
             </w:r>
           </w:p>
         </w:tc>
@@ -772,7 +772,7 @@
                 <w:rFonts w:ascii="TimeNewRoman" w:hAnsi="TimeNewRoman"/>
                 <w:sz w:val="30"/>
               </w:rPr>
-              <w:t>533÷9=59, 2</w:t>
+              <w:t>167÷5=33, 2</w:t>
             </w:r>
           </w:p>
         </w:tc>
@@ -789,7 +789,7 @@
                 <w:rFonts w:ascii="TimeNewRoman" w:hAnsi="TimeNewRoman"/>
                 <w:sz w:val="30"/>
               </w:rPr>
-              <w:t>911÷9=101, 2</w:t>
+              <w:t>425÷4=106, 1</w:t>
             </w:r>
           </w:p>
         </w:tc>
@@ -806,7 +806,7 @@
                 <w:rFonts w:ascii="TimeNewRoman" w:hAnsi="TimeNewRoman"/>
                 <w:sz w:val="30"/>
               </w:rPr>
-              <w:t>537÷6=89, 3</w:t>
+              <w:t>551÷9=61, 2</w:t>
             </w:r>
           </w:p>
         </w:tc>
@@ -823,7 +823,7 @@
                 <w:rFonts w:ascii="TimeNewRoman" w:hAnsi="TimeNewRoman"/>
                 <w:sz w:val="30"/>
               </w:rPr>
-              <w:t>619÷9=68, 7</w:t>
+              <w:t>511÷8=63, 7</w:t>
             </w:r>
           </w:p>
         </w:tc>
@@ -840,7 +840,7 @@
                 <w:rFonts w:ascii="TimeNewRoman" w:hAnsi="TimeNewRoman"/>
                 <w:sz w:val="30"/>
               </w:rPr>
-              <w:t>717÷2=358, 1</w:t>
+              <w:t>653÷2=326, 1</w:t>
             </w:r>
           </w:p>
         </w:tc>

--- a/answers-of-three-digit_number_divided_by_one-digit_number.docx
+++ b/answers-of-three-digit_number_divided_by_one-digit_number.docx
@@ -40,7 +40,7 @@
                 <w:rFonts w:ascii="TimeNewRoman" w:hAnsi="TimeNewRoman"/>
                 <w:sz w:val="30"/>
               </w:rPr>
-              <w:t>133÷2=66, 1</w:t>
+              <w:t>667÷6=111, 1</w:t>
             </w:r>
           </w:p>
         </w:tc>
@@ -57,7 +57,7 @@
                 <w:rFonts w:ascii="TimeNewRoman" w:hAnsi="TimeNewRoman"/>
                 <w:sz w:val="30"/>
               </w:rPr>
-              <w:t>917÷4=229, 1</w:t>
+              <w:t>597÷3=199, 0</w:t>
             </w:r>
           </w:p>
         </w:tc>
@@ -74,7 +74,7 @@
                 <w:rFonts w:ascii="TimeNewRoman" w:hAnsi="TimeNewRoman"/>
                 <w:sz w:val="30"/>
               </w:rPr>
-              <w:t>922÷4=230, 2</w:t>
+              <w:t>883÷4=220, 3</w:t>
             </w:r>
           </w:p>
         </w:tc>
@@ -91,7 +91,7 @@
                 <w:rFonts w:ascii="TimeNewRoman" w:hAnsi="TimeNewRoman"/>
                 <w:sz w:val="30"/>
               </w:rPr>
-              <w:t>254÷8=31, 6</w:t>
+              <w:t>695÷3=231, 2</w:t>
             </w:r>
           </w:p>
         </w:tc>
@@ -108,7 +108,7 @@
                 <w:rFonts w:ascii="TimeNewRoman" w:hAnsi="TimeNewRoman"/>
                 <w:sz w:val="30"/>
               </w:rPr>
-              <w:t>204÷8=25, 4</w:t>
+              <w:t>946÷3=315, 1</w:t>
             </w:r>
           </w:p>
         </w:tc>
@@ -223,7 +223,7 @@
                 <w:rFonts w:ascii="TimeNewRoman" w:hAnsi="TimeNewRoman"/>
                 <w:sz w:val="30"/>
               </w:rPr>
-              <w:t>510÷3=170, 0</w:t>
+              <w:t>442÷4=110, 2</w:t>
             </w:r>
           </w:p>
         </w:tc>
@@ -240,7 +240,7 @@
                 <w:rFonts w:ascii="TimeNewRoman" w:hAnsi="TimeNewRoman"/>
                 <w:sz w:val="30"/>
               </w:rPr>
-              <w:t>703÷9=78, 1</w:t>
+              <w:t>369÷8=46, 1</w:t>
             </w:r>
           </w:p>
         </w:tc>
@@ -257,7 +257,7 @@
                 <w:rFonts w:ascii="TimeNewRoman" w:hAnsi="TimeNewRoman"/>
                 <w:sz w:val="30"/>
               </w:rPr>
-              <w:t>855÷4=213, 3</w:t>
+              <w:t>755÷8=94, 3</w:t>
             </w:r>
           </w:p>
         </w:tc>
@@ -274,7 +274,7 @@
                 <w:rFonts w:ascii="TimeNewRoman" w:hAnsi="TimeNewRoman"/>
                 <w:sz w:val="30"/>
               </w:rPr>
-              <w:t>773÷7=110, 3</w:t>
+              <w:t>648÷4=162, 0</w:t>
             </w:r>
           </w:p>
         </w:tc>
@@ -291,7 +291,7 @@
                 <w:rFonts w:ascii="TimeNewRoman" w:hAnsi="TimeNewRoman"/>
                 <w:sz w:val="30"/>
               </w:rPr>
-              <w:t>448÷2=224, 0</w:t>
+              <w:t>570÷4=142, 2</w:t>
             </w:r>
           </w:p>
         </w:tc>
@@ -406,7 +406,7 @@
                 <w:rFonts w:ascii="TimeNewRoman" w:hAnsi="TimeNewRoman"/>
                 <w:sz w:val="30"/>
               </w:rPr>
-              <w:t>515÷2=257, 1</w:t>
+              <w:t>253÷3=84, 1</w:t>
             </w:r>
           </w:p>
         </w:tc>
@@ -423,7 +423,7 @@
                 <w:rFonts w:ascii="TimeNewRoman" w:hAnsi="TimeNewRoman"/>
                 <w:sz w:val="30"/>
               </w:rPr>
-              <w:t>833÷9=92, 5</w:t>
+              <w:t>472÷9=52, 4</w:t>
             </w:r>
           </w:p>
         </w:tc>
@@ -440,7 +440,7 @@
                 <w:rFonts w:ascii="TimeNewRoman" w:hAnsi="TimeNewRoman"/>
                 <w:sz w:val="30"/>
               </w:rPr>
-              <w:t>166÷2=83, 0</w:t>
+              <w:t>131÷7=18, 5</w:t>
             </w:r>
           </w:p>
         </w:tc>
@@ -457,7 +457,7 @@
                 <w:rFonts w:ascii="TimeNewRoman" w:hAnsi="TimeNewRoman"/>
                 <w:sz w:val="30"/>
               </w:rPr>
-              <w:t>528÷9=58, 6</w:t>
+              <w:t>708÷6=118, 0</w:t>
             </w:r>
           </w:p>
         </w:tc>
@@ -474,7 +474,7 @@
                 <w:rFonts w:ascii="TimeNewRoman" w:hAnsi="TimeNewRoman"/>
                 <w:sz w:val="30"/>
               </w:rPr>
-              <w:t>560÷7=80, 0</w:t>
+              <w:t>134÷5=26, 4</w:t>
             </w:r>
           </w:p>
         </w:tc>
@@ -589,7 +589,7 @@
                 <w:rFonts w:ascii="TimeNewRoman" w:hAnsi="TimeNewRoman"/>
                 <w:sz w:val="30"/>
               </w:rPr>
-              <w:t>578÷9=64, 2</w:t>
+              <w:t>822÷5=164, 2</w:t>
             </w:r>
           </w:p>
         </w:tc>
@@ -606,7 +606,7 @@
                 <w:rFonts w:ascii="TimeNewRoman" w:hAnsi="TimeNewRoman"/>
                 <w:sz w:val="30"/>
               </w:rPr>
-              <w:t>711÷2=355, 1</w:t>
+              <w:t>141÷5=28, 1</w:t>
             </w:r>
           </w:p>
         </w:tc>
@@ -623,7 +623,7 @@
                 <w:rFonts w:ascii="TimeNewRoman" w:hAnsi="TimeNewRoman"/>
                 <w:sz w:val="30"/>
               </w:rPr>
-              <w:t>827÷6=137, 5</w:t>
+              <w:t>757÷4=189, 1</w:t>
             </w:r>
           </w:p>
         </w:tc>
@@ -640,7 +640,7 @@
                 <w:rFonts w:ascii="TimeNewRoman" w:hAnsi="TimeNewRoman"/>
                 <w:sz w:val="30"/>
               </w:rPr>
-              <w:t>226÷4=56, 2</w:t>
+              <w:t>985÷8=123, 1</w:t>
             </w:r>
           </w:p>
         </w:tc>
@@ -657,7 +657,7 @@
                 <w:rFonts w:ascii="TimeNewRoman" w:hAnsi="TimeNewRoman"/>
                 <w:sz w:val="30"/>
               </w:rPr>
-              <w:t>604÷9=67, 1</w:t>
+              <w:t>701÷6=116, 5</w:t>
             </w:r>
           </w:p>
         </w:tc>
@@ -772,7 +772,7 @@
                 <w:rFonts w:ascii="TimeNewRoman" w:hAnsi="TimeNewRoman"/>
                 <w:sz w:val="30"/>
               </w:rPr>
-              <w:t>167÷5=33, 2</w:t>
+              <w:t>412÷6=68, 4</w:t>
             </w:r>
           </w:p>
         </w:tc>
@@ -789,7 +789,7 @@
                 <w:rFonts w:ascii="TimeNewRoman" w:hAnsi="TimeNewRoman"/>
                 <w:sz w:val="30"/>
               </w:rPr>
-              <w:t>425÷4=106, 1</w:t>
+              <w:t>237÷8=29, 5</w:t>
             </w:r>
           </w:p>
         </w:tc>
@@ -806,7 +806,7 @@
                 <w:rFonts w:ascii="TimeNewRoman" w:hAnsi="TimeNewRoman"/>
                 <w:sz w:val="30"/>
               </w:rPr>
-              <w:t>551÷9=61, 2</w:t>
+              <w:t>173÷2=86, 1</w:t>
             </w:r>
           </w:p>
         </w:tc>
@@ -823,7 +823,7 @@
                 <w:rFonts w:ascii="TimeNewRoman" w:hAnsi="TimeNewRoman"/>
                 <w:sz w:val="30"/>
               </w:rPr>
-              <w:t>511÷8=63, 7</w:t>
+              <w:t>971÷8=121, 3</w:t>
             </w:r>
           </w:p>
         </w:tc>
@@ -840,7 +840,7 @@
                 <w:rFonts w:ascii="TimeNewRoman" w:hAnsi="TimeNewRoman"/>
                 <w:sz w:val="30"/>
               </w:rPr>
-              <w:t>653÷2=326, 1</w:t>
+              <w:t>200÷3=66, 2</w:t>
             </w:r>
           </w:p>
         </w:tc>

--- a/answers-of-three-digit_number_divided_by_one-digit_number.docx
+++ b/answers-of-three-digit_number_divided_by_one-digit_number.docx
@@ -11,7 +11,7 @@
           <w:rFonts w:ascii="Arial" w:hAnsi="Arial"/>
           <w:sz w:val="30"/>
         </w:rPr>
-        <w:t>2026-10-09 Friday</w:t>
+        <w:t>2026-10-10 Saturday</w:t>
       </w:r>
     </w:p>
     <w:tbl>
@@ -40,7 +40,7 @@
                 <w:rFonts w:ascii="TimeNewRoman" w:hAnsi="TimeNewRoman"/>
                 <w:sz w:val="30"/>
               </w:rPr>
-              <w:t>667÷6=111, 1</w:t>
+              <w:t>758÷4=189, 2</w:t>
             </w:r>
           </w:p>
         </w:tc>
@@ -57,7 +57,7 @@
                 <w:rFonts w:ascii="TimeNewRoman" w:hAnsi="TimeNewRoman"/>
                 <w:sz w:val="30"/>
               </w:rPr>
-              <w:t>597÷3=199, 0</w:t>
+              <w:t>146÷6=24, 2</w:t>
             </w:r>
           </w:p>
         </w:tc>
@@ -74,7 +74,7 @@
                 <w:rFonts w:ascii="TimeNewRoman" w:hAnsi="TimeNewRoman"/>
                 <w:sz w:val="30"/>
               </w:rPr>
-              <w:t>883÷4=220, 3</w:t>
+              <w:t>850÷8=106, 2</w:t>
             </w:r>
           </w:p>
         </w:tc>
@@ -91,7 +91,7 @@
                 <w:rFonts w:ascii="TimeNewRoman" w:hAnsi="TimeNewRoman"/>
                 <w:sz w:val="30"/>
               </w:rPr>
-              <w:t>695÷3=231, 2</w:t>
+              <w:t>643÷8=80, 3</w:t>
             </w:r>
           </w:p>
         </w:tc>
@@ -108,7 +108,7 @@
                 <w:rFonts w:ascii="TimeNewRoman" w:hAnsi="TimeNewRoman"/>
                 <w:sz w:val="30"/>
               </w:rPr>
-              <w:t>946÷3=315, 1</w:t>
+              <w:t>621÷6=103, 3</w:t>
             </w:r>
           </w:p>
         </w:tc>
@@ -223,7 +223,7 @@
                 <w:rFonts w:ascii="TimeNewRoman" w:hAnsi="TimeNewRoman"/>
                 <w:sz w:val="30"/>
               </w:rPr>
-              <w:t>442÷4=110, 2</w:t>
+              <w:t>168÷8=21, 0</w:t>
             </w:r>
           </w:p>
         </w:tc>
@@ -240,7 +240,7 @@
                 <w:rFonts w:ascii="TimeNewRoman" w:hAnsi="TimeNewRoman"/>
                 <w:sz w:val="30"/>
               </w:rPr>
-              <w:t>369÷8=46, 1</w:t>
+              <w:t>672÷9=74, 6</w:t>
             </w:r>
           </w:p>
         </w:tc>
@@ -257,7 +257,7 @@
                 <w:rFonts w:ascii="TimeNewRoman" w:hAnsi="TimeNewRoman"/>
                 <w:sz w:val="30"/>
               </w:rPr>
-              <w:t>755÷8=94, 3</w:t>
+              <w:t>626÷5=125, 1</w:t>
             </w:r>
           </w:p>
         </w:tc>
@@ -274,7 +274,7 @@
                 <w:rFonts w:ascii="TimeNewRoman" w:hAnsi="TimeNewRoman"/>
                 <w:sz w:val="30"/>
               </w:rPr>
-              <w:t>648÷4=162, 0</w:t>
+              <w:t>839÷8=104, 7</w:t>
             </w:r>
           </w:p>
         </w:tc>
@@ -291,7 +291,7 @@
                 <w:rFonts w:ascii="TimeNewRoman" w:hAnsi="TimeNewRoman"/>
                 <w:sz w:val="30"/>
               </w:rPr>
-              <w:t>570÷4=142, 2</w:t>
+              <w:t>429÷7=61, 2</w:t>
             </w:r>
           </w:p>
         </w:tc>
@@ -406,7 +406,7 @@
                 <w:rFonts w:ascii="TimeNewRoman" w:hAnsi="TimeNewRoman"/>
                 <w:sz w:val="30"/>
               </w:rPr>
-              <w:t>253÷3=84, 1</w:t>
+              <w:t>912÷8=114, 0</w:t>
             </w:r>
           </w:p>
         </w:tc>
@@ -423,7 +423,7 @@
                 <w:rFonts w:ascii="TimeNewRoman" w:hAnsi="TimeNewRoman"/>
                 <w:sz w:val="30"/>
               </w:rPr>
-              <w:t>472÷9=52, 4</w:t>
+              <w:t>667÷7=95, 2</w:t>
             </w:r>
           </w:p>
         </w:tc>
@@ -440,7 +440,7 @@
                 <w:rFonts w:ascii="TimeNewRoman" w:hAnsi="TimeNewRoman"/>
                 <w:sz w:val="30"/>
               </w:rPr>
-              <w:t>131÷7=18, 5</w:t>
+              <w:t>203÷4=50, 3</w:t>
             </w:r>
           </w:p>
         </w:tc>
@@ -457,7 +457,7 @@
                 <w:rFonts w:ascii="TimeNewRoman" w:hAnsi="TimeNewRoman"/>
                 <w:sz w:val="30"/>
               </w:rPr>
-              <w:t>708÷6=118, 0</w:t>
+              <w:t>538÷5=107, 3</w:t>
             </w:r>
           </w:p>
         </w:tc>
@@ -474,7 +474,7 @@
                 <w:rFonts w:ascii="TimeNewRoman" w:hAnsi="TimeNewRoman"/>
                 <w:sz w:val="30"/>
               </w:rPr>
-              <w:t>134÷5=26, 4</w:t>
+              <w:t>575÷5=115, 0</w:t>
             </w:r>
           </w:p>
         </w:tc>
@@ -589,7 +589,7 @@
                 <w:rFonts w:ascii="TimeNewRoman" w:hAnsi="TimeNewRoman"/>
                 <w:sz w:val="30"/>
               </w:rPr>
-              <w:t>822÷5=164, 2</w:t>
+              <w:t>843÷4=210, 3</w:t>
             </w:r>
           </w:p>
         </w:tc>
@@ -606,7 +606,7 @@
                 <w:rFonts w:ascii="TimeNewRoman" w:hAnsi="TimeNewRoman"/>
                 <w:sz w:val="30"/>
               </w:rPr>
-              <w:t>141÷5=28, 1</w:t>
+              <w:t>949÷4=237, 1</w:t>
             </w:r>
           </w:p>
         </w:tc>
@@ -623,7 +623,7 @@
                 <w:rFonts w:ascii="TimeNewRoman" w:hAnsi="TimeNewRoman"/>
                 <w:sz w:val="30"/>
               </w:rPr>
-              <w:t>757÷4=189, 1</w:t>
+              <w:t>694÷7=99, 1</w:t>
             </w:r>
           </w:p>
         </w:tc>
@@ -640,7 +640,7 @@
                 <w:rFonts w:ascii="TimeNewRoman" w:hAnsi="TimeNewRoman"/>
                 <w:sz w:val="30"/>
               </w:rPr>
-              <w:t>985÷8=123, 1</w:t>
+              <w:t>533÷3=177, 2</w:t>
             </w:r>
           </w:p>
         </w:tc>
@@ -657,7 +657,7 @@
                 <w:rFonts w:ascii="TimeNewRoman" w:hAnsi="TimeNewRoman"/>
                 <w:sz w:val="30"/>
               </w:rPr>
-              <w:t>701÷6=116, 5</w:t>
+              <w:t>654÷7=93, 3</w:t>
             </w:r>
           </w:p>
         </w:tc>
@@ -772,7 +772,7 @@
                 <w:rFonts w:ascii="TimeNewRoman" w:hAnsi="TimeNewRoman"/>
                 <w:sz w:val="30"/>
               </w:rPr>
-              <w:t>412÷6=68, 4</w:t>
+              <w:t>982÷7=140, 2</w:t>
             </w:r>
           </w:p>
         </w:tc>
@@ -789,7 +789,7 @@
                 <w:rFonts w:ascii="TimeNewRoman" w:hAnsi="TimeNewRoman"/>
                 <w:sz w:val="30"/>
               </w:rPr>
-              <w:t>237÷8=29, 5</w:t>
+              <w:t>738÷8=92, 2</w:t>
             </w:r>
           </w:p>
         </w:tc>
@@ -806,7 +806,7 @@
                 <w:rFonts w:ascii="TimeNewRoman" w:hAnsi="TimeNewRoman"/>
                 <w:sz w:val="30"/>
               </w:rPr>
-              <w:t>173÷2=86, 1</w:t>
+              <w:t>681÷3=227, 0</w:t>
             </w:r>
           </w:p>
         </w:tc>
@@ -823,7 +823,7 @@
                 <w:rFonts w:ascii="TimeNewRoman" w:hAnsi="TimeNewRoman"/>
                 <w:sz w:val="30"/>
               </w:rPr>
-              <w:t>971÷8=121, 3</w:t>
+              <w:t>267÷7=38, 1</w:t>
             </w:r>
           </w:p>
         </w:tc>
@@ -840,7 +840,7 @@
                 <w:rFonts w:ascii="TimeNewRoman" w:hAnsi="TimeNewRoman"/>
                 <w:sz w:val="30"/>
               </w:rPr>
-              <w:t>200÷3=66, 2</w:t>
+              <w:t>410÷7=58, 4</w:t>
             </w:r>
           </w:p>
         </w:tc>

--- a/answers-of-three-digit_number_divided_by_one-digit_number.docx
+++ b/answers-of-three-digit_number_divided_by_one-digit_number.docx
@@ -40,7 +40,7 @@
                 <w:rFonts w:ascii="TimeNewRoman" w:hAnsi="TimeNewRoman"/>
                 <w:sz w:val="30"/>
               </w:rPr>
-              <w:t>758÷4=189, 2</w:t>
+              <w:t>933÷5=186, 3</w:t>
             </w:r>
           </w:p>
         </w:tc>
@@ -57,7 +57,7 @@
                 <w:rFonts w:ascii="TimeNewRoman" w:hAnsi="TimeNewRoman"/>
                 <w:sz w:val="30"/>
               </w:rPr>
-              <w:t>146÷6=24, 2</w:t>
+              <w:t>729÷9=81, 0</w:t>
             </w:r>
           </w:p>
         </w:tc>
@@ -74,7 +74,7 @@
                 <w:rFonts w:ascii="TimeNewRoman" w:hAnsi="TimeNewRoman"/>
                 <w:sz w:val="30"/>
               </w:rPr>
-              <w:t>850÷8=106, 2</w:t>
+              <w:t>119÷2=59, 1</w:t>
             </w:r>
           </w:p>
         </w:tc>
@@ -91,7 +91,7 @@
                 <w:rFonts w:ascii="TimeNewRoman" w:hAnsi="TimeNewRoman"/>
                 <w:sz w:val="30"/>
               </w:rPr>
-              <w:t>643÷8=80, 3</w:t>
+              <w:t>339÷3=113, 0</w:t>
             </w:r>
           </w:p>
         </w:tc>
@@ -108,7 +108,7 @@
                 <w:rFonts w:ascii="TimeNewRoman" w:hAnsi="TimeNewRoman"/>
                 <w:sz w:val="30"/>
               </w:rPr>
-              <w:t>621÷6=103, 3</w:t>
+              <w:t>132÷9=14, 6</w:t>
             </w:r>
           </w:p>
         </w:tc>
@@ -223,7 +223,7 @@
                 <w:rFonts w:ascii="TimeNewRoman" w:hAnsi="TimeNewRoman"/>
                 <w:sz w:val="30"/>
               </w:rPr>
-              <w:t>168÷8=21, 0</w:t>
+              <w:t>662÷6=110, 2</w:t>
             </w:r>
           </w:p>
         </w:tc>
@@ -240,7 +240,7 @@
                 <w:rFonts w:ascii="TimeNewRoman" w:hAnsi="TimeNewRoman"/>
                 <w:sz w:val="30"/>
               </w:rPr>
-              <w:t>672÷9=74, 6</w:t>
+              <w:t>139÷7=19, 6</w:t>
             </w:r>
           </w:p>
         </w:tc>
@@ -257,7 +257,7 @@
                 <w:rFonts w:ascii="TimeNewRoman" w:hAnsi="TimeNewRoman"/>
                 <w:sz w:val="30"/>
               </w:rPr>
-              <w:t>626÷5=125, 1</w:t>
+              <w:t>167÷9=18, 5</w:t>
             </w:r>
           </w:p>
         </w:tc>
@@ -274,7 +274,7 @@
                 <w:rFonts w:ascii="TimeNewRoman" w:hAnsi="TimeNewRoman"/>
                 <w:sz w:val="30"/>
               </w:rPr>
-              <w:t>839÷8=104, 7</w:t>
+              <w:t>929÷9=103, 2</w:t>
             </w:r>
           </w:p>
         </w:tc>
@@ -291,7 +291,7 @@
                 <w:rFonts w:ascii="TimeNewRoman" w:hAnsi="TimeNewRoman"/>
                 <w:sz w:val="30"/>
               </w:rPr>
-              <w:t>429÷7=61, 2</w:t>
+              <w:t>392÷3=130, 2</w:t>
             </w:r>
           </w:p>
         </w:tc>
@@ -406,7 +406,7 @@
                 <w:rFonts w:ascii="TimeNewRoman" w:hAnsi="TimeNewRoman"/>
                 <w:sz w:val="30"/>
               </w:rPr>
-              <w:t>912÷8=114, 0</w:t>
+              <w:t>761÷6=126, 5</w:t>
             </w:r>
           </w:p>
         </w:tc>
@@ -423,7 +423,7 @@
                 <w:rFonts w:ascii="TimeNewRoman" w:hAnsi="TimeNewRoman"/>
                 <w:sz w:val="30"/>
               </w:rPr>
-              <w:t>667÷7=95, 2</w:t>
+              <w:t>222÷8=27, 6</w:t>
             </w:r>
           </w:p>
         </w:tc>
@@ -440,7 +440,7 @@
                 <w:rFonts w:ascii="TimeNewRoman" w:hAnsi="TimeNewRoman"/>
                 <w:sz w:val="30"/>
               </w:rPr>
-              <w:t>203÷4=50, 3</w:t>
+              <w:t>936÷8=117, 0</w:t>
             </w:r>
           </w:p>
         </w:tc>
@@ -457,7 +457,7 @@
                 <w:rFonts w:ascii="TimeNewRoman" w:hAnsi="TimeNewRoman"/>
                 <w:sz w:val="30"/>
               </w:rPr>
-              <w:t>538÷5=107, 3</w:t>
+              <w:t>411÷8=51, 3</w:t>
             </w:r>
           </w:p>
         </w:tc>
@@ -474,7 +474,7 @@
                 <w:rFonts w:ascii="TimeNewRoman" w:hAnsi="TimeNewRoman"/>
                 <w:sz w:val="30"/>
               </w:rPr>
-              <w:t>575÷5=115, 0</w:t>
+              <w:t>357÷4=89, 1</w:t>
             </w:r>
           </w:p>
         </w:tc>
@@ -589,7 +589,7 @@
                 <w:rFonts w:ascii="TimeNewRoman" w:hAnsi="TimeNewRoman"/>
                 <w:sz w:val="30"/>
               </w:rPr>
-              <w:t>843÷4=210, 3</w:t>
+              <w:t>304÷9=33, 7</w:t>
             </w:r>
           </w:p>
         </w:tc>
@@ -606,7 +606,7 @@
                 <w:rFonts w:ascii="TimeNewRoman" w:hAnsi="TimeNewRoman"/>
                 <w:sz w:val="30"/>
               </w:rPr>
-              <w:t>949÷4=237, 1</w:t>
+              <w:t>859÷4=214, 3</w:t>
             </w:r>
           </w:p>
         </w:tc>
@@ -623,7 +623,7 @@
                 <w:rFonts w:ascii="TimeNewRoman" w:hAnsi="TimeNewRoman"/>
                 <w:sz w:val="30"/>
               </w:rPr>
-              <w:t>694÷7=99, 1</w:t>
+              <w:t>727÷3=242, 1</w:t>
             </w:r>
           </w:p>
         </w:tc>
@@ -640,7 +640,7 @@
                 <w:rFonts w:ascii="TimeNewRoman" w:hAnsi="TimeNewRoman"/>
                 <w:sz w:val="30"/>
               </w:rPr>
-              <w:t>533÷3=177, 2</w:t>
+              <w:t>410÷2=205, 0</w:t>
             </w:r>
           </w:p>
         </w:tc>
@@ -657,7 +657,7 @@
                 <w:rFonts w:ascii="TimeNewRoman" w:hAnsi="TimeNewRoman"/>
                 <w:sz w:val="30"/>
               </w:rPr>
-              <w:t>654÷7=93, 3</w:t>
+              <w:t>691÷7=98, 5</w:t>
             </w:r>
           </w:p>
         </w:tc>
@@ -772,7 +772,7 @@
                 <w:rFonts w:ascii="TimeNewRoman" w:hAnsi="TimeNewRoman"/>
                 <w:sz w:val="30"/>
               </w:rPr>
-              <w:t>982÷7=140, 2</w:t>
+              <w:t>185÷9=20, 5</w:t>
             </w:r>
           </w:p>
         </w:tc>
@@ -789,7 +789,7 @@
                 <w:rFonts w:ascii="TimeNewRoman" w:hAnsi="TimeNewRoman"/>
                 <w:sz w:val="30"/>
               </w:rPr>
-              <w:t>738÷8=92, 2</w:t>
+              <w:t>726÷8=90, 6</w:t>
             </w:r>
           </w:p>
         </w:tc>
@@ -806,7 +806,7 @@
                 <w:rFonts w:ascii="TimeNewRoman" w:hAnsi="TimeNewRoman"/>
                 <w:sz w:val="30"/>
               </w:rPr>
-              <w:t>681÷3=227, 0</w:t>
+              <w:t>686÷9=76, 2</w:t>
             </w:r>
           </w:p>
         </w:tc>
@@ -823,7 +823,7 @@
                 <w:rFonts w:ascii="TimeNewRoman" w:hAnsi="TimeNewRoman"/>
                 <w:sz w:val="30"/>
               </w:rPr>
-              <w:t>267÷7=38, 1</w:t>
+              <w:t>884÷3=294, 2</w:t>
             </w:r>
           </w:p>
         </w:tc>
@@ -840,7 +840,7 @@
                 <w:rFonts w:ascii="TimeNewRoman" w:hAnsi="TimeNewRoman"/>
                 <w:sz w:val="30"/>
               </w:rPr>
-              <w:t>410÷7=58, 4</w:t>
+              <w:t>400÷9=44, 4</w:t>
             </w:r>
           </w:p>
         </w:tc>

--- a/answers-of-three-digit_number_divided_by_one-digit_number.docx
+++ b/answers-of-three-digit_number_divided_by_one-digit_number.docx
@@ -11,7 +11,7 @@
           <w:rFonts w:ascii="Arial" w:hAnsi="Arial"/>
           <w:sz w:val="30"/>
         </w:rPr>
-        <w:t>2026-10-10 Saturday</w:t>
+        <w:t>2026-10-11 Sunday</w:t>
       </w:r>
     </w:p>
     <w:tbl>
@@ -40,7 +40,7 @@
                 <w:rFonts w:ascii="TimeNewRoman" w:hAnsi="TimeNewRoman"/>
                 <w:sz w:val="30"/>
               </w:rPr>
-              <w:t>933÷5=186, 3</w:t>
+              <w:t>168÷3=56, 0</w:t>
             </w:r>
           </w:p>
         </w:tc>
@@ -57,7 +57,7 @@
                 <w:rFonts w:ascii="TimeNewRoman" w:hAnsi="TimeNewRoman"/>
                 <w:sz w:val="30"/>
               </w:rPr>
-              <w:t>729÷9=81, 0</w:t>
+              <w:t>274÷2=137, 0</w:t>
             </w:r>
           </w:p>
         </w:tc>
@@ -74,7 +74,7 @@
                 <w:rFonts w:ascii="TimeNewRoman" w:hAnsi="TimeNewRoman"/>
                 <w:sz w:val="30"/>
               </w:rPr>
-              <w:t>119÷2=59, 1</w:t>
+              <w:t>733÷7=104, 5</w:t>
             </w:r>
           </w:p>
         </w:tc>
@@ -91,7 +91,7 @@
                 <w:rFonts w:ascii="TimeNewRoman" w:hAnsi="TimeNewRoman"/>
                 <w:sz w:val="30"/>
               </w:rPr>
-              <w:t>339÷3=113, 0</w:t>
+              <w:t>878÷7=125, 3</w:t>
             </w:r>
           </w:p>
         </w:tc>
@@ -108,7 +108,7 @@
                 <w:rFonts w:ascii="TimeNewRoman" w:hAnsi="TimeNewRoman"/>
                 <w:sz w:val="30"/>
               </w:rPr>
-              <w:t>132÷9=14, 6</w:t>
+              <w:t>469÷5=93, 4</w:t>
             </w:r>
           </w:p>
         </w:tc>
@@ -223,7 +223,7 @@
                 <w:rFonts w:ascii="TimeNewRoman" w:hAnsi="TimeNewRoman"/>
                 <w:sz w:val="30"/>
               </w:rPr>
-              <w:t>662÷6=110, 2</w:t>
+              <w:t>951÷9=105, 6</w:t>
             </w:r>
           </w:p>
         </w:tc>
@@ -240,7 +240,7 @@
                 <w:rFonts w:ascii="TimeNewRoman" w:hAnsi="TimeNewRoman"/>
                 <w:sz w:val="30"/>
               </w:rPr>
-              <w:t>139÷7=19, 6</w:t>
+              <w:t>137÷3=45, 2</w:t>
             </w:r>
           </w:p>
         </w:tc>
@@ -257,7 +257,7 @@
                 <w:rFonts w:ascii="TimeNewRoman" w:hAnsi="TimeNewRoman"/>
                 <w:sz w:val="30"/>
               </w:rPr>
-              <w:t>167÷9=18, 5</w:t>
+              <w:t>735÷8=91, 7</w:t>
             </w:r>
           </w:p>
         </w:tc>
@@ -274,7 +274,7 @@
                 <w:rFonts w:ascii="TimeNewRoman" w:hAnsi="TimeNewRoman"/>
                 <w:sz w:val="30"/>
               </w:rPr>
-              <w:t>929÷9=103, 2</w:t>
+              <w:t>656÷9=72, 8</w:t>
             </w:r>
           </w:p>
         </w:tc>
@@ -291,7 +291,7 @@
                 <w:rFonts w:ascii="TimeNewRoman" w:hAnsi="TimeNewRoman"/>
                 <w:sz w:val="30"/>
               </w:rPr>
-              <w:t>392÷3=130, 2</w:t>
+              <w:t>673÷2=336, 1</w:t>
             </w:r>
           </w:p>
         </w:tc>
@@ -406,7 +406,7 @@
                 <w:rFonts w:ascii="TimeNewRoman" w:hAnsi="TimeNewRoman"/>
                 <w:sz w:val="30"/>
               </w:rPr>
-              <w:t>761÷6=126, 5</w:t>
+              <w:t>131÷8=16, 3</w:t>
             </w:r>
           </w:p>
         </w:tc>
@@ -423,7 +423,7 @@
                 <w:rFonts w:ascii="TimeNewRoman" w:hAnsi="TimeNewRoman"/>
                 <w:sz w:val="30"/>
               </w:rPr>
-              <w:t>222÷8=27, 6</w:t>
+              <w:t>310÷7=44, 2</w:t>
             </w:r>
           </w:p>
         </w:tc>
@@ -440,7 +440,7 @@
                 <w:rFonts w:ascii="TimeNewRoman" w:hAnsi="TimeNewRoman"/>
                 <w:sz w:val="30"/>
               </w:rPr>
-              <w:t>936÷8=117, 0</w:t>
+              <w:t>635÷9=70, 5</w:t>
             </w:r>
           </w:p>
         </w:tc>
@@ -457,7 +457,7 @@
                 <w:rFonts w:ascii="TimeNewRoman" w:hAnsi="TimeNewRoman"/>
                 <w:sz w:val="30"/>
               </w:rPr>
-              <w:t>411÷8=51, 3</w:t>
+              <w:t>509÷9=56, 5</w:t>
             </w:r>
           </w:p>
         </w:tc>
@@ -474,7 +474,7 @@
                 <w:rFonts w:ascii="TimeNewRoman" w:hAnsi="TimeNewRoman"/>
                 <w:sz w:val="30"/>
               </w:rPr>
-              <w:t>357÷4=89, 1</w:t>
+              <w:t>368÷6=61, 2</w:t>
             </w:r>
           </w:p>
         </w:tc>
@@ -589,7 +589,7 @@
                 <w:rFonts w:ascii="TimeNewRoman" w:hAnsi="TimeNewRoman"/>
                 <w:sz w:val="30"/>
               </w:rPr>
-              <w:t>304÷9=33, 7</w:t>
+              <w:t>811÷5=162, 1</w:t>
             </w:r>
           </w:p>
         </w:tc>
@@ -606,7 +606,7 @@
                 <w:rFonts w:ascii="TimeNewRoman" w:hAnsi="TimeNewRoman"/>
                 <w:sz w:val="30"/>
               </w:rPr>
-              <w:t>859÷4=214, 3</w:t>
+              <w:t>846÷9=94, 0</w:t>
             </w:r>
           </w:p>
         </w:tc>
@@ -623,7 +623,7 @@
                 <w:rFonts w:ascii="TimeNewRoman" w:hAnsi="TimeNewRoman"/>
                 <w:sz w:val="30"/>
               </w:rPr>
-              <w:t>727÷3=242, 1</w:t>
+              <w:t>194÷8=24, 2</w:t>
             </w:r>
           </w:p>
         </w:tc>
@@ -640,7 +640,7 @@
                 <w:rFonts w:ascii="TimeNewRoman" w:hAnsi="TimeNewRoman"/>
                 <w:sz w:val="30"/>
               </w:rPr>
-              <w:t>410÷2=205, 0</w:t>
+              <w:t>369÷8=46, 1</w:t>
             </w:r>
           </w:p>
         </w:tc>
@@ -657,7 +657,7 @@
                 <w:rFonts w:ascii="TimeNewRoman" w:hAnsi="TimeNewRoman"/>
                 <w:sz w:val="30"/>
               </w:rPr>
-              <w:t>691÷7=98, 5</w:t>
+              <w:t>505÷9=56, 1</w:t>
             </w:r>
           </w:p>
         </w:tc>
@@ -772,7 +772,7 @@
                 <w:rFonts w:ascii="TimeNewRoman" w:hAnsi="TimeNewRoman"/>
                 <w:sz w:val="30"/>
               </w:rPr>
-              <w:t>185÷9=20, 5</w:t>
+              <w:t>419÷5=83, 4</w:t>
             </w:r>
           </w:p>
         </w:tc>
@@ -789,7 +789,7 @@
                 <w:rFonts w:ascii="TimeNewRoman" w:hAnsi="TimeNewRoman"/>
                 <w:sz w:val="30"/>
               </w:rPr>
-              <w:t>726÷8=90, 6</w:t>
+              <w:t>761÷4=190, 1</w:t>
             </w:r>
           </w:p>
         </w:tc>
@@ -806,7 +806,7 @@
                 <w:rFonts w:ascii="TimeNewRoman" w:hAnsi="TimeNewRoman"/>
                 <w:sz w:val="30"/>
               </w:rPr>
-              <w:t>686÷9=76, 2</w:t>
+              <w:t>693÷3=231, 0</w:t>
             </w:r>
           </w:p>
         </w:tc>
@@ -823,7 +823,7 @@
                 <w:rFonts w:ascii="TimeNewRoman" w:hAnsi="TimeNewRoman"/>
                 <w:sz w:val="30"/>
               </w:rPr>
-              <w:t>884÷3=294, 2</w:t>
+              <w:t>463÷6=77, 1</w:t>
             </w:r>
           </w:p>
         </w:tc>
@@ -840,7 +840,7 @@
                 <w:rFonts w:ascii="TimeNewRoman" w:hAnsi="TimeNewRoman"/>
                 <w:sz w:val="30"/>
               </w:rPr>
-              <w:t>400÷9=44, 4</w:t>
+              <w:t>431÷2=215, 1</w:t>
             </w:r>
           </w:p>
         </w:tc>

--- a/answers-of-three-digit_number_divided_by_one-digit_number.docx
+++ b/answers-of-three-digit_number_divided_by_one-digit_number.docx
@@ -40,7 +40,7 @@
                 <w:rFonts w:ascii="TimeNewRoman" w:hAnsi="TimeNewRoman"/>
                 <w:sz w:val="30"/>
               </w:rPr>
-              <w:t>168÷3=56, 0</w:t>
+              <w:t>448÷5=89, 3</w:t>
             </w:r>
           </w:p>
         </w:tc>
@@ -57,7 +57,7 @@
                 <w:rFonts w:ascii="TimeNewRoman" w:hAnsi="TimeNewRoman"/>
                 <w:sz w:val="30"/>
               </w:rPr>
-              <w:t>274÷2=137, 0</w:t>
+              <w:t>442÷7=63, 1</w:t>
             </w:r>
           </w:p>
         </w:tc>
@@ -74,7 +74,7 @@
                 <w:rFonts w:ascii="TimeNewRoman" w:hAnsi="TimeNewRoman"/>
                 <w:sz w:val="30"/>
               </w:rPr>
-              <w:t>733÷7=104, 5</w:t>
+              <w:t>969÷2=484, 1</w:t>
             </w:r>
           </w:p>
         </w:tc>
@@ -91,7 +91,7 @@
                 <w:rFonts w:ascii="TimeNewRoman" w:hAnsi="TimeNewRoman"/>
                 <w:sz w:val="30"/>
               </w:rPr>
-              <w:t>878÷7=125, 3</w:t>
+              <w:t>300÷6=50, 0</w:t>
             </w:r>
           </w:p>
         </w:tc>
@@ -108,7 +108,7 @@
                 <w:rFonts w:ascii="TimeNewRoman" w:hAnsi="TimeNewRoman"/>
                 <w:sz w:val="30"/>
               </w:rPr>
-              <w:t>469÷5=93, 4</w:t>
+              <w:t>908÷2=454, 0</w:t>
             </w:r>
           </w:p>
         </w:tc>
@@ -223,7 +223,7 @@
                 <w:rFonts w:ascii="TimeNewRoman" w:hAnsi="TimeNewRoman"/>
                 <w:sz w:val="30"/>
               </w:rPr>
-              <w:t>951÷9=105, 6</w:t>
+              <w:t>322÷5=64, 2</w:t>
             </w:r>
           </w:p>
         </w:tc>
@@ -240,7 +240,7 @@
                 <w:rFonts w:ascii="TimeNewRoman" w:hAnsi="TimeNewRoman"/>
                 <w:sz w:val="30"/>
               </w:rPr>
-              <w:t>137÷3=45, 2</w:t>
+              <w:t>974÷6=162, 2</w:t>
             </w:r>
           </w:p>
         </w:tc>
@@ -257,7 +257,7 @@
                 <w:rFonts w:ascii="TimeNewRoman" w:hAnsi="TimeNewRoman"/>
                 <w:sz w:val="30"/>
               </w:rPr>
-              <w:t>735÷8=91, 7</w:t>
+              <w:t>548÷2=274, 0</w:t>
             </w:r>
           </w:p>
         </w:tc>
@@ -274,7 +274,7 @@
                 <w:rFonts w:ascii="TimeNewRoman" w:hAnsi="TimeNewRoman"/>
                 <w:sz w:val="30"/>
               </w:rPr>
-              <w:t>656÷9=72, 8</w:t>
+              <w:t>454÷5=90, 4</w:t>
             </w:r>
           </w:p>
         </w:tc>
@@ -291,7 +291,7 @@
                 <w:rFonts w:ascii="TimeNewRoman" w:hAnsi="TimeNewRoman"/>
                 <w:sz w:val="30"/>
               </w:rPr>
-              <w:t>673÷2=336, 1</w:t>
+              <w:t>845÷4=211, 1</w:t>
             </w:r>
           </w:p>
         </w:tc>
@@ -406,7 +406,7 @@
                 <w:rFonts w:ascii="TimeNewRoman" w:hAnsi="TimeNewRoman"/>
                 <w:sz w:val="30"/>
               </w:rPr>
-              <w:t>131÷8=16, 3</w:t>
+              <w:t>160÷8=20, 0</w:t>
             </w:r>
           </w:p>
         </w:tc>
@@ -423,7 +423,7 @@
                 <w:rFonts w:ascii="TimeNewRoman" w:hAnsi="TimeNewRoman"/>
                 <w:sz w:val="30"/>
               </w:rPr>
-              <w:t>310÷7=44, 2</w:t>
+              <w:t>853÷9=94, 7</w:t>
             </w:r>
           </w:p>
         </w:tc>
@@ -440,7 +440,7 @@
                 <w:rFonts w:ascii="TimeNewRoman" w:hAnsi="TimeNewRoman"/>
                 <w:sz w:val="30"/>
               </w:rPr>
-              <w:t>635÷9=70, 5</w:t>
+              <w:t>217÷4=54, 1</w:t>
             </w:r>
           </w:p>
         </w:tc>
@@ -457,7 +457,7 @@
                 <w:rFonts w:ascii="TimeNewRoman" w:hAnsi="TimeNewRoman"/>
                 <w:sz w:val="30"/>
               </w:rPr>
-              <w:t>509÷9=56, 5</w:t>
+              <w:t>838÷2=419, 0</w:t>
             </w:r>
           </w:p>
         </w:tc>
@@ -474,7 +474,7 @@
                 <w:rFonts w:ascii="TimeNewRoman" w:hAnsi="TimeNewRoman"/>
                 <w:sz w:val="30"/>
               </w:rPr>
-              <w:t>368÷6=61, 2</w:t>
+              <w:t>339÷6=56, 3</w:t>
             </w:r>
           </w:p>
         </w:tc>
@@ -589,7 +589,7 @@
                 <w:rFonts w:ascii="TimeNewRoman" w:hAnsi="TimeNewRoman"/>
                 <w:sz w:val="30"/>
               </w:rPr>
-              <w:t>811÷5=162, 1</w:t>
+              <w:t>674÷6=112, 2</w:t>
             </w:r>
           </w:p>
         </w:tc>
@@ -606,7 +606,7 @@
                 <w:rFonts w:ascii="TimeNewRoman" w:hAnsi="TimeNewRoman"/>
                 <w:sz w:val="30"/>
               </w:rPr>
-              <w:t>846÷9=94, 0</w:t>
+              <w:t>443÷6=73, 5</w:t>
             </w:r>
           </w:p>
         </w:tc>
@@ -623,7 +623,7 @@
                 <w:rFonts w:ascii="TimeNewRoman" w:hAnsi="TimeNewRoman"/>
                 <w:sz w:val="30"/>
               </w:rPr>
-              <w:t>194÷8=24, 2</w:t>
+              <w:t>487÷9=54, 1</w:t>
             </w:r>
           </w:p>
         </w:tc>
@@ -640,7 +640,7 @@
                 <w:rFonts w:ascii="TimeNewRoman" w:hAnsi="TimeNewRoman"/>
                 <w:sz w:val="30"/>
               </w:rPr>
-              <w:t>369÷8=46, 1</w:t>
+              <w:t>268÷5=53, 3</w:t>
             </w:r>
           </w:p>
         </w:tc>
@@ -657,7 +657,7 @@
                 <w:rFonts w:ascii="TimeNewRoman" w:hAnsi="TimeNewRoman"/>
                 <w:sz w:val="30"/>
               </w:rPr>
-              <w:t>505÷9=56, 1</w:t>
+              <w:t>560÷6=93, 2</w:t>
             </w:r>
           </w:p>
         </w:tc>
@@ -772,7 +772,7 @@
                 <w:rFonts w:ascii="TimeNewRoman" w:hAnsi="TimeNewRoman"/>
                 <w:sz w:val="30"/>
               </w:rPr>
-              <w:t>419÷5=83, 4</w:t>
+              <w:t>905÷9=100, 5</w:t>
             </w:r>
           </w:p>
         </w:tc>
@@ -789,7 +789,7 @@
                 <w:rFonts w:ascii="TimeNewRoman" w:hAnsi="TimeNewRoman"/>
                 <w:sz w:val="30"/>
               </w:rPr>
-              <w:t>761÷4=190, 1</w:t>
+              <w:t>794÷7=113, 3</w:t>
             </w:r>
           </w:p>
         </w:tc>
@@ -806,7 +806,7 @@
                 <w:rFonts w:ascii="TimeNewRoman" w:hAnsi="TimeNewRoman"/>
                 <w:sz w:val="30"/>
               </w:rPr>
-              <w:t>693÷3=231, 0</w:t>
+              <w:t>242÷5=48, 2</w:t>
             </w:r>
           </w:p>
         </w:tc>
@@ -823,7 +823,7 @@
                 <w:rFonts w:ascii="TimeNewRoman" w:hAnsi="TimeNewRoman"/>
                 <w:sz w:val="30"/>
               </w:rPr>
-              <w:t>463÷6=77, 1</w:t>
+              <w:t>587÷8=73, 3</w:t>
             </w:r>
           </w:p>
         </w:tc>
@@ -840,7 +840,7 @@
                 <w:rFonts w:ascii="TimeNewRoman" w:hAnsi="TimeNewRoman"/>
                 <w:sz w:val="30"/>
               </w:rPr>
-              <w:t>431÷2=215, 1</w:t>
+              <w:t>121÷9=13, 4</w:t>
             </w:r>
           </w:p>
         </w:tc>

--- a/answers-of-three-digit_number_divided_by_one-digit_number.docx
+++ b/answers-of-three-digit_number_divided_by_one-digit_number.docx
@@ -11,7 +11,7 @@
           <w:rFonts w:ascii="Arial" w:hAnsi="Arial"/>
           <w:sz w:val="30"/>
         </w:rPr>
-        <w:t>2026-10-11 Sunday</w:t>
+        <w:t>2026-10-12 Monday</w:t>
       </w:r>
     </w:p>
     <w:tbl>
@@ -40,7 +40,7 @@
                 <w:rFonts w:ascii="TimeNewRoman" w:hAnsi="TimeNewRoman"/>
                 <w:sz w:val="30"/>
               </w:rPr>
-              <w:t>448÷5=89, 3</w:t>
+              <w:t>203÷8=25, 3</w:t>
             </w:r>
           </w:p>
         </w:tc>
@@ -57,7 +57,7 @@
                 <w:rFonts w:ascii="TimeNewRoman" w:hAnsi="TimeNewRoman"/>
                 <w:sz w:val="30"/>
               </w:rPr>
-              <w:t>442÷7=63, 1</w:t>
+              <w:t>398÷9=44, 2</w:t>
             </w:r>
           </w:p>
         </w:tc>
@@ -74,7 +74,7 @@
                 <w:rFonts w:ascii="TimeNewRoman" w:hAnsi="TimeNewRoman"/>
                 <w:sz w:val="30"/>
               </w:rPr>
-              <w:t>969÷2=484, 1</w:t>
+              <w:t>833÷9=92, 5</w:t>
             </w:r>
           </w:p>
         </w:tc>
@@ -91,7 +91,7 @@
                 <w:rFonts w:ascii="TimeNewRoman" w:hAnsi="TimeNewRoman"/>
                 <w:sz w:val="30"/>
               </w:rPr>
-              <w:t>300÷6=50, 0</w:t>
+              <w:t>244÷5=48, 4</w:t>
             </w:r>
           </w:p>
         </w:tc>
@@ -108,7 +108,7 @@
                 <w:rFonts w:ascii="TimeNewRoman" w:hAnsi="TimeNewRoman"/>
                 <w:sz w:val="30"/>
               </w:rPr>
-              <w:t>908÷2=454, 0</w:t>
+              <w:t>493÷5=98, 3</w:t>
             </w:r>
           </w:p>
         </w:tc>
@@ -223,7 +223,7 @@
                 <w:rFonts w:ascii="TimeNewRoman" w:hAnsi="TimeNewRoman"/>
                 <w:sz w:val="30"/>
               </w:rPr>
-              <w:t>322÷5=64, 2</w:t>
+              <w:t>152÷9=16, 8</w:t>
             </w:r>
           </w:p>
         </w:tc>
@@ -240,7 +240,7 @@
                 <w:rFonts w:ascii="TimeNewRoman" w:hAnsi="TimeNewRoman"/>
                 <w:sz w:val="30"/>
               </w:rPr>
-              <w:t>974÷6=162, 2</w:t>
+              <w:t>817÷7=116, 5</w:t>
             </w:r>
           </w:p>
         </w:tc>
@@ -257,7 +257,7 @@
                 <w:rFonts w:ascii="TimeNewRoman" w:hAnsi="TimeNewRoman"/>
                 <w:sz w:val="30"/>
               </w:rPr>
-              <w:t>548÷2=274, 0</w:t>
+              <w:t>680÷5=136, 0</w:t>
             </w:r>
           </w:p>
         </w:tc>
@@ -274,7 +274,7 @@
                 <w:rFonts w:ascii="TimeNewRoman" w:hAnsi="TimeNewRoman"/>
                 <w:sz w:val="30"/>
               </w:rPr>
-              <w:t>454÷5=90, 4</w:t>
+              <w:t>847÷5=169, 2</w:t>
             </w:r>
           </w:p>
         </w:tc>
@@ -291,7 +291,7 @@
                 <w:rFonts w:ascii="TimeNewRoman" w:hAnsi="TimeNewRoman"/>
                 <w:sz w:val="30"/>
               </w:rPr>
-              <w:t>845÷4=211, 1</w:t>
+              <w:t>178÷3=59, 1</w:t>
             </w:r>
           </w:p>
         </w:tc>
@@ -406,7 +406,7 @@
                 <w:rFonts w:ascii="TimeNewRoman" w:hAnsi="TimeNewRoman"/>
                 <w:sz w:val="30"/>
               </w:rPr>
-              <w:t>160÷8=20, 0</w:t>
+              <w:t>468÷6=78, 0</w:t>
             </w:r>
           </w:p>
         </w:tc>
@@ -423,7 +423,7 @@
                 <w:rFonts w:ascii="TimeNewRoman" w:hAnsi="TimeNewRoman"/>
                 <w:sz w:val="30"/>
               </w:rPr>
-              <w:t>853÷9=94, 7</w:t>
+              <w:t>723÷9=80, 3</w:t>
             </w:r>
           </w:p>
         </w:tc>
@@ -440,7 +440,7 @@
                 <w:rFonts w:ascii="TimeNewRoman" w:hAnsi="TimeNewRoman"/>
                 <w:sz w:val="30"/>
               </w:rPr>
-              <w:t>217÷4=54, 1</w:t>
+              <w:t>762÷2=381, 0</w:t>
             </w:r>
           </w:p>
         </w:tc>
@@ -457,7 +457,7 @@
                 <w:rFonts w:ascii="TimeNewRoman" w:hAnsi="TimeNewRoman"/>
                 <w:sz w:val="30"/>
               </w:rPr>
-              <w:t>838÷2=419, 0</w:t>
+              <w:t>510÷7=72, 6</w:t>
             </w:r>
           </w:p>
         </w:tc>
@@ -474,7 +474,7 @@
                 <w:rFonts w:ascii="TimeNewRoman" w:hAnsi="TimeNewRoman"/>
                 <w:sz w:val="30"/>
               </w:rPr>
-              <w:t>339÷6=56, 3</w:t>
+              <w:t>834÷2=417, 0</w:t>
             </w:r>
           </w:p>
         </w:tc>
@@ -589,7 +589,7 @@
                 <w:rFonts w:ascii="TimeNewRoman" w:hAnsi="TimeNewRoman"/>
                 <w:sz w:val="30"/>
               </w:rPr>
-              <w:t>674÷6=112, 2</w:t>
+              <w:t>990÷6=165, 0</w:t>
             </w:r>
           </w:p>
         </w:tc>
@@ -606,7 +606,7 @@
                 <w:rFonts w:ascii="TimeNewRoman" w:hAnsi="TimeNewRoman"/>
                 <w:sz w:val="30"/>
               </w:rPr>
-              <w:t>443÷6=73, 5</w:t>
+              <w:t>962÷9=106, 8</w:t>
             </w:r>
           </w:p>
         </w:tc>
@@ -623,7 +623,7 @@
                 <w:rFonts w:ascii="TimeNewRoman" w:hAnsi="TimeNewRoman"/>
                 <w:sz w:val="30"/>
               </w:rPr>
-              <w:t>487÷9=54, 1</w:t>
+              <w:t>308÷5=61, 3</w:t>
             </w:r>
           </w:p>
         </w:tc>
@@ -640,7 +640,7 @@
                 <w:rFonts w:ascii="TimeNewRoman" w:hAnsi="TimeNewRoman"/>
                 <w:sz w:val="30"/>
               </w:rPr>
-              <w:t>268÷5=53, 3</w:t>
+              <w:t>995÷9=110, 5</w:t>
             </w:r>
           </w:p>
         </w:tc>
@@ -657,7 +657,7 @@
                 <w:rFonts w:ascii="TimeNewRoman" w:hAnsi="TimeNewRoman"/>
                 <w:sz w:val="30"/>
               </w:rPr>
-              <w:t>560÷6=93, 2</w:t>
+              <w:t>562÷4=140, 2</w:t>
             </w:r>
           </w:p>
         </w:tc>
@@ -772,7 +772,7 @@
                 <w:rFonts w:ascii="TimeNewRoman" w:hAnsi="TimeNewRoman"/>
                 <w:sz w:val="30"/>
               </w:rPr>
-              <w:t>905÷9=100, 5</w:t>
+              <w:t>279÷3=93, 0</w:t>
             </w:r>
           </w:p>
         </w:tc>
@@ -789,7 +789,7 @@
                 <w:rFonts w:ascii="TimeNewRoman" w:hAnsi="TimeNewRoman"/>
                 <w:sz w:val="30"/>
               </w:rPr>
-              <w:t>794÷7=113, 3</w:t>
+              <w:t>691÷5=138, 1</w:t>
             </w:r>
           </w:p>
         </w:tc>
@@ -806,7 +806,7 @@
                 <w:rFonts w:ascii="TimeNewRoman" w:hAnsi="TimeNewRoman"/>
                 <w:sz w:val="30"/>
               </w:rPr>
-              <w:t>242÷5=48, 2</w:t>
+              <w:t>927÷3=309, 0</w:t>
             </w:r>
           </w:p>
         </w:tc>
@@ -823,7 +823,7 @@
                 <w:rFonts w:ascii="TimeNewRoman" w:hAnsi="TimeNewRoman"/>
                 <w:sz w:val="30"/>
               </w:rPr>
-              <w:t>587÷8=73, 3</w:t>
+              <w:t>782÷3=260, 2</w:t>
             </w:r>
           </w:p>
         </w:tc>
@@ -840,7 +840,7 @@
                 <w:rFonts w:ascii="TimeNewRoman" w:hAnsi="TimeNewRoman"/>
                 <w:sz w:val="30"/>
               </w:rPr>
-              <w:t>121÷9=13, 4</w:t>
+              <w:t>776÷4=194, 0</w:t>
             </w:r>
           </w:p>
         </w:tc>

--- a/answers-of-three-digit_number_divided_by_one-digit_number.docx
+++ b/answers-of-three-digit_number_divided_by_one-digit_number.docx
@@ -40,7 +40,7 @@
                 <w:rFonts w:ascii="TimeNewRoman" w:hAnsi="TimeNewRoman"/>
                 <w:sz w:val="30"/>
               </w:rPr>
-              <w:t>203÷8=25, 3</w:t>
+              <w:t>692÷7=98, 6</w:t>
             </w:r>
           </w:p>
         </w:tc>
@@ -57,7 +57,7 @@
                 <w:rFonts w:ascii="TimeNewRoman" w:hAnsi="TimeNewRoman"/>
                 <w:sz w:val="30"/>
               </w:rPr>
-              <w:t>398÷9=44, 2</w:t>
+              <w:t>901÷4=225, 1</w:t>
             </w:r>
           </w:p>
         </w:tc>
@@ -74,7 +74,7 @@
                 <w:rFonts w:ascii="TimeNewRoman" w:hAnsi="TimeNewRoman"/>
                 <w:sz w:val="30"/>
               </w:rPr>
-              <w:t>833÷9=92, 5</w:t>
+              <w:t>221÷5=44, 1</w:t>
             </w:r>
           </w:p>
         </w:tc>
@@ -91,7 +91,7 @@
                 <w:rFonts w:ascii="TimeNewRoman" w:hAnsi="TimeNewRoman"/>
                 <w:sz w:val="30"/>
               </w:rPr>
-              <w:t>244÷5=48, 4</w:t>
+              <w:t>706÷7=100, 6</w:t>
             </w:r>
           </w:p>
         </w:tc>
@@ -108,7 +108,7 @@
                 <w:rFonts w:ascii="TimeNewRoman" w:hAnsi="TimeNewRoman"/>
                 <w:sz w:val="30"/>
               </w:rPr>
-              <w:t>493÷5=98, 3</w:t>
+              <w:t>920÷9=102, 2</w:t>
             </w:r>
           </w:p>
         </w:tc>
@@ -223,7 +223,7 @@
                 <w:rFonts w:ascii="TimeNewRoman" w:hAnsi="TimeNewRoman"/>
                 <w:sz w:val="30"/>
               </w:rPr>
-              <w:t>152÷9=16, 8</w:t>
+              <w:t>702÷6=117, 0</w:t>
             </w:r>
           </w:p>
         </w:tc>
@@ -240,7 +240,7 @@
                 <w:rFonts w:ascii="TimeNewRoman" w:hAnsi="TimeNewRoman"/>
                 <w:sz w:val="30"/>
               </w:rPr>
-              <w:t>817÷7=116, 5</w:t>
+              <w:t>397÷6=66, 1</w:t>
             </w:r>
           </w:p>
         </w:tc>
@@ -257,7 +257,7 @@
                 <w:rFonts w:ascii="TimeNewRoman" w:hAnsi="TimeNewRoman"/>
                 <w:sz w:val="30"/>
               </w:rPr>
-              <w:t>680÷5=136, 0</w:t>
+              <w:t>245÷8=30, 5</w:t>
             </w:r>
           </w:p>
         </w:tc>
@@ -274,7 +274,7 @@
                 <w:rFonts w:ascii="TimeNewRoman" w:hAnsi="TimeNewRoman"/>
                 <w:sz w:val="30"/>
               </w:rPr>
-              <w:t>847÷5=169, 2</w:t>
+              <w:t>791÷5=158, 1</w:t>
             </w:r>
           </w:p>
         </w:tc>
@@ -291,7 +291,7 @@
                 <w:rFonts w:ascii="TimeNewRoman" w:hAnsi="TimeNewRoman"/>
                 <w:sz w:val="30"/>
               </w:rPr>
-              <w:t>178÷3=59, 1</w:t>
+              <w:t>293÷6=48, 5</w:t>
             </w:r>
           </w:p>
         </w:tc>
@@ -406,7 +406,7 @@
                 <w:rFonts w:ascii="TimeNewRoman" w:hAnsi="TimeNewRoman"/>
                 <w:sz w:val="30"/>
               </w:rPr>
-              <w:t>468÷6=78, 0</w:t>
+              <w:t>474÷3=158, 0</w:t>
             </w:r>
           </w:p>
         </w:tc>
@@ -423,7 +423,7 @@
                 <w:rFonts w:ascii="TimeNewRoman" w:hAnsi="TimeNewRoman"/>
                 <w:sz w:val="30"/>
               </w:rPr>
-              <w:t>723÷9=80, 3</w:t>
+              <w:t>853÷8=106, 5</w:t>
             </w:r>
           </w:p>
         </w:tc>
@@ -440,7 +440,7 @@
                 <w:rFonts w:ascii="TimeNewRoman" w:hAnsi="TimeNewRoman"/>
                 <w:sz w:val="30"/>
               </w:rPr>
-              <w:t>762÷2=381, 0</w:t>
+              <w:t>334÷8=41, 6</w:t>
             </w:r>
           </w:p>
         </w:tc>
@@ -457,7 +457,7 @@
                 <w:rFonts w:ascii="TimeNewRoman" w:hAnsi="TimeNewRoman"/>
                 <w:sz w:val="30"/>
               </w:rPr>
-              <w:t>510÷7=72, 6</w:t>
+              <w:t>785÷2=392, 1</w:t>
             </w:r>
           </w:p>
         </w:tc>
@@ -474,7 +474,7 @@
                 <w:rFonts w:ascii="TimeNewRoman" w:hAnsi="TimeNewRoman"/>
                 <w:sz w:val="30"/>
               </w:rPr>
-              <w:t>834÷2=417, 0</w:t>
+              <w:t>789÷2=394, 1</w:t>
             </w:r>
           </w:p>
         </w:tc>
@@ -589,7 +589,7 @@
                 <w:rFonts w:ascii="TimeNewRoman" w:hAnsi="TimeNewRoman"/>
                 <w:sz w:val="30"/>
               </w:rPr>
-              <w:t>990÷6=165, 0</w:t>
+              <w:t>509÷2=254, 1</w:t>
             </w:r>
           </w:p>
         </w:tc>
@@ -606,7 +606,7 @@
                 <w:rFonts w:ascii="TimeNewRoman" w:hAnsi="TimeNewRoman"/>
                 <w:sz w:val="30"/>
               </w:rPr>
-              <w:t>962÷9=106, 8</w:t>
+              <w:t>998÷4=249, 2</w:t>
             </w:r>
           </w:p>
         </w:tc>
@@ -623,7 +623,7 @@
                 <w:rFonts w:ascii="TimeNewRoman" w:hAnsi="TimeNewRoman"/>
                 <w:sz w:val="30"/>
               </w:rPr>
-              <w:t>308÷5=61, 3</w:t>
+              <w:t>768÷5=153, 3</w:t>
             </w:r>
           </w:p>
         </w:tc>
@@ -640,7 +640,7 @@
                 <w:rFonts w:ascii="TimeNewRoman" w:hAnsi="TimeNewRoman"/>
                 <w:sz w:val="30"/>
               </w:rPr>
-              <w:t>995÷9=110, 5</w:t>
+              <w:t>935÷6=155, 5</w:t>
             </w:r>
           </w:p>
         </w:tc>
@@ -657,7 +657,7 @@
                 <w:rFonts w:ascii="TimeNewRoman" w:hAnsi="TimeNewRoman"/>
                 <w:sz w:val="30"/>
               </w:rPr>
-              <w:t>562÷4=140, 2</w:t>
+              <w:t>807÷7=115, 2</w:t>
             </w:r>
           </w:p>
         </w:tc>
@@ -772,7 +772,7 @@
                 <w:rFonts w:ascii="TimeNewRoman" w:hAnsi="TimeNewRoman"/>
                 <w:sz w:val="30"/>
               </w:rPr>
-              <w:t>279÷3=93, 0</w:t>
+              <w:t>223÷3=74, 1</w:t>
             </w:r>
           </w:p>
         </w:tc>
@@ -789,7 +789,7 @@
                 <w:rFonts w:ascii="TimeNewRoman" w:hAnsi="TimeNewRoman"/>
                 <w:sz w:val="30"/>
               </w:rPr>
-              <w:t>691÷5=138, 1</w:t>
+              <w:t>303÷9=33, 6</w:t>
             </w:r>
           </w:p>
         </w:tc>
@@ -806,7 +806,7 @@
                 <w:rFonts w:ascii="TimeNewRoman" w:hAnsi="TimeNewRoman"/>
                 <w:sz w:val="30"/>
               </w:rPr>
-              <w:t>927÷3=309, 0</w:t>
+              <w:t>837÷4=209, 1</w:t>
             </w:r>
           </w:p>
         </w:tc>
@@ -823,7 +823,7 @@
                 <w:rFonts w:ascii="TimeNewRoman" w:hAnsi="TimeNewRoman"/>
                 <w:sz w:val="30"/>
               </w:rPr>
-              <w:t>782÷3=260, 2</w:t>
+              <w:t>862÷5=172, 2</w:t>
             </w:r>
           </w:p>
         </w:tc>
@@ -840,7 +840,7 @@
                 <w:rFonts w:ascii="TimeNewRoman" w:hAnsi="TimeNewRoman"/>
                 <w:sz w:val="30"/>
               </w:rPr>
-              <w:t>776÷4=194, 0</w:t>
+              <w:t>351÷6=58, 3</w:t>
             </w:r>
           </w:p>
         </w:tc>

--- a/answers-of-three-digit_number_divided_by_one-digit_number.docx
+++ b/answers-of-three-digit_number_divided_by_one-digit_number.docx
@@ -11,7 +11,7 @@
           <w:rFonts w:ascii="Arial" w:hAnsi="Arial"/>
           <w:sz w:val="30"/>
         </w:rPr>
-        <w:t>2026-10-12 Monday</w:t>
+        <w:t>2026-10-13 Tuesday</w:t>
       </w:r>
     </w:p>
     <w:tbl>
@@ -40,7 +40,7 @@
                 <w:rFonts w:ascii="TimeNewRoman" w:hAnsi="TimeNewRoman"/>
                 <w:sz w:val="30"/>
               </w:rPr>
-              <w:t>692÷7=98, 6</w:t>
+              <w:t>742÷2=371, 0</w:t>
             </w:r>
           </w:p>
         </w:tc>
@@ -57,7 +57,7 @@
                 <w:rFonts w:ascii="TimeNewRoman" w:hAnsi="TimeNewRoman"/>
                 <w:sz w:val="30"/>
               </w:rPr>
-              <w:t>901÷4=225, 1</w:t>
+              <w:t>683÷6=113, 5</w:t>
             </w:r>
           </w:p>
         </w:tc>
@@ -74,7 +74,7 @@
                 <w:rFonts w:ascii="TimeNewRoman" w:hAnsi="TimeNewRoman"/>
                 <w:sz w:val="30"/>
               </w:rPr>
-              <w:t>221÷5=44, 1</w:t>
+              <w:t>735÷6=122, 3</w:t>
             </w:r>
           </w:p>
         </w:tc>
@@ -91,7 +91,7 @@
                 <w:rFonts w:ascii="TimeNewRoman" w:hAnsi="TimeNewRoman"/>
                 <w:sz w:val="30"/>
               </w:rPr>
-              <w:t>706÷7=100, 6</w:t>
+              <w:t>876÷8=109, 4</w:t>
             </w:r>
           </w:p>
         </w:tc>
@@ -108,7 +108,7 @@
                 <w:rFonts w:ascii="TimeNewRoman" w:hAnsi="TimeNewRoman"/>
                 <w:sz w:val="30"/>
               </w:rPr>
-              <w:t>920÷9=102, 2</w:t>
+              <w:t>452÷3=150, 2</w:t>
             </w:r>
           </w:p>
         </w:tc>
@@ -223,7 +223,7 @@
                 <w:rFonts w:ascii="TimeNewRoman" w:hAnsi="TimeNewRoman"/>
                 <w:sz w:val="30"/>
               </w:rPr>
-              <w:t>702÷6=117, 0</w:t>
+              <w:t>851÷8=106, 3</w:t>
             </w:r>
           </w:p>
         </w:tc>
@@ -240,7 +240,7 @@
                 <w:rFonts w:ascii="TimeNewRoman" w:hAnsi="TimeNewRoman"/>
                 <w:sz w:val="30"/>
               </w:rPr>
-              <w:t>397÷6=66, 1</w:t>
+              <w:t>797÷8=99, 5</w:t>
             </w:r>
           </w:p>
         </w:tc>
@@ -257,7 +257,7 @@
                 <w:rFonts w:ascii="TimeNewRoman" w:hAnsi="TimeNewRoman"/>
                 <w:sz w:val="30"/>
               </w:rPr>
-              <w:t>245÷8=30, 5</w:t>
+              <w:t>723÷9=80, 3</w:t>
             </w:r>
           </w:p>
         </w:tc>
@@ -274,7 +274,7 @@
                 <w:rFonts w:ascii="TimeNewRoman" w:hAnsi="TimeNewRoman"/>
                 <w:sz w:val="30"/>
               </w:rPr>
-              <w:t>791÷5=158, 1</w:t>
+              <w:t>393÷7=56, 1</w:t>
             </w:r>
           </w:p>
         </w:tc>
@@ -291,7 +291,7 @@
                 <w:rFonts w:ascii="TimeNewRoman" w:hAnsi="TimeNewRoman"/>
                 <w:sz w:val="30"/>
               </w:rPr>
-              <w:t>293÷6=48, 5</w:t>
+              <w:t>432÷8=54, 0</w:t>
             </w:r>
           </w:p>
         </w:tc>
@@ -406,7 +406,7 @@
                 <w:rFonts w:ascii="TimeNewRoman" w:hAnsi="TimeNewRoman"/>
                 <w:sz w:val="30"/>
               </w:rPr>
-              <w:t>474÷3=158, 0</w:t>
+              <w:t>687÷8=85, 7</w:t>
             </w:r>
           </w:p>
         </w:tc>
@@ -423,7 +423,7 @@
                 <w:rFonts w:ascii="TimeNewRoman" w:hAnsi="TimeNewRoman"/>
                 <w:sz w:val="30"/>
               </w:rPr>
-              <w:t>853÷8=106, 5</w:t>
+              <w:t>778÷4=194, 2</w:t>
             </w:r>
           </w:p>
         </w:tc>
@@ -440,7 +440,7 @@
                 <w:rFonts w:ascii="TimeNewRoman" w:hAnsi="TimeNewRoman"/>
                 <w:sz w:val="30"/>
               </w:rPr>
-              <w:t>334÷8=41, 6</w:t>
+              <w:t>215÷5=43, 0</w:t>
             </w:r>
           </w:p>
         </w:tc>
@@ -457,7 +457,7 @@
                 <w:rFonts w:ascii="TimeNewRoman" w:hAnsi="TimeNewRoman"/>
                 <w:sz w:val="30"/>
               </w:rPr>
-              <w:t>785÷2=392, 1</w:t>
+              <w:t>381÷6=63, 3</w:t>
             </w:r>
           </w:p>
         </w:tc>
@@ -474,7 +474,7 @@
                 <w:rFonts w:ascii="TimeNewRoman" w:hAnsi="TimeNewRoman"/>
                 <w:sz w:val="30"/>
               </w:rPr>
-              <w:t>789÷2=394, 1</w:t>
+              <w:t>941÷5=188, 1</w:t>
             </w:r>
           </w:p>
         </w:tc>
@@ -589,7 +589,7 @@
                 <w:rFonts w:ascii="TimeNewRoman" w:hAnsi="TimeNewRoman"/>
                 <w:sz w:val="30"/>
               </w:rPr>
-              <w:t>509÷2=254, 1</w:t>
+              <w:t>199÷6=33, 1</w:t>
             </w:r>
           </w:p>
         </w:tc>
@@ -606,7 +606,7 @@
                 <w:rFonts w:ascii="TimeNewRoman" w:hAnsi="TimeNewRoman"/>
                 <w:sz w:val="30"/>
               </w:rPr>
-              <w:t>998÷4=249, 2</w:t>
+              <w:t>825÷6=137, 3</w:t>
             </w:r>
           </w:p>
         </w:tc>
@@ -623,7 +623,7 @@
                 <w:rFonts w:ascii="TimeNewRoman" w:hAnsi="TimeNewRoman"/>
                 <w:sz w:val="30"/>
               </w:rPr>
-              <w:t>768÷5=153, 3</w:t>
+              <w:t>303÷2=151, 1</w:t>
             </w:r>
           </w:p>
         </w:tc>
@@ -640,7 +640,7 @@
                 <w:rFonts w:ascii="TimeNewRoman" w:hAnsi="TimeNewRoman"/>
                 <w:sz w:val="30"/>
               </w:rPr>
-              <w:t>935÷6=155, 5</w:t>
+              <w:t>193÷5=38, 3</w:t>
             </w:r>
           </w:p>
         </w:tc>
@@ -657,7 +657,7 @@
                 <w:rFonts w:ascii="TimeNewRoman" w:hAnsi="TimeNewRoman"/>
                 <w:sz w:val="30"/>
               </w:rPr>
-              <w:t>807÷7=115, 2</w:t>
+              <w:t>137÷5=27, 2</w:t>
             </w:r>
           </w:p>
         </w:tc>
@@ -772,7 +772,7 @@
                 <w:rFonts w:ascii="TimeNewRoman" w:hAnsi="TimeNewRoman"/>
                 <w:sz w:val="30"/>
               </w:rPr>
-              <w:t>223÷3=74, 1</w:t>
+              <w:t>871÷2=435, 1</w:t>
             </w:r>
           </w:p>
         </w:tc>
@@ -789,7 +789,7 @@
                 <w:rFonts w:ascii="TimeNewRoman" w:hAnsi="TimeNewRoman"/>
                 <w:sz w:val="30"/>
               </w:rPr>
-              <w:t>303÷9=33, 6</w:t>
+              <w:t>659÷5=131, 4</w:t>
             </w:r>
           </w:p>
         </w:tc>
@@ -806,7 +806,7 @@
                 <w:rFonts w:ascii="TimeNewRoman" w:hAnsi="TimeNewRoman"/>
                 <w:sz w:val="30"/>
               </w:rPr>
-              <w:t>837÷4=209, 1</w:t>
+              <w:t>869÷9=96, 5</w:t>
             </w:r>
           </w:p>
         </w:tc>
@@ -823,7 +823,7 @@
                 <w:rFonts w:ascii="TimeNewRoman" w:hAnsi="TimeNewRoman"/>
                 <w:sz w:val="30"/>
               </w:rPr>
-              <w:t>862÷5=172, 2</w:t>
+              <w:t>571÷2=285, 1</w:t>
             </w:r>
           </w:p>
         </w:tc>
@@ -840,7 +840,7 @@
                 <w:rFonts w:ascii="TimeNewRoman" w:hAnsi="TimeNewRoman"/>
                 <w:sz w:val="30"/>
               </w:rPr>
-              <w:t>351÷6=58, 3</w:t>
+              <w:t>503÷8=62, 7</w:t>
             </w:r>
           </w:p>
         </w:tc>

--- a/answers-of-three-digit_number_divided_by_one-digit_number.docx
+++ b/answers-of-three-digit_number_divided_by_one-digit_number.docx
@@ -40,7 +40,7 @@
                 <w:rFonts w:ascii="TimeNewRoman" w:hAnsi="TimeNewRoman"/>
                 <w:sz w:val="30"/>
               </w:rPr>
-              <w:t>742÷2=371, 0</w:t>
+              <w:t>960÷6=160, 0</w:t>
             </w:r>
           </w:p>
         </w:tc>
@@ -57,7 +57,7 @@
                 <w:rFonts w:ascii="TimeNewRoman" w:hAnsi="TimeNewRoman"/>
                 <w:sz w:val="30"/>
               </w:rPr>
-              <w:t>683÷6=113, 5</w:t>
+              <w:t>617÷4=154, 1</w:t>
             </w:r>
           </w:p>
         </w:tc>
@@ -74,7 +74,7 @@
                 <w:rFonts w:ascii="TimeNewRoman" w:hAnsi="TimeNewRoman"/>
                 <w:sz w:val="30"/>
               </w:rPr>
-              <w:t>735÷6=122, 3</w:t>
+              <w:t>120÷8=15, 0</w:t>
             </w:r>
           </w:p>
         </w:tc>
@@ -91,7 +91,7 @@
                 <w:rFonts w:ascii="TimeNewRoman" w:hAnsi="TimeNewRoman"/>
                 <w:sz w:val="30"/>
               </w:rPr>
-              <w:t>876÷8=109, 4</w:t>
+              <w:t>446÷6=74, 2</w:t>
             </w:r>
           </w:p>
         </w:tc>
@@ -108,7 +108,7 @@
                 <w:rFonts w:ascii="TimeNewRoman" w:hAnsi="TimeNewRoman"/>
                 <w:sz w:val="30"/>
               </w:rPr>
-              <w:t>452÷3=150, 2</w:t>
+              <w:t>248÷6=41, 2</w:t>
             </w:r>
           </w:p>
         </w:tc>
@@ -223,7 +223,7 @@
                 <w:rFonts w:ascii="TimeNewRoman" w:hAnsi="TimeNewRoman"/>
                 <w:sz w:val="30"/>
               </w:rPr>
-              <w:t>851÷8=106, 3</w:t>
+              <w:t>612÷2=306, 0</w:t>
             </w:r>
           </w:p>
         </w:tc>
@@ -240,7 +240,7 @@
                 <w:rFonts w:ascii="TimeNewRoman" w:hAnsi="TimeNewRoman"/>
                 <w:sz w:val="30"/>
               </w:rPr>
-              <w:t>797÷8=99, 5</w:t>
+              <w:t>819÷3=273, 0</w:t>
             </w:r>
           </w:p>
         </w:tc>
@@ -257,7 +257,7 @@
                 <w:rFonts w:ascii="TimeNewRoman" w:hAnsi="TimeNewRoman"/>
                 <w:sz w:val="30"/>
               </w:rPr>
-              <w:t>723÷9=80, 3</w:t>
+              <w:t>941÷2=470, 1</w:t>
             </w:r>
           </w:p>
         </w:tc>
@@ -274,7 +274,7 @@
                 <w:rFonts w:ascii="TimeNewRoman" w:hAnsi="TimeNewRoman"/>
                 <w:sz w:val="30"/>
               </w:rPr>
-              <w:t>393÷7=56, 1</w:t>
+              <w:t>776÷7=110, 6</w:t>
             </w:r>
           </w:p>
         </w:tc>
@@ -291,7 +291,7 @@
                 <w:rFonts w:ascii="TimeNewRoman" w:hAnsi="TimeNewRoman"/>
                 <w:sz w:val="30"/>
               </w:rPr>
-              <w:t>432÷8=54, 0</w:t>
+              <w:t>633÷2=316, 1</w:t>
             </w:r>
           </w:p>
         </w:tc>
@@ -406,7 +406,7 @@
                 <w:rFonts w:ascii="TimeNewRoman" w:hAnsi="TimeNewRoman"/>
                 <w:sz w:val="30"/>
               </w:rPr>
-              <w:t>687÷8=85, 7</w:t>
+              <w:t>320÷7=45, 5</w:t>
             </w:r>
           </w:p>
         </w:tc>
@@ -423,7 +423,7 @@
                 <w:rFonts w:ascii="TimeNewRoman" w:hAnsi="TimeNewRoman"/>
                 <w:sz w:val="30"/>
               </w:rPr>
-              <w:t>778÷4=194, 2</w:t>
+              <w:t>309÷6=51, 3</w:t>
             </w:r>
           </w:p>
         </w:tc>
@@ -440,7 +440,7 @@
                 <w:rFonts w:ascii="TimeNewRoman" w:hAnsi="TimeNewRoman"/>
                 <w:sz w:val="30"/>
               </w:rPr>
-              <w:t>215÷5=43, 0</w:t>
+              <w:t>631÷6=105, 1</w:t>
             </w:r>
           </w:p>
         </w:tc>
@@ -457,7 +457,7 @@
                 <w:rFonts w:ascii="TimeNewRoman" w:hAnsi="TimeNewRoman"/>
                 <w:sz w:val="30"/>
               </w:rPr>
-              <w:t>381÷6=63, 3</w:t>
+              <w:t>848÷4=212, 0</w:t>
             </w:r>
           </w:p>
         </w:tc>
@@ -474,7 +474,7 @@
                 <w:rFonts w:ascii="TimeNewRoman" w:hAnsi="TimeNewRoman"/>
                 <w:sz w:val="30"/>
               </w:rPr>
-              <w:t>941÷5=188, 1</w:t>
+              <w:t>247÷2=123, 1</w:t>
             </w:r>
           </w:p>
         </w:tc>
@@ -589,7 +589,7 @@
                 <w:rFonts w:ascii="TimeNewRoman" w:hAnsi="TimeNewRoman"/>
                 <w:sz w:val="30"/>
               </w:rPr>
-              <w:t>199÷6=33, 1</w:t>
+              <w:t>408÷7=58, 2</w:t>
             </w:r>
           </w:p>
         </w:tc>
@@ -606,7 +606,7 @@
                 <w:rFonts w:ascii="TimeNewRoman" w:hAnsi="TimeNewRoman"/>
                 <w:sz w:val="30"/>
               </w:rPr>
-              <w:t>825÷6=137, 3</w:t>
+              <w:t>810÷4=202, 2</w:t>
             </w:r>
           </w:p>
         </w:tc>
@@ -623,7 +623,7 @@
                 <w:rFonts w:ascii="TimeNewRoman" w:hAnsi="TimeNewRoman"/>
                 <w:sz w:val="30"/>
               </w:rPr>
-              <w:t>303÷2=151, 1</w:t>
+              <w:t>617÷7=88, 1</w:t>
             </w:r>
           </w:p>
         </w:tc>
@@ -640,7 +640,7 @@
                 <w:rFonts w:ascii="TimeNewRoman" w:hAnsi="TimeNewRoman"/>
                 <w:sz w:val="30"/>
               </w:rPr>
-              <w:t>193÷5=38, 3</w:t>
+              <w:t>387÷9=43, 0</w:t>
             </w:r>
           </w:p>
         </w:tc>
@@ -657,7 +657,7 @@
                 <w:rFonts w:ascii="TimeNewRoman" w:hAnsi="TimeNewRoman"/>
                 <w:sz w:val="30"/>
               </w:rPr>
-              <w:t>137÷5=27, 2</w:t>
+              <w:t>400÷9=44, 4</w:t>
             </w:r>
           </w:p>
         </w:tc>
@@ -772,7 +772,7 @@
                 <w:rFonts w:ascii="TimeNewRoman" w:hAnsi="TimeNewRoman"/>
                 <w:sz w:val="30"/>
               </w:rPr>
-              <w:t>871÷2=435, 1</w:t>
+              <w:t>301÷5=60, 1</w:t>
             </w:r>
           </w:p>
         </w:tc>
@@ -789,7 +789,7 @@
                 <w:rFonts w:ascii="TimeNewRoman" w:hAnsi="TimeNewRoman"/>
                 <w:sz w:val="30"/>
               </w:rPr>
-              <w:t>659÷5=131, 4</w:t>
+              <w:t>225÷4=56, 1</w:t>
             </w:r>
           </w:p>
         </w:tc>
@@ -806,7 +806,7 @@
                 <w:rFonts w:ascii="TimeNewRoman" w:hAnsi="TimeNewRoman"/>
                 <w:sz w:val="30"/>
               </w:rPr>
-              <w:t>869÷9=96, 5</w:t>
+              <w:t>805÷3=268, 1</w:t>
             </w:r>
           </w:p>
         </w:tc>
@@ -823,7 +823,7 @@
                 <w:rFonts w:ascii="TimeNewRoman" w:hAnsi="TimeNewRoman"/>
                 <w:sz w:val="30"/>
               </w:rPr>
-              <w:t>571÷2=285, 1</w:t>
+              <w:t>882÷5=176, 2</w:t>
             </w:r>
           </w:p>
         </w:tc>
@@ -840,7 +840,7 @@
                 <w:rFonts w:ascii="TimeNewRoman" w:hAnsi="TimeNewRoman"/>
                 <w:sz w:val="30"/>
               </w:rPr>
-              <w:t>503÷8=62, 7</w:t>
+              <w:t>138÷5=27, 3</w:t>
             </w:r>
           </w:p>
         </w:tc>

--- a/answers-of-three-digit_number_divided_by_one-digit_number.docx
+++ b/answers-of-three-digit_number_divided_by_one-digit_number.docx
@@ -11,7 +11,7 @@
           <w:rFonts w:ascii="Arial" w:hAnsi="Arial"/>
           <w:sz w:val="30"/>
         </w:rPr>
-        <w:t>2026-10-13 Tuesday</w:t>
+        <w:t>2026-10-14 Wednesday</w:t>
       </w:r>
     </w:p>
     <w:tbl>
@@ -40,7 +40,7 @@
                 <w:rFonts w:ascii="TimeNewRoman" w:hAnsi="TimeNewRoman"/>
                 <w:sz w:val="30"/>
               </w:rPr>
-              <w:t>960÷6=160, 0</w:t>
+              <w:t>334÷9=37, 1</w:t>
             </w:r>
           </w:p>
         </w:tc>
@@ -57,7 +57,7 @@
                 <w:rFonts w:ascii="TimeNewRoman" w:hAnsi="TimeNewRoman"/>
                 <w:sz w:val="30"/>
               </w:rPr>
-              <w:t>617÷4=154, 1</w:t>
+              <w:t>498÷3=166, 0</w:t>
             </w:r>
           </w:p>
         </w:tc>
@@ -74,7 +74,7 @@
                 <w:rFonts w:ascii="TimeNewRoman" w:hAnsi="TimeNewRoman"/>
                 <w:sz w:val="30"/>
               </w:rPr>
-              <w:t>120÷8=15, 0</w:t>
+              <w:t>752÷2=376, 0</w:t>
             </w:r>
           </w:p>
         </w:tc>
@@ -91,7 +91,7 @@
                 <w:rFonts w:ascii="TimeNewRoman" w:hAnsi="TimeNewRoman"/>
                 <w:sz w:val="30"/>
               </w:rPr>
-              <w:t>446÷6=74, 2</w:t>
+              <w:t>118÷2=59, 0</w:t>
             </w:r>
           </w:p>
         </w:tc>
@@ -108,7 +108,7 @@
                 <w:rFonts w:ascii="TimeNewRoman" w:hAnsi="TimeNewRoman"/>
                 <w:sz w:val="30"/>
               </w:rPr>
-              <w:t>248÷6=41, 2</w:t>
+              <w:t>112÷4=28, 0</w:t>
             </w:r>
           </w:p>
         </w:tc>
@@ -223,7 +223,7 @@
                 <w:rFonts w:ascii="TimeNewRoman" w:hAnsi="TimeNewRoman"/>
                 <w:sz w:val="30"/>
               </w:rPr>
-              <w:t>612÷2=306, 0</w:t>
+              <w:t>215÷2=107, 1</w:t>
             </w:r>
           </w:p>
         </w:tc>
@@ -240,7 +240,7 @@
                 <w:rFonts w:ascii="TimeNewRoman" w:hAnsi="TimeNewRoman"/>
                 <w:sz w:val="30"/>
               </w:rPr>
-              <w:t>819÷3=273, 0</w:t>
+              <w:t>885÷4=221, 1</w:t>
             </w:r>
           </w:p>
         </w:tc>
@@ -257,7 +257,7 @@
                 <w:rFonts w:ascii="TimeNewRoman" w:hAnsi="TimeNewRoman"/>
                 <w:sz w:val="30"/>
               </w:rPr>
-              <w:t>941÷2=470, 1</w:t>
+              <w:t>353÷5=70, 3</w:t>
             </w:r>
           </w:p>
         </w:tc>
@@ -274,7 +274,7 @@
                 <w:rFonts w:ascii="TimeNewRoman" w:hAnsi="TimeNewRoman"/>
                 <w:sz w:val="30"/>
               </w:rPr>
-              <w:t>776÷7=110, 6</w:t>
+              <w:t>889÷8=111, 1</w:t>
             </w:r>
           </w:p>
         </w:tc>
@@ -291,7 +291,7 @@
                 <w:rFonts w:ascii="TimeNewRoman" w:hAnsi="TimeNewRoman"/>
                 <w:sz w:val="30"/>
               </w:rPr>
-              <w:t>633÷2=316, 1</w:t>
+              <w:t>956÷5=191, 1</w:t>
             </w:r>
           </w:p>
         </w:tc>
@@ -406,7 +406,7 @@
                 <w:rFonts w:ascii="TimeNewRoman" w:hAnsi="TimeNewRoman"/>
                 <w:sz w:val="30"/>
               </w:rPr>
-              <w:t>320÷7=45, 5</w:t>
+              <w:t>970÷9=107, 7</w:t>
             </w:r>
           </w:p>
         </w:tc>
@@ -423,7 +423,7 @@
                 <w:rFonts w:ascii="TimeNewRoman" w:hAnsi="TimeNewRoman"/>
                 <w:sz w:val="30"/>
               </w:rPr>
-              <w:t>309÷6=51, 3</w:t>
+              <w:t>226÷9=25, 1</w:t>
             </w:r>
           </w:p>
         </w:tc>
@@ -440,7 +440,7 @@
                 <w:rFonts w:ascii="TimeNewRoman" w:hAnsi="TimeNewRoman"/>
                 <w:sz w:val="30"/>
               </w:rPr>
-              <w:t>631÷6=105, 1</w:t>
+              <w:t>700÷9=77, 7</w:t>
             </w:r>
           </w:p>
         </w:tc>
@@ -457,7 +457,7 @@
                 <w:rFonts w:ascii="TimeNewRoman" w:hAnsi="TimeNewRoman"/>
                 <w:sz w:val="30"/>
               </w:rPr>
-              <w:t>848÷4=212, 0</w:t>
+              <w:t>666÷6=111, 0</w:t>
             </w:r>
           </w:p>
         </w:tc>
@@ -474,7 +474,7 @@
                 <w:rFonts w:ascii="TimeNewRoman" w:hAnsi="TimeNewRoman"/>
                 <w:sz w:val="30"/>
               </w:rPr>
-              <w:t>247÷2=123, 1</w:t>
+              <w:t>331÷8=41, 3</w:t>
             </w:r>
           </w:p>
         </w:tc>
@@ -589,7 +589,7 @@
                 <w:rFonts w:ascii="TimeNewRoman" w:hAnsi="TimeNewRoman"/>
                 <w:sz w:val="30"/>
               </w:rPr>
-              <w:t>408÷7=58, 2</w:t>
+              <w:t>806÷7=115, 1</w:t>
             </w:r>
           </w:p>
         </w:tc>
@@ -606,7 +606,7 @@
                 <w:rFonts w:ascii="TimeNewRoman" w:hAnsi="TimeNewRoman"/>
                 <w:sz w:val="30"/>
               </w:rPr>
-              <w:t>810÷4=202, 2</w:t>
+              <w:t>157÷7=22, 3</w:t>
             </w:r>
           </w:p>
         </w:tc>
@@ -623,7 +623,7 @@
                 <w:rFonts w:ascii="TimeNewRoman" w:hAnsi="TimeNewRoman"/>
                 <w:sz w:val="30"/>
               </w:rPr>
-              <w:t>617÷7=88, 1</w:t>
+              <w:t>517÷3=172, 1</w:t>
             </w:r>
           </w:p>
         </w:tc>
@@ -640,7 +640,7 @@
                 <w:rFonts w:ascii="TimeNewRoman" w:hAnsi="TimeNewRoman"/>
                 <w:sz w:val="30"/>
               </w:rPr>
-              <w:t>387÷9=43, 0</w:t>
+              <w:t>975÷4=243, 3</w:t>
             </w:r>
           </w:p>
         </w:tc>
@@ -657,7 +657,7 @@
                 <w:rFonts w:ascii="TimeNewRoman" w:hAnsi="TimeNewRoman"/>
                 <w:sz w:val="30"/>
               </w:rPr>
-              <w:t>400÷9=44, 4</w:t>
+              <w:t>893÷9=99, 2</w:t>
             </w:r>
           </w:p>
         </w:tc>
@@ -772,7 +772,7 @@
                 <w:rFonts w:ascii="TimeNewRoman" w:hAnsi="TimeNewRoman"/>
                 <w:sz w:val="30"/>
               </w:rPr>
-              <w:t>301÷5=60, 1</w:t>
+              <w:t>354÷8=44, 2</w:t>
             </w:r>
           </w:p>
         </w:tc>
@@ -789,7 +789,7 @@
                 <w:rFonts w:ascii="TimeNewRoman" w:hAnsi="TimeNewRoman"/>
                 <w:sz w:val="30"/>
               </w:rPr>
-              <w:t>225÷4=56, 1</w:t>
+              <w:t>889÷9=98, 7</w:t>
             </w:r>
           </w:p>
         </w:tc>
@@ -806,7 +806,7 @@
                 <w:rFonts w:ascii="TimeNewRoman" w:hAnsi="TimeNewRoman"/>
                 <w:sz w:val="30"/>
               </w:rPr>
-              <w:t>805÷3=268, 1</w:t>
+              <w:t>298÷8=37, 2</w:t>
             </w:r>
           </w:p>
         </w:tc>
@@ -823,7 +823,7 @@
                 <w:rFonts w:ascii="TimeNewRoman" w:hAnsi="TimeNewRoman"/>
                 <w:sz w:val="30"/>
               </w:rPr>
-              <w:t>882÷5=176, 2</w:t>
+              <w:t>532÷5=106, 2</w:t>
             </w:r>
           </w:p>
         </w:tc>
@@ -840,7 +840,7 @@
                 <w:rFonts w:ascii="TimeNewRoman" w:hAnsi="TimeNewRoman"/>
                 <w:sz w:val="30"/>
               </w:rPr>
-              <w:t>138÷5=27, 3</w:t>
+              <w:t>756÷2=378, 0</w:t>
             </w:r>
           </w:p>
         </w:tc>

--- a/answers-of-three-digit_number_divided_by_one-digit_number.docx
+++ b/answers-of-three-digit_number_divided_by_one-digit_number.docx
@@ -40,7 +40,7 @@
                 <w:rFonts w:ascii="TimeNewRoman" w:hAnsi="TimeNewRoman"/>
                 <w:sz w:val="30"/>
               </w:rPr>
-              <w:t>334÷9=37, 1</w:t>
+              <w:t>492÷4=123, 0</w:t>
             </w:r>
           </w:p>
         </w:tc>
@@ -57,7 +57,7 @@
                 <w:rFonts w:ascii="TimeNewRoman" w:hAnsi="TimeNewRoman"/>
                 <w:sz w:val="30"/>
               </w:rPr>
-              <w:t>498÷3=166, 0</w:t>
+              <w:t>935÷8=116, 7</w:t>
             </w:r>
           </w:p>
         </w:tc>
@@ -74,7 +74,7 @@
                 <w:rFonts w:ascii="TimeNewRoman" w:hAnsi="TimeNewRoman"/>
                 <w:sz w:val="30"/>
               </w:rPr>
-              <w:t>752÷2=376, 0</w:t>
+              <w:t>619÷3=206, 1</w:t>
             </w:r>
           </w:p>
         </w:tc>
@@ -91,7 +91,7 @@
                 <w:rFonts w:ascii="TimeNewRoman" w:hAnsi="TimeNewRoman"/>
                 <w:sz w:val="30"/>
               </w:rPr>
-              <w:t>118÷2=59, 0</w:t>
+              <w:t>318÷7=45, 3</w:t>
             </w:r>
           </w:p>
         </w:tc>
@@ -108,7 +108,7 @@
                 <w:rFonts w:ascii="TimeNewRoman" w:hAnsi="TimeNewRoman"/>
                 <w:sz w:val="30"/>
               </w:rPr>
-              <w:t>112÷4=28, 0</w:t>
+              <w:t>219÷5=43, 4</w:t>
             </w:r>
           </w:p>
         </w:tc>
@@ -223,7 +223,7 @@
                 <w:rFonts w:ascii="TimeNewRoman" w:hAnsi="TimeNewRoman"/>
                 <w:sz w:val="30"/>
               </w:rPr>
-              <w:t>215÷2=107, 1</w:t>
+              <w:t>897÷7=128, 1</w:t>
             </w:r>
           </w:p>
         </w:tc>
@@ -240,7 +240,7 @@
                 <w:rFonts w:ascii="TimeNewRoman" w:hAnsi="TimeNewRoman"/>
                 <w:sz w:val="30"/>
               </w:rPr>
-              <w:t>885÷4=221, 1</w:t>
+              <w:t>293÷5=58, 3</w:t>
             </w:r>
           </w:p>
         </w:tc>
@@ -257,7 +257,7 @@
                 <w:rFonts w:ascii="TimeNewRoman" w:hAnsi="TimeNewRoman"/>
                 <w:sz w:val="30"/>
               </w:rPr>
-              <w:t>353÷5=70, 3</w:t>
+              <w:t>822÷4=205, 2</w:t>
             </w:r>
           </w:p>
         </w:tc>
@@ -274,7 +274,7 @@
                 <w:rFonts w:ascii="TimeNewRoman" w:hAnsi="TimeNewRoman"/>
                 <w:sz w:val="30"/>
               </w:rPr>
-              <w:t>889÷8=111, 1</w:t>
+              <w:t>972÷6=162, 0</w:t>
             </w:r>
           </w:p>
         </w:tc>
@@ -291,7 +291,7 @@
                 <w:rFonts w:ascii="TimeNewRoman" w:hAnsi="TimeNewRoman"/>
                 <w:sz w:val="30"/>
               </w:rPr>
-              <w:t>956÷5=191, 1</w:t>
+              <w:t>459÷5=91, 4</w:t>
             </w:r>
           </w:p>
         </w:tc>
@@ -406,7 +406,7 @@
                 <w:rFonts w:ascii="TimeNewRoman" w:hAnsi="TimeNewRoman"/>
                 <w:sz w:val="30"/>
               </w:rPr>
-              <w:t>970÷9=107, 7</w:t>
+              <w:t>893÷8=111, 5</w:t>
             </w:r>
           </w:p>
         </w:tc>
@@ -423,7 +423,7 @@
                 <w:rFonts w:ascii="TimeNewRoman" w:hAnsi="TimeNewRoman"/>
                 <w:sz w:val="30"/>
               </w:rPr>
-              <w:t>226÷9=25, 1</w:t>
+              <w:t>488÷2=244, 0</w:t>
             </w:r>
           </w:p>
         </w:tc>
@@ -440,7 +440,7 @@
                 <w:rFonts w:ascii="TimeNewRoman" w:hAnsi="TimeNewRoman"/>
                 <w:sz w:val="30"/>
               </w:rPr>
-              <w:t>700÷9=77, 7</w:t>
+              <w:t>732÷9=81, 3</w:t>
             </w:r>
           </w:p>
         </w:tc>
@@ -457,7 +457,7 @@
                 <w:rFonts w:ascii="TimeNewRoman" w:hAnsi="TimeNewRoman"/>
                 <w:sz w:val="30"/>
               </w:rPr>
-              <w:t>666÷6=111, 0</w:t>
+              <w:t>937÷9=104, 1</w:t>
             </w:r>
           </w:p>
         </w:tc>
@@ -474,7 +474,7 @@
                 <w:rFonts w:ascii="TimeNewRoman" w:hAnsi="TimeNewRoman"/>
                 <w:sz w:val="30"/>
               </w:rPr>
-              <w:t>331÷8=41, 3</w:t>
+              <w:t>855÷8=106, 7</w:t>
             </w:r>
           </w:p>
         </w:tc>
@@ -589,7 +589,7 @@
                 <w:rFonts w:ascii="TimeNewRoman" w:hAnsi="TimeNewRoman"/>
                 <w:sz w:val="30"/>
               </w:rPr>
-              <w:t>806÷7=115, 1</w:t>
+              <w:t>822÷7=117, 3</w:t>
             </w:r>
           </w:p>
         </w:tc>
@@ -606,7 +606,7 @@
                 <w:rFonts w:ascii="TimeNewRoman" w:hAnsi="TimeNewRoman"/>
                 <w:sz w:val="30"/>
               </w:rPr>
-              <w:t>157÷7=22, 3</w:t>
+              <w:t>171÷2=85, 1</w:t>
             </w:r>
           </w:p>
         </w:tc>
@@ -623,7 +623,7 @@
                 <w:rFonts w:ascii="TimeNewRoman" w:hAnsi="TimeNewRoman"/>
                 <w:sz w:val="30"/>
               </w:rPr>
-              <w:t>517÷3=172, 1</w:t>
+              <w:t>160÷4=40, 0</w:t>
             </w:r>
           </w:p>
         </w:tc>
@@ -640,7 +640,7 @@
                 <w:rFonts w:ascii="TimeNewRoman" w:hAnsi="TimeNewRoman"/>
                 <w:sz w:val="30"/>
               </w:rPr>
-              <w:t>975÷4=243, 3</w:t>
+              <w:t>955÷3=318, 1</w:t>
             </w:r>
           </w:p>
         </w:tc>
@@ -657,7 +657,7 @@
                 <w:rFonts w:ascii="TimeNewRoman" w:hAnsi="TimeNewRoman"/>
                 <w:sz w:val="30"/>
               </w:rPr>
-              <w:t>893÷9=99, 2</w:t>
+              <w:t>783÷6=130, 3</w:t>
             </w:r>
           </w:p>
         </w:tc>
@@ -772,7 +772,7 @@
                 <w:rFonts w:ascii="TimeNewRoman" w:hAnsi="TimeNewRoman"/>
                 <w:sz w:val="30"/>
               </w:rPr>
-              <w:t>354÷8=44, 2</w:t>
+              <w:t>398÷6=66, 2</w:t>
             </w:r>
           </w:p>
         </w:tc>
@@ -789,7 +789,7 @@
                 <w:rFonts w:ascii="TimeNewRoman" w:hAnsi="TimeNewRoman"/>
                 <w:sz w:val="30"/>
               </w:rPr>
-              <w:t>889÷9=98, 7</w:t>
+              <w:t>755÷4=188, 3</w:t>
             </w:r>
           </w:p>
         </w:tc>
@@ -806,7 +806,7 @@
                 <w:rFonts w:ascii="TimeNewRoman" w:hAnsi="TimeNewRoman"/>
                 <w:sz w:val="30"/>
               </w:rPr>
-              <w:t>298÷8=37, 2</w:t>
+              <w:t>339÷7=48, 3</w:t>
             </w:r>
           </w:p>
         </w:tc>
@@ -823,7 +823,7 @@
                 <w:rFonts w:ascii="TimeNewRoman" w:hAnsi="TimeNewRoman"/>
                 <w:sz w:val="30"/>
               </w:rPr>
-              <w:t>532÷5=106, 2</w:t>
+              <w:t>842÷2=421, 0</w:t>
             </w:r>
           </w:p>
         </w:tc>
@@ -840,7 +840,7 @@
                 <w:rFonts w:ascii="TimeNewRoman" w:hAnsi="TimeNewRoman"/>
                 <w:sz w:val="30"/>
               </w:rPr>
-              <w:t>756÷2=378, 0</w:t>
+              <w:t>809÷7=115, 4</w:t>
             </w:r>
           </w:p>
         </w:tc>

--- a/answers-of-three-digit_number_divided_by_one-digit_number.docx
+++ b/answers-of-three-digit_number_divided_by_one-digit_number.docx
@@ -11,7 +11,7 @@
           <w:rFonts w:ascii="Arial" w:hAnsi="Arial"/>
           <w:sz w:val="30"/>
         </w:rPr>
-        <w:t>2026-10-14 Wednesday</w:t>
+        <w:t>2026-10-15 Thursday</w:t>
       </w:r>
     </w:p>
     <w:tbl>
@@ -40,7 +40,7 @@
                 <w:rFonts w:ascii="TimeNewRoman" w:hAnsi="TimeNewRoman"/>
                 <w:sz w:val="30"/>
               </w:rPr>
-              <w:t>492÷4=123, 0</w:t>
+              <w:t>328÷5=65, 3</w:t>
             </w:r>
           </w:p>
         </w:tc>
@@ -57,7 +57,7 @@
                 <w:rFonts w:ascii="TimeNewRoman" w:hAnsi="TimeNewRoman"/>
                 <w:sz w:val="30"/>
               </w:rPr>
-              <w:t>935÷8=116, 7</w:t>
+              <w:t>511÷4=127, 3</w:t>
             </w:r>
           </w:p>
         </w:tc>
@@ -74,7 +74,7 @@
                 <w:rFonts w:ascii="TimeNewRoman" w:hAnsi="TimeNewRoman"/>
                 <w:sz w:val="30"/>
               </w:rPr>
-              <w:t>619÷3=206, 1</w:t>
+              <w:t>404÷4=101, 0</w:t>
             </w:r>
           </w:p>
         </w:tc>
@@ -91,7 +91,7 @@
                 <w:rFonts w:ascii="TimeNewRoman" w:hAnsi="TimeNewRoman"/>
                 <w:sz w:val="30"/>
               </w:rPr>
-              <w:t>318÷7=45, 3</w:t>
+              <w:t>973÷8=121, 5</w:t>
             </w:r>
           </w:p>
         </w:tc>
@@ -108,7 +108,7 @@
                 <w:rFonts w:ascii="TimeNewRoman" w:hAnsi="TimeNewRoman"/>
                 <w:sz w:val="30"/>
               </w:rPr>
-              <w:t>219÷5=43, 4</w:t>
+              <w:t>546÷3=182, 0</w:t>
             </w:r>
           </w:p>
         </w:tc>
@@ -223,7 +223,7 @@
                 <w:rFonts w:ascii="TimeNewRoman" w:hAnsi="TimeNewRoman"/>
                 <w:sz w:val="30"/>
               </w:rPr>
-              <w:t>897÷7=128, 1</w:t>
+              <w:t>164÷9=18, 2</w:t>
             </w:r>
           </w:p>
         </w:tc>
@@ -240,7 +240,7 @@
                 <w:rFonts w:ascii="TimeNewRoman" w:hAnsi="TimeNewRoman"/>
                 <w:sz w:val="30"/>
               </w:rPr>
-              <w:t>293÷5=58, 3</w:t>
+              <w:t>969÷8=121, 1</w:t>
             </w:r>
           </w:p>
         </w:tc>
@@ -257,7 +257,7 @@
                 <w:rFonts w:ascii="TimeNewRoman" w:hAnsi="TimeNewRoman"/>
                 <w:sz w:val="30"/>
               </w:rPr>
-              <w:t>822÷4=205, 2</w:t>
+              <w:t>253÷3=84, 1</w:t>
             </w:r>
           </w:p>
         </w:tc>
@@ -274,7 +274,7 @@
                 <w:rFonts w:ascii="TimeNewRoman" w:hAnsi="TimeNewRoman"/>
                 <w:sz w:val="30"/>
               </w:rPr>
-              <w:t>972÷6=162, 0</w:t>
+              <w:t>149÷3=49, 2</w:t>
             </w:r>
           </w:p>
         </w:tc>
@@ -291,7 +291,7 @@
                 <w:rFonts w:ascii="TimeNewRoman" w:hAnsi="TimeNewRoman"/>
                 <w:sz w:val="30"/>
               </w:rPr>
-              <w:t>459÷5=91, 4</w:t>
+              <w:t>338÷2=169, 0</w:t>
             </w:r>
           </w:p>
         </w:tc>
@@ -406,7 +406,7 @@
                 <w:rFonts w:ascii="TimeNewRoman" w:hAnsi="TimeNewRoman"/>
                 <w:sz w:val="30"/>
               </w:rPr>
-              <w:t>893÷8=111, 5</w:t>
+              <w:t>144÷8=18, 0</w:t>
             </w:r>
           </w:p>
         </w:tc>
@@ -423,7 +423,7 @@
                 <w:rFonts w:ascii="TimeNewRoman" w:hAnsi="TimeNewRoman"/>
                 <w:sz w:val="30"/>
               </w:rPr>
-              <w:t>488÷2=244, 0</w:t>
+              <w:t>707÷7=101, 0</w:t>
             </w:r>
           </w:p>
         </w:tc>
@@ -440,7 +440,7 @@
                 <w:rFonts w:ascii="TimeNewRoman" w:hAnsi="TimeNewRoman"/>
                 <w:sz w:val="30"/>
               </w:rPr>
-              <w:t>732÷9=81, 3</w:t>
+              <w:t>230÷6=38, 2</w:t>
             </w:r>
           </w:p>
         </w:tc>
@@ -457,7 +457,7 @@
                 <w:rFonts w:ascii="TimeNewRoman" w:hAnsi="TimeNewRoman"/>
                 <w:sz w:val="30"/>
               </w:rPr>
-              <w:t>937÷9=104, 1</w:t>
+              <w:t>423÷4=105, 3</w:t>
             </w:r>
           </w:p>
         </w:tc>
@@ -474,7 +474,7 @@
                 <w:rFonts w:ascii="TimeNewRoman" w:hAnsi="TimeNewRoman"/>
                 <w:sz w:val="30"/>
               </w:rPr>
-              <w:t>855÷8=106, 7</w:t>
+              <w:t>606÷8=75, 6</w:t>
             </w:r>
           </w:p>
         </w:tc>
@@ -589,7 +589,7 @@
                 <w:rFonts w:ascii="TimeNewRoman" w:hAnsi="TimeNewRoman"/>
                 <w:sz w:val="30"/>
               </w:rPr>
-              <w:t>822÷7=117, 3</w:t>
+              <w:t>178÷4=44, 2</w:t>
             </w:r>
           </w:p>
         </w:tc>
@@ -606,7 +606,7 @@
                 <w:rFonts w:ascii="TimeNewRoman" w:hAnsi="TimeNewRoman"/>
                 <w:sz w:val="30"/>
               </w:rPr>
-              <w:t>171÷2=85, 1</w:t>
+              <w:t>882÷2=441, 0</w:t>
             </w:r>
           </w:p>
         </w:tc>
@@ -623,7 +623,7 @@
                 <w:rFonts w:ascii="TimeNewRoman" w:hAnsi="TimeNewRoman"/>
                 <w:sz w:val="30"/>
               </w:rPr>
-              <w:t>160÷4=40, 0</w:t>
+              <w:t>965÷9=107, 2</w:t>
             </w:r>
           </w:p>
         </w:tc>
@@ -640,7 +640,7 @@
                 <w:rFonts w:ascii="TimeNewRoman" w:hAnsi="TimeNewRoman"/>
                 <w:sz w:val="30"/>
               </w:rPr>
-              <w:t>955÷3=318, 1</w:t>
+              <w:t>627÷9=69, 6</w:t>
             </w:r>
           </w:p>
         </w:tc>
@@ -657,7 +657,7 @@
                 <w:rFonts w:ascii="TimeNewRoman" w:hAnsi="TimeNewRoman"/>
                 <w:sz w:val="30"/>
               </w:rPr>
-              <w:t>783÷6=130, 3</w:t>
+              <w:t>216÷6=36, 0</w:t>
             </w:r>
           </w:p>
         </w:tc>
@@ -772,23 +772,6 @@
                 <w:rFonts w:ascii="TimeNewRoman" w:hAnsi="TimeNewRoman"/>
                 <w:sz w:val="30"/>
               </w:rPr>
-              <w:t>398÷6=66, 2</w:t>
-            </w:r>
-          </w:p>
-        </w:tc>
-        <w:tc>
-          <w:tcPr>
-            <w:tcW w:type="dxa" w:w="1987"/>
-          </w:tcPr>
-          <w:p>
-            <w:pPr>
-              <w:jc w:val="left"/>
-            </w:pPr>
-            <w:r>
-              <w:rPr>
-                <w:rFonts w:ascii="TimeNewRoman" w:hAnsi="TimeNewRoman"/>
-                <w:sz w:val="30"/>
-              </w:rPr>
               <w:t>755÷4=188, 3</w:t>
             </w:r>
           </w:p>
@@ -806,7 +789,7 @@
                 <w:rFonts w:ascii="TimeNewRoman" w:hAnsi="TimeNewRoman"/>
                 <w:sz w:val="30"/>
               </w:rPr>
-              <w:t>339÷7=48, 3</w:t>
+              <w:t>571÷3=190, 1</w:t>
             </w:r>
           </w:p>
         </w:tc>
@@ -823,7 +806,7 @@
                 <w:rFonts w:ascii="TimeNewRoman" w:hAnsi="TimeNewRoman"/>
                 <w:sz w:val="30"/>
               </w:rPr>
-              <w:t>842÷2=421, 0</w:t>
+              <w:t>899÷5=179, 4</w:t>
             </w:r>
           </w:p>
         </w:tc>
@@ -840,7 +823,24 @@
                 <w:rFonts w:ascii="TimeNewRoman" w:hAnsi="TimeNewRoman"/>
                 <w:sz w:val="30"/>
               </w:rPr>
-              <w:t>809÷7=115, 4</w:t>
+              <w:t>962÷5=192, 2</w:t>
+            </w:r>
+          </w:p>
+        </w:tc>
+        <w:tc>
+          <w:tcPr>
+            <w:tcW w:type="dxa" w:w="1987"/>
+          </w:tcPr>
+          <w:p>
+            <w:pPr>
+              <w:jc w:val="left"/>
+            </w:pPr>
+            <w:r>
+              <w:rPr>
+                <w:rFonts w:ascii="TimeNewRoman" w:hAnsi="TimeNewRoman"/>
+                <w:sz w:val="30"/>
+              </w:rPr>
+              <w:t>821÷7=117, 2</w:t>
             </w:r>
           </w:p>
         </w:tc>

--- a/answers-of-three-digit_number_divided_by_one-digit_number.docx
+++ b/answers-of-three-digit_number_divided_by_one-digit_number.docx
@@ -40,7 +40,7 @@
                 <w:rFonts w:ascii="TimeNewRoman" w:hAnsi="TimeNewRoman"/>
                 <w:sz w:val="30"/>
               </w:rPr>
-              <w:t>328÷5=65, 3</w:t>
+              <w:t>771÷6=128, 3</w:t>
             </w:r>
           </w:p>
         </w:tc>
@@ -57,7 +57,7 @@
                 <w:rFonts w:ascii="TimeNewRoman" w:hAnsi="TimeNewRoman"/>
                 <w:sz w:val="30"/>
               </w:rPr>
-              <w:t>511÷4=127, 3</w:t>
+              <w:t>914÷5=182, 4</w:t>
             </w:r>
           </w:p>
         </w:tc>
@@ -74,7 +74,7 @@
                 <w:rFonts w:ascii="TimeNewRoman" w:hAnsi="TimeNewRoman"/>
                 <w:sz w:val="30"/>
               </w:rPr>
-              <w:t>404÷4=101, 0</w:t>
+              <w:t>835÷2=417, 1</w:t>
             </w:r>
           </w:p>
         </w:tc>
@@ -91,7 +91,7 @@
                 <w:rFonts w:ascii="TimeNewRoman" w:hAnsi="TimeNewRoman"/>
                 <w:sz w:val="30"/>
               </w:rPr>
-              <w:t>973÷8=121, 5</w:t>
+              <w:t>989÷4=247, 1</w:t>
             </w:r>
           </w:p>
         </w:tc>
@@ -108,7 +108,7 @@
                 <w:rFonts w:ascii="TimeNewRoman" w:hAnsi="TimeNewRoman"/>
                 <w:sz w:val="30"/>
               </w:rPr>
-              <w:t>546÷3=182, 0</w:t>
+              <w:t>892÷7=127, 3</w:t>
             </w:r>
           </w:p>
         </w:tc>
@@ -223,7 +223,7 @@
                 <w:rFonts w:ascii="TimeNewRoman" w:hAnsi="TimeNewRoman"/>
                 <w:sz w:val="30"/>
               </w:rPr>
-              <w:t>164÷9=18, 2</w:t>
+              <w:t>421÷9=46, 7</w:t>
             </w:r>
           </w:p>
         </w:tc>
@@ -240,7 +240,7 @@
                 <w:rFonts w:ascii="TimeNewRoman" w:hAnsi="TimeNewRoman"/>
                 <w:sz w:val="30"/>
               </w:rPr>
-              <w:t>969÷8=121, 1</w:t>
+              <w:t>863÷4=215, 3</w:t>
             </w:r>
           </w:p>
         </w:tc>
@@ -257,7 +257,7 @@
                 <w:rFonts w:ascii="TimeNewRoman" w:hAnsi="TimeNewRoman"/>
                 <w:sz w:val="30"/>
               </w:rPr>
-              <w:t>253÷3=84, 1</w:t>
+              <w:t>799÷9=88, 7</w:t>
             </w:r>
           </w:p>
         </w:tc>
@@ -274,7 +274,7 @@
                 <w:rFonts w:ascii="TimeNewRoman" w:hAnsi="TimeNewRoman"/>
                 <w:sz w:val="30"/>
               </w:rPr>
-              <w:t>149÷3=49, 2</w:t>
+              <w:t>162÷9=18, 0</w:t>
             </w:r>
           </w:p>
         </w:tc>
@@ -291,7 +291,7 @@
                 <w:rFonts w:ascii="TimeNewRoman" w:hAnsi="TimeNewRoman"/>
                 <w:sz w:val="30"/>
               </w:rPr>
-              <w:t>338÷2=169, 0</w:t>
+              <w:t>403÷3=134, 1</w:t>
             </w:r>
           </w:p>
         </w:tc>
@@ -406,7 +406,7 @@
                 <w:rFonts w:ascii="TimeNewRoman" w:hAnsi="TimeNewRoman"/>
                 <w:sz w:val="30"/>
               </w:rPr>
-              <w:t>144÷8=18, 0</w:t>
+              <w:t>137÷4=34, 1</w:t>
             </w:r>
           </w:p>
         </w:tc>
@@ -423,7 +423,7 @@
                 <w:rFonts w:ascii="TimeNewRoman" w:hAnsi="TimeNewRoman"/>
                 <w:sz w:val="30"/>
               </w:rPr>
-              <w:t>707÷7=101, 0</w:t>
+              <w:t>964÷8=120, 4</w:t>
             </w:r>
           </w:p>
         </w:tc>
@@ -440,7 +440,7 @@
                 <w:rFonts w:ascii="TimeNewRoman" w:hAnsi="TimeNewRoman"/>
                 <w:sz w:val="30"/>
               </w:rPr>
-              <w:t>230÷6=38, 2</w:t>
+              <w:t>757÷7=108, 1</w:t>
             </w:r>
           </w:p>
         </w:tc>
@@ -457,7 +457,7 @@
                 <w:rFonts w:ascii="TimeNewRoman" w:hAnsi="TimeNewRoman"/>
                 <w:sz w:val="30"/>
               </w:rPr>
-              <w:t>423÷4=105, 3</w:t>
+              <w:t>276÷6=46, 0</w:t>
             </w:r>
           </w:p>
         </w:tc>
@@ -474,7 +474,7 @@
                 <w:rFonts w:ascii="TimeNewRoman" w:hAnsi="TimeNewRoman"/>
                 <w:sz w:val="30"/>
               </w:rPr>
-              <w:t>606÷8=75, 6</w:t>
+              <w:t>385÷7=55, 0</w:t>
             </w:r>
           </w:p>
         </w:tc>
@@ -589,7 +589,7 @@
                 <w:rFonts w:ascii="TimeNewRoman" w:hAnsi="TimeNewRoman"/>
                 <w:sz w:val="30"/>
               </w:rPr>
-              <w:t>178÷4=44, 2</w:t>
+              <w:t>939÷6=156, 3</w:t>
             </w:r>
           </w:p>
         </w:tc>
@@ -606,7 +606,7 @@
                 <w:rFonts w:ascii="TimeNewRoman" w:hAnsi="TimeNewRoman"/>
                 <w:sz w:val="30"/>
               </w:rPr>
-              <w:t>882÷2=441, 0</w:t>
+              <w:t>675÷5=135, 0</w:t>
             </w:r>
           </w:p>
         </w:tc>
@@ -623,7 +623,7 @@
                 <w:rFonts w:ascii="TimeNewRoman" w:hAnsi="TimeNewRoman"/>
                 <w:sz w:val="30"/>
               </w:rPr>
-              <w:t>965÷9=107, 2</w:t>
+              <w:t>559÷8=69, 7</w:t>
             </w:r>
           </w:p>
         </w:tc>
@@ -640,7 +640,7 @@
                 <w:rFonts w:ascii="TimeNewRoman" w:hAnsi="TimeNewRoman"/>
                 <w:sz w:val="30"/>
               </w:rPr>
-              <w:t>627÷9=69, 6</w:t>
+              <w:t>790÷8=98, 6</w:t>
             </w:r>
           </w:p>
         </w:tc>
@@ -657,7 +657,7 @@
                 <w:rFonts w:ascii="TimeNewRoman" w:hAnsi="TimeNewRoman"/>
                 <w:sz w:val="30"/>
               </w:rPr>
-              <w:t>216÷6=36, 0</w:t>
+              <w:t>373÷3=124, 1</w:t>
             </w:r>
           </w:p>
         </w:tc>
@@ -772,7 +772,7 @@
                 <w:rFonts w:ascii="TimeNewRoman" w:hAnsi="TimeNewRoman"/>
                 <w:sz w:val="30"/>
               </w:rPr>
-              <w:t>755÷4=188, 3</w:t>
+              <w:t>689÷7=98, 3</w:t>
             </w:r>
           </w:p>
         </w:tc>
@@ -789,7 +789,7 @@
                 <w:rFonts w:ascii="TimeNewRoman" w:hAnsi="TimeNewRoman"/>
                 <w:sz w:val="30"/>
               </w:rPr>
-              <w:t>571÷3=190, 1</w:t>
+              <w:t>335÷2=167, 1</w:t>
             </w:r>
           </w:p>
         </w:tc>
@@ -806,7 +806,7 @@
                 <w:rFonts w:ascii="TimeNewRoman" w:hAnsi="TimeNewRoman"/>
                 <w:sz w:val="30"/>
               </w:rPr>
-              <w:t>899÷5=179, 4</w:t>
+              <w:t>768÷8=96, 0</w:t>
             </w:r>
           </w:p>
         </w:tc>
@@ -823,7 +823,7 @@
                 <w:rFonts w:ascii="TimeNewRoman" w:hAnsi="TimeNewRoman"/>
                 <w:sz w:val="30"/>
               </w:rPr>
-              <w:t>962÷5=192, 2</w:t>
+              <w:t>313÷6=52, 1</w:t>
             </w:r>
           </w:p>
         </w:tc>
@@ -840,7 +840,7 @@
                 <w:rFonts w:ascii="TimeNewRoman" w:hAnsi="TimeNewRoman"/>
                 <w:sz w:val="30"/>
               </w:rPr>
-              <w:t>821÷7=117, 2</w:t>
+              <w:t>418÷2=209, 0</w:t>
             </w:r>
           </w:p>
         </w:tc>

--- a/answers-of-three-digit_number_divided_by_one-digit_number.docx
+++ b/answers-of-three-digit_number_divided_by_one-digit_number.docx
@@ -11,7 +11,7 @@
           <w:rFonts w:ascii="Arial" w:hAnsi="Arial"/>
           <w:sz w:val="30"/>
         </w:rPr>
-        <w:t>2026-10-15 Thursday</w:t>
+        <w:t>2026-10-16 Friday</w:t>
       </w:r>
     </w:p>
     <w:tbl>
@@ -40,7 +40,7 @@
                 <w:rFonts w:ascii="TimeNewRoman" w:hAnsi="TimeNewRoman"/>
                 <w:sz w:val="30"/>
               </w:rPr>
-              <w:t>771÷6=128, 3</w:t>
+              <w:t>735÷8=91, 7</w:t>
             </w:r>
           </w:p>
         </w:tc>
@@ -57,7 +57,7 @@
                 <w:rFonts w:ascii="TimeNewRoman" w:hAnsi="TimeNewRoman"/>
                 <w:sz w:val="30"/>
               </w:rPr>
-              <w:t>914÷5=182, 4</w:t>
+              <w:t>445÷8=55, 5</w:t>
             </w:r>
           </w:p>
         </w:tc>
@@ -74,7 +74,7 @@
                 <w:rFonts w:ascii="TimeNewRoman" w:hAnsi="TimeNewRoman"/>
                 <w:sz w:val="30"/>
               </w:rPr>
-              <w:t>835÷2=417, 1</w:t>
+              <w:t>447÷6=74, 3</w:t>
             </w:r>
           </w:p>
         </w:tc>
@@ -91,7 +91,7 @@
                 <w:rFonts w:ascii="TimeNewRoman" w:hAnsi="TimeNewRoman"/>
                 <w:sz w:val="30"/>
               </w:rPr>
-              <w:t>989÷4=247, 1</w:t>
+              <w:t>796÷6=132, 4</w:t>
             </w:r>
           </w:p>
         </w:tc>
@@ -108,7 +108,7 @@
                 <w:rFonts w:ascii="TimeNewRoman" w:hAnsi="TimeNewRoman"/>
                 <w:sz w:val="30"/>
               </w:rPr>
-              <w:t>892÷7=127, 3</w:t>
+              <w:t>446÷5=89, 1</w:t>
             </w:r>
           </w:p>
         </w:tc>
@@ -223,7 +223,7 @@
                 <w:rFonts w:ascii="TimeNewRoman" w:hAnsi="TimeNewRoman"/>
                 <w:sz w:val="30"/>
               </w:rPr>
-              <w:t>421÷9=46, 7</w:t>
+              <w:t>247÷8=30, 7</w:t>
             </w:r>
           </w:p>
         </w:tc>
@@ -240,7 +240,7 @@
                 <w:rFonts w:ascii="TimeNewRoman" w:hAnsi="TimeNewRoman"/>
                 <w:sz w:val="30"/>
               </w:rPr>
-              <w:t>863÷4=215, 3</w:t>
+              <w:t>619÷5=123, 4</w:t>
             </w:r>
           </w:p>
         </w:tc>
@@ -257,7 +257,7 @@
                 <w:rFonts w:ascii="TimeNewRoman" w:hAnsi="TimeNewRoman"/>
                 <w:sz w:val="30"/>
               </w:rPr>
-              <w:t>799÷9=88, 7</w:t>
+              <w:t>944÷8=118, 0</w:t>
             </w:r>
           </w:p>
         </w:tc>
@@ -274,7 +274,7 @@
                 <w:rFonts w:ascii="TimeNewRoman" w:hAnsi="TimeNewRoman"/>
                 <w:sz w:val="30"/>
               </w:rPr>
-              <w:t>162÷9=18, 0</w:t>
+              <w:t>782÷6=130, 2</w:t>
             </w:r>
           </w:p>
         </w:tc>
@@ -291,7 +291,7 @@
                 <w:rFonts w:ascii="TimeNewRoman" w:hAnsi="TimeNewRoman"/>
                 <w:sz w:val="30"/>
               </w:rPr>
-              <w:t>403÷3=134, 1</w:t>
+              <w:t>485÷2=242, 1</w:t>
             </w:r>
           </w:p>
         </w:tc>
@@ -406,7 +406,7 @@
                 <w:rFonts w:ascii="TimeNewRoman" w:hAnsi="TimeNewRoman"/>
                 <w:sz w:val="30"/>
               </w:rPr>
-              <w:t>137÷4=34, 1</w:t>
+              <w:t>754÷9=83, 7</w:t>
             </w:r>
           </w:p>
         </w:tc>
@@ -423,7 +423,7 @@
                 <w:rFonts w:ascii="TimeNewRoman" w:hAnsi="TimeNewRoman"/>
                 <w:sz w:val="30"/>
               </w:rPr>
-              <w:t>964÷8=120, 4</w:t>
+              <w:t>851÷3=283, 2</w:t>
             </w:r>
           </w:p>
         </w:tc>
@@ -440,7 +440,7 @@
                 <w:rFonts w:ascii="TimeNewRoman" w:hAnsi="TimeNewRoman"/>
                 <w:sz w:val="30"/>
               </w:rPr>
-              <w:t>757÷7=108, 1</w:t>
+              <w:t>183÷6=30, 3</w:t>
             </w:r>
           </w:p>
         </w:tc>
@@ -457,7 +457,7 @@
                 <w:rFonts w:ascii="TimeNewRoman" w:hAnsi="TimeNewRoman"/>
                 <w:sz w:val="30"/>
               </w:rPr>
-              <w:t>276÷6=46, 0</w:t>
+              <w:t>851÷7=121, 4</w:t>
             </w:r>
           </w:p>
         </w:tc>
@@ -474,7 +474,7 @@
                 <w:rFonts w:ascii="TimeNewRoman" w:hAnsi="TimeNewRoman"/>
                 <w:sz w:val="30"/>
               </w:rPr>
-              <w:t>385÷7=55, 0</w:t>
+              <w:t>853÷7=121, 6</w:t>
             </w:r>
           </w:p>
         </w:tc>
@@ -589,7 +589,7 @@
                 <w:rFonts w:ascii="TimeNewRoman" w:hAnsi="TimeNewRoman"/>
                 <w:sz w:val="30"/>
               </w:rPr>
-              <w:t>939÷6=156, 3</w:t>
+              <w:t>587÷4=146, 3</w:t>
             </w:r>
           </w:p>
         </w:tc>
@@ -606,7 +606,7 @@
                 <w:rFonts w:ascii="TimeNewRoman" w:hAnsi="TimeNewRoman"/>
                 <w:sz w:val="30"/>
               </w:rPr>
-              <w:t>675÷5=135, 0</w:t>
+              <w:t>199÷9=22, 1</w:t>
             </w:r>
           </w:p>
         </w:tc>
@@ -623,7 +623,7 @@
                 <w:rFonts w:ascii="TimeNewRoman" w:hAnsi="TimeNewRoman"/>
                 <w:sz w:val="30"/>
               </w:rPr>
-              <w:t>559÷8=69, 7</w:t>
+              <w:t>924÷3=308, 0</w:t>
             </w:r>
           </w:p>
         </w:tc>
@@ -640,7 +640,7 @@
                 <w:rFonts w:ascii="TimeNewRoman" w:hAnsi="TimeNewRoman"/>
                 <w:sz w:val="30"/>
               </w:rPr>
-              <w:t>790÷8=98, 6</w:t>
+              <w:t>124÷8=15, 4</w:t>
             </w:r>
           </w:p>
         </w:tc>
@@ -657,7 +657,7 @@
                 <w:rFonts w:ascii="TimeNewRoman" w:hAnsi="TimeNewRoman"/>
                 <w:sz w:val="30"/>
               </w:rPr>
-              <w:t>373÷3=124, 1</w:t>
+              <w:t>851÷7=121, 4</w:t>
             </w:r>
           </w:p>
         </w:tc>
@@ -772,7 +772,7 @@
                 <w:rFonts w:ascii="TimeNewRoman" w:hAnsi="TimeNewRoman"/>
                 <w:sz w:val="30"/>
               </w:rPr>
-              <w:t>689÷7=98, 3</w:t>
+              <w:t>611÷9=67, 8</w:t>
             </w:r>
           </w:p>
         </w:tc>
@@ -789,7 +789,7 @@
                 <w:rFonts w:ascii="TimeNewRoman" w:hAnsi="TimeNewRoman"/>
                 <w:sz w:val="30"/>
               </w:rPr>
-              <w:t>335÷2=167, 1</w:t>
+              <w:t>647÷7=92, 3</w:t>
             </w:r>
           </w:p>
         </w:tc>
@@ -806,7 +806,7 @@
                 <w:rFonts w:ascii="TimeNewRoman" w:hAnsi="TimeNewRoman"/>
                 <w:sz w:val="30"/>
               </w:rPr>
-              <w:t>768÷8=96, 0</w:t>
+              <w:t>252÷8=31, 4</w:t>
             </w:r>
           </w:p>
         </w:tc>
@@ -823,7 +823,7 @@
                 <w:rFonts w:ascii="TimeNewRoman" w:hAnsi="TimeNewRoman"/>
                 <w:sz w:val="30"/>
               </w:rPr>
-              <w:t>313÷6=52, 1</w:t>
+              <w:t>924÷3=308, 0</w:t>
             </w:r>
           </w:p>
         </w:tc>
@@ -840,7 +840,7 @@
                 <w:rFonts w:ascii="TimeNewRoman" w:hAnsi="TimeNewRoman"/>
                 <w:sz w:val="30"/>
               </w:rPr>
-              <w:t>418÷2=209, 0</w:t>
+              <w:t>255÷6=42, 3</w:t>
             </w:r>
           </w:p>
         </w:tc>

--- a/answers-of-three-digit_number_divided_by_one-digit_number.docx
+++ b/answers-of-three-digit_number_divided_by_one-digit_number.docx
@@ -40,7 +40,7 @@
                 <w:rFonts w:ascii="TimeNewRoman" w:hAnsi="TimeNewRoman"/>
                 <w:sz w:val="30"/>
               </w:rPr>
-              <w:t>735÷8=91, 7</w:t>
+              <w:t>761÷4=190, 1</w:t>
             </w:r>
           </w:p>
         </w:tc>
@@ -57,7 +57,7 @@
                 <w:rFonts w:ascii="TimeNewRoman" w:hAnsi="TimeNewRoman"/>
                 <w:sz w:val="30"/>
               </w:rPr>
-              <w:t>445÷8=55, 5</w:t>
+              <w:t>504÷8=63, 0</w:t>
             </w:r>
           </w:p>
         </w:tc>
@@ -74,7 +74,7 @@
                 <w:rFonts w:ascii="TimeNewRoman" w:hAnsi="TimeNewRoman"/>
                 <w:sz w:val="30"/>
               </w:rPr>
-              <w:t>447÷6=74, 3</w:t>
+              <w:t>961÷3=320, 1</w:t>
             </w:r>
           </w:p>
         </w:tc>
@@ -91,7 +91,7 @@
                 <w:rFonts w:ascii="TimeNewRoman" w:hAnsi="TimeNewRoman"/>
                 <w:sz w:val="30"/>
               </w:rPr>
-              <w:t>796÷6=132, 4</w:t>
+              <w:t>982÷2=491, 0</w:t>
             </w:r>
           </w:p>
         </w:tc>
@@ -108,7 +108,7 @@
                 <w:rFonts w:ascii="TimeNewRoman" w:hAnsi="TimeNewRoman"/>
                 <w:sz w:val="30"/>
               </w:rPr>
-              <w:t>446÷5=89, 1</w:t>
+              <w:t>526÷2=263, 0</w:t>
             </w:r>
           </w:p>
         </w:tc>
@@ -223,7 +223,7 @@
                 <w:rFonts w:ascii="TimeNewRoman" w:hAnsi="TimeNewRoman"/>
                 <w:sz w:val="30"/>
               </w:rPr>
-              <w:t>247÷8=30, 7</w:t>
+              <w:t>791÷7=113, 0</w:t>
             </w:r>
           </w:p>
         </w:tc>
@@ -240,7 +240,7 @@
                 <w:rFonts w:ascii="TimeNewRoman" w:hAnsi="TimeNewRoman"/>
                 <w:sz w:val="30"/>
               </w:rPr>
-              <w:t>619÷5=123, 4</w:t>
+              <w:t>376÷7=53, 5</w:t>
             </w:r>
           </w:p>
         </w:tc>
@@ -257,7 +257,7 @@
                 <w:rFonts w:ascii="TimeNewRoman" w:hAnsi="TimeNewRoman"/>
                 <w:sz w:val="30"/>
               </w:rPr>
-              <w:t>944÷8=118, 0</w:t>
+              <w:t>138÷2=69, 0</w:t>
             </w:r>
           </w:p>
         </w:tc>
@@ -274,7 +274,7 @@
                 <w:rFonts w:ascii="TimeNewRoman" w:hAnsi="TimeNewRoman"/>
                 <w:sz w:val="30"/>
               </w:rPr>
-              <w:t>782÷6=130, 2</w:t>
+              <w:t>420÷3=140, 0</w:t>
             </w:r>
           </w:p>
         </w:tc>
@@ -291,7 +291,7 @@
                 <w:rFonts w:ascii="TimeNewRoman" w:hAnsi="TimeNewRoman"/>
                 <w:sz w:val="30"/>
               </w:rPr>
-              <w:t>485÷2=242, 1</w:t>
+              <w:t>142÷9=15, 7</w:t>
             </w:r>
           </w:p>
         </w:tc>
@@ -406,7 +406,7 @@
                 <w:rFonts w:ascii="TimeNewRoman" w:hAnsi="TimeNewRoman"/>
                 <w:sz w:val="30"/>
               </w:rPr>
-              <w:t>754÷9=83, 7</w:t>
+              <w:t>477÷9=53, 0</w:t>
             </w:r>
           </w:p>
         </w:tc>
@@ -423,7 +423,7 @@
                 <w:rFonts w:ascii="TimeNewRoman" w:hAnsi="TimeNewRoman"/>
                 <w:sz w:val="30"/>
               </w:rPr>
-              <w:t>851÷3=283, 2</w:t>
+              <w:t>414÷8=51, 6</w:t>
             </w:r>
           </w:p>
         </w:tc>
@@ -440,7 +440,7 @@
                 <w:rFonts w:ascii="TimeNewRoman" w:hAnsi="TimeNewRoman"/>
                 <w:sz w:val="30"/>
               </w:rPr>
-              <w:t>183÷6=30, 3</w:t>
+              <w:t>440÷5=88, 0</w:t>
             </w:r>
           </w:p>
         </w:tc>
@@ -457,7 +457,7 @@
                 <w:rFonts w:ascii="TimeNewRoman" w:hAnsi="TimeNewRoman"/>
                 <w:sz w:val="30"/>
               </w:rPr>
-              <w:t>851÷7=121, 4</w:t>
+              <w:t>790÷9=87, 7</w:t>
             </w:r>
           </w:p>
         </w:tc>
@@ -474,7 +474,7 @@
                 <w:rFonts w:ascii="TimeNewRoman" w:hAnsi="TimeNewRoman"/>
                 <w:sz w:val="30"/>
               </w:rPr>
-              <w:t>853÷7=121, 6</w:t>
+              <w:t>292÷3=97, 1</w:t>
             </w:r>
           </w:p>
         </w:tc>
@@ -589,7 +589,7 @@
                 <w:rFonts w:ascii="TimeNewRoman" w:hAnsi="TimeNewRoman"/>
                 <w:sz w:val="30"/>
               </w:rPr>
-              <w:t>587÷4=146, 3</w:t>
+              <w:t>463÷3=154, 1</w:t>
             </w:r>
           </w:p>
         </w:tc>
@@ -606,7 +606,7 @@
                 <w:rFonts w:ascii="TimeNewRoman" w:hAnsi="TimeNewRoman"/>
                 <w:sz w:val="30"/>
               </w:rPr>
-              <w:t>199÷9=22, 1</w:t>
+              <w:t>775÷7=110, 5</w:t>
             </w:r>
           </w:p>
         </w:tc>
@@ -623,7 +623,7 @@
                 <w:rFonts w:ascii="TimeNewRoman" w:hAnsi="TimeNewRoman"/>
                 <w:sz w:val="30"/>
               </w:rPr>
-              <w:t>924÷3=308, 0</w:t>
+              <w:t>555÷6=92, 3</w:t>
             </w:r>
           </w:p>
         </w:tc>
@@ -640,7 +640,7 @@
                 <w:rFonts w:ascii="TimeNewRoman" w:hAnsi="TimeNewRoman"/>
                 <w:sz w:val="30"/>
               </w:rPr>
-              <w:t>124÷8=15, 4</w:t>
+              <w:t>324÷9=36, 0</w:t>
             </w:r>
           </w:p>
         </w:tc>
@@ -657,7 +657,7 @@
                 <w:rFonts w:ascii="TimeNewRoman" w:hAnsi="TimeNewRoman"/>
                 <w:sz w:val="30"/>
               </w:rPr>
-              <w:t>851÷7=121, 4</w:t>
+              <w:t>760÷3=253, 1</w:t>
             </w:r>
           </w:p>
         </w:tc>
@@ -772,7 +772,7 @@
                 <w:rFonts w:ascii="TimeNewRoman" w:hAnsi="TimeNewRoman"/>
                 <w:sz w:val="30"/>
               </w:rPr>
-              <w:t>611÷9=67, 8</w:t>
+              <w:t>485÷6=80, 5</w:t>
             </w:r>
           </w:p>
         </w:tc>
@@ -789,7 +789,7 @@
                 <w:rFonts w:ascii="TimeNewRoman" w:hAnsi="TimeNewRoman"/>
                 <w:sz w:val="30"/>
               </w:rPr>
-              <w:t>647÷7=92, 3</w:t>
+              <w:t>263÷2=131, 1</w:t>
             </w:r>
           </w:p>
         </w:tc>
@@ -806,7 +806,7 @@
                 <w:rFonts w:ascii="TimeNewRoman" w:hAnsi="TimeNewRoman"/>
                 <w:sz w:val="30"/>
               </w:rPr>
-              <w:t>252÷8=31, 4</w:t>
+              <w:t>653÷5=130, 3</w:t>
             </w:r>
           </w:p>
         </w:tc>
@@ -823,7 +823,7 @@
                 <w:rFonts w:ascii="TimeNewRoman" w:hAnsi="TimeNewRoman"/>
                 <w:sz w:val="30"/>
               </w:rPr>
-              <w:t>924÷3=308, 0</w:t>
+              <w:t>652÷4=163, 0</w:t>
             </w:r>
           </w:p>
         </w:tc>
@@ -840,7 +840,7 @@
                 <w:rFonts w:ascii="TimeNewRoman" w:hAnsi="TimeNewRoman"/>
                 <w:sz w:val="30"/>
               </w:rPr>
-              <w:t>255÷6=42, 3</w:t>
+              <w:t>759÷7=108, 3</w:t>
             </w:r>
           </w:p>
         </w:tc>

--- a/answers-of-three-digit_number_divided_by_one-digit_number.docx
+++ b/answers-of-three-digit_number_divided_by_one-digit_number.docx
@@ -11,7 +11,7 @@
           <w:rFonts w:ascii="Arial" w:hAnsi="Arial"/>
           <w:sz w:val="30"/>
         </w:rPr>
-        <w:t>2026-10-16 Friday</w:t>
+        <w:t>2026-10-17 Saturday</w:t>
       </w:r>
     </w:p>
     <w:tbl>
@@ -40,7 +40,7 @@
                 <w:rFonts w:ascii="TimeNewRoman" w:hAnsi="TimeNewRoman"/>
                 <w:sz w:val="30"/>
               </w:rPr>
-              <w:t>761÷4=190, 1</w:t>
+              <w:t>156÷6=26, 0</w:t>
             </w:r>
           </w:p>
         </w:tc>
@@ -57,7 +57,7 @@
                 <w:rFonts w:ascii="TimeNewRoman" w:hAnsi="TimeNewRoman"/>
                 <w:sz w:val="30"/>
               </w:rPr>
-              <w:t>504÷8=63, 0</w:t>
+              <w:t>396÷9=44, 0</w:t>
             </w:r>
           </w:p>
         </w:tc>
@@ -74,7 +74,7 @@
                 <w:rFonts w:ascii="TimeNewRoman" w:hAnsi="TimeNewRoman"/>
                 <w:sz w:val="30"/>
               </w:rPr>
-              <w:t>961÷3=320, 1</w:t>
+              <w:t>256÷5=51, 1</w:t>
             </w:r>
           </w:p>
         </w:tc>
@@ -91,7 +91,7 @@
                 <w:rFonts w:ascii="TimeNewRoman" w:hAnsi="TimeNewRoman"/>
                 <w:sz w:val="30"/>
               </w:rPr>
-              <w:t>982÷2=491, 0</w:t>
+              <w:t>886÷2=443, 0</w:t>
             </w:r>
           </w:p>
         </w:tc>
@@ -108,7 +108,7 @@
                 <w:rFonts w:ascii="TimeNewRoman" w:hAnsi="TimeNewRoman"/>
                 <w:sz w:val="30"/>
               </w:rPr>
-              <w:t>526÷2=263, 0</w:t>
+              <w:t>921÷8=115, 1</w:t>
             </w:r>
           </w:p>
         </w:tc>
@@ -223,7 +223,7 @@
                 <w:rFonts w:ascii="TimeNewRoman" w:hAnsi="TimeNewRoman"/>
                 <w:sz w:val="30"/>
               </w:rPr>
-              <w:t>791÷7=113, 0</w:t>
+              <w:t>119÷9=13, 2</w:t>
             </w:r>
           </w:p>
         </w:tc>
@@ -240,7 +240,7 @@
                 <w:rFonts w:ascii="TimeNewRoman" w:hAnsi="TimeNewRoman"/>
                 <w:sz w:val="30"/>
               </w:rPr>
-              <w:t>376÷7=53, 5</w:t>
+              <w:t>103÷9=11, 4</w:t>
             </w:r>
           </w:p>
         </w:tc>
@@ -257,7 +257,7 @@
                 <w:rFonts w:ascii="TimeNewRoman" w:hAnsi="TimeNewRoman"/>
                 <w:sz w:val="30"/>
               </w:rPr>
-              <w:t>138÷2=69, 0</w:t>
+              <w:t>978÷8=122, 2</w:t>
             </w:r>
           </w:p>
         </w:tc>
@@ -274,7 +274,7 @@
                 <w:rFonts w:ascii="TimeNewRoman" w:hAnsi="TimeNewRoman"/>
                 <w:sz w:val="30"/>
               </w:rPr>
-              <w:t>420÷3=140, 0</w:t>
+              <w:t>221÷2=110, 1</w:t>
             </w:r>
           </w:p>
         </w:tc>
@@ -291,7 +291,7 @@
                 <w:rFonts w:ascii="TimeNewRoman" w:hAnsi="TimeNewRoman"/>
                 <w:sz w:val="30"/>
               </w:rPr>
-              <w:t>142÷9=15, 7</w:t>
+              <w:t>992÷3=330, 2</w:t>
             </w:r>
           </w:p>
         </w:tc>
@@ -406,7 +406,7 @@
                 <w:rFonts w:ascii="TimeNewRoman" w:hAnsi="TimeNewRoman"/>
                 <w:sz w:val="30"/>
               </w:rPr>
-              <w:t>477÷9=53, 0</w:t>
+              <w:t>249÷2=124, 1</w:t>
             </w:r>
           </w:p>
         </w:tc>
@@ -423,7 +423,7 @@
                 <w:rFonts w:ascii="TimeNewRoman" w:hAnsi="TimeNewRoman"/>
                 <w:sz w:val="30"/>
               </w:rPr>
-              <w:t>414÷8=51, 6</w:t>
+              <w:t>376÷8=47, 0</w:t>
             </w:r>
           </w:p>
         </w:tc>
@@ -440,7 +440,7 @@
                 <w:rFonts w:ascii="TimeNewRoman" w:hAnsi="TimeNewRoman"/>
                 <w:sz w:val="30"/>
               </w:rPr>
-              <w:t>440÷5=88, 0</w:t>
+              <w:t>750÷5=150, 0</w:t>
             </w:r>
           </w:p>
         </w:tc>
@@ -457,7 +457,7 @@
                 <w:rFonts w:ascii="TimeNewRoman" w:hAnsi="TimeNewRoman"/>
                 <w:sz w:val="30"/>
               </w:rPr>
-              <w:t>790÷9=87, 7</w:t>
+              <w:t>282÷5=56, 2</w:t>
             </w:r>
           </w:p>
         </w:tc>
@@ -474,7 +474,7 @@
                 <w:rFonts w:ascii="TimeNewRoman" w:hAnsi="TimeNewRoman"/>
                 <w:sz w:val="30"/>
               </w:rPr>
-              <w:t>292÷3=97, 1</w:t>
+              <w:t>348÷7=49, 5</w:t>
             </w:r>
           </w:p>
         </w:tc>
@@ -589,7 +589,7 @@
                 <w:rFonts w:ascii="TimeNewRoman" w:hAnsi="TimeNewRoman"/>
                 <w:sz w:val="30"/>
               </w:rPr>
-              <w:t>463÷3=154, 1</w:t>
+              <w:t>139÷9=15, 4</w:t>
             </w:r>
           </w:p>
         </w:tc>
@@ -606,7 +606,7 @@
                 <w:rFonts w:ascii="TimeNewRoman" w:hAnsi="TimeNewRoman"/>
                 <w:sz w:val="30"/>
               </w:rPr>
-              <w:t>775÷7=110, 5</w:t>
+              <w:t>420÷2=210, 0</w:t>
             </w:r>
           </w:p>
         </w:tc>
@@ -623,7 +623,7 @@
                 <w:rFonts w:ascii="TimeNewRoman" w:hAnsi="TimeNewRoman"/>
                 <w:sz w:val="30"/>
               </w:rPr>
-              <w:t>555÷6=92, 3</w:t>
+              <w:t>988÷9=109, 7</w:t>
             </w:r>
           </w:p>
         </w:tc>
@@ -640,7 +640,7 @@
                 <w:rFonts w:ascii="TimeNewRoman" w:hAnsi="TimeNewRoman"/>
                 <w:sz w:val="30"/>
               </w:rPr>
-              <w:t>324÷9=36, 0</w:t>
+              <w:t>674÷2=337, 0</w:t>
             </w:r>
           </w:p>
         </w:tc>
@@ -657,7 +657,7 @@
                 <w:rFonts w:ascii="TimeNewRoman" w:hAnsi="TimeNewRoman"/>
                 <w:sz w:val="30"/>
               </w:rPr>
-              <w:t>760÷3=253, 1</w:t>
+              <w:t>683÷3=227, 2</w:t>
             </w:r>
           </w:p>
         </w:tc>
@@ -772,7 +772,7 @@
                 <w:rFonts w:ascii="TimeNewRoman" w:hAnsi="TimeNewRoman"/>
                 <w:sz w:val="30"/>
               </w:rPr>
-              <w:t>485÷6=80, 5</w:t>
+              <w:t>140÷3=46, 2</w:t>
             </w:r>
           </w:p>
         </w:tc>
@@ -789,7 +789,7 @@
                 <w:rFonts w:ascii="TimeNewRoman" w:hAnsi="TimeNewRoman"/>
                 <w:sz w:val="30"/>
               </w:rPr>
-              <w:t>263÷2=131, 1</w:t>
+              <w:t>566÷4=141, 2</w:t>
             </w:r>
           </w:p>
         </w:tc>
@@ -806,7 +806,7 @@
                 <w:rFonts w:ascii="TimeNewRoman" w:hAnsi="TimeNewRoman"/>
                 <w:sz w:val="30"/>
               </w:rPr>
-              <w:t>653÷5=130, 3</w:t>
+              <w:t>291÷7=41, 4</w:t>
             </w:r>
           </w:p>
         </w:tc>
@@ -823,7 +823,7 @@
                 <w:rFonts w:ascii="TimeNewRoman" w:hAnsi="TimeNewRoman"/>
                 <w:sz w:val="30"/>
               </w:rPr>
-              <w:t>652÷4=163, 0</w:t>
+              <w:t>595÷6=99, 1</w:t>
             </w:r>
           </w:p>
         </w:tc>
@@ -840,7 +840,7 @@
                 <w:rFonts w:ascii="TimeNewRoman" w:hAnsi="TimeNewRoman"/>
                 <w:sz w:val="30"/>
               </w:rPr>
-              <w:t>759÷7=108, 3</w:t>
+              <w:t>572÷7=81, 5</w:t>
             </w:r>
           </w:p>
         </w:tc>

--- a/answers-of-three-digit_number_divided_by_one-digit_number.docx
+++ b/answers-of-three-digit_number_divided_by_one-digit_number.docx
@@ -40,7 +40,7 @@
                 <w:rFonts w:ascii="TimeNewRoman" w:hAnsi="TimeNewRoman"/>
                 <w:sz w:val="30"/>
               </w:rPr>
-              <w:t>156÷6=26, 0</w:t>
+              <w:t>474÷8=59, 2</w:t>
             </w:r>
           </w:p>
         </w:tc>
@@ -57,7 +57,7 @@
                 <w:rFonts w:ascii="TimeNewRoman" w:hAnsi="TimeNewRoman"/>
                 <w:sz w:val="30"/>
               </w:rPr>
-              <w:t>396÷9=44, 0</w:t>
+              <w:t>478÷9=53, 1</w:t>
             </w:r>
           </w:p>
         </w:tc>
@@ -74,7 +74,7 @@
                 <w:rFonts w:ascii="TimeNewRoman" w:hAnsi="TimeNewRoman"/>
                 <w:sz w:val="30"/>
               </w:rPr>
-              <w:t>256÷5=51, 1</w:t>
+              <w:t>519÷2=259, 1</w:t>
             </w:r>
           </w:p>
         </w:tc>
@@ -91,7 +91,7 @@
                 <w:rFonts w:ascii="TimeNewRoman" w:hAnsi="TimeNewRoman"/>
                 <w:sz w:val="30"/>
               </w:rPr>
-              <w:t>886÷2=443, 0</w:t>
+              <w:t>919÷6=153, 1</w:t>
             </w:r>
           </w:p>
         </w:tc>
@@ -108,7 +108,7 @@
                 <w:rFonts w:ascii="TimeNewRoman" w:hAnsi="TimeNewRoman"/>
                 <w:sz w:val="30"/>
               </w:rPr>
-              <w:t>921÷8=115, 1</w:t>
+              <w:t>836÷3=278, 2</w:t>
             </w:r>
           </w:p>
         </w:tc>
@@ -223,7 +223,7 @@
                 <w:rFonts w:ascii="TimeNewRoman" w:hAnsi="TimeNewRoman"/>
                 <w:sz w:val="30"/>
               </w:rPr>
-              <w:t>119÷9=13, 2</w:t>
+              <w:t>810÷9=90, 0</w:t>
             </w:r>
           </w:p>
         </w:tc>
@@ -240,7 +240,7 @@
                 <w:rFonts w:ascii="TimeNewRoman" w:hAnsi="TimeNewRoman"/>
                 <w:sz w:val="30"/>
               </w:rPr>
-              <w:t>103÷9=11, 4</w:t>
+              <w:t>756÷9=84, 0</w:t>
             </w:r>
           </w:p>
         </w:tc>
@@ -257,7 +257,7 @@
                 <w:rFonts w:ascii="TimeNewRoman" w:hAnsi="TimeNewRoman"/>
                 <w:sz w:val="30"/>
               </w:rPr>
-              <w:t>978÷8=122, 2</w:t>
+              <w:t>558÷2=279, 0</w:t>
             </w:r>
           </w:p>
         </w:tc>
@@ -274,7 +274,7 @@
                 <w:rFonts w:ascii="TimeNewRoman" w:hAnsi="TimeNewRoman"/>
                 <w:sz w:val="30"/>
               </w:rPr>
-              <w:t>221÷2=110, 1</w:t>
+              <w:t>113÷5=22, 3</w:t>
             </w:r>
           </w:p>
         </w:tc>
@@ -291,7 +291,7 @@
                 <w:rFonts w:ascii="TimeNewRoman" w:hAnsi="TimeNewRoman"/>
                 <w:sz w:val="30"/>
               </w:rPr>
-              <w:t>992÷3=330, 2</w:t>
+              <w:t>327÷6=54, 3</w:t>
             </w:r>
           </w:p>
         </w:tc>
@@ -406,7 +406,7 @@
                 <w:rFonts w:ascii="TimeNewRoman" w:hAnsi="TimeNewRoman"/>
                 <w:sz w:val="30"/>
               </w:rPr>
-              <w:t>249÷2=124, 1</w:t>
+              <w:t>959÷2=479, 1</w:t>
             </w:r>
           </w:p>
         </w:tc>
@@ -423,7 +423,7 @@
                 <w:rFonts w:ascii="TimeNewRoman" w:hAnsi="TimeNewRoman"/>
                 <w:sz w:val="30"/>
               </w:rPr>
-              <w:t>376÷8=47, 0</w:t>
+              <w:t>265÷7=37, 6</w:t>
             </w:r>
           </w:p>
         </w:tc>
@@ -440,7 +440,7 @@
                 <w:rFonts w:ascii="TimeNewRoman" w:hAnsi="TimeNewRoman"/>
                 <w:sz w:val="30"/>
               </w:rPr>
-              <w:t>750÷5=150, 0</w:t>
+              <w:t>879÷6=146, 3</w:t>
             </w:r>
           </w:p>
         </w:tc>
@@ -457,7 +457,7 @@
                 <w:rFonts w:ascii="TimeNewRoman" w:hAnsi="TimeNewRoman"/>
                 <w:sz w:val="30"/>
               </w:rPr>
-              <w:t>282÷5=56, 2</w:t>
+              <w:t>938÷2=469, 0</w:t>
             </w:r>
           </w:p>
         </w:tc>
@@ -474,7 +474,7 @@
                 <w:rFonts w:ascii="TimeNewRoman" w:hAnsi="TimeNewRoman"/>
                 <w:sz w:val="30"/>
               </w:rPr>
-              <w:t>348÷7=49, 5</w:t>
+              <w:t>464÷3=154, 2</w:t>
             </w:r>
           </w:p>
         </w:tc>
@@ -589,7 +589,7 @@
                 <w:rFonts w:ascii="TimeNewRoman" w:hAnsi="TimeNewRoman"/>
                 <w:sz w:val="30"/>
               </w:rPr>
-              <w:t>139÷9=15, 4</w:t>
+              <w:t>891÷5=178, 1</w:t>
             </w:r>
           </w:p>
         </w:tc>
@@ -606,7 +606,7 @@
                 <w:rFonts w:ascii="TimeNewRoman" w:hAnsi="TimeNewRoman"/>
                 <w:sz w:val="30"/>
               </w:rPr>
-              <w:t>420÷2=210, 0</w:t>
+              <w:t>480÷4=120, 0</w:t>
             </w:r>
           </w:p>
         </w:tc>
@@ -623,7 +623,7 @@
                 <w:rFonts w:ascii="TimeNewRoman" w:hAnsi="TimeNewRoman"/>
                 <w:sz w:val="30"/>
               </w:rPr>
-              <w:t>988÷9=109, 7</w:t>
+              <w:t>705÷9=78, 3</w:t>
             </w:r>
           </w:p>
         </w:tc>
@@ -640,7 +640,7 @@
                 <w:rFonts w:ascii="TimeNewRoman" w:hAnsi="TimeNewRoman"/>
                 <w:sz w:val="30"/>
               </w:rPr>
-              <w:t>674÷2=337, 0</w:t>
+              <w:t>421÷6=70, 1</w:t>
             </w:r>
           </w:p>
         </w:tc>
@@ -657,7 +657,7 @@
                 <w:rFonts w:ascii="TimeNewRoman" w:hAnsi="TimeNewRoman"/>
                 <w:sz w:val="30"/>
               </w:rPr>
-              <w:t>683÷3=227, 2</w:t>
+              <w:t>272÷7=38, 6</w:t>
             </w:r>
           </w:p>
         </w:tc>
@@ -772,7 +772,7 @@
                 <w:rFonts w:ascii="TimeNewRoman" w:hAnsi="TimeNewRoman"/>
                 <w:sz w:val="30"/>
               </w:rPr>
-              <w:t>140÷3=46, 2</w:t>
+              <w:t>728÷8=91, 0</w:t>
             </w:r>
           </w:p>
         </w:tc>
@@ -789,7 +789,7 @@
                 <w:rFonts w:ascii="TimeNewRoman" w:hAnsi="TimeNewRoman"/>
                 <w:sz w:val="30"/>
               </w:rPr>
-              <w:t>566÷4=141, 2</w:t>
+              <w:t>381÷9=42, 3</w:t>
             </w:r>
           </w:p>
         </w:tc>
@@ -806,7 +806,7 @@
                 <w:rFonts w:ascii="TimeNewRoman" w:hAnsi="TimeNewRoman"/>
                 <w:sz w:val="30"/>
               </w:rPr>
-              <w:t>291÷7=41, 4</w:t>
+              <w:t>595÷5=119, 0</w:t>
             </w:r>
           </w:p>
         </w:tc>
@@ -823,7 +823,7 @@
                 <w:rFonts w:ascii="TimeNewRoman" w:hAnsi="TimeNewRoman"/>
                 <w:sz w:val="30"/>
               </w:rPr>
-              <w:t>595÷6=99, 1</w:t>
+              <w:t>689÷9=76, 5</w:t>
             </w:r>
           </w:p>
         </w:tc>
@@ -840,7 +840,7 @@
                 <w:rFonts w:ascii="TimeNewRoman" w:hAnsi="TimeNewRoman"/>
                 <w:sz w:val="30"/>
               </w:rPr>
-              <w:t>572÷7=81, 5</w:t>
+              <w:t>345÷2=172, 1</w:t>
             </w:r>
           </w:p>
         </w:tc>

--- a/answers-of-three-digit_number_divided_by_one-digit_number.docx
+++ b/answers-of-three-digit_number_divided_by_one-digit_number.docx
@@ -11,7 +11,7 @@
           <w:rFonts w:ascii="Arial" w:hAnsi="Arial"/>
           <w:sz w:val="30"/>
         </w:rPr>
-        <w:t>2026-10-17 Saturday</w:t>
+        <w:t>2026-10-18 Sunday</w:t>
       </w:r>
     </w:p>
     <w:tbl>
@@ -40,7 +40,7 @@
                 <w:rFonts w:ascii="TimeNewRoman" w:hAnsi="TimeNewRoman"/>
                 <w:sz w:val="30"/>
               </w:rPr>
-              <w:t>474÷8=59, 2</w:t>
+              <w:t>992÷4=248, 0</w:t>
             </w:r>
           </w:p>
         </w:tc>
@@ -57,7 +57,7 @@
                 <w:rFonts w:ascii="TimeNewRoman" w:hAnsi="TimeNewRoman"/>
                 <w:sz w:val="30"/>
               </w:rPr>
-              <w:t>478÷9=53, 1</w:t>
+              <w:t>239÷2=119, 1</w:t>
             </w:r>
           </w:p>
         </w:tc>
@@ -74,7 +74,7 @@
                 <w:rFonts w:ascii="TimeNewRoman" w:hAnsi="TimeNewRoman"/>
                 <w:sz w:val="30"/>
               </w:rPr>
-              <w:t>519÷2=259, 1</w:t>
+              <w:t>677÷3=225, 2</w:t>
             </w:r>
           </w:p>
         </w:tc>
@@ -91,7 +91,7 @@
                 <w:rFonts w:ascii="TimeNewRoman" w:hAnsi="TimeNewRoman"/>
                 <w:sz w:val="30"/>
               </w:rPr>
-              <w:t>919÷6=153, 1</w:t>
+              <w:t>188÷2=94, 0</w:t>
             </w:r>
           </w:p>
         </w:tc>
@@ -108,7 +108,7 @@
                 <w:rFonts w:ascii="TimeNewRoman" w:hAnsi="TimeNewRoman"/>
                 <w:sz w:val="30"/>
               </w:rPr>
-              <w:t>836÷3=278, 2</w:t>
+              <w:t>783÷8=97, 7</w:t>
             </w:r>
           </w:p>
         </w:tc>
@@ -223,7 +223,7 @@
                 <w:rFonts w:ascii="TimeNewRoman" w:hAnsi="TimeNewRoman"/>
                 <w:sz w:val="30"/>
               </w:rPr>
-              <w:t>810÷9=90, 0</w:t>
+              <w:t>344÷4=86, 0</w:t>
             </w:r>
           </w:p>
         </w:tc>
@@ -240,7 +240,7 @@
                 <w:rFonts w:ascii="TimeNewRoman" w:hAnsi="TimeNewRoman"/>
                 <w:sz w:val="30"/>
               </w:rPr>
-              <w:t>756÷9=84, 0</w:t>
+              <w:t>364÷7=52, 0</w:t>
             </w:r>
           </w:p>
         </w:tc>
@@ -257,7 +257,7 @@
                 <w:rFonts w:ascii="TimeNewRoman" w:hAnsi="TimeNewRoman"/>
                 <w:sz w:val="30"/>
               </w:rPr>
-              <w:t>558÷2=279, 0</w:t>
+              <w:t>194÷9=21, 5</w:t>
             </w:r>
           </w:p>
         </w:tc>
@@ -274,7 +274,7 @@
                 <w:rFonts w:ascii="TimeNewRoman" w:hAnsi="TimeNewRoman"/>
                 <w:sz w:val="30"/>
               </w:rPr>
-              <w:t>113÷5=22, 3</w:t>
+              <w:t>256÷4=64, 0</w:t>
             </w:r>
           </w:p>
         </w:tc>
@@ -291,7 +291,7 @@
                 <w:rFonts w:ascii="TimeNewRoman" w:hAnsi="TimeNewRoman"/>
                 <w:sz w:val="30"/>
               </w:rPr>
-              <w:t>327÷6=54, 3</w:t>
+              <w:t>821÷3=273, 2</w:t>
             </w:r>
           </w:p>
         </w:tc>
@@ -406,7 +406,7 @@
                 <w:rFonts w:ascii="TimeNewRoman" w:hAnsi="TimeNewRoman"/>
                 <w:sz w:val="30"/>
               </w:rPr>
-              <w:t>959÷2=479, 1</w:t>
+              <w:t>799÷3=266, 1</w:t>
             </w:r>
           </w:p>
         </w:tc>
@@ -423,7 +423,7 @@
                 <w:rFonts w:ascii="TimeNewRoman" w:hAnsi="TimeNewRoman"/>
                 <w:sz w:val="30"/>
               </w:rPr>
-              <w:t>265÷7=37, 6</w:t>
+              <w:t>533÷7=76, 1</w:t>
             </w:r>
           </w:p>
         </w:tc>
@@ -440,7 +440,7 @@
                 <w:rFonts w:ascii="TimeNewRoman" w:hAnsi="TimeNewRoman"/>
                 <w:sz w:val="30"/>
               </w:rPr>
-              <w:t>879÷6=146, 3</w:t>
+              <w:t>405÷5=81, 0</w:t>
             </w:r>
           </w:p>
         </w:tc>
@@ -457,7 +457,7 @@
                 <w:rFonts w:ascii="TimeNewRoman" w:hAnsi="TimeNewRoman"/>
                 <w:sz w:val="30"/>
               </w:rPr>
-              <w:t>938÷2=469, 0</w:t>
+              <w:t>979÷4=244, 3</w:t>
             </w:r>
           </w:p>
         </w:tc>
@@ -474,7 +474,7 @@
                 <w:rFonts w:ascii="TimeNewRoman" w:hAnsi="TimeNewRoman"/>
                 <w:sz w:val="30"/>
               </w:rPr>
-              <w:t>464÷3=154, 2</w:t>
+              <w:t>363÷9=40, 3</w:t>
             </w:r>
           </w:p>
         </w:tc>
@@ -589,7 +589,7 @@
                 <w:rFonts w:ascii="TimeNewRoman" w:hAnsi="TimeNewRoman"/>
                 <w:sz w:val="30"/>
               </w:rPr>
-              <w:t>891÷5=178, 1</w:t>
+              <w:t>841÷4=210, 1</w:t>
             </w:r>
           </w:p>
         </w:tc>
@@ -606,7 +606,7 @@
                 <w:rFonts w:ascii="TimeNewRoman" w:hAnsi="TimeNewRoman"/>
                 <w:sz w:val="30"/>
               </w:rPr>
-              <w:t>480÷4=120, 0</w:t>
+              <w:t>548÷7=78, 2</w:t>
             </w:r>
           </w:p>
         </w:tc>
@@ -623,7 +623,7 @@
                 <w:rFonts w:ascii="TimeNewRoman" w:hAnsi="TimeNewRoman"/>
                 <w:sz w:val="30"/>
               </w:rPr>
-              <w:t>705÷9=78, 3</w:t>
+              <w:t>844÷4=211, 0</w:t>
             </w:r>
           </w:p>
         </w:tc>
@@ -640,7 +640,7 @@
                 <w:rFonts w:ascii="TimeNewRoman" w:hAnsi="TimeNewRoman"/>
                 <w:sz w:val="30"/>
               </w:rPr>
-              <w:t>421÷6=70, 1</w:t>
+              <w:t>748÷8=93, 4</w:t>
             </w:r>
           </w:p>
         </w:tc>
@@ -657,7 +657,7 @@
                 <w:rFonts w:ascii="TimeNewRoman" w:hAnsi="TimeNewRoman"/>
                 <w:sz w:val="30"/>
               </w:rPr>
-              <w:t>272÷7=38, 6</w:t>
+              <w:t>553÷7=79, 0</w:t>
             </w:r>
           </w:p>
         </w:tc>
@@ -772,7 +772,7 @@
                 <w:rFonts w:ascii="TimeNewRoman" w:hAnsi="TimeNewRoman"/>
                 <w:sz w:val="30"/>
               </w:rPr>
-              <w:t>728÷8=91, 0</w:t>
+              <w:t>158÷3=52, 2</w:t>
             </w:r>
           </w:p>
         </w:tc>
@@ -789,7 +789,7 @@
                 <w:rFonts w:ascii="TimeNewRoman" w:hAnsi="TimeNewRoman"/>
                 <w:sz w:val="30"/>
               </w:rPr>
-              <w:t>381÷9=42, 3</w:t>
+              <w:t>525÷4=131, 1</w:t>
             </w:r>
           </w:p>
         </w:tc>
@@ -806,7 +806,7 @@
                 <w:rFonts w:ascii="TimeNewRoman" w:hAnsi="TimeNewRoman"/>
                 <w:sz w:val="30"/>
               </w:rPr>
-              <w:t>595÷5=119, 0</w:t>
+              <w:t>934÷7=133, 3</w:t>
             </w:r>
           </w:p>
         </w:tc>
@@ -823,7 +823,7 @@
                 <w:rFonts w:ascii="TimeNewRoman" w:hAnsi="TimeNewRoman"/>
                 <w:sz w:val="30"/>
               </w:rPr>
-              <w:t>689÷9=76, 5</w:t>
+              <w:t>765÷9=85, 0</w:t>
             </w:r>
           </w:p>
         </w:tc>
@@ -840,7 +840,7 @@
                 <w:rFonts w:ascii="TimeNewRoman" w:hAnsi="TimeNewRoman"/>
                 <w:sz w:val="30"/>
               </w:rPr>
-              <w:t>345÷2=172, 1</w:t>
+              <w:t>568÷8=71, 0</w:t>
             </w:r>
           </w:p>
         </w:tc>

--- a/answers-of-three-digit_number_divided_by_one-digit_number.docx
+++ b/answers-of-three-digit_number_divided_by_one-digit_number.docx
@@ -40,7 +40,7 @@
                 <w:rFonts w:ascii="TimeNewRoman" w:hAnsi="TimeNewRoman"/>
                 <w:sz w:val="30"/>
               </w:rPr>
-              <w:t>992÷4=248, 0</w:t>
+              <w:t>933÷7=133, 2</w:t>
             </w:r>
           </w:p>
         </w:tc>
@@ -57,7 +57,7 @@
                 <w:rFonts w:ascii="TimeNewRoman" w:hAnsi="TimeNewRoman"/>
                 <w:sz w:val="30"/>
               </w:rPr>
-              <w:t>239÷2=119, 1</w:t>
+              <w:t>831÷2=415, 1</w:t>
             </w:r>
           </w:p>
         </w:tc>
@@ -74,7 +74,7 @@
                 <w:rFonts w:ascii="TimeNewRoman" w:hAnsi="TimeNewRoman"/>
                 <w:sz w:val="30"/>
               </w:rPr>
-              <w:t>677÷3=225, 2</w:t>
+              <w:t>632÷5=126, 2</w:t>
             </w:r>
           </w:p>
         </w:tc>
@@ -91,7 +91,7 @@
                 <w:rFonts w:ascii="TimeNewRoman" w:hAnsi="TimeNewRoman"/>
                 <w:sz w:val="30"/>
               </w:rPr>
-              <w:t>188÷2=94, 0</w:t>
+              <w:t>265÷6=44, 1</w:t>
             </w:r>
           </w:p>
         </w:tc>
@@ -108,7 +108,7 @@
                 <w:rFonts w:ascii="TimeNewRoman" w:hAnsi="TimeNewRoman"/>
                 <w:sz w:val="30"/>
               </w:rPr>
-              <w:t>783÷8=97, 7</w:t>
+              <w:t>773÷2=386, 1</w:t>
             </w:r>
           </w:p>
         </w:tc>
@@ -223,7 +223,7 @@
                 <w:rFonts w:ascii="TimeNewRoman" w:hAnsi="TimeNewRoman"/>
                 <w:sz w:val="30"/>
               </w:rPr>
-              <w:t>344÷4=86, 0</w:t>
+              <w:t>888÷7=126, 6</w:t>
             </w:r>
           </w:p>
         </w:tc>
@@ -240,7 +240,7 @@
                 <w:rFonts w:ascii="TimeNewRoman" w:hAnsi="TimeNewRoman"/>
                 <w:sz w:val="30"/>
               </w:rPr>
-              <w:t>364÷7=52, 0</w:t>
+              <w:t>160÷8=20, 0</w:t>
             </w:r>
           </w:p>
         </w:tc>
@@ -257,7 +257,7 @@
                 <w:rFonts w:ascii="TimeNewRoman" w:hAnsi="TimeNewRoman"/>
                 <w:sz w:val="30"/>
               </w:rPr>
-              <w:t>194÷9=21, 5</w:t>
+              <w:t>279÷4=69, 3</w:t>
             </w:r>
           </w:p>
         </w:tc>
@@ -274,7 +274,7 @@
                 <w:rFonts w:ascii="TimeNewRoman" w:hAnsi="TimeNewRoman"/>
                 <w:sz w:val="30"/>
               </w:rPr>
-              <w:t>256÷4=64, 0</w:t>
+              <w:t>364÷8=45, 4</w:t>
             </w:r>
           </w:p>
         </w:tc>
@@ -291,7 +291,7 @@
                 <w:rFonts w:ascii="TimeNewRoman" w:hAnsi="TimeNewRoman"/>
                 <w:sz w:val="30"/>
               </w:rPr>
-              <w:t>821÷3=273, 2</w:t>
+              <w:t>210÷3=70, 0</w:t>
             </w:r>
           </w:p>
         </w:tc>
@@ -406,7 +406,7 @@
                 <w:rFonts w:ascii="TimeNewRoman" w:hAnsi="TimeNewRoman"/>
                 <w:sz w:val="30"/>
               </w:rPr>
-              <w:t>799÷3=266, 1</w:t>
+              <w:t>720÷6=120, 0</w:t>
             </w:r>
           </w:p>
         </w:tc>
@@ -423,7 +423,7 @@
                 <w:rFonts w:ascii="TimeNewRoman" w:hAnsi="TimeNewRoman"/>
                 <w:sz w:val="30"/>
               </w:rPr>
-              <w:t>533÷7=76, 1</w:t>
+              <w:t>839÷9=93, 2</w:t>
             </w:r>
           </w:p>
         </w:tc>
@@ -440,7 +440,7 @@
                 <w:rFonts w:ascii="TimeNewRoman" w:hAnsi="TimeNewRoman"/>
                 <w:sz w:val="30"/>
               </w:rPr>
-              <w:t>405÷5=81, 0</w:t>
+              <w:t>957÷8=119, 5</w:t>
             </w:r>
           </w:p>
         </w:tc>
@@ -457,7 +457,7 @@
                 <w:rFonts w:ascii="TimeNewRoman" w:hAnsi="TimeNewRoman"/>
                 <w:sz w:val="30"/>
               </w:rPr>
-              <w:t>979÷4=244, 3</w:t>
+              <w:t>695÷4=173, 3</w:t>
             </w:r>
           </w:p>
         </w:tc>
@@ -474,7 +474,7 @@
                 <w:rFonts w:ascii="TimeNewRoman" w:hAnsi="TimeNewRoman"/>
                 <w:sz w:val="30"/>
               </w:rPr>
-              <w:t>363÷9=40, 3</w:t>
+              <w:t>987÷2=493, 1</w:t>
             </w:r>
           </w:p>
         </w:tc>
@@ -589,7 +589,7 @@
                 <w:rFonts w:ascii="TimeNewRoman" w:hAnsi="TimeNewRoman"/>
                 <w:sz w:val="30"/>
               </w:rPr>
-              <w:t>841÷4=210, 1</w:t>
+              <w:t>745÷6=124, 1</w:t>
             </w:r>
           </w:p>
         </w:tc>
@@ -606,7 +606,7 @@
                 <w:rFonts w:ascii="TimeNewRoman" w:hAnsi="TimeNewRoman"/>
                 <w:sz w:val="30"/>
               </w:rPr>
-              <w:t>548÷7=78, 2</w:t>
+              <w:t>284÷4=71, 0</w:t>
             </w:r>
           </w:p>
         </w:tc>
@@ -623,7 +623,7 @@
                 <w:rFonts w:ascii="TimeNewRoman" w:hAnsi="TimeNewRoman"/>
                 <w:sz w:val="30"/>
               </w:rPr>
-              <w:t>844÷4=211, 0</w:t>
+              <w:t>937÷6=156, 1</w:t>
             </w:r>
           </w:p>
         </w:tc>
@@ -640,7 +640,7 @@
                 <w:rFonts w:ascii="TimeNewRoman" w:hAnsi="TimeNewRoman"/>
                 <w:sz w:val="30"/>
               </w:rPr>
-              <w:t>748÷8=93, 4</w:t>
+              <w:t>634÷4=158, 2</w:t>
             </w:r>
           </w:p>
         </w:tc>
@@ -657,7 +657,7 @@
                 <w:rFonts w:ascii="TimeNewRoman" w:hAnsi="TimeNewRoman"/>
                 <w:sz w:val="30"/>
               </w:rPr>
-              <w:t>553÷7=79, 0</w:t>
+              <w:t>341÷8=42, 5</w:t>
             </w:r>
           </w:p>
         </w:tc>
@@ -772,7 +772,7 @@
                 <w:rFonts w:ascii="TimeNewRoman" w:hAnsi="TimeNewRoman"/>
                 <w:sz w:val="30"/>
               </w:rPr>
-              <w:t>158÷3=52, 2</w:t>
+              <w:t>706÷9=78, 4</w:t>
             </w:r>
           </w:p>
         </w:tc>
@@ -789,7 +789,7 @@
                 <w:rFonts w:ascii="TimeNewRoman" w:hAnsi="TimeNewRoman"/>
                 <w:sz w:val="30"/>
               </w:rPr>
-              <w:t>525÷4=131, 1</w:t>
+              <w:t>171÷4=42, 3</w:t>
             </w:r>
           </w:p>
         </w:tc>
@@ -806,7 +806,7 @@
                 <w:rFonts w:ascii="TimeNewRoman" w:hAnsi="TimeNewRoman"/>
                 <w:sz w:val="30"/>
               </w:rPr>
-              <w:t>934÷7=133, 3</w:t>
+              <w:t>747÷9=83, 0</w:t>
             </w:r>
           </w:p>
         </w:tc>
@@ -823,7 +823,7 @@
                 <w:rFonts w:ascii="TimeNewRoman" w:hAnsi="TimeNewRoman"/>
                 <w:sz w:val="30"/>
               </w:rPr>
-              <w:t>765÷9=85, 0</w:t>
+              <w:t>699÷2=349, 1</w:t>
             </w:r>
           </w:p>
         </w:tc>
@@ -840,7 +840,7 @@
                 <w:rFonts w:ascii="TimeNewRoman" w:hAnsi="TimeNewRoman"/>
                 <w:sz w:val="30"/>
               </w:rPr>
-              <w:t>568÷8=71, 0</w:t>
+              <w:t>294÷2=147, 0</w:t>
             </w:r>
           </w:p>
         </w:tc>

--- a/answers-of-three-digit_number_divided_by_one-digit_number.docx
+++ b/answers-of-three-digit_number_divided_by_one-digit_number.docx
@@ -11,7 +11,7 @@
           <w:rFonts w:ascii="Arial" w:hAnsi="Arial"/>
           <w:sz w:val="30"/>
         </w:rPr>
-        <w:t>2026-10-18 Sunday</w:t>
+        <w:t>2026-10-19 Monday</w:t>
       </w:r>
     </w:p>
     <w:tbl>
@@ -40,7 +40,7 @@
                 <w:rFonts w:ascii="TimeNewRoman" w:hAnsi="TimeNewRoman"/>
                 <w:sz w:val="30"/>
               </w:rPr>
-              <w:t>933÷7=133, 2</w:t>
+              <w:t>881÷6=146, 5</w:t>
             </w:r>
           </w:p>
         </w:tc>
@@ -57,7 +57,7 @@
                 <w:rFonts w:ascii="TimeNewRoman" w:hAnsi="TimeNewRoman"/>
                 <w:sz w:val="30"/>
               </w:rPr>
-              <w:t>831÷2=415, 1</w:t>
+              <w:t>313÷5=62, 3</w:t>
             </w:r>
           </w:p>
         </w:tc>
@@ -74,7 +74,7 @@
                 <w:rFonts w:ascii="TimeNewRoman" w:hAnsi="TimeNewRoman"/>
                 <w:sz w:val="30"/>
               </w:rPr>
-              <w:t>632÷5=126, 2</w:t>
+              <w:t>144÷7=20, 4</w:t>
             </w:r>
           </w:p>
         </w:tc>
@@ -91,7 +91,7 @@
                 <w:rFonts w:ascii="TimeNewRoman" w:hAnsi="TimeNewRoman"/>
                 <w:sz w:val="30"/>
               </w:rPr>
-              <w:t>265÷6=44, 1</w:t>
+              <w:t>530÷6=88, 2</w:t>
             </w:r>
           </w:p>
         </w:tc>
@@ -108,7 +108,7 @@
                 <w:rFonts w:ascii="TimeNewRoman" w:hAnsi="TimeNewRoman"/>
                 <w:sz w:val="30"/>
               </w:rPr>
-              <w:t>773÷2=386, 1</w:t>
+              <w:t>519÷7=74, 1</w:t>
             </w:r>
           </w:p>
         </w:tc>
@@ -223,7 +223,7 @@
                 <w:rFonts w:ascii="TimeNewRoman" w:hAnsi="TimeNewRoman"/>
                 <w:sz w:val="30"/>
               </w:rPr>
-              <w:t>888÷7=126, 6</w:t>
+              <w:t>342÷4=85, 2</w:t>
             </w:r>
           </w:p>
         </w:tc>
@@ -240,7 +240,7 @@
                 <w:rFonts w:ascii="TimeNewRoman" w:hAnsi="TimeNewRoman"/>
                 <w:sz w:val="30"/>
               </w:rPr>
-              <w:t>160÷8=20, 0</w:t>
+              <w:t>720÷4=180, 0</w:t>
             </w:r>
           </w:p>
         </w:tc>
@@ -257,7 +257,7 @@
                 <w:rFonts w:ascii="TimeNewRoman" w:hAnsi="TimeNewRoman"/>
                 <w:sz w:val="30"/>
               </w:rPr>
-              <w:t>279÷4=69, 3</w:t>
+              <w:t>146÷5=29, 1</w:t>
             </w:r>
           </w:p>
         </w:tc>
@@ -274,7 +274,7 @@
                 <w:rFonts w:ascii="TimeNewRoman" w:hAnsi="TimeNewRoman"/>
                 <w:sz w:val="30"/>
               </w:rPr>
-              <w:t>364÷8=45, 4</w:t>
+              <w:t>451÷5=90, 1</w:t>
             </w:r>
           </w:p>
         </w:tc>
@@ -291,7 +291,7 @@
                 <w:rFonts w:ascii="TimeNewRoman" w:hAnsi="TimeNewRoman"/>
                 <w:sz w:val="30"/>
               </w:rPr>
-              <w:t>210÷3=70, 0</w:t>
+              <w:t>532÷5=106, 2</w:t>
             </w:r>
           </w:p>
         </w:tc>
@@ -406,7 +406,7 @@
                 <w:rFonts w:ascii="TimeNewRoman" w:hAnsi="TimeNewRoman"/>
                 <w:sz w:val="30"/>
               </w:rPr>
-              <w:t>720÷6=120, 0</w:t>
+              <w:t>196÷3=65, 1</w:t>
             </w:r>
           </w:p>
         </w:tc>
@@ -423,7 +423,7 @@
                 <w:rFonts w:ascii="TimeNewRoman" w:hAnsi="TimeNewRoman"/>
                 <w:sz w:val="30"/>
               </w:rPr>
-              <w:t>839÷9=93, 2</w:t>
+              <w:t>747÷8=93, 3</w:t>
             </w:r>
           </w:p>
         </w:tc>
@@ -440,7 +440,7 @@
                 <w:rFonts w:ascii="TimeNewRoman" w:hAnsi="TimeNewRoman"/>
                 <w:sz w:val="30"/>
               </w:rPr>
-              <w:t>957÷8=119, 5</w:t>
+              <w:t>484÷8=60, 4</w:t>
             </w:r>
           </w:p>
         </w:tc>
@@ -457,7 +457,7 @@
                 <w:rFonts w:ascii="TimeNewRoman" w:hAnsi="TimeNewRoman"/>
                 <w:sz w:val="30"/>
               </w:rPr>
-              <w:t>695÷4=173, 3</w:t>
+              <w:t>775÷3=258, 1</w:t>
             </w:r>
           </w:p>
         </w:tc>
@@ -474,7 +474,7 @@
                 <w:rFonts w:ascii="TimeNewRoman" w:hAnsi="TimeNewRoman"/>
                 <w:sz w:val="30"/>
               </w:rPr>
-              <w:t>987÷2=493, 1</w:t>
+              <w:t>315÷6=52, 3</w:t>
             </w:r>
           </w:p>
         </w:tc>
@@ -589,7 +589,7 @@
                 <w:rFonts w:ascii="TimeNewRoman" w:hAnsi="TimeNewRoman"/>
                 <w:sz w:val="30"/>
               </w:rPr>
-              <w:t>745÷6=124, 1</w:t>
+              <w:t>869÷6=144, 5</w:t>
             </w:r>
           </w:p>
         </w:tc>
@@ -606,7 +606,7 @@
                 <w:rFonts w:ascii="TimeNewRoman" w:hAnsi="TimeNewRoman"/>
                 <w:sz w:val="30"/>
               </w:rPr>
-              <w:t>284÷4=71, 0</w:t>
+              <w:t>620÷3=206, 2</w:t>
             </w:r>
           </w:p>
         </w:tc>
@@ -623,7 +623,7 @@
                 <w:rFonts w:ascii="TimeNewRoman" w:hAnsi="TimeNewRoman"/>
                 <w:sz w:val="30"/>
               </w:rPr>
-              <w:t>937÷6=156, 1</w:t>
+              <w:t>215÷9=23, 8</w:t>
             </w:r>
           </w:p>
         </w:tc>
@@ -640,7 +640,7 @@
                 <w:rFonts w:ascii="TimeNewRoman" w:hAnsi="TimeNewRoman"/>
                 <w:sz w:val="30"/>
               </w:rPr>
-              <w:t>634÷4=158, 2</w:t>
+              <w:t>623÷9=69, 2</w:t>
             </w:r>
           </w:p>
         </w:tc>
@@ -657,7 +657,7 @@
                 <w:rFonts w:ascii="TimeNewRoman" w:hAnsi="TimeNewRoman"/>
                 <w:sz w:val="30"/>
               </w:rPr>
-              <w:t>341÷8=42, 5</w:t>
+              <w:t>574÷2=287, 0</w:t>
             </w:r>
           </w:p>
         </w:tc>
@@ -772,7 +772,7 @@
                 <w:rFonts w:ascii="TimeNewRoman" w:hAnsi="TimeNewRoman"/>
                 <w:sz w:val="30"/>
               </w:rPr>
-              <w:t>706÷9=78, 4</w:t>
+              <w:t>251÷5=50, 1</w:t>
             </w:r>
           </w:p>
         </w:tc>
@@ -789,7 +789,7 @@
                 <w:rFonts w:ascii="TimeNewRoman" w:hAnsi="TimeNewRoman"/>
                 <w:sz w:val="30"/>
               </w:rPr>
-              <w:t>171÷4=42, 3</w:t>
+              <w:t>427÷5=85, 2</w:t>
             </w:r>
           </w:p>
         </w:tc>
@@ -806,7 +806,7 @@
                 <w:rFonts w:ascii="TimeNewRoman" w:hAnsi="TimeNewRoman"/>
                 <w:sz w:val="30"/>
               </w:rPr>
-              <w:t>747÷9=83, 0</w:t>
+              <w:t>842÷5=168, 2</w:t>
             </w:r>
           </w:p>
         </w:tc>
@@ -823,7 +823,7 @@
                 <w:rFonts w:ascii="TimeNewRoman" w:hAnsi="TimeNewRoman"/>
                 <w:sz w:val="30"/>
               </w:rPr>
-              <w:t>699÷2=349, 1</w:t>
+              <w:t>493÷6=82, 1</w:t>
             </w:r>
           </w:p>
         </w:tc>
@@ -840,7 +840,7 @@
                 <w:rFonts w:ascii="TimeNewRoman" w:hAnsi="TimeNewRoman"/>
                 <w:sz w:val="30"/>
               </w:rPr>
-              <w:t>294÷2=147, 0</w:t>
+              <w:t>635÷9=70, 5</w:t>
             </w:r>
           </w:p>
         </w:tc>

--- a/answers-of-three-digit_number_divided_by_one-digit_number.docx
+++ b/answers-of-three-digit_number_divided_by_one-digit_number.docx
@@ -40,7 +40,7 @@
                 <w:rFonts w:ascii="TimeNewRoman" w:hAnsi="TimeNewRoman"/>
                 <w:sz w:val="30"/>
               </w:rPr>
-              <w:t>881÷6=146, 5</w:t>
+              <w:t>536÷4=134, 0</w:t>
             </w:r>
           </w:p>
         </w:tc>
@@ -57,7 +57,7 @@
                 <w:rFonts w:ascii="TimeNewRoman" w:hAnsi="TimeNewRoman"/>
                 <w:sz w:val="30"/>
               </w:rPr>
-              <w:t>313÷5=62, 3</w:t>
+              <w:t>719÷3=239, 2</w:t>
             </w:r>
           </w:p>
         </w:tc>
@@ -74,7 +74,7 @@
                 <w:rFonts w:ascii="TimeNewRoman" w:hAnsi="TimeNewRoman"/>
                 <w:sz w:val="30"/>
               </w:rPr>
-              <w:t>144÷7=20, 4</w:t>
+              <w:t>242÷3=80, 2</w:t>
             </w:r>
           </w:p>
         </w:tc>
@@ -91,7 +91,7 @@
                 <w:rFonts w:ascii="TimeNewRoman" w:hAnsi="TimeNewRoman"/>
                 <w:sz w:val="30"/>
               </w:rPr>
-              <w:t>530÷6=88, 2</w:t>
+              <w:t>305÷9=33, 8</w:t>
             </w:r>
           </w:p>
         </w:tc>
@@ -108,7 +108,7 @@
                 <w:rFonts w:ascii="TimeNewRoman" w:hAnsi="TimeNewRoman"/>
                 <w:sz w:val="30"/>
               </w:rPr>
-              <w:t>519÷7=74, 1</w:t>
+              <w:t>840÷5=168, 0</w:t>
             </w:r>
           </w:p>
         </w:tc>
@@ -223,7 +223,7 @@
                 <w:rFonts w:ascii="TimeNewRoman" w:hAnsi="TimeNewRoman"/>
                 <w:sz w:val="30"/>
               </w:rPr>
-              <w:t>342÷4=85, 2</w:t>
+              <w:t>415÷5=83, 0</w:t>
             </w:r>
           </w:p>
         </w:tc>
@@ -240,7 +240,7 @@
                 <w:rFonts w:ascii="TimeNewRoman" w:hAnsi="TimeNewRoman"/>
                 <w:sz w:val="30"/>
               </w:rPr>
-              <w:t>720÷4=180, 0</w:t>
+              <w:t>222÷6=37, 0</w:t>
             </w:r>
           </w:p>
         </w:tc>
@@ -257,7 +257,7 @@
                 <w:rFonts w:ascii="TimeNewRoman" w:hAnsi="TimeNewRoman"/>
                 <w:sz w:val="30"/>
               </w:rPr>
-              <w:t>146÷5=29, 1</w:t>
+              <w:t>847÷6=141, 1</w:t>
             </w:r>
           </w:p>
         </w:tc>
@@ -274,7 +274,7 @@
                 <w:rFonts w:ascii="TimeNewRoman" w:hAnsi="TimeNewRoman"/>
                 <w:sz w:val="30"/>
               </w:rPr>
-              <w:t>451÷5=90, 1</w:t>
+              <w:t>511÷7=73, 0</w:t>
             </w:r>
           </w:p>
         </w:tc>
@@ -291,7 +291,7 @@
                 <w:rFonts w:ascii="TimeNewRoman" w:hAnsi="TimeNewRoman"/>
                 <w:sz w:val="30"/>
               </w:rPr>
-              <w:t>532÷5=106, 2</w:t>
+              <w:t>379÷8=47, 3</w:t>
             </w:r>
           </w:p>
         </w:tc>
@@ -406,7 +406,7 @@
                 <w:rFonts w:ascii="TimeNewRoman" w:hAnsi="TimeNewRoman"/>
                 <w:sz w:val="30"/>
               </w:rPr>
-              <w:t>196÷3=65, 1</w:t>
+              <w:t>668÷4=167, 0</w:t>
             </w:r>
           </w:p>
         </w:tc>
@@ -423,7 +423,7 @@
                 <w:rFonts w:ascii="TimeNewRoman" w:hAnsi="TimeNewRoman"/>
                 <w:sz w:val="30"/>
               </w:rPr>
-              <w:t>747÷8=93, 3</w:t>
+              <w:t>660÷5=132, 0</w:t>
             </w:r>
           </w:p>
         </w:tc>
@@ -440,7 +440,7 @@
                 <w:rFonts w:ascii="TimeNewRoman" w:hAnsi="TimeNewRoman"/>
                 <w:sz w:val="30"/>
               </w:rPr>
-              <w:t>484÷8=60, 4</w:t>
+              <w:t>677÷6=112, 5</w:t>
             </w:r>
           </w:p>
         </w:tc>
@@ -457,7 +457,7 @@
                 <w:rFonts w:ascii="TimeNewRoman" w:hAnsi="TimeNewRoman"/>
                 <w:sz w:val="30"/>
               </w:rPr>
-              <w:t>775÷3=258, 1</w:t>
+              <w:t>482÷7=68, 6</w:t>
             </w:r>
           </w:p>
         </w:tc>
@@ -474,7 +474,7 @@
                 <w:rFonts w:ascii="TimeNewRoman" w:hAnsi="TimeNewRoman"/>
                 <w:sz w:val="30"/>
               </w:rPr>
-              <w:t>315÷6=52, 3</w:t>
+              <w:t>220÷6=36, 4</w:t>
             </w:r>
           </w:p>
         </w:tc>
@@ -589,7 +589,7 @@
                 <w:rFonts w:ascii="TimeNewRoman" w:hAnsi="TimeNewRoman"/>
                 <w:sz w:val="30"/>
               </w:rPr>
-              <w:t>869÷6=144, 5</w:t>
+              <w:t>113÷2=56, 1</w:t>
             </w:r>
           </w:p>
         </w:tc>
@@ -606,7 +606,7 @@
                 <w:rFonts w:ascii="TimeNewRoman" w:hAnsi="TimeNewRoman"/>
                 <w:sz w:val="30"/>
               </w:rPr>
-              <w:t>620÷3=206, 2</w:t>
+              <w:t>595÷9=66, 1</w:t>
             </w:r>
           </w:p>
         </w:tc>
@@ -623,7 +623,7 @@
                 <w:rFonts w:ascii="TimeNewRoman" w:hAnsi="TimeNewRoman"/>
                 <w:sz w:val="30"/>
               </w:rPr>
-              <w:t>215÷9=23, 8</w:t>
+              <w:t>503÷3=167, 2</w:t>
             </w:r>
           </w:p>
         </w:tc>
@@ -640,7 +640,7 @@
                 <w:rFonts w:ascii="TimeNewRoman" w:hAnsi="TimeNewRoman"/>
                 <w:sz w:val="30"/>
               </w:rPr>
-              <w:t>623÷9=69, 2</w:t>
+              <w:t>878÷3=292, 2</w:t>
             </w:r>
           </w:p>
         </w:tc>
@@ -657,7 +657,7 @@
                 <w:rFonts w:ascii="TimeNewRoman" w:hAnsi="TimeNewRoman"/>
                 <w:sz w:val="30"/>
               </w:rPr>
-              <w:t>574÷2=287, 0</w:t>
+              <w:t>783÷6=130, 3</w:t>
             </w:r>
           </w:p>
         </w:tc>
@@ -772,7 +772,7 @@
                 <w:rFonts w:ascii="TimeNewRoman" w:hAnsi="TimeNewRoman"/>
                 <w:sz w:val="30"/>
               </w:rPr>
-              <w:t>251÷5=50, 1</w:t>
+              <w:t>444÷2=222, 0</w:t>
             </w:r>
           </w:p>
         </w:tc>
@@ -789,7 +789,7 @@
                 <w:rFonts w:ascii="TimeNewRoman" w:hAnsi="TimeNewRoman"/>
                 <w:sz w:val="30"/>
               </w:rPr>
-              <w:t>427÷5=85, 2</w:t>
+              <w:t>359÷8=44, 7</w:t>
             </w:r>
           </w:p>
         </w:tc>
@@ -806,7 +806,7 @@
                 <w:rFonts w:ascii="TimeNewRoman" w:hAnsi="TimeNewRoman"/>
                 <w:sz w:val="30"/>
               </w:rPr>
-              <w:t>842÷5=168, 2</w:t>
+              <w:t>920÷5=184, 0</w:t>
             </w:r>
           </w:p>
         </w:tc>
@@ -823,7 +823,7 @@
                 <w:rFonts w:ascii="TimeNewRoman" w:hAnsi="TimeNewRoman"/>
                 <w:sz w:val="30"/>
               </w:rPr>
-              <w:t>493÷6=82, 1</w:t>
+              <w:t>604÷5=120, 4</w:t>
             </w:r>
           </w:p>
         </w:tc>
@@ -840,7 +840,7 @@
                 <w:rFonts w:ascii="TimeNewRoman" w:hAnsi="TimeNewRoman"/>
                 <w:sz w:val="30"/>
               </w:rPr>
-              <w:t>635÷9=70, 5</w:t>
+              <w:t>626÷8=78, 2</w:t>
             </w:r>
           </w:p>
         </w:tc>

--- a/answers-of-three-digit_number_divided_by_one-digit_number.docx
+++ b/answers-of-three-digit_number_divided_by_one-digit_number.docx
@@ -11,7 +11,7 @@
           <w:rFonts w:ascii="Arial" w:hAnsi="Arial"/>
           <w:sz w:val="30"/>
         </w:rPr>
-        <w:t>2026-10-19 Monday</w:t>
+        <w:t>2026-10-20 Tuesday</w:t>
       </w:r>
     </w:p>
     <w:tbl>
@@ -40,7 +40,7 @@
                 <w:rFonts w:ascii="TimeNewRoman" w:hAnsi="TimeNewRoman"/>
                 <w:sz w:val="30"/>
               </w:rPr>
-              <w:t>536÷4=134, 0</w:t>
+              <w:t>273÷7=39, 0</w:t>
             </w:r>
           </w:p>
         </w:tc>
@@ -57,7 +57,7 @@
                 <w:rFonts w:ascii="TimeNewRoman" w:hAnsi="TimeNewRoman"/>
                 <w:sz w:val="30"/>
               </w:rPr>
-              <w:t>719÷3=239, 2</w:t>
+              <w:t>336÷6=56, 0</w:t>
             </w:r>
           </w:p>
         </w:tc>
@@ -74,7 +74,7 @@
                 <w:rFonts w:ascii="TimeNewRoman" w:hAnsi="TimeNewRoman"/>
                 <w:sz w:val="30"/>
               </w:rPr>
-              <w:t>242÷3=80, 2</w:t>
+              <w:t>970÷5=194, 0</w:t>
             </w:r>
           </w:p>
         </w:tc>
@@ -91,7 +91,7 @@
                 <w:rFonts w:ascii="TimeNewRoman" w:hAnsi="TimeNewRoman"/>
                 <w:sz w:val="30"/>
               </w:rPr>
-              <w:t>305÷9=33, 8</w:t>
+              <w:t>637÷2=318, 1</w:t>
             </w:r>
           </w:p>
         </w:tc>
@@ -108,7 +108,7 @@
                 <w:rFonts w:ascii="TimeNewRoman" w:hAnsi="TimeNewRoman"/>
                 <w:sz w:val="30"/>
               </w:rPr>
-              <w:t>840÷5=168, 0</w:t>
+              <w:t>609÷9=67, 6</w:t>
             </w:r>
           </w:p>
         </w:tc>
@@ -223,7 +223,7 @@
                 <w:rFonts w:ascii="TimeNewRoman" w:hAnsi="TimeNewRoman"/>
                 <w:sz w:val="30"/>
               </w:rPr>
-              <w:t>415÷5=83, 0</w:t>
+              <w:t>437÷5=87, 2</w:t>
             </w:r>
           </w:p>
         </w:tc>
@@ -240,7 +240,7 @@
                 <w:rFonts w:ascii="TimeNewRoman" w:hAnsi="TimeNewRoman"/>
                 <w:sz w:val="30"/>
               </w:rPr>
-              <w:t>222÷6=37, 0</w:t>
+              <w:t>170÷8=21, 2</w:t>
             </w:r>
           </w:p>
         </w:tc>
@@ -257,7 +257,7 @@
                 <w:rFonts w:ascii="TimeNewRoman" w:hAnsi="TimeNewRoman"/>
                 <w:sz w:val="30"/>
               </w:rPr>
-              <w:t>847÷6=141, 1</w:t>
+              <w:t>125÷8=15, 5</w:t>
             </w:r>
           </w:p>
         </w:tc>
@@ -274,7 +274,7 @@
                 <w:rFonts w:ascii="TimeNewRoman" w:hAnsi="TimeNewRoman"/>
                 <w:sz w:val="30"/>
               </w:rPr>
-              <w:t>511÷7=73, 0</w:t>
+              <w:t>470÷8=58, 6</w:t>
             </w:r>
           </w:p>
         </w:tc>
@@ -291,7 +291,7 @@
                 <w:rFonts w:ascii="TimeNewRoman" w:hAnsi="TimeNewRoman"/>
                 <w:sz w:val="30"/>
               </w:rPr>
-              <w:t>379÷8=47, 3</w:t>
+              <w:t>268÷9=29, 7</w:t>
             </w:r>
           </w:p>
         </w:tc>
@@ -406,7 +406,7 @@
                 <w:rFonts w:ascii="TimeNewRoman" w:hAnsi="TimeNewRoman"/>
                 <w:sz w:val="30"/>
               </w:rPr>
-              <w:t>668÷4=167, 0</w:t>
+              <w:t>879÷2=439, 1</w:t>
             </w:r>
           </w:p>
         </w:tc>
@@ -423,7 +423,7 @@
                 <w:rFonts w:ascii="TimeNewRoman" w:hAnsi="TimeNewRoman"/>
                 <w:sz w:val="30"/>
               </w:rPr>
-              <w:t>660÷5=132, 0</w:t>
+              <w:t>744÷8=93, 0</w:t>
             </w:r>
           </w:p>
         </w:tc>
@@ -440,7 +440,7 @@
                 <w:rFonts w:ascii="TimeNewRoman" w:hAnsi="TimeNewRoman"/>
                 <w:sz w:val="30"/>
               </w:rPr>
-              <w:t>677÷6=112, 5</w:t>
+              <w:t>155÷3=51, 2</w:t>
             </w:r>
           </w:p>
         </w:tc>
@@ -457,7 +457,7 @@
                 <w:rFonts w:ascii="TimeNewRoman" w:hAnsi="TimeNewRoman"/>
                 <w:sz w:val="30"/>
               </w:rPr>
-              <w:t>482÷7=68, 6</w:t>
+              <w:t>923÷3=307, 2</w:t>
             </w:r>
           </w:p>
         </w:tc>
@@ -474,7 +474,7 @@
                 <w:rFonts w:ascii="TimeNewRoman" w:hAnsi="TimeNewRoman"/>
                 <w:sz w:val="30"/>
               </w:rPr>
-              <w:t>220÷6=36, 4</w:t>
+              <w:t>258÷5=51, 3</w:t>
             </w:r>
           </w:p>
         </w:tc>
@@ -589,7 +589,7 @@
                 <w:rFonts w:ascii="TimeNewRoman" w:hAnsi="TimeNewRoman"/>
                 <w:sz w:val="30"/>
               </w:rPr>
-              <w:t>113÷2=56, 1</w:t>
+              <w:t>175÷7=25, 0</w:t>
             </w:r>
           </w:p>
         </w:tc>
@@ -606,7 +606,7 @@
                 <w:rFonts w:ascii="TimeNewRoman" w:hAnsi="TimeNewRoman"/>
                 <w:sz w:val="30"/>
               </w:rPr>
-              <w:t>595÷9=66, 1</w:t>
+              <w:t>436÷3=145, 1</w:t>
             </w:r>
           </w:p>
         </w:tc>
@@ -623,7 +623,7 @@
                 <w:rFonts w:ascii="TimeNewRoman" w:hAnsi="TimeNewRoman"/>
                 <w:sz w:val="30"/>
               </w:rPr>
-              <w:t>503÷3=167, 2</w:t>
+              <w:t>976÷4=244, 0</w:t>
             </w:r>
           </w:p>
         </w:tc>
@@ -640,7 +640,7 @@
                 <w:rFonts w:ascii="TimeNewRoman" w:hAnsi="TimeNewRoman"/>
                 <w:sz w:val="30"/>
               </w:rPr>
-              <w:t>878÷3=292, 2</w:t>
+              <w:t>676÷5=135, 1</w:t>
             </w:r>
           </w:p>
         </w:tc>
@@ -657,7 +657,7 @@
                 <w:rFonts w:ascii="TimeNewRoman" w:hAnsi="TimeNewRoman"/>
                 <w:sz w:val="30"/>
               </w:rPr>
-              <w:t>783÷6=130, 3</w:t>
+              <w:t>136÷4=34, 0</w:t>
             </w:r>
           </w:p>
         </w:tc>
@@ -772,7 +772,7 @@
                 <w:rFonts w:ascii="TimeNewRoman" w:hAnsi="TimeNewRoman"/>
                 <w:sz w:val="30"/>
               </w:rPr>
-              <w:t>444÷2=222, 0</w:t>
+              <w:t>453÷6=75, 3</w:t>
             </w:r>
           </w:p>
         </w:tc>
@@ -789,7 +789,7 @@
                 <w:rFonts w:ascii="TimeNewRoman" w:hAnsi="TimeNewRoman"/>
                 <w:sz w:val="30"/>
               </w:rPr>
-              <w:t>359÷8=44, 7</w:t>
+              <w:t>519÷2=259, 1</w:t>
             </w:r>
           </w:p>
         </w:tc>
@@ -806,7 +806,7 @@
                 <w:rFonts w:ascii="TimeNewRoman" w:hAnsi="TimeNewRoman"/>
                 <w:sz w:val="30"/>
               </w:rPr>
-              <w:t>920÷5=184, 0</w:t>
+              <w:t>304÷5=60, 4</w:t>
             </w:r>
           </w:p>
         </w:tc>
@@ -823,7 +823,7 @@
                 <w:rFonts w:ascii="TimeNewRoman" w:hAnsi="TimeNewRoman"/>
                 <w:sz w:val="30"/>
               </w:rPr>
-              <w:t>604÷5=120, 4</w:t>
+              <w:t>731÷6=121, 5</w:t>
             </w:r>
           </w:p>
         </w:tc>
@@ -840,7 +840,7 @@
                 <w:rFonts w:ascii="TimeNewRoman" w:hAnsi="TimeNewRoman"/>
                 <w:sz w:val="30"/>
               </w:rPr>
-              <w:t>626÷8=78, 2</w:t>
+              <w:t>743÷3=247, 2</w:t>
             </w:r>
           </w:p>
         </w:tc>

--- a/answers-of-three-digit_number_divided_by_one-digit_number.docx
+++ b/answers-of-three-digit_number_divided_by_one-digit_number.docx
@@ -40,7 +40,7 @@
                 <w:rFonts w:ascii="TimeNewRoman" w:hAnsi="TimeNewRoman"/>
                 <w:sz w:val="30"/>
               </w:rPr>
-              <w:t>273÷7=39, 0</w:t>
+              <w:t>837÷6=139, 3</w:t>
             </w:r>
           </w:p>
         </w:tc>
@@ -57,7 +57,7 @@
                 <w:rFonts w:ascii="TimeNewRoman" w:hAnsi="TimeNewRoman"/>
                 <w:sz w:val="30"/>
               </w:rPr>
-              <w:t>336÷6=56, 0</w:t>
+              <w:t>936÷2=468, 0</w:t>
             </w:r>
           </w:p>
         </w:tc>
@@ -74,7 +74,7 @@
                 <w:rFonts w:ascii="TimeNewRoman" w:hAnsi="TimeNewRoman"/>
                 <w:sz w:val="30"/>
               </w:rPr>
-              <w:t>970÷5=194, 0</w:t>
+              <w:t>635÷6=105, 5</w:t>
             </w:r>
           </w:p>
         </w:tc>
@@ -91,7 +91,7 @@
                 <w:rFonts w:ascii="TimeNewRoman" w:hAnsi="TimeNewRoman"/>
                 <w:sz w:val="30"/>
               </w:rPr>
-              <w:t>637÷2=318, 1</w:t>
+              <w:t>125÷6=20, 5</w:t>
             </w:r>
           </w:p>
         </w:tc>
@@ -108,7 +108,7 @@
                 <w:rFonts w:ascii="TimeNewRoman" w:hAnsi="TimeNewRoman"/>
                 <w:sz w:val="30"/>
               </w:rPr>
-              <w:t>609÷9=67, 6</w:t>
+              <w:t>885÷2=442, 1</w:t>
             </w:r>
           </w:p>
         </w:tc>
@@ -223,7 +223,7 @@
                 <w:rFonts w:ascii="TimeNewRoman" w:hAnsi="TimeNewRoman"/>
                 <w:sz w:val="30"/>
               </w:rPr>
-              <w:t>437÷5=87, 2</w:t>
+              <w:t>350÷5=70, 0</w:t>
             </w:r>
           </w:p>
         </w:tc>
@@ -240,7 +240,7 @@
                 <w:rFonts w:ascii="TimeNewRoman" w:hAnsi="TimeNewRoman"/>
                 <w:sz w:val="30"/>
               </w:rPr>
-              <w:t>170÷8=21, 2</w:t>
+              <w:t>924÷9=102, 6</w:t>
             </w:r>
           </w:p>
         </w:tc>
@@ -257,7 +257,7 @@
                 <w:rFonts w:ascii="TimeNewRoman" w:hAnsi="TimeNewRoman"/>
                 <w:sz w:val="30"/>
               </w:rPr>
-              <w:t>125÷8=15, 5</w:t>
+              <w:t>576÷3=192, 0</w:t>
             </w:r>
           </w:p>
         </w:tc>
@@ -274,7 +274,7 @@
                 <w:rFonts w:ascii="TimeNewRoman" w:hAnsi="TimeNewRoman"/>
                 <w:sz w:val="30"/>
               </w:rPr>
-              <w:t>470÷8=58, 6</w:t>
+              <w:t>175÷2=87, 1</w:t>
             </w:r>
           </w:p>
         </w:tc>
@@ -291,7 +291,7 @@
                 <w:rFonts w:ascii="TimeNewRoman" w:hAnsi="TimeNewRoman"/>
                 <w:sz w:val="30"/>
               </w:rPr>
-              <w:t>268÷9=29, 7</w:t>
+              <w:t>288÷2=144, 0</w:t>
             </w:r>
           </w:p>
         </w:tc>
@@ -406,7 +406,7 @@
                 <w:rFonts w:ascii="TimeNewRoman" w:hAnsi="TimeNewRoman"/>
                 <w:sz w:val="30"/>
               </w:rPr>
-              <w:t>879÷2=439, 1</w:t>
+              <w:t>529÷6=88, 1</w:t>
             </w:r>
           </w:p>
         </w:tc>
@@ -423,7 +423,7 @@
                 <w:rFonts w:ascii="TimeNewRoman" w:hAnsi="TimeNewRoman"/>
                 <w:sz w:val="30"/>
               </w:rPr>
-              <w:t>744÷8=93, 0</w:t>
+              <w:t>739÷8=92, 3</w:t>
             </w:r>
           </w:p>
         </w:tc>
@@ -440,7 +440,7 @@
                 <w:rFonts w:ascii="TimeNewRoman" w:hAnsi="TimeNewRoman"/>
                 <w:sz w:val="30"/>
               </w:rPr>
-              <w:t>155÷3=51, 2</w:t>
+              <w:t>773÷9=85, 8</w:t>
             </w:r>
           </w:p>
         </w:tc>
@@ -457,7 +457,7 @@
                 <w:rFonts w:ascii="TimeNewRoman" w:hAnsi="TimeNewRoman"/>
                 <w:sz w:val="30"/>
               </w:rPr>
-              <w:t>923÷3=307, 2</w:t>
+              <w:t>207÷7=29, 4</w:t>
             </w:r>
           </w:p>
         </w:tc>
@@ -474,7 +474,7 @@
                 <w:rFonts w:ascii="TimeNewRoman" w:hAnsi="TimeNewRoman"/>
                 <w:sz w:val="30"/>
               </w:rPr>
-              <w:t>258÷5=51, 3</w:t>
+              <w:t>627÷2=313, 1</w:t>
             </w:r>
           </w:p>
         </w:tc>
@@ -589,7 +589,7 @@
                 <w:rFonts w:ascii="TimeNewRoman" w:hAnsi="TimeNewRoman"/>
                 <w:sz w:val="30"/>
               </w:rPr>
-              <w:t>175÷7=25, 0</w:t>
+              <w:t>174÷5=34, 4</w:t>
             </w:r>
           </w:p>
         </w:tc>
@@ -606,7 +606,7 @@
                 <w:rFonts w:ascii="TimeNewRoman" w:hAnsi="TimeNewRoman"/>
                 <w:sz w:val="30"/>
               </w:rPr>
-              <w:t>436÷3=145, 1</w:t>
+              <w:t>656÷2=328, 0</w:t>
             </w:r>
           </w:p>
         </w:tc>
@@ -623,7 +623,7 @@
                 <w:rFonts w:ascii="TimeNewRoman" w:hAnsi="TimeNewRoman"/>
                 <w:sz w:val="30"/>
               </w:rPr>
-              <w:t>976÷4=244, 0</w:t>
+              <w:t>891÷4=222, 3</w:t>
             </w:r>
           </w:p>
         </w:tc>
@@ -640,7 +640,7 @@
                 <w:rFonts w:ascii="TimeNewRoman" w:hAnsi="TimeNewRoman"/>
                 <w:sz w:val="30"/>
               </w:rPr>
-              <w:t>676÷5=135, 1</w:t>
+              <w:t>709÷3=236, 1</w:t>
             </w:r>
           </w:p>
         </w:tc>
@@ -657,7 +657,7 @@
                 <w:rFonts w:ascii="TimeNewRoman" w:hAnsi="TimeNewRoman"/>
                 <w:sz w:val="30"/>
               </w:rPr>
-              <w:t>136÷4=34, 0</w:t>
+              <w:t>841÷3=280, 1</w:t>
             </w:r>
           </w:p>
         </w:tc>
@@ -772,7 +772,7 @@
                 <w:rFonts w:ascii="TimeNewRoman" w:hAnsi="TimeNewRoman"/>
                 <w:sz w:val="30"/>
               </w:rPr>
-              <w:t>453÷6=75, 3</w:t>
+              <w:t>775÷3=258, 1</w:t>
             </w:r>
           </w:p>
         </w:tc>
@@ -789,7 +789,7 @@
                 <w:rFonts w:ascii="TimeNewRoman" w:hAnsi="TimeNewRoman"/>
                 <w:sz w:val="30"/>
               </w:rPr>
-              <w:t>519÷2=259, 1</w:t>
+              <w:t>241÷2=120, 1</w:t>
             </w:r>
           </w:p>
         </w:tc>
@@ -806,7 +806,7 @@
                 <w:rFonts w:ascii="TimeNewRoman" w:hAnsi="TimeNewRoman"/>
                 <w:sz w:val="30"/>
               </w:rPr>
-              <w:t>304÷5=60, 4</w:t>
+              <w:t>816÷4=204, 0</w:t>
             </w:r>
           </w:p>
         </w:tc>
@@ -823,7 +823,7 @@
                 <w:rFonts w:ascii="TimeNewRoman" w:hAnsi="TimeNewRoman"/>
                 <w:sz w:val="30"/>
               </w:rPr>
-              <w:t>731÷6=121, 5</w:t>
+              <w:t>539÷7=77, 0</w:t>
             </w:r>
           </w:p>
         </w:tc>
@@ -840,7 +840,7 @@
                 <w:rFonts w:ascii="TimeNewRoman" w:hAnsi="TimeNewRoman"/>
                 <w:sz w:val="30"/>
               </w:rPr>
-              <w:t>743÷3=247, 2</w:t>
+              <w:t>635÷5=127, 0</w:t>
             </w:r>
           </w:p>
         </w:tc>

--- a/answers-of-three-digit_number_divided_by_one-digit_number.docx
+++ b/answers-of-three-digit_number_divided_by_one-digit_number.docx
@@ -11,7 +11,7 @@
           <w:rFonts w:ascii="Arial" w:hAnsi="Arial"/>
           <w:sz w:val="30"/>
         </w:rPr>
-        <w:t>2026-10-20 Tuesday</w:t>
+        <w:t>2026-10-21 Wednesday</w:t>
       </w:r>
     </w:p>
     <w:tbl>
@@ -40,7 +40,7 @@
                 <w:rFonts w:ascii="TimeNewRoman" w:hAnsi="TimeNewRoman"/>
                 <w:sz w:val="30"/>
               </w:rPr>
-              <w:t>837÷6=139, 3</w:t>
+              <w:t>663÷9=73, 6</w:t>
             </w:r>
           </w:p>
         </w:tc>
@@ -57,7 +57,7 @@
                 <w:rFonts w:ascii="TimeNewRoman" w:hAnsi="TimeNewRoman"/>
                 <w:sz w:val="30"/>
               </w:rPr>
-              <w:t>936÷2=468, 0</w:t>
+              <w:t>398÷3=132, 2</w:t>
             </w:r>
           </w:p>
         </w:tc>
@@ -74,7 +74,7 @@
                 <w:rFonts w:ascii="TimeNewRoman" w:hAnsi="TimeNewRoman"/>
                 <w:sz w:val="30"/>
               </w:rPr>
-              <w:t>635÷6=105, 5</w:t>
+              <w:t>707÷5=141, 2</w:t>
             </w:r>
           </w:p>
         </w:tc>
@@ -91,7 +91,7 @@
                 <w:rFonts w:ascii="TimeNewRoman" w:hAnsi="TimeNewRoman"/>
                 <w:sz w:val="30"/>
               </w:rPr>
-              <w:t>125÷6=20, 5</w:t>
+              <w:t>359÷8=44, 7</w:t>
             </w:r>
           </w:p>
         </w:tc>
@@ -108,7 +108,7 @@
                 <w:rFonts w:ascii="TimeNewRoman" w:hAnsi="TimeNewRoman"/>
                 <w:sz w:val="30"/>
               </w:rPr>
-              <w:t>885÷2=442, 1</w:t>
+              <w:t>911÷8=113, 7</w:t>
             </w:r>
           </w:p>
         </w:tc>
@@ -223,7 +223,7 @@
                 <w:rFonts w:ascii="TimeNewRoman" w:hAnsi="TimeNewRoman"/>
                 <w:sz w:val="30"/>
               </w:rPr>
-              <w:t>350÷5=70, 0</w:t>
+              <w:t>235÷5=47, 0</w:t>
             </w:r>
           </w:p>
         </w:tc>
@@ -240,7 +240,7 @@
                 <w:rFonts w:ascii="TimeNewRoman" w:hAnsi="TimeNewRoman"/>
                 <w:sz w:val="30"/>
               </w:rPr>
-              <w:t>924÷9=102, 6</w:t>
+              <w:t>224÷3=74, 2</w:t>
             </w:r>
           </w:p>
         </w:tc>
@@ -257,7 +257,7 @@
                 <w:rFonts w:ascii="TimeNewRoman" w:hAnsi="TimeNewRoman"/>
                 <w:sz w:val="30"/>
               </w:rPr>
-              <w:t>576÷3=192, 0</w:t>
+              <w:t>484÷9=53, 7</w:t>
             </w:r>
           </w:p>
         </w:tc>
@@ -274,7 +274,7 @@
                 <w:rFonts w:ascii="TimeNewRoman" w:hAnsi="TimeNewRoman"/>
                 <w:sz w:val="30"/>
               </w:rPr>
-              <w:t>175÷2=87, 1</w:t>
+              <w:t>886÷6=147, 4</w:t>
             </w:r>
           </w:p>
         </w:tc>
@@ -291,7 +291,7 @@
                 <w:rFonts w:ascii="TimeNewRoman" w:hAnsi="TimeNewRoman"/>
                 <w:sz w:val="30"/>
               </w:rPr>
-              <w:t>288÷2=144, 0</w:t>
+              <w:t>519÷2=259, 1</w:t>
             </w:r>
           </w:p>
         </w:tc>
@@ -406,7 +406,7 @@
                 <w:rFonts w:ascii="TimeNewRoman" w:hAnsi="TimeNewRoman"/>
                 <w:sz w:val="30"/>
               </w:rPr>
-              <w:t>529÷6=88, 1</w:t>
+              <w:t>441÷6=73, 3</w:t>
             </w:r>
           </w:p>
         </w:tc>
@@ -423,7 +423,7 @@
                 <w:rFonts w:ascii="TimeNewRoman" w:hAnsi="TimeNewRoman"/>
                 <w:sz w:val="30"/>
               </w:rPr>
-              <w:t>739÷8=92, 3</w:t>
+              <w:t>634÷2=317, 0</w:t>
             </w:r>
           </w:p>
         </w:tc>
@@ -440,7 +440,7 @@
                 <w:rFonts w:ascii="TimeNewRoman" w:hAnsi="TimeNewRoman"/>
                 <w:sz w:val="30"/>
               </w:rPr>
-              <w:t>773÷9=85, 8</w:t>
+              <w:t>858÷8=107, 2</w:t>
             </w:r>
           </w:p>
         </w:tc>
@@ -457,7 +457,7 @@
                 <w:rFonts w:ascii="TimeNewRoman" w:hAnsi="TimeNewRoman"/>
                 <w:sz w:val="30"/>
               </w:rPr>
-              <w:t>207÷7=29, 4</w:t>
+              <w:t>115÷7=16, 3</w:t>
             </w:r>
           </w:p>
         </w:tc>
@@ -474,7 +474,7 @@
                 <w:rFonts w:ascii="TimeNewRoman" w:hAnsi="TimeNewRoman"/>
                 <w:sz w:val="30"/>
               </w:rPr>
-              <w:t>627÷2=313, 1</w:t>
+              <w:t>135÷7=19, 2</w:t>
             </w:r>
           </w:p>
         </w:tc>
@@ -589,7 +589,7 @@
                 <w:rFonts w:ascii="TimeNewRoman" w:hAnsi="TimeNewRoman"/>
                 <w:sz w:val="30"/>
               </w:rPr>
-              <w:t>174÷5=34, 4</w:t>
+              <w:t>719÷7=102, 5</w:t>
             </w:r>
           </w:p>
         </w:tc>
@@ -606,7 +606,7 @@
                 <w:rFonts w:ascii="TimeNewRoman" w:hAnsi="TimeNewRoman"/>
                 <w:sz w:val="30"/>
               </w:rPr>
-              <w:t>656÷2=328, 0</w:t>
+              <w:t>976÷2=488, 0</w:t>
             </w:r>
           </w:p>
         </w:tc>
@@ -623,7 +623,7 @@
                 <w:rFonts w:ascii="TimeNewRoman" w:hAnsi="TimeNewRoman"/>
                 <w:sz w:val="30"/>
               </w:rPr>
-              <w:t>891÷4=222, 3</w:t>
+              <w:t>457÷4=114, 1</w:t>
             </w:r>
           </w:p>
         </w:tc>
@@ -640,7 +640,7 @@
                 <w:rFonts w:ascii="TimeNewRoman" w:hAnsi="TimeNewRoman"/>
                 <w:sz w:val="30"/>
               </w:rPr>
-              <w:t>709÷3=236, 1</w:t>
+              <w:t>820÷3=273, 1</w:t>
             </w:r>
           </w:p>
         </w:tc>
@@ -657,7 +657,7 @@
                 <w:rFonts w:ascii="TimeNewRoman" w:hAnsi="TimeNewRoman"/>
                 <w:sz w:val="30"/>
               </w:rPr>
-              <w:t>841÷3=280, 1</w:t>
+              <w:t>471÷6=78, 3</w:t>
             </w:r>
           </w:p>
         </w:tc>
@@ -772,7 +772,7 @@
                 <w:rFonts w:ascii="TimeNewRoman" w:hAnsi="TimeNewRoman"/>
                 <w:sz w:val="30"/>
               </w:rPr>
-              <w:t>775÷3=258, 1</w:t>
+              <w:t>889÷4=222, 1</w:t>
             </w:r>
           </w:p>
         </w:tc>
@@ -789,7 +789,7 @@
                 <w:rFonts w:ascii="TimeNewRoman" w:hAnsi="TimeNewRoman"/>
                 <w:sz w:val="30"/>
               </w:rPr>
-              <w:t>241÷2=120, 1</w:t>
+              <w:t>783÷2=391, 1</w:t>
             </w:r>
           </w:p>
         </w:tc>
@@ -806,7 +806,7 @@
                 <w:rFonts w:ascii="TimeNewRoman" w:hAnsi="TimeNewRoman"/>
                 <w:sz w:val="30"/>
               </w:rPr>
-              <w:t>816÷4=204, 0</w:t>
+              <w:t>299÷4=74, 3</w:t>
             </w:r>
           </w:p>
         </w:tc>
@@ -823,7 +823,7 @@
                 <w:rFonts w:ascii="TimeNewRoman" w:hAnsi="TimeNewRoman"/>
                 <w:sz w:val="30"/>
               </w:rPr>
-              <w:t>539÷7=77, 0</w:t>
+              <w:t>874÷4=218, 2</w:t>
             </w:r>
           </w:p>
         </w:tc>
@@ -840,7 +840,7 @@
                 <w:rFonts w:ascii="TimeNewRoman" w:hAnsi="TimeNewRoman"/>
                 <w:sz w:val="30"/>
               </w:rPr>
-              <w:t>635÷5=127, 0</w:t>
+              <w:t>522÷4=130, 2</w:t>
             </w:r>
           </w:p>
         </w:tc>

--- a/answers-of-three-digit_number_divided_by_one-digit_number.docx
+++ b/answers-of-three-digit_number_divided_by_one-digit_number.docx
@@ -40,7 +40,7 @@
                 <w:rFonts w:ascii="TimeNewRoman" w:hAnsi="TimeNewRoman"/>
                 <w:sz w:val="30"/>
               </w:rPr>
-              <w:t>663÷9=73, 6</w:t>
+              <w:t>108÷9=12, 0</w:t>
             </w:r>
           </w:p>
         </w:tc>
@@ -57,7 +57,7 @@
                 <w:rFonts w:ascii="TimeNewRoman" w:hAnsi="TimeNewRoman"/>
                 <w:sz w:val="30"/>
               </w:rPr>
-              <w:t>398÷3=132, 2</w:t>
+              <w:t>736÷4=184, 0</w:t>
             </w:r>
           </w:p>
         </w:tc>
@@ -74,7 +74,7 @@
                 <w:rFonts w:ascii="TimeNewRoman" w:hAnsi="TimeNewRoman"/>
                 <w:sz w:val="30"/>
               </w:rPr>
-              <w:t>707÷5=141, 2</w:t>
+              <w:t>659÷4=164, 3</w:t>
             </w:r>
           </w:p>
         </w:tc>
@@ -91,7 +91,7 @@
                 <w:rFonts w:ascii="TimeNewRoman" w:hAnsi="TimeNewRoman"/>
                 <w:sz w:val="30"/>
               </w:rPr>
-              <w:t>359÷8=44, 7</w:t>
+              <w:t>217÷6=36, 1</w:t>
             </w:r>
           </w:p>
         </w:tc>
@@ -108,7 +108,7 @@
                 <w:rFonts w:ascii="TimeNewRoman" w:hAnsi="TimeNewRoman"/>
                 <w:sz w:val="30"/>
               </w:rPr>
-              <w:t>911÷8=113, 7</w:t>
+              <w:t>172÷2=86, 0</w:t>
             </w:r>
           </w:p>
         </w:tc>
@@ -223,7 +223,7 @@
                 <w:rFonts w:ascii="TimeNewRoman" w:hAnsi="TimeNewRoman"/>
                 <w:sz w:val="30"/>
               </w:rPr>
-              <w:t>235÷5=47, 0</w:t>
+              <w:t>111÷6=18, 3</w:t>
             </w:r>
           </w:p>
         </w:tc>
@@ -240,7 +240,7 @@
                 <w:rFonts w:ascii="TimeNewRoman" w:hAnsi="TimeNewRoman"/>
                 <w:sz w:val="30"/>
               </w:rPr>
-              <w:t>224÷3=74, 2</w:t>
+              <w:t>113÷4=28, 1</w:t>
             </w:r>
           </w:p>
         </w:tc>
@@ -257,7 +257,7 @@
                 <w:rFonts w:ascii="TimeNewRoman" w:hAnsi="TimeNewRoman"/>
                 <w:sz w:val="30"/>
               </w:rPr>
-              <w:t>484÷9=53, 7</w:t>
+              <w:t>429÷2=214, 1</w:t>
             </w:r>
           </w:p>
         </w:tc>
@@ -274,7 +274,7 @@
                 <w:rFonts w:ascii="TimeNewRoman" w:hAnsi="TimeNewRoman"/>
                 <w:sz w:val="30"/>
               </w:rPr>
-              <w:t>886÷6=147, 4</w:t>
+              <w:t>367÷6=61, 1</w:t>
             </w:r>
           </w:p>
         </w:tc>
@@ -291,7 +291,7 @@
                 <w:rFonts w:ascii="TimeNewRoman" w:hAnsi="TimeNewRoman"/>
                 <w:sz w:val="30"/>
               </w:rPr>
-              <w:t>519÷2=259, 1</w:t>
+              <w:t>921÷9=102, 3</w:t>
             </w:r>
           </w:p>
         </w:tc>
@@ -406,7 +406,7 @@
                 <w:rFonts w:ascii="TimeNewRoman" w:hAnsi="TimeNewRoman"/>
                 <w:sz w:val="30"/>
               </w:rPr>
-              <w:t>441÷6=73, 3</w:t>
+              <w:t>711÷3=237, 0</w:t>
             </w:r>
           </w:p>
         </w:tc>
@@ -423,7 +423,7 @@
                 <w:rFonts w:ascii="TimeNewRoman" w:hAnsi="TimeNewRoman"/>
                 <w:sz w:val="30"/>
               </w:rPr>
-              <w:t>634÷2=317, 0</w:t>
+              <w:t>962÷3=320, 2</w:t>
             </w:r>
           </w:p>
         </w:tc>
@@ -440,7 +440,7 @@
                 <w:rFonts w:ascii="TimeNewRoman" w:hAnsi="TimeNewRoman"/>
                 <w:sz w:val="30"/>
               </w:rPr>
-              <w:t>858÷8=107, 2</w:t>
+              <w:t>479÷6=79, 5</w:t>
             </w:r>
           </w:p>
         </w:tc>
@@ -457,7 +457,7 @@
                 <w:rFonts w:ascii="TimeNewRoman" w:hAnsi="TimeNewRoman"/>
                 <w:sz w:val="30"/>
               </w:rPr>
-              <w:t>115÷7=16, 3</w:t>
+              <w:t>907÷8=113, 3</w:t>
             </w:r>
           </w:p>
         </w:tc>
@@ -474,7 +474,7 @@
                 <w:rFonts w:ascii="TimeNewRoman" w:hAnsi="TimeNewRoman"/>
                 <w:sz w:val="30"/>
               </w:rPr>
-              <w:t>135÷7=19, 2</w:t>
+              <w:t>895÷4=223, 3</w:t>
             </w:r>
           </w:p>
         </w:tc>
@@ -589,7 +589,7 @@
                 <w:rFonts w:ascii="TimeNewRoman" w:hAnsi="TimeNewRoman"/>
                 <w:sz w:val="30"/>
               </w:rPr>
-              <w:t>719÷7=102, 5</w:t>
+              <w:t>280÷3=93, 1</w:t>
             </w:r>
           </w:p>
         </w:tc>
@@ -606,7 +606,7 @@
                 <w:rFonts w:ascii="TimeNewRoman" w:hAnsi="TimeNewRoman"/>
                 <w:sz w:val="30"/>
               </w:rPr>
-              <w:t>976÷2=488, 0</w:t>
+              <w:t>660÷5=132, 0</w:t>
             </w:r>
           </w:p>
         </w:tc>
@@ -623,7 +623,7 @@
                 <w:rFonts w:ascii="TimeNewRoman" w:hAnsi="TimeNewRoman"/>
                 <w:sz w:val="30"/>
               </w:rPr>
-              <w:t>457÷4=114, 1</w:t>
+              <w:t>645÷8=80, 5</w:t>
             </w:r>
           </w:p>
         </w:tc>
@@ -640,7 +640,7 @@
                 <w:rFonts w:ascii="TimeNewRoman" w:hAnsi="TimeNewRoman"/>
                 <w:sz w:val="30"/>
               </w:rPr>
-              <w:t>820÷3=273, 1</w:t>
+              <w:t>390÷5=78, 0</w:t>
             </w:r>
           </w:p>
         </w:tc>
@@ -657,7 +657,7 @@
                 <w:rFonts w:ascii="TimeNewRoman" w:hAnsi="TimeNewRoman"/>
                 <w:sz w:val="30"/>
               </w:rPr>
-              <w:t>471÷6=78, 3</w:t>
+              <w:t>436÷4=109, 0</w:t>
             </w:r>
           </w:p>
         </w:tc>
@@ -772,7 +772,7 @@
                 <w:rFonts w:ascii="TimeNewRoman" w:hAnsi="TimeNewRoman"/>
                 <w:sz w:val="30"/>
               </w:rPr>
-              <w:t>889÷4=222, 1</w:t>
+              <w:t>696÷6=116, 0</w:t>
             </w:r>
           </w:p>
         </w:tc>
@@ -789,7 +789,7 @@
                 <w:rFonts w:ascii="TimeNewRoman" w:hAnsi="TimeNewRoman"/>
                 <w:sz w:val="30"/>
               </w:rPr>
-              <w:t>783÷2=391, 1</w:t>
+              <w:t>300÷9=33, 3</w:t>
             </w:r>
           </w:p>
         </w:tc>
@@ -806,7 +806,7 @@
                 <w:rFonts w:ascii="TimeNewRoman" w:hAnsi="TimeNewRoman"/>
                 <w:sz w:val="30"/>
               </w:rPr>
-              <w:t>299÷4=74, 3</w:t>
+              <w:t>728÷6=121, 2</w:t>
             </w:r>
           </w:p>
         </w:tc>
@@ -823,7 +823,7 @@
                 <w:rFonts w:ascii="TimeNewRoman" w:hAnsi="TimeNewRoman"/>
                 <w:sz w:val="30"/>
               </w:rPr>
-              <w:t>874÷4=218, 2</w:t>
+              <w:t>657÷4=164, 1</w:t>
             </w:r>
           </w:p>
         </w:tc>
@@ -840,7 +840,7 @@
                 <w:rFonts w:ascii="TimeNewRoman" w:hAnsi="TimeNewRoman"/>
                 <w:sz w:val="30"/>
               </w:rPr>
-              <w:t>522÷4=130, 2</w:t>
+              <w:t>900÷6=150, 0</w:t>
             </w:r>
           </w:p>
         </w:tc>

--- a/answers-of-three-digit_number_divided_by_one-digit_number.docx
+++ b/answers-of-three-digit_number_divided_by_one-digit_number.docx
@@ -11,7 +11,7 @@
           <w:rFonts w:ascii="Arial" w:hAnsi="Arial"/>
           <w:sz w:val="30"/>
         </w:rPr>
-        <w:t>2026-10-21 Wednesday</w:t>
+        <w:t>2026-10-22 Thursday</w:t>
       </w:r>
     </w:p>
     <w:tbl>
@@ -40,7 +40,7 @@
                 <w:rFonts w:ascii="TimeNewRoman" w:hAnsi="TimeNewRoman"/>
                 <w:sz w:val="30"/>
               </w:rPr>
-              <w:t>108÷9=12, 0</w:t>
+              <w:t>316÷2=158, 0</w:t>
             </w:r>
           </w:p>
         </w:tc>
@@ -57,7 +57,7 @@
                 <w:rFonts w:ascii="TimeNewRoman" w:hAnsi="TimeNewRoman"/>
                 <w:sz w:val="30"/>
               </w:rPr>
-              <w:t>736÷4=184, 0</w:t>
+              <w:t>709÷8=88, 5</w:t>
             </w:r>
           </w:p>
         </w:tc>
@@ -74,7 +74,7 @@
                 <w:rFonts w:ascii="TimeNewRoman" w:hAnsi="TimeNewRoman"/>
                 <w:sz w:val="30"/>
               </w:rPr>
-              <w:t>659÷4=164, 3</w:t>
+              <w:t>320÷8=40, 0</w:t>
             </w:r>
           </w:p>
         </w:tc>
@@ -91,7 +91,7 @@
                 <w:rFonts w:ascii="TimeNewRoman" w:hAnsi="TimeNewRoman"/>
                 <w:sz w:val="30"/>
               </w:rPr>
-              <w:t>217÷6=36, 1</w:t>
+              <w:t>748÷5=149, 3</w:t>
             </w:r>
           </w:p>
         </w:tc>
@@ -108,7 +108,7 @@
                 <w:rFonts w:ascii="TimeNewRoman" w:hAnsi="TimeNewRoman"/>
                 <w:sz w:val="30"/>
               </w:rPr>
-              <w:t>172÷2=86, 0</w:t>
+              <w:t>681÷5=136, 1</w:t>
             </w:r>
           </w:p>
         </w:tc>
@@ -223,7 +223,7 @@
                 <w:rFonts w:ascii="TimeNewRoman" w:hAnsi="TimeNewRoman"/>
                 <w:sz w:val="30"/>
               </w:rPr>
-              <w:t>111÷6=18, 3</w:t>
+              <w:t>997÷2=498, 1</w:t>
             </w:r>
           </w:p>
         </w:tc>
@@ -240,7 +240,7 @@
                 <w:rFonts w:ascii="TimeNewRoman" w:hAnsi="TimeNewRoman"/>
                 <w:sz w:val="30"/>
               </w:rPr>
-              <w:t>113÷4=28, 1</w:t>
+              <w:t>862÷6=143, 4</w:t>
             </w:r>
           </w:p>
         </w:tc>
@@ -257,7 +257,7 @@
                 <w:rFonts w:ascii="TimeNewRoman" w:hAnsi="TimeNewRoman"/>
                 <w:sz w:val="30"/>
               </w:rPr>
-              <w:t>429÷2=214, 1</w:t>
+              <w:t>320÷9=35, 5</w:t>
             </w:r>
           </w:p>
         </w:tc>
@@ -274,7 +274,7 @@
                 <w:rFonts w:ascii="TimeNewRoman" w:hAnsi="TimeNewRoman"/>
                 <w:sz w:val="30"/>
               </w:rPr>
-              <w:t>367÷6=61, 1</w:t>
+              <w:t>451÷8=56, 3</w:t>
             </w:r>
           </w:p>
         </w:tc>
@@ -291,7 +291,7 @@
                 <w:rFonts w:ascii="TimeNewRoman" w:hAnsi="TimeNewRoman"/>
                 <w:sz w:val="30"/>
               </w:rPr>
-              <w:t>921÷9=102, 3</w:t>
+              <w:t>704÷9=78, 2</w:t>
             </w:r>
           </w:p>
         </w:tc>
@@ -406,7 +406,7 @@
                 <w:rFonts w:ascii="TimeNewRoman" w:hAnsi="TimeNewRoman"/>
                 <w:sz w:val="30"/>
               </w:rPr>
-              <w:t>711÷3=237, 0</w:t>
+              <w:t>144÷8=18, 0</w:t>
             </w:r>
           </w:p>
         </w:tc>
@@ -423,7 +423,7 @@
                 <w:rFonts w:ascii="TimeNewRoman" w:hAnsi="TimeNewRoman"/>
                 <w:sz w:val="30"/>
               </w:rPr>
-              <w:t>962÷3=320, 2</w:t>
+              <w:t>806÷5=161, 1</w:t>
             </w:r>
           </w:p>
         </w:tc>
@@ -440,7 +440,7 @@
                 <w:rFonts w:ascii="TimeNewRoman" w:hAnsi="TimeNewRoman"/>
                 <w:sz w:val="30"/>
               </w:rPr>
-              <w:t>479÷6=79, 5</w:t>
+              <w:t>616÷7=88, 0</w:t>
             </w:r>
           </w:p>
         </w:tc>
@@ -457,7 +457,7 @@
                 <w:rFonts w:ascii="TimeNewRoman" w:hAnsi="TimeNewRoman"/>
                 <w:sz w:val="30"/>
               </w:rPr>
-              <w:t>907÷8=113, 3</w:t>
+              <w:t>218÷3=72, 2</w:t>
             </w:r>
           </w:p>
         </w:tc>
@@ -474,7 +474,7 @@
                 <w:rFonts w:ascii="TimeNewRoman" w:hAnsi="TimeNewRoman"/>
                 <w:sz w:val="30"/>
               </w:rPr>
-              <w:t>895÷4=223, 3</w:t>
+              <w:t>751÷5=150, 1</w:t>
             </w:r>
           </w:p>
         </w:tc>
@@ -589,7 +589,7 @@
                 <w:rFonts w:ascii="TimeNewRoman" w:hAnsi="TimeNewRoman"/>
                 <w:sz w:val="30"/>
               </w:rPr>
-              <w:t>280÷3=93, 1</w:t>
+              <w:t>877÷2=438, 1</w:t>
             </w:r>
           </w:p>
         </w:tc>
@@ -606,7 +606,7 @@
                 <w:rFonts w:ascii="TimeNewRoman" w:hAnsi="TimeNewRoman"/>
                 <w:sz w:val="30"/>
               </w:rPr>
-              <w:t>660÷5=132, 0</w:t>
+              <w:t>969÷3=323, 0</w:t>
             </w:r>
           </w:p>
         </w:tc>
@@ -623,7 +623,7 @@
                 <w:rFonts w:ascii="TimeNewRoman" w:hAnsi="TimeNewRoman"/>
                 <w:sz w:val="30"/>
               </w:rPr>
-              <w:t>645÷8=80, 5</w:t>
+              <w:t>442÷3=147, 1</w:t>
             </w:r>
           </w:p>
         </w:tc>
@@ -640,7 +640,7 @@
                 <w:rFonts w:ascii="TimeNewRoman" w:hAnsi="TimeNewRoman"/>
                 <w:sz w:val="30"/>
               </w:rPr>
-              <w:t>390÷5=78, 0</w:t>
+              <w:t>219÷9=24, 3</w:t>
             </w:r>
           </w:p>
         </w:tc>
@@ -657,7 +657,7 @@
                 <w:rFonts w:ascii="TimeNewRoman" w:hAnsi="TimeNewRoman"/>
                 <w:sz w:val="30"/>
               </w:rPr>
-              <w:t>436÷4=109, 0</w:t>
+              <w:t>217÷7=31, 0</w:t>
             </w:r>
           </w:p>
         </w:tc>
@@ -772,7 +772,7 @@
                 <w:rFonts w:ascii="TimeNewRoman" w:hAnsi="TimeNewRoman"/>
                 <w:sz w:val="30"/>
               </w:rPr>
-              <w:t>696÷6=116, 0</w:t>
+              <w:t>503÷4=125, 3</w:t>
             </w:r>
           </w:p>
         </w:tc>
@@ -789,7 +789,7 @@
                 <w:rFonts w:ascii="TimeNewRoman" w:hAnsi="TimeNewRoman"/>
                 <w:sz w:val="30"/>
               </w:rPr>
-              <w:t>300÷9=33, 3</w:t>
+              <w:t>902÷8=112, 6</w:t>
             </w:r>
           </w:p>
         </w:tc>
@@ -806,7 +806,7 @@
                 <w:rFonts w:ascii="TimeNewRoman" w:hAnsi="TimeNewRoman"/>
                 <w:sz w:val="30"/>
               </w:rPr>
-              <w:t>728÷6=121, 2</w:t>
+              <w:t>491÷9=54, 5</w:t>
             </w:r>
           </w:p>
         </w:tc>
@@ -823,7 +823,7 @@
                 <w:rFonts w:ascii="TimeNewRoman" w:hAnsi="TimeNewRoman"/>
                 <w:sz w:val="30"/>
               </w:rPr>
-              <w:t>657÷4=164, 1</w:t>
+              <w:t>462÷3=154, 0</w:t>
             </w:r>
           </w:p>
         </w:tc>
@@ -840,7 +840,7 @@
                 <w:rFonts w:ascii="TimeNewRoman" w:hAnsi="TimeNewRoman"/>
                 <w:sz w:val="30"/>
               </w:rPr>
-              <w:t>900÷6=150, 0</w:t>
+              <w:t>616÷2=308, 0</w:t>
             </w:r>
           </w:p>
         </w:tc>

--- a/answers-of-three-digit_number_divided_by_one-digit_number.docx
+++ b/answers-of-three-digit_number_divided_by_one-digit_number.docx
@@ -40,7 +40,7 @@
                 <w:rFonts w:ascii="TimeNewRoman" w:hAnsi="TimeNewRoman"/>
                 <w:sz w:val="30"/>
               </w:rPr>
-              <w:t>316÷2=158, 0</w:t>
+              <w:t>905÷4=226, 1</w:t>
             </w:r>
           </w:p>
         </w:tc>
@@ -57,7 +57,7 @@
                 <w:rFonts w:ascii="TimeNewRoman" w:hAnsi="TimeNewRoman"/>
                 <w:sz w:val="30"/>
               </w:rPr>
-              <w:t>709÷8=88, 5</w:t>
+              <w:t>172÷3=57, 1</w:t>
             </w:r>
           </w:p>
         </w:tc>
@@ -74,7 +74,7 @@
                 <w:rFonts w:ascii="TimeNewRoman" w:hAnsi="TimeNewRoman"/>
                 <w:sz w:val="30"/>
               </w:rPr>
-              <w:t>320÷8=40, 0</w:t>
+              <w:t>523÷2=261, 1</w:t>
             </w:r>
           </w:p>
         </w:tc>
@@ -91,7 +91,7 @@
                 <w:rFonts w:ascii="TimeNewRoman" w:hAnsi="TimeNewRoman"/>
                 <w:sz w:val="30"/>
               </w:rPr>
-              <w:t>748÷5=149, 3</w:t>
+              <w:t>459÷4=114, 3</w:t>
             </w:r>
           </w:p>
         </w:tc>
@@ -108,7 +108,7 @@
                 <w:rFonts w:ascii="TimeNewRoman" w:hAnsi="TimeNewRoman"/>
                 <w:sz w:val="30"/>
               </w:rPr>
-              <w:t>681÷5=136, 1</w:t>
+              <w:t>208÷6=34, 4</w:t>
             </w:r>
           </w:p>
         </w:tc>
@@ -223,7 +223,7 @@
                 <w:rFonts w:ascii="TimeNewRoman" w:hAnsi="TimeNewRoman"/>
                 <w:sz w:val="30"/>
               </w:rPr>
-              <w:t>997÷2=498, 1</w:t>
+              <w:t>232÷6=38, 4</w:t>
             </w:r>
           </w:p>
         </w:tc>
@@ -240,7 +240,7 @@
                 <w:rFonts w:ascii="TimeNewRoman" w:hAnsi="TimeNewRoman"/>
                 <w:sz w:val="30"/>
               </w:rPr>
-              <w:t>862÷6=143, 4</w:t>
+              <w:t>424÷5=84, 4</w:t>
             </w:r>
           </w:p>
         </w:tc>
@@ -257,7 +257,7 @@
                 <w:rFonts w:ascii="TimeNewRoman" w:hAnsi="TimeNewRoman"/>
                 <w:sz w:val="30"/>
               </w:rPr>
-              <w:t>320÷9=35, 5</w:t>
+              <w:t>842÷4=210, 2</w:t>
             </w:r>
           </w:p>
         </w:tc>
@@ -274,7 +274,7 @@
                 <w:rFonts w:ascii="TimeNewRoman" w:hAnsi="TimeNewRoman"/>
                 <w:sz w:val="30"/>
               </w:rPr>
-              <w:t>451÷8=56, 3</w:t>
+              <w:t>464÷6=77, 2</w:t>
             </w:r>
           </w:p>
         </w:tc>
@@ -291,7 +291,7 @@
                 <w:rFonts w:ascii="TimeNewRoman" w:hAnsi="TimeNewRoman"/>
                 <w:sz w:val="30"/>
               </w:rPr>
-              <w:t>704÷9=78, 2</w:t>
+              <w:t>796÷3=265, 1</w:t>
             </w:r>
           </w:p>
         </w:tc>
@@ -406,7 +406,7 @@
                 <w:rFonts w:ascii="TimeNewRoman" w:hAnsi="TimeNewRoman"/>
                 <w:sz w:val="30"/>
               </w:rPr>
-              <w:t>144÷8=18, 0</w:t>
+              <w:t>618÷5=123, 3</w:t>
             </w:r>
           </w:p>
         </w:tc>
@@ -423,7 +423,7 @@
                 <w:rFonts w:ascii="TimeNewRoman" w:hAnsi="TimeNewRoman"/>
                 <w:sz w:val="30"/>
               </w:rPr>
-              <w:t>806÷5=161, 1</w:t>
+              <w:t>592÷7=84, 4</w:t>
             </w:r>
           </w:p>
         </w:tc>
@@ -440,7 +440,7 @@
                 <w:rFonts w:ascii="TimeNewRoman" w:hAnsi="TimeNewRoman"/>
                 <w:sz w:val="30"/>
               </w:rPr>
-              <w:t>616÷7=88, 0</w:t>
+              <w:t>121÷4=30, 1</w:t>
             </w:r>
           </w:p>
         </w:tc>
@@ -457,7 +457,7 @@
                 <w:rFonts w:ascii="TimeNewRoman" w:hAnsi="TimeNewRoman"/>
                 <w:sz w:val="30"/>
               </w:rPr>
-              <w:t>218÷3=72, 2</w:t>
+              <w:t>361÷3=120, 1</w:t>
             </w:r>
           </w:p>
         </w:tc>
@@ -474,7 +474,7 @@
                 <w:rFonts w:ascii="TimeNewRoman" w:hAnsi="TimeNewRoman"/>
                 <w:sz w:val="30"/>
               </w:rPr>
-              <w:t>751÷5=150, 1</w:t>
+              <w:t>283÷3=94, 1</w:t>
             </w:r>
           </w:p>
         </w:tc>
@@ -589,7 +589,7 @@
                 <w:rFonts w:ascii="TimeNewRoman" w:hAnsi="TimeNewRoman"/>
                 <w:sz w:val="30"/>
               </w:rPr>
-              <w:t>877÷2=438, 1</w:t>
+              <w:t>607÷9=67, 4</w:t>
             </w:r>
           </w:p>
         </w:tc>
@@ -606,7 +606,7 @@
                 <w:rFonts w:ascii="TimeNewRoman" w:hAnsi="TimeNewRoman"/>
                 <w:sz w:val="30"/>
               </w:rPr>
-              <w:t>969÷3=323, 0</w:t>
+              <w:t>596÷4=149, 0</w:t>
             </w:r>
           </w:p>
         </w:tc>
@@ -623,7 +623,7 @@
                 <w:rFonts w:ascii="TimeNewRoman" w:hAnsi="TimeNewRoman"/>
                 <w:sz w:val="30"/>
               </w:rPr>
-              <w:t>442÷3=147, 1</w:t>
+              <w:t>817÷7=116, 5</w:t>
             </w:r>
           </w:p>
         </w:tc>
@@ -640,7 +640,7 @@
                 <w:rFonts w:ascii="TimeNewRoman" w:hAnsi="TimeNewRoman"/>
                 <w:sz w:val="30"/>
               </w:rPr>
-              <w:t>219÷9=24, 3</w:t>
+              <w:t>927÷7=132, 3</w:t>
             </w:r>
           </w:p>
         </w:tc>
@@ -657,7 +657,7 @@
                 <w:rFonts w:ascii="TimeNewRoman" w:hAnsi="TimeNewRoman"/>
                 <w:sz w:val="30"/>
               </w:rPr>
-              <w:t>217÷7=31, 0</w:t>
+              <w:t>842÷7=120, 2</w:t>
             </w:r>
           </w:p>
         </w:tc>
@@ -772,7 +772,7 @@
                 <w:rFonts w:ascii="TimeNewRoman" w:hAnsi="TimeNewRoman"/>
                 <w:sz w:val="30"/>
               </w:rPr>
-              <w:t>503÷4=125, 3</w:t>
+              <w:t>243÷9=27, 0</w:t>
             </w:r>
           </w:p>
         </w:tc>
@@ -789,7 +789,7 @@
                 <w:rFonts w:ascii="TimeNewRoman" w:hAnsi="TimeNewRoman"/>
                 <w:sz w:val="30"/>
               </w:rPr>
-              <w:t>902÷8=112, 6</w:t>
+              <w:t>515÷8=64, 3</w:t>
             </w:r>
           </w:p>
         </w:tc>
@@ -806,7 +806,7 @@
                 <w:rFonts w:ascii="TimeNewRoman" w:hAnsi="TimeNewRoman"/>
                 <w:sz w:val="30"/>
               </w:rPr>
-              <w:t>491÷9=54, 5</w:t>
+              <w:t>922÷9=102, 4</w:t>
             </w:r>
           </w:p>
         </w:tc>
@@ -823,7 +823,7 @@
                 <w:rFonts w:ascii="TimeNewRoman" w:hAnsi="TimeNewRoman"/>
                 <w:sz w:val="30"/>
               </w:rPr>
-              <w:t>462÷3=154, 0</w:t>
+              <w:t>208÷8=26, 0</w:t>
             </w:r>
           </w:p>
         </w:tc>
@@ -840,7 +840,7 @@
                 <w:rFonts w:ascii="TimeNewRoman" w:hAnsi="TimeNewRoman"/>
                 <w:sz w:val="30"/>
               </w:rPr>
-              <w:t>616÷2=308, 0</w:t>
+              <w:t>335÷7=47, 6</w:t>
             </w:r>
           </w:p>
         </w:tc>

--- a/answers-of-three-digit_number_divided_by_one-digit_number.docx
+++ b/answers-of-three-digit_number_divided_by_one-digit_number.docx
@@ -11,7 +11,7 @@
           <w:rFonts w:ascii="Arial" w:hAnsi="Arial"/>
           <w:sz w:val="30"/>
         </w:rPr>
-        <w:t>2026-10-22 Thursday</w:t>
+        <w:t>2026-10-23 Friday</w:t>
       </w:r>
     </w:p>
     <w:tbl>
@@ -40,7 +40,7 @@
                 <w:rFonts w:ascii="TimeNewRoman" w:hAnsi="TimeNewRoman"/>
                 <w:sz w:val="30"/>
               </w:rPr>
-              <w:t>905÷4=226, 1</w:t>
+              <w:t>384÷7=54, 6</w:t>
             </w:r>
           </w:p>
         </w:tc>
@@ -57,7 +57,7 @@
                 <w:rFonts w:ascii="TimeNewRoman" w:hAnsi="TimeNewRoman"/>
                 <w:sz w:val="30"/>
               </w:rPr>
-              <w:t>172÷3=57, 1</w:t>
+              <w:t>290÷5=58, 0</w:t>
             </w:r>
           </w:p>
         </w:tc>
@@ -74,7 +74,7 @@
                 <w:rFonts w:ascii="TimeNewRoman" w:hAnsi="TimeNewRoman"/>
                 <w:sz w:val="30"/>
               </w:rPr>
-              <w:t>523÷2=261, 1</w:t>
+              <w:t>104÷4=26, 0</w:t>
             </w:r>
           </w:p>
         </w:tc>
@@ -91,7 +91,7 @@
                 <w:rFonts w:ascii="TimeNewRoman" w:hAnsi="TimeNewRoman"/>
                 <w:sz w:val="30"/>
               </w:rPr>
-              <w:t>459÷4=114, 3</w:t>
+              <w:t>903÷7=129, 0</w:t>
             </w:r>
           </w:p>
         </w:tc>
@@ -108,7 +108,7 @@
                 <w:rFonts w:ascii="TimeNewRoman" w:hAnsi="TimeNewRoman"/>
                 <w:sz w:val="30"/>
               </w:rPr>
-              <w:t>208÷6=34, 4</w:t>
+              <w:t>772÷4=193, 0</w:t>
             </w:r>
           </w:p>
         </w:tc>
@@ -223,7 +223,7 @@
                 <w:rFonts w:ascii="TimeNewRoman" w:hAnsi="TimeNewRoman"/>
                 <w:sz w:val="30"/>
               </w:rPr>
-              <w:t>232÷6=38, 4</w:t>
+              <w:t>106÷5=21, 1</w:t>
             </w:r>
           </w:p>
         </w:tc>
@@ -240,7 +240,7 @@
                 <w:rFonts w:ascii="TimeNewRoman" w:hAnsi="TimeNewRoman"/>
                 <w:sz w:val="30"/>
               </w:rPr>
-              <w:t>424÷5=84, 4</w:t>
+              <w:t>718÷9=79, 7</w:t>
             </w:r>
           </w:p>
         </w:tc>
@@ -257,7 +257,7 @@
                 <w:rFonts w:ascii="TimeNewRoman" w:hAnsi="TimeNewRoman"/>
                 <w:sz w:val="30"/>
               </w:rPr>
-              <w:t>842÷4=210, 2</w:t>
+              <w:t>742÷3=247, 1</w:t>
             </w:r>
           </w:p>
         </w:tc>
@@ -274,7 +274,7 @@
                 <w:rFonts w:ascii="TimeNewRoman" w:hAnsi="TimeNewRoman"/>
                 <w:sz w:val="30"/>
               </w:rPr>
-              <w:t>464÷6=77, 2</w:t>
+              <w:t>282÷2=141, 0</w:t>
             </w:r>
           </w:p>
         </w:tc>
@@ -291,7 +291,7 @@
                 <w:rFonts w:ascii="TimeNewRoman" w:hAnsi="TimeNewRoman"/>
                 <w:sz w:val="30"/>
               </w:rPr>
-              <w:t>796÷3=265, 1</w:t>
+              <w:t>682÷5=136, 2</w:t>
             </w:r>
           </w:p>
         </w:tc>
@@ -406,7 +406,7 @@
                 <w:rFonts w:ascii="TimeNewRoman" w:hAnsi="TimeNewRoman"/>
                 <w:sz w:val="30"/>
               </w:rPr>
-              <w:t>618÷5=123, 3</w:t>
+              <w:t>148÷3=49, 1</w:t>
             </w:r>
           </w:p>
         </w:tc>
@@ -423,7 +423,7 @@
                 <w:rFonts w:ascii="TimeNewRoman" w:hAnsi="TimeNewRoman"/>
                 <w:sz w:val="30"/>
               </w:rPr>
-              <w:t>592÷7=84, 4</w:t>
+              <w:t>169÷6=28, 1</w:t>
             </w:r>
           </w:p>
         </w:tc>
@@ -440,7 +440,7 @@
                 <w:rFonts w:ascii="TimeNewRoman" w:hAnsi="TimeNewRoman"/>
                 <w:sz w:val="30"/>
               </w:rPr>
-              <w:t>121÷4=30, 1</w:t>
+              <w:t>506÷2=253, 0</w:t>
             </w:r>
           </w:p>
         </w:tc>
@@ -457,7 +457,7 @@
                 <w:rFonts w:ascii="TimeNewRoman" w:hAnsi="TimeNewRoman"/>
                 <w:sz w:val="30"/>
               </w:rPr>
-              <w:t>361÷3=120, 1</w:t>
+              <w:t>132÷6=22, 0</w:t>
             </w:r>
           </w:p>
         </w:tc>
@@ -474,7 +474,7 @@
                 <w:rFonts w:ascii="TimeNewRoman" w:hAnsi="TimeNewRoman"/>
                 <w:sz w:val="30"/>
               </w:rPr>
-              <w:t>283÷3=94, 1</w:t>
+              <w:t>177÷5=35, 2</w:t>
             </w:r>
           </w:p>
         </w:tc>
@@ -589,7 +589,7 @@
                 <w:rFonts w:ascii="TimeNewRoman" w:hAnsi="TimeNewRoman"/>
                 <w:sz w:val="30"/>
               </w:rPr>
-              <w:t>607÷9=67, 4</w:t>
+              <w:t>699÷3=233, 0</w:t>
             </w:r>
           </w:p>
         </w:tc>
@@ -606,7 +606,7 @@
                 <w:rFonts w:ascii="TimeNewRoman" w:hAnsi="TimeNewRoman"/>
                 <w:sz w:val="30"/>
               </w:rPr>
-              <w:t>596÷4=149, 0</w:t>
+              <w:t>934÷7=133, 3</w:t>
             </w:r>
           </w:p>
         </w:tc>
@@ -623,7 +623,7 @@
                 <w:rFonts w:ascii="TimeNewRoman" w:hAnsi="TimeNewRoman"/>
                 <w:sz w:val="30"/>
               </w:rPr>
-              <w:t>817÷7=116, 5</w:t>
+              <w:t>963÷2=481, 1</w:t>
             </w:r>
           </w:p>
         </w:tc>
@@ -640,7 +640,7 @@
                 <w:rFonts w:ascii="TimeNewRoman" w:hAnsi="TimeNewRoman"/>
                 <w:sz w:val="30"/>
               </w:rPr>
-              <w:t>927÷7=132, 3</w:t>
+              <w:t>768÷3=256, 0</w:t>
             </w:r>
           </w:p>
         </w:tc>
@@ -657,7 +657,7 @@
                 <w:rFonts w:ascii="TimeNewRoman" w:hAnsi="TimeNewRoman"/>
                 <w:sz w:val="30"/>
               </w:rPr>
-              <w:t>842÷7=120, 2</w:t>
+              <w:t>976÷7=139, 3</w:t>
             </w:r>
           </w:p>
         </w:tc>
@@ -772,7 +772,7 @@
                 <w:rFonts w:ascii="TimeNewRoman" w:hAnsi="TimeNewRoman"/>
                 <w:sz w:val="30"/>
               </w:rPr>
-              <w:t>243÷9=27, 0</w:t>
+              <w:t>259÷5=51, 4</w:t>
             </w:r>
           </w:p>
         </w:tc>
@@ -789,7 +789,7 @@
                 <w:rFonts w:ascii="TimeNewRoman" w:hAnsi="TimeNewRoman"/>
                 <w:sz w:val="30"/>
               </w:rPr>
-              <w:t>515÷8=64, 3</w:t>
+              <w:t>935÷2=467, 1</w:t>
             </w:r>
           </w:p>
         </w:tc>
@@ -806,7 +806,7 @@
                 <w:rFonts w:ascii="TimeNewRoman" w:hAnsi="TimeNewRoman"/>
                 <w:sz w:val="30"/>
               </w:rPr>
-              <w:t>922÷9=102, 4</w:t>
+              <w:t>502÷9=55, 7</w:t>
             </w:r>
           </w:p>
         </w:tc>
@@ -823,7 +823,7 @@
                 <w:rFonts w:ascii="TimeNewRoman" w:hAnsi="TimeNewRoman"/>
                 <w:sz w:val="30"/>
               </w:rPr>
-              <w:t>208÷8=26, 0</w:t>
+              <w:t>221÷5=44, 1</w:t>
             </w:r>
           </w:p>
         </w:tc>
@@ -840,7 +840,7 @@
                 <w:rFonts w:ascii="TimeNewRoman" w:hAnsi="TimeNewRoman"/>
                 <w:sz w:val="30"/>
               </w:rPr>
-              <w:t>335÷7=47, 6</w:t>
+              <w:t>379÷6=63, 1</w:t>
             </w:r>
           </w:p>
         </w:tc>

--- a/answers-of-three-digit_number_divided_by_one-digit_number.docx
+++ b/answers-of-three-digit_number_divided_by_one-digit_number.docx
@@ -40,7 +40,7 @@
                 <w:rFonts w:ascii="TimeNewRoman" w:hAnsi="TimeNewRoman"/>
                 <w:sz w:val="30"/>
               </w:rPr>
-              <w:t>384÷7=54, 6</w:t>
+              <w:t>338÷4=84, 2</w:t>
             </w:r>
           </w:p>
         </w:tc>
@@ -57,7 +57,7 @@
                 <w:rFonts w:ascii="TimeNewRoman" w:hAnsi="TimeNewRoman"/>
                 <w:sz w:val="30"/>
               </w:rPr>
-              <w:t>290÷5=58, 0</w:t>
+              <w:t>172÷8=21, 4</w:t>
             </w:r>
           </w:p>
         </w:tc>
@@ -74,7 +74,7 @@
                 <w:rFonts w:ascii="TimeNewRoman" w:hAnsi="TimeNewRoman"/>
                 <w:sz w:val="30"/>
               </w:rPr>
-              <w:t>104÷4=26, 0</w:t>
+              <w:t>794÷7=113, 3</w:t>
             </w:r>
           </w:p>
         </w:tc>
@@ -91,7 +91,7 @@
                 <w:rFonts w:ascii="TimeNewRoman" w:hAnsi="TimeNewRoman"/>
                 <w:sz w:val="30"/>
               </w:rPr>
-              <w:t>903÷7=129, 0</w:t>
+              <w:t>290÷3=96, 2</w:t>
             </w:r>
           </w:p>
         </w:tc>
@@ -108,7 +108,7 @@
                 <w:rFonts w:ascii="TimeNewRoman" w:hAnsi="TimeNewRoman"/>
                 <w:sz w:val="30"/>
               </w:rPr>
-              <w:t>772÷4=193, 0</w:t>
+              <w:t>133÷6=22, 1</w:t>
             </w:r>
           </w:p>
         </w:tc>
@@ -223,7 +223,7 @@
                 <w:rFonts w:ascii="TimeNewRoman" w:hAnsi="TimeNewRoman"/>
                 <w:sz w:val="30"/>
               </w:rPr>
-              <w:t>106÷5=21, 1</w:t>
+              <w:t>496÷5=99, 1</w:t>
             </w:r>
           </w:p>
         </w:tc>
@@ -240,7 +240,7 @@
                 <w:rFonts w:ascii="TimeNewRoman" w:hAnsi="TimeNewRoman"/>
                 <w:sz w:val="30"/>
               </w:rPr>
-              <w:t>718÷9=79, 7</w:t>
+              <w:t>241÷4=60, 1</w:t>
             </w:r>
           </w:p>
         </w:tc>
@@ -257,7 +257,7 @@
                 <w:rFonts w:ascii="TimeNewRoman" w:hAnsi="TimeNewRoman"/>
                 <w:sz w:val="30"/>
               </w:rPr>
-              <w:t>742÷3=247, 1</w:t>
+              <w:t>694÷4=173, 2</w:t>
             </w:r>
           </w:p>
         </w:tc>
@@ -274,7 +274,7 @@
                 <w:rFonts w:ascii="TimeNewRoman" w:hAnsi="TimeNewRoman"/>
                 <w:sz w:val="30"/>
               </w:rPr>
-              <w:t>282÷2=141, 0</w:t>
+              <w:t>431÷2=215, 1</w:t>
             </w:r>
           </w:p>
         </w:tc>
@@ -291,7 +291,7 @@
                 <w:rFonts w:ascii="TimeNewRoman" w:hAnsi="TimeNewRoman"/>
                 <w:sz w:val="30"/>
               </w:rPr>
-              <w:t>682÷5=136, 2</w:t>
+              <w:t>762÷7=108, 6</w:t>
             </w:r>
           </w:p>
         </w:tc>
@@ -406,7 +406,7 @@
                 <w:rFonts w:ascii="TimeNewRoman" w:hAnsi="TimeNewRoman"/>
                 <w:sz w:val="30"/>
               </w:rPr>
-              <w:t>148÷3=49, 1</w:t>
+              <w:t>249÷7=35, 4</w:t>
             </w:r>
           </w:p>
         </w:tc>
@@ -423,7 +423,7 @@
                 <w:rFonts w:ascii="TimeNewRoman" w:hAnsi="TimeNewRoman"/>
                 <w:sz w:val="30"/>
               </w:rPr>
-              <w:t>169÷6=28, 1</w:t>
+              <w:t>155÷7=22, 1</w:t>
             </w:r>
           </w:p>
         </w:tc>
@@ -440,7 +440,7 @@
                 <w:rFonts w:ascii="TimeNewRoman" w:hAnsi="TimeNewRoman"/>
                 <w:sz w:val="30"/>
               </w:rPr>
-              <w:t>506÷2=253, 0</w:t>
+              <w:t>427÷7=61, 0</w:t>
             </w:r>
           </w:p>
         </w:tc>
@@ -457,7 +457,7 @@
                 <w:rFonts w:ascii="TimeNewRoman" w:hAnsi="TimeNewRoman"/>
                 <w:sz w:val="30"/>
               </w:rPr>
-              <w:t>132÷6=22, 0</w:t>
+              <w:t>192÷4=48, 0</w:t>
             </w:r>
           </w:p>
         </w:tc>
@@ -474,7 +474,7 @@
                 <w:rFonts w:ascii="TimeNewRoman" w:hAnsi="TimeNewRoman"/>
                 <w:sz w:val="30"/>
               </w:rPr>
-              <w:t>177÷5=35, 2</w:t>
+              <w:t>157÷9=17, 4</w:t>
             </w:r>
           </w:p>
         </w:tc>
@@ -589,7 +589,7 @@
                 <w:rFonts w:ascii="TimeNewRoman" w:hAnsi="TimeNewRoman"/>
                 <w:sz w:val="30"/>
               </w:rPr>
-              <w:t>699÷3=233, 0</w:t>
+              <w:t>835÷5=167, 0</w:t>
             </w:r>
           </w:p>
         </w:tc>
@@ -606,7 +606,7 @@
                 <w:rFonts w:ascii="TimeNewRoman" w:hAnsi="TimeNewRoman"/>
                 <w:sz w:val="30"/>
               </w:rPr>
-              <w:t>934÷7=133, 3</w:t>
+              <w:t>314÷9=34, 8</w:t>
             </w:r>
           </w:p>
         </w:tc>
@@ -623,7 +623,7 @@
                 <w:rFonts w:ascii="TimeNewRoman" w:hAnsi="TimeNewRoman"/>
                 <w:sz w:val="30"/>
               </w:rPr>
-              <w:t>963÷2=481, 1</w:t>
+              <w:t>918÷7=131, 1</w:t>
             </w:r>
           </w:p>
         </w:tc>
@@ -640,7 +640,7 @@
                 <w:rFonts w:ascii="TimeNewRoman" w:hAnsi="TimeNewRoman"/>
                 <w:sz w:val="30"/>
               </w:rPr>
-              <w:t>768÷3=256, 0</w:t>
+              <w:t>103÷5=20, 3</w:t>
             </w:r>
           </w:p>
         </w:tc>
@@ -657,7 +657,7 @@
                 <w:rFonts w:ascii="TimeNewRoman" w:hAnsi="TimeNewRoman"/>
                 <w:sz w:val="30"/>
               </w:rPr>
-              <w:t>976÷7=139, 3</w:t>
+              <w:t>490÷9=54, 4</w:t>
             </w:r>
           </w:p>
         </w:tc>
@@ -772,7 +772,7 @@
                 <w:rFonts w:ascii="TimeNewRoman" w:hAnsi="TimeNewRoman"/>
                 <w:sz w:val="30"/>
               </w:rPr>
-              <w:t>259÷5=51, 4</w:t>
+              <w:t>237÷3=79, 0</w:t>
             </w:r>
           </w:p>
         </w:tc>
@@ -789,7 +789,7 @@
                 <w:rFonts w:ascii="TimeNewRoman" w:hAnsi="TimeNewRoman"/>
                 <w:sz w:val="30"/>
               </w:rPr>
-              <w:t>935÷2=467, 1</w:t>
+              <w:t>137÷3=45, 2</w:t>
             </w:r>
           </w:p>
         </w:tc>
@@ -806,7 +806,7 @@
                 <w:rFonts w:ascii="TimeNewRoman" w:hAnsi="TimeNewRoman"/>
                 <w:sz w:val="30"/>
               </w:rPr>
-              <w:t>502÷9=55, 7</w:t>
+              <w:t>781÷9=86, 7</w:t>
             </w:r>
           </w:p>
         </w:tc>
@@ -823,7 +823,7 @@
                 <w:rFonts w:ascii="TimeNewRoman" w:hAnsi="TimeNewRoman"/>
                 <w:sz w:val="30"/>
               </w:rPr>
-              <w:t>221÷5=44, 1</w:t>
+              <w:t>991÷4=247, 3</w:t>
             </w:r>
           </w:p>
         </w:tc>
@@ -840,7 +840,7 @@
                 <w:rFonts w:ascii="TimeNewRoman" w:hAnsi="TimeNewRoman"/>
                 <w:sz w:val="30"/>
               </w:rPr>
-              <w:t>379÷6=63, 1</w:t>
+              <w:t>215÷3=71, 2</w:t>
             </w:r>
           </w:p>
         </w:tc>

--- a/answers-of-three-digit_number_divided_by_one-digit_number.docx
+++ b/answers-of-three-digit_number_divided_by_one-digit_number.docx
@@ -11,7 +11,7 @@
           <w:rFonts w:ascii="Arial" w:hAnsi="Arial"/>
           <w:sz w:val="30"/>
         </w:rPr>
-        <w:t>2026-10-23 Friday</w:t>
+        <w:t>2026-10-24 Saturday</w:t>
       </w:r>
     </w:p>
     <w:tbl>
@@ -40,7 +40,7 @@
                 <w:rFonts w:ascii="TimeNewRoman" w:hAnsi="TimeNewRoman"/>
                 <w:sz w:val="30"/>
               </w:rPr>
-              <w:t>338÷4=84, 2</w:t>
+              <w:t>199÷5=39, 4</w:t>
             </w:r>
           </w:p>
         </w:tc>
@@ -57,7 +57,7 @@
                 <w:rFonts w:ascii="TimeNewRoman" w:hAnsi="TimeNewRoman"/>
                 <w:sz w:val="30"/>
               </w:rPr>
-              <w:t>172÷8=21, 4</w:t>
+              <w:t>472÷9=52, 4</w:t>
             </w:r>
           </w:p>
         </w:tc>
@@ -74,7 +74,7 @@
                 <w:rFonts w:ascii="TimeNewRoman" w:hAnsi="TimeNewRoman"/>
                 <w:sz w:val="30"/>
               </w:rPr>
-              <w:t>794÷7=113, 3</w:t>
+              <w:t>791÷5=158, 1</w:t>
             </w:r>
           </w:p>
         </w:tc>
@@ -91,7 +91,7 @@
                 <w:rFonts w:ascii="TimeNewRoman" w:hAnsi="TimeNewRoman"/>
                 <w:sz w:val="30"/>
               </w:rPr>
-              <w:t>290÷3=96, 2</w:t>
+              <w:t>593÷3=197, 2</w:t>
             </w:r>
           </w:p>
         </w:tc>
@@ -108,7 +108,7 @@
                 <w:rFonts w:ascii="TimeNewRoman" w:hAnsi="TimeNewRoman"/>
                 <w:sz w:val="30"/>
               </w:rPr>
-              <w:t>133÷6=22, 1</w:t>
+              <w:t>257÷3=85, 2</w:t>
             </w:r>
           </w:p>
         </w:tc>
@@ -223,7 +223,7 @@
                 <w:rFonts w:ascii="TimeNewRoman" w:hAnsi="TimeNewRoman"/>
                 <w:sz w:val="30"/>
               </w:rPr>
-              <w:t>496÷5=99, 1</w:t>
+              <w:t>126÷2=63, 0</w:t>
             </w:r>
           </w:p>
         </w:tc>
@@ -240,7 +240,7 @@
                 <w:rFonts w:ascii="TimeNewRoman" w:hAnsi="TimeNewRoman"/>
                 <w:sz w:val="30"/>
               </w:rPr>
-              <w:t>241÷4=60, 1</w:t>
+              <w:t>551÷3=183, 2</w:t>
             </w:r>
           </w:p>
         </w:tc>
@@ -257,7 +257,7 @@
                 <w:rFonts w:ascii="TimeNewRoman" w:hAnsi="TimeNewRoman"/>
                 <w:sz w:val="30"/>
               </w:rPr>
-              <w:t>694÷4=173, 2</w:t>
+              <w:t>504÷5=100, 4</w:t>
             </w:r>
           </w:p>
         </w:tc>
@@ -274,7 +274,7 @@
                 <w:rFonts w:ascii="TimeNewRoman" w:hAnsi="TimeNewRoman"/>
                 <w:sz w:val="30"/>
               </w:rPr>
-              <w:t>431÷2=215, 1</w:t>
+              <w:t>161÷4=40, 1</w:t>
             </w:r>
           </w:p>
         </w:tc>
@@ -291,7 +291,7 @@
                 <w:rFonts w:ascii="TimeNewRoman" w:hAnsi="TimeNewRoman"/>
                 <w:sz w:val="30"/>
               </w:rPr>
-              <w:t>762÷7=108, 6</w:t>
+              <w:t>733÷4=183, 1</w:t>
             </w:r>
           </w:p>
         </w:tc>
@@ -406,7 +406,7 @@
                 <w:rFonts w:ascii="TimeNewRoman" w:hAnsi="TimeNewRoman"/>
                 <w:sz w:val="30"/>
               </w:rPr>
-              <w:t>249÷7=35, 4</w:t>
+              <w:t>348÷9=38, 6</w:t>
             </w:r>
           </w:p>
         </w:tc>
@@ -423,7 +423,7 @@
                 <w:rFonts w:ascii="TimeNewRoman" w:hAnsi="TimeNewRoman"/>
                 <w:sz w:val="30"/>
               </w:rPr>
-              <w:t>155÷7=22, 1</w:t>
+              <w:t>286÷7=40, 6</w:t>
             </w:r>
           </w:p>
         </w:tc>
@@ -440,7 +440,7 @@
                 <w:rFonts w:ascii="TimeNewRoman" w:hAnsi="TimeNewRoman"/>
                 <w:sz w:val="30"/>
               </w:rPr>
-              <w:t>427÷7=61, 0</w:t>
+              <w:t>968÷4=242, 0</w:t>
             </w:r>
           </w:p>
         </w:tc>
@@ -457,7 +457,7 @@
                 <w:rFonts w:ascii="TimeNewRoman" w:hAnsi="TimeNewRoman"/>
                 <w:sz w:val="30"/>
               </w:rPr>
-              <w:t>192÷4=48, 0</w:t>
+              <w:t>536÷9=59, 5</w:t>
             </w:r>
           </w:p>
         </w:tc>
@@ -474,7 +474,7 @@
                 <w:rFonts w:ascii="TimeNewRoman" w:hAnsi="TimeNewRoman"/>
                 <w:sz w:val="30"/>
               </w:rPr>
-              <w:t>157÷9=17, 4</w:t>
+              <w:t>101÷3=33, 2</w:t>
             </w:r>
           </w:p>
         </w:tc>
@@ -589,7 +589,7 @@
                 <w:rFonts w:ascii="TimeNewRoman" w:hAnsi="TimeNewRoman"/>
                 <w:sz w:val="30"/>
               </w:rPr>
-              <w:t>835÷5=167, 0</w:t>
+              <w:t>338÷4=84, 2</w:t>
             </w:r>
           </w:p>
         </w:tc>
@@ -606,7 +606,7 @@
                 <w:rFonts w:ascii="TimeNewRoman" w:hAnsi="TimeNewRoman"/>
                 <w:sz w:val="30"/>
               </w:rPr>
-              <w:t>314÷9=34, 8</w:t>
+              <w:t>994÷8=124, 2</w:t>
             </w:r>
           </w:p>
         </w:tc>
@@ -623,7 +623,7 @@
                 <w:rFonts w:ascii="TimeNewRoman" w:hAnsi="TimeNewRoman"/>
                 <w:sz w:val="30"/>
               </w:rPr>
-              <w:t>918÷7=131, 1</w:t>
+              <w:t>102÷5=20, 2</w:t>
             </w:r>
           </w:p>
         </w:tc>
@@ -640,7 +640,7 @@
                 <w:rFonts w:ascii="TimeNewRoman" w:hAnsi="TimeNewRoman"/>
                 <w:sz w:val="30"/>
               </w:rPr>
-              <w:t>103÷5=20, 3</w:t>
+              <w:t>310÷7=44, 2</w:t>
             </w:r>
           </w:p>
         </w:tc>
@@ -657,7 +657,7 @@
                 <w:rFonts w:ascii="TimeNewRoman" w:hAnsi="TimeNewRoman"/>
                 <w:sz w:val="30"/>
               </w:rPr>
-              <w:t>490÷9=54, 4</w:t>
+              <w:t>672÷2=336, 0</w:t>
             </w:r>
           </w:p>
         </w:tc>
@@ -772,7 +772,7 @@
                 <w:rFonts w:ascii="TimeNewRoman" w:hAnsi="TimeNewRoman"/>
                 <w:sz w:val="30"/>
               </w:rPr>
-              <w:t>237÷3=79, 0</w:t>
+              <w:t>703÷3=234, 1</w:t>
             </w:r>
           </w:p>
         </w:tc>
@@ -789,7 +789,7 @@
                 <w:rFonts w:ascii="TimeNewRoman" w:hAnsi="TimeNewRoman"/>
                 <w:sz w:val="30"/>
               </w:rPr>
-              <w:t>137÷3=45, 2</w:t>
+              <w:t>735÷8=91, 7</w:t>
             </w:r>
           </w:p>
         </w:tc>
@@ -806,7 +806,7 @@
                 <w:rFonts w:ascii="TimeNewRoman" w:hAnsi="TimeNewRoman"/>
                 <w:sz w:val="30"/>
               </w:rPr>
-              <w:t>781÷9=86, 7</w:t>
+              <w:t>636÷9=70, 6</w:t>
             </w:r>
           </w:p>
         </w:tc>
@@ -823,7 +823,7 @@
                 <w:rFonts w:ascii="TimeNewRoman" w:hAnsi="TimeNewRoman"/>
                 <w:sz w:val="30"/>
               </w:rPr>
-              <w:t>991÷4=247, 3</w:t>
+              <w:t>719÷6=119, 5</w:t>
             </w:r>
           </w:p>
         </w:tc>
@@ -840,7 +840,7 @@
                 <w:rFonts w:ascii="TimeNewRoman" w:hAnsi="TimeNewRoman"/>
                 <w:sz w:val="30"/>
               </w:rPr>
-              <w:t>215÷3=71, 2</w:t>
+              <w:t>625÷4=156, 1</w:t>
             </w:r>
           </w:p>
         </w:tc>

--- a/answers-of-three-digit_number_divided_by_one-digit_number.docx
+++ b/answers-of-three-digit_number_divided_by_one-digit_number.docx
@@ -40,7 +40,7 @@
                 <w:rFonts w:ascii="TimeNewRoman" w:hAnsi="TimeNewRoman"/>
                 <w:sz w:val="30"/>
               </w:rPr>
-              <w:t>199÷5=39, 4</w:t>
+              <w:t>131÷7=18, 5</w:t>
             </w:r>
           </w:p>
         </w:tc>
@@ -57,7 +57,7 @@
                 <w:rFonts w:ascii="TimeNewRoman" w:hAnsi="TimeNewRoman"/>
                 <w:sz w:val="30"/>
               </w:rPr>
-              <w:t>472÷9=52, 4</w:t>
+              <w:t>221÷9=24, 5</w:t>
             </w:r>
           </w:p>
         </w:tc>
@@ -74,7 +74,7 @@
                 <w:rFonts w:ascii="TimeNewRoman" w:hAnsi="TimeNewRoman"/>
                 <w:sz w:val="30"/>
               </w:rPr>
-              <w:t>791÷5=158, 1</w:t>
+              <w:t>251÷7=35, 6</w:t>
             </w:r>
           </w:p>
         </w:tc>
@@ -91,7 +91,7 @@
                 <w:rFonts w:ascii="TimeNewRoman" w:hAnsi="TimeNewRoman"/>
                 <w:sz w:val="30"/>
               </w:rPr>
-              <w:t>593÷3=197, 2</w:t>
+              <w:t>739÷6=123, 1</w:t>
             </w:r>
           </w:p>
         </w:tc>
@@ -108,7 +108,7 @@
                 <w:rFonts w:ascii="TimeNewRoman" w:hAnsi="TimeNewRoman"/>
                 <w:sz w:val="30"/>
               </w:rPr>
-              <w:t>257÷3=85, 2</w:t>
+              <w:t>272÷7=38, 6</w:t>
             </w:r>
           </w:p>
         </w:tc>
@@ -223,7 +223,7 @@
                 <w:rFonts w:ascii="TimeNewRoman" w:hAnsi="TimeNewRoman"/>
                 <w:sz w:val="30"/>
               </w:rPr>
-              <w:t>126÷2=63, 0</w:t>
+              <w:t>173÷4=43, 1</w:t>
             </w:r>
           </w:p>
         </w:tc>
@@ -240,7 +240,7 @@
                 <w:rFonts w:ascii="TimeNewRoman" w:hAnsi="TimeNewRoman"/>
                 <w:sz w:val="30"/>
               </w:rPr>
-              <w:t>551÷3=183, 2</w:t>
+              <w:t>811÷4=202, 3</w:t>
             </w:r>
           </w:p>
         </w:tc>
@@ -257,7 +257,7 @@
                 <w:rFonts w:ascii="TimeNewRoman" w:hAnsi="TimeNewRoman"/>
                 <w:sz w:val="30"/>
               </w:rPr>
-              <w:t>504÷5=100, 4</w:t>
+              <w:t>897÷8=112, 1</w:t>
             </w:r>
           </w:p>
         </w:tc>
@@ -274,7 +274,7 @@
                 <w:rFonts w:ascii="TimeNewRoman" w:hAnsi="TimeNewRoman"/>
                 <w:sz w:val="30"/>
               </w:rPr>
-              <w:t>161÷4=40, 1</w:t>
+              <w:t>351÷6=58, 3</w:t>
             </w:r>
           </w:p>
         </w:tc>
@@ -291,7 +291,7 @@
                 <w:rFonts w:ascii="TimeNewRoman" w:hAnsi="TimeNewRoman"/>
                 <w:sz w:val="30"/>
               </w:rPr>
-              <w:t>733÷4=183, 1</w:t>
+              <w:t>780÷8=97, 4</w:t>
             </w:r>
           </w:p>
         </w:tc>
@@ -406,7 +406,7 @@
                 <w:rFonts w:ascii="TimeNewRoman" w:hAnsi="TimeNewRoman"/>
                 <w:sz w:val="30"/>
               </w:rPr>
-              <w:t>348÷9=38, 6</w:t>
+              <w:t>423÷3=141, 0</w:t>
             </w:r>
           </w:p>
         </w:tc>
@@ -423,7 +423,7 @@
                 <w:rFonts w:ascii="TimeNewRoman" w:hAnsi="TimeNewRoman"/>
                 <w:sz w:val="30"/>
               </w:rPr>
-              <w:t>286÷7=40, 6</w:t>
+              <w:t>843÷8=105, 3</w:t>
             </w:r>
           </w:p>
         </w:tc>
@@ -440,7 +440,7 @@
                 <w:rFonts w:ascii="TimeNewRoman" w:hAnsi="TimeNewRoman"/>
                 <w:sz w:val="30"/>
               </w:rPr>
-              <w:t>968÷4=242, 0</w:t>
+              <w:t>861÷7=123, 0</w:t>
             </w:r>
           </w:p>
         </w:tc>
@@ -457,7 +457,7 @@
                 <w:rFonts w:ascii="TimeNewRoman" w:hAnsi="TimeNewRoman"/>
                 <w:sz w:val="30"/>
               </w:rPr>
-              <w:t>536÷9=59, 5</w:t>
+              <w:t>290÷3=96, 2</w:t>
             </w:r>
           </w:p>
         </w:tc>
@@ -474,7 +474,7 @@
                 <w:rFonts w:ascii="TimeNewRoman" w:hAnsi="TimeNewRoman"/>
                 <w:sz w:val="30"/>
               </w:rPr>
-              <w:t>101÷3=33, 2</w:t>
+              <w:t>541÷3=180, 1</w:t>
             </w:r>
           </w:p>
         </w:tc>
@@ -589,7 +589,7 @@
                 <w:rFonts w:ascii="TimeNewRoman" w:hAnsi="TimeNewRoman"/>
                 <w:sz w:val="30"/>
               </w:rPr>
-              <w:t>338÷4=84, 2</w:t>
+              <w:t>366÷8=45, 6</w:t>
             </w:r>
           </w:p>
         </w:tc>
@@ -606,7 +606,7 @@
                 <w:rFonts w:ascii="TimeNewRoman" w:hAnsi="TimeNewRoman"/>
                 <w:sz w:val="30"/>
               </w:rPr>
-              <w:t>994÷8=124, 2</w:t>
+              <w:t>207÷5=41, 2</w:t>
             </w:r>
           </w:p>
         </w:tc>
@@ -623,7 +623,7 @@
                 <w:rFonts w:ascii="TimeNewRoman" w:hAnsi="TimeNewRoman"/>
                 <w:sz w:val="30"/>
               </w:rPr>
-              <w:t>102÷5=20, 2</w:t>
+              <w:t>991÷2=495, 1</w:t>
             </w:r>
           </w:p>
         </w:tc>
@@ -640,7 +640,7 @@
                 <w:rFonts w:ascii="TimeNewRoman" w:hAnsi="TimeNewRoman"/>
                 <w:sz w:val="30"/>
               </w:rPr>
-              <w:t>310÷7=44, 2</w:t>
+              <w:t>378÷9=42, 0</w:t>
             </w:r>
           </w:p>
         </w:tc>
@@ -657,7 +657,7 @@
                 <w:rFonts w:ascii="TimeNewRoman" w:hAnsi="TimeNewRoman"/>
                 <w:sz w:val="30"/>
               </w:rPr>
-              <w:t>672÷2=336, 0</w:t>
+              <w:t>190÷8=23, 6</w:t>
             </w:r>
           </w:p>
         </w:tc>
@@ -772,7 +772,7 @@
                 <w:rFonts w:ascii="TimeNewRoman" w:hAnsi="TimeNewRoman"/>
                 <w:sz w:val="30"/>
               </w:rPr>
-              <w:t>703÷3=234, 1</w:t>
+              <w:t>288÷8=36, 0</w:t>
             </w:r>
           </w:p>
         </w:tc>
@@ -789,7 +789,7 @@
                 <w:rFonts w:ascii="TimeNewRoman" w:hAnsi="TimeNewRoman"/>
                 <w:sz w:val="30"/>
               </w:rPr>
-              <w:t>735÷8=91, 7</w:t>
+              <w:t>995÷3=331, 2</w:t>
             </w:r>
           </w:p>
         </w:tc>
@@ -806,7 +806,7 @@
                 <w:rFonts w:ascii="TimeNewRoman" w:hAnsi="TimeNewRoman"/>
                 <w:sz w:val="30"/>
               </w:rPr>
-              <w:t>636÷9=70, 6</w:t>
+              <w:t>389÷5=77, 4</w:t>
             </w:r>
           </w:p>
         </w:tc>
@@ -823,7 +823,7 @@
                 <w:rFonts w:ascii="TimeNewRoman" w:hAnsi="TimeNewRoman"/>
                 <w:sz w:val="30"/>
               </w:rPr>
-              <w:t>719÷6=119, 5</w:t>
+              <w:t>359÷7=51, 2</w:t>
             </w:r>
           </w:p>
         </w:tc>
@@ -840,7 +840,7 @@
                 <w:rFonts w:ascii="TimeNewRoman" w:hAnsi="TimeNewRoman"/>
                 <w:sz w:val="30"/>
               </w:rPr>
-              <w:t>625÷4=156, 1</w:t>
+              <w:t>996÷3=332, 0</w:t>
             </w:r>
           </w:p>
         </w:tc>

--- a/answers-of-three-digit_number_divided_by_one-digit_number.docx
+++ b/answers-of-three-digit_number_divided_by_one-digit_number.docx
@@ -11,7 +11,7 @@
           <w:rFonts w:ascii="Arial" w:hAnsi="Arial"/>
           <w:sz w:val="30"/>
         </w:rPr>
-        <w:t>2026-10-24 Saturday</w:t>
+        <w:t>2026-10-25 Sunday</w:t>
       </w:r>
     </w:p>
     <w:tbl>
@@ -40,7 +40,7 @@
                 <w:rFonts w:ascii="TimeNewRoman" w:hAnsi="TimeNewRoman"/>
                 <w:sz w:val="30"/>
               </w:rPr>
-              <w:t>131÷7=18, 5</w:t>
+              <w:t>388÷5=77, 3</w:t>
             </w:r>
           </w:p>
         </w:tc>
@@ -57,7 +57,7 @@
                 <w:rFonts w:ascii="TimeNewRoman" w:hAnsi="TimeNewRoman"/>
                 <w:sz w:val="30"/>
               </w:rPr>
-              <w:t>221÷9=24, 5</w:t>
+              <w:t>206÷9=22, 8</w:t>
             </w:r>
           </w:p>
         </w:tc>
@@ -74,7 +74,7 @@
                 <w:rFonts w:ascii="TimeNewRoman" w:hAnsi="TimeNewRoman"/>
                 <w:sz w:val="30"/>
               </w:rPr>
-              <w:t>251÷7=35, 6</w:t>
+              <w:t>202÷7=28, 6</w:t>
             </w:r>
           </w:p>
         </w:tc>
@@ -91,7 +91,7 @@
                 <w:rFonts w:ascii="TimeNewRoman" w:hAnsi="TimeNewRoman"/>
                 <w:sz w:val="30"/>
               </w:rPr>
-              <w:t>739÷6=123, 1</w:t>
+              <w:t>190÷7=27, 1</w:t>
             </w:r>
           </w:p>
         </w:tc>
@@ -108,7 +108,7 @@
                 <w:rFonts w:ascii="TimeNewRoman" w:hAnsi="TimeNewRoman"/>
                 <w:sz w:val="30"/>
               </w:rPr>
-              <w:t>272÷7=38, 6</w:t>
+              <w:t>117÷2=58, 1</w:t>
             </w:r>
           </w:p>
         </w:tc>
@@ -223,7 +223,7 @@
                 <w:rFonts w:ascii="TimeNewRoman" w:hAnsi="TimeNewRoman"/>
                 <w:sz w:val="30"/>
               </w:rPr>
-              <w:t>173÷4=43, 1</w:t>
+              <w:t>829÷6=138, 1</w:t>
             </w:r>
           </w:p>
         </w:tc>
@@ -240,7 +240,7 @@
                 <w:rFonts w:ascii="TimeNewRoman" w:hAnsi="TimeNewRoman"/>
                 <w:sz w:val="30"/>
               </w:rPr>
-              <w:t>811÷4=202, 3</w:t>
+              <w:t>951÷3=317, 0</w:t>
             </w:r>
           </w:p>
         </w:tc>
@@ -257,7 +257,7 @@
                 <w:rFonts w:ascii="TimeNewRoman" w:hAnsi="TimeNewRoman"/>
                 <w:sz w:val="30"/>
               </w:rPr>
-              <w:t>897÷8=112, 1</w:t>
+              <w:t>952÷5=190, 2</w:t>
             </w:r>
           </w:p>
         </w:tc>
@@ -274,7 +274,7 @@
                 <w:rFonts w:ascii="TimeNewRoman" w:hAnsi="TimeNewRoman"/>
                 <w:sz w:val="30"/>
               </w:rPr>
-              <w:t>351÷6=58, 3</w:t>
+              <w:t>337÷8=42, 1</w:t>
             </w:r>
           </w:p>
         </w:tc>
@@ -291,7 +291,7 @@
                 <w:rFonts w:ascii="TimeNewRoman" w:hAnsi="TimeNewRoman"/>
                 <w:sz w:val="30"/>
               </w:rPr>
-              <w:t>780÷8=97, 4</w:t>
+              <w:t>810÷5=162, 0</w:t>
             </w:r>
           </w:p>
         </w:tc>
@@ -406,7 +406,7 @@
                 <w:rFonts w:ascii="TimeNewRoman" w:hAnsi="TimeNewRoman"/>
                 <w:sz w:val="30"/>
               </w:rPr>
-              <w:t>423÷3=141, 0</w:t>
+              <w:t>412÷7=58, 6</w:t>
             </w:r>
           </w:p>
         </w:tc>
@@ -423,7 +423,7 @@
                 <w:rFonts w:ascii="TimeNewRoman" w:hAnsi="TimeNewRoman"/>
                 <w:sz w:val="30"/>
               </w:rPr>
-              <w:t>843÷8=105, 3</w:t>
+              <w:t>435÷4=108, 3</w:t>
             </w:r>
           </w:p>
         </w:tc>
@@ -440,7 +440,7 @@
                 <w:rFonts w:ascii="TimeNewRoman" w:hAnsi="TimeNewRoman"/>
                 <w:sz w:val="30"/>
               </w:rPr>
-              <w:t>861÷7=123, 0</w:t>
+              <w:t>950÷3=316, 2</w:t>
             </w:r>
           </w:p>
         </w:tc>
@@ -457,7 +457,7 @@
                 <w:rFonts w:ascii="TimeNewRoman" w:hAnsi="TimeNewRoman"/>
                 <w:sz w:val="30"/>
               </w:rPr>
-              <w:t>290÷3=96, 2</w:t>
+              <w:t>901÷2=450, 1</w:t>
             </w:r>
           </w:p>
         </w:tc>
@@ -474,7 +474,7 @@
                 <w:rFonts w:ascii="TimeNewRoman" w:hAnsi="TimeNewRoman"/>
                 <w:sz w:val="30"/>
               </w:rPr>
-              <w:t>541÷3=180, 1</w:t>
+              <w:t>712÷7=101, 5</w:t>
             </w:r>
           </w:p>
         </w:tc>
@@ -589,7 +589,7 @@
                 <w:rFonts w:ascii="TimeNewRoman" w:hAnsi="TimeNewRoman"/>
                 <w:sz w:val="30"/>
               </w:rPr>
-              <w:t>366÷8=45, 6</w:t>
+              <w:t>467÷9=51, 8</w:t>
             </w:r>
           </w:p>
         </w:tc>
@@ -606,7 +606,7 @@
                 <w:rFonts w:ascii="TimeNewRoman" w:hAnsi="TimeNewRoman"/>
                 <w:sz w:val="30"/>
               </w:rPr>
-              <w:t>207÷5=41, 2</w:t>
+              <w:t>868÷5=173, 3</w:t>
             </w:r>
           </w:p>
         </w:tc>
@@ -623,7 +623,7 @@
                 <w:rFonts w:ascii="TimeNewRoman" w:hAnsi="TimeNewRoman"/>
                 <w:sz w:val="30"/>
               </w:rPr>
-              <w:t>991÷2=495, 1</w:t>
+              <w:t>433÷8=54, 1</w:t>
             </w:r>
           </w:p>
         </w:tc>
@@ -640,7 +640,7 @@
                 <w:rFonts w:ascii="TimeNewRoman" w:hAnsi="TimeNewRoman"/>
                 <w:sz w:val="30"/>
               </w:rPr>
-              <w:t>378÷9=42, 0</w:t>
+              <w:t>305÷2=152, 1</w:t>
             </w:r>
           </w:p>
         </w:tc>
@@ -657,7 +657,7 @@
                 <w:rFonts w:ascii="TimeNewRoman" w:hAnsi="TimeNewRoman"/>
                 <w:sz w:val="30"/>
               </w:rPr>
-              <w:t>190÷8=23, 6</w:t>
+              <w:t>773÷6=128, 5</w:t>
             </w:r>
           </w:p>
         </w:tc>
@@ -772,7 +772,7 @@
                 <w:rFonts w:ascii="TimeNewRoman" w:hAnsi="TimeNewRoman"/>
                 <w:sz w:val="30"/>
               </w:rPr>
-              <w:t>288÷8=36, 0</w:t>
+              <w:t>984÷8=123, 0</w:t>
             </w:r>
           </w:p>
         </w:tc>
@@ -789,7 +789,7 @@
                 <w:rFonts w:ascii="TimeNewRoman" w:hAnsi="TimeNewRoman"/>
                 <w:sz w:val="30"/>
               </w:rPr>
-              <w:t>995÷3=331, 2</w:t>
+              <w:t>301÷2=150, 1</w:t>
             </w:r>
           </w:p>
         </w:tc>
@@ -806,7 +806,7 @@
                 <w:rFonts w:ascii="TimeNewRoman" w:hAnsi="TimeNewRoman"/>
                 <w:sz w:val="30"/>
               </w:rPr>
-              <w:t>389÷5=77, 4</w:t>
+              <w:t>825÷9=91, 6</w:t>
             </w:r>
           </w:p>
         </w:tc>
@@ -823,7 +823,7 @@
                 <w:rFonts w:ascii="TimeNewRoman" w:hAnsi="TimeNewRoman"/>
                 <w:sz w:val="30"/>
               </w:rPr>
-              <w:t>359÷7=51, 2</w:t>
+              <w:t>971÷7=138, 5</w:t>
             </w:r>
           </w:p>
         </w:tc>
@@ -840,7 +840,7 @@
                 <w:rFonts w:ascii="TimeNewRoman" w:hAnsi="TimeNewRoman"/>
                 <w:sz w:val="30"/>
               </w:rPr>
-              <w:t>996÷3=332, 0</w:t>
+              <w:t>862÷8=107, 6</w:t>
             </w:r>
           </w:p>
         </w:tc>

--- a/answers-of-three-digit_number_divided_by_one-digit_number.docx
+++ b/answers-of-three-digit_number_divided_by_one-digit_number.docx
@@ -40,7 +40,7 @@
                 <w:rFonts w:ascii="TimeNewRoman" w:hAnsi="TimeNewRoman"/>
                 <w:sz w:val="30"/>
               </w:rPr>
-              <w:t>388÷5=77, 3</w:t>
+              <w:t>311÷3=103, 2</w:t>
             </w:r>
           </w:p>
         </w:tc>
@@ -57,7 +57,7 @@
                 <w:rFonts w:ascii="TimeNewRoman" w:hAnsi="TimeNewRoman"/>
                 <w:sz w:val="30"/>
               </w:rPr>
-              <w:t>206÷9=22, 8</w:t>
+              <w:t>920÷6=153, 2</w:t>
             </w:r>
           </w:p>
         </w:tc>
@@ -74,7 +74,7 @@
                 <w:rFonts w:ascii="TimeNewRoman" w:hAnsi="TimeNewRoman"/>
                 <w:sz w:val="30"/>
               </w:rPr>
-              <w:t>202÷7=28, 6</w:t>
+              <w:t>976÷2=488, 0</w:t>
             </w:r>
           </w:p>
         </w:tc>
@@ -91,7 +91,7 @@
                 <w:rFonts w:ascii="TimeNewRoman" w:hAnsi="TimeNewRoman"/>
                 <w:sz w:val="30"/>
               </w:rPr>
-              <w:t>190÷7=27, 1</w:t>
+              <w:t>141÷4=35, 1</w:t>
             </w:r>
           </w:p>
         </w:tc>
@@ -108,7 +108,7 @@
                 <w:rFonts w:ascii="TimeNewRoman" w:hAnsi="TimeNewRoman"/>
                 <w:sz w:val="30"/>
               </w:rPr>
-              <w:t>117÷2=58, 1</w:t>
+              <w:t>311÷9=34, 5</w:t>
             </w:r>
           </w:p>
         </w:tc>
@@ -223,7 +223,7 @@
                 <w:rFonts w:ascii="TimeNewRoman" w:hAnsi="TimeNewRoman"/>
                 <w:sz w:val="30"/>
               </w:rPr>
-              <w:t>829÷6=138, 1</w:t>
+              <w:t>771÷3=257, 0</w:t>
             </w:r>
           </w:p>
         </w:tc>
@@ -240,7 +240,7 @@
                 <w:rFonts w:ascii="TimeNewRoman" w:hAnsi="TimeNewRoman"/>
                 <w:sz w:val="30"/>
               </w:rPr>
-              <w:t>951÷3=317, 0</w:t>
+              <w:t>879÷9=97, 6</w:t>
             </w:r>
           </w:p>
         </w:tc>
@@ -257,7 +257,7 @@
                 <w:rFonts w:ascii="TimeNewRoman" w:hAnsi="TimeNewRoman"/>
                 <w:sz w:val="30"/>
               </w:rPr>
-              <w:t>952÷5=190, 2</w:t>
+              <w:t>376÷4=94, 0</w:t>
             </w:r>
           </w:p>
         </w:tc>
@@ -274,7 +274,7 @@
                 <w:rFonts w:ascii="TimeNewRoman" w:hAnsi="TimeNewRoman"/>
                 <w:sz w:val="30"/>
               </w:rPr>
-              <w:t>337÷8=42, 1</w:t>
+              <w:t>278÷5=55, 3</w:t>
             </w:r>
           </w:p>
         </w:tc>
@@ -291,7 +291,7 @@
                 <w:rFonts w:ascii="TimeNewRoman" w:hAnsi="TimeNewRoman"/>
                 <w:sz w:val="30"/>
               </w:rPr>
-              <w:t>810÷5=162, 0</w:t>
+              <w:t>439÷9=48, 7</w:t>
             </w:r>
           </w:p>
         </w:tc>
@@ -406,7 +406,7 @@
                 <w:rFonts w:ascii="TimeNewRoman" w:hAnsi="TimeNewRoman"/>
                 <w:sz w:val="30"/>
               </w:rPr>
-              <w:t>412÷7=58, 6</w:t>
+              <w:t>322÷4=80, 2</w:t>
             </w:r>
           </w:p>
         </w:tc>
@@ -423,7 +423,7 @@
                 <w:rFonts w:ascii="TimeNewRoman" w:hAnsi="TimeNewRoman"/>
                 <w:sz w:val="30"/>
               </w:rPr>
-              <w:t>435÷4=108, 3</w:t>
+              <w:t>636÷5=127, 1</w:t>
             </w:r>
           </w:p>
         </w:tc>
@@ -440,7 +440,7 @@
                 <w:rFonts w:ascii="TimeNewRoman" w:hAnsi="TimeNewRoman"/>
                 <w:sz w:val="30"/>
               </w:rPr>
-              <w:t>950÷3=316, 2</w:t>
+              <w:t>695÷9=77, 2</w:t>
             </w:r>
           </w:p>
         </w:tc>
@@ -457,7 +457,7 @@
                 <w:rFonts w:ascii="TimeNewRoman" w:hAnsi="TimeNewRoman"/>
                 <w:sz w:val="30"/>
               </w:rPr>
-              <w:t>901÷2=450, 1</w:t>
+              <w:t>911÷2=455, 1</w:t>
             </w:r>
           </w:p>
         </w:tc>
@@ -474,7 +474,7 @@
                 <w:rFonts w:ascii="TimeNewRoman" w:hAnsi="TimeNewRoman"/>
                 <w:sz w:val="30"/>
               </w:rPr>
-              <w:t>712÷7=101, 5</w:t>
+              <w:t>173÷7=24, 5</w:t>
             </w:r>
           </w:p>
         </w:tc>
@@ -589,7 +589,7 @@
                 <w:rFonts w:ascii="TimeNewRoman" w:hAnsi="TimeNewRoman"/>
                 <w:sz w:val="30"/>
               </w:rPr>
-              <w:t>467÷9=51, 8</w:t>
+              <w:t>765÷9=85, 0</w:t>
             </w:r>
           </w:p>
         </w:tc>
@@ -606,7 +606,7 @@
                 <w:rFonts w:ascii="TimeNewRoman" w:hAnsi="TimeNewRoman"/>
                 <w:sz w:val="30"/>
               </w:rPr>
-              <w:t>868÷5=173, 3</w:t>
+              <w:t>235÷2=117, 1</w:t>
             </w:r>
           </w:p>
         </w:tc>
@@ -623,7 +623,7 @@
                 <w:rFonts w:ascii="TimeNewRoman" w:hAnsi="TimeNewRoman"/>
                 <w:sz w:val="30"/>
               </w:rPr>
-              <w:t>433÷8=54, 1</w:t>
+              <w:t>313÷8=39, 1</w:t>
             </w:r>
           </w:p>
         </w:tc>
@@ -640,7 +640,7 @@
                 <w:rFonts w:ascii="TimeNewRoman" w:hAnsi="TimeNewRoman"/>
                 <w:sz w:val="30"/>
               </w:rPr>
-              <w:t>305÷2=152, 1</w:t>
+              <w:t>823÷3=274, 1</w:t>
             </w:r>
           </w:p>
         </w:tc>
@@ -657,7 +657,7 @@
                 <w:rFonts w:ascii="TimeNewRoman" w:hAnsi="TimeNewRoman"/>
                 <w:sz w:val="30"/>
               </w:rPr>
-              <w:t>773÷6=128, 5</w:t>
+              <w:t>228÷8=28, 4</w:t>
             </w:r>
           </w:p>
         </w:tc>
@@ -772,7 +772,7 @@
                 <w:rFonts w:ascii="TimeNewRoman" w:hAnsi="TimeNewRoman"/>
                 <w:sz w:val="30"/>
               </w:rPr>
-              <w:t>984÷8=123, 0</w:t>
+              <w:t>654÷6=109, 0</w:t>
             </w:r>
           </w:p>
         </w:tc>
@@ -789,7 +789,7 @@
                 <w:rFonts w:ascii="TimeNewRoman" w:hAnsi="TimeNewRoman"/>
                 <w:sz w:val="30"/>
               </w:rPr>
-              <w:t>301÷2=150, 1</w:t>
+              <w:t>164÷8=20, 4</w:t>
             </w:r>
           </w:p>
         </w:tc>
@@ -806,7 +806,7 @@
                 <w:rFonts w:ascii="TimeNewRoman" w:hAnsi="TimeNewRoman"/>
                 <w:sz w:val="30"/>
               </w:rPr>
-              <w:t>825÷9=91, 6</w:t>
+              <w:t>109÷5=21, 4</w:t>
             </w:r>
           </w:p>
         </w:tc>
@@ -823,7 +823,7 @@
                 <w:rFonts w:ascii="TimeNewRoman" w:hAnsi="TimeNewRoman"/>
                 <w:sz w:val="30"/>
               </w:rPr>
-              <w:t>971÷7=138, 5</w:t>
+              <w:t>579÷3=193, 0</w:t>
             </w:r>
           </w:p>
         </w:tc>
@@ -840,7 +840,7 @@
                 <w:rFonts w:ascii="TimeNewRoman" w:hAnsi="TimeNewRoman"/>
                 <w:sz w:val="30"/>
               </w:rPr>
-              <w:t>862÷8=107, 6</w:t>
+              <w:t>524÷9=58, 2</w:t>
             </w:r>
           </w:p>
         </w:tc>

--- a/answers-of-three-digit_number_divided_by_one-digit_number.docx
+++ b/answers-of-three-digit_number_divided_by_one-digit_number.docx
@@ -11,7 +11,7 @@
           <w:rFonts w:ascii="Arial" w:hAnsi="Arial"/>
           <w:sz w:val="30"/>
         </w:rPr>
-        <w:t>2026-10-25 Sunday</w:t>
+        <w:t>2026-10-26 Monday</w:t>
       </w:r>
     </w:p>
     <w:tbl>
@@ -40,7 +40,7 @@
                 <w:rFonts w:ascii="TimeNewRoman" w:hAnsi="TimeNewRoman"/>
                 <w:sz w:val="30"/>
               </w:rPr>
-              <w:t>311÷3=103, 2</w:t>
+              <w:t>138÷5=27, 3</w:t>
             </w:r>
           </w:p>
         </w:tc>
@@ -57,7 +57,7 @@
                 <w:rFonts w:ascii="TimeNewRoman" w:hAnsi="TimeNewRoman"/>
                 <w:sz w:val="30"/>
               </w:rPr>
-              <w:t>920÷6=153, 2</w:t>
+              <w:t>488÷6=81, 2</w:t>
             </w:r>
           </w:p>
         </w:tc>
@@ -74,7 +74,7 @@
                 <w:rFonts w:ascii="TimeNewRoman" w:hAnsi="TimeNewRoman"/>
                 <w:sz w:val="30"/>
               </w:rPr>
-              <w:t>976÷2=488, 0</w:t>
+              <w:t>626÷9=69, 5</w:t>
             </w:r>
           </w:p>
         </w:tc>
@@ -91,7 +91,7 @@
                 <w:rFonts w:ascii="TimeNewRoman" w:hAnsi="TimeNewRoman"/>
                 <w:sz w:val="30"/>
               </w:rPr>
-              <w:t>141÷4=35, 1</w:t>
+              <w:t>571÷3=190, 1</w:t>
             </w:r>
           </w:p>
         </w:tc>
@@ -108,7 +108,7 @@
                 <w:rFonts w:ascii="TimeNewRoman" w:hAnsi="TimeNewRoman"/>
                 <w:sz w:val="30"/>
               </w:rPr>
-              <w:t>311÷9=34, 5</w:t>
+              <w:t>983÷8=122, 7</w:t>
             </w:r>
           </w:p>
         </w:tc>
@@ -223,7 +223,7 @@
                 <w:rFonts w:ascii="TimeNewRoman" w:hAnsi="TimeNewRoman"/>
                 <w:sz w:val="30"/>
               </w:rPr>
-              <w:t>771÷3=257, 0</w:t>
+              <w:t>150÷2=75, 0</w:t>
             </w:r>
           </w:p>
         </w:tc>
@@ -240,7 +240,7 @@
                 <w:rFonts w:ascii="TimeNewRoman" w:hAnsi="TimeNewRoman"/>
                 <w:sz w:val="30"/>
               </w:rPr>
-              <w:t>879÷9=97, 6</w:t>
+              <w:t>322÷8=40, 2</w:t>
             </w:r>
           </w:p>
         </w:tc>
@@ -257,7 +257,7 @@
                 <w:rFonts w:ascii="TimeNewRoman" w:hAnsi="TimeNewRoman"/>
                 <w:sz w:val="30"/>
               </w:rPr>
-              <w:t>376÷4=94, 0</w:t>
+              <w:t>471÷3=157, 0</w:t>
             </w:r>
           </w:p>
         </w:tc>
@@ -274,7 +274,7 @@
                 <w:rFonts w:ascii="TimeNewRoman" w:hAnsi="TimeNewRoman"/>
                 <w:sz w:val="30"/>
               </w:rPr>
-              <w:t>278÷5=55, 3</w:t>
+              <w:t>695÷5=139, 0</w:t>
             </w:r>
           </w:p>
         </w:tc>
@@ -291,7 +291,7 @@
                 <w:rFonts w:ascii="TimeNewRoman" w:hAnsi="TimeNewRoman"/>
                 <w:sz w:val="30"/>
               </w:rPr>
-              <w:t>439÷9=48, 7</w:t>
+              <w:t>403÷5=80, 3</w:t>
             </w:r>
           </w:p>
         </w:tc>
@@ -406,7 +406,7 @@
                 <w:rFonts w:ascii="TimeNewRoman" w:hAnsi="TimeNewRoman"/>
                 <w:sz w:val="30"/>
               </w:rPr>
-              <w:t>322÷4=80, 2</w:t>
+              <w:t>201÷3=67, 0</w:t>
             </w:r>
           </w:p>
         </w:tc>
@@ -423,7 +423,7 @@
                 <w:rFonts w:ascii="TimeNewRoman" w:hAnsi="TimeNewRoman"/>
                 <w:sz w:val="30"/>
               </w:rPr>
-              <w:t>636÷5=127, 1</w:t>
+              <w:t>477÷8=59, 5</w:t>
             </w:r>
           </w:p>
         </w:tc>
@@ -440,7 +440,7 @@
                 <w:rFonts w:ascii="TimeNewRoman" w:hAnsi="TimeNewRoman"/>
                 <w:sz w:val="30"/>
               </w:rPr>
-              <w:t>695÷9=77, 2</w:t>
+              <w:t>461÷9=51, 2</w:t>
             </w:r>
           </w:p>
         </w:tc>
@@ -457,7 +457,7 @@
                 <w:rFonts w:ascii="TimeNewRoman" w:hAnsi="TimeNewRoman"/>
                 <w:sz w:val="30"/>
               </w:rPr>
-              <w:t>911÷2=455, 1</w:t>
+              <w:t>621÷2=310, 1</w:t>
             </w:r>
           </w:p>
         </w:tc>
@@ -474,7 +474,7 @@
                 <w:rFonts w:ascii="TimeNewRoman" w:hAnsi="TimeNewRoman"/>
                 <w:sz w:val="30"/>
               </w:rPr>
-              <w:t>173÷7=24, 5</w:t>
+              <w:t>395÷2=197, 1</w:t>
             </w:r>
           </w:p>
         </w:tc>
@@ -589,7 +589,7 @@
                 <w:rFonts w:ascii="TimeNewRoman" w:hAnsi="TimeNewRoman"/>
                 <w:sz w:val="30"/>
               </w:rPr>
-              <w:t>765÷9=85, 0</w:t>
+              <w:t>914÷3=304, 2</w:t>
             </w:r>
           </w:p>
         </w:tc>
@@ -606,7 +606,7 @@
                 <w:rFonts w:ascii="TimeNewRoman" w:hAnsi="TimeNewRoman"/>
                 <w:sz w:val="30"/>
               </w:rPr>
-              <w:t>235÷2=117, 1</w:t>
+              <w:t>614÷9=68, 2</w:t>
             </w:r>
           </w:p>
         </w:tc>
@@ -623,7 +623,7 @@
                 <w:rFonts w:ascii="TimeNewRoman" w:hAnsi="TimeNewRoman"/>
                 <w:sz w:val="30"/>
               </w:rPr>
-              <w:t>313÷8=39, 1</w:t>
+              <w:t>477÷9=53, 0</w:t>
             </w:r>
           </w:p>
         </w:tc>
@@ -640,7 +640,7 @@
                 <w:rFonts w:ascii="TimeNewRoman" w:hAnsi="TimeNewRoman"/>
                 <w:sz w:val="30"/>
               </w:rPr>
-              <w:t>823÷3=274, 1</w:t>
+              <w:t>395÷6=65, 5</w:t>
             </w:r>
           </w:p>
         </w:tc>
@@ -657,7 +657,7 @@
                 <w:rFonts w:ascii="TimeNewRoman" w:hAnsi="TimeNewRoman"/>
                 <w:sz w:val="30"/>
               </w:rPr>
-              <w:t>228÷8=28, 4</w:t>
+              <w:t>931÷8=116, 3</w:t>
             </w:r>
           </w:p>
         </w:tc>
@@ -772,7 +772,7 @@
                 <w:rFonts w:ascii="TimeNewRoman" w:hAnsi="TimeNewRoman"/>
                 <w:sz w:val="30"/>
               </w:rPr>
-              <w:t>654÷6=109, 0</w:t>
+              <w:t>321÷2=160, 1</w:t>
             </w:r>
           </w:p>
         </w:tc>
@@ -789,7 +789,7 @@
                 <w:rFonts w:ascii="TimeNewRoman" w:hAnsi="TimeNewRoman"/>
                 <w:sz w:val="30"/>
               </w:rPr>
-              <w:t>164÷8=20, 4</w:t>
+              <w:t>701÷4=175, 1</w:t>
             </w:r>
           </w:p>
         </w:tc>
@@ -806,7 +806,7 @@
                 <w:rFonts w:ascii="TimeNewRoman" w:hAnsi="TimeNewRoman"/>
                 <w:sz w:val="30"/>
               </w:rPr>
-              <w:t>109÷5=21, 4</w:t>
+              <w:t>273÷6=45, 3</w:t>
             </w:r>
           </w:p>
         </w:tc>
@@ -823,7 +823,7 @@
                 <w:rFonts w:ascii="TimeNewRoman" w:hAnsi="TimeNewRoman"/>
                 <w:sz w:val="30"/>
               </w:rPr>
-              <w:t>579÷3=193, 0</w:t>
+              <w:t>115÷8=14, 3</w:t>
             </w:r>
           </w:p>
         </w:tc>
@@ -840,7 +840,7 @@
                 <w:rFonts w:ascii="TimeNewRoman" w:hAnsi="TimeNewRoman"/>
                 <w:sz w:val="30"/>
               </w:rPr>
-              <w:t>524÷9=58, 2</w:t>
+              <w:t>118÷4=29, 2</w:t>
             </w:r>
           </w:p>
         </w:tc>

--- a/answers-of-three-digit_number_divided_by_one-digit_number.docx
+++ b/answers-of-three-digit_number_divided_by_one-digit_number.docx
@@ -40,7 +40,7 @@
                 <w:rFonts w:ascii="TimeNewRoman" w:hAnsi="TimeNewRoman"/>
                 <w:sz w:val="30"/>
               </w:rPr>
-              <w:t>138÷5=27, 3</w:t>
+              <w:t>563÷2=281, 1</w:t>
             </w:r>
           </w:p>
         </w:tc>
@@ -57,7 +57,7 @@
                 <w:rFonts w:ascii="TimeNewRoman" w:hAnsi="TimeNewRoman"/>
                 <w:sz w:val="30"/>
               </w:rPr>
-              <w:t>488÷6=81, 2</w:t>
+              <w:t>456÷2=228, 0</w:t>
             </w:r>
           </w:p>
         </w:tc>
@@ -74,7 +74,7 @@
                 <w:rFonts w:ascii="TimeNewRoman" w:hAnsi="TimeNewRoman"/>
                 <w:sz w:val="30"/>
               </w:rPr>
-              <w:t>626÷9=69, 5</w:t>
+              <w:t>472÷9=52, 4</w:t>
             </w:r>
           </w:p>
         </w:tc>
@@ -91,7 +91,7 @@
                 <w:rFonts w:ascii="TimeNewRoman" w:hAnsi="TimeNewRoman"/>
                 <w:sz w:val="30"/>
               </w:rPr>
-              <w:t>571÷3=190, 1</w:t>
+              <w:t>692÷7=98, 6</w:t>
             </w:r>
           </w:p>
         </w:tc>
@@ -108,7 +108,7 @@
                 <w:rFonts w:ascii="TimeNewRoman" w:hAnsi="TimeNewRoman"/>
                 <w:sz w:val="30"/>
               </w:rPr>
-              <w:t>983÷8=122, 7</w:t>
+              <w:t>749÷7=107, 0</w:t>
             </w:r>
           </w:p>
         </w:tc>
@@ -223,7 +223,7 @@
                 <w:rFonts w:ascii="TimeNewRoman" w:hAnsi="TimeNewRoman"/>
                 <w:sz w:val="30"/>
               </w:rPr>
-              <w:t>150÷2=75, 0</w:t>
+              <w:t>121÷2=60, 1</w:t>
             </w:r>
           </w:p>
         </w:tc>
@@ -240,7 +240,7 @@
                 <w:rFonts w:ascii="TimeNewRoman" w:hAnsi="TimeNewRoman"/>
                 <w:sz w:val="30"/>
               </w:rPr>
-              <w:t>322÷8=40, 2</w:t>
+              <w:t>393÷6=65, 3</w:t>
             </w:r>
           </w:p>
         </w:tc>
@@ -257,7 +257,7 @@
                 <w:rFonts w:ascii="TimeNewRoman" w:hAnsi="TimeNewRoman"/>
                 <w:sz w:val="30"/>
               </w:rPr>
-              <w:t>471÷3=157, 0</w:t>
+              <w:t>898÷3=299, 1</w:t>
             </w:r>
           </w:p>
         </w:tc>
@@ -274,7 +274,7 @@
                 <w:rFonts w:ascii="TimeNewRoman" w:hAnsi="TimeNewRoman"/>
                 <w:sz w:val="30"/>
               </w:rPr>
-              <w:t>695÷5=139, 0</w:t>
+              <w:t>141÷9=15, 6</w:t>
             </w:r>
           </w:p>
         </w:tc>
@@ -291,7 +291,7 @@
                 <w:rFonts w:ascii="TimeNewRoman" w:hAnsi="TimeNewRoman"/>
                 <w:sz w:val="30"/>
               </w:rPr>
-              <w:t>403÷5=80, 3</w:t>
+              <w:t>139÷9=15, 4</w:t>
             </w:r>
           </w:p>
         </w:tc>
@@ -406,7 +406,7 @@
                 <w:rFonts w:ascii="TimeNewRoman" w:hAnsi="TimeNewRoman"/>
                 <w:sz w:val="30"/>
               </w:rPr>
-              <w:t>201÷3=67, 0</w:t>
+              <w:t>871÷5=174, 1</w:t>
             </w:r>
           </w:p>
         </w:tc>
@@ -423,7 +423,7 @@
                 <w:rFonts w:ascii="TimeNewRoman" w:hAnsi="TimeNewRoman"/>
                 <w:sz w:val="30"/>
               </w:rPr>
-              <w:t>477÷8=59, 5</w:t>
+              <w:t>219÷4=54, 3</w:t>
             </w:r>
           </w:p>
         </w:tc>
@@ -440,7 +440,7 @@
                 <w:rFonts w:ascii="TimeNewRoman" w:hAnsi="TimeNewRoman"/>
                 <w:sz w:val="30"/>
               </w:rPr>
-              <w:t>461÷9=51, 2</w:t>
+              <w:t>221÷2=110, 1</w:t>
             </w:r>
           </w:p>
         </w:tc>
@@ -457,7 +457,7 @@
                 <w:rFonts w:ascii="TimeNewRoman" w:hAnsi="TimeNewRoman"/>
                 <w:sz w:val="30"/>
               </w:rPr>
-              <w:t>621÷2=310, 1</w:t>
+              <w:t>644÷6=107, 2</w:t>
             </w:r>
           </w:p>
         </w:tc>
@@ -474,7 +474,7 @@
                 <w:rFonts w:ascii="TimeNewRoman" w:hAnsi="TimeNewRoman"/>
                 <w:sz w:val="30"/>
               </w:rPr>
-              <w:t>395÷2=197, 1</w:t>
+              <w:t>514÷7=73, 3</w:t>
             </w:r>
           </w:p>
         </w:tc>
@@ -589,7 +589,7 @@
                 <w:rFonts w:ascii="TimeNewRoman" w:hAnsi="TimeNewRoman"/>
                 <w:sz w:val="30"/>
               </w:rPr>
-              <w:t>914÷3=304, 2</w:t>
+              <w:t>217÷4=54, 1</w:t>
             </w:r>
           </w:p>
         </w:tc>
@@ -606,7 +606,7 @@
                 <w:rFonts w:ascii="TimeNewRoman" w:hAnsi="TimeNewRoman"/>
                 <w:sz w:val="30"/>
               </w:rPr>
-              <w:t>614÷9=68, 2</w:t>
+              <w:t>125÷3=41, 2</w:t>
             </w:r>
           </w:p>
         </w:tc>
@@ -623,7 +623,7 @@
                 <w:rFonts w:ascii="TimeNewRoman" w:hAnsi="TimeNewRoman"/>
                 <w:sz w:val="30"/>
               </w:rPr>
-              <w:t>477÷9=53, 0</w:t>
+              <w:t>160÷6=26, 4</w:t>
             </w:r>
           </w:p>
         </w:tc>
@@ -640,7 +640,7 @@
                 <w:rFonts w:ascii="TimeNewRoman" w:hAnsi="TimeNewRoman"/>
                 <w:sz w:val="30"/>
               </w:rPr>
-              <w:t>395÷6=65, 5</w:t>
+              <w:t>844÷5=168, 4</w:t>
             </w:r>
           </w:p>
         </w:tc>
@@ -657,7 +657,7 @@
                 <w:rFonts w:ascii="TimeNewRoman" w:hAnsi="TimeNewRoman"/>
                 <w:sz w:val="30"/>
               </w:rPr>
-              <w:t>931÷8=116, 3</w:t>
+              <w:t>457÷8=57, 1</w:t>
             </w:r>
           </w:p>
         </w:tc>
@@ -772,7 +772,7 @@
                 <w:rFonts w:ascii="TimeNewRoman" w:hAnsi="TimeNewRoman"/>
                 <w:sz w:val="30"/>
               </w:rPr>
-              <w:t>321÷2=160, 1</w:t>
+              <w:t>493÷8=61, 5</w:t>
             </w:r>
           </w:p>
         </w:tc>
@@ -789,7 +789,7 @@
                 <w:rFonts w:ascii="TimeNewRoman" w:hAnsi="TimeNewRoman"/>
                 <w:sz w:val="30"/>
               </w:rPr>
-              <w:t>701÷4=175, 1</w:t>
+              <w:t>220÷7=31, 3</w:t>
             </w:r>
           </w:p>
         </w:tc>
@@ -806,7 +806,7 @@
                 <w:rFonts w:ascii="TimeNewRoman" w:hAnsi="TimeNewRoman"/>
                 <w:sz w:val="30"/>
               </w:rPr>
-              <w:t>273÷6=45, 3</w:t>
+              <w:t>829÷2=414, 1</w:t>
             </w:r>
           </w:p>
         </w:tc>
@@ -823,7 +823,7 @@
                 <w:rFonts w:ascii="TimeNewRoman" w:hAnsi="TimeNewRoman"/>
                 <w:sz w:val="30"/>
               </w:rPr>
-              <w:t>115÷8=14, 3</w:t>
+              <w:t>801÷7=114, 3</w:t>
             </w:r>
           </w:p>
         </w:tc>
@@ -840,7 +840,7 @@
                 <w:rFonts w:ascii="TimeNewRoman" w:hAnsi="TimeNewRoman"/>
                 <w:sz w:val="30"/>
               </w:rPr>
-              <w:t>118÷4=29, 2</w:t>
+              <w:t>655÷2=327, 1</w:t>
             </w:r>
           </w:p>
         </w:tc>

--- a/answers-of-three-digit_number_divided_by_one-digit_number.docx
+++ b/answers-of-three-digit_number_divided_by_one-digit_number.docx
@@ -11,7 +11,7 @@
           <w:rFonts w:ascii="Arial" w:hAnsi="Arial"/>
           <w:sz w:val="30"/>
         </w:rPr>
-        <w:t>2026-10-26 Monday</w:t>
+        <w:t>2026-10-27 Tuesday</w:t>
       </w:r>
     </w:p>
     <w:tbl>
@@ -40,7 +40,7 @@
                 <w:rFonts w:ascii="TimeNewRoman" w:hAnsi="TimeNewRoman"/>
                 <w:sz w:val="30"/>
               </w:rPr>
-              <w:t>563÷2=281, 1</w:t>
+              <w:t>317÷8=39, 5</w:t>
             </w:r>
           </w:p>
         </w:tc>
@@ -57,7 +57,7 @@
                 <w:rFonts w:ascii="TimeNewRoman" w:hAnsi="TimeNewRoman"/>
                 <w:sz w:val="30"/>
               </w:rPr>
-              <w:t>456÷2=228, 0</w:t>
+              <w:t>229÷8=28, 5</w:t>
             </w:r>
           </w:p>
         </w:tc>
@@ -74,7 +74,7 @@
                 <w:rFonts w:ascii="TimeNewRoman" w:hAnsi="TimeNewRoman"/>
                 <w:sz w:val="30"/>
               </w:rPr>
-              <w:t>472÷9=52, 4</w:t>
+              <w:t>628÷4=157, 0</w:t>
             </w:r>
           </w:p>
         </w:tc>
@@ -91,7 +91,7 @@
                 <w:rFonts w:ascii="TimeNewRoman" w:hAnsi="TimeNewRoman"/>
                 <w:sz w:val="30"/>
               </w:rPr>
-              <w:t>692÷7=98, 6</w:t>
+              <w:t>217÷3=72, 1</w:t>
             </w:r>
           </w:p>
         </w:tc>
@@ -108,7 +108,7 @@
                 <w:rFonts w:ascii="TimeNewRoman" w:hAnsi="TimeNewRoman"/>
                 <w:sz w:val="30"/>
               </w:rPr>
-              <w:t>749÷7=107, 0</w:t>
+              <w:t>164÷5=32, 4</w:t>
             </w:r>
           </w:p>
         </w:tc>
@@ -223,7 +223,7 @@
                 <w:rFonts w:ascii="TimeNewRoman" w:hAnsi="TimeNewRoman"/>
                 <w:sz w:val="30"/>
               </w:rPr>
-              <w:t>121÷2=60, 1</w:t>
+              <w:t>120÷4=30, 0</w:t>
             </w:r>
           </w:p>
         </w:tc>
@@ -240,7 +240,7 @@
                 <w:rFonts w:ascii="TimeNewRoman" w:hAnsi="TimeNewRoman"/>
                 <w:sz w:val="30"/>
               </w:rPr>
-              <w:t>393÷6=65, 3</w:t>
+              <w:t>506÷5=101, 1</w:t>
             </w:r>
           </w:p>
         </w:tc>
@@ -257,7 +257,7 @@
                 <w:rFonts w:ascii="TimeNewRoman" w:hAnsi="TimeNewRoman"/>
                 <w:sz w:val="30"/>
               </w:rPr>
-              <w:t>898÷3=299, 1</w:t>
+              <w:t>812÷6=135, 2</w:t>
             </w:r>
           </w:p>
         </w:tc>
@@ -274,7 +274,7 @@
                 <w:rFonts w:ascii="TimeNewRoman" w:hAnsi="TimeNewRoman"/>
                 <w:sz w:val="30"/>
               </w:rPr>
-              <w:t>141÷9=15, 6</w:t>
+              <w:t>739÷9=82, 1</w:t>
             </w:r>
           </w:p>
         </w:tc>
@@ -291,7 +291,7 @@
                 <w:rFonts w:ascii="TimeNewRoman" w:hAnsi="TimeNewRoman"/>
                 <w:sz w:val="30"/>
               </w:rPr>
-              <w:t>139÷9=15, 4</w:t>
+              <w:t>247÷5=49, 2</w:t>
             </w:r>
           </w:p>
         </w:tc>
@@ -406,7 +406,7 @@
                 <w:rFonts w:ascii="TimeNewRoman" w:hAnsi="TimeNewRoman"/>
                 <w:sz w:val="30"/>
               </w:rPr>
-              <w:t>871÷5=174, 1</w:t>
+              <w:t>631÷3=210, 1</w:t>
             </w:r>
           </w:p>
         </w:tc>
@@ -423,7 +423,7 @@
                 <w:rFonts w:ascii="TimeNewRoman" w:hAnsi="TimeNewRoman"/>
                 <w:sz w:val="30"/>
               </w:rPr>
-              <w:t>219÷4=54, 3</w:t>
+              <w:t>137÷4=34, 1</w:t>
             </w:r>
           </w:p>
         </w:tc>
@@ -440,7 +440,7 @@
                 <w:rFonts w:ascii="TimeNewRoman" w:hAnsi="TimeNewRoman"/>
                 <w:sz w:val="30"/>
               </w:rPr>
-              <w:t>221÷2=110, 1</w:t>
+              <w:t>136÷9=15, 1</w:t>
             </w:r>
           </w:p>
         </w:tc>
@@ -457,7 +457,7 @@
                 <w:rFonts w:ascii="TimeNewRoman" w:hAnsi="TimeNewRoman"/>
                 <w:sz w:val="30"/>
               </w:rPr>
-              <w:t>644÷6=107, 2</w:t>
+              <w:t>523÷5=104, 3</w:t>
             </w:r>
           </w:p>
         </w:tc>
@@ -474,7 +474,7 @@
                 <w:rFonts w:ascii="TimeNewRoman" w:hAnsi="TimeNewRoman"/>
                 <w:sz w:val="30"/>
               </w:rPr>
-              <w:t>514÷7=73, 3</w:t>
+              <w:t>991÷6=165, 1</w:t>
             </w:r>
           </w:p>
         </w:tc>
@@ -589,7 +589,7 @@
                 <w:rFonts w:ascii="TimeNewRoman" w:hAnsi="TimeNewRoman"/>
                 <w:sz w:val="30"/>
               </w:rPr>
-              <w:t>217÷4=54, 1</w:t>
+              <w:t>507÷5=101, 2</w:t>
             </w:r>
           </w:p>
         </w:tc>
@@ -606,7 +606,7 @@
                 <w:rFonts w:ascii="TimeNewRoman" w:hAnsi="TimeNewRoman"/>
                 <w:sz w:val="30"/>
               </w:rPr>
-              <w:t>125÷3=41, 2</w:t>
+              <w:t>992÷2=496, 0</w:t>
             </w:r>
           </w:p>
         </w:tc>
@@ -623,7 +623,7 @@
                 <w:rFonts w:ascii="TimeNewRoman" w:hAnsi="TimeNewRoman"/>
                 <w:sz w:val="30"/>
               </w:rPr>
-              <w:t>160÷6=26, 4</w:t>
+              <w:t>104÷2=52, 0</w:t>
             </w:r>
           </w:p>
         </w:tc>
@@ -640,7 +640,7 @@
                 <w:rFonts w:ascii="TimeNewRoman" w:hAnsi="TimeNewRoman"/>
                 <w:sz w:val="30"/>
               </w:rPr>
-              <w:t>844÷5=168, 4</w:t>
+              <w:t>582÷2=291, 0</w:t>
             </w:r>
           </w:p>
         </w:tc>
@@ -657,7 +657,7 @@
                 <w:rFonts w:ascii="TimeNewRoman" w:hAnsi="TimeNewRoman"/>
                 <w:sz w:val="30"/>
               </w:rPr>
-              <w:t>457÷8=57, 1</w:t>
+              <w:t>936÷5=187, 1</w:t>
             </w:r>
           </w:p>
         </w:tc>
@@ -772,7 +772,7 @@
                 <w:rFonts w:ascii="TimeNewRoman" w:hAnsi="TimeNewRoman"/>
                 <w:sz w:val="30"/>
               </w:rPr>
-              <w:t>493÷8=61, 5</w:t>
+              <w:t>363÷3=121, 0</w:t>
             </w:r>
           </w:p>
         </w:tc>
@@ -789,7 +789,7 @@
                 <w:rFonts w:ascii="TimeNewRoman" w:hAnsi="TimeNewRoman"/>
                 <w:sz w:val="30"/>
               </w:rPr>
-              <w:t>220÷7=31, 3</w:t>
+              <w:t>748÷4=187, 0</w:t>
             </w:r>
           </w:p>
         </w:tc>
@@ -806,7 +806,7 @@
                 <w:rFonts w:ascii="TimeNewRoman" w:hAnsi="TimeNewRoman"/>
                 <w:sz w:val="30"/>
               </w:rPr>
-              <w:t>829÷2=414, 1</w:t>
+              <w:t>467÷2=233, 1</w:t>
             </w:r>
           </w:p>
         </w:tc>
@@ -823,7 +823,7 @@
                 <w:rFonts w:ascii="TimeNewRoman" w:hAnsi="TimeNewRoman"/>
                 <w:sz w:val="30"/>
               </w:rPr>
-              <w:t>801÷7=114, 3</w:t>
+              <w:t>732÷4=183, 0</w:t>
             </w:r>
           </w:p>
         </w:tc>
@@ -840,7 +840,7 @@
                 <w:rFonts w:ascii="TimeNewRoman" w:hAnsi="TimeNewRoman"/>
                 <w:sz w:val="30"/>
               </w:rPr>
-              <w:t>655÷2=327, 1</w:t>
+              <w:t>289÷9=32, 1</w:t>
             </w:r>
           </w:p>
         </w:tc>

--- a/answers-of-three-digit_number_divided_by_one-digit_number.docx
+++ b/answers-of-three-digit_number_divided_by_one-digit_number.docx
@@ -40,7 +40,7 @@
                 <w:rFonts w:ascii="TimeNewRoman" w:hAnsi="TimeNewRoman"/>
                 <w:sz w:val="30"/>
               </w:rPr>
-              <w:t>317÷8=39, 5</w:t>
+              <w:t>873÷7=124, 5</w:t>
             </w:r>
           </w:p>
         </w:tc>
@@ -57,7 +57,7 @@
                 <w:rFonts w:ascii="TimeNewRoman" w:hAnsi="TimeNewRoman"/>
                 <w:sz w:val="30"/>
               </w:rPr>
-              <w:t>229÷8=28, 5</w:t>
+              <w:t>125÷4=31, 1</w:t>
             </w:r>
           </w:p>
         </w:tc>
@@ -74,7 +74,7 @@
                 <w:rFonts w:ascii="TimeNewRoman" w:hAnsi="TimeNewRoman"/>
                 <w:sz w:val="30"/>
               </w:rPr>
-              <w:t>628÷4=157, 0</w:t>
+              <w:t>210÷7=30, 0</w:t>
             </w:r>
           </w:p>
         </w:tc>
@@ -91,7 +91,7 @@
                 <w:rFonts w:ascii="TimeNewRoman" w:hAnsi="TimeNewRoman"/>
                 <w:sz w:val="30"/>
               </w:rPr>
-              <w:t>217÷3=72, 1</w:t>
+              <w:t>367÷9=40, 7</w:t>
             </w:r>
           </w:p>
         </w:tc>
@@ -108,7 +108,7 @@
                 <w:rFonts w:ascii="TimeNewRoman" w:hAnsi="TimeNewRoman"/>
                 <w:sz w:val="30"/>
               </w:rPr>
-              <w:t>164÷5=32, 4</w:t>
+              <w:t>514÷2=257, 0</w:t>
             </w:r>
           </w:p>
         </w:tc>
@@ -223,7 +223,7 @@
                 <w:rFonts w:ascii="TimeNewRoman" w:hAnsi="TimeNewRoman"/>
                 <w:sz w:val="30"/>
               </w:rPr>
-              <w:t>120÷4=30, 0</w:t>
+              <w:t>868÷2=434, 0</w:t>
             </w:r>
           </w:p>
         </w:tc>
@@ -240,7 +240,7 @@
                 <w:rFonts w:ascii="TimeNewRoman" w:hAnsi="TimeNewRoman"/>
                 <w:sz w:val="30"/>
               </w:rPr>
-              <w:t>506÷5=101, 1</w:t>
+              <w:t>981÷5=196, 1</w:t>
             </w:r>
           </w:p>
         </w:tc>
@@ -257,7 +257,7 @@
                 <w:rFonts w:ascii="TimeNewRoman" w:hAnsi="TimeNewRoman"/>
                 <w:sz w:val="30"/>
               </w:rPr>
-              <w:t>812÷6=135, 2</w:t>
+              <w:t>723÷6=120, 3</w:t>
             </w:r>
           </w:p>
         </w:tc>
@@ -274,7 +274,7 @@
                 <w:rFonts w:ascii="TimeNewRoman" w:hAnsi="TimeNewRoman"/>
                 <w:sz w:val="30"/>
               </w:rPr>
-              <w:t>739÷9=82, 1</w:t>
+              <w:t>937÷9=104, 1</w:t>
             </w:r>
           </w:p>
         </w:tc>
@@ -291,7 +291,7 @@
                 <w:rFonts w:ascii="TimeNewRoman" w:hAnsi="TimeNewRoman"/>
                 <w:sz w:val="30"/>
               </w:rPr>
-              <w:t>247÷5=49, 2</w:t>
+              <w:t>713÷8=89, 1</w:t>
             </w:r>
           </w:p>
         </w:tc>
@@ -406,7 +406,7 @@
                 <w:rFonts w:ascii="TimeNewRoman" w:hAnsi="TimeNewRoman"/>
                 <w:sz w:val="30"/>
               </w:rPr>
-              <w:t>631÷3=210, 1</w:t>
+              <w:t>414÷5=82, 4</w:t>
             </w:r>
           </w:p>
         </w:tc>
@@ -423,7 +423,7 @@
                 <w:rFonts w:ascii="TimeNewRoman" w:hAnsi="TimeNewRoman"/>
                 <w:sz w:val="30"/>
               </w:rPr>
-              <w:t>137÷4=34, 1</w:t>
+              <w:t>332÷3=110, 2</w:t>
             </w:r>
           </w:p>
         </w:tc>
@@ -440,7 +440,7 @@
                 <w:rFonts w:ascii="TimeNewRoman" w:hAnsi="TimeNewRoman"/>
                 <w:sz w:val="30"/>
               </w:rPr>
-              <w:t>136÷9=15, 1</w:t>
+              <w:t>252÷8=31, 4</w:t>
             </w:r>
           </w:p>
         </w:tc>
@@ -457,7 +457,7 @@
                 <w:rFonts w:ascii="TimeNewRoman" w:hAnsi="TimeNewRoman"/>
                 <w:sz w:val="30"/>
               </w:rPr>
-              <w:t>523÷5=104, 3</w:t>
+              <w:t>135÷4=33, 3</w:t>
             </w:r>
           </w:p>
         </w:tc>
@@ -474,7 +474,7 @@
                 <w:rFonts w:ascii="TimeNewRoman" w:hAnsi="TimeNewRoman"/>
                 <w:sz w:val="30"/>
               </w:rPr>
-              <w:t>991÷6=165, 1</w:t>
+              <w:t>582÷8=72, 6</w:t>
             </w:r>
           </w:p>
         </w:tc>
@@ -589,7 +589,7 @@
                 <w:rFonts w:ascii="TimeNewRoman" w:hAnsi="TimeNewRoman"/>
                 <w:sz w:val="30"/>
               </w:rPr>
-              <w:t>507÷5=101, 2</w:t>
+              <w:t>261÷7=37, 2</w:t>
             </w:r>
           </w:p>
         </w:tc>
@@ -606,7 +606,7 @@
                 <w:rFonts w:ascii="TimeNewRoman" w:hAnsi="TimeNewRoman"/>
                 <w:sz w:val="30"/>
               </w:rPr>
-              <w:t>992÷2=496, 0</w:t>
+              <w:t>319÷2=159, 1</w:t>
             </w:r>
           </w:p>
         </w:tc>
@@ -623,7 +623,7 @@
                 <w:rFonts w:ascii="TimeNewRoman" w:hAnsi="TimeNewRoman"/>
                 <w:sz w:val="30"/>
               </w:rPr>
-              <w:t>104÷2=52, 0</w:t>
+              <w:t>464÷9=51, 5</w:t>
             </w:r>
           </w:p>
         </w:tc>
@@ -640,7 +640,7 @@
                 <w:rFonts w:ascii="TimeNewRoman" w:hAnsi="TimeNewRoman"/>
                 <w:sz w:val="30"/>
               </w:rPr>
-              <w:t>582÷2=291, 0</w:t>
+              <w:t>758÷5=151, 3</w:t>
             </w:r>
           </w:p>
         </w:tc>
@@ -657,7 +657,7 @@
                 <w:rFonts w:ascii="TimeNewRoman" w:hAnsi="TimeNewRoman"/>
                 <w:sz w:val="30"/>
               </w:rPr>
-              <w:t>936÷5=187, 1</w:t>
+              <w:t>313÷5=62, 3</w:t>
             </w:r>
           </w:p>
         </w:tc>
@@ -772,7 +772,7 @@
                 <w:rFonts w:ascii="TimeNewRoman" w:hAnsi="TimeNewRoman"/>
                 <w:sz w:val="30"/>
               </w:rPr>
-              <w:t>363÷3=121, 0</w:t>
+              <w:t>271÷7=38, 5</w:t>
             </w:r>
           </w:p>
         </w:tc>
@@ -789,7 +789,7 @@
                 <w:rFonts w:ascii="TimeNewRoman" w:hAnsi="TimeNewRoman"/>
                 <w:sz w:val="30"/>
               </w:rPr>
-              <w:t>748÷4=187, 0</w:t>
+              <w:t>186÷6=31, 0</w:t>
             </w:r>
           </w:p>
         </w:tc>
@@ -806,7 +806,7 @@
                 <w:rFonts w:ascii="TimeNewRoman" w:hAnsi="TimeNewRoman"/>
                 <w:sz w:val="30"/>
               </w:rPr>
-              <w:t>467÷2=233, 1</w:t>
+              <w:t>775÷3=258, 1</w:t>
             </w:r>
           </w:p>
         </w:tc>
@@ -823,7 +823,7 @@
                 <w:rFonts w:ascii="TimeNewRoman" w:hAnsi="TimeNewRoman"/>
                 <w:sz w:val="30"/>
               </w:rPr>
-              <w:t>732÷4=183, 0</w:t>
+              <w:t>880÷2=440, 0</w:t>
             </w:r>
           </w:p>
         </w:tc>
@@ -840,7 +840,7 @@
                 <w:rFonts w:ascii="TimeNewRoman" w:hAnsi="TimeNewRoman"/>
                 <w:sz w:val="30"/>
               </w:rPr>
-              <w:t>289÷9=32, 1</w:t>
+              <w:t>757÷7=108, 1</w:t>
             </w:r>
           </w:p>
         </w:tc>

--- a/answers-of-three-digit_number_divided_by_one-digit_number.docx
+++ b/answers-of-three-digit_number_divided_by_one-digit_number.docx
@@ -11,7 +11,7 @@
           <w:rFonts w:ascii="Arial" w:hAnsi="Arial"/>
           <w:sz w:val="30"/>
         </w:rPr>
-        <w:t>2026-10-27 Tuesday</w:t>
+        <w:t>2026-10-28 Wednesday</w:t>
       </w:r>
     </w:p>
     <w:tbl>
@@ -40,7 +40,7 @@
                 <w:rFonts w:ascii="TimeNewRoman" w:hAnsi="TimeNewRoman"/>
                 <w:sz w:val="30"/>
               </w:rPr>
-              <w:t>873÷7=124, 5</w:t>
+              <w:t>546÷4=136, 2</w:t>
             </w:r>
           </w:p>
         </w:tc>
@@ -57,7 +57,7 @@
                 <w:rFonts w:ascii="TimeNewRoman" w:hAnsi="TimeNewRoman"/>
                 <w:sz w:val="30"/>
               </w:rPr>
-              <w:t>125÷4=31, 1</w:t>
+              <w:t>745÷3=248, 1</w:t>
             </w:r>
           </w:p>
         </w:tc>
@@ -74,7 +74,7 @@
                 <w:rFonts w:ascii="TimeNewRoman" w:hAnsi="TimeNewRoman"/>
                 <w:sz w:val="30"/>
               </w:rPr>
-              <w:t>210÷7=30, 0</w:t>
+              <w:t>635÷5=127, 0</w:t>
             </w:r>
           </w:p>
         </w:tc>
@@ -91,7 +91,7 @@
                 <w:rFonts w:ascii="TimeNewRoman" w:hAnsi="TimeNewRoman"/>
                 <w:sz w:val="30"/>
               </w:rPr>
-              <w:t>367÷9=40, 7</w:t>
+              <w:t>430÷3=143, 1</w:t>
             </w:r>
           </w:p>
         </w:tc>
@@ -108,7 +108,7 @@
                 <w:rFonts w:ascii="TimeNewRoman" w:hAnsi="TimeNewRoman"/>
                 <w:sz w:val="30"/>
               </w:rPr>
-              <w:t>514÷2=257, 0</w:t>
+              <w:t>431÷6=71, 5</w:t>
             </w:r>
           </w:p>
         </w:tc>
@@ -223,7 +223,7 @@
                 <w:rFonts w:ascii="TimeNewRoman" w:hAnsi="TimeNewRoman"/>
                 <w:sz w:val="30"/>
               </w:rPr>
-              <w:t>868÷2=434, 0</w:t>
+              <w:t>277÷4=69, 1</w:t>
             </w:r>
           </w:p>
         </w:tc>
@@ -240,7 +240,7 @@
                 <w:rFonts w:ascii="TimeNewRoman" w:hAnsi="TimeNewRoman"/>
                 <w:sz w:val="30"/>
               </w:rPr>
-              <w:t>981÷5=196, 1</w:t>
+              <w:t>804÷2=402, 0</w:t>
             </w:r>
           </w:p>
         </w:tc>
@@ -257,7 +257,7 @@
                 <w:rFonts w:ascii="TimeNewRoman" w:hAnsi="TimeNewRoman"/>
                 <w:sz w:val="30"/>
               </w:rPr>
-              <w:t>723÷6=120, 3</w:t>
+              <w:t>792÷2=396, 0</w:t>
             </w:r>
           </w:p>
         </w:tc>
@@ -274,7 +274,7 @@
                 <w:rFonts w:ascii="TimeNewRoman" w:hAnsi="TimeNewRoman"/>
                 <w:sz w:val="30"/>
               </w:rPr>
-              <w:t>937÷9=104, 1</w:t>
+              <w:t>573÷6=95, 3</w:t>
             </w:r>
           </w:p>
         </w:tc>
@@ -291,7 +291,7 @@
                 <w:rFonts w:ascii="TimeNewRoman" w:hAnsi="TimeNewRoman"/>
                 <w:sz w:val="30"/>
               </w:rPr>
-              <w:t>713÷8=89, 1</w:t>
+              <w:t>495÷9=55, 0</w:t>
             </w:r>
           </w:p>
         </w:tc>
@@ -406,7 +406,41 @@
                 <w:rFonts w:ascii="TimeNewRoman" w:hAnsi="TimeNewRoman"/>
                 <w:sz w:val="30"/>
               </w:rPr>
-              <w:t>414÷5=82, 4</w:t>
+              <w:t>549÷5=109, 4</w:t>
+            </w:r>
+          </w:p>
+        </w:tc>
+        <w:tc>
+          <w:tcPr>
+            <w:tcW w:type="dxa" w:w="1987"/>
+          </w:tcPr>
+          <w:p>
+            <w:pPr>
+              <w:jc w:val="left"/>
+            </w:pPr>
+            <w:r>
+              <w:rPr>
+                <w:rFonts w:ascii="TimeNewRoman" w:hAnsi="TimeNewRoman"/>
+                <w:sz w:val="30"/>
+              </w:rPr>
+              <w:t>725÷3=241, 2</w:t>
+            </w:r>
+          </w:p>
+        </w:tc>
+        <w:tc>
+          <w:tcPr>
+            <w:tcW w:type="dxa" w:w="1987"/>
+          </w:tcPr>
+          <w:p>
+            <w:pPr>
+              <w:jc w:val="left"/>
+            </w:pPr>
+            <w:r>
+              <w:rPr>
+                <w:rFonts w:ascii="TimeNewRoman" w:hAnsi="TimeNewRoman"/>
+                <w:sz w:val="30"/>
+              </w:rPr>
+              <w:t>805÷7=115, 0</w:t>
             </w:r>
           </w:p>
         </w:tc>
@@ -440,41 +474,7 @@
                 <w:rFonts w:ascii="TimeNewRoman" w:hAnsi="TimeNewRoman"/>
                 <w:sz w:val="30"/>
               </w:rPr>
-              <w:t>252÷8=31, 4</w:t>
-            </w:r>
-          </w:p>
-        </w:tc>
-        <w:tc>
-          <w:tcPr>
-            <w:tcW w:type="dxa" w:w="1987"/>
-          </w:tcPr>
-          <w:p>
-            <w:pPr>
-              <w:jc w:val="left"/>
-            </w:pPr>
-            <w:r>
-              <w:rPr>
-                <w:rFonts w:ascii="TimeNewRoman" w:hAnsi="TimeNewRoman"/>
-                <w:sz w:val="30"/>
-              </w:rPr>
-              <w:t>135÷4=33, 3</w:t>
-            </w:r>
-          </w:p>
-        </w:tc>
-        <w:tc>
-          <w:tcPr>
-            <w:tcW w:type="dxa" w:w="1987"/>
-          </w:tcPr>
-          <w:p>
-            <w:pPr>
-              <w:jc w:val="left"/>
-            </w:pPr>
-            <w:r>
-              <w:rPr>
-                <w:rFonts w:ascii="TimeNewRoman" w:hAnsi="TimeNewRoman"/>
-                <w:sz w:val="30"/>
-              </w:rPr>
-              <w:t>582÷8=72, 6</w:t>
+              <w:t>208÷5=41, 3</w:t>
             </w:r>
           </w:p>
         </w:tc>
@@ -589,7 +589,7 @@
                 <w:rFonts w:ascii="TimeNewRoman" w:hAnsi="TimeNewRoman"/>
                 <w:sz w:val="30"/>
               </w:rPr>
-              <w:t>261÷7=37, 2</w:t>
+              <w:t>821÷4=205, 1</w:t>
             </w:r>
           </w:p>
         </w:tc>
@@ -606,7 +606,7 @@
                 <w:rFonts w:ascii="TimeNewRoman" w:hAnsi="TimeNewRoman"/>
                 <w:sz w:val="30"/>
               </w:rPr>
-              <w:t>319÷2=159, 1</w:t>
+              <w:t>414÷6=69, 0</w:t>
             </w:r>
           </w:p>
         </w:tc>
@@ -623,7 +623,7 @@
                 <w:rFonts w:ascii="TimeNewRoman" w:hAnsi="TimeNewRoman"/>
                 <w:sz w:val="30"/>
               </w:rPr>
-              <w:t>464÷9=51, 5</w:t>
+              <w:t>574÷5=114, 4</w:t>
             </w:r>
           </w:p>
         </w:tc>
@@ -640,7 +640,7 @@
                 <w:rFonts w:ascii="TimeNewRoman" w:hAnsi="TimeNewRoman"/>
                 <w:sz w:val="30"/>
               </w:rPr>
-              <w:t>758÷5=151, 3</w:t>
+              <w:t>674÷2=337, 0</w:t>
             </w:r>
           </w:p>
         </w:tc>
@@ -657,7 +657,7 @@
                 <w:rFonts w:ascii="TimeNewRoman" w:hAnsi="TimeNewRoman"/>
                 <w:sz w:val="30"/>
               </w:rPr>
-              <w:t>313÷5=62, 3</w:t>
+              <w:t>672÷7=96, 0</w:t>
             </w:r>
           </w:p>
         </w:tc>
@@ -772,7 +772,7 @@
                 <w:rFonts w:ascii="TimeNewRoman" w:hAnsi="TimeNewRoman"/>
                 <w:sz w:val="30"/>
               </w:rPr>
-              <w:t>271÷7=38, 5</w:t>
+              <w:t>179÷6=29, 5</w:t>
             </w:r>
           </w:p>
         </w:tc>
@@ -789,7 +789,7 @@
                 <w:rFonts w:ascii="TimeNewRoman" w:hAnsi="TimeNewRoman"/>
                 <w:sz w:val="30"/>
               </w:rPr>
-              <w:t>186÷6=31, 0</w:t>
+              <w:t>120÷2=60, 0</w:t>
             </w:r>
           </w:p>
         </w:tc>
@@ -806,7 +806,7 @@
                 <w:rFonts w:ascii="TimeNewRoman" w:hAnsi="TimeNewRoman"/>
                 <w:sz w:val="30"/>
               </w:rPr>
-              <w:t>775÷3=258, 1</w:t>
+              <w:t>762÷2=381, 0</w:t>
             </w:r>
           </w:p>
         </w:tc>
@@ -823,7 +823,7 @@
                 <w:rFonts w:ascii="TimeNewRoman" w:hAnsi="TimeNewRoman"/>
                 <w:sz w:val="30"/>
               </w:rPr>
-              <w:t>880÷2=440, 0</w:t>
+              <w:t>408÷7=58, 2</w:t>
             </w:r>
           </w:p>
         </w:tc>
@@ -840,7 +840,7 @@
                 <w:rFonts w:ascii="TimeNewRoman" w:hAnsi="TimeNewRoman"/>
                 <w:sz w:val="30"/>
               </w:rPr>
-              <w:t>757÷7=108, 1</w:t>
+              <w:t>918÷3=306, 0</w:t>
             </w:r>
           </w:p>
         </w:tc>

--- a/answers-of-three-digit_number_divided_by_one-digit_number.docx
+++ b/answers-of-three-digit_number_divided_by_one-digit_number.docx
@@ -40,7 +40,7 @@
                 <w:rFonts w:ascii="TimeNewRoman" w:hAnsi="TimeNewRoman"/>
                 <w:sz w:val="30"/>
               </w:rPr>
-              <w:t>546÷4=136, 2</w:t>
+              <w:t>348÷8=43, 4</w:t>
             </w:r>
           </w:p>
         </w:tc>
@@ -57,7 +57,7 @@
                 <w:rFonts w:ascii="TimeNewRoman" w:hAnsi="TimeNewRoman"/>
                 <w:sz w:val="30"/>
               </w:rPr>
-              <w:t>745÷3=248, 1</w:t>
+              <w:t>399÷9=44, 3</w:t>
             </w:r>
           </w:p>
         </w:tc>
@@ -74,7 +74,7 @@
                 <w:rFonts w:ascii="TimeNewRoman" w:hAnsi="TimeNewRoman"/>
                 <w:sz w:val="30"/>
               </w:rPr>
-              <w:t>635÷5=127, 0</w:t>
+              <w:t>762÷8=95, 2</w:t>
             </w:r>
           </w:p>
         </w:tc>
@@ -91,7 +91,7 @@
                 <w:rFonts w:ascii="TimeNewRoman" w:hAnsi="TimeNewRoman"/>
                 <w:sz w:val="30"/>
               </w:rPr>
-              <w:t>430÷3=143, 1</w:t>
+              <w:t>259÷5=51, 4</w:t>
             </w:r>
           </w:p>
         </w:tc>
@@ -108,7 +108,7 @@
                 <w:rFonts w:ascii="TimeNewRoman" w:hAnsi="TimeNewRoman"/>
                 <w:sz w:val="30"/>
               </w:rPr>
-              <w:t>431÷6=71, 5</w:t>
+              <w:t>469÷2=234, 1</w:t>
             </w:r>
           </w:p>
         </w:tc>
@@ -223,7 +223,7 @@
                 <w:rFonts w:ascii="TimeNewRoman" w:hAnsi="TimeNewRoman"/>
                 <w:sz w:val="30"/>
               </w:rPr>
-              <w:t>277÷4=69, 1</w:t>
+              <w:t>373÷8=46, 5</w:t>
             </w:r>
           </w:p>
         </w:tc>
@@ -240,7 +240,7 @@
                 <w:rFonts w:ascii="TimeNewRoman" w:hAnsi="TimeNewRoman"/>
                 <w:sz w:val="30"/>
               </w:rPr>
-              <w:t>804÷2=402, 0</w:t>
+              <w:t>252÷5=50, 2</w:t>
             </w:r>
           </w:p>
         </w:tc>
@@ -257,7 +257,7 @@
                 <w:rFonts w:ascii="TimeNewRoman" w:hAnsi="TimeNewRoman"/>
                 <w:sz w:val="30"/>
               </w:rPr>
-              <w:t>792÷2=396, 0</w:t>
+              <w:t>898÷4=224, 2</w:t>
             </w:r>
           </w:p>
         </w:tc>
@@ -274,7 +274,7 @@
                 <w:rFonts w:ascii="TimeNewRoman" w:hAnsi="TimeNewRoman"/>
                 <w:sz w:val="30"/>
               </w:rPr>
-              <w:t>573÷6=95, 3</w:t>
+              <w:t>501÷9=55, 6</w:t>
             </w:r>
           </w:p>
         </w:tc>
@@ -291,7 +291,7 @@
                 <w:rFonts w:ascii="TimeNewRoman" w:hAnsi="TimeNewRoman"/>
                 <w:sz w:val="30"/>
               </w:rPr>
-              <w:t>495÷9=55, 0</w:t>
+              <w:t>595÷8=74, 3</w:t>
             </w:r>
           </w:p>
         </w:tc>
@@ -406,7 +406,7 @@
                 <w:rFonts w:ascii="TimeNewRoman" w:hAnsi="TimeNewRoman"/>
                 <w:sz w:val="30"/>
               </w:rPr>
-              <w:t>549÷5=109, 4</w:t>
+              <w:t>835÷6=139, 1</w:t>
             </w:r>
           </w:p>
         </w:tc>
@@ -423,7 +423,7 @@
                 <w:rFonts w:ascii="TimeNewRoman" w:hAnsi="TimeNewRoman"/>
                 <w:sz w:val="30"/>
               </w:rPr>
-              <w:t>725÷3=241, 2</w:t>
+              <w:t>603÷6=100, 3</w:t>
             </w:r>
           </w:p>
         </w:tc>
@@ -440,7 +440,7 @@
                 <w:rFonts w:ascii="TimeNewRoman" w:hAnsi="TimeNewRoman"/>
                 <w:sz w:val="30"/>
               </w:rPr>
-              <w:t>805÷7=115, 0</w:t>
+              <w:t>410÷7=58, 4</w:t>
             </w:r>
           </w:p>
         </w:tc>
@@ -457,7 +457,7 @@
                 <w:rFonts w:ascii="TimeNewRoman" w:hAnsi="TimeNewRoman"/>
                 <w:sz w:val="30"/>
               </w:rPr>
-              <w:t>332÷3=110, 2</w:t>
+              <w:t>686÷5=137, 1</w:t>
             </w:r>
           </w:p>
         </w:tc>
@@ -474,7 +474,7 @@
                 <w:rFonts w:ascii="TimeNewRoman" w:hAnsi="TimeNewRoman"/>
                 <w:sz w:val="30"/>
               </w:rPr>
-              <w:t>208÷5=41, 3</w:t>
+              <w:t>482÷9=53, 5</w:t>
             </w:r>
           </w:p>
         </w:tc>
@@ -589,7 +589,7 @@
                 <w:rFonts w:ascii="TimeNewRoman" w:hAnsi="TimeNewRoman"/>
                 <w:sz w:val="30"/>
               </w:rPr>
-              <w:t>821÷4=205, 1</w:t>
+              <w:t>681÷8=85, 1</w:t>
             </w:r>
           </w:p>
         </w:tc>
@@ -606,7 +606,7 @@
                 <w:rFonts w:ascii="TimeNewRoman" w:hAnsi="TimeNewRoman"/>
                 <w:sz w:val="30"/>
               </w:rPr>
-              <w:t>414÷6=69, 0</w:t>
+              <w:t>743÷4=185, 3</w:t>
             </w:r>
           </w:p>
         </w:tc>
@@ -623,7 +623,7 @@
                 <w:rFonts w:ascii="TimeNewRoman" w:hAnsi="TimeNewRoman"/>
                 <w:sz w:val="30"/>
               </w:rPr>
-              <w:t>574÷5=114, 4</w:t>
+              <w:t>196÷9=21, 7</w:t>
             </w:r>
           </w:p>
         </w:tc>
@@ -640,7 +640,7 @@
                 <w:rFonts w:ascii="TimeNewRoman" w:hAnsi="TimeNewRoman"/>
                 <w:sz w:val="30"/>
               </w:rPr>
-              <w:t>674÷2=337, 0</w:t>
+              <w:t>254÷6=42, 2</w:t>
             </w:r>
           </w:p>
         </w:tc>
@@ -657,7 +657,7 @@
                 <w:rFonts w:ascii="TimeNewRoman" w:hAnsi="TimeNewRoman"/>
                 <w:sz w:val="30"/>
               </w:rPr>
-              <w:t>672÷7=96, 0</w:t>
+              <w:t>935÷4=233, 3</w:t>
             </w:r>
           </w:p>
         </w:tc>
@@ -772,7 +772,7 @@
                 <w:rFonts w:ascii="TimeNewRoman" w:hAnsi="TimeNewRoman"/>
                 <w:sz w:val="30"/>
               </w:rPr>
-              <w:t>179÷6=29, 5</w:t>
+              <w:t>760÷3=253, 1</w:t>
             </w:r>
           </w:p>
         </w:tc>
@@ -789,7 +789,7 @@
                 <w:rFonts w:ascii="TimeNewRoman" w:hAnsi="TimeNewRoman"/>
                 <w:sz w:val="30"/>
               </w:rPr>
-              <w:t>120÷2=60, 0</w:t>
+              <w:t>259÷4=64, 3</w:t>
             </w:r>
           </w:p>
         </w:tc>
@@ -806,7 +806,7 @@
                 <w:rFonts w:ascii="TimeNewRoman" w:hAnsi="TimeNewRoman"/>
                 <w:sz w:val="30"/>
               </w:rPr>
-              <w:t>762÷2=381, 0</w:t>
+              <w:t>601÷6=100, 1</w:t>
             </w:r>
           </w:p>
         </w:tc>
@@ -823,7 +823,7 @@
                 <w:rFonts w:ascii="TimeNewRoman" w:hAnsi="TimeNewRoman"/>
                 <w:sz w:val="30"/>
               </w:rPr>
-              <w:t>408÷7=58, 2</w:t>
+              <w:t>728÷5=145, 3</w:t>
             </w:r>
           </w:p>
         </w:tc>
@@ -840,7 +840,7 @@
                 <w:rFonts w:ascii="TimeNewRoman" w:hAnsi="TimeNewRoman"/>
                 <w:sz w:val="30"/>
               </w:rPr>
-              <w:t>918÷3=306, 0</w:t>
+              <w:t>605÷6=100, 5</w:t>
             </w:r>
           </w:p>
         </w:tc>

--- a/answers-of-three-digit_number_divided_by_one-digit_number.docx
+++ b/answers-of-three-digit_number_divided_by_one-digit_number.docx
@@ -11,7 +11,7 @@
           <w:rFonts w:ascii="Arial" w:hAnsi="Arial"/>
           <w:sz w:val="30"/>
         </w:rPr>
-        <w:t>2026-10-28 Wednesday</w:t>
+        <w:t>2026-10-29 Thursday</w:t>
       </w:r>
     </w:p>
     <w:tbl>
@@ -40,7 +40,7 @@
                 <w:rFonts w:ascii="TimeNewRoman" w:hAnsi="TimeNewRoman"/>
                 <w:sz w:val="30"/>
               </w:rPr>
-              <w:t>348÷8=43, 4</w:t>
+              <w:t>944÷2=472, 0</w:t>
             </w:r>
           </w:p>
         </w:tc>
@@ -57,7 +57,7 @@
                 <w:rFonts w:ascii="TimeNewRoman" w:hAnsi="TimeNewRoman"/>
                 <w:sz w:val="30"/>
               </w:rPr>
-              <w:t>399÷9=44, 3</w:t>
+              <w:t>790÷7=112, 6</w:t>
             </w:r>
           </w:p>
         </w:tc>
@@ -74,7 +74,7 @@
                 <w:rFonts w:ascii="TimeNewRoman" w:hAnsi="TimeNewRoman"/>
                 <w:sz w:val="30"/>
               </w:rPr>
-              <w:t>762÷8=95, 2</w:t>
+              <w:t>516÷9=57, 3</w:t>
             </w:r>
           </w:p>
         </w:tc>
@@ -91,7 +91,7 @@
                 <w:rFonts w:ascii="TimeNewRoman" w:hAnsi="TimeNewRoman"/>
                 <w:sz w:val="30"/>
               </w:rPr>
-              <w:t>259÷5=51, 4</w:t>
+              <w:t>727÷3=242, 1</w:t>
             </w:r>
           </w:p>
         </w:tc>
@@ -108,7 +108,7 @@
                 <w:rFonts w:ascii="TimeNewRoman" w:hAnsi="TimeNewRoman"/>
                 <w:sz w:val="30"/>
               </w:rPr>
-              <w:t>469÷2=234, 1</w:t>
+              <w:t>511÷6=85, 1</w:t>
             </w:r>
           </w:p>
         </w:tc>
@@ -223,7 +223,7 @@
                 <w:rFonts w:ascii="TimeNewRoman" w:hAnsi="TimeNewRoman"/>
                 <w:sz w:val="30"/>
               </w:rPr>
-              <w:t>373÷8=46, 5</w:t>
+              <w:t>909÷9=101, 0</w:t>
             </w:r>
           </w:p>
         </w:tc>
@@ -240,7 +240,7 @@
                 <w:rFonts w:ascii="TimeNewRoman" w:hAnsi="TimeNewRoman"/>
                 <w:sz w:val="30"/>
               </w:rPr>
-              <w:t>252÷5=50, 2</w:t>
+              <w:t>472÷4=118, 0</w:t>
             </w:r>
           </w:p>
         </w:tc>
@@ -257,7 +257,7 @@
                 <w:rFonts w:ascii="TimeNewRoman" w:hAnsi="TimeNewRoman"/>
                 <w:sz w:val="30"/>
               </w:rPr>
-              <w:t>898÷4=224, 2</w:t>
+              <w:t>820÷2=410, 0</w:t>
             </w:r>
           </w:p>
         </w:tc>
@@ -274,7 +274,7 @@
                 <w:rFonts w:ascii="TimeNewRoman" w:hAnsi="TimeNewRoman"/>
                 <w:sz w:val="30"/>
               </w:rPr>
-              <w:t>501÷9=55, 6</w:t>
+              <w:t>728÷4=182, 0</w:t>
             </w:r>
           </w:p>
         </w:tc>
@@ -291,7 +291,7 @@
                 <w:rFonts w:ascii="TimeNewRoman" w:hAnsi="TimeNewRoman"/>
                 <w:sz w:val="30"/>
               </w:rPr>
-              <w:t>595÷8=74, 3</w:t>
+              <w:t>447÷2=223, 1</w:t>
             </w:r>
           </w:p>
         </w:tc>
@@ -406,7 +406,7 @@
                 <w:rFonts w:ascii="TimeNewRoman" w:hAnsi="TimeNewRoman"/>
                 <w:sz w:val="30"/>
               </w:rPr>
-              <w:t>835÷6=139, 1</w:t>
+              <w:t>248÷2=124, 0</w:t>
             </w:r>
           </w:p>
         </w:tc>
@@ -423,7 +423,7 @@
                 <w:rFonts w:ascii="TimeNewRoman" w:hAnsi="TimeNewRoman"/>
                 <w:sz w:val="30"/>
               </w:rPr>
-              <w:t>603÷6=100, 3</w:t>
+              <w:t>884÷6=147, 2</w:t>
             </w:r>
           </w:p>
         </w:tc>
@@ -440,7 +440,7 @@
                 <w:rFonts w:ascii="TimeNewRoman" w:hAnsi="TimeNewRoman"/>
                 <w:sz w:val="30"/>
               </w:rPr>
-              <w:t>410÷7=58, 4</w:t>
+              <w:t>774÷3=258, 0</w:t>
             </w:r>
           </w:p>
         </w:tc>
@@ -457,7 +457,7 @@
                 <w:rFonts w:ascii="TimeNewRoman" w:hAnsi="TimeNewRoman"/>
                 <w:sz w:val="30"/>
               </w:rPr>
-              <w:t>686÷5=137, 1</w:t>
+              <w:t>183÷4=45, 3</w:t>
             </w:r>
           </w:p>
         </w:tc>
@@ -474,7 +474,7 @@
                 <w:rFonts w:ascii="TimeNewRoman" w:hAnsi="TimeNewRoman"/>
                 <w:sz w:val="30"/>
               </w:rPr>
-              <w:t>482÷9=53, 5</w:t>
+              <w:t>752÷7=107, 3</w:t>
             </w:r>
           </w:p>
         </w:tc>
@@ -589,7 +589,7 @@
                 <w:rFonts w:ascii="TimeNewRoman" w:hAnsi="TimeNewRoman"/>
                 <w:sz w:val="30"/>
               </w:rPr>
-              <w:t>681÷8=85, 1</w:t>
+              <w:t>377÷2=188, 1</w:t>
             </w:r>
           </w:p>
         </w:tc>
@@ -606,7 +606,7 @@
                 <w:rFonts w:ascii="TimeNewRoman" w:hAnsi="TimeNewRoman"/>
                 <w:sz w:val="30"/>
               </w:rPr>
-              <w:t>743÷4=185, 3</w:t>
+              <w:t>650÷4=162, 2</w:t>
             </w:r>
           </w:p>
         </w:tc>
@@ -623,7 +623,7 @@
                 <w:rFonts w:ascii="TimeNewRoman" w:hAnsi="TimeNewRoman"/>
                 <w:sz w:val="30"/>
               </w:rPr>
-              <w:t>196÷9=21, 7</w:t>
+              <w:t>148÷8=18, 4</w:t>
             </w:r>
           </w:p>
         </w:tc>
@@ -640,7 +640,7 @@
                 <w:rFonts w:ascii="TimeNewRoman" w:hAnsi="TimeNewRoman"/>
                 <w:sz w:val="30"/>
               </w:rPr>
-              <w:t>254÷6=42, 2</w:t>
+              <w:t>191÷4=47, 3</w:t>
             </w:r>
           </w:p>
         </w:tc>
@@ -657,7 +657,7 @@
                 <w:rFonts w:ascii="TimeNewRoman" w:hAnsi="TimeNewRoman"/>
                 <w:sz w:val="30"/>
               </w:rPr>
-              <w:t>935÷4=233, 3</w:t>
+              <w:t>571÷5=114, 1</w:t>
             </w:r>
           </w:p>
         </w:tc>
@@ -772,7 +772,7 @@
                 <w:rFonts w:ascii="TimeNewRoman" w:hAnsi="TimeNewRoman"/>
                 <w:sz w:val="30"/>
               </w:rPr>
-              <w:t>760÷3=253, 1</w:t>
+              <w:t>979÷4=244, 3</w:t>
             </w:r>
           </w:p>
         </w:tc>
@@ -789,7 +789,7 @@
                 <w:rFonts w:ascii="TimeNewRoman" w:hAnsi="TimeNewRoman"/>
                 <w:sz w:val="30"/>
               </w:rPr>
-              <w:t>259÷4=64, 3</w:t>
+              <w:t>607÷7=86, 5</w:t>
             </w:r>
           </w:p>
         </w:tc>
@@ -806,7 +806,7 @@
                 <w:rFonts w:ascii="TimeNewRoman" w:hAnsi="TimeNewRoman"/>
                 <w:sz w:val="30"/>
               </w:rPr>
-              <w:t>601÷6=100, 1</w:t>
+              <w:t>702÷2=351, 0</w:t>
             </w:r>
           </w:p>
         </w:tc>
@@ -823,7 +823,7 @@
                 <w:rFonts w:ascii="TimeNewRoman" w:hAnsi="TimeNewRoman"/>
                 <w:sz w:val="30"/>
               </w:rPr>
-              <w:t>728÷5=145, 3</w:t>
+              <w:t>651÷3=217, 0</w:t>
             </w:r>
           </w:p>
         </w:tc>
@@ -840,7 +840,7 @@
                 <w:rFonts w:ascii="TimeNewRoman" w:hAnsi="TimeNewRoman"/>
                 <w:sz w:val="30"/>
               </w:rPr>
-              <w:t>605÷6=100, 5</w:t>
+              <w:t>105÷6=17, 3</w:t>
             </w:r>
           </w:p>
         </w:tc>

--- a/answers-of-three-digit_number_divided_by_one-digit_number.docx
+++ b/answers-of-three-digit_number_divided_by_one-digit_number.docx
@@ -40,7 +40,7 @@
                 <w:rFonts w:ascii="TimeNewRoman" w:hAnsi="TimeNewRoman"/>
                 <w:sz w:val="30"/>
               </w:rPr>
-              <w:t>944÷2=472, 0</w:t>
+              <w:t>842÷9=93, 5</w:t>
             </w:r>
           </w:p>
         </w:tc>
@@ -57,7 +57,7 @@
                 <w:rFonts w:ascii="TimeNewRoman" w:hAnsi="TimeNewRoman"/>
                 <w:sz w:val="30"/>
               </w:rPr>
-              <w:t>790÷7=112, 6</w:t>
+              <w:t>649÷5=129, 4</w:t>
             </w:r>
           </w:p>
         </w:tc>
@@ -74,7 +74,7 @@
                 <w:rFonts w:ascii="TimeNewRoman" w:hAnsi="TimeNewRoman"/>
                 <w:sz w:val="30"/>
               </w:rPr>
-              <w:t>516÷9=57, 3</w:t>
+              <w:t>829÷6=138, 1</w:t>
             </w:r>
           </w:p>
         </w:tc>
@@ -91,7 +91,7 @@
                 <w:rFonts w:ascii="TimeNewRoman" w:hAnsi="TimeNewRoman"/>
                 <w:sz w:val="30"/>
               </w:rPr>
-              <w:t>727÷3=242, 1</w:t>
+              <w:t>896÷5=179, 1</w:t>
             </w:r>
           </w:p>
         </w:tc>
@@ -108,7 +108,7 @@
                 <w:rFonts w:ascii="TimeNewRoman" w:hAnsi="TimeNewRoman"/>
                 <w:sz w:val="30"/>
               </w:rPr>
-              <w:t>511÷6=85, 1</w:t>
+              <w:t>238÷8=29, 6</w:t>
             </w:r>
           </w:p>
         </w:tc>
@@ -223,7 +223,7 @@
                 <w:rFonts w:ascii="TimeNewRoman" w:hAnsi="TimeNewRoman"/>
                 <w:sz w:val="30"/>
               </w:rPr>
-              <w:t>909÷9=101, 0</w:t>
+              <w:t>312÷8=39, 0</w:t>
             </w:r>
           </w:p>
         </w:tc>
@@ -240,7 +240,7 @@
                 <w:rFonts w:ascii="TimeNewRoman" w:hAnsi="TimeNewRoman"/>
                 <w:sz w:val="30"/>
               </w:rPr>
-              <w:t>472÷4=118, 0</w:t>
+              <w:t>588÷3=196, 0</w:t>
             </w:r>
           </w:p>
         </w:tc>
@@ -257,7 +257,7 @@
                 <w:rFonts w:ascii="TimeNewRoman" w:hAnsi="TimeNewRoman"/>
                 <w:sz w:val="30"/>
               </w:rPr>
-              <w:t>820÷2=410, 0</w:t>
+              <w:t>250÷2=125, 0</w:t>
             </w:r>
           </w:p>
         </w:tc>
@@ -274,7 +274,7 @@
                 <w:rFonts w:ascii="TimeNewRoman" w:hAnsi="TimeNewRoman"/>
                 <w:sz w:val="30"/>
               </w:rPr>
-              <w:t>728÷4=182, 0</w:t>
+              <w:t>139÷6=23, 1</w:t>
             </w:r>
           </w:p>
         </w:tc>
@@ -291,7 +291,7 @@
                 <w:rFonts w:ascii="TimeNewRoman" w:hAnsi="TimeNewRoman"/>
                 <w:sz w:val="30"/>
               </w:rPr>
-              <w:t>447÷2=223, 1</w:t>
+              <w:t>951÷8=118, 7</w:t>
             </w:r>
           </w:p>
         </w:tc>
@@ -406,7 +406,7 @@
                 <w:rFonts w:ascii="TimeNewRoman" w:hAnsi="TimeNewRoman"/>
                 <w:sz w:val="30"/>
               </w:rPr>
-              <w:t>248÷2=124, 0</w:t>
+              <w:t>729÷8=91, 1</w:t>
             </w:r>
           </w:p>
         </w:tc>
@@ -423,7 +423,7 @@
                 <w:rFonts w:ascii="TimeNewRoman" w:hAnsi="TimeNewRoman"/>
                 <w:sz w:val="30"/>
               </w:rPr>
-              <w:t>884÷6=147, 2</w:t>
+              <w:t>614÷4=153, 2</w:t>
             </w:r>
           </w:p>
         </w:tc>
@@ -440,7 +440,7 @@
                 <w:rFonts w:ascii="TimeNewRoman" w:hAnsi="TimeNewRoman"/>
                 <w:sz w:val="30"/>
               </w:rPr>
-              <w:t>774÷3=258, 0</w:t>
+              <w:t>494÷2=247, 0</w:t>
             </w:r>
           </w:p>
         </w:tc>
@@ -457,7 +457,7 @@
                 <w:rFonts w:ascii="TimeNewRoman" w:hAnsi="TimeNewRoman"/>
                 <w:sz w:val="30"/>
               </w:rPr>
-              <w:t>183÷4=45, 3</w:t>
+              <w:t>112÷5=22, 2</w:t>
             </w:r>
           </w:p>
         </w:tc>
@@ -474,7 +474,7 @@
                 <w:rFonts w:ascii="TimeNewRoman" w:hAnsi="TimeNewRoman"/>
                 <w:sz w:val="30"/>
               </w:rPr>
-              <w:t>752÷7=107, 3</w:t>
+              <w:t>510÷3=170, 0</w:t>
             </w:r>
           </w:p>
         </w:tc>
@@ -589,7 +589,7 @@
                 <w:rFonts w:ascii="TimeNewRoman" w:hAnsi="TimeNewRoman"/>
                 <w:sz w:val="30"/>
               </w:rPr>
-              <w:t>377÷2=188, 1</w:t>
+              <w:t>394÷8=49, 2</w:t>
             </w:r>
           </w:p>
         </w:tc>
@@ -606,7 +606,7 @@
                 <w:rFonts w:ascii="TimeNewRoman" w:hAnsi="TimeNewRoman"/>
                 <w:sz w:val="30"/>
               </w:rPr>
-              <w:t>650÷4=162, 2</w:t>
+              <w:t>421÷8=52, 5</w:t>
             </w:r>
           </w:p>
         </w:tc>
@@ -623,7 +623,7 @@
                 <w:rFonts w:ascii="TimeNewRoman" w:hAnsi="TimeNewRoman"/>
                 <w:sz w:val="30"/>
               </w:rPr>
-              <w:t>148÷8=18, 4</w:t>
+              <w:t>723÷6=120, 3</w:t>
             </w:r>
           </w:p>
         </w:tc>
@@ -640,7 +640,7 @@
                 <w:rFonts w:ascii="TimeNewRoman" w:hAnsi="TimeNewRoman"/>
                 <w:sz w:val="30"/>
               </w:rPr>
-              <w:t>191÷4=47, 3</w:t>
+              <w:t>774÷2=387, 0</w:t>
             </w:r>
           </w:p>
         </w:tc>
@@ -657,7 +657,7 @@
                 <w:rFonts w:ascii="TimeNewRoman" w:hAnsi="TimeNewRoman"/>
                 <w:sz w:val="30"/>
               </w:rPr>
-              <w:t>571÷5=114, 1</w:t>
+              <w:t>665÷7=95, 0</w:t>
             </w:r>
           </w:p>
         </w:tc>
@@ -772,7 +772,7 @@
                 <w:rFonts w:ascii="TimeNewRoman" w:hAnsi="TimeNewRoman"/>
                 <w:sz w:val="30"/>
               </w:rPr>
-              <w:t>979÷4=244, 3</w:t>
+              <w:t>459÷3=153, 0</w:t>
             </w:r>
           </w:p>
         </w:tc>
@@ -789,7 +789,7 @@
                 <w:rFonts w:ascii="TimeNewRoman" w:hAnsi="TimeNewRoman"/>
                 <w:sz w:val="30"/>
               </w:rPr>
-              <w:t>607÷7=86, 5</w:t>
+              <w:t>506÷2=253, 0</w:t>
             </w:r>
           </w:p>
         </w:tc>
@@ -806,7 +806,7 @@
                 <w:rFonts w:ascii="TimeNewRoman" w:hAnsi="TimeNewRoman"/>
                 <w:sz w:val="30"/>
               </w:rPr>
-              <w:t>702÷2=351, 0</w:t>
+              <w:t>756÷7=108, 0</w:t>
             </w:r>
           </w:p>
         </w:tc>
@@ -823,7 +823,7 @@
                 <w:rFonts w:ascii="TimeNewRoman" w:hAnsi="TimeNewRoman"/>
                 <w:sz w:val="30"/>
               </w:rPr>
-              <w:t>651÷3=217, 0</w:t>
+              <w:t>477÷7=68, 1</w:t>
             </w:r>
           </w:p>
         </w:tc>
@@ -840,7 +840,7 @@
                 <w:rFonts w:ascii="TimeNewRoman" w:hAnsi="TimeNewRoman"/>
                 <w:sz w:val="30"/>
               </w:rPr>
-              <w:t>105÷6=17, 3</w:t>
+              <w:t>578÷2=289, 0</w:t>
             </w:r>
           </w:p>
         </w:tc>

--- a/answers-of-three-digit_number_divided_by_one-digit_number.docx
+++ b/answers-of-three-digit_number_divided_by_one-digit_number.docx
@@ -11,7 +11,7 @@
           <w:rFonts w:ascii="Arial" w:hAnsi="Arial"/>
           <w:sz w:val="30"/>
         </w:rPr>
-        <w:t>2026-10-29 Thursday</w:t>
+        <w:t>2026-10-30 Friday</w:t>
       </w:r>
     </w:p>
     <w:tbl>
@@ -40,7 +40,7 @@
                 <w:rFonts w:ascii="TimeNewRoman" w:hAnsi="TimeNewRoman"/>
                 <w:sz w:val="30"/>
               </w:rPr>
-              <w:t>842÷9=93, 5</w:t>
+              <w:t>804÷8=100, 4</w:t>
             </w:r>
           </w:p>
         </w:tc>
@@ -57,7 +57,7 @@
                 <w:rFonts w:ascii="TimeNewRoman" w:hAnsi="TimeNewRoman"/>
                 <w:sz w:val="30"/>
               </w:rPr>
-              <w:t>649÷5=129, 4</w:t>
+              <w:t>153÷5=30, 3</w:t>
             </w:r>
           </w:p>
         </w:tc>
@@ -74,7 +74,7 @@
                 <w:rFonts w:ascii="TimeNewRoman" w:hAnsi="TimeNewRoman"/>
                 <w:sz w:val="30"/>
               </w:rPr>
-              <w:t>829÷6=138, 1</w:t>
+              <w:t>151÷3=50, 1</w:t>
             </w:r>
           </w:p>
         </w:tc>
@@ -91,7 +91,7 @@
                 <w:rFonts w:ascii="TimeNewRoman" w:hAnsi="TimeNewRoman"/>
                 <w:sz w:val="30"/>
               </w:rPr>
-              <w:t>896÷5=179, 1</w:t>
+              <w:t>924÷8=115, 4</w:t>
             </w:r>
           </w:p>
         </w:tc>
@@ -108,7 +108,7 @@
                 <w:rFonts w:ascii="TimeNewRoman" w:hAnsi="TimeNewRoman"/>
                 <w:sz w:val="30"/>
               </w:rPr>
-              <w:t>238÷8=29, 6</w:t>
+              <w:t>294÷4=73, 2</w:t>
             </w:r>
           </w:p>
         </w:tc>
@@ -223,7 +223,7 @@
                 <w:rFonts w:ascii="TimeNewRoman" w:hAnsi="TimeNewRoman"/>
                 <w:sz w:val="30"/>
               </w:rPr>
-              <w:t>312÷8=39, 0</w:t>
+              <w:t>311÷9=34, 5</w:t>
             </w:r>
           </w:p>
         </w:tc>
@@ -240,7 +240,7 @@
                 <w:rFonts w:ascii="TimeNewRoman" w:hAnsi="TimeNewRoman"/>
                 <w:sz w:val="30"/>
               </w:rPr>
-              <w:t>588÷3=196, 0</w:t>
+              <w:t>757÷9=84, 1</w:t>
             </w:r>
           </w:p>
         </w:tc>
@@ -257,7 +257,7 @@
                 <w:rFonts w:ascii="TimeNewRoman" w:hAnsi="TimeNewRoman"/>
                 <w:sz w:val="30"/>
               </w:rPr>
-              <w:t>250÷2=125, 0</w:t>
+              <w:t>570÷9=63, 3</w:t>
             </w:r>
           </w:p>
         </w:tc>
@@ -274,7 +274,7 @@
                 <w:rFonts w:ascii="TimeNewRoman" w:hAnsi="TimeNewRoman"/>
                 <w:sz w:val="30"/>
               </w:rPr>
-              <w:t>139÷6=23, 1</w:t>
+              <w:t>781÷7=111, 4</w:t>
             </w:r>
           </w:p>
         </w:tc>
@@ -291,7 +291,7 @@
                 <w:rFonts w:ascii="TimeNewRoman" w:hAnsi="TimeNewRoman"/>
                 <w:sz w:val="30"/>
               </w:rPr>
-              <w:t>951÷8=118, 7</w:t>
+              <w:t>708÷8=88, 4</w:t>
             </w:r>
           </w:p>
         </w:tc>
@@ -406,7 +406,7 @@
                 <w:rFonts w:ascii="TimeNewRoman" w:hAnsi="TimeNewRoman"/>
                 <w:sz w:val="30"/>
               </w:rPr>
-              <w:t>729÷8=91, 1</w:t>
+              <w:t>285÷2=142, 1</w:t>
             </w:r>
           </w:p>
         </w:tc>
@@ -423,7 +423,7 @@
                 <w:rFonts w:ascii="TimeNewRoman" w:hAnsi="TimeNewRoman"/>
                 <w:sz w:val="30"/>
               </w:rPr>
-              <w:t>614÷4=153, 2</w:t>
+              <w:t>793÷6=132, 1</w:t>
             </w:r>
           </w:p>
         </w:tc>
@@ -440,7 +440,7 @@
                 <w:rFonts w:ascii="TimeNewRoman" w:hAnsi="TimeNewRoman"/>
                 <w:sz w:val="30"/>
               </w:rPr>
-              <w:t>494÷2=247, 0</w:t>
+              <w:t>667÷9=74, 1</w:t>
             </w:r>
           </w:p>
         </w:tc>
@@ -457,7 +457,7 @@
                 <w:rFonts w:ascii="TimeNewRoman" w:hAnsi="TimeNewRoman"/>
                 <w:sz w:val="30"/>
               </w:rPr>
-              <w:t>112÷5=22, 2</w:t>
+              <w:t>455÷6=75, 5</w:t>
             </w:r>
           </w:p>
         </w:tc>
@@ -474,7 +474,7 @@
                 <w:rFonts w:ascii="TimeNewRoman" w:hAnsi="TimeNewRoman"/>
                 <w:sz w:val="30"/>
               </w:rPr>
-              <w:t>510÷3=170, 0</w:t>
+              <w:t>882÷7=126, 0</w:t>
             </w:r>
           </w:p>
         </w:tc>
@@ -589,7 +589,7 @@
                 <w:rFonts w:ascii="TimeNewRoman" w:hAnsi="TimeNewRoman"/>
                 <w:sz w:val="30"/>
               </w:rPr>
-              <w:t>394÷8=49, 2</w:t>
+              <w:t>205÷9=22, 7</w:t>
             </w:r>
           </w:p>
         </w:tc>
@@ -606,7 +606,7 @@
                 <w:rFonts w:ascii="TimeNewRoman" w:hAnsi="TimeNewRoman"/>
                 <w:sz w:val="30"/>
               </w:rPr>
-              <w:t>421÷8=52, 5</w:t>
+              <w:t>661÷8=82, 5</w:t>
             </w:r>
           </w:p>
         </w:tc>
@@ -623,7 +623,7 @@
                 <w:rFonts w:ascii="TimeNewRoman" w:hAnsi="TimeNewRoman"/>
                 <w:sz w:val="30"/>
               </w:rPr>
-              <w:t>723÷6=120, 3</w:t>
+              <w:t>909÷9=101, 0</w:t>
             </w:r>
           </w:p>
         </w:tc>
@@ -640,7 +640,7 @@
                 <w:rFonts w:ascii="TimeNewRoman" w:hAnsi="TimeNewRoman"/>
                 <w:sz w:val="30"/>
               </w:rPr>
-              <w:t>774÷2=387, 0</w:t>
+              <w:t>946÷6=157, 4</w:t>
             </w:r>
           </w:p>
         </w:tc>
@@ -657,7 +657,7 @@
                 <w:rFonts w:ascii="TimeNewRoman" w:hAnsi="TimeNewRoman"/>
                 <w:sz w:val="30"/>
               </w:rPr>
-              <w:t>665÷7=95, 0</w:t>
+              <w:t>496÷3=165, 1</w:t>
             </w:r>
           </w:p>
         </w:tc>
@@ -772,7 +772,7 @@
                 <w:rFonts w:ascii="TimeNewRoman" w:hAnsi="TimeNewRoman"/>
                 <w:sz w:val="30"/>
               </w:rPr>
-              <w:t>459÷3=153, 0</w:t>
+              <w:t>927÷2=463, 1</w:t>
             </w:r>
           </w:p>
         </w:tc>
@@ -789,7 +789,7 @@
                 <w:rFonts w:ascii="TimeNewRoman" w:hAnsi="TimeNewRoman"/>
                 <w:sz w:val="30"/>
               </w:rPr>
-              <w:t>506÷2=253, 0</w:t>
+              <w:t>113÷5=22, 3</w:t>
             </w:r>
           </w:p>
         </w:tc>
@@ -806,7 +806,7 @@
                 <w:rFonts w:ascii="TimeNewRoman" w:hAnsi="TimeNewRoman"/>
                 <w:sz w:val="30"/>
               </w:rPr>
-              <w:t>756÷7=108, 0</w:t>
+              <w:t>149÷4=37, 1</w:t>
             </w:r>
           </w:p>
         </w:tc>
@@ -823,7 +823,7 @@
                 <w:rFonts w:ascii="TimeNewRoman" w:hAnsi="TimeNewRoman"/>
                 <w:sz w:val="30"/>
               </w:rPr>
-              <w:t>477÷7=68, 1</w:t>
+              <w:t>838÷9=93, 1</w:t>
             </w:r>
           </w:p>
         </w:tc>
@@ -840,7 +840,7 @@
                 <w:rFonts w:ascii="TimeNewRoman" w:hAnsi="TimeNewRoman"/>
                 <w:sz w:val="30"/>
               </w:rPr>
-              <w:t>578÷2=289, 0</w:t>
+              <w:t>254÷3=84, 2</w:t>
             </w:r>
           </w:p>
         </w:tc>

--- a/answers-of-three-digit_number_divided_by_one-digit_number.docx
+++ b/answers-of-three-digit_number_divided_by_one-digit_number.docx
@@ -40,7 +40,7 @@
                 <w:rFonts w:ascii="TimeNewRoman" w:hAnsi="TimeNewRoman"/>
                 <w:sz w:val="30"/>
               </w:rPr>
-              <w:t>804÷8=100, 4</w:t>
+              <w:t>282÷5=56, 2</w:t>
             </w:r>
           </w:p>
         </w:tc>
@@ -57,7 +57,7 @@
                 <w:rFonts w:ascii="TimeNewRoman" w:hAnsi="TimeNewRoman"/>
                 <w:sz w:val="30"/>
               </w:rPr>
-              <w:t>153÷5=30, 3</w:t>
+              <w:t>225÷7=32, 1</w:t>
             </w:r>
           </w:p>
         </w:tc>
@@ -74,7 +74,7 @@
                 <w:rFonts w:ascii="TimeNewRoman" w:hAnsi="TimeNewRoman"/>
                 <w:sz w:val="30"/>
               </w:rPr>
-              <w:t>151÷3=50, 1</w:t>
+              <w:t>986÷5=197, 1</w:t>
             </w:r>
           </w:p>
         </w:tc>
@@ -91,7 +91,7 @@
                 <w:rFonts w:ascii="TimeNewRoman" w:hAnsi="TimeNewRoman"/>
                 <w:sz w:val="30"/>
               </w:rPr>
-              <w:t>924÷8=115, 4</w:t>
+              <w:t>981÷6=163, 3</w:t>
             </w:r>
           </w:p>
         </w:tc>
@@ -108,7 +108,7 @@
                 <w:rFonts w:ascii="TimeNewRoman" w:hAnsi="TimeNewRoman"/>
                 <w:sz w:val="30"/>
               </w:rPr>
-              <w:t>294÷4=73, 2</w:t>
+              <w:t>564÷7=80, 4</w:t>
             </w:r>
           </w:p>
         </w:tc>
@@ -223,7 +223,7 @@
                 <w:rFonts w:ascii="TimeNewRoman" w:hAnsi="TimeNewRoman"/>
                 <w:sz w:val="30"/>
               </w:rPr>
-              <w:t>311÷9=34, 5</w:t>
+              <w:t>874÷7=124, 6</w:t>
             </w:r>
           </w:p>
         </w:tc>
@@ -240,7 +240,7 @@
                 <w:rFonts w:ascii="TimeNewRoman" w:hAnsi="TimeNewRoman"/>
                 <w:sz w:val="30"/>
               </w:rPr>
-              <w:t>757÷9=84, 1</w:t>
+              <w:t>522÷9=58, 0</w:t>
             </w:r>
           </w:p>
         </w:tc>
@@ -257,7 +257,7 @@
                 <w:rFonts w:ascii="TimeNewRoman" w:hAnsi="TimeNewRoman"/>
                 <w:sz w:val="30"/>
               </w:rPr>
-              <w:t>570÷9=63, 3</w:t>
+              <w:t>839÷5=167, 4</w:t>
             </w:r>
           </w:p>
         </w:tc>
@@ -274,7 +274,7 @@
                 <w:rFonts w:ascii="TimeNewRoman" w:hAnsi="TimeNewRoman"/>
                 <w:sz w:val="30"/>
               </w:rPr>
-              <w:t>781÷7=111, 4</w:t>
+              <w:t>922÷2=461, 0</w:t>
             </w:r>
           </w:p>
         </w:tc>
@@ -291,7 +291,7 @@
                 <w:rFonts w:ascii="TimeNewRoman" w:hAnsi="TimeNewRoman"/>
                 <w:sz w:val="30"/>
               </w:rPr>
-              <w:t>708÷8=88, 4</w:t>
+              <w:t>844÷7=120, 4</w:t>
             </w:r>
           </w:p>
         </w:tc>
@@ -406,7 +406,7 @@
                 <w:rFonts w:ascii="TimeNewRoman" w:hAnsi="TimeNewRoman"/>
                 <w:sz w:val="30"/>
               </w:rPr>
-              <w:t>285÷2=142, 1</w:t>
+              <w:t>466÷5=93, 1</w:t>
             </w:r>
           </w:p>
         </w:tc>
@@ -423,7 +423,7 @@
                 <w:rFonts w:ascii="TimeNewRoman" w:hAnsi="TimeNewRoman"/>
                 <w:sz w:val="30"/>
               </w:rPr>
-              <w:t>793÷6=132, 1</w:t>
+              <w:t>709÷4=177, 1</w:t>
             </w:r>
           </w:p>
         </w:tc>
@@ -440,7 +440,7 @@
                 <w:rFonts w:ascii="TimeNewRoman" w:hAnsi="TimeNewRoman"/>
                 <w:sz w:val="30"/>
               </w:rPr>
-              <w:t>667÷9=74, 1</w:t>
+              <w:t>388÷2=194, 0</w:t>
             </w:r>
           </w:p>
         </w:tc>
@@ -457,7 +457,7 @@
                 <w:rFonts w:ascii="TimeNewRoman" w:hAnsi="TimeNewRoman"/>
                 <w:sz w:val="30"/>
               </w:rPr>
-              <w:t>455÷6=75, 5</w:t>
+              <w:t>234÷9=26, 0</w:t>
             </w:r>
           </w:p>
         </w:tc>
@@ -474,7 +474,7 @@
                 <w:rFonts w:ascii="TimeNewRoman" w:hAnsi="TimeNewRoman"/>
                 <w:sz w:val="30"/>
               </w:rPr>
-              <w:t>882÷7=126, 0</w:t>
+              <w:t>388÷2=194, 0</w:t>
             </w:r>
           </w:p>
         </w:tc>
@@ -589,7 +589,7 @@
                 <w:rFonts w:ascii="TimeNewRoman" w:hAnsi="TimeNewRoman"/>
                 <w:sz w:val="30"/>
               </w:rPr>
-              <w:t>205÷9=22, 7</w:t>
+              <w:t>241÷8=30, 1</w:t>
             </w:r>
           </w:p>
         </w:tc>
@@ -606,7 +606,7 @@
                 <w:rFonts w:ascii="TimeNewRoman" w:hAnsi="TimeNewRoman"/>
                 <w:sz w:val="30"/>
               </w:rPr>
-              <w:t>661÷8=82, 5</w:t>
+              <w:t>699÷7=99, 6</w:t>
             </w:r>
           </w:p>
         </w:tc>
@@ -623,7 +623,7 @@
                 <w:rFonts w:ascii="TimeNewRoman" w:hAnsi="TimeNewRoman"/>
                 <w:sz w:val="30"/>
               </w:rPr>
-              <w:t>909÷9=101, 0</w:t>
+              <w:t>942÷6=157, 0</w:t>
             </w:r>
           </w:p>
         </w:tc>
@@ -640,7 +640,7 @@
                 <w:rFonts w:ascii="TimeNewRoman" w:hAnsi="TimeNewRoman"/>
                 <w:sz w:val="30"/>
               </w:rPr>
-              <w:t>946÷6=157, 4</w:t>
+              <w:t>227÷3=75, 2</w:t>
             </w:r>
           </w:p>
         </w:tc>
@@ -657,7 +657,7 @@
                 <w:rFonts w:ascii="TimeNewRoman" w:hAnsi="TimeNewRoman"/>
                 <w:sz w:val="30"/>
               </w:rPr>
-              <w:t>496÷3=165, 1</w:t>
+              <w:t>892÷3=297, 1</w:t>
             </w:r>
           </w:p>
         </w:tc>
@@ -772,7 +772,7 @@
                 <w:rFonts w:ascii="TimeNewRoman" w:hAnsi="TimeNewRoman"/>
                 <w:sz w:val="30"/>
               </w:rPr>
-              <w:t>927÷2=463, 1</w:t>
+              <w:t>458÷4=114, 2</w:t>
             </w:r>
           </w:p>
         </w:tc>
@@ -789,7 +789,7 @@
                 <w:rFonts w:ascii="TimeNewRoman" w:hAnsi="TimeNewRoman"/>
                 <w:sz w:val="30"/>
               </w:rPr>
-              <w:t>113÷5=22, 3</w:t>
+              <w:t>909÷2=454, 1</w:t>
             </w:r>
           </w:p>
         </w:tc>
@@ -806,7 +806,7 @@
                 <w:rFonts w:ascii="TimeNewRoman" w:hAnsi="TimeNewRoman"/>
                 <w:sz w:val="30"/>
               </w:rPr>
-              <w:t>149÷4=37, 1</w:t>
+              <w:t>531÷9=59, 0</w:t>
             </w:r>
           </w:p>
         </w:tc>
@@ -823,7 +823,7 @@
                 <w:rFonts w:ascii="TimeNewRoman" w:hAnsi="TimeNewRoman"/>
                 <w:sz w:val="30"/>
               </w:rPr>
-              <w:t>838÷9=93, 1</w:t>
+              <w:t>336÷7=48, 0</w:t>
             </w:r>
           </w:p>
         </w:tc>
@@ -840,7 +840,7 @@
                 <w:rFonts w:ascii="TimeNewRoman" w:hAnsi="TimeNewRoman"/>
                 <w:sz w:val="30"/>
               </w:rPr>
-              <w:t>254÷3=84, 2</w:t>
+              <w:t>784÷5=156, 4</w:t>
             </w:r>
           </w:p>
         </w:tc>

--- a/answers-of-three-digit_number_divided_by_one-digit_number.docx
+++ b/answers-of-three-digit_number_divided_by_one-digit_number.docx
@@ -11,7 +11,7 @@
           <w:rFonts w:ascii="Arial" w:hAnsi="Arial"/>
           <w:sz w:val="30"/>
         </w:rPr>
-        <w:t>2026-10-30 Friday</w:t>
+        <w:t>2026-10-31 Saturday</w:t>
       </w:r>
     </w:p>
     <w:tbl>
@@ -40,7 +40,7 @@
                 <w:rFonts w:ascii="TimeNewRoman" w:hAnsi="TimeNewRoman"/>
                 <w:sz w:val="30"/>
               </w:rPr>
-              <w:t>282÷5=56, 2</w:t>
+              <w:t>982÷8=122, 6</w:t>
             </w:r>
           </w:p>
         </w:tc>
@@ -57,7 +57,7 @@
                 <w:rFonts w:ascii="TimeNewRoman" w:hAnsi="TimeNewRoman"/>
                 <w:sz w:val="30"/>
               </w:rPr>
-              <w:t>225÷7=32, 1</w:t>
+              <w:t>713÷2=356, 1</w:t>
             </w:r>
           </w:p>
         </w:tc>
@@ -74,7 +74,7 @@
                 <w:rFonts w:ascii="TimeNewRoman" w:hAnsi="TimeNewRoman"/>
                 <w:sz w:val="30"/>
               </w:rPr>
-              <w:t>986÷5=197, 1</w:t>
+              <w:t>380÷9=42, 2</w:t>
             </w:r>
           </w:p>
         </w:tc>
@@ -91,7 +91,7 @@
                 <w:rFonts w:ascii="TimeNewRoman" w:hAnsi="TimeNewRoman"/>
                 <w:sz w:val="30"/>
               </w:rPr>
-              <w:t>981÷6=163, 3</w:t>
+              <w:t>531÷8=66, 3</w:t>
             </w:r>
           </w:p>
         </w:tc>
@@ -108,7 +108,7 @@
                 <w:rFonts w:ascii="TimeNewRoman" w:hAnsi="TimeNewRoman"/>
                 <w:sz w:val="30"/>
               </w:rPr>
-              <w:t>564÷7=80, 4</w:t>
+              <w:t>202÷7=28, 6</w:t>
             </w:r>
           </w:p>
         </w:tc>
@@ -223,7 +223,7 @@
                 <w:rFonts w:ascii="TimeNewRoman" w:hAnsi="TimeNewRoman"/>
                 <w:sz w:val="30"/>
               </w:rPr>
-              <w:t>874÷7=124, 6</w:t>
+              <w:t>139÷4=34, 3</w:t>
             </w:r>
           </w:p>
         </w:tc>
@@ -240,7 +240,7 @@
                 <w:rFonts w:ascii="TimeNewRoman" w:hAnsi="TimeNewRoman"/>
                 <w:sz w:val="30"/>
               </w:rPr>
-              <w:t>522÷9=58, 0</w:t>
+              <w:t>913÷4=228, 1</w:t>
             </w:r>
           </w:p>
         </w:tc>
@@ -257,7 +257,7 @@
                 <w:rFonts w:ascii="TimeNewRoman" w:hAnsi="TimeNewRoman"/>
                 <w:sz w:val="30"/>
               </w:rPr>
-              <w:t>839÷5=167, 4</w:t>
+              <w:t>986÷2=493, 0</w:t>
             </w:r>
           </w:p>
         </w:tc>
@@ -274,7 +274,7 @@
                 <w:rFonts w:ascii="TimeNewRoman" w:hAnsi="TimeNewRoman"/>
                 <w:sz w:val="30"/>
               </w:rPr>
-              <w:t>922÷2=461, 0</w:t>
+              <w:t>440÷3=146, 2</w:t>
             </w:r>
           </w:p>
         </w:tc>
@@ -291,7 +291,7 @@
                 <w:rFonts w:ascii="TimeNewRoman" w:hAnsi="TimeNewRoman"/>
                 <w:sz w:val="30"/>
               </w:rPr>
-              <w:t>844÷7=120, 4</w:t>
+              <w:t>415÷7=59, 2</w:t>
             </w:r>
           </w:p>
         </w:tc>
@@ -406,7 +406,7 @@
                 <w:rFonts w:ascii="TimeNewRoman" w:hAnsi="TimeNewRoman"/>
                 <w:sz w:val="30"/>
               </w:rPr>
-              <w:t>466÷5=93, 1</w:t>
+              <w:t>733÷8=91, 5</w:t>
             </w:r>
           </w:p>
         </w:tc>
@@ -423,7 +423,7 @@
                 <w:rFonts w:ascii="TimeNewRoman" w:hAnsi="TimeNewRoman"/>
                 <w:sz w:val="30"/>
               </w:rPr>
-              <w:t>709÷4=177, 1</w:t>
+              <w:t>532÷4=133, 0</w:t>
             </w:r>
           </w:p>
         </w:tc>
@@ -440,7 +440,7 @@
                 <w:rFonts w:ascii="TimeNewRoman" w:hAnsi="TimeNewRoman"/>
                 <w:sz w:val="30"/>
               </w:rPr>
-              <w:t>388÷2=194, 0</w:t>
+              <w:t>705÷3=235, 0</w:t>
             </w:r>
           </w:p>
         </w:tc>
@@ -457,7 +457,7 @@
                 <w:rFonts w:ascii="TimeNewRoman" w:hAnsi="TimeNewRoman"/>
                 <w:sz w:val="30"/>
               </w:rPr>
-              <w:t>234÷9=26, 0</w:t>
+              <w:t>631÷9=70, 1</w:t>
             </w:r>
           </w:p>
         </w:tc>
@@ -474,7 +474,7 @@
                 <w:rFonts w:ascii="TimeNewRoman" w:hAnsi="TimeNewRoman"/>
                 <w:sz w:val="30"/>
               </w:rPr>
-              <w:t>388÷2=194, 0</w:t>
+              <w:t>583÷2=291, 1</w:t>
             </w:r>
           </w:p>
         </w:tc>
@@ -589,7 +589,7 @@
                 <w:rFonts w:ascii="TimeNewRoman" w:hAnsi="TimeNewRoman"/>
                 <w:sz w:val="30"/>
               </w:rPr>
-              <w:t>241÷8=30, 1</w:t>
+              <w:t>635÷5=127, 0</w:t>
             </w:r>
           </w:p>
         </w:tc>
@@ -606,7 +606,7 @@
                 <w:rFonts w:ascii="TimeNewRoman" w:hAnsi="TimeNewRoman"/>
                 <w:sz w:val="30"/>
               </w:rPr>
-              <w:t>699÷7=99, 6</w:t>
+              <w:t>517÷4=129, 1</w:t>
             </w:r>
           </w:p>
         </w:tc>
@@ -623,7 +623,7 @@
                 <w:rFonts w:ascii="TimeNewRoman" w:hAnsi="TimeNewRoman"/>
                 <w:sz w:val="30"/>
               </w:rPr>
-              <w:t>942÷6=157, 0</w:t>
+              <w:t>154÷7=22, 0</w:t>
             </w:r>
           </w:p>
         </w:tc>
@@ -640,7 +640,7 @@
                 <w:rFonts w:ascii="TimeNewRoman" w:hAnsi="TimeNewRoman"/>
                 <w:sz w:val="30"/>
               </w:rPr>
-              <w:t>227÷3=75, 2</w:t>
+              <w:t>341÷7=48, 5</w:t>
             </w:r>
           </w:p>
         </w:tc>
@@ -657,7 +657,7 @@
                 <w:rFonts w:ascii="TimeNewRoman" w:hAnsi="TimeNewRoman"/>
                 <w:sz w:val="30"/>
               </w:rPr>
-              <w:t>892÷3=297, 1</w:t>
+              <w:t>705÷5=141, 0</w:t>
             </w:r>
           </w:p>
         </w:tc>
@@ -772,7 +772,7 @@
                 <w:rFonts w:ascii="TimeNewRoman" w:hAnsi="TimeNewRoman"/>
                 <w:sz w:val="30"/>
               </w:rPr>
-              <w:t>458÷4=114, 2</w:t>
+              <w:t>224÷5=44, 4</w:t>
             </w:r>
           </w:p>
         </w:tc>
@@ -789,7 +789,7 @@
                 <w:rFonts w:ascii="TimeNewRoman" w:hAnsi="TimeNewRoman"/>
                 <w:sz w:val="30"/>
               </w:rPr>
-              <w:t>909÷2=454, 1</w:t>
+              <w:t>636÷9=70, 6</w:t>
             </w:r>
           </w:p>
         </w:tc>
@@ -806,7 +806,7 @@
                 <w:rFonts w:ascii="TimeNewRoman" w:hAnsi="TimeNewRoman"/>
                 <w:sz w:val="30"/>
               </w:rPr>
-              <w:t>531÷9=59, 0</w:t>
+              <w:t>849÷6=141, 3</w:t>
             </w:r>
           </w:p>
         </w:tc>
@@ -823,7 +823,7 @@
                 <w:rFonts w:ascii="TimeNewRoman" w:hAnsi="TimeNewRoman"/>
                 <w:sz w:val="30"/>
               </w:rPr>
-              <w:t>336÷7=48, 0</w:t>
+              <w:t>207÷6=34, 3</w:t>
             </w:r>
           </w:p>
         </w:tc>
@@ -840,7 +840,7 @@
                 <w:rFonts w:ascii="TimeNewRoman" w:hAnsi="TimeNewRoman"/>
                 <w:sz w:val="30"/>
               </w:rPr>
-              <w:t>784÷5=156, 4</w:t>
+              <w:t>994÷9=110, 4</w:t>
             </w:r>
           </w:p>
         </w:tc>
